--- a/documents/Documentation_MaxxedOut-HU.docx
+++ b/documents/Documentation_MaxxedOut-HU.docx
@@ -104,7 +104,6 @@
           <w:szCs w:val="32"/>
         </w:rPr>
       </w:pPr>
-      <w:proofErr w:type="spellStart"/>
       <w:r>
         <w:rPr>
           <w:rFonts w:eastAsia="Times New Roman" w:cs="Times New Roman"/>
@@ -115,7 +114,6 @@
         </w:rPr>
         <w:t>MaxxedOut</w:t>
       </w:r>
-      <w:proofErr w:type="spellEnd"/>
     </w:p>
     <w:p>
       <w:pPr>
@@ -193,21 +191,12 @@
           <w:szCs w:val="24"/>
         </w:rPr>
       </w:pPr>
-      <w:proofErr w:type="spellStart"/>
-      <w:r>
-        <w:rPr>
-          <w:rFonts w:eastAsia="Times New Roman" w:cs="Times New Roman"/>
-          <w:szCs w:val="24"/>
-        </w:rPr>
-        <w:t>Tekeres</w:t>
-      </w:r>
-      <w:proofErr w:type="spellEnd"/>
-      <w:r>
-        <w:rPr>
-          <w:rFonts w:eastAsia="Times New Roman" w:cs="Times New Roman"/>
-          <w:szCs w:val="24"/>
-        </w:rPr>
-        <w:t xml:space="preserve"> Dénes </w:t>
+      <w:r>
+        <w:rPr>
+          <w:rFonts w:eastAsia="Times New Roman" w:cs="Times New Roman"/>
+          <w:szCs w:val="24"/>
+        </w:rPr>
+        <w:t xml:space="preserve">Tekeres Dénes </w:t>
       </w:r>
       <w:r>
         <w:rPr>
@@ -250,21 +239,12 @@
           <w:szCs w:val="24"/>
         </w:rPr>
       </w:pPr>
-      <w:proofErr w:type="spellStart"/>
-      <w:r>
-        <w:rPr>
-          <w:rFonts w:eastAsia="Times New Roman" w:cs="Times New Roman"/>
-          <w:szCs w:val="24"/>
-        </w:rPr>
-        <w:t>Teveli</w:t>
-      </w:r>
-      <w:proofErr w:type="spellEnd"/>
-      <w:r>
-        <w:rPr>
-          <w:rFonts w:eastAsia="Times New Roman" w:cs="Times New Roman"/>
-          <w:szCs w:val="24"/>
-        </w:rPr>
-        <w:t xml:space="preserve"> András </w:t>
+      <w:r>
+        <w:rPr>
+          <w:rFonts w:eastAsia="Times New Roman" w:cs="Times New Roman"/>
+          <w:szCs w:val="24"/>
+        </w:rPr>
+        <w:t xml:space="preserve">Teveli András </w:t>
       </w:r>
       <w:r>
         <w:rPr>
@@ -2337,23 +2317,7 @@
           <w:rFonts w:eastAsia="Times New Roman" w:cs="Times New Roman"/>
           <w:szCs w:val="24"/>
         </w:rPr>
-        <w:t xml:space="preserve">Felhasználók motivációja </w:t>
-      </w:r>
-      <w:proofErr w:type="spellStart"/>
-      <w:r>
-        <w:rPr>
-          <w:rFonts w:eastAsia="Times New Roman" w:cs="Times New Roman"/>
-          <w:szCs w:val="24"/>
-        </w:rPr>
-        <w:t>játékosítás</w:t>
-      </w:r>
-      <w:proofErr w:type="spellEnd"/>
-      <w:r>
-        <w:rPr>
-          <w:rFonts w:eastAsia="Times New Roman" w:cs="Times New Roman"/>
-          <w:szCs w:val="24"/>
-        </w:rPr>
-        <w:t xml:space="preserve"> révén (pl. edzés sorozatok, legjobb gyakorlatok).</w:t>
+        <w:t>Felhasználók motivációja játékosítás révén (pl. edzés sorozatok, legjobb gyakorlatok).</w:t>
       </w:r>
     </w:p>
     <w:p>
@@ -2424,23 +2388,7 @@
           <w:rFonts w:eastAsia="Times New Roman" w:cs="Times New Roman"/>
           <w:szCs w:val="24"/>
         </w:rPr>
-        <w:t xml:space="preserve">A backend egy Node.js alapú API, amely kezeli a logikát, az adatfeldolgozást és az adatbázis-műveleteket. Az adatok tárolása </w:t>
-      </w:r>
-      <w:proofErr w:type="spellStart"/>
-      <w:r>
-        <w:rPr>
-          <w:rFonts w:eastAsia="Times New Roman" w:cs="Times New Roman"/>
-          <w:szCs w:val="24"/>
-        </w:rPr>
-        <w:t>SQLite</w:t>
-      </w:r>
-      <w:proofErr w:type="spellEnd"/>
-      <w:r>
-        <w:rPr>
-          <w:rFonts w:eastAsia="Times New Roman" w:cs="Times New Roman"/>
-          <w:szCs w:val="24"/>
-        </w:rPr>
-        <w:t xml:space="preserve"> adatbázisban történik.</w:t>
+        <w:t>A backend egy Node.js alapú API, amely kezeli a logikát, az adatfeldolgozást és az adatbázis-műveleteket. Az adatok tárolása SQLite adatbázisban történik.</w:t>
       </w:r>
     </w:p>
     <w:p>
@@ -2499,23 +2447,7 @@
           <w:rFonts w:eastAsia="Times New Roman" w:cs="Times New Roman"/>
           <w:szCs w:val="24"/>
         </w:rPr>
-        <w:t xml:space="preserve">egy mobilalkalmazással (React </w:t>
-      </w:r>
-      <w:proofErr w:type="spellStart"/>
-      <w:r>
-        <w:rPr>
-          <w:rFonts w:eastAsia="Times New Roman" w:cs="Times New Roman"/>
-          <w:szCs w:val="24"/>
-        </w:rPr>
-        <w:t>Native</w:t>
-      </w:r>
-      <w:proofErr w:type="spellEnd"/>
-      <w:r>
-        <w:rPr>
-          <w:rFonts w:eastAsia="Times New Roman" w:cs="Times New Roman"/>
-          <w:szCs w:val="24"/>
-        </w:rPr>
-        <w:t xml:space="preserve"> + Expo),</w:t>
+        <w:t>egy mobilalkalmazással (React Native + Expo),</w:t>
       </w:r>
     </w:p>
     <w:p>
@@ -2571,27 +2503,7 @@
           <w:bCs/>
           <w:szCs w:val="24"/>
         </w:rPr>
-        <w:t xml:space="preserve">A technológiai </w:t>
-      </w:r>
-      <w:proofErr w:type="spellStart"/>
-      <w:r>
-        <w:rPr>
-          <w:rFonts w:eastAsia="Times New Roman" w:cs="Times New Roman"/>
-          <w:b/>
-          <w:bCs/>
-          <w:szCs w:val="24"/>
-        </w:rPr>
-        <w:t>stack</w:t>
-      </w:r>
-      <w:proofErr w:type="spellEnd"/>
-      <w:r>
-        <w:rPr>
-          <w:rFonts w:eastAsia="Times New Roman" w:cs="Times New Roman"/>
-          <w:b/>
-          <w:bCs/>
-          <w:szCs w:val="24"/>
-        </w:rPr>
-        <w:t xml:space="preserve"> főbb elemei:</w:t>
+        <w:t>A technológiai stack főbb elemei:</w:t>
       </w:r>
     </w:p>
     <w:p>
@@ -2630,23 +2542,7 @@
           <w:rFonts w:eastAsia="Times New Roman" w:cs="Times New Roman"/>
           <w:szCs w:val="24"/>
         </w:rPr>
-        <w:t xml:space="preserve">Mobil: React </w:t>
-      </w:r>
-      <w:proofErr w:type="spellStart"/>
-      <w:r>
-        <w:rPr>
-          <w:rFonts w:eastAsia="Times New Roman" w:cs="Times New Roman"/>
-          <w:szCs w:val="24"/>
-        </w:rPr>
-        <w:t>Native</w:t>
-      </w:r>
-      <w:proofErr w:type="spellEnd"/>
-      <w:r>
-        <w:rPr>
-          <w:rFonts w:eastAsia="Times New Roman" w:cs="Times New Roman"/>
-          <w:szCs w:val="24"/>
-        </w:rPr>
-        <w:t>, Expo</w:t>
+        <w:t>Mobil: React Native, Expo</w:t>
       </w:r>
     </w:p>
     <w:p>
@@ -2703,21 +2599,12 @@
           <w:rFonts w:eastAsia="Times New Roman" w:cs="Times New Roman"/>
           <w:szCs w:val="24"/>
         </w:rPr>
-        <w:t xml:space="preserve">Adatbázis: </w:t>
-      </w:r>
-      <w:proofErr w:type="spellStart"/>
-      <w:r>
-        <w:rPr>
-          <w:rFonts w:eastAsia="Times New Roman" w:cs="Times New Roman"/>
-          <w:szCs w:val="24"/>
-        </w:rPr>
-        <w:t>SQLite</w:t>
+        <w:t>Adatbázis: SQLite</w:t>
       </w:r>
       <w:bookmarkStart w:id="9" w:name="_7ogmxvvokv72" w:colFirst="0" w:colLast="0"/>
       <w:bookmarkStart w:id="10" w:name="_d7i5pfos7oec" w:colFirst="0" w:colLast="0"/>
       <w:bookmarkEnd w:id="9"/>
       <w:bookmarkEnd w:id="10"/>
-      <w:proofErr w:type="spellEnd"/>
     </w:p>
     <w:p>
       <w:pPr>
@@ -2815,7 +2702,6 @@
         </w:rPr>
         <w:t xml:space="preserve">A backend beállításához először az </w:t>
       </w:r>
-      <w:proofErr w:type="spellStart"/>
       <w:r>
         <w:rPr>
           <w:rFonts w:eastAsia="Times New Roman" w:cs="Times New Roman"/>
@@ -2824,7 +2710,6 @@
         </w:rPr>
         <w:t>api</w:t>
       </w:r>
-      <w:proofErr w:type="spellEnd"/>
       <w:r>
         <w:rPr>
           <w:rFonts w:eastAsia="Times New Roman" w:cs="Times New Roman"/>
@@ -2838,18 +2723,8 @@
           <w:color w:val="188038"/>
           <w:szCs w:val="24"/>
         </w:rPr>
-        <w:t xml:space="preserve">npm </w:t>
-      </w:r>
-      <w:proofErr w:type="spellStart"/>
-      <w:r>
-        <w:rPr>
-          <w:rFonts w:eastAsia="Times New Roman" w:cs="Times New Roman"/>
-          <w:color w:val="188038"/>
-          <w:szCs w:val="24"/>
-        </w:rPr>
-        <w:t>install</w:t>
-      </w:r>
-      <w:proofErr w:type="spellEnd"/>
+        <w:t>npm install</w:t>
+      </w:r>
       <w:r>
         <w:rPr>
           <w:rFonts w:eastAsia="Times New Roman" w:cs="Times New Roman"/>
@@ -2871,15 +2746,7 @@
           <w:rFonts w:eastAsia="Times New Roman" w:cs="Times New Roman"/>
           <w:szCs w:val="24"/>
         </w:rPr>
-        <w:t xml:space="preserve">Ezt követően létre kell hozni a környezeti változókat </w:t>
-      </w:r>
-      <w:proofErr w:type="gramStart"/>
-      <w:r>
-        <w:rPr>
-          <w:rFonts w:eastAsia="Times New Roman" w:cs="Times New Roman"/>
-          <w:szCs w:val="24"/>
-        </w:rPr>
-        <w:t xml:space="preserve">tartalmazó </w:t>
+        <w:t xml:space="preserve">Ezt követően létre kell hozni a környezeti változókat tartalmazó </w:t>
       </w:r>
       <w:r>
         <w:rPr>
@@ -2889,7 +2756,6 @@
         </w:rPr>
         <w:t>.env</w:t>
       </w:r>
-      <w:proofErr w:type="gramEnd"/>
       <w:r>
         <w:rPr>
           <w:rFonts w:eastAsia="Times New Roman" w:cs="Times New Roman"/>
@@ -2903,18 +2769,8 @@
           <w:color w:val="188038"/>
           <w:szCs w:val="24"/>
         </w:rPr>
-        <w:t>.</w:t>
-      </w:r>
-      <w:proofErr w:type="spellStart"/>
-      <w:r>
-        <w:rPr>
-          <w:rFonts w:eastAsia="Times New Roman" w:cs="Times New Roman"/>
-          <w:color w:val="188038"/>
-          <w:szCs w:val="24"/>
-        </w:rPr>
-        <w:t>env.example</w:t>
-      </w:r>
-      <w:proofErr w:type="spellEnd"/>
+        <w:t>.env.example</w:t>
+      </w:r>
       <w:r>
         <w:rPr>
           <w:rFonts w:eastAsia="Times New Roman" w:cs="Times New Roman"/>
@@ -2950,23 +2806,7 @@
           <w:rFonts w:eastAsia="Times New Roman" w:cs="Times New Roman"/>
           <w:szCs w:val="24"/>
         </w:rPr>
-        <w:t xml:space="preserve">) és az API </w:t>
-      </w:r>
-      <w:proofErr w:type="spellStart"/>
-      <w:r>
-        <w:rPr>
-          <w:rFonts w:eastAsia="Times New Roman" w:cs="Times New Roman"/>
-          <w:szCs w:val="24"/>
-        </w:rPr>
-        <w:t>portját</w:t>
-      </w:r>
-      <w:proofErr w:type="spellEnd"/>
-      <w:r>
-        <w:rPr>
-          <w:rFonts w:eastAsia="Times New Roman" w:cs="Times New Roman"/>
-          <w:szCs w:val="24"/>
-        </w:rPr>
-        <w:t xml:space="preserve"> (</w:t>
+        <w:t>) és az API portját (</w:t>
       </w:r>
       <w:r>
         <w:rPr>
@@ -3005,36 +2845,8 @@
           <w:color w:val="188038"/>
           <w:szCs w:val="24"/>
         </w:rPr>
-        <w:t xml:space="preserve">npm </w:t>
-      </w:r>
-      <w:proofErr w:type="spellStart"/>
-      <w:r>
-        <w:rPr>
-          <w:rFonts w:eastAsia="Times New Roman" w:cs="Times New Roman"/>
-          <w:color w:val="188038"/>
-          <w:szCs w:val="24"/>
-        </w:rPr>
-        <w:t>run</w:t>
-      </w:r>
-      <w:proofErr w:type="spellEnd"/>
-      <w:r>
-        <w:rPr>
-          <w:rFonts w:eastAsia="Times New Roman" w:cs="Times New Roman"/>
-          <w:color w:val="188038"/>
-          <w:szCs w:val="24"/>
-        </w:rPr>
-        <w:t xml:space="preserve"> </w:t>
-      </w:r>
-      <w:proofErr w:type="spellStart"/>
-      <w:r>
-        <w:rPr>
-          <w:rFonts w:eastAsia="Times New Roman" w:cs="Times New Roman"/>
-          <w:color w:val="188038"/>
-          <w:szCs w:val="24"/>
-        </w:rPr>
-        <w:t>dev</w:t>
-      </w:r>
-      <w:proofErr w:type="spellEnd"/>
+        <w:t>npm run dev</w:t>
+      </w:r>
       <w:r>
         <w:rPr>
           <w:rFonts w:eastAsia="Times New Roman" w:cs="Times New Roman"/>
@@ -3057,7 +2869,6 @@
         </w:rPr>
         <w:t xml:space="preserve">), és létrehozza a </w:t>
       </w:r>
-      <w:proofErr w:type="spellStart"/>
       <w:r>
         <w:rPr>
           <w:rFonts w:eastAsia="Times New Roman" w:cs="Times New Roman"/>
@@ -3066,29 +2877,12 @@
         </w:rPr>
         <w:t>maxxedout.db</w:t>
       </w:r>
-      <w:proofErr w:type="spellEnd"/>
-      <w:r>
-        <w:rPr>
-          <w:rFonts w:eastAsia="Times New Roman" w:cs="Times New Roman"/>
-          <w:szCs w:val="24"/>
-        </w:rPr>
-        <w:t xml:space="preserve"> </w:t>
-      </w:r>
-      <w:proofErr w:type="spellStart"/>
-      <w:r>
-        <w:rPr>
-          <w:rFonts w:eastAsia="Times New Roman" w:cs="Times New Roman"/>
-          <w:szCs w:val="24"/>
-        </w:rPr>
-        <w:t>SQLite</w:t>
-      </w:r>
-      <w:proofErr w:type="spellEnd"/>
-      <w:r>
-        <w:rPr>
-          <w:rFonts w:eastAsia="Times New Roman" w:cs="Times New Roman"/>
-          <w:szCs w:val="24"/>
-        </w:rPr>
-        <w:t xml:space="preserve"> adatbázist.</w:t>
+      <w:r>
+        <w:rPr>
+          <w:rFonts w:eastAsia="Times New Roman" w:cs="Times New Roman"/>
+          <w:szCs w:val="24"/>
+        </w:rPr>
+        <w:t xml:space="preserve"> SQLite adatbázist.</w:t>
       </w:r>
     </w:p>
     <w:p>
@@ -3112,36 +2906,8 @@
           <w:color w:val="188038"/>
           <w:szCs w:val="24"/>
         </w:rPr>
-        <w:t xml:space="preserve">npm </w:t>
-      </w:r>
-      <w:proofErr w:type="spellStart"/>
-      <w:r>
-        <w:rPr>
-          <w:rFonts w:eastAsia="Times New Roman" w:cs="Times New Roman"/>
-          <w:color w:val="188038"/>
-          <w:szCs w:val="24"/>
-        </w:rPr>
-        <w:t>run</w:t>
-      </w:r>
-      <w:proofErr w:type="spellEnd"/>
-      <w:r>
-        <w:rPr>
-          <w:rFonts w:eastAsia="Times New Roman" w:cs="Times New Roman"/>
-          <w:color w:val="188038"/>
-          <w:szCs w:val="24"/>
-        </w:rPr>
-        <w:t xml:space="preserve"> </w:t>
-      </w:r>
-      <w:proofErr w:type="spellStart"/>
-      <w:r>
-        <w:rPr>
-          <w:rFonts w:eastAsia="Times New Roman" w:cs="Times New Roman"/>
-          <w:color w:val="188038"/>
-          <w:szCs w:val="24"/>
-        </w:rPr>
-        <w:t>dev</w:t>
-      </w:r>
-      <w:proofErr w:type="spellEnd"/>
+        <w:t>npm run dev</w:t>
+      </w:r>
       <w:r>
         <w:rPr>
           <w:rFonts w:eastAsia="Times New Roman" w:cs="Times New Roman"/>
@@ -3157,15 +2923,7 @@
       <w:bookmarkStart w:id="15" w:name="_4ywe2b5lsm6y" w:colFirst="0" w:colLast="0"/>
       <w:bookmarkEnd w:id="15"/>
       <w:r>
-        <w:t xml:space="preserve">Mobilalkalmazás (React </w:t>
-      </w:r>
-      <w:proofErr w:type="spellStart"/>
-      <w:r>
-        <w:t>Native</w:t>
-      </w:r>
-      <w:proofErr w:type="spellEnd"/>
-      <w:r>
-        <w:t>)</w:t>
+        <w:t>Mobilalkalmazás (React Native)</w:t>
       </w:r>
     </w:p>
     <w:p>
@@ -3212,15 +2970,7 @@
           <w:rFonts w:eastAsia="Times New Roman" w:cs="Times New Roman"/>
           <w:szCs w:val="24"/>
         </w:rPr>
-        <w:t xml:space="preserve">Ezután létre kell hozni </w:t>
-      </w:r>
-      <w:proofErr w:type="gramStart"/>
-      <w:r>
-        <w:rPr>
-          <w:rFonts w:eastAsia="Times New Roman" w:cs="Times New Roman"/>
-          <w:szCs w:val="24"/>
-        </w:rPr>
-        <w:t xml:space="preserve">a </w:t>
+        <w:t xml:space="preserve">Ezután létre kell hozni a </w:t>
       </w:r>
       <w:r>
         <w:rPr>
@@ -3230,7 +2980,6 @@
         </w:rPr>
         <w:t>.env</w:t>
       </w:r>
-      <w:proofErr w:type="gramEnd"/>
       <w:r>
         <w:rPr>
           <w:rFonts w:eastAsia="Times New Roman" w:cs="Times New Roman"/>
@@ -3290,36 +3039,8 @@
           <w:color w:val="188038"/>
           <w:szCs w:val="24"/>
         </w:rPr>
-        <w:t xml:space="preserve">npm </w:t>
-      </w:r>
-      <w:proofErr w:type="spellStart"/>
-      <w:r>
-        <w:rPr>
-          <w:rFonts w:eastAsia="Times New Roman" w:cs="Times New Roman"/>
-          <w:color w:val="188038"/>
-          <w:szCs w:val="24"/>
-        </w:rPr>
-        <w:t>run</w:t>
-      </w:r>
-      <w:proofErr w:type="spellEnd"/>
-      <w:r>
-        <w:rPr>
-          <w:rFonts w:eastAsia="Times New Roman" w:cs="Times New Roman"/>
-          <w:color w:val="188038"/>
-          <w:szCs w:val="24"/>
-        </w:rPr>
-        <w:t xml:space="preserve"> </w:t>
-      </w:r>
-      <w:proofErr w:type="spellStart"/>
-      <w:r>
-        <w:rPr>
-          <w:rFonts w:eastAsia="Times New Roman" w:cs="Times New Roman"/>
-          <w:color w:val="188038"/>
-          <w:szCs w:val="24"/>
-        </w:rPr>
-        <w:t>dev</w:t>
-      </w:r>
-      <w:proofErr w:type="spellEnd"/>
+        <w:t>npm run dev</w:t>
+      </w:r>
       <w:r>
         <w:rPr>
           <w:rFonts w:eastAsia="Times New Roman" w:cs="Times New Roman"/>
@@ -3394,7 +3115,6 @@
           <w:szCs w:val="24"/>
         </w:rPr>
       </w:pPr>
-      <w:proofErr w:type="gramStart"/>
       <w:r>
         <w:rPr>
           <w:rFonts w:eastAsia="Times New Roman" w:cs="Times New Roman"/>
@@ -3410,7 +3130,6 @@
         </w:rPr>
         <w:t>.env</w:t>
       </w:r>
-      <w:proofErr w:type="gramEnd"/>
       <w:r>
         <w:rPr>
           <w:rFonts w:eastAsia="Times New Roman" w:cs="Times New Roman"/>
@@ -3505,34 +3224,14 @@
         </w:rPr>
         <w:t xml:space="preserve"> könyvtárba kell lépni, majd a </w:t>
       </w:r>
-      <w:proofErr w:type="spellStart"/>
-      <w:r>
-        <w:rPr>
-          <w:rFonts w:eastAsia="Times New Roman" w:cs="Times New Roman"/>
-          <w:color w:val="188038"/>
-          <w:szCs w:val="24"/>
-        </w:rPr>
-        <w:t>dotnet</w:t>
-      </w:r>
-      <w:proofErr w:type="spellEnd"/>
-      <w:r>
-        <w:rPr>
-          <w:rFonts w:eastAsia="Times New Roman" w:cs="Times New Roman"/>
-          <w:color w:val="188038"/>
-          <w:szCs w:val="24"/>
-        </w:rPr>
-        <w:t xml:space="preserve"> </w:t>
-      </w:r>
-      <w:proofErr w:type="spellStart"/>
-      <w:r>
-        <w:rPr>
-          <w:rFonts w:eastAsia="Times New Roman" w:cs="Times New Roman"/>
-          <w:color w:val="188038"/>
-          <w:szCs w:val="24"/>
-        </w:rPr>
-        <w:t>restore</w:t>
-      </w:r>
-      <w:proofErr w:type="spellEnd"/>
+      <w:r>
+        <w:rPr>
+          <w:rFonts w:eastAsia="Times New Roman" w:cs="Times New Roman"/>
+          <w:color w:val="188038"/>
+          <w:szCs w:val="24"/>
+        </w:rPr>
+        <w:t>dotnet restore</w:t>
+      </w:r>
       <w:r>
         <w:rPr>
           <w:rFonts w:eastAsia="Times New Roman" w:cs="Times New Roman"/>
@@ -3554,15 +3253,7 @@
           <w:rFonts w:eastAsia="Times New Roman" w:cs="Times New Roman"/>
           <w:szCs w:val="24"/>
         </w:rPr>
-        <w:t xml:space="preserve">A konfigurációhoz itt is szükséges </w:t>
-      </w:r>
-      <w:proofErr w:type="gramStart"/>
-      <w:r>
-        <w:rPr>
-          <w:rFonts w:eastAsia="Times New Roman" w:cs="Times New Roman"/>
-          <w:szCs w:val="24"/>
-        </w:rPr>
-        <w:t xml:space="preserve">egy </w:t>
+        <w:t xml:space="preserve">A konfigurációhoz itt is szükséges egy </w:t>
       </w:r>
       <w:r>
         <w:rPr>
@@ -3572,7 +3263,6 @@
         </w:rPr>
         <w:t>.env</w:t>
       </w:r>
-      <w:proofErr w:type="gramEnd"/>
       <w:r>
         <w:rPr>
           <w:rFonts w:eastAsia="Times New Roman" w:cs="Times New Roman"/>
@@ -3624,52 +3314,16 @@
           <w:rFonts w:eastAsia="Times New Roman" w:cs="Times New Roman"/>
           <w:szCs w:val="24"/>
         </w:rPr>
-        <w:t xml:space="preserve">Az alkalmazás </w:t>
-      </w:r>
-      <w:proofErr w:type="spellStart"/>
-      <w:r>
-        <w:rPr>
-          <w:rFonts w:eastAsia="Times New Roman" w:cs="Times New Roman"/>
-          <w:szCs w:val="24"/>
-        </w:rPr>
-        <w:t>buildelése</w:t>
-      </w:r>
-      <w:proofErr w:type="spellEnd"/>
-      <w:r>
-        <w:rPr>
-          <w:rFonts w:eastAsia="Times New Roman" w:cs="Times New Roman"/>
-          <w:szCs w:val="24"/>
-        </w:rPr>
-        <w:t xml:space="preserve"> és futtatása a </w:t>
-      </w:r>
-      <w:proofErr w:type="spellStart"/>
-      <w:r>
-        <w:rPr>
-          <w:rFonts w:eastAsia="Times New Roman" w:cs="Times New Roman"/>
-          <w:color w:val="188038"/>
-          <w:szCs w:val="24"/>
-        </w:rPr>
-        <w:t>dotnet</w:t>
-      </w:r>
-      <w:proofErr w:type="spellEnd"/>
-      <w:r>
-        <w:rPr>
-          <w:rFonts w:eastAsia="Times New Roman" w:cs="Times New Roman"/>
-          <w:color w:val="188038"/>
-          <w:szCs w:val="24"/>
-        </w:rPr>
-        <w:t xml:space="preserve"> </w:t>
-      </w:r>
-      <w:proofErr w:type="spellStart"/>
-      <w:r>
-        <w:rPr>
-          <w:rFonts w:eastAsia="Times New Roman" w:cs="Times New Roman"/>
-          <w:color w:val="188038"/>
-          <w:szCs w:val="24"/>
-        </w:rPr>
-        <w:t>run</w:t>
-      </w:r>
-      <w:proofErr w:type="spellEnd"/>
+        <w:t xml:space="preserve">Az alkalmazás buildelése és futtatása a </w:t>
+      </w:r>
+      <w:r>
+        <w:rPr>
+          <w:rFonts w:eastAsia="Times New Roman" w:cs="Times New Roman"/>
+          <w:color w:val="188038"/>
+          <w:szCs w:val="24"/>
+        </w:rPr>
+        <w:t>dotnet run</w:t>
+      </w:r>
       <w:r>
         <w:rPr>
           <w:rFonts w:eastAsia="Times New Roman" w:cs="Times New Roman"/>
@@ -3845,23 +3499,7 @@
           <w:rFonts w:eastAsia="Times New Roman" w:cs="Times New Roman"/>
           <w:szCs w:val="24"/>
         </w:rPr>
-        <w:t xml:space="preserve">: Az API szerver </w:t>
-      </w:r>
-      <w:proofErr w:type="spellStart"/>
-      <w:r>
-        <w:rPr>
-          <w:rFonts w:eastAsia="Times New Roman" w:cs="Times New Roman"/>
-          <w:szCs w:val="24"/>
-        </w:rPr>
-        <w:t>portja</w:t>
-      </w:r>
-      <w:proofErr w:type="spellEnd"/>
-      <w:r>
-        <w:rPr>
-          <w:rFonts w:eastAsia="Times New Roman" w:cs="Times New Roman"/>
-          <w:szCs w:val="24"/>
-        </w:rPr>
-        <w:t xml:space="preserve"> (alapértelmezett: 6600)</w:t>
+        <w:t>: Az API szerver portja (alapértelmezett: 6600)</w:t>
       </w:r>
     </w:p>
     <w:p>
@@ -4110,8 +3748,8 @@
       </w:pPr>
       <w:bookmarkStart w:id="25" w:name="_nhv3kjoxcuef" w:colFirst="0" w:colLast="0"/>
       <w:bookmarkStart w:id="26" w:name="_xkhrf2qcrxzs" w:colFirst="0" w:colLast="0"/>
-      <w:bookmarkStart w:id="27" w:name="_Hlk227407387"/>
-      <w:bookmarkStart w:id="28" w:name="_Toc227408475"/>
+      <w:bookmarkStart w:id="27" w:name="_Toc227408475"/>
+      <w:bookmarkStart w:id="28" w:name="_Hlk227407387"/>
       <w:bookmarkEnd w:id="25"/>
       <w:bookmarkEnd w:id="26"/>
       <w:r>
@@ -4137,7 +3775,7 @@
         </w:rPr>
         <w:t>leírás</w:t>
       </w:r>
-      <w:bookmarkEnd w:id="28"/>
+      <w:bookmarkEnd w:id="27"/>
     </w:p>
     <w:p>
       <w:pPr>
@@ -4145,15 +3783,7 @@
       </w:pPr>
       <w:bookmarkStart w:id="31" w:name="_Toc227408476"/>
       <w:r>
-        <w:t>DBMS (</w:t>
-      </w:r>
-      <w:proofErr w:type="spellStart"/>
-      <w:r>
-        <w:t>Database</w:t>
-      </w:r>
-      <w:proofErr w:type="spellEnd"/>
-      <w:r>
-        <w:t xml:space="preserve"> Management System)</w:t>
+        <w:t>DBMS (Database Management System)</w:t>
       </w:r>
       <w:bookmarkEnd w:id="31"/>
     </w:p>
@@ -4171,7 +3801,6 @@
         </w:rPr>
         <w:t xml:space="preserve">A rendszerben a választott adatbázis-kezelő: </w:t>
       </w:r>
-      <w:proofErr w:type="spellStart"/>
       <w:r>
         <w:rPr>
           <w:rFonts w:cs="Times New Roman"/>
@@ -4181,7 +3810,6 @@
         </w:rPr>
         <w:t>SQLite</w:t>
       </w:r>
-      <w:proofErr w:type="spellEnd"/>
     </w:p>
     <w:p>
       <w:pPr>
@@ -4329,13 +3957,8 @@
       <w:pPr>
         <w:pStyle w:val="Cmsor4"/>
       </w:pPr>
-      <w:proofErr w:type="spellStart"/>
-      <w:r>
-        <w:t>users</w:t>
-      </w:r>
-      <w:proofErr w:type="spellEnd"/>
-      <w:r>
-        <w:t xml:space="preserve"> (felhasználók)</w:t>
+      <w:r>
+        <w:t>users (felhasználók)</w:t>
       </w:r>
     </w:p>
     <w:p>
@@ -4368,60 +3991,24 @@
           <w:color w:val="188038"/>
           <w:szCs w:val="24"/>
         </w:rPr>
-        <w:t xml:space="preserve">CREATE TABLE </w:t>
-      </w:r>
-      <w:proofErr w:type="spellStart"/>
-      <w:r>
-        <w:rPr>
-          <w:rFonts w:eastAsia="Times New Roman" w:cs="Times New Roman"/>
-          <w:color w:val="188038"/>
-          <w:szCs w:val="24"/>
-        </w:rPr>
-        <w:t>users</w:t>
-      </w:r>
-      <w:proofErr w:type="spellEnd"/>
-      <w:r>
-        <w:rPr>
-          <w:rFonts w:eastAsia="Times New Roman" w:cs="Times New Roman"/>
-          <w:color w:val="188038"/>
-          <w:szCs w:val="24"/>
-        </w:rPr>
-        <w:t xml:space="preserve"> (</w:t>
-      </w:r>
-    </w:p>
-    <w:p>
-      <w:pPr>
-        <w:rPr>
-          <w:rFonts w:eastAsia="Times New Roman" w:cs="Times New Roman"/>
-          <w:color w:val="188038"/>
-          <w:szCs w:val="24"/>
-        </w:rPr>
-      </w:pPr>
-      <w:r>
-        <w:rPr>
-          <w:rFonts w:eastAsia="Times New Roman" w:cs="Times New Roman"/>
-          <w:color w:val="188038"/>
-          <w:szCs w:val="24"/>
-        </w:rPr>
-        <w:t xml:space="preserve">   </w:t>
-      </w:r>
-      <w:proofErr w:type="spellStart"/>
-      <w:r>
-        <w:rPr>
-          <w:rFonts w:eastAsia="Times New Roman" w:cs="Times New Roman"/>
-          <w:color w:val="188038"/>
-          <w:szCs w:val="24"/>
-        </w:rPr>
-        <w:t>id</w:t>
-      </w:r>
-      <w:proofErr w:type="spellEnd"/>
-      <w:r>
-        <w:rPr>
-          <w:rFonts w:eastAsia="Times New Roman" w:cs="Times New Roman"/>
-          <w:color w:val="188038"/>
-          <w:szCs w:val="24"/>
-        </w:rPr>
-        <w:t xml:space="preserve"> INTEGER PRIMARY KEY NOT NULL,</w:t>
+        <w:t>CREATE TABLE users (</w:t>
+      </w:r>
+    </w:p>
+    <w:p>
+      <w:pPr>
+        <w:rPr>
+          <w:rFonts w:eastAsia="Times New Roman" w:cs="Times New Roman"/>
+          <w:color w:val="188038"/>
+          <w:szCs w:val="24"/>
+        </w:rPr>
+      </w:pPr>
+      <w:r>
+        <w:rPr>
+          <w:rFonts w:eastAsia="Times New Roman" w:cs="Times New Roman"/>
+          <w:color w:val="188038"/>
+          <w:szCs w:val="24"/>
+        </w:rPr>
+        <w:t xml:space="preserve">   id INTEGER PRIMARY KEY NOT NULL,</w:t>
       </w:r>
     </w:p>
     <w:p>
@@ -4455,60 +4042,24 @@
           <w:color w:val="188038"/>
           <w:szCs w:val="24"/>
         </w:rPr>
-        <w:t xml:space="preserve">   </w:t>
-      </w:r>
-      <w:proofErr w:type="spellStart"/>
-      <w:r>
-        <w:rPr>
-          <w:rFonts w:eastAsia="Times New Roman" w:cs="Times New Roman"/>
-          <w:color w:val="188038"/>
-          <w:szCs w:val="24"/>
-        </w:rPr>
-        <w:t>nickname</w:t>
-      </w:r>
-      <w:proofErr w:type="spellEnd"/>
-      <w:r>
-        <w:rPr>
-          <w:rFonts w:eastAsia="Times New Roman" w:cs="Times New Roman"/>
-          <w:color w:val="188038"/>
-          <w:szCs w:val="24"/>
-        </w:rPr>
-        <w:t xml:space="preserve"> TEXT,</w:t>
-      </w:r>
-    </w:p>
-    <w:p>
-      <w:pPr>
-        <w:rPr>
-          <w:rFonts w:eastAsia="Times New Roman" w:cs="Times New Roman"/>
-          <w:color w:val="188038"/>
-          <w:szCs w:val="24"/>
-        </w:rPr>
-      </w:pPr>
-      <w:r>
-        <w:rPr>
-          <w:rFonts w:eastAsia="Times New Roman" w:cs="Times New Roman"/>
-          <w:color w:val="188038"/>
-          <w:szCs w:val="24"/>
-        </w:rPr>
-        <w:t xml:space="preserve">   </w:t>
-      </w:r>
-      <w:proofErr w:type="spellStart"/>
-      <w:r>
-        <w:rPr>
-          <w:rFonts w:eastAsia="Times New Roman" w:cs="Times New Roman"/>
-          <w:color w:val="188038"/>
-          <w:szCs w:val="24"/>
-        </w:rPr>
-        <w:t>password</w:t>
-      </w:r>
-      <w:proofErr w:type="spellEnd"/>
-      <w:r>
-        <w:rPr>
-          <w:rFonts w:eastAsia="Times New Roman" w:cs="Times New Roman"/>
-          <w:color w:val="188038"/>
-          <w:szCs w:val="24"/>
-        </w:rPr>
-        <w:t xml:space="preserve"> TEXT NOT NULL</w:t>
+        <w:t xml:space="preserve">   nickname TEXT,</w:t>
+      </w:r>
+    </w:p>
+    <w:p>
+      <w:pPr>
+        <w:rPr>
+          <w:rFonts w:eastAsia="Times New Roman" w:cs="Times New Roman"/>
+          <w:color w:val="188038"/>
+          <w:szCs w:val="24"/>
+        </w:rPr>
+      </w:pPr>
+      <w:r>
+        <w:rPr>
+          <w:rFonts w:eastAsia="Times New Roman" w:cs="Times New Roman"/>
+          <w:color w:val="188038"/>
+          <w:szCs w:val="24"/>
+        </w:rPr>
+        <w:t xml:space="preserve">   password TEXT NOT NULL</w:t>
       </w:r>
     </w:p>
     <w:p>
@@ -4534,13 +4085,8 @@
       </w:pPr>
       <w:bookmarkStart w:id="33" w:name="_ht0yskkvs660" w:colFirst="0" w:colLast="0"/>
       <w:bookmarkEnd w:id="33"/>
-      <w:proofErr w:type="spellStart"/>
-      <w:r>
-        <w:t>workouts</w:t>
-      </w:r>
-      <w:proofErr w:type="spellEnd"/>
-      <w:r>
-        <w:t xml:space="preserve"> (edzések)</w:t>
+      <w:r>
+        <w:t>workouts (edzések)</w:t>
       </w:r>
     </w:p>
     <w:p>
@@ -4574,271 +4120,109 @@
           <w:szCs w:val="24"/>
         </w:rPr>
         <w:lastRenderedPageBreak/>
-        <w:t xml:space="preserve">CREATE TABLE </w:t>
-      </w:r>
-      <w:proofErr w:type="spellStart"/>
-      <w:r>
-        <w:rPr>
-          <w:rFonts w:eastAsia="Times New Roman" w:cs="Times New Roman"/>
-          <w:color w:val="188038"/>
-          <w:szCs w:val="24"/>
-        </w:rPr>
-        <w:t>workouts</w:t>
-      </w:r>
-      <w:proofErr w:type="spellEnd"/>
-      <w:r>
-        <w:rPr>
-          <w:rFonts w:eastAsia="Times New Roman" w:cs="Times New Roman"/>
-          <w:color w:val="188038"/>
-          <w:szCs w:val="24"/>
-        </w:rPr>
-        <w:t xml:space="preserve"> (</w:t>
-      </w:r>
-    </w:p>
-    <w:p>
-      <w:pPr>
-        <w:rPr>
-          <w:rFonts w:eastAsia="Times New Roman" w:cs="Times New Roman"/>
-          <w:color w:val="188038"/>
-          <w:szCs w:val="24"/>
-        </w:rPr>
-      </w:pPr>
-      <w:r>
-        <w:rPr>
-          <w:rFonts w:eastAsia="Times New Roman" w:cs="Times New Roman"/>
-          <w:color w:val="188038"/>
-          <w:szCs w:val="24"/>
-        </w:rPr>
-        <w:t xml:space="preserve">   </w:t>
-      </w:r>
-      <w:proofErr w:type="spellStart"/>
-      <w:r>
-        <w:rPr>
-          <w:rFonts w:eastAsia="Times New Roman" w:cs="Times New Roman"/>
-          <w:color w:val="188038"/>
-          <w:szCs w:val="24"/>
-        </w:rPr>
-        <w:t>id</w:t>
-      </w:r>
-      <w:proofErr w:type="spellEnd"/>
-      <w:r>
-        <w:rPr>
-          <w:rFonts w:eastAsia="Times New Roman" w:cs="Times New Roman"/>
-          <w:color w:val="188038"/>
-          <w:szCs w:val="24"/>
-        </w:rPr>
-        <w:t xml:space="preserve"> INTEGER PRIMARY KEY NOT NULL,</w:t>
-      </w:r>
-    </w:p>
-    <w:p>
-      <w:pPr>
-        <w:rPr>
-          <w:rFonts w:eastAsia="Times New Roman" w:cs="Times New Roman"/>
-          <w:color w:val="188038"/>
-          <w:szCs w:val="24"/>
-        </w:rPr>
-      </w:pPr>
-      <w:r>
-        <w:rPr>
-          <w:rFonts w:eastAsia="Times New Roman" w:cs="Times New Roman"/>
-          <w:color w:val="188038"/>
-          <w:szCs w:val="24"/>
-        </w:rPr>
-        <w:t xml:space="preserve">   </w:t>
-      </w:r>
-      <w:proofErr w:type="spellStart"/>
-      <w:r>
-        <w:rPr>
-          <w:rFonts w:eastAsia="Times New Roman" w:cs="Times New Roman"/>
-          <w:color w:val="188038"/>
-          <w:szCs w:val="24"/>
-        </w:rPr>
-        <w:t>user_id</w:t>
-      </w:r>
-      <w:proofErr w:type="spellEnd"/>
-      <w:r>
-        <w:rPr>
-          <w:rFonts w:eastAsia="Times New Roman" w:cs="Times New Roman"/>
-          <w:color w:val="188038"/>
-          <w:szCs w:val="24"/>
-        </w:rPr>
-        <w:t xml:space="preserve"> INTEGER NOT NULL,</w:t>
-      </w:r>
-    </w:p>
-    <w:p>
-      <w:pPr>
-        <w:rPr>
-          <w:rFonts w:eastAsia="Times New Roman" w:cs="Times New Roman"/>
-          <w:color w:val="188038"/>
-          <w:szCs w:val="24"/>
-        </w:rPr>
-      </w:pPr>
-      <w:r>
-        <w:rPr>
-          <w:rFonts w:eastAsia="Times New Roman" w:cs="Times New Roman"/>
-          <w:color w:val="188038"/>
-          <w:szCs w:val="24"/>
-        </w:rPr>
-        <w:t xml:space="preserve">   </w:t>
-      </w:r>
-      <w:proofErr w:type="spellStart"/>
-      <w:r>
-        <w:rPr>
-          <w:rFonts w:eastAsia="Times New Roman" w:cs="Times New Roman"/>
-          <w:color w:val="188038"/>
-          <w:szCs w:val="24"/>
-        </w:rPr>
-        <w:t>started_at</w:t>
-      </w:r>
-      <w:proofErr w:type="spellEnd"/>
-      <w:r>
-        <w:rPr>
-          <w:rFonts w:eastAsia="Times New Roman" w:cs="Times New Roman"/>
-          <w:color w:val="188038"/>
-          <w:szCs w:val="24"/>
-        </w:rPr>
-        <w:t xml:space="preserve"> DATETIME,</w:t>
-      </w:r>
-    </w:p>
-    <w:p>
-      <w:pPr>
-        <w:rPr>
-          <w:rFonts w:eastAsia="Times New Roman" w:cs="Times New Roman"/>
-          <w:color w:val="188038"/>
-          <w:szCs w:val="24"/>
-        </w:rPr>
-      </w:pPr>
-      <w:r>
-        <w:rPr>
-          <w:rFonts w:eastAsia="Times New Roman" w:cs="Times New Roman"/>
-          <w:color w:val="188038"/>
-          <w:szCs w:val="24"/>
-        </w:rPr>
-        <w:t xml:space="preserve">   </w:t>
-      </w:r>
-      <w:proofErr w:type="spellStart"/>
-      <w:r>
-        <w:rPr>
-          <w:rFonts w:eastAsia="Times New Roman" w:cs="Times New Roman"/>
-          <w:color w:val="188038"/>
-          <w:szCs w:val="24"/>
-        </w:rPr>
-        <w:t>ended_at</w:t>
-      </w:r>
-      <w:proofErr w:type="spellEnd"/>
-      <w:r>
-        <w:rPr>
-          <w:rFonts w:eastAsia="Times New Roman" w:cs="Times New Roman"/>
-          <w:color w:val="188038"/>
-          <w:szCs w:val="24"/>
-        </w:rPr>
-        <w:t xml:space="preserve"> DATETIME,</w:t>
-      </w:r>
-    </w:p>
-    <w:p>
-      <w:pPr>
-        <w:rPr>
-          <w:rFonts w:eastAsia="Times New Roman" w:cs="Times New Roman"/>
-          <w:color w:val="188038"/>
-          <w:szCs w:val="24"/>
-        </w:rPr>
-      </w:pPr>
-      <w:r>
-        <w:rPr>
-          <w:rFonts w:eastAsia="Times New Roman" w:cs="Times New Roman"/>
-          <w:color w:val="188038"/>
-          <w:szCs w:val="24"/>
-        </w:rPr>
-        <w:t xml:space="preserve">   </w:t>
-      </w:r>
-      <w:proofErr w:type="spellStart"/>
-      <w:r>
-        <w:rPr>
-          <w:rFonts w:eastAsia="Times New Roman" w:cs="Times New Roman"/>
-          <w:color w:val="188038"/>
-          <w:szCs w:val="24"/>
-        </w:rPr>
-        <w:t>name</w:t>
-      </w:r>
-      <w:proofErr w:type="spellEnd"/>
-      <w:r>
-        <w:rPr>
-          <w:rFonts w:eastAsia="Times New Roman" w:cs="Times New Roman"/>
-          <w:color w:val="188038"/>
-          <w:szCs w:val="24"/>
-        </w:rPr>
-        <w:t xml:space="preserve"> TEXT,</w:t>
-      </w:r>
-    </w:p>
-    <w:p>
-      <w:pPr>
-        <w:rPr>
-          <w:rFonts w:eastAsia="Times New Roman" w:cs="Times New Roman"/>
-          <w:color w:val="188038"/>
-          <w:szCs w:val="24"/>
-        </w:rPr>
-      </w:pPr>
-      <w:r>
-        <w:rPr>
-          <w:rFonts w:eastAsia="Times New Roman" w:cs="Times New Roman"/>
-          <w:color w:val="188038"/>
-          <w:szCs w:val="24"/>
-        </w:rPr>
-        <w:t xml:space="preserve">   FOREIGN KEY (</w:t>
-      </w:r>
-      <w:proofErr w:type="spellStart"/>
-      <w:r>
-        <w:rPr>
-          <w:rFonts w:eastAsia="Times New Roman" w:cs="Times New Roman"/>
-          <w:color w:val="188038"/>
-          <w:szCs w:val="24"/>
-        </w:rPr>
-        <w:t>user_id</w:t>
-      </w:r>
-      <w:proofErr w:type="spellEnd"/>
-      <w:r>
-        <w:rPr>
-          <w:rFonts w:eastAsia="Times New Roman" w:cs="Times New Roman"/>
-          <w:color w:val="188038"/>
-          <w:szCs w:val="24"/>
-        </w:rPr>
-        <w:t xml:space="preserve">) REFERENCES </w:t>
-      </w:r>
-      <w:proofErr w:type="spellStart"/>
-      <w:r>
-        <w:rPr>
-          <w:rFonts w:eastAsia="Times New Roman" w:cs="Times New Roman"/>
-          <w:color w:val="188038"/>
-          <w:szCs w:val="24"/>
-        </w:rPr>
-        <w:t>users</w:t>
-      </w:r>
-      <w:proofErr w:type="spellEnd"/>
-      <w:r>
-        <w:rPr>
-          <w:rFonts w:eastAsia="Times New Roman" w:cs="Times New Roman"/>
-          <w:color w:val="188038"/>
-          <w:szCs w:val="24"/>
-        </w:rPr>
-        <w:t>(</w:t>
-      </w:r>
-      <w:proofErr w:type="spellStart"/>
-      <w:r>
-        <w:rPr>
-          <w:rFonts w:eastAsia="Times New Roman" w:cs="Times New Roman"/>
-          <w:color w:val="188038"/>
-          <w:szCs w:val="24"/>
-        </w:rPr>
-        <w:t>id</w:t>
-      </w:r>
-      <w:proofErr w:type="spellEnd"/>
-      <w:r>
-        <w:rPr>
-          <w:rFonts w:eastAsia="Times New Roman" w:cs="Times New Roman"/>
-          <w:color w:val="188038"/>
-          <w:szCs w:val="24"/>
-        </w:rPr>
-        <w:t>) ON DELETE CASCADE</w:t>
+        <w:t>CREATE TABLE workouts (</w:t>
+      </w:r>
+    </w:p>
+    <w:p>
+      <w:pPr>
+        <w:rPr>
+          <w:rFonts w:eastAsia="Times New Roman" w:cs="Times New Roman"/>
+          <w:color w:val="188038"/>
+          <w:szCs w:val="24"/>
+        </w:rPr>
+      </w:pPr>
+      <w:r>
+        <w:rPr>
+          <w:rFonts w:eastAsia="Times New Roman" w:cs="Times New Roman"/>
+          <w:color w:val="188038"/>
+          <w:szCs w:val="24"/>
+        </w:rPr>
+        <w:t xml:space="preserve">   id INTEGER PRIMARY KEY NOT NULL,</w:t>
+      </w:r>
+    </w:p>
+    <w:p>
+      <w:pPr>
+        <w:rPr>
+          <w:rFonts w:eastAsia="Times New Roman" w:cs="Times New Roman"/>
+          <w:color w:val="188038"/>
+          <w:szCs w:val="24"/>
+        </w:rPr>
+      </w:pPr>
+      <w:r>
+        <w:rPr>
+          <w:rFonts w:eastAsia="Times New Roman" w:cs="Times New Roman"/>
+          <w:color w:val="188038"/>
+          <w:szCs w:val="24"/>
+        </w:rPr>
+        <w:t xml:space="preserve">   user_id INTEGER NOT NULL,</w:t>
+      </w:r>
+    </w:p>
+    <w:p>
+      <w:pPr>
+        <w:rPr>
+          <w:rFonts w:eastAsia="Times New Roman" w:cs="Times New Roman"/>
+          <w:color w:val="188038"/>
+          <w:szCs w:val="24"/>
+        </w:rPr>
+      </w:pPr>
+      <w:r>
+        <w:rPr>
+          <w:rFonts w:eastAsia="Times New Roman" w:cs="Times New Roman"/>
+          <w:color w:val="188038"/>
+          <w:szCs w:val="24"/>
+        </w:rPr>
+        <w:t xml:space="preserve">   started_at DATETIME,</w:t>
+      </w:r>
+    </w:p>
+    <w:p>
+      <w:pPr>
+        <w:rPr>
+          <w:rFonts w:eastAsia="Times New Roman" w:cs="Times New Roman"/>
+          <w:color w:val="188038"/>
+          <w:szCs w:val="24"/>
+        </w:rPr>
+      </w:pPr>
+      <w:r>
+        <w:rPr>
+          <w:rFonts w:eastAsia="Times New Roman" w:cs="Times New Roman"/>
+          <w:color w:val="188038"/>
+          <w:szCs w:val="24"/>
+        </w:rPr>
+        <w:t xml:space="preserve">   ended_at DATETIME,</w:t>
+      </w:r>
+    </w:p>
+    <w:p>
+      <w:pPr>
+        <w:rPr>
+          <w:rFonts w:eastAsia="Times New Roman" w:cs="Times New Roman"/>
+          <w:color w:val="188038"/>
+          <w:szCs w:val="24"/>
+        </w:rPr>
+      </w:pPr>
+      <w:r>
+        <w:rPr>
+          <w:rFonts w:eastAsia="Times New Roman" w:cs="Times New Roman"/>
+          <w:color w:val="188038"/>
+          <w:szCs w:val="24"/>
+        </w:rPr>
+        <w:t xml:space="preserve">   name TEXT,</w:t>
+      </w:r>
+    </w:p>
+    <w:p>
+      <w:pPr>
+        <w:rPr>
+          <w:rFonts w:eastAsia="Times New Roman" w:cs="Times New Roman"/>
+          <w:color w:val="188038"/>
+          <w:szCs w:val="24"/>
+        </w:rPr>
+      </w:pPr>
+      <w:r>
+        <w:rPr>
+          <w:rFonts w:eastAsia="Times New Roman" w:cs="Times New Roman"/>
+          <w:color w:val="188038"/>
+          <w:szCs w:val="24"/>
+        </w:rPr>
+        <w:t xml:space="preserve">   FOREIGN KEY (user_id) REFERENCES users(id) ON DELETE CASCADE</w:t>
       </w:r>
     </w:p>
     <w:p>
@@ -4864,13 +4248,8 @@
       </w:pPr>
       <w:bookmarkStart w:id="34" w:name="_pwp70874asqj" w:colFirst="0" w:colLast="0"/>
       <w:bookmarkEnd w:id="34"/>
-      <w:proofErr w:type="spellStart"/>
-      <w:r>
-        <w:t>exercises</w:t>
-      </w:r>
-      <w:proofErr w:type="spellEnd"/>
-      <w:r>
-        <w:t xml:space="preserve"> (gyakorlatok)</w:t>
+      <w:r>
+        <w:t>exercises (gyakorlatok)</w:t>
       </w:r>
     </w:p>
     <w:p>
@@ -4903,184 +4282,58 @@
           <w:color w:val="188038"/>
           <w:szCs w:val="24"/>
         </w:rPr>
-        <w:t xml:space="preserve">CREATE TABLE </w:t>
-      </w:r>
-      <w:proofErr w:type="spellStart"/>
-      <w:r>
-        <w:rPr>
-          <w:rFonts w:eastAsia="Times New Roman" w:cs="Times New Roman"/>
-          <w:color w:val="188038"/>
-          <w:szCs w:val="24"/>
-        </w:rPr>
-        <w:t>exercises</w:t>
-      </w:r>
-      <w:proofErr w:type="spellEnd"/>
-      <w:r>
-        <w:rPr>
-          <w:rFonts w:eastAsia="Times New Roman" w:cs="Times New Roman"/>
-          <w:color w:val="188038"/>
-          <w:szCs w:val="24"/>
-        </w:rPr>
-        <w:t xml:space="preserve"> (</w:t>
-      </w:r>
-    </w:p>
-    <w:p>
-      <w:pPr>
-        <w:rPr>
-          <w:rFonts w:eastAsia="Times New Roman" w:cs="Times New Roman"/>
-          <w:color w:val="188038"/>
-          <w:szCs w:val="24"/>
-        </w:rPr>
-      </w:pPr>
-      <w:r>
-        <w:rPr>
-          <w:rFonts w:eastAsia="Times New Roman" w:cs="Times New Roman"/>
-          <w:color w:val="188038"/>
-          <w:szCs w:val="24"/>
-        </w:rPr>
-        <w:t xml:space="preserve">   </w:t>
-      </w:r>
-      <w:proofErr w:type="spellStart"/>
-      <w:r>
-        <w:rPr>
-          <w:rFonts w:eastAsia="Times New Roman" w:cs="Times New Roman"/>
-          <w:color w:val="188038"/>
-          <w:szCs w:val="24"/>
-        </w:rPr>
-        <w:t>id</w:t>
-      </w:r>
-      <w:proofErr w:type="spellEnd"/>
-      <w:r>
-        <w:rPr>
-          <w:rFonts w:eastAsia="Times New Roman" w:cs="Times New Roman"/>
-          <w:color w:val="188038"/>
-          <w:szCs w:val="24"/>
-        </w:rPr>
-        <w:t xml:space="preserve"> INTEGER PRIMARY KEY NOT NULL,</w:t>
-      </w:r>
-    </w:p>
-    <w:p>
-      <w:pPr>
-        <w:rPr>
-          <w:rFonts w:eastAsia="Times New Roman" w:cs="Times New Roman"/>
-          <w:color w:val="188038"/>
-          <w:szCs w:val="24"/>
-        </w:rPr>
-      </w:pPr>
-      <w:r>
-        <w:rPr>
-          <w:rFonts w:eastAsia="Times New Roman" w:cs="Times New Roman"/>
-          <w:color w:val="188038"/>
-          <w:szCs w:val="24"/>
-        </w:rPr>
-        <w:t xml:space="preserve">   </w:t>
-      </w:r>
-      <w:proofErr w:type="spellStart"/>
-      <w:r>
-        <w:rPr>
-          <w:rFonts w:eastAsia="Times New Roman" w:cs="Times New Roman"/>
-          <w:color w:val="188038"/>
-          <w:szCs w:val="24"/>
-        </w:rPr>
-        <w:t>name</w:t>
-      </w:r>
-      <w:proofErr w:type="spellEnd"/>
-      <w:r>
-        <w:rPr>
-          <w:rFonts w:eastAsia="Times New Roman" w:cs="Times New Roman"/>
-          <w:color w:val="188038"/>
-          <w:szCs w:val="24"/>
-        </w:rPr>
-        <w:t xml:space="preserve"> TEXT NOT NULL,</w:t>
-      </w:r>
-    </w:p>
-    <w:p>
-      <w:pPr>
-        <w:rPr>
-          <w:rFonts w:eastAsia="Times New Roman" w:cs="Times New Roman"/>
-          <w:color w:val="188038"/>
-          <w:szCs w:val="24"/>
-        </w:rPr>
-      </w:pPr>
-      <w:r>
-        <w:rPr>
-          <w:rFonts w:eastAsia="Times New Roman" w:cs="Times New Roman"/>
-          <w:color w:val="188038"/>
-          <w:szCs w:val="24"/>
-        </w:rPr>
-        <w:t xml:space="preserve">   </w:t>
-      </w:r>
-      <w:proofErr w:type="spellStart"/>
-      <w:r>
-        <w:rPr>
-          <w:rFonts w:eastAsia="Times New Roman" w:cs="Times New Roman"/>
-          <w:color w:val="188038"/>
-          <w:szCs w:val="24"/>
-        </w:rPr>
-        <w:t>type</w:t>
-      </w:r>
-      <w:proofErr w:type="spellEnd"/>
-      <w:r>
-        <w:rPr>
-          <w:rFonts w:eastAsia="Times New Roman" w:cs="Times New Roman"/>
-          <w:color w:val="188038"/>
-          <w:szCs w:val="24"/>
-        </w:rPr>
-        <w:t xml:space="preserve"> TEXT NOT NULL CHECK (</w:t>
-      </w:r>
-      <w:proofErr w:type="spellStart"/>
-      <w:r>
-        <w:rPr>
-          <w:rFonts w:eastAsia="Times New Roman" w:cs="Times New Roman"/>
-          <w:color w:val="188038"/>
-          <w:szCs w:val="24"/>
-        </w:rPr>
-        <w:t>type</w:t>
-      </w:r>
-      <w:proofErr w:type="spellEnd"/>
-      <w:r>
-        <w:rPr>
-          <w:rFonts w:eastAsia="Times New Roman" w:cs="Times New Roman"/>
-          <w:color w:val="188038"/>
-          <w:szCs w:val="24"/>
-        </w:rPr>
-        <w:t xml:space="preserve"> IN ('</w:t>
-      </w:r>
-      <w:proofErr w:type="spellStart"/>
-      <w:r>
-        <w:rPr>
-          <w:rFonts w:eastAsia="Times New Roman" w:cs="Times New Roman"/>
-          <w:color w:val="188038"/>
-          <w:szCs w:val="24"/>
-        </w:rPr>
-        <w:t>Compound</w:t>
-      </w:r>
-      <w:proofErr w:type="spellEnd"/>
-      <w:r>
-        <w:rPr>
-          <w:rFonts w:eastAsia="Times New Roman" w:cs="Times New Roman"/>
-          <w:color w:val="188038"/>
-          <w:szCs w:val="24"/>
-        </w:rPr>
-        <w:t>', '</w:t>
-      </w:r>
-      <w:proofErr w:type="spellStart"/>
-      <w:r>
-        <w:rPr>
-          <w:rFonts w:eastAsia="Times New Roman" w:cs="Times New Roman"/>
-          <w:color w:val="188038"/>
-          <w:szCs w:val="24"/>
-        </w:rPr>
-        <w:t>Isolation</w:t>
-      </w:r>
-      <w:proofErr w:type="spellEnd"/>
-      <w:r>
-        <w:rPr>
-          <w:rFonts w:eastAsia="Times New Roman" w:cs="Times New Roman"/>
-          <w:color w:val="188038"/>
-          <w:szCs w:val="24"/>
-        </w:rPr>
-        <w:t>'))</w:t>
+        <w:t>CREATE TABLE exercises (</w:t>
+      </w:r>
+    </w:p>
+    <w:p>
+      <w:pPr>
+        <w:rPr>
+          <w:rFonts w:eastAsia="Times New Roman" w:cs="Times New Roman"/>
+          <w:color w:val="188038"/>
+          <w:szCs w:val="24"/>
+        </w:rPr>
+      </w:pPr>
+      <w:r>
+        <w:rPr>
+          <w:rFonts w:eastAsia="Times New Roman" w:cs="Times New Roman"/>
+          <w:color w:val="188038"/>
+          <w:szCs w:val="24"/>
+        </w:rPr>
+        <w:t xml:space="preserve">   id INTEGER PRIMARY KEY NOT NULL,</w:t>
+      </w:r>
+    </w:p>
+    <w:p>
+      <w:pPr>
+        <w:rPr>
+          <w:rFonts w:eastAsia="Times New Roman" w:cs="Times New Roman"/>
+          <w:color w:val="188038"/>
+          <w:szCs w:val="24"/>
+        </w:rPr>
+      </w:pPr>
+      <w:r>
+        <w:rPr>
+          <w:rFonts w:eastAsia="Times New Roman" w:cs="Times New Roman"/>
+          <w:color w:val="188038"/>
+          <w:szCs w:val="24"/>
+        </w:rPr>
+        <w:t xml:space="preserve">   name TEXT NOT NULL,</w:t>
+      </w:r>
+    </w:p>
+    <w:p>
+      <w:pPr>
+        <w:rPr>
+          <w:rFonts w:eastAsia="Times New Roman" w:cs="Times New Roman"/>
+          <w:color w:val="188038"/>
+          <w:szCs w:val="24"/>
+        </w:rPr>
+      </w:pPr>
+      <w:r>
+        <w:rPr>
+          <w:rFonts w:eastAsia="Times New Roman" w:cs="Times New Roman"/>
+          <w:color w:val="188038"/>
+          <w:szCs w:val="24"/>
+        </w:rPr>
+        <w:t xml:space="preserve">   type TEXT NOT NULL CHECK (type IN ('Compound', 'Isolation'))</w:t>
       </w:r>
     </w:p>
     <w:p>
@@ -5106,13 +4359,8 @@
       </w:pPr>
       <w:bookmarkStart w:id="35" w:name="_tjii259n0dta" w:colFirst="0" w:colLast="0"/>
       <w:bookmarkEnd w:id="35"/>
-      <w:proofErr w:type="spellStart"/>
-      <w:r>
-        <w:t>sets</w:t>
-      </w:r>
-      <w:proofErr w:type="spellEnd"/>
-      <w:r>
-        <w:t xml:space="preserve"> (sorozatok)</w:t>
+      <w:r>
+        <w:t>sets (sorozatok)</w:t>
       </w:r>
     </w:p>
     <w:p>
@@ -5128,439 +4376,208 @@
           <w:rFonts w:eastAsia="Times New Roman" w:cs="Times New Roman"/>
           <w:szCs w:val="24"/>
         </w:rPr>
-        <w:t xml:space="preserve">A gyakorlatokhoz tartozó </w:t>
-      </w:r>
-      <w:proofErr w:type="spellStart"/>
-      <w:r>
-        <w:rPr>
-          <w:rFonts w:eastAsia="Times New Roman" w:cs="Times New Roman"/>
-          <w:szCs w:val="24"/>
-        </w:rPr>
-        <w:t>sorozatokat</w:t>
-      </w:r>
-      <w:proofErr w:type="spellEnd"/>
-      <w:r>
-        <w:rPr>
-          <w:rFonts w:eastAsia="Times New Roman" w:cs="Times New Roman"/>
-          <w:szCs w:val="24"/>
-        </w:rPr>
-        <w:t>, ismétléseket és súlyokat tárolja, valamint hivatkozik az edzésre és a gyakorlatra.</w:t>
-      </w:r>
-    </w:p>
-    <w:p>
-      <w:pPr>
-        <w:rPr>
-          <w:rFonts w:eastAsia="Times New Roman" w:cs="Times New Roman"/>
-          <w:color w:val="188038"/>
-          <w:szCs w:val="24"/>
-        </w:rPr>
-      </w:pPr>
-      <w:r>
-        <w:rPr>
-          <w:rFonts w:eastAsia="Times New Roman" w:cs="Times New Roman"/>
-          <w:color w:val="188038"/>
-          <w:szCs w:val="24"/>
-        </w:rPr>
-        <w:t xml:space="preserve">CREATE TABLE </w:t>
-      </w:r>
-      <w:proofErr w:type="spellStart"/>
-      <w:r>
-        <w:rPr>
-          <w:rFonts w:eastAsia="Times New Roman" w:cs="Times New Roman"/>
-          <w:color w:val="188038"/>
-          <w:szCs w:val="24"/>
-        </w:rPr>
-        <w:t>sets</w:t>
-      </w:r>
-      <w:proofErr w:type="spellEnd"/>
-      <w:r>
-        <w:rPr>
-          <w:rFonts w:eastAsia="Times New Roman" w:cs="Times New Roman"/>
-          <w:color w:val="188038"/>
-          <w:szCs w:val="24"/>
-        </w:rPr>
-        <w:t xml:space="preserve"> (</w:t>
-      </w:r>
-    </w:p>
-    <w:p>
-      <w:pPr>
-        <w:rPr>
-          <w:rFonts w:eastAsia="Times New Roman" w:cs="Times New Roman"/>
-          <w:color w:val="188038"/>
-          <w:szCs w:val="24"/>
-        </w:rPr>
-      </w:pPr>
-      <w:r>
-        <w:rPr>
-          <w:rFonts w:eastAsia="Times New Roman" w:cs="Times New Roman"/>
-          <w:color w:val="188038"/>
-          <w:szCs w:val="24"/>
+        <w:t>A gyakorlatokhoz tartozó sorozatokat, ismétléseket és súlyokat tárolja, valamint hivatkozik az edzésre és a gyakorlatra.</w:t>
+      </w:r>
+    </w:p>
+    <w:p>
+      <w:pPr>
+        <w:rPr>
+          <w:rFonts w:eastAsia="Times New Roman" w:cs="Times New Roman"/>
+          <w:color w:val="188038"/>
+          <w:szCs w:val="24"/>
+        </w:rPr>
+      </w:pPr>
+      <w:r>
+        <w:rPr>
+          <w:rFonts w:eastAsia="Times New Roman" w:cs="Times New Roman"/>
+          <w:color w:val="188038"/>
+          <w:szCs w:val="24"/>
+        </w:rPr>
+        <w:t>CREATE TABLE sets (</w:t>
+      </w:r>
+    </w:p>
+    <w:p>
+      <w:pPr>
+        <w:rPr>
+          <w:rFonts w:eastAsia="Times New Roman" w:cs="Times New Roman"/>
+          <w:color w:val="188038"/>
+          <w:szCs w:val="24"/>
+        </w:rPr>
+      </w:pPr>
+      <w:r>
+        <w:rPr>
+          <w:rFonts w:eastAsia="Times New Roman" w:cs="Times New Roman"/>
+          <w:color w:val="188038"/>
+          <w:szCs w:val="24"/>
+        </w:rPr>
+        <w:t xml:space="preserve">   id INTEGER PRIMARY KEY NOT NULL,</w:t>
+      </w:r>
+    </w:p>
+    <w:p>
+      <w:pPr>
+        <w:rPr>
+          <w:rFonts w:eastAsia="Times New Roman" w:cs="Times New Roman"/>
+          <w:color w:val="188038"/>
+          <w:szCs w:val="24"/>
+        </w:rPr>
+      </w:pPr>
+      <w:r>
+        <w:rPr>
+          <w:rFonts w:eastAsia="Times New Roman" w:cs="Times New Roman"/>
+          <w:color w:val="188038"/>
+          <w:szCs w:val="24"/>
+        </w:rPr>
+        <w:t xml:space="preserve">   workout_id INTEGER NOT NULL,</w:t>
+      </w:r>
+    </w:p>
+    <w:p>
+      <w:pPr>
+        <w:rPr>
+          <w:rFonts w:eastAsia="Times New Roman" w:cs="Times New Roman"/>
+          <w:color w:val="188038"/>
+          <w:szCs w:val="24"/>
+        </w:rPr>
+      </w:pPr>
+      <w:r>
+        <w:rPr>
+          <w:rFonts w:eastAsia="Times New Roman" w:cs="Times New Roman"/>
+          <w:color w:val="188038"/>
+          <w:szCs w:val="24"/>
+        </w:rPr>
+        <w:t xml:space="preserve">   exercise_id INTEGER,</w:t>
+      </w:r>
+    </w:p>
+    <w:p>
+      <w:pPr>
+        <w:rPr>
+          <w:rFonts w:eastAsia="Times New Roman" w:cs="Times New Roman"/>
+          <w:color w:val="188038"/>
+          <w:szCs w:val="24"/>
+        </w:rPr>
+      </w:pPr>
+      <w:r>
+        <w:rPr>
+          <w:rFonts w:eastAsia="Times New Roman" w:cs="Times New Roman"/>
+          <w:color w:val="188038"/>
+          <w:szCs w:val="24"/>
+        </w:rPr>
+        <w:t xml:space="preserve">   exercise_name TEXT,</w:t>
+      </w:r>
+    </w:p>
+    <w:p>
+      <w:pPr>
+        <w:rPr>
+          <w:rFonts w:eastAsia="Times New Roman" w:cs="Times New Roman"/>
+          <w:color w:val="188038"/>
+          <w:szCs w:val="24"/>
+        </w:rPr>
+      </w:pPr>
+      <w:r>
+        <w:rPr>
+          <w:rFonts w:eastAsia="Times New Roman" w:cs="Times New Roman"/>
+          <w:color w:val="188038"/>
+          <w:szCs w:val="24"/>
+        </w:rPr>
+        <w:t xml:space="preserve">   rep INTEGER,</w:t>
+      </w:r>
+    </w:p>
+    <w:p>
+      <w:pPr>
+        <w:rPr>
+          <w:rFonts w:eastAsia="Times New Roman" w:cs="Times New Roman"/>
+          <w:color w:val="188038"/>
+          <w:szCs w:val="24"/>
+        </w:rPr>
+      </w:pPr>
+      <w:r>
+        <w:rPr>
+          <w:rFonts w:eastAsia="Times New Roman" w:cs="Times New Roman"/>
+          <w:color w:val="188038"/>
+          <w:szCs w:val="24"/>
+        </w:rPr>
+        <w:lastRenderedPageBreak/>
+        <w:t xml:space="preserve">   weight INTEGER,</w:t>
+      </w:r>
+    </w:p>
+    <w:p>
+      <w:pPr>
+        <w:rPr>
+          <w:rFonts w:eastAsia="Times New Roman" w:cs="Times New Roman"/>
+          <w:color w:val="188038"/>
+          <w:szCs w:val="24"/>
+        </w:rPr>
+      </w:pPr>
+      <w:r>
+        <w:rPr>
+          <w:rFonts w:eastAsia="Times New Roman" w:cs="Times New Roman"/>
+          <w:color w:val="188038"/>
+          <w:szCs w:val="24"/>
+        </w:rPr>
+        <w:t xml:space="preserve">   FOREIGN KEY (workout_id) REFERENCES workouts(id) ON DELETE CASCADE,</w:t>
+      </w:r>
+    </w:p>
+    <w:p>
+      <w:pPr>
+        <w:rPr>
+          <w:rFonts w:eastAsia="Times New Roman" w:cs="Times New Roman"/>
+          <w:color w:val="188038"/>
+          <w:szCs w:val="24"/>
+        </w:rPr>
+      </w:pPr>
+      <w:r>
+        <w:rPr>
+          <w:rFonts w:eastAsia="Times New Roman" w:cs="Times New Roman"/>
+          <w:color w:val="188038"/>
+          <w:szCs w:val="24"/>
+        </w:rPr>
+        <w:t xml:space="preserve">   FOREIGN KEY (exercise_id) REFERENCES exercises(id) ON DELETE CASCADE</w:t>
+      </w:r>
+      <w:r>
+        <w:rPr>
+          <w:rFonts w:eastAsia="Times New Roman" w:cs="Times New Roman"/>
+          <w:color w:val="188038"/>
+          <w:szCs w:val="24"/>
+        </w:rPr>
+        <w:t>,</w:t>
+      </w:r>
+    </w:p>
+    <w:p>
+      <w:pPr>
+        <w:rPr>
+          <w:rFonts w:eastAsia="Times New Roman" w:cs="Times New Roman"/>
+          <w:color w:val="188038"/>
+          <w:szCs w:val="24"/>
+          <w:lang w:val="hu-HU"/>
+        </w:rPr>
+      </w:pPr>
+      <w:r>
+        <w:rPr>
+          <w:rFonts w:eastAsia="Times New Roman" w:cs="Times New Roman"/>
+          <w:color w:val="188038"/>
+          <w:szCs w:val="24"/>
+          <w:lang w:val="hu-HU"/>
         </w:rPr>
         <w:t xml:space="preserve">   </w:t>
       </w:r>
-      <w:proofErr w:type="spellStart"/>
-      <w:r>
-        <w:rPr>
-          <w:rFonts w:eastAsia="Times New Roman" w:cs="Times New Roman"/>
-          <w:color w:val="188038"/>
-          <w:szCs w:val="24"/>
-        </w:rPr>
-        <w:t>id</w:t>
-      </w:r>
-      <w:proofErr w:type="spellEnd"/>
-      <w:r>
-        <w:rPr>
-          <w:rFonts w:eastAsia="Times New Roman" w:cs="Times New Roman"/>
-          <w:color w:val="188038"/>
-          <w:szCs w:val="24"/>
-        </w:rPr>
-        <w:t xml:space="preserve"> INTEGER PRIMARY KEY NOT NULL,</w:t>
-      </w:r>
-    </w:p>
-    <w:p>
-      <w:pPr>
-        <w:rPr>
-          <w:rFonts w:eastAsia="Times New Roman" w:cs="Times New Roman"/>
-          <w:color w:val="188038"/>
-          <w:szCs w:val="24"/>
-        </w:rPr>
-      </w:pPr>
-      <w:r>
-        <w:rPr>
-          <w:rFonts w:eastAsia="Times New Roman" w:cs="Times New Roman"/>
-          <w:color w:val="188038"/>
-          <w:szCs w:val="24"/>
-        </w:rPr>
-        <w:t xml:space="preserve">   </w:t>
-      </w:r>
-      <w:proofErr w:type="spellStart"/>
-      <w:r>
-        <w:rPr>
-          <w:rFonts w:eastAsia="Times New Roman" w:cs="Times New Roman"/>
-          <w:color w:val="188038"/>
-          <w:szCs w:val="24"/>
-        </w:rPr>
-        <w:t>workout_id</w:t>
-      </w:r>
-      <w:proofErr w:type="spellEnd"/>
-      <w:r>
-        <w:rPr>
-          <w:rFonts w:eastAsia="Times New Roman" w:cs="Times New Roman"/>
-          <w:color w:val="188038"/>
-          <w:szCs w:val="24"/>
-        </w:rPr>
-        <w:t xml:space="preserve"> INTEGER NOT NULL,</w:t>
-      </w:r>
-    </w:p>
-    <w:p>
-      <w:pPr>
-        <w:rPr>
-          <w:rFonts w:eastAsia="Times New Roman" w:cs="Times New Roman"/>
-          <w:color w:val="188038"/>
-          <w:szCs w:val="24"/>
-        </w:rPr>
-      </w:pPr>
-      <w:r>
-        <w:rPr>
-          <w:rFonts w:eastAsia="Times New Roman" w:cs="Times New Roman"/>
-          <w:color w:val="188038"/>
-          <w:szCs w:val="24"/>
-        </w:rPr>
-        <w:t xml:space="preserve">   </w:t>
-      </w:r>
-      <w:proofErr w:type="spellStart"/>
-      <w:r>
-        <w:rPr>
-          <w:rFonts w:eastAsia="Times New Roman" w:cs="Times New Roman"/>
-          <w:color w:val="188038"/>
-          <w:szCs w:val="24"/>
-        </w:rPr>
-        <w:t>exercise_id</w:t>
-      </w:r>
-      <w:proofErr w:type="spellEnd"/>
-      <w:r>
-        <w:rPr>
-          <w:rFonts w:eastAsia="Times New Roman" w:cs="Times New Roman"/>
-          <w:color w:val="188038"/>
-          <w:szCs w:val="24"/>
-        </w:rPr>
-        <w:t xml:space="preserve"> INTEGER,</w:t>
-      </w:r>
-    </w:p>
-    <w:p>
-      <w:pPr>
-        <w:rPr>
-          <w:rFonts w:eastAsia="Times New Roman" w:cs="Times New Roman"/>
-          <w:color w:val="188038"/>
-          <w:szCs w:val="24"/>
-        </w:rPr>
-      </w:pPr>
-      <w:r>
-        <w:rPr>
-          <w:rFonts w:eastAsia="Times New Roman" w:cs="Times New Roman"/>
-          <w:color w:val="188038"/>
-          <w:szCs w:val="24"/>
-        </w:rPr>
-        <w:t xml:space="preserve">   </w:t>
-      </w:r>
-      <w:proofErr w:type="spellStart"/>
-      <w:r>
-        <w:rPr>
-          <w:rFonts w:eastAsia="Times New Roman" w:cs="Times New Roman"/>
-          <w:color w:val="188038"/>
-          <w:szCs w:val="24"/>
-        </w:rPr>
-        <w:t>exercise_name</w:t>
-      </w:r>
-      <w:proofErr w:type="spellEnd"/>
-      <w:r>
-        <w:rPr>
-          <w:rFonts w:eastAsia="Times New Roman" w:cs="Times New Roman"/>
-          <w:color w:val="188038"/>
-          <w:szCs w:val="24"/>
-        </w:rPr>
-        <w:t xml:space="preserve"> TEXT,</w:t>
-      </w:r>
-    </w:p>
-    <w:p>
-      <w:pPr>
-        <w:rPr>
-          <w:rFonts w:eastAsia="Times New Roman" w:cs="Times New Roman"/>
-          <w:color w:val="188038"/>
-          <w:szCs w:val="24"/>
-        </w:rPr>
-      </w:pPr>
-      <w:r>
-        <w:rPr>
-          <w:rFonts w:eastAsia="Times New Roman" w:cs="Times New Roman"/>
-          <w:color w:val="188038"/>
-          <w:szCs w:val="24"/>
-        </w:rPr>
-        <w:t xml:space="preserve">   </w:t>
-      </w:r>
-      <w:proofErr w:type="spellStart"/>
-      <w:r>
-        <w:rPr>
-          <w:rFonts w:eastAsia="Times New Roman" w:cs="Times New Roman"/>
-          <w:color w:val="188038"/>
-          <w:szCs w:val="24"/>
-        </w:rPr>
-        <w:t>rep</w:t>
-      </w:r>
-      <w:proofErr w:type="spellEnd"/>
-      <w:r>
-        <w:rPr>
-          <w:rFonts w:eastAsia="Times New Roman" w:cs="Times New Roman"/>
-          <w:color w:val="188038"/>
-          <w:szCs w:val="24"/>
-        </w:rPr>
-        <w:t xml:space="preserve"> INTEGER,</w:t>
-      </w:r>
-    </w:p>
-    <w:p>
-      <w:pPr>
-        <w:rPr>
-          <w:rFonts w:eastAsia="Times New Roman" w:cs="Times New Roman"/>
-          <w:color w:val="188038"/>
-          <w:szCs w:val="24"/>
-        </w:rPr>
-      </w:pPr>
-      <w:r>
-        <w:rPr>
-          <w:rFonts w:eastAsia="Times New Roman" w:cs="Times New Roman"/>
-          <w:color w:val="188038"/>
-          <w:szCs w:val="24"/>
-        </w:rPr>
-        <w:lastRenderedPageBreak/>
-        <w:t xml:space="preserve">   </w:t>
-      </w:r>
-      <w:proofErr w:type="spellStart"/>
-      <w:r>
-        <w:rPr>
-          <w:rFonts w:eastAsia="Times New Roman" w:cs="Times New Roman"/>
-          <w:color w:val="188038"/>
-          <w:szCs w:val="24"/>
-        </w:rPr>
-        <w:t>weight</w:t>
-      </w:r>
-      <w:proofErr w:type="spellEnd"/>
-      <w:r>
-        <w:rPr>
-          <w:rFonts w:eastAsia="Times New Roman" w:cs="Times New Roman"/>
-          <w:color w:val="188038"/>
-          <w:szCs w:val="24"/>
-        </w:rPr>
-        <w:t xml:space="preserve"> INTEGER,</w:t>
-      </w:r>
-    </w:p>
-    <w:p>
-      <w:pPr>
-        <w:rPr>
-          <w:rFonts w:eastAsia="Times New Roman" w:cs="Times New Roman"/>
-          <w:color w:val="188038"/>
-          <w:szCs w:val="24"/>
-        </w:rPr>
-      </w:pPr>
-      <w:r>
-        <w:rPr>
-          <w:rFonts w:eastAsia="Times New Roman" w:cs="Times New Roman"/>
-          <w:color w:val="188038"/>
-          <w:szCs w:val="24"/>
-        </w:rPr>
-        <w:t xml:space="preserve">   FOREIGN KEY (</w:t>
-      </w:r>
-      <w:proofErr w:type="spellStart"/>
-      <w:r>
-        <w:rPr>
-          <w:rFonts w:eastAsia="Times New Roman" w:cs="Times New Roman"/>
-          <w:color w:val="188038"/>
-          <w:szCs w:val="24"/>
-        </w:rPr>
-        <w:t>workout_id</w:t>
-      </w:r>
-      <w:proofErr w:type="spellEnd"/>
-      <w:r>
-        <w:rPr>
-          <w:rFonts w:eastAsia="Times New Roman" w:cs="Times New Roman"/>
-          <w:color w:val="188038"/>
-          <w:szCs w:val="24"/>
-        </w:rPr>
-        <w:t xml:space="preserve">) REFERENCES </w:t>
-      </w:r>
-      <w:proofErr w:type="spellStart"/>
-      <w:r>
-        <w:rPr>
-          <w:rFonts w:eastAsia="Times New Roman" w:cs="Times New Roman"/>
-          <w:color w:val="188038"/>
-          <w:szCs w:val="24"/>
-        </w:rPr>
-        <w:t>workouts</w:t>
-      </w:r>
-      <w:proofErr w:type="spellEnd"/>
-      <w:r>
-        <w:rPr>
-          <w:rFonts w:eastAsia="Times New Roman" w:cs="Times New Roman"/>
-          <w:color w:val="188038"/>
-          <w:szCs w:val="24"/>
-        </w:rPr>
-        <w:t>(</w:t>
-      </w:r>
-      <w:proofErr w:type="spellStart"/>
-      <w:r>
-        <w:rPr>
-          <w:rFonts w:eastAsia="Times New Roman" w:cs="Times New Roman"/>
-          <w:color w:val="188038"/>
-          <w:szCs w:val="24"/>
-        </w:rPr>
-        <w:t>id</w:t>
-      </w:r>
-      <w:proofErr w:type="spellEnd"/>
-      <w:r>
-        <w:rPr>
-          <w:rFonts w:eastAsia="Times New Roman" w:cs="Times New Roman"/>
-          <w:color w:val="188038"/>
-          <w:szCs w:val="24"/>
-        </w:rPr>
-        <w:t>) ON DELETE CASCADE,</w:t>
-      </w:r>
-    </w:p>
-    <w:p>
-      <w:pPr>
-        <w:rPr>
-          <w:rFonts w:eastAsia="Times New Roman" w:cs="Times New Roman"/>
-          <w:color w:val="188038"/>
-          <w:szCs w:val="24"/>
-        </w:rPr>
-      </w:pPr>
-      <w:r>
-        <w:rPr>
-          <w:rFonts w:eastAsia="Times New Roman" w:cs="Times New Roman"/>
-          <w:color w:val="188038"/>
-          <w:szCs w:val="24"/>
-        </w:rPr>
-        <w:t xml:space="preserve">   FOREIGN KEY (</w:t>
-      </w:r>
-      <w:proofErr w:type="spellStart"/>
-      <w:r>
-        <w:rPr>
-          <w:rFonts w:eastAsia="Times New Roman" w:cs="Times New Roman"/>
-          <w:color w:val="188038"/>
-          <w:szCs w:val="24"/>
-        </w:rPr>
-        <w:t>exercise_id</w:t>
-      </w:r>
-      <w:proofErr w:type="spellEnd"/>
-      <w:r>
-        <w:rPr>
-          <w:rFonts w:eastAsia="Times New Roman" w:cs="Times New Roman"/>
-          <w:color w:val="188038"/>
-          <w:szCs w:val="24"/>
-        </w:rPr>
-        <w:t xml:space="preserve">) REFERENCES </w:t>
-      </w:r>
-      <w:proofErr w:type="spellStart"/>
-      <w:r>
-        <w:rPr>
-          <w:rFonts w:eastAsia="Times New Roman" w:cs="Times New Roman"/>
-          <w:color w:val="188038"/>
-          <w:szCs w:val="24"/>
-        </w:rPr>
-        <w:t>exercises</w:t>
-      </w:r>
-      <w:proofErr w:type="spellEnd"/>
-      <w:r>
-        <w:rPr>
-          <w:rFonts w:eastAsia="Times New Roman" w:cs="Times New Roman"/>
-          <w:color w:val="188038"/>
-          <w:szCs w:val="24"/>
-        </w:rPr>
-        <w:t>(</w:t>
-      </w:r>
-      <w:proofErr w:type="spellStart"/>
-      <w:r>
-        <w:rPr>
-          <w:rFonts w:eastAsia="Times New Roman" w:cs="Times New Roman"/>
-          <w:color w:val="188038"/>
-          <w:szCs w:val="24"/>
-        </w:rPr>
-        <w:t>id</w:t>
-      </w:r>
-      <w:proofErr w:type="spellEnd"/>
-      <w:r>
-        <w:rPr>
-          <w:rFonts w:eastAsia="Times New Roman" w:cs="Times New Roman"/>
-          <w:color w:val="188038"/>
-          <w:szCs w:val="24"/>
-        </w:rPr>
-        <w:t>) ON DELETE CASCADE</w:t>
-      </w:r>
-      <w:r>
-        <w:rPr>
-          <w:rFonts w:eastAsia="Times New Roman" w:cs="Times New Roman"/>
-          <w:color w:val="188038"/>
-          <w:szCs w:val="24"/>
-        </w:rPr>
-        <w:t>,</w:t>
-      </w:r>
-    </w:p>
-    <w:p>
-      <w:pPr>
+      <w:r>
         <w:rPr>
           <w:rFonts w:eastAsia="Times New Roman" w:cs="Times New Roman"/>
           <w:color w:val="188038"/>
           <w:szCs w:val="24"/>
           <w:lang w:val="hu-HU"/>
         </w:rPr>
-      </w:pPr>
-      <w:r>
+        <w:t>CHECK (</w:t>
+      </w:r>
+    </w:p>
+    <w:p>
+      <w:pPr>
         <w:rPr>
           <w:rFonts w:eastAsia="Times New Roman" w:cs="Times New Roman"/>
           <w:color w:val="188038"/>
           <w:szCs w:val="24"/>
           <w:lang w:val="hu-HU"/>
         </w:rPr>
-        <w:t xml:space="preserve">   </w:t>
-      </w:r>
+      </w:pPr>
       <w:r>
         <w:rPr>
           <w:rFonts w:eastAsia="Times New Roman" w:cs="Times New Roman"/>
@@ -5568,18 +4585,17 @@
           <w:szCs w:val="24"/>
           <w:lang w:val="hu-HU"/>
         </w:rPr>
-        <w:t>CHECK (</w:t>
-      </w:r>
-    </w:p>
-    <w:p>
-      <w:pPr>
+        <w:t>   </w:t>
+      </w:r>
+      <w:r>
         <w:rPr>
           <w:rFonts w:eastAsia="Times New Roman" w:cs="Times New Roman"/>
           <w:color w:val="188038"/>
           <w:szCs w:val="24"/>
           <w:lang w:val="hu-HU"/>
         </w:rPr>
-      </w:pPr>
+        <w:tab/>
+      </w:r>
       <w:r>
         <w:rPr>
           <w:rFonts w:eastAsia="Times New Roman" w:cs="Times New Roman"/>
@@ -5587,6 +4603,25 @@
           <w:szCs w:val="24"/>
           <w:lang w:val="hu-HU"/>
         </w:rPr>
+        <w:t>(exercise_id IS NOT NULL AND exercise_name IS NULL) OR</w:t>
+      </w:r>
+    </w:p>
+    <w:p>
+      <w:pPr>
+        <w:rPr>
+          <w:rFonts w:eastAsia="Times New Roman" w:cs="Times New Roman"/>
+          <w:color w:val="188038"/>
+          <w:szCs w:val="24"/>
+          <w:lang w:val="hu-HU"/>
+        </w:rPr>
+      </w:pPr>
+      <w:r>
+        <w:rPr>
+          <w:rFonts w:eastAsia="Times New Roman" w:cs="Times New Roman"/>
+          <w:color w:val="188038"/>
+          <w:szCs w:val="24"/>
+          <w:lang w:val="hu-HU"/>
+        </w:rPr>
         <w:t>   </w:t>
       </w:r>
       <w:r>
@@ -5605,124 +4640,7 @@
           <w:szCs w:val="24"/>
           <w:lang w:val="hu-HU"/>
         </w:rPr>
-        <w:t>(</w:t>
-      </w:r>
-      <w:proofErr w:type="spellStart"/>
-      <w:r>
-        <w:rPr>
-          <w:rFonts w:eastAsia="Times New Roman" w:cs="Times New Roman"/>
-          <w:color w:val="188038"/>
-          <w:szCs w:val="24"/>
-          <w:lang w:val="hu-HU"/>
-        </w:rPr>
-        <w:t>exercise_id</w:t>
-      </w:r>
-      <w:proofErr w:type="spellEnd"/>
-      <w:r>
-        <w:rPr>
-          <w:rFonts w:eastAsia="Times New Roman" w:cs="Times New Roman"/>
-          <w:color w:val="188038"/>
-          <w:szCs w:val="24"/>
-          <w:lang w:val="hu-HU"/>
-        </w:rPr>
-        <w:t xml:space="preserve"> IS NOT NULL AND </w:t>
-      </w:r>
-      <w:proofErr w:type="spellStart"/>
-      <w:r>
-        <w:rPr>
-          <w:rFonts w:eastAsia="Times New Roman" w:cs="Times New Roman"/>
-          <w:color w:val="188038"/>
-          <w:szCs w:val="24"/>
-          <w:lang w:val="hu-HU"/>
-        </w:rPr>
-        <w:t>exercise_name</w:t>
-      </w:r>
-      <w:proofErr w:type="spellEnd"/>
-      <w:r>
-        <w:rPr>
-          <w:rFonts w:eastAsia="Times New Roman" w:cs="Times New Roman"/>
-          <w:color w:val="188038"/>
-          <w:szCs w:val="24"/>
-          <w:lang w:val="hu-HU"/>
-        </w:rPr>
-        <w:t xml:space="preserve"> IS NULL) OR</w:t>
-      </w:r>
-    </w:p>
-    <w:p>
-      <w:pPr>
-        <w:rPr>
-          <w:rFonts w:eastAsia="Times New Roman" w:cs="Times New Roman"/>
-          <w:color w:val="188038"/>
-          <w:szCs w:val="24"/>
-          <w:lang w:val="hu-HU"/>
-        </w:rPr>
-      </w:pPr>
-      <w:r>
-        <w:rPr>
-          <w:rFonts w:eastAsia="Times New Roman" w:cs="Times New Roman"/>
-          <w:color w:val="188038"/>
-          <w:szCs w:val="24"/>
-          <w:lang w:val="hu-HU"/>
-        </w:rPr>
-        <w:t>   </w:t>
-      </w:r>
-      <w:r>
-        <w:rPr>
-          <w:rFonts w:eastAsia="Times New Roman" w:cs="Times New Roman"/>
-          <w:color w:val="188038"/>
-          <w:szCs w:val="24"/>
-          <w:lang w:val="hu-HU"/>
-        </w:rPr>
-        <w:tab/>
-      </w:r>
-      <w:r>
-        <w:rPr>
-          <w:rFonts w:eastAsia="Times New Roman" w:cs="Times New Roman"/>
-          <w:color w:val="188038"/>
-          <w:szCs w:val="24"/>
-          <w:lang w:val="hu-HU"/>
-        </w:rPr>
-        <w:t>(</w:t>
-      </w:r>
-      <w:proofErr w:type="spellStart"/>
-      <w:r>
-        <w:rPr>
-          <w:rFonts w:eastAsia="Times New Roman" w:cs="Times New Roman"/>
-          <w:color w:val="188038"/>
-          <w:szCs w:val="24"/>
-          <w:lang w:val="hu-HU"/>
-        </w:rPr>
-        <w:t>exercise_id</w:t>
-      </w:r>
-      <w:proofErr w:type="spellEnd"/>
-      <w:r>
-        <w:rPr>
-          <w:rFonts w:eastAsia="Times New Roman" w:cs="Times New Roman"/>
-          <w:color w:val="188038"/>
-          <w:szCs w:val="24"/>
-          <w:lang w:val="hu-HU"/>
-        </w:rPr>
-        <w:t xml:space="preserve"> IS NULL AND </w:t>
-      </w:r>
-      <w:proofErr w:type="spellStart"/>
-      <w:r>
-        <w:rPr>
-          <w:rFonts w:eastAsia="Times New Roman" w:cs="Times New Roman"/>
-          <w:color w:val="188038"/>
-          <w:szCs w:val="24"/>
-          <w:lang w:val="hu-HU"/>
-        </w:rPr>
-        <w:t>exercise_name</w:t>
-      </w:r>
-      <w:proofErr w:type="spellEnd"/>
-      <w:r>
-        <w:rPr>
-          <w:rFonts w:eastAsia="Times New Roman" w:cs="Times New Roman"/>
-          <w:color w:val="188038"/>
-          <w:szCs w:val="24"/>
-          <w:lang w:val="hu-HU"/>
-        </w:rPr>
-        <w:t xml:space="preserve"> IS NOT NULL)</w:t>
+        <w:t>(exercise_id IS NULL AND exercise_name IS NOT NULL)</w:t>
       </w:r>
     </w:p>
     <w:p>
@@ -5776,13 +4694,8 @@
       </w:pPr>
       <w:bookmarkStart w:id="36" w:name="_np9k4f2skx7c" w:colFirst="0" w:colLast="0"/>
       <w:bookmarkEnd w:id="36"/>
-      <w:proofErr w:type="spellStart"/>
-      <w:r>
-        <w:t>muscle_groups</w:t>
-      </w:r>
-      <w:proofErr w:type="spellEnd"/>
-      <w:r>
-        <w:t xml:space="preserve"> (izomcsoportok)</w:t>
+      <w:r>
+        <w:t>muscle_groups (izomcsoportok)</w:t>
       </w:r>
     </w:p>
     <w:p>
@@ -5815,95 +4728,41 @@
           <w:color w:val="188038"/>
           <w:szCs w:val="24"/>
         </w:rPr>
-        <w:t xml:space="preserve">CREATE TABLE </w:t>
-      </w:r>
-      <w:proofErr w:type="spellStart"/>
-      <w:r>
-        <w:rPr>
-          <w:rFonts w:eastAsia="Times New Roman" w:cs="Times New Roman"/>
-          <w:color w:val="188038"/>
-          <w:szCs w:val="24"/>
-        </w:rPr>
-        <w:t>muscle_groups</w:t>
-      </w:r>
-      <w:proofErr w:type="spellEnd"/>
-      <w:r>
-        <w:rPr>
-          <w:rFonts w:eastAsia="Times New Roman" w:cs="Times New Roman"/>
-          <w:color w:val="188038"/>
-          <w:szCs w:val="24"/>
-        </w:rPr>
-        <w:t xml:space="preserve"> (</w:t>
-      </w:r>
-    </w:p>
-    <w:p>
-      <w:pPr>
-        <w:rPr>
-          <w:rFonts w:eastAsia="Times New Roman" w:cs="Times New Roman"/>
-          <w:color w:val="188038"/>
-          <w:szCs w:val="24"/>
-        </w:rPr>
-      </w:pPr>
-      <w:r>
-        <w:rPr>
-          <w:rFonts w:eastAsia="Times New Roman" w:cs="Times New Roman"/>
-          <w:color w:val="188038"/>
-          <w:szCs w:val="24"/>
-        </w:rPr>
-        <w:t xml:space="preserve">   </w:t>
-      </w:r>
-      <w:proofErr w:type="spellStart"/>
-      <w:r>
-        <w:rPr>
-          <w:rFonts w:eastAsia="Times New Roman" w:cs="Times New Roman"/>
-          <w:color w:val="188038"/>
-          <w:szCs w:val="24"/>
-        </w:rPr>
-        <w:t>id</w:t>
-      </w:r>
-      <w:proofErr w:type="spellEnd"/>
-      <w:r>
-        <w:rPr>
-          <w:rFonts w:eastAsia="Times New Roman" w:cs="Times New Roman"/>
-          <w:color w:val="188038"/>
-          <w:szCs w:val="24"/>
-        </w:rPr>
-        <w:t xml:space="preserve"> INTEGER PRIMARY KEY NOT NULL,</w:t>
-      </w:r>
-    </w:p>
-    <w:p>
-      <w:pPr>
-        <w:rPr>
-          <w:rFonts w:eastAsia="Times New Roman" w:cs="Times New Roman"/>
-          <w:color w:val="188038"/>
-          <w:szCs w:val="24"/>
-        </w:rPr>
-      </w:pPr>
-      <w:r>
-        <w:rPr>
-          <w:rFonts w:eastAsia="Times New Roman" w:cs="Times New Roman"/>
-          <w:color w:val="188038"/>
-          <w:szCs w:val="24"/>
-        </w:rPr>
-        <w:t xml:space="preserve">   </w:t>
-      </w:r>
-      <w:proofErr w:type="spellStart"/>
-      <w:r>
-        <w:rPr>
-          <w:rFonts w:eastAsia="Times New Roman" w:cs="Times New Roman"/>
-          <w:color w:val="188038"/>
-          <w:szCs w:val="24"/>
-        </w:rPr>
-        <w:t>name</w:t>
-      </w:r>
-      <w:proofErr w:type="spellEnd"/>
-      <w:r>
-        <w:rPr>
-          <w:rFonts w:eastAsia="Times New Roman" w:cs="Times New Roman"/>
-          <w:color w:val="188038"/>
-          <w:szCs w:val="24"/>
-        </w:rPr>
-        <w:t xml:space="preserve"> TEXT NOT NULL</w:t>
+        <w:t>CREATE TABLE muscle_groups (</w:t>
+      </w:r>
+    </w:p>
+    <w:p>
+      <w:pPr>
+        <w:rPr>
+          <w:rFonts w:eastAsia="Times New Roman" w:cs="Times New Roman"/>
+          <w:color w:val="188038"/>
+          <w:szCs w:val="24"/>
+        </w:rPr>
+      </w:pPr>
+      <w:r>
+        <w:rPr>
+          <w:rFonts w:eastAsia="Times New Roman" w:cs="Times New Roman"/>
+          <w:color w:val="188038"/>
+          <w:szCs w:val="24"/>
+        </w:rPr>
+        <w:t xml:space="preserve">   id INTEGER PRIMARY KEY NOT NULL,</w:t>
+      </w:r>
+    </w:p>
+    <w:p>
+      <w:pPr>
+        <w:rPr>
+          <w:rFonts w:eastAsia="Times New Roman" w:cs="Times New Roman"/>
+          <w:color w:val="188038"/>
+          <w:szCs w:val="24"/>
+        </w:rPr>
+      </w:pPr>
+      <w:r>
+        <w:rPr>
+          <w:rFonts w:eastAsia="Times New Roman" w:cs="Times New Roman"/>
+          <w:color w:val="188038"/>
+          <w:szCs w:val="24"/>
+        </w:rPr>
+        <w:t xml:space="preserve">   name TEXT NOT NULL</w:t>
       </w:r>
     </w:p>
     <w:p>
@@ -5929,13 +4788,8 @@
       </w:pPr>
       <w:bookmarkStart w:id="37" w:name="_73csb256fpmo" w:colFirst="0" w:colLast="0"/>
       <w:bookmarkEnd w:id="37"/>
-      <w:proofErr w:type="spellStart"/>
-      <w:r>
-        <w:t>muscle_groups_exercises</w:t>
-      </w:r>
-      <w:proofErr w:type="spellEnd"/>
-      <w:r>
-        <w:t xml:space="preserve"> (izomcsoport–gyakorlat kapcsolat)</w:t>
+      <w:r>
+        <w:t>muscle_groups_exercises (izomcsoport–gyakorlat kapcsolat)</w:t>
       </w:r>
     </w:p>
     <w:p>
@@ -5968,326 +4822,92 @@
           <w:color w:val="188038"/>
           <w:szCs w:val="24"/>
         </w:rPr>
-        <w:t xml:space="preserve">CREATE TABLE </w:t>
-      </w:r>
-      <w:proofErr w:type="spellStart"/>
-      <w:r>
-        <w:rPr>
-          <w:rFonts w:eastAsia="Times New Roman" w:cs="Times New Roman"/>
-          <w:color w:val="188038"/>
-          <w:szCs w:val="24"/>
-        </w:rPr>
-        <w:t>muscle_groups_exercises</w:t>
-      </w:r>
-      <w:proofErr w:type="spellEnd"/>
-      <w:r>
-        <w:rPr>
-          <w:rFonts w:eastAsia="Times New Roman" w:cs="Times New Roman"/>
-          <w:color w:val="188038"/>
-          <w:szCs w:val="24"/>
-        </w:rPr>
-        <w:t xml:space="preserve"> (</w:t>
-      </w:r>
-    </w:p>
-    <w:p>
-      <w:pPr>
-        <w:rPr>
-          <w:rFonts w:eastAsia="Times New Roman" w:cs="Times New Roman"/>
-          <w:color w:val="188038"/>
-          <w:szCs w:val="24"/>
-        </w:rPr>
-      </w:pPr>
-      <w:r>
-        <w:rPr>
-          <w:rFonts w:eastAsia="Times New Roman" w:cs="Times New Roman"/>
-          <w:color w:val="188038"/>
-          <w:szCs w:val="24"/>
-        </w:rPr>
-        <w:t xml:space="preserve">   </w:t>
-      </w:r>
-      <w:proofErr w:type="spellStart"/>
-      <w:r>
-        <w:rPr>
-          <w:rFonts w:eastAsia="Times New Roman" w:cs="Times New Roman"/>
-          <w:color w:val="188038"/>
-          <w:szCs w:val="24"/>
-        </w:rPr>
-        <w:t>muscle_group_id</w:t>
-      </w:r>
-      <w:proofErr w:type="spellEnd"/>
-      <w:r>
-        <w:rPr>
-          <w:rFonts w:eastAsia="Times New Roman" w:cs="Times New Roman"/>
-          <w:color w:val="188038"/>
-          <w:szCs w:val="24"/>
-        </w:rPr>
-        <w:t xml:space="preserve"> INTEGER NOT NULL,</w:t>
-      </w:r>
-    </w:p>
-    <w:p>
-      <w:pPr>
-        <w:rPr>
-          <w:rFonts w:eastAsia="Times New Roman" w:cs="Times New Roman"/>
-          <w:color w:val="188038"/>
-          <w:szCs w:val="24"/>
-        </w:rPr>
-      </w:pPr>
-      <w:r>
-        <w:rPr>
-          <w:rFonts w:eastAsia="Times New Roman" w:cs="Times New Roman"/>
-          <w:color w:val="188038"/>
-          <w:szCs w:val="24"/>
-        </w:rPr>
-        <w:t xml:space="preserve">   </w:t>
-      </w:r>
-      <w:proofErr w:type="spellStart"/>
-      <w:r>
-        <w:rPr>
-          <w:rFonts w:eastAsia="Times New Roman" w:cs="Times New Roman"/>
-          <w:color w:val="188038"/>
-          <w:szCs w:val="24"/>
-        </w:rPr>
-        <w:t>exercise_id</w:t>
-      </w:r>
-      <w:proofErr w:type="spellEnd"/>
-      <w:r>
-        <w:rPr>
-          <w:rFonts w:eastAsia="Times New Roman" w:cs="Times New Roman"/>
-          <w:color w:val="188038"/>
-          <w:szCs w:val="24"/>
-        </w:rPr>
-        <w:t xml:space="preserve"> INTEGER NOT NULL,</w:t>
-      </w:r>
-    </w:p>
-    <w:p>
-      <w:pPr>
-        <w:rPr>
-          <w:rFonts w:eastAsia="Times New Roman" w:cs="Times New Roman"/>
-          <w:color w:val="188038"/>
-          <w:szCs w:val="24"/>
-        </w:rPr>
-      </w:pPr>
-      <w:r>
-        <w:rPr>
-          <w:rFonts w:eastAsia="Times New Roman" w:cs="Times New Roman"/>
-          <w:color w:val="188038"/>
-          <w:szCs w:val="24"/>
-        </w:rPr>
-        <w:t xml:space="preserve">   </w:t>
-      </w:r>
-      <w:proofErr w:type="spellStart"/>
-      <w:r>
-        <w:rPr>
-          <w:rFonts w:eastAsia="Times New Roman" w:cs="Times New Roman"/>
-          <w:color w:val="188038"/>
-          <w:szCs w:val="24"/>
-        </w:rPr>
-        <w:t>role</w:t>
-      </w:r>
-      <w:proofErr w:type="spellEnd"/>
-      <w:r>
-        <w:rPr>
-          <w:rFonts w:eastAsia="Times New Roman" w:cs="Times New Roman"/>
-          <w:color w:val="188038"/>
-          <w:szCs w:val="24"/>
-        </w:rPr>
-        <w:t xml:space="preserve"> TEXT NOT NULL CHECK (</w:t>
-      </w:r>
-      <w:proofErr w:type="spellStart"/>
-      <w:r>
-        <w:rPr>
-          <w:rFonts w:eastAsia="Times New Roman" w:cs="Times New Roman"/>
-          <w:color w:val="188038"/>
-          <w:szCs w:val="24"/>
-        </w:rPr>
-        <w:t>role</w:t>
-      </w:r>
-      <w:proofErr w:type="spellEnd"/>
-      <w:r>
-        <w:rPr>
-          <w:rFonts w:eastAsia="Times New Roman" w:cs="Times New Roman"/>
-          <w:color w:val="188038"/>
-          <w:szCs w:val="24"/>
-        </w:rPr>
-        <w:t xml:space="preserve"> IN ('</w:t>
-      </w:r>
-      <w:proofErr w:type="spellStart"/>
-      <w:r>
-        <w:rPr>
-          <w:rFonts w:eastAsia="Times New Roman" w:cs="Times New Roman"/>
-          <w:color w:val="188038"/>
-          <w:szCs w:val="24"/>
-        </w:rPr>
-        <w:t>Primary</w:t>
-      </w:r>
-      <w:proofErr w:type="spellEnd"/>
-      <w:r>
-        <w:rPr>
-          <w:rFonts w:eastAsia="Times New Roman" w:cs="Times New Roman"/>
-          <w:color w:val="188038"/>
-          <w:szCs w:val="24"/>
-        </w:rPr>
-        <w:t>', '</w:t>
-      </w:r>
-      <w:proofErr w:type="spellStart"/>
-      <w:r>
-        <w:rPr>
-          <w:rFonts w:eastAsia="Times New Roman" w:cs="Times New Roman"/>
-          <w:color w:val="188038"/>
-          <w:szCs w:val="24"/>
-        </w:rPr>
-        <w:t>Secondary</w:t>
-      </w:r>
-      <w:proofErr w:type="spellEnd"/>
-      <w:r>
-        <w:rPr>
-          <w:rFonts w:eastAsia="Times New Roman" w:cs="Times New Roman"/>
-          <w:color w:val="188038"/>
-          <w:szCs w:val="24"/>
-        </w:rPr>
-        <w:t>')),</w:t>
-      </w:r>
-    </w:p>
-    <w:p>
-      <w:pPr>
-        <w:rPr>
-          <w:rFonts w:eastAsia="Times New Roman" w:cs="Times New Roman"/>
-          <w:color w:val="188038"/>
-          <w:szCs w:val="24"/>
-        </w:rPr>
-      </w:pPr>
-      <w:r>
-        <w:rPr>
-          <w:rFonts w:eastAsia="Times New Roman" w:cs="Times New Roman"/>
-          <w:color w:val="188038"/>
-          <w:szCs w:val="24"/>
-        </w:rPr>
-        <w:t xml:space="preserve">   FOREIGN KEY (</w:t>
-      </w:r>
-      <w:proofErr w:type="spellStart"/>
-      <w:r>
-        <w:rPr>
-          <w:rFonts w:eastAsia="Times New Roman" w:cs="Times New Roman"/>
-          <w:color w:val="188038"/>
-          <w:szCs w:val="24"/>
-        </w:rPr>
-        <w:t>muscle_group_id</w:t>
-      </w:r>
-      <w:proofErr w:type="spellEnd"/>
-      <w:r>
-        <w:rPr>
-          <w:rFonts w:eastAsia="Times New Roman" w:cs="Times New Roman"/>
-          <w:color w:val="188038"/>
-          <w:szCs w:val="24"/>
-        </w:rPr>
-        <w:t xml:space="preserve">) REFERENCES </w:t>
-      </w:r>
-      <w:proofErr w:type="spellStart"/>
-      <w:r>
-        <w:rPr>
-          <w:rFonts w:eastAsia="Times New Roman" w:cs="Times New Roman"/>
-          <w:color w:val="188038"/>
-          <w:szCs w:val="24"/>
-        </w:rPr>
-        <w:t>muscle_groups</w:t>
-      </w:r>
-      <w:proofErr w:type="spellEnd"/>
-      <w:r>
-        <w:rPr>
-          <w:rFonts w:eastAsia="Times New Roman" w:cs="Times New Roman"/>
-          <w:color w:val="188038"/>
-          <w:szCs w:val="24"/>
-        </w:rPr>
-        <w:t>(</w:t>
-      </w:r>
-      <w:proofErr w:type="spellStart"/>
-      <w:r>
-        <w:rPr>
-          <w:rFonts w:eastAsia="Times New Roman" w:cs="Times New Roman"/>
-          <w:color w:val="188038"/>
-          <w:szCs w:val="24"/>
-        </w:rPr>
-        <w:t>id</w:t>
-      </w:r>
-      <w:proofErr w:type="spellEnd"/>
-      <w:r>
-        <w:rPr>
-          <w:rFonts w:eastAsia="Times New Roman" w:cs="Times New Roman"/>
-          <w:color w:val="188038"/>
-          <w:szCs w:val="24"/>
-        </w:rPr>
-        <w:t>) ON DELETE CASCADE,</w:t>
-      </w:r>
-    </w:p>
-    <w:p>
-      <w:pPr>
-        <w:rPr>
-          <w:rFonts w:eastAsia="Times New Roman" w:cs="Times New Roman"/>
-          <w:color w:val="188038"/>
-          <w:szCs w:val="24"/>
-        </w:rPr>
-      </w:pPr>
-      <w:r>
-        <w:rPr>
-          <w:rFonts w:eastAsia="Times New Roman" w:cs="Times New Roman"/>
-          <w:color w:val="188038"/>
-          <w:szCs w:val="24"/>
-        </w:rPr>
-        <w:t xml:space="preserve">   FOREIGN KEY (</w:t>
-      </w:r>
-      <w:proofErr w:type="spellStart"/>
-      <w:r>
-        <w:rPr>
-          <w:rFonts w:eastAsia="Times New Roman" w:cs="Times New Roman"/>
-          <w:color w:val="188038"/>
-          <w:szCs w:val="24"/>
-        </w:rPr>
-        <w:t>exercise_id</w:t>
-      </w:r>
-      <w:proofErr w:type="spellEnd"/>
-      <w:r>
-        <w:rPr>
-          <w:rFonts w:eastAsia="Times New Roman" w:cs="Times New Roman"/>
-          <w:color w:val="188038"/>
-          <w:szCs w:val="24"/>
-        </w:rPr>
-        <w:t xml:space="preserve">) REFERENCES </w:t>
-      </w:r>
-      <w:proofErr w:type="spellStart"/>
-      <w:r>
-        <w:rPr>
-          <w:rFonts w:eastAsia="Times New Roman" w:cs="Times New Roman"/>
-          <w:color w:val="188038"/>
-          <w:szCs w:val="24"/>
-        </w:rPr>
-        <w:t>exercises</w:t>
-      </w:r>
-      <w:proofErr w:type="spellEnd"/>
-      <w:r>
-        <w:rPr>
-          <w:rFonts w:eastAsia="Times New Roman" w:cs="Times New Roman"/>
-          <w:color w:val="188038"/>
-          <w:szCs w:val="24"/>
-        </w:rPr>
-        <w:t>(</w:t>
-      </w:r>
-      <w:proofErr w:type="spellStart"/>
-      <w:r>
-        <w:rPr>
-          <w:rFonts w:eastAsia="Times New Roman" w:cs="Times New Roman"/>
-          <w:color w:val="188038"/>
-          <w:szCs w:val="24"/>
-        </w:rPr>
-        <w:t>id</w:t>
-      </w:r>
-      <w:proofErr w:type="spellEnd"/>
-      <w:r>
-        <w:rPr>
-          <w:rFonts w:eastAsia="Times New Roman" w:cs="Times New Roman"/>
-          <w:color w:val="188038"/>
-          <w:szCs w:val="24"/>
-        </w:rPr>
-        <w:t>) ON DELETE CASCADE</w:t>
+        <w:t>CREATE TABLE muscle_groups_exercises (</w:t>
+      </w:r>
+    </w:p>
+    <w:p>
+      <w:pPr>
+        <w:rPr>
+          <w:rFonts w:eastAsia="Times New Roman" w:cs="Times New Roman"/>
+          <w:color w:val="188038"/>
+          <w:szCs w:val="24"/>
+        </w:rPr>
+      </w:pPr>
+      <w:r>
+        <w:rPr>
+          <w:rFonts w:eastAsia="Times New Roman" w:cs="Times New Roman"/>
+          <w:color w:val="188038"/>
+          <w:szCs w:val="24"/>
+        </w:rPr>
+        <w:t xml:space="preserve">   muscle_group_id INTEGER NOT NULL,</w:t>
+      </w:r>
+    </w:p>
+    <w:p>
+      <w:pPr>
+        <w:rPr>
+          <w:rFonts w:eastAsia="Times New Roman" w:cs="Times New Roman"/>
+          <w:color w:val="188038"/>
+          <w:szCs w:val="24"/>
+        </w:rPr>
+      </w:pPr>
+      <w:r>
+        <w:rPr>
+          <w:rFonts w:eastAsia="Times New Roman" w:cs="Times New Roman"/>
+          <w:color w:val="188038"/>
+          <w:szCs w:val="24"/>
+        </w:rPr>
+        <w:t xml:space="preserve">   exercise_id INTEGER NOT NULL,</w:t>
+      </w:r>
+    </w:p>
+    <w:p>
+      <w:pPr>
+        <w:rPr>
+          <w:rFonts w:eastAsia="Times New Roman" w:cs="Times New Roman"/>
+          <w:color w:val="188038"/>
+          <w:szCs w:val="24"/>
+        </w:rPr>
+      </w:pPr>
+      <w:r>
+        <w:rPr>
+          <w:rFonts w:eastAsia="Times New Roman" w:cs="Times New Roman"/>
+          <w:color w:val="188038"/>
+          <w:szCs w:val="24"/>
+        </w:rPr>
+        <w:t xml:space="preserve">   role TEXT NOT NULL CHECK (role IN ('Primary', 'Secondary')),</w:t>
+      </w:r>
+    </w:p>
+    <w:p>
+      <w:pPr>
+        <w:rPr>
+          <w:rFonts w:eastAsia="Times New Roman" w:cs="Times New Roman"/>
+          <w:color w:val="188038"/>
+          <w:szCs w:val="24"/>
+        </w:rPr>
+      </w:pPr>
+      <w:r>
+        <w:rPr>
+          <w:rFonts w:eastAsia="Times New Roman" w:cs="Times New Roman"/>
+          <w:color w:val="188038"/>
+          <w:szCs w:val="24"/>
+        </w:rPr>
+        <w:t xml:space="preserve">   FOREIGN KEY (muscle_group_id) REFERENCES muscle_groups(id) ON DELETE CASCADE,</w:t>
+      </w:r>
+    </w:p>
+    <w:p>
+      <w:pPr>
+        <w:rPr>
+          <w:rFonts w:eastAsia="Times New Roman" w:cs="Times New Roman"/>
+          <w:color w:val="188038"/>
+          <w:szCs w:val="24"/>
+        </w:rPr>
+      </w:pPr>
+      <w:r>
+        <w:rPr>
+          <w:rFonts w:eastAsia="Times New Roman" w:cs="Times New Roman"/>
+          <w:color w:val="188038"/>
+          <w:szCs w:val="24"/>
+        </w:rPr>
+        <w:t xml:space="preserve">   FOREIGN KEY (exercise_id) REFERENCES exercises(id) ON DELETE CASCADE</w:t>
       </w:r>
     </w:p>
     <w:p>
@@ -6314,13 +4934,8 @@
       </w:pPr>
       <w:bookmarkStart w:id="38" w:name="_w6zvz8bqih6c" w:colFirst="0" w:colLast="0"/>
       <w:bookmarkEnd w:id="38"/>
-      <w:proofErr w:type="spellStart"/>
-      <w:r>
-        <w:t>plans</w:t>
-      </w:r>
-      <w:proofErr w:type="spellEnd"/>
-      <w:r>
-        <w:t xml:space="preserve"> (edzéstervek)</w:t>
+      <w:r>
+        <w:t>plans (edzéstervek)</w:t>
       </w:r>
     </w:p>
     <w:p>
@@ -6353,201 +4968,75 @@
           <w:color w:val="188038"/>
           <w:szCs w:val="24"/>
         </w:rPr>
-        <w:t xml:space="preserve">CREATE TABLE </w:t>
-      </w:r>
-      <w:proofErr w:type="spellStart"/>
-      <w:r>
-        <w:rPr>
-          <w:rFonts w:eastAsia="Times New Roman" w:cs="Times New Roman"/>
-          <w:color w:val="188038"/>
-          <w:szCs w:val="24"/>
-        </w:rPr>
-        <w:t>plans</w:t>
-      </w:r>
-      <w:proofErr w:type="spellEnd"/>
-      <w:r>
-        <w:rPr>
-          <w:rFonts w:eastAsia="Times New Roman" w:cs="Times New Roman"/>
-          <w:color w:val="188038"/>
-          <w:szCs w:val="24"/>
-        </w:rPr>
-        <w:t xml:space="preserve"> (</w:t>
-      </w:r>
-    </w:p>
-    <w:p>
-      <w:pPr>
-        <w:rPr>
-          <w:rFonts w:eastAsia="Times New Roman" w:cs="Times New Roman"/>
-          <w:color w:val="188038"/>
-          <w:szCs w:val="24"/>
-        </w:rPr>
-      </w:pPr>
-      <w:r>
-        <w:rPr>
-          <w:rFonts w:eastAsia="Times New Roman" w:cs="Times New Roman"/>
-          <w:color w:val="188038"/>
-          <w:szCs w:val="24"/>
-        </w:rPr>
-        <w:t xml:space="preserve">   </w:t>
-      </w:r>
-      <w:proofErr w:type="spellStart"/>
-      <w:r>
-        <w:rPr>
-          <w:rFonts w:eastAsia="Times New Roman" w:cs="Times New Roman"/>
-          <w:color w:val="188038"/>
-          <w:szCs w:val="24"/>
-        </w:rPr>
-        <w:t>id</w:t>
-      </w:r>
-      <w:proofErr w:type="spellEnd"/>
-      <w:r>
-        <w:rPr>
-          <w:rFonts w:eastAsia="Times New Roman" w:cs="Times New Roman"/>
-          <w:color w:val="188038"/>
-          <w:szCs w:val="24"/>
-        </w:rPr>
-        <w:t xml:space="preserve"> INTEGER PRIMARY KEY NOT NULL,</w:t>
-      </w:r>
-    </w:p>
-    <w:p>
-      <w:pPr>
-        <w:rPr>
-          <w:rFonts w:eastAsia="Times New Roman" w:cs="Times New Roman"/>
-          <w:color w:val="188038"/>
-          <w:szCs w:val="24"/>
-        </w:rPr>
-      </w:pPr>
-      <w:r>
-        <w:rPr>
-          <w:rFonts w:eastAsia="Times New Roman" w:cs="Times New Roman"/>
-          <w:color w:val="188038"/>
-          <w:szCs w:val="24"/>
-        </w:rPr>
-        <w:t xml:space="preserve">   </w:t>
-      </w:r>
-      <w:proofErr w:type="spellStart"/>
-      <w:r>
-        <w:rPr>
-          <w:rFonts w:eastAsia="Times New Roman" w:cs="Times New Roman"/>
-          <w:color w:val="188038"/>
-          <w:szCs w:val="24"/>
-        </w:rPr>
-        <w:t>user_id</w:t>
-      </w:r>
-      <w:proofErr w:type="spellEnd"/>
-      <w:r>
-        <w:rPr>
-          <w:rFonts w:eastAsia="Times New Roman" w:cs="Times New Roman"/>
-          <w:color w:val="188038"/>
-          <w:szCs w:val="24"/>
-        </w:rPr>
-        <w:t xml:space="preserve"> INTEGER NOT NULL,</w:t>
-      </w:r>
-    </w:p>
-    <w:p>
-      <w:pPr>
-        <w:rPr>
-          <w:rFonts w:eastAsia="Times New Roman" w:cs="Times New Roman"/>
-          <w:color w:val="188038"/>
-          <w:szCs w:val="24"/>
-        </w:rPr>
-      </w:pPr>
-      <w:r>
-        <w:rPr>
-          <w:rFonts w:eastAsia="Times New Roman" w:cs="Times New Roman"/>
-          <w:color w:val="188038"/>
-          <w:szCs w:val="24"/>
-        </w:rPr>
-        <w:t xml:space="preserve">   </w:t>
-      </w:r>
-      <w:proofErr w:type="spellStart"/>
-      <w:r>
-        <w:rPr>
-          <w:rFonts w:eastAsia="Times New Roman" w:cs="Times New Roman"/>
-          <w:color w:val="188038"/>
-          <w:szCs w:val="24"/>
-        </w:rPr>
-        <w:t>name</w:t>
-      </w:r>
-      <w:proofErr w:type="spellEnd"/>
-      <w:r>
-        <w:rPr>
-          <w:rFonts w:eastAsia="Times New Roman" w:cs="Times New Roman"/>
-          <w:color w:val="188038"/>
-          <w:szCs w:val="24"/>
-        </w:rPr>
-        <w:t xml:space="preserve"> TEXT NOT NULL,</w:t>
-      </w:r>
-    </w:p>
-    <w:p>
-      <w:pPr>
-        <w:rPr>
-          <w:rFonts w:eastAsia="Times New Roman" w:cs="Times New Roman"/>
-          <w:color w:val="188038"/>
-          <w:szCs w:val="24"/>
-        </w:rPr>
-      </w:pPr>
-      <w:r>
-        <w:rPr>
-          <w:rFonts w:eastAsia="Times New Roman" w:cs="Times New Roman"/>
-          <w:color w:val="188038"/>
-          <w:szCs w:val="24"/>
-        </w:rPr>
-        <w:t xml:space="preserve">   FOREIGN KEY (</w:t>
-      </w:r>
-      <w:proofErr w:type="spellStart"/>
-      <w:r>
-        <w:rPr>
-          <w:rFonts w:eastAsia="Times New Roman" w:cs="Times New Roman"/>
-          <w:color w:val="188038"/>
-          <w:szCs w:val="24"/>
-        </w:rPr>
-        <w:t>user_id</w:t>
-      </w:r>
-      <w:proofErr w:type="spellEnd"/>
-      <w:r>
-        <w:rPr>
-          <w:rFonts w:eastAsia="Times New Roman" w:cs="Times New Roman"/>
-          <w:color w:val="188038"/>
-          <w:szCs w:val="24"/>
-        </w:rPr>
-        <w:t xml:space="preserve">) REFERENCES </w:t>
-      </w:r>
-      <w:proofErr w:type="spellStart"/>
-      <w:r>
-        <w:rPr>
-          <w:rFonts w:eastAsia="Times New Roman" w:cs="Times New Roman"/>
-          <w:color w:val="188038"/>
-          <w:szCs w:val="24"/>
-        </w:rPr>
-        <w:t>users</w:t>
-      </w:r>
-      <w:proofErr w:type="spellEnd"/>
-      <w:r>
-        <w:rPr>
-          <w:rFonts w:eastAsia="Times New Roman" w:cs="Times New Roman"/>
-          <w:color w:val="188038"/>
-          <w:szCs w:val="24"/>
-        </w:rPr>
-        <w:t>(</w:t>
-      </w:r>
-      <w:proofErr w:type="spellStart"/>
-      <w:r>
-        <w:rPr>
-          <w:rFonts w:eastAsia="Times New Roman" w:cs="Times New Roman"/>
-          <w:color w:val="188038"/>
-          <w:szCs w:val="24"/>
-        </w:rPr>
-        <w:t>id</w:t>
-      </w:r>
-      <w:proofErr w:type="spellEnd"/>
-      <w:r>
-        <w:rPr>
-          <w:rFonts w:eastAsia="Times New Roman" w:cs="Times New Roman"/>
-          <w:color w:val="188038"/>
-          <w:szCs w:val="24"/>
-        </w:rPr>
-        <w:t>) ON DELETE CASCADE</w:t>
+        <w:t>CREATE TABLE plans (</w:t>
+      </w:r>
+    </w:p>
+    <w:p>
+      <w:pPr>
+        <w:rPr>
+          <w:rFonts w:eastAsia="Times New Roman" w:cs="Times New Roman"/>
+          <w:color w:val="188038"/>
+          <w:szCs w:val="24"/>
+        </w:rPr>
+      </w:pPr>
+      <w:r>
+        <w:rPr>
+          <w:rFonts w:eastAsia="Times New Roman" w:cs="Times New Roman"/>
+          <w:color w:val="188038"/>
+          <w:szCs w:val="24"/>
+        </w:rPr>
+        <w:t xml:space="preserve">   id INTEGER PRIMARY KEY NOT NULL,</w:t>
+      </w:r>
+    </w:p>
+    <w:p>
+      <w:pPr>
+        <w:rPr>
+          <w:rFonts w:eastAsia="Times New Roman" w:cs="Times New Roman"/>
+          <w:color w:val="188038"/>
+          <w:szCs w:val="24"/>
+        </w:rPr>
+      </w:pPr>
+      <w:r>
+        <w:rPr>
+          <w:rFonts w:eastAsia="Times New Roman" w:cs="Times New Roman"/>
+          <w:color w:val="188038"/>
+          <w:szCs w:val="24"/>
+        </w:rPr>
+        <w:t xml:space="preserve">   user_id INTEGER NOT NULL,</w:t>
+      </w:r>
+    </w:p>
+    <w:p>
+      <w:pPr>
+        <w:rPr>
+          <w:rFonts w:eastAsia="Times New Roman" w:cs="Times New Roman"/>
+          <w:color w:val="188038"/>
+          <w:szCs w:val="24"/>
+        </w:rPr>
+      </w:pPr>
+      <w:r>
+        <w:rPr>
+          <w:rFonts w:eastAsia="Times New Roman" w:cs="Times New Roman"/>
+          <w:color w:val="188038"/>
+          <w:szCs w:val="24"/>
+        </w:rPr>
+        <w:t xml:space="preserve">   name TEXT NOT NULL,</w:t>
+      </w:r>
+    </w:p>
+    <w:p>
+      <w:pPr>
+        <w:rPr>
+          <w:rFonts w:eastAsia="Times New Roman" w:cs="Times New Roman"/>
+          <w:color w:val="188038"/>
+          <w:szCs w:val="24"/>
+        </w:rPr>
+      </w:pPr>
+      <w:r>
+        <w:rPr>
+          <w:rFonts w:eastAsia="Times New Roman" w:cs="Times New Roman"/>
+          <w:color w:val="188038"/>
+          <w:szCs w:val="24"/>
+        </w:rPr>
+        <w:t xml:space="preserve">   FOREIGN KEY (user_id) REFERENCES users(id) ON DELETE CASCADE</w:t>
       </w:r>
     </w:p>
     <w:p>
@@ -6573,13 +5062,8 @@
       </w:pPr>
       <w:bookmarkStart w:id="39" w:name="_b07pn5lt4vet" w:colFirst="0" w:colLast="0"/>
       <w:bookmarkEnd w:id="39"/>
-      <w:proofErr w:type="spellStart"/>
-      <w:r>
-        <w:t>plans_exercises</w:t>
-      </w:r>
-      <w:proofErr w:type="spellEnd"/>
-      <w:r>
-        <w:t xml:space="preserve"> (terv–gyakorlat kapcsolat)</w:t>
+      <w:r>
+        <w:t>plans_exercises (terv–gyakorlat kapcsolat)</w:t>
       </w:r>
     </w:p>
     <w:p>
@@ -6595,340 +5079,126 @@
           <w:rFonts w:eastAsia="Times New Roman" w:cs="Times New Roman"/>
           <w:szCs w:val="24"/>
         </w:rPr>
-        <w:t xml:space="preserve">Egy edzéstervhez rendelt gyakorlatokat és </w:t>
-      </w:r>
-      <w:proofErr w:type="spellStart"/>
-      <w:r>
-        <w:rPr>
-          <w:rFonts w:eastAsia="Times New Roman" w:cs="Times New Roman"/>
-          <w:szCs w:val="24"/>
-        </w:rPr>
-        <w:t>sorozatokat</w:t>
-      </w:r>
-      <w:proofErr w:type="spellEnd"/>
-      <w:r>
-        <w:rPr>
-          <w:rFonts w:eastAsia="Times New Roman" w:cs="Times New Roman"/>
-          <w:szCs w:val="24"/>
-        </w:rPr>
-        <w:t xml:space="preserve"> tárolja.</w:t>
-      </w:r>
-    </w:p>
-    <w:p>
-      <w:pPr>
-        <w:rPr>
-          <w:rFonts w:eastAsia="Times New Roman" w:cs="Times New Roman"/>
-          <w:color w:val="188038"/>
-          <w:szCs w:val="24"/>
-        </w:rPr>
-      </w:pPr>
-      <w:r>
-        <w:rPr>
-          <w:rFonts w:eastAsia="Times New Roman" w:cs="Times New Roman"/>
-          <w:color w:val="188038"/>
-          <w:szCs w:val="24"/>
-        </w:rPr>
-        <w:t xml:space="preserve">CREATE TABLE </w:t>
-      </w:r>
-      <w:proofErr w:type="spellStart"/>
-      <w:r>
-        <w:rPr>
-          <w:rFonts w:eastAsia="Times New Roman" w:cs="Times New Roman"/>
-          <w:color w:val="188038"/>
-          <w:szCs w:val="24"/>
-        </w:rPr>
-        <w:t>plans_exercises</w:t>
-      </w:r>
-      <w:proofErr w:type="spellEnd"/>
-      <w:r>
-        <w:rPr>
-          <w:rFonts w:eastAsia="Times New Roman" w:cs="Times New Roman"/>
-          <w:color w:val="188038"/>
-          <w:szCs w:val="24"/>
-        </w:rPr>
-        <w:t xml:space="preserve"> (</w:t>
-      </w:r>
-    </w:p>
-    <w:p>
-      <w:pPr>
-        <w:rPr>
-          <w:rFonts w:eastAsia="Times New Roman" w:cs="Times New Roman"/>
-          <w:color w:val="188038"/>
-          <w:szCs w:val="24"/>
-        </w:rPr>
-      </w:pPr>
-      <w:r>
-        <w:rPr>
-          <w:rFonts w:eastAsia="Times New Roman" w:cs="Times New Roman"/>
-          <w:color w:val="188038"/>
-          <w:szCs w:val="24"/>
-        </w:rPr>
-        <w:t xml:space="preserve">   </w:t>
-      </w:r>
-      <w:proofErr w:type="spellStart"/>
-      <w:r>
-        <w:rPr>
-          <w:rFonts w:eastAsia="Times New Roman" w:cs="Times New Roman"/>
-          <w:color w:val="188038"/>
-          <w:szCs w:val="24"/>
-        </w:rPr>
-        <w:t>plan_id</w:t>
-      </w:r>
-      <w:proofErr w:type="spellEnd"/>
-      <w:r>
-        <w:rPr>
-          <w:rFonts w:eastAsia="Times New Roman" w:cs="Times New Roman"/>
-          <w:color w:val="188038"/>
-          <w:szCs w:val="24"/>
-        </w:rPr>
-        <w:t xml:space="preserve"> INTEGER NOT NULL,</w:t>
-      </w:r>
-    </w:p>
-    <w:p>
-      <w:pPr>
-        <w:rPr>
-          <w:rFonts w:eastAsia="Times New Roman" w:cs="Times New Roman"/>
-          <w:color w:val="188038"/>
-          <w:szCs w:val="24"/>
-        </w:rPr>
-      </w:pPr>
-      <w:r>
-        <w:rPr>
-          <w:rFonts w:eastAsia="Times New Roman" w:cs="Times New Roman"/>
-          <w:color w:val="188038"/>
-          <w:szCs w:val="24"/>
-        </w:rPr>
-        <w:t xml:space="preserve">   </w:t>
-      </w:r>
-      <w:proofErr w:type="spellStart"/>
-      <w:r>
-        <w:rPr>
-          <w:rFonts w:eastAsia="Times New Roman" w:cs="Times New Roman"/>
-          <w:color w:val="188038"/>
-          <w:szCs w:val="24"/>
-        </w:rPr>
-        <w:t>exercise_id</w:t>
-      </w:r>
-      <w:proofErr w:type="spellEnd"/>
-      <w:r>
-        <w:rPr>
-          <w:rFonts w:eastAsia="Times New Roman" w:cs="Times New Roman"/>
-          <w:color w:val="188038"/>
-          <w:szCs w:val="24"/>
-        </w:rPr>
-        <w:t xml:space="preserve"> INTEGER,</w:t>
-      </w:r>
-    </w:p>
-    <w:p>
-      <w:pPr>
-        <w:rPr>
-          <w:rFonts w:eastAsia="Times New Roman" w:cs="Times New Roman"/>
-          <w:color w:val="188038"/>
-          <w:szCs w:val="24"/>
-        </w:rPr>
-      </w:pPr>
-      <w:r>
-        <w:rPr>
-          <w:rFonts w:eastAsia="Times New Roman" w:cs="Times New Roman"/>
-          <w:color w:val="188038"/>
-          <w:szCs w:val="24"/>
-        </w:rPr>
-        <w:t xml:space="preserve">   </w:t>
-      </w:r>
-      <w:proofErr w:type="spellStart"/>
-      <w:r>
-        <w:rPr>
-          <w:rFonts w:eastAsia="Times New Roman" w:cs="Times New Roman"/>
-          <w:color w:val="188038"/>
-          <w:szCs w:val="24"/>
-        </w:rPr>
-        <w:t>exercise_name</w:t>
-      </w:r>
-      <w:proofErr w:type="spellEnd"/>
-      <w:r>
-        <w:rPr>
-          <w:rFonts w:eastAsia="Times New Roman" w:cs="Times New Roman"/>
-          <w:color w:val="188038"/>
-          <w:szCs w:val="24"/>
-        </w:rPr>
-        <w:t xml:space="preserve"> TEXT,</w:t>
-      </w:r>
-    </w:p>
-    <w:p>
-      <w:pPr>
-        <w:rPr>
-          <w:rFonts w:eastAsia="Times New Roman" w:cs="Times New Roman"/>
-          <w:color w:val="188038"/>
-          <w:szCs w:val="24"/>
-        </w:rPr>
-      </w:pPr>
-      <w:r>
-        <w:rPr>
-          <w:rFonts w:eastAsia="Times New Roman" w:cs="Times New Roman"/>
-          <w:color w:val="188038"/>
-          <w:szCs w:val="24"/>
-        </w:rPr>
-        <w:t xml:space="preserve">   </w:t>
-      </w:r>
-      <w:proofErr w:type="spellStart"/>
-      <w:r>
-        <w:rPr>
-          <w:rFonts w:eastAsia="Times New Roman" w:cs="Times New Roman"/>
-          <w:color w:val="188038"/>
-          <w:szCs w:val="24"/>
-        </w:rPr>
-        <w:t>sets</w:t>
-      </w:r>
-      <w:proofErr w:type="spellEnd"/>
-      <w:r>
-        <w:rPr>
-          <w:rFonts w:eastAsia="Times New Roman" w:cs="Times New Roman"/>
-          <w:color w:val="188038"/>
-          <w:szCs w:val="24"/>
-        </w:rPr>
-        <w:t xml:space="preserve"> INTEGER,</w:t>
-      </w:r>
-    </w:p>
-    <w:p>
-      <w:pPr>
-        <w:rPr>
-          <w:rFonts w:eastAsia="Times New Roman" w:cs="Times New Roman"/>
-          <w:color w:val="188038"/>
-          <w:szCs w:val="24"/>
-        </w:rPr>
-      </w:pPr>
-      <w:r>
-        <w:rPr>
-          <w:rFonts w:eastAsia="Times New Roman" w:cs="Times New Roman"/>
-          <w:color w:val="188038"/>
-          <w:szCs w:val="24"/>
-        </w:rPr>
-        <w:t xml:space="preserve">   FOREIGN KEY (</w:t>
-      </w:r>
-      <w:proofErr w:type="spellStart"/>
-      <w:r>
-        <w:rPr>
-          <w:rFonts w:eastAsia="Times New Roman" w:cs="Times New Roman"/>
-          <w:color w:val="188038"/>
-          <w:szCs w:val="24"/>
-        </w:rPr>
-        <w:t>plan_id</w:t>
-      </w:r>
-      <w:proofErr w:type="spellEnd"/>
-      <w:r>
-        <w:rPr>
-          <w:rFonts w:eastAsia="Times New Roman" w:cs="Times New Roman"/>
-          <w:color w:val="188038"/>
-          <w:szCs w:val="24"/>
-        </w:rPr>
-        <w:t xml:space="preserve">) REFERENCES </w:t>
-      </w:r>
-      <w:proofErr w:type="spellStart"/>
-      <w:r>
-        <w:rPr>
-          <w:rFonts w:eastAsia="Times New Roman" w:cs="Times New Roman"/>
-          <w:color w:val="188038"/>
-          <w:szCs w:val="24"/>
-        </w:rPr>
-        <w:t>plans</w:t>
-      </w:r>
-      <w:proofErr w:type="spellEnd"/>
-      <w:r>
-        <w:rPr>
-          <w:rFonts w:eastAsia="Times New Roman" w:cs="Times New Roman"/>
-          <w:color w:val="188038"/>
-          <w:szCs w:val="24"/>
-        </w:rPr>
-        <w:t>(</w:t>
-      </w:r>
-      <w:proofErr w:type="spellStart"/>
-      <w:r>
-        <w:rPr>
-          <w:rFonts w:eastAsia="Times New Roman" w:cs="Times New Roman"/>
-          <w:color w:val="188038"/>
-          <w:szCs w:val="24"/>
-        </w:rPr>
-        <w:t>id</w:t>
-      </w:r>
-      <w:proofErr w:type="spellEnd"/>
-      <w:r>
-        <w:rPr>
-          <w:rFonts w:eastAsia="Times New Roman" w:cs="Times New Roman"/>
-          <w:color w:val="188038"/>
-          <w:szCs w:val="24"/>
-        </w:rPr>
-        <w:t>) ON DELETE CASCADE,</w:t>
-      </w:r>
-    </w:p>
-    <w:p>
-      <w:pPr>
-        <w:rPr>
-          <w:rFonts w:eastAsia="Times New Roman" w:cs="Times New Roman"/>
-          <w:color w:val="188038"/>
-          <w:szCs w:val="24"/>
-        </w:rPr>
-      </w:pPr>
-      <w:r>
-        <w:rPr>
-          <w:rFonts w:eastAsia="Times New Roman" w:cs="Times New Roman"/>
-          <w:color w:val="188038"/>
-          <w:szCs w:val="24"/>
-        </w:rPr>
-        <w:t xml:space="preserve">   FOREIGN KEY (</w:t>
-      </w:r>
-      <w:proofErr w:type="spellStart"/>
-      <w:r>
-        <w:rPr>
-          <w:rFonts w:eastAsia="Times New Roman" w:cs="Times New Roman"/>
-          <w:color w:val="188038"/>
-          <w:szCs w:val="24"/>
-        </w:rPr>
-        <w:t>exercise_id</w:t>
-      </w:r>
-      <w:proofErr w:type="spellEnd"/>
-      <w:r>
-        <w:rPr>
-          <w:rFonts w:eastAsia="Times New Roman" w:cs="Times New Roman"/>
-          <w:color w:val="188038"/>
-          <w:szCs w:val="24"/>
-        </w:rPr>
-        <w:t xml:space="preserve">) REFERENCES </w:t>
-      </w:r>
-      <w:proofErr w:type="spellStart"/>
-      <w:r>
-        <w:rPr>
-          <w:rFonts w:eastAsia="Times New Roman" w:cs="Times New Roman"/>
-          <w:color w:val="188038"/>
-          <w:szCs w:val="24"/>
-        </w:rPr>
-        <w:t>exercises</w:t>
-      </w:r>
-      <w:proofErr w:type="spellEnd"/>
-      <w:r>
-        <w:rPr>
-          <w:rFonts w:eastAsia="Times New Roman" w:cs="Times New Roman"/>
-          <w:color w:val="188038"/>
-          <w:szCs w:val="24"/>
-        </w:rPr>
-        <w:t>(</w:t>
-      </w:r>
-      <w:proofErr w:type="spellStart"/>
-      <w:r>
-        <w:rPr>
-          <w:rFonts w:eastAsia="Times New Roman" w:cs="Times New Roman"/>
-          <w:color w:val="188038"/>
-          <w:szCs w:val="24"/>
-        </w:rPr>
-        <w:t>id</w:t>
-      </w:r>
-      <w:proofErr w:type="spellEnd"/>
-      <w:r>
-        <w:rPr>
-          <w:rFonts w:eastAsia="Times New Roman" w:cs="Times New Roman"/>
-          <w:color w:val="188038"/>
-          <w:szCs w:val="24"/>
-        </w:rPr>
-        <w:t>) ON DELETE CASCADE</w:t>
+        <w:t>Egy edzéstervhez rendelt gyakorlatokat és sorozatokat tárolja.</w:t>
+      </w:r>
+    </w:p>
+    <w:p>
+      <w:pPr>
+        <w:rPr>
+          <w:rFonts w:eastAsia="Times New Roman" w:cs="Times New Roman"/>
+          <w:color w:val="188038"/>
+          <w:szCs w:val="24"/>
+        </w:rPr>
+      </w:pPr>
+      <w:r>
+        <w:rPr>
+          <w:rFonts w:eastAsia="Times New Roman" w:cs="Times New Roman"/>
+          <w:color w:val="188038"/>
+          <w:szCs w:val="24"/>
+        </w:rPr>
+        <w:t>CREATE TABLE plans_exercises (</w:t>
+      </w:r>
+    </w:p>
+    <w:p>
+      <w:pPr>
+        <w:rPr>
+          <w:rFonts w:eastAsia="Times New Roman" w:cs="Times New Roman"/>
+          <w:color w:val="188038"/>
+          <w:szCs w:val="24"/>
+        </w:rPr>
+      </w:pPr>
+      <w:r>
+        <w:rPr>
+          <w:rFonts w:eastAsia="Times New Roman" w:cs="Times New Roman"/>
+          <w:color w:val="188038"/>
+          <w:szCs w:val="24"/>
+        </w:rPr>
+        <w:t xml:space="preserve">   plan_id INTEGER NOT NULL,</w:t>
+      </w:r>
+    </w:p>
+    <w:p>
+      <w:pPr>
+        <w:rPr>
+          <w:rFonts w:eastAsia="Times New Roman" w:cs="Times New Roman"/>
+          <w:color w:val="188038"/>
+          <w:szCs w:val="24"/>
+        </w:rPr>
+      </w:pPr>
+      <w:r>
+        <w:rPr>
+          <w:rFonts w:eastAsia="Times New Roman" w:cs="Times New Roman"/>
+          <w:color w:val="188038"/>
+          <w:szCs w:val="24"/>
+        </w:rPr>
+        <w:t xml:space="preserve">   exercise_id INTEGER,</w:t>
+      </w:r>
+    </w:p>
+    <w:p>
+      <w:pPr>
+        <w:rPr>
+          <w:rFonts w:eastAsia="Times New Roman" w:cs="Times New Roman"/>
+          <w:color w:val="188038"/>
+          <w:szCs w:val="24"/>
+        </w:rPr>
+      </w:pPr>
+      <w:r>
+        <w:rPr>
+          <w:rFonts w:eastAsia="Times New Roman" w:cs="Times New Roman"/>
+          <w:color w:val="188038"/>
+          <w:szCs w:val="24"/>
+        </w:rPr>
+        <w:t xml:space="preserve">   exercise_name TEXT,</w:t>
+      </w:r>
+    </w:p>
+    <w:p>
+      <w:pPr>
+        <w:rPr>
+          <w:rFonts w:eastAsia="Times New Roman" w:cs="Times New Roman"/>
+          <w:color w:val="188038"/>
+          <w:szCs w:val="24"/>
+        </w:rPr>
+      </w:pPr>
+      <w:r>
+        <w:rPr>
+          <w:rFonts w:eastAsia="Times New Roman" w:cs="Times New Roman"/>
+          <w:color w:val="188038"/>
+          <w:szCs w:val="24"/>
+        </w:rPr>
+        <w:t xml:space="preserve">   sets INTEGER,</w:t>
+      </w:r>
+    </w:p>
+    <w:p>
+      <w:pPr>
+        <w:rPr>
+          <w:rFonts w:eastAsia="Times New Roman" w:cs="Times New Roman"/>
+          <w:color w:val="188038"/>
+          <w:szCs w:val="24"/>
+        </w:rPr>
+      </w:pPr>
+      <w:r>
+        <w:rPr>
+          <w:rFonts w:eastAsia="Times New Roman" w:cs="Times New Roman"/>
+          <w:color w:val="188038"/>
+          <w:szCs w:val="24"/>
+        </w:rPr>
+        <w:t xml:space="preserve">   FOREIGN KEY (plan_id) REFERENCES plans(id) ON DELETE CASCADE,</w:t>
+      </w:r>
+    </w:p>
+    <w:p>
+      <w:pPr>
+        <w:rPr>
+          <w:rFonts w:eastAsia="Times New Roman" w:cs="Times New Roman"/>
+          <w:color w:val="188038"/>
+          <w:szCs w:val="24"/>
+        </w:rPr>
+      </w:pPr>
+      <w:r>
+        <w:rPr>
+          <w:rFonts w:eastAsia="Times New Roman" w:cs="Times New Roman"/>
+          <w:color w:val="188038"/>
+          <w:szCs w:val="24"/>
+        </w:rPr>
+        <w:t xml:space="preserve">   FOREIGN KEY (exercise_id) REFERENCES exercises(id) ON DELETE CASCADE</w:t>
       </w:r>
       <w:r>
         <w:rPr>
@@ -6993,19 +5263,18 @@
           <w:szCs w:val="24"/>
           <w:lang w:val="hu-HU"/>
         </w:rPr>
-        <w:t>(</w:t>
-      </w:r>
-      <w:proofErr w:type="spellStart"/>
-      <w:r>
+        <w:t>(exercise_id IS NOT NULL AND exercise_name IS NULL) OR</w:t>
+      </w:r>
+    </w:p>
+    <w:p>
+      <w:pPr>
         <w:rPr>
           <w:rFonts w:eastAsia="Times New Roman" w:cs="Times New Roman"/>
           <w:color w:val="188038"/>
           <w:szCs w:val="24"/>
           <w:lang w:val="hu-HU"/>
         </w:rPr>
-        <w:t>exercise_id</w:t>
-      </w:r>
-      <w:proofErr w:type="spellEnd"/>
+      </w:pPr>
       <w:r>
         <w:rPr>
           <w:rFonts w:eastAsia="Times New Roman" w:cs="Times New Roman"/>
@@ -7013,9 +5282,8 @@
           <w:szCs w:val="24"/>
           <w:lang w:val="hu-HU"/>
         </w:rPr>
-        <w:t xml:space="preserve"> IS NOT NULL AND </w:t>
-      </w:r>
-      <w:proofErr w:type="spellStart"/>
+        <w:t>   </w:t>
+      </w:r>
       <w:r>
         <w:rPr>
           <w:rFonts w:eastAsia="Times New Roman" w:cs="Times New Roman"/>
@@ -7023,9 +5291,8 @@
           <w:szCs w:val="24"/>
           <w:lang w:val="hu-HU"/>
         </w:rPr>
-        <w:t>exercise_name</w:t>
-      </w:r>
-      <w:proofErr w:type="spellEnd"/>
+        <w:tab/>
+      </w:r>
       <w:r>
         <w:rPr>
           <w:rFonts w:eastAsia="Times New Roman" w:cs="Times New Roman"/>
@@ -7033,84 +5300,7 @@
           <w:szCs w:val="24"/>
           <w:lang w:val="hu-HU"/>
         </w:rPr>
-        <w:t xml:space="preserve"> IS NULL) OR</w:t>
-      </w:r>
-    </w:p>
-    <w:p>
-      <w:pPr>
-        <w:rPr>
-          <w:rFonts w:eastAsia="Times New Roman" w:cs="Times New Roman"/>
-          <w:color w:val="188038"/>
-          <w:szCs w:val="24"/>
-          <w:lang w:val="hu-HU"/>
-        </w:rPr>
-      </w:pPr>
-      <w:r>
-        <w:rPr>
-          <w:rFonts w:eastAsia="Times New Roman" w:cs="Times New Roman"/>
-          <w:color w:val="188038"/>
-          <w:szCs w:val="24"/>
-          <w:lang w:val="hu-HU"/>
-        </w:rPr>
-        <w:t>   </w:t>
-      </w:r>
-      <w:r>
-        <w:rPr>
-          <w:rFonts w:eastAsia="Times New Roman" w:cs="Times New Roman"/>
-          <w:color w:val="188038"/>
-          <w:szCs w:val="24"/>
-          <w:lang w:val="hu-HU"/>
-        </w:rPr>
-        <w:tab/>
-      </w:r>
-      <w:r>
-        <w:rPr>
-          <w:rFonts w:eastAsia="Times New Roman" w:cs="Times New Roman"/>
-          <w:color w:val="188038"/>
-          <w:szCs w:val="24"/>
-          <w:lang w:val="hu-HU"/>
-        </w:rPr>
-        <w:t>(</w:t>
-      </w:r>
-      <w:proofErr w:type="spellStart"/>
-      <w:r>
-        <w:rPr>
-          <w:rFonts w:eastAsia="Times New Roman" w:cs="Times New Roman"/>
-          <w:color w:val="188038"/>
-          <w:szCs w:val="24"/>
-          <w:lang w:val="hu-HU"/>
-        </w:rPr>
-        <w:t>exercise_id</w:t>
-      </w:r>
-      <w:proofErr w:type="spellEnd"/>
-      <w:r>
-        <w:rPr>
-          <w:rFonts w:eastAsia="Times New Roman" w:cs="Times New Roman"/>
-          <w:color w:val="188038"/>
-          <w:szCs w:val="24"/>
-          <w:lang w:val="hu-HU"/>
-        </w:rPr>
-        <w:t xml:space="preserve"> IS NULL AND </w:t>
-      </w:r>
-      <w:proofErr w:type="spellStart"/>
-      <w:r>
-        <w:rPr>
-          <w:rFonts w:eastAsia="Times New Roman" w:cs="Times New Roman"/>
-          <w:color w:val="188038"/>
-          <w:szCs w:val="24"/>
-          <w:lang w:val="hu-HU"/>
-        </w:rPr>
-        <w:t>exercise_name</w:t>
-      </w:r>
-      <w:proofErr w:type="spellEnd"/>
-      <w:r>
-        <w:rPr>
-          <w:rFonts w:eastAsia="Times New Roman" w:cs="Times New Roman"/>
-          <w:color w:val="188038"/>
-          <w:szCs w:val="24"/>
-          <w:lang w:val="hu-HU"/>
-        </w:rPr>
-        <w:t xml:space="preserve"> IS NOT NULL)</w:t>
+        <w:t>(exercise_id IS NULL AND exercise_name IS NOT NULL)</w:t>
       </w:r>
     </w:p>
     <w:p>
@@ -7164,14 +5354,9 @@
       </w:pPr>
       <w:bookmarkStart w:id="40" w:name="_8000yakdv4cn" w:colFirst="0" w:colLast="0"/>
       <w:bookmarkEnd w:id="40"/>
-      <w:proofErr w:type="spellStart"/>
       <w:r>
         <w:lastRenderedPageBreak/>
-        <w:t>codes</w:t>
-      </w:r>
-      <w:proofErr w:type="spellEnd"/>
-      <w:r>
-        <w:t xml:space="preserve"> (megerősítő kódok)</w:t>
+        <w:t>codes (megerősítő kódok)</w:t>
       </w:r>
     </w:p>
     <w:p>
@@ -7211,255 +5396,75 @@
           <w:color w:val="188038"/>
           <w:szCs w:val="24"/>
         </w:rPr>
-        <w:t xml:space="preserve">CREATE TABLE IF NOT EXISTS </w:t>
-      </w:r>
-      <w:proofErr w:type="spellStart"/>
-      <w:r>
-        <w:rPr>
-          <w:rFonts w:eastAsia="Times New Roman" w:cs="Times New Roman"/>
-          <w:color w:val="188038"/>
-          <w:szCs w:val="24"/>
-        </w:rPr>
-        <w:t>codes</w:t>
-      </w:r>
-      <w:proofErr w:type="spellEnd"/>
-      <w:r>
-        <w:rPr>
-          <w:rFonts w:eastAsia="Times New Roman" w:cs="Times New Roman"/>
-          <w:color w:val="188038"/>
-          <w:szCs w:val="24"/>
-        </w:rPr>
-        <w:t xml:space="preserve"> (</w:t>
-      </w:r>
-    </w:p>
-    <w:p>
-      <w:pPr>
-        <w:rPr>
-          <w:rFonts w:eastAsia="Times New Roman" w:cs="Times New Roman"/>
-          <w:color w:val="188038"/>
-          <w:szCs w:val="24"/>
-        </w:rPr>
-      </w:pPr>
-      <w:r>
-        <w:rPr>
-          <w:rFonts w:eastAsia="Times New Roman" w:cs="Times New Roman"/>
-          <w:color w:val="188038"/>
-          <w:szCs w:val="24"/>
-        </w:rPr>
-        <w:t xml:space="preserve">    </w:t>
-      </w:r>
-      <w:proofErr w:type="spellStart"/>
-      <w:r>
-        <w:rPr>
-          <w:rFonts w:eastAsia="Times New Roman" w:cs="Times New Roman"/>
-          <w:color w:val="188038"/>
-          <w:szCs w:val="24"/>
-        </w:rPr>
-        <w:t>code</w:t>
-      </w:r>
-      <w:proofErr w:type="spellEnd"/>
-      <w:r>
-        <w:rPr>
-          <w:rFonts w:eastAsia="Times New Roman" w:cs="Times New Roman"/>
-          <w:color w:val="188038"/>
-          <w:szCs w:val="24"/>
-        </w:rPr>
-        <w:t xml:space="preserve"> TEXT PRIMARY KEY NOT NULL,</w:t>
-      </w:r>
-    </w:p>
-    <w:p>
-      <w:pPr>
-        <w:rPr>
-          <w:rFonts w:eastAsia="Times New Roman" w:cs="Times New Roman"/>
-          <w:color w:val="188038"/>
-          <w:szCs w:val="24"/>
-        </w:rPr>
-      </w:pPr>
-      <w:r>
-        <w:rPr>
-          <w:rFonts w:eastAsia="Times New Roman" w:cs="Times New Roman"/>
-          <w:color w:val="188038"/>
-          <w:szCs w:val="24"/>
-        </w:rPr>
-        <w:t xml:space="preserve">    </w:t>
-      </w:r>
-      <w:proofErr w:type="spellStart"/>
-      <w:r>
-        <w:rPr>
-          <w:rFonts w:eastAsia="Times New Roman" w:cs="Times New Roman"/>
-          <w:color w:val="188038"/>
-          <w:szCs w:val="24"/>
-        </w:rPr>
-        <w:t>user_id</w:t>
-      </w:r>
-      <w:proofErr w:type="spellEnd"/>
-      <w:r>
-        <w:rPr>
-          <w:rFonts w:eastAsia="Times New Roman" w:cs="Times New Roman"/>
-          <w:color w:val="188038"/>
-          <w:szCs w:val="24"/>
-        </w:rPr>
-        <w:t xml:space="preserve"> INTEGER NOT NULL,</w:t>
-      </w:r>
-    </w:p>
-    <w:p>
-      <w:pPr>
-        <w:rPr>
-          <w:rFonts w:eastAsia="Times New Roman" w:cs="Times New Roman"/>
-          <w:color w:val="188038"/>
-          <w:szCs w:val="24"/>
-        </w:rPr>
-      </w:pPr>
-      <w:r>
-        <w:rPr>
-          <w:rFonts w:eastAsia="Times New Roman" w:cs="Times New Roman"/>
-          <w:color w:val="188038"/>
-          <w:szCs w:val="24"/>
-        </w:rPr>
-        <w:t xml:space="preserve">    </w:t>
-      </w:r>
-      <w:proofErr w:type="spellStart"/>
-      <w:r>
-        <w:rPr>
-          <w:rFonts w:eastAsia="Times New Roman" w:cs="Times New Roman"/>
-          <w:color w:val="188038"/>
-          <w:szCs w:val="24"/>
-        </w:rPr>
-        <w:t>expiry</w:t>
-      </w:r>
-      <w:proofErr w:type="spellEnd"/>
-      <w:r>
-        <w:rPr>
-          <w:rFonts w:eastAsia="Times New Roman" w:cs="Times New Roman"/>
-          <w:color w:val="188038"/>
-          <w:szCs w:val="24"/>
-        </w:rPr>
-        <w:t xml:space="preserve"> DATETIME DEFAULT (</w:t>
-      </w:r>
-      <w:proofErr w:type="gramStart"/>
-      <w:r>
-        <w:rPr>
-          <w:rFonts w:eastAsia="Times New Roman" w:cs="Times New Roman"/>
-          <w:color w:val="188038"/>
-          <w:szCs w:val="24"/>
-        </w:rPr>
-        <w:t>DATETIME(</w:t>
-      </w:r>
-      <w:proofErr w:type="gramEnd"/>
-      <w:r>
-        <w:rPr>
-          <w:rFonts w:eastAsia="Times New Roman" w:cs="Times New Roman"/>
-          <w:color w:val="188038"/>
-          <w:szCs w:val="24"/>
-        </w:rPr>
-        <w:t>'</w:t>
-      </w:r>
-      <w:proofErr w:type="spellStart"/>
-      <w:r>
-        <w:rPr>
-          <w:rFonts w:eastAsia="Times New Roman" w:cs="Times New Roman"/>
-          <w:color w:val="188038"/>
-          <w:szCs w:val="24"/>
-        </w:rPr>
-        <w:t>now</w:t>
-      </w:r>
-      <w:proofErr w:type="spellEnd"/>
-      <w:r>
-        <w:rPr>
-          <w:rFonts w:eastAsia="Times New Roman" w:cs="Times New Roman"/>
-          <w:color w:val="188038"/>
-          <w:szCs w:val="24"/>
-        </w:rPr>
-        <w:t xml:space="preserve">', '+10 </w:t>
-      </w:r>
-      <w:proofErr w:type="spellStart"/>
-      <w:r>
-        <w:rPr>
-          <w:rFonts w:eastAsia="Times New Roman" w:cs="Times New Roman"/>
-          <w:color w:val="188038"/>
-          <w:szCs w:val="24"/>
-        </w:rPr>
-        <w:t>minutes</w:t>
-      </w:r>
-      <w:proofErr w:type="spellEnd"/>
-      <w:r>
-        <w:rPr>
-          <w:rFonts w:eastAsia="Times New Roman" w:cs="Times New Roman"/>
-          <w:color w:val="188038"/>
-          <w:szCs w:val="24"/>
-        </w:rPr>
-        <w:t>')),</w:t>
-      </w:r>
-    </w:p>
-    <w:p>
-      <w:pPr>
-        <w:rPr>
-          <w:rFonts w:eastAsia="Times New Roman" w:cs="Times New Roman"/>
-          <w:color w:val="188038"/>
-          <w:szCs w:val="24"/>
-        </w:rPr>
-      </w:pPr>
-      <w:r>
-        <w:rPr>
-          <w:rFonts w:eastAsia="Times New Roman" w:cs="Times New Roman"/>
-          <w:color w:val="188038"/>
-          <w:szCs w:val="24"/>
-        </w:rPr>
-        <w:t xml:space="preserve">    FOREIGN KEY (</w:t>
-      </w:r>
-      <w:proofErr w:type="spellStart"/>
-      <w:r>
-        <w:rPr>
-          <w:rFonts w:eastAsia="Times New Roman" w:cs="Times New Roman"/>
-          <w:color w:val="188038"/>
-          <w:szCs w:val="24"/>
-        </w:rPr>
-        <w:t>user_id</w:t>
-      </w:r>
-      <w:proofErr w:type="spellEnd"/>
-      <w:r>
-        <w:rPr>
-          <w:rFonts w:eastAsia="Times New Roman" w:cs="Times New Roman"/>
-          <w:color w:val="188038"/>
-          <w:szCs w:val="24"/>
-        </w:rPr>
-        <w:t xml:space="preserve">) REFERENCES </w:t>
-      </w:r>
-      <w:proofErr w:type="spellStart"/>
-      <w:r>
-        <w:rPr>
-          <w:rFonts w:eastAsia="Times New Roman" w:cs="Times New Roman"/>
-          <w:color w:val="188038"/>
-          <w:szCs w:val="24"/>
-        </w:rPr>
-        <w:t>users</w:t>
-      </w:r>
-      <w:proofErr w:type="spellEnd"/>
-      <w:r>
-        <w:rPr>
-          <w:rFonts w:eastAsia="Times New Roman" w:cs="Times New Roman"/>
-          <w:color w:val="188038"/>
-          <w:szCs w:val="24"/>
-        </w:rPr>
-        <w:t>(</w:t>
-      </w:r>
-      <w:proofErr w:type="spellStart"/>
-      <w:r>
-        <w:rPr>
-          <w:rFonts w:eastAsia="Times New Roman" w:cs="Times New Roman"/>
-          <w:color w:val="188038"/>
-          <w:szCs w:val="24"/>
-        </w:rPr>
-        <w:t>id</w:t>
-      </w:r>
-      <w:proofErr w:type="spellEnd"/>
-      <w:r>
-        <w:rPr>
-          <w:rFonts w:eastAsia="Times New Roman" w:cs="Times New Roman"/>
-          <w:color w:val="188038"/>
-          <w:szCs w:val="24"/>
-        </w:rPr>
-        <w:t>)</w:t>
+        <w:t>CREATE TABLE IF NOT EXISTS codes (</w:t>
+      </w:r>
+    </w:p>
+    <w:p>
+      <w:pPr>
+        <w:rPr>
+          <w:rFonts w:eastAsia="Times New Roman" w:cs="Times New Roman"/>
+          <w:color w:val="188038"/>
+          <w:szCs w:val="24"/>
+        </w:rPr>
+      </w:pPr>
+      <w:r>
+        <w:rPr>
+          <w:rFonts w:eastAsia="Times New Roman" w:cs="Times New Roman"/>
+          <w:color w:val="188038"/>
+          <w:szCs w:val="24"/>
+        </w:rPr>
+        <w:t xml:space="preserve">    code TEXT PRIMARY KEY NOT NULL,</w:t>
+      </w:r>
+    </w:p>
+    <w:p>
+      <w:pPr>
+        <w:rPr>
+          <w:rFonts w:eastAsia="Times New Roman" w:cs="Times New Roman"/>
+          <w:color w:val="188038"/>
+          <w:szCs w:val="24"/>
+        </w:rPr>
+      </w:pPr>
+      <w:r>
+        <w:rPr>
+          <w:rFonts w:eastAsia="Times New Roman" w:cs="Times New Roman"/>
+          <w:color w:val="188038"/>
+          <w:szCs w:val="24"/>
+        </w:rPr>
+        <w:t xml:space="preserve">    user_id INTEGER NOT NULL,</w:t>
+      </w:r>
+    </w:p>
+    <w:p>
+      <w:pPr>
+        <w:rPr>
+          <w:rFonts w:eastAsia="Times New Roman" w:cs="Times New Roman"/>
+          <w:color w:val="188038"/>
+          <w:szCs w:val="24"/>
+        </w:rPr>
+      </w:pPr>
+      <w:r>
+        <w:rPr>
+          <w:rFonts w:eastAsia="Times New Roman" w:cs="Times New Roman"/>
+          <w:color w:val="188038"/>
+          <w:szCs w:val="24"/>
+        </w:rPr>
+        <w:t xml:space="preserve">    expiry DATETIME DEFAULT (DATETIME('now', '+10 minutes')),</w:t>
+      </w:r>
+    </w:p>
+    <w:p>
+      <w:pPr>
+        <w:rPr>
+          <w:rFonts w:eastAsia="Times New Roman" w:cs="Times New Roman"/>
+          <w:color w:val="188038"/>
+          <w:szCs w:val="24"/>
+        </w:rPr>
+      </w:pPr>
+      <w:r>
+        <w:rPr>
+          <w:rFonts w:eastAsia="Times New Roman" w:cs="Times New Roman"/>
+          <w:color w:val="188038"/>
+          <w:szCs w:val="24"/>
+        </w:rPr>
+        <w:t xml:space="preserve">    FOREIGN KEY (user_id) REFERENCES users(id)</w:t>
       </w:r>
     </w:p>
     <w:p>
@@ -7502,341 +5507,116 @@
       </w:pPr>
       <w:bookmarkStart w:id="41" w:name="_r833xeln80sc" w:colFirst="0" w:colLast="0"/>
       <w:bookmarkEnd w:id="41"/>
-      <w:proofErr w:type="spellStart"/>
-      <w:r>
-        <w:t>tokens</w:t>
-      </w:r>
-      <w:proofErr w:type="spellEnd"/>
-      <w:r>
-        <w:t xml:space="preserve"> (</w:t>
-      </w:r>
-      <w:proofErr w:type="spellStart"/>
-      <w:r>
-        <w:t>tokenek</w:t>
-      </w:r>
-      <w:proofErr w:type="spellEnd"/>
-      <w:r>
-        <w:t>)</w:t>
-      </w:r>
-    </w:p>
-    <w:p>
-      <w:pPr>
-        <w:rPr>
-          <w:rFonts w:eastAsia="Times New Roman" w:cs="Times New Roman"/>
-          <w:szCs w:val="24"/>
-        </w:rPr>
-      </w:pPr>
-      <w:r>
-        <w:rPr>
-          <w:rFonts w:eastAsia="Times New Roman" w:cs="Times New Roman"/>
-          <w:szCs w:val="24"/>
-        </w:rPr>
-        <w:t xml:space="preserve">Egy bejelentkezéskor kapott </w:t>
-      </w:r>
-      <w:proofErr w:type="gramStart"/>
-      <w:r>
-        <w:rPr>
-          <w:rFonts w:eastAsia="Times New Roman" w:cs="Times New Roman"/>
-          <w:szCs w:val="24"/>
-        </w:rPr>
-        <w:t>kód</w:t>
-      </w:r>
-      <w:proofErr w:type="gramEnd"/>
-      <w:r>
-        <w:rPr>
-          <w:rFonts w:eastAsia="Times New Roman" w:cs="Times New Roman"/>
-          <w:szCs w:val="24"/>
-        </w:rPr>
-        <w:t xml:space="preserve"> amivel az </w:t>
-      </w:r>
-      <w:proofErr w:type="spellStart"/>
-      <w:r>
-        <w:rPr>
-          <w:rFonts w:eastAsia="Times New Roman" w:cs="Times New Roman"/>
-          <w:szCs w:val="24"/>
-        </w:rPr>
-        <w:t>api</w:t>
-      </w:r>
-      <w:proofErr w:type="spellEnd"/>
-      <w:r>
-        <w:rPr>
-          <w:rFonts w:eastAsia="Times New Roman" w:cs="Times New Roman"/>
-          <w:szCs w:val="24"/>
-        </w:rPr>
-        <w:t xml:space="preserve"> kéréseket lehet érvényesíteni.</w:t>
-      </w:r>
-    </w:p>
-    <w:p>
-      <w:pPr>
-        <w:rPr>
-          <w:rFonts w:eastAsia="Times New Roman" w:cs="Times New Roman"/>
-          <w:szCs w:val="24"/>
-        </w:rPr>
-      </w:pPr>
-    </w:p>
-    <w:p>
-      <w:pPr>
-        <w:rPr>
-          <w:rFonts w:eastAsia="Times New Roman" w:cs="Times New Roman"/>
-          <w:color w:val="188038"/>
-          <w:szCs w:val="24"/>
-        </w:rPr>
-      </w:pPr>
-      <w:r>
-        <w:rPr>
-          <w:rFonts w:eastAsia="Times New Roman" w:cs="Times New Roman"/>
-          <w:color w:val="188038"/>
-          <w:szCs w:val="24"/>
-        </w:rPr>
-        <w:t xml:space="preserve">CREATE TABLE IF NOT EXISTS </w:t>
-      </w:r>
-      <w:proofErr w:type="spellStart"/>
-      <w:r>
-        <w:rPr>
-          <w:rFonts w:eastAsia="Times New Roman" w:cs="Times New Roman"/>
-          <w:color w:val="188038"/>
-          <w:szCs w:val="24"/>
-        </w:rPr>
-        <w:t>tokens</w:t>
-      </w:r>
-      <w:proofErr w:type="spellEnd"/>
-      <w:r>
-        <w:rPr>
-          <w:rFonts w:eastAsia="Times New Roman" w:cs="Times New Roman"/>
-          <w:color w:val="188038"/>
-          <w:szCs w:val="24"/>
-        </w:rPr>
-        <w:t xml:space="preserve"> (</w:t>
-      </w:r>
-    </w:p>
-    <w:p>
-      <w:pPr>
-        <w:rPr>
-          <w:rFonts w:eastAsia="Times New Roman" w:cs="Times New Roman"/>
-          <w:color w:val="188038"/>
-          <w:szCs w:val="24"/>
-        </w:rPr>
-      </w:pPr>
-      <w:r>
-        <w:rPr>
-          <w:rFonts w:eastAsia="Times New Roman" w:cs="Times New Roman"/>
-          <w:color w:val="188038"/>
-          <w:szCs w:val="24"/>
-        </w:rPr>
-        <w:t xml:space="preserve">    </w:t>
-      </w:r>
-      <w:proofErr w:type="spellStart"/>
-      <w:r>
-        <w:rPr>
-          <w:rFonts w:eastAsia="Times New Roman" w:cs="Times New Roman"/>
-          <w:color w:val="188038"/>
-          <w:szCs w:val="24"/>
-        </w:rPr>
-        <w:t>token</w:t>
-      </w:r>
-      <w:proofErr w:type="spellEnd"/>
-      <w:r>
-        <w:rPr>
-          <w:rFonts w:eastAsia="Times New Roman" w:cs="Times New Roman"/>
-          <w:color w:val="188038"/>
-          <w:szCs w:val="24"/>
-        </w:rPr>
-        <w:t xml:space="preserve"> TEXT PRIMARY KEY NOT NULL,</w:t>
-      </w:r>
-    </w:p>
-    <w:p>
-      <w:pPr>
-        <w:rPr>
-          <w:rFonts w:eastAsia="Times New Roman" w:cs="Times New Roman"/>
-          <w:color w:val="188038"/>
-          <w:szCs w:val="24"/>
-        </w:rPr>
-      </w:pPr>
-      <w:r>
-        <w:rPr>
-          <w:rFonts w:eastAsia="Times New Roman" w:cs="Times New Roman"/>
-          <w:color w:val="188038"/>
-          <w:szCs w:val="24"/>
-        </w:rPr>
-        <w:t xml:space="preserve">    </w:t>
-      </w:r>
-      <w:proofErr w:type="spellStart"/>
-      <w:r>
-        <w:rPr>
-          <w:rFonts w:eastAsia="Times New Roman" w:cs="Times New Roman"/>
-          <w:color w:val="188038"/>
-          <w:szCs w:val="24"/>
-        </w:rPr>
-        <w:t>user_id</w:t>
-      </w:r>
-      <w:proofErr w:type="spellEnd"/>
-      <w:r>
-        <w:rPr>
-          <w:rFonts w:eastAsia="Times New Roman" w:cs="Times New Roman"/>
-          <w:color w:val="188038"/>
-          <w:szCs w:val="24"/>
-        </w:rPr>
-        <w:t xml:space="preserve"> INTEGER NOT NULL,</w:t>
-      </w:r>
-    </w:p>
-    <w:p>
-      <w:pPr>
-        <w:rPr>
-          <w:rFonts w:eastAsia="Times New Roman" w:cs="Times New Roman"/>
-          <w:color w:val="188038"/>
-          <w:szCs w:val="24"/>
-        </w:rPr>
-      </w:pPr>
-      <w:r>
-        <w:rPr>
-          <w:rFonts w:eastAsia="Times New Roman" w:cs="Times New Roman"/>
-          <w:color w:val="188038"/>
-          <w:szCs w:val="24"/>
-        </w:rPr>
-        <w:t xml:space="preserve">    </w:t>
-      </w:r>
-      <w:proofErr w:type="spellStart"/>
-      <w:r>
-        <w:rPr>
-          <w:rFonts w:eastAsia="Times New Roman" w:cs="Times New Roman"/>
-          <w:color w:val="188038"/>
-          <w:szCs w:val="24"/>
-        </w:rPr>
-        <w:t>expiry</w:t>
-      </w:r>
-      <w:proofErr w:type="spellEnd"/>
-      <w:r>
-        <w:rPr>
-          <w:rFonts w:eastAsia="Times New Roman" w:cs="Times New Roman"/>
-          <w:color w:val="188038"/>
-          <w:szCs w:val="24"/>
-        </w:rPr>
-        <w:t xml:space="preserve"> DATETIME DEFAULT (</w:t>
-      </w:r>
-      <w:proofErr w:type="gramStart"/>
-      <w:r>
-        <w:rPr>
-          <w:rFonts w:eastAsia="Times New Roman" w:cs="Times New Roman"/>
-          <w:color w:val="188038"/>
-          <w:szCs w:val="24"/>
-        </w:rPr>
-        <w:t>DATETIME(</w:t>
-      </w:r>
-      <w:proofErr w:type="gramEnd"/>
-      <w:r>
-        <w:rPr>
-          <w:rFonts w:eastAsia="Times New Roman" w:cs="Times New Roman"/>
-          <w:color w:val="188038"/>
-          <w:szCs w:val="24"/>
-        </w:rPr>
-        <w:t>'</w:t>
-      </w:r>
-      <w:proofErr w:type="spellStart"/>
-      <w:r>
-        <w:rPr>
-          <w:rFonts w:eastAsia="Times New Roman" w:cs="Times New Roman"/>
-          <w:color w:val="188038"/>
-          <w:szCs w:val="24"/>
-        </w:rPr>
-        <w:t>now</w:t>
-      </w:r>
-      <w:proofErr w:type="spellEnd"/>
-      <w:r>
-        <w:rPr>
-          <w:rFonts w:eastAsia="Times New Roman" w:cs="Times New Roman"/>
-          <w:color w:val="188038"/>
-          <w:szCs w:val="24"/>
-        </w:rPr>
-        <w:t xml:space="preserve">', '+7 </w:t>
-      </w:r>
-      <w:proofErr w:type="spellStart"/>
-      <w:r>
-        <w:rPr>
-          <w:rFonts w:eastAsia="Times New Roman" w:cs="Times New Roman"/>
-          <w:color w:val="188038"/>
-          <w:szCs w:val="24"/>
-        </w:rPr>
-        <w:t>days</w:t>
-      </w:r>
-      <w:proofErr w:type="spellEnd"/>
-      <w:r>
-        <w:rPr>
-          <w:rFonts w:eastAsia="Times New Roman" w:cs="Times New Roman"/>
-          <w:color w:val="188038"/>
-          <w:szCs w:val="24"/>
-        </w:rPr>
-        <w:t>')),</w:t>
-      </w:r>
-    </w:p>
-    <w:p>
-      <w:pPr>
-        <w:rPr>
-          <w:rFonts w:eastAsia="Times New Roman" w:cs="Times New Roman"/>
-          <w:color w:val="188038"/>
-          <w:szCs w:val="24"/>
-        </w:rPr>
-      </w:pPr>
-      <w:r>
-        <w:rPr>
-          <w:rFonts w:eastAsia="Times New Roman" w:cs="Times New Roman"/>
-          <w:color w:val="188038"/>
-          <w:szCs w:val="24"/>
-        </w:rPr>
-        <w:t xml:space="preserve">    FOREIGN KEY (</w:t>
-      </w:r>
-      <w:proofErr w:type="spellStart"/>
-      <w:r>
-        <w:rPr>
-          <w:rFonts w:eastAsia="Times New Roman" w:cs="Times New Roman"/>
-          <w:color w:val="188038"/>
-          <w:szCs w:val="24"/>
-        </w:rPr>
-        <w:t>user_id</w:t>
-      </w:r>
-      <w:proofErr w:type="spellEnd"/>
-      <w:r>
-        <w:rPr>
-          <w:rFonts w:eastAsia="Times New Roman" w:cs="Times New Roman"/>
-          <w:color w:val="188038"/>
-          <w:szCs w:val="24"/>
-        </w:rPr>
-        <w:t xml:space="preserve">) REFERENCES </w:t>
-      </w:r>
-      <w:proofErr w:type="spellStart"/>
-      <w:r>
-        <w:rPr>
-          <w:rFonts w:eastAsia="Times New Roman" w:cs="Times New Roman"/>
-          <w:color w:val="188038"/>
-          <w:szCs w:val="24"/>
-        </w:rPr>
-        <w:t>users</w:t>
-      </w:r>
-      <w:proofErr w:type="spellEnd"/>
-      <w:r>
-        <w:rPr>
-          <w:rFonts w:eastAsia="Times New Roman" w:cs="Times New Roman"/>
-          <w:color w:val="188038"/>
-          <w:szCs w:val="24"/>
-        </w:rPr>
-        <w:t>(</w:t>
-      </w:r>
-      <w:proofErr w:type="spellStart"/>
-      <w:r>
-        <w:rPr>
-          <w:rFonts w:eastAsia="Times New Roman" w:cs="Times New Roman"/>
-          <w:color w:val="188038"/>
-          <w:szCs w:val="24"/>
-        </w:rPr>
-        <w:t>id</w:t>
-      </w:r>
-      <w:proofErr w:type="spellEnd"/>
-      <w:r>
-        <w:rPr>
-          <w:rFonts w:eastAsia="Times New Roman" w:cs="Times New Roman"/>
-          <w:color w:val="188038"/>
-          <w:szCs w:val="24"/>
-        </w:rPr>
-        <w:t>)</w:t>
+      <w:r>
+        <w:t>tokens (tokenek)</w:t>
+      </w:r>
+    </w:p>
+    <w:p>
+      <w:pPr>
+        <w:rPr>
+          <w:rFonts w:eastAsia="Times New Roman" w:cs="Times New Roman"/>
+          <w:szCs w:val="24"/>
+        </w:rPr>
+      </w:pPr>
+      <w:r>
+        <w:rPr>
+          <w:rFonts w:eastAsia="Times New Roman" w:cs="Times New Roman"/>
+          <w:szCs w:val="24"/>
+        </w:rPr>
+        <w:t>Egy bejelentkezéskor kapott kód amivel az api kéréseket lehet érvényesíteni.</w:t>
+      </w:r>
+    </w:p>
+    <w:p>
+      <w:pPr>
+        <w:rPr>
+          <w:rFonts w:eastAsia="Times New Roman" w:cs="Times New Roman"/>
+          <w:szCs w:val="24"/>
+        </w:rPr>
+      </w:pPr>
+    </w:p>
+    <w:p>
+      <w:pPr>
+        <w:rPr>
+          <w:rFonts w:eastAsia="Times New Roman" w:cs="Times New Roman"/>
+          <w:color w:val="188038"/>
+          <w:szCs w:val="24"/>
+        </w:rPr>
+      </w:pPr>
+      <w:r>
+        <w:rPr>
+          <w:rFonts w:eastAsia="Times New Roman" w:cs="Times New Roman"/>
+          <w:color w:val="188038"/>
+          <w:szCs w:val="24"/>
+        </w:rPr>
+        <w:t>CREATE TABLE IF NOT EXISTS tokens (</w:t>
+      </w:r>
+    </w:p>
+    <w:p>
+      <w:pPr>
+        <w:rPr>
+          <w:rFonts w:eastAsia="Times New Roman" w:cs="Times New Roman"/>
+          <w:color w:val="188038"/>
+          <w:szCs w:val="24"/>
+        </w:rPr>
+      </w:pPr>
+      <w:r>
+        <w:rPr>
+          <w:rFonts w:eastAsia="Times New Roman" w:cs="Times New Roman"/>
+          <w:color w:val="188038"/>
+          <w:szCs w:val="24"/>
+        </w:rPr>
+        <w:t xml:space="preserve">    token TEXT PRIMARY KEY NOT NULL,</w:t>
+      </w:r>
+    </w:p>
+    <w:p>
+      <w:pPr>
+        <w:rPr>
+          <w:rFonts w:eastAsia="Times New Roman" w:cs="Times New Roman"/>
+          <w:color w:val="188038"/>
+          <w:szCs w:val="24"/>
+        </w:rPr>
+      </w:pPr>
+      <w:r>
+        <w:rPr>
+          <w:rFonts w:eastAsia="Times New Roman" w:cs="Times New Roman"/>
+          <w:color w:val="188038"/>
+          <w:szCs w:val="24"/>
+        </w:rPr>
+        <w:t xml:space="preserve">    user_id INTEGER NOT NULL,</w:t>
+      </w:r>
+    </w:p>
+    <w:p>
+      <w:pPr>
+        <w:rPr>
+          <w:rFonts w:eastAsia="Times New Roman" w:cs="Times New Roman"/>
+          <w:color w:val="188038"/>
+          <w:szCs w:val="24"/>
+        </w:rPr>
+      </w:pPr>
+      <w:r>
+        <w:rPr>
+          <w:rFonts w:eastAsia="Times New Roman" w:cs="Times New Roman"/>
+          <w:color w:val="188038"/>
+          <w:szCs w:val="24"/>
+        </w:rPr>
+        <w:t xml:space="preserve">    expiry DATETIME DEFAULT (DATETIME('now', '+7 days')),</w:t>
+      </w:r>
+    </w:p>
+    <w:p>
+      <w:pPr>
+        <w:rPr>
+          <w:rFonts w:eastAsia="Times New Roman" w:cs="Times New Roman"/>
+          <w:color w:val="188038"/>
+          <w:szCs w:val="24"/>
+        </w:rPr>
+      </w:pPr>
+      <w:r>
+        <w:rPr>
+          <w:rFonts w:eastAsia="Times New Roman" w:cs="Times New Roman"/>
+          <w:color w:val="188038"/>
+          <w:szCs w:val="24"/>
+        </w:rPr>
+        <w:t xml:space="preserve">    FOREIGN KEY (user_id) REFERENCES users(id)</w:t>
       </w:r>
     </w:p>
     <w:p>
@@ -7934,21 +5714,7 @@
         <w:rPr>
           <w:lang w:val="hu-HU"/>
         </w:rPr>
-        <w:t>Minden rekord egyértelműen azonosítható elsődleges kulccsal (</w:t>
-      </w:r>
-      <w:proofErr w:type="spellStart"/>
-      <w:r>
-        <w:rPr>
-          <w:lang w:val="hu-HU"/>
-        </w:rPr>
-        <w:t>id</w:t>
-      </w:r>
-      <w:proofErr w:type="spellEnd"/>
-      <w:r>
-        <w:rPr>
-          <w:lang w:val="hu-HU"/>
-        </w:rPr>
-        <w:t xml:space="preserve"> vagy összetett kulcs). </w:t>
+        <w:t xml:space="preserve">Minden rekord egyértelműen azonosítható elsődleges kulccsal (id vagy összetett kulcs). </w:t>
       </w:r>
     </w:p>
     <w:p>
@@ -8029,35 +5795,7 @@
         <w:rPr>
           <w:lang w:val="hu-HU"/>
         </w:rPr>
-        <w:t xml:space="preserve">A kapcsolatok külön táblákba (pl. </w:t>
-      </w:r>
-      <w:proofErr w:type="spellStart"/>
-      <w:r>
-        <w:rPr>
-          <w:lang w:val="hu-HU"/>
-        </w:rPr>
-        <w:t>muscle_groups_exercises</w:t>
-      </w:r>
-      <w:proofErr w:type="spellEnd"/>
-      <w:r>
-        <w:rPr>
-          <w:lang w:val="hu-HU"/>
-        </w:rPr>
-        <w:t xml:space="preserve">, </w:t>
-      </w:r>
-      <w:proofErr w:type="spellStart"/>
-      <w:r>
-        <w:rPr>
-          <w:lang w:val="hu-HU"/>
-        </w:rPr>
-        <w:t>plans_exercises</w:t>
-      </w:r>
-      <w:proofErr w:type="spellEnd"/>
-      <w:r>
-        <w:rPr>
-          <w:lang w:val="hu-HU"/>
-        </w:rPr>
-        <w:t xml:space="preserve">) kerültek, így megszűntek a részleges függőségek. </w:t>
+        <w:t xml:space="preserve">A kapcsolatok külön táblákba (pl. muscle_groups_exercises, plans_exercises) kerültek, így megszűntek a részleges függőségek. </w:t>
       </w:r>
     </w:p>
     <w:p>
@@ -8112,21 +5850,7 @@
         <w:rPr>
           <w:lang w:val="hu-HU"/>
         </w:rPr>
-        <w:t>Például a felhasználói adatok külön (</w:t>
-      </w:r>
-      <w:proofErr w:type="spellStart"/>
-      <w:r>
-        <w:rPr>
-          <w:lang w:val="hu-HU"/>
-        </w:rPr>
-        <w:t>users</w:t>
-      </w:r>
-      <w:proofErr w:type="spellEnd"/>
-      <w:r>
-        <w:rPr>
-          <w:lang w:val="hu-HU"/>
-        </w:rPr>
-        <w:t xml:space="preserve">) táblában vannak, és más táblák csak hivatkoznak rájuk idegen kulccsal. </w:t>
+        <w:t xml:space="preserve">Például a felhasználói adatok külön (users) táblában vannak, és más táblák csak hivatkoznak rájuk idegen kulccsal. </w:t>
       </w:r>
     </w:p>
     <w:p>
@@ -8235,7 +5959,7 @@
         <w:pStyle w:val="Cmsor2"/>
       </w:pPr>
       <w:bookmarkStart w:id="44" w:name="_Toc227408480"/>
-      <w:bookmarkEnd w:id="27"/>
+      <w:bookmarkEnd w:id="28"/>
       <w:r>
         <w:lastRenderedPageBreak/>
         <w:t>API dokumentáció</w:t>
@@ -8327,21 +6051,12 @@
         </w:rPr>
         <w:t xml:space="preserve">Az API végpontok </w:t>
       </w:r>
-      <w:proofErr w:type="spellStart"/>
-      <w:r>
-        <w:rPr>
-          <w:rFonts w:eastAsia="Times New Roman" w:cs="Times New Roman"/>
-          <w:szCs w:val="24"/>
-        </w:rPr>
-        <w:t>token</w:t>
-      </w:r>
-      <w:proofErr w:type="spellEnd"/>
-      <w:r>
-        <w:rPr>
-          <w:rFonts w:eastAsia="Times New Roman" w:cs="Times New Roman"/>
-          <w:szCs w:val="24"/>
-        </w:rPr>
-        <w:t>-alapú hitelesítést</w:t>
+      <w:r>
+        <w:rPr>
+          <w:rFonts w:eastAsia="Times New Roman" w:cs="Times New Roman"/>
+          <w:szCs w:val="24"/>
+        </w:rPr>
+        <w:t>token-alapú hitelesítést</w:t>
       </w:r>
       <w:r>
         <w:rPr>
@@ -8369,7 +6084,6 @@
         </w:rPr>
         <w:t xml:space="preserve">A felhasználóknak az </w:t>
       </w:r>
-      <w:proofErr w:type="spellStart"/>
       <w:r>
         <w:rPr>
           <w:rFonts w:eastAsia="Times New Roman" w:cs="Times New Roman"/>
@@ -8378,29 +6092,12 @@
         </w:rPr>
         <w:t>Authorization</w:t>
       </w:r>
-      <w:proofErr w:type="spellEnd"/>
-      <w:r>
-        <w:rPr>
-          <w:rFonts w:eastAsia="Times New Roman" w:cs="Times New Roman"/>
-          <w:szCs w:val="24"/>
-        </w:rPr>
-        <w:t xml:space="preserve"> fejlécben kell elküldeni a </w:t>
-      </w:r>
-      <w:proofErr w:type="spellStart"/>
-      <w:r>
-        <w:rPr>
-          <w:rFonts w:eastAsia="Times New Roman" w:cs="Times New Roman"/>
-          <w:szCs w:val="24"/>
-        </w:rPr>
-        <w:t>tokenjüket</w:t>
-      </w:r>
-      <w:proofErr w:type="spellEnd"/>
-      <w:r>
-        <w:rPr>
-          <w:rFonts w:eastAsia="Times New Roman" w:cs="Times New Roman"/>
-          <w:szCs w:val="24"/>
-        </w:rPr>
-        <w:t xml:space="preserve"> a védett útvonalakhoz.</w:t>
+      <w:r>
+        <w:rPr>
+          <w:rFonts w:eastAsia="Times New Roman" w:cs="Times New Roman"/>
+          <w:szCs w:val="24"/>
+        </w:rPr>
+        <w:t xml:space="preserve"> fejlécben kell elküldeni a tokenjüket a védett útvonalakhoz.</w:t>
       </w:r>
     </w:p>
     <w:p>
@@ -8450,25 +6147,7 @@
           <w:bCs/>
           <w:color w:val="000000"/>
         </w:rPr>
-        <w:t>Felhasználók (</w:t>
-      </w:r>
-      <w:proofErr w:type="spellStart"/>
-      <w:r>
-        <w:rPr>
-          <w:rFonts w:eastAsia="Times New Roman" w:cs="Times New Roman"/>
-          <w:bCs/>
-          <w:color w:val="000000"/>
-        </w:rPr>
-        <w:t>Users</w:t>
-      </w:r>
-      <w:proofErr w:type="spellEnd"/>
-      <w:r>
-        <w:rPr>
-          <w:rFonts w:eastAsia="Times New Roman" w:cs="Times New Roman"/>
-          <w:bCs/>
-          <w:color w:val="000000"/>
-        </w:rPr>
-        <w:t>)</w:t>
+        <w:t>Felhasználók (Users)</w:t>
       </w:r>
     </w:p>
     <w:tbl>
@@ -8641,18 +6320,8 @@
                 <w:color w:val="188038"/>
                 <w:szCs w:val="24"/>
               </w:rPr>
-              <w:t>/</w:t>
-            </w:r>
-            <w:proofErr w:type="spellStart"/>
-            <w:r>
-              <w:rPr>
-                <w:rFonts w:eastAsia="Times New Roman" w:cs="Times New Roman"/>
-                <w:color w:val="188038"/>
-                <w:szCs w:val="24"/>
-              </w:rPr>
-              <w:t>register</w:t>
-            </w:r>
-            <w:proofErr w:type="spellEnd"/>
+              <w:t>/register</w:t>
+            </w:r>
           </w:p>
         </w:tc>
         <w:tc>
@@ -8871,18 +6540,8 @@
                 <w:color w:val="188038"/>
                 <w:szCs w:val="24"/>
               </w:rPr>
-              <w:t>/</w:t>
-            </w:r>
-            <w:proofErr w:type="spellStart"/>
-            <w:r>
-              <w:rPr>
-                <w:rFonts w:eastAsia="Times New Roman" w:cs="Times New Roman"/>
-                <w:color w:val="188038"/>
-                <w:szCs w:val="24"/>
-              </w:rPr>
-              <w:t>forgot-password</w:t>
-            </w:r>
-            <w:proofErr w:type="spellEnd"/>
+              <w:t>/forgot-password</w:t>
+            </w:r>
           </w:p>
         </w:tc>
         <w:tc>
@@ -8991,18 +6650,8 @@
                 <w:color w:val="188038"/>
                 <w:szCs w:val="24"/>
               </w:rPr>
-              <w:t>/</w:t>
-            </w:r>
-            <w:proofErr w:type="spellStart"/>
-            <w:r>
-              <w:rPr>
-                <w:rFonts w:eastAsia="Times New Roman" w:cs="Times New Roman"/>
-                <w:color w:val="188038"/>
-                <w:szCs w:val="24"/>
-              </w:rPr>
-              <w:t>reset-password</w:t>
-            </w:r>
-            <w:proofErr w:type="spellEnd"/>
+              <w:t>/reset-password</w:t>
+            </w:r>
           </w:p>
         </w:tc>
         <w:tc>
@@ -9111,18 +6760,8 @@
                 <w:color w:val="188038"/>
                 <w:szCs w:val="24"/>
               </w:rPr>
-              <w:t>/</w:t>
-            </w:r>
-            <w:proofErr w:type="spellStart"/>
-            <w:r>
-              <w:rPr>
-                <w:rFonts w:eastAsia="Times New Roman" w:cs="Times New Roman"/>
-                <w:color w:val="188038"/>
-                <w:szCs w:val="24"/>
-              </w:rPr>
-              <w:t>verify-code</w:t>
-            </w:r>
-            <w:proofErr w:type="spellEnd"/>
+              <w:t>/verify-code</w:t>
+            </w:r>
           </w:p>
         </w:tc>
         <w:tc>
@@ -9231,18 +6870,8 @@
                 <w:color w:val="188038"/>
                 <w:szCs w:val="24"/>
               </w:rPr>
-              <w:t>/</w:t>
-            </w:r>
-            <w:proofErr w:type="spellStart"/>
-            <w:r>
-              <w:rPr>
-                <w:rFonts w:eastAsia="Times New Roman" w:cs="Times New Roman"/>
-                <w:color w:val="188038"/>
-                <w:szCs w:val="24"/>
-              </w:rPr>
-              <w:t>user</w:t>
-            </w:r>
-            <w:proofErr w:type="spellEnd"/>
+              <w:t>/user</w:t>
+            </w:r>
           </w:p>
         </w:tc>
         <w:tc>
@@ -9319,23 +6948,7 @@
                 <w:rFonts w:eastAsia="Times New Roman" w:cs="Times New Roman"/>
                 <w:szCs w:val="24"/>
               </w:rPr>
-              <w:t>Igen (</w:t>
-            </w:r>
-            <w:proofErr w:type="spellStart"/>
-            <w:r>
-              <w:rPr>
-                <w:rFonts w:eastAsia="Times New Roman" w:cs="Times New Roman"/>
-                <w:szCs w:val="24"/>
-              </w:rPr>
-              <w:t>User</w:t>
-            </w:r>
-            <w:proofErr w:type="spellEnd"/>
-            <w:r>
-              <w:rPr>
-                <w:rFonts w:eastAsia="Times New Roman" w:cs="Times New Roman"/>
-                <w:szCs w:val="24"/>
-              </w:rPr>
-              <w:t>)</w:t>
+              <w:t>Igen (User)</w:t>
             </w:r>
           </w:p>
         </w:tc>
@@ -9367,18 +6980,8 @@
                 <w:color w:val="188038"/>
                 <w:szCs w:val="24"/>
               </w:rPr>
-              <w:t>/</w:t>
-            </w:r>
-            <w:proofErr w:type="spellStart"/>
-            <w:r>
-              <w:rPr>
-                <w:rFonts w:eastAsia="Times New Roman" w:cs="Times New Roman"/>
-                <w:color w:val="188038"/>
-                <w:szCs w:val="24"/>
-              </w:rPr>
-              <w:t>user</w:t>
-            </w:r>
-            <w:proofErr w:type="spellEnd"/>
+              <w:t>/user</w:t>
+            </w:r>
           </w:p>
         </w:tc>
         <w:tc>
@@ -9455,23 +7058,7 @@
                 <w:rFonts w:eastAsia="Times New Roman" w:cs="Times New Roman"/>
                 <w:szCs w:val="24"/>
               </w:rPr>
-              <w:t>Igen (</w:t>
-            </w:r>
-            <w:proofErr w:type="spellStart"/>
-            <w:r>
-              <w:rPr>
-                <w:rFonts w:eastAsia="Times New Roman" w:cs="Times New Roman"/>
-                <w:szCs w:val="24"/>
-              </w:rPr>
-              <w:t>User</w:t>
-            </w:r>
-            <w:proofErr w:type="spellEnd"/>
-            <w:r>
-              <w:rPr>
-                <w:rFonts w:eastAsia="Times New Roman" w:cs="Times New Roman"/>
-                <w:szCs w:val="24"/>
-              </w:rPr>
-              <w:t>)</w:t>
+              <w:t>Igen (User)</w:t>
             </w:r>
           </w:p>
         </w:tc>
@@ -9503,25 +7090,7 @@
                 <w:color w:val="188038"/>
                 <w:szCs w:val="24"/>
               </w:rPr>
-              <w:t>/</w:t>
-            </w:r>
-            <w:proofErr w:type="spellStart"/>
-            <w:r>
-              <w:rPr>
-                <w:rFonts w:eastAsia="Times New Roman" w:cs="Times New Roman"/>
-                <w:color w:val="188038"/>
-                <w:szCs w:val="24"/>
-              </w:rPr>
-              <w:t>user</w:t>
-            </w:r>
-            <w:proofErr w:type="spellEnd"/>
-            <w:r>
-              <w:rPr>
-                <w:rFonts w:eastAsia="Times New Roman" w:cs="Times New Roman"/>
-                <w:color w:val="188038"/>
-                <w:szCs w:val="24"/>
-              </w:rPr>
-              <w:t>/admin</w:t>
+              <w:t>/user/admin</w:t>
             </w:r>
           </w:p>
         </w:tc>
@@ -9632,25 +7201,7 @@
                 <w:szCs w:val="24"/>
               </w:rPr>
               <w:lastRenderedPageBreak/>
-              <w:t>/</w:t>
-            </w:r>
-            <w:proofErr w:type="spellStart"/>
-            <w:r>
-              <w:rPr>
-                <w:rFonts w:eastAsia="Times New Roman" w:cs="Times New Roman"/>
-                <w:color w:val="188038"/>
-                <w:szCs w:val="24"/>
-              </w:rPr>
-              <w:t>user</w:t>
-            </w:r>
-            <w:proofErr w:type="spellEnd"/>
-            <w:r>
-              <w:rPr>
-                <w:rFonts w:eastAsia="Times New Roman" w:cs="Times New Roman"/>
-                <w:color w:val="188038"/>
-                <w:szCs w:val="24"/>
-              </w:rPr>
-              <w:t>/admin</w:t>
+              <w:t>/user/admin</w:t>
             </w:r>
           </w:p>
         </w:tc>
@@ -9760,25 +7311,7 @@
                 <w:color w:val="188038"/>
                 <w:szCs w:val="24"/>
               </w:rPr>
-              <w:t>/</w:t>
-            </w:r>
-            <w:proofErr w:type="spellStart"/>
-            <w:r>
-              <w:rPr>
-                <w:rFonts w:eastAsia="Times New Roman" w:cs="Times New Roman"/>
-                <w:color w:val="188038"/>
-                <w:szCs w:val="24"/>
-              </w:rPr>
-              <w:t>user</w:t>
-            </w:r>
-            <w:proofErr w:type="spellEnd"/>
-            <w:r>
-              <w:rPr>
-                <w:rFonts w:eastAsia="Times New Roman" w:cs="Times New Roman"/>
-                <w:color w:val="188038"/>
-                <w:szCs w:val="24"/>
-              </w:rPr>
-              <w:t>/admin</w:t>
+              <w:t>/user/admin</w:t>
             </w:r>
           </w:p>
         </w:tc>
@@ -9888,36 +7421,8 @@
                 <w:color w:val="188038"/>
                 <w:szCs w:val="24"/>
               </w:rPr>
-              <w:t>/</w:t>
-            </w:r>
-            <w:proofErr w:type="spellStart"/>
-            <w:r>
-              <w:rPr>
-                <w:rFonts w:eastAsia="Times New Roman" w:cs="Times New Roman"/>
-                <w:color w:val="188038"/>
-                <w:szCs w:val="24"/>
-              </w:rPr>
-              <w:t>user</w:t>
-            </w:r>
-            <w:proofErr w:type="spellEnd"/>
-            <w:r>
-              <w:rPr>
-                <w:rFonts w:eastAsia="Times New Roman" w:cs="Times New Roman"/>
-                <w:color w:val="188038"/>
-                <w:szCs w:val="24"/>
-              </w:rPr>
-              <w:t>/admin/:</w:t>
-            </w:r>
-            <w:proofErr w:type="spellStart"/>
-            <w:r>
-              <w:rPr>
-                <w:rFonts w:eastAsia="Times New Roman" w:cs="Times New Roman"/>
-                <w:color w:val="188038"/>
-                <w:szCs w:val="24"/>
-              </w:rPr>
-              <w:t>id</w:t>
-            </w:r>
-            <w:proofErr w:type="spellEnd"/>
+              <w:t>/user/admin/:id</w:t>
+            </w:r>
           </w:p>
         </w:tc>
         <w:tc>
@@ -10021,25 +7526,7 @@
           <w:bCs/>
           <w:color w:val="000000"/>
         </w:rPr>
-        <w:t>Edzések (</w:t>
-      </w:r>
-      <w:proofErr w:type="spellStart"/>
-      <w:r>
-        <w:rPr>
-          <w:rFonts w:eastAsia="Times New Roman" w:cs="Times New Roman"/>
-          <w:bCs/>
-          <w:color w:val="000000"/>
-        </w:rPr>
-        <w:t>Workouts</w:t>
-      </w:r>
-      <w:proofErr w:type="spellEnd"/>
-      <w:r>
-        <w:rPr>
-          <w:rFonts w:eastAsia="Times New Roman" w:cs="Times New Roman"/>
-          <w:bCs/>
-          <w:color w:val="000000"/>
-        </w:rPr>
-        <w:t>)</w:t>
+        <w:t>Edzések (Workouts)</w:t>
       </w:r>
     </w:p>
     <w:tbl>
@@ -10212,18 +7699,8 @@
                 <w:color w:val="188038"/>
                 <w:szCs w:val="24"/>
               </w:rPr>
-              <w:t>/</w:t>
-            </w:r>
-            <w:proofErr w:type="spellStart"/>
-            <w:r>
-              <w:rPr>
-                <w:rFonts w:eastAsia="Times New Roman" w:cs="Times New Roman"/>
-                <w:color w:val="188038"/>
-                <w:szCs w:val="24"/>
-              </w:rPr>
-              <w:t>workouts</w:t>
-            </w:r>
-            <w:proofErr w:type="spellEnd"/>
+              <w:t>/workouts</w:t>
+            </w:r>
           </w:p>
         </w:tc>
         <w:tc>
@@ -10300,23 +7777,7 @@
                 <w:rFonts w:eastAsia="Times New Roman" w:cs="Times New Roman"/>
                 <w:szCs w:val="24"/>
               </w:rPr>
-              <w:t>Igen (</w:t>
-            </w:r>
-            <w:proofErr w:type="spellStart"/>
-            <w:r>
-              <w:rPr>
-                <w:rFonts w:eastAsia="Times New Roman" w:cs="Times New Roman"/>
-                <w:szCs w:val="24"/>
-              </w:rPr>
-              <w:t>User</w:t>
-            </w:r>
-            <w:proofErr w:type="spellEnd"/>
-            <w:r>
-              <w:rPr>
-                <w:rFonts w:eastAsia="Times New Roman" w:cs="Times New Roman"/>
-                <w:szCs w:val="24"/>
-              </w:rPr>
-              <w:t>)</w:t>
+              <w:t>Igen (User)</w:t>
             </w:r>
           </w:p>
         </w:tc>
@@ -10348,36 +7809,8 @@
                 <w:color w:val="188038"/>
                 <w:szCs w:val="24"/>
               </w:rPr>
-              <w:t>/</w:t>
-            </w:r>
-            <w:proofErr w:type="spellStart"/>
-            <w:r>
-              <w:rPr>
-                <w:rFonts w:eastAsia="Times New Roman" w:cs="Times New Roman"/>
-                <w:color w:val="188038"/>
-                <w:szCs w:val="24"/>
-              </w:rPr>
-              <w:t>workouts</w:t>
-            </w:r>
-            <w:proofErr w:type="spellEnd"/>
-            <w:r>
-              <w:rPr>
-                <w:rFonts w:eastAsia="Times New Roman" w:cs="Times New Roman"/>
-                <w:color w:val="188038"/>
-                <w:szCs w:val="24"/>
-              </w:rPr>
-              <w:t>/:</w:t>
-            </w:r>
-            <w:proofErr w:type="spellStart"/>
-            <w:r>
-              <w:rPr>
-                <w:rFonts w:eastAsia="Times New Roman" w:cs="Times New Roman"/>
-                <w:color w:val="188038"/>
-                <w:szCs w:val="24"/>
-              </w:rPr>
-              <w:t>id</w:t>
-            </w:r>
-            <w:proofErr w:type="spellEnd"/>
+              <w:t>/workouts/:id</w:t>
+            </w:r>
           </w:p>
         </w:tc>
         <w:tc>
@@ -10454,23 +7887,7 @@
                 <w:rFonts w:eastAsia="Times New Roman" w:cs="Times New Roman"/>
                 <w:szCs w:val="24"/>
               </w:rPr>
-              <w:t>Igen (</w:t>
-            </w:r>
-            <w:proofErr w:type="spellStart"/>
-            <w:r>
-              <w:rPr>
-                <w:rFonts w:eastAsia="Times New Roman" w:cs="Times New Roman"/>
-                <w:szCs w:val="24"/>
-              </w:rPr>
-              <w:t>User</w:t>
-            </w:r>
-            <w:proofErr w:type="spellEnd"/>
-            <w:r>
-              <w:rPr>
-                <w:rFonts w:eastAsia="Times New Roman" w:cs="Times New Roman"/>
-                <w:szCs w:val="24"/>
-              </w:rPr>
-              <w:t>)</w:t>
+              <w:t>Igen (User)</w:t>
             </w:r>
           </w:p>
         </w:tc>
@@ -10502,18 +7919,8 @@
                 <w:color w:val="188038"/>
                 <w:szCs w:val="24"/>
               </w:rPr>
-              <w:t>/</w:t>
-            </w:r>
-            <w:proofErr w:type="spellStart"/>
-            <w:r>
-              <w:rPr>
-                <w:rFonts w:eastAsia="Times New Roman" w:cs="Times New Roman"/>
-                <w:color w:val="188038"/>
-                <w:szCs w:val="24"/>
-              </w:rPr>
-              <w:t>workouts</w:t>
-            </w:r>
-            <w:proofErr w:type="spellEnd"/>
+              <w:t>/workouts</w:t>
+            </w:r>
           </w:p>
         </w:tc>
         <w:tc>
@@ -10590,23 +7997,7 @@
                 <w:rFonts w:eastAsia="Times New Roman" w:cs="Times New Roman"/>
                 <w:szCs w:val="24"/>
               </w:rPr>
-              <w:t>Igen (</w:t>
-            </w:r>
-            <w:proofErr w:type="spellStart"/>
-            <w:r>
-              <w:rPr>
-                <w:rFonts w:eastAsia="Times New Roman" w:cs="Times New Roman"/>
-                <w:szCs w:val="24"/>
-              </w:rPr>
-              <w:t>User</w:t>
-            </w:r>
-            <w:proofErr w:type="spellEnd"/>
-            <w:r>
-              <w:rPr>
-                <w:rFonts w:eastAsia="Times New Roman" w:cs="Times New Roman"/>
-                <w:szCs w:val="24"/>
-              </w:rPr>
-              <w:t>)</w:t>
+              <w:t>Igen (User)</w:t>
             </w:r>
           </w:p>
         </w:tc>
@@ -10638,36 +8029,8 @@
                 <w:color w:val="188038"/>
                 <w:szCs w:val="24"/>
               </w:rPr>
-              <w:t>/</w:t>
-            </w:r>
-            <w:proofErr w:type="spellStart"/>
-            <w:r>
-              <w:rPr>
-                <w:rFonts w:eastAsia="Times New Roman" w:cs="Times New Roman"/>
-                <w:color w:val="188038"/>
-                <w:szCs w:val="24"/>
-              </w:rPr>
-              <w:t>workouts</w:t>
-            </w:r>
-            <w:proofErr w:type="spellEnd"/>
-            <w:r>
-              <w:rPr>
-                <w:rFonts w:eastAsia="Times New Roman" w:cs="Times New Roman"/>
-                <w:color w:val="188038"/>
-                <w:szCs w:val="24"/>
-              </w:rPr>
-              <w:t>/:</w:t>
-            </w:r>
-            <w:proofErr w:type="spellStart"/>
-            <w:r>
-              <w:rPr>
-                <w:rFonts w:eastAsia="Times New Roman" w:cs="Times New Roman"/>
-                <w:color w:val="188038"/>
-                <w:szCs w:val="24"/>
-              </w:rPr>
-              <w:t>id</w:t>
-            </w:r>
-            <w:proofErr w:type="spellEnd"/>
+              <w:t>/workouts/:id</w:t>
+            </w:r>
           </w:p>
         </w:tc>
         <w:tc>
@@ -10744,23 +8107,7 @@
                 <w:rFonts w:eastAsia="Times New Roman" w:cs="Times New Roman"/>
                 <w:szCs w:val="24"/>
               </w:rPr>
-              <w:t>Igen (</w:t>
-            </w:r>
-            <w:proofErr w:type="spellStart"/>
-            <w:r>
-              <w:rPr>
-                <w:rFonts w:eastAsia="Times New Roman" w:cs="Times New Roman"/>
-                <w:szCs w:val="24"/>
-              </w:rPr>
-              <w:t>User</w:t>
-            </w:r>
-            <w:proofErr w:type="spellEnd"/>
-            <w:r>
-              <w:rPr>
-                <w:rFonts w:eastAsia="Times New Roman" w:cs="Times New Roman"/>
-                <w:szCs w:val="24"/>
-              </w:rPr>
-              <w:t>)</w:t>
+              <w:t>Igen (User)</w:t>
             </w:r>
           </w:p>
         </w:tc>
@@ -10787,25 +8134,7 @@
           <w:bCs/>
           <w:color w:val="000000"/>
         </w:rPr>
-        <w:t>Edzéstervek (</w:t>
-      </w:r>
-      <w:proofErr w:type="spellStart"/>
-      <w:r>
-        <w:rPr>
-          <w:rFonts w:eastAsia="Times New Roman" w:cs="Times New Roman"/>
-          <w:bCs/>
-          <w:color w:val="000000"/>
-        </w:rPr>
-        <w:t>Plans</w:t>
-      </w:r>
-      <w:proofErr w:type="spellEnd"/>
-      <w:r>
-        <w:rPr>
-          <w:rFonts w:eastAsia="Times New Roman" w:cs="Times New Roman"/>
-          <w:bCs/>
-          <w:color w:val="000000"/>
-        </w:rPr>
-        <w:t>)</w:t>
+        <w:t>Edzéstervek (Plans)</w:t>
       </w:r>
     </w:p>
     <w:tbl>
@@ -10978,18 +8307,8 @@
                 <w:color w:val="188038"/>
                 <w:szCs w:val="24"/>
               </w:rPr>
-              <w:t>/</w:t>
-            </w:r>
-            <w:proofErr w:type="spellStart"/>
-            <w:r>
-              <w:rPr>
-                <w:rFonts w:eastAsia="Times New Roman" w:cs="Times New Roman"/>
-                <w:color w:val="188038"/>
-                <w:szCs w:val="24"/>
-              </w:rPr>
-              <w:t>plans</w:t>
-            </w:r>
-            <w:proofErr w:type="spellEnd"/>
+              <w:t>/plans</w:t>
+            </w:r>
           </w:p>
         </w:tc>
         <w:tc>
@@ -11066,23 +8385,7 @@
                 <w:rFonts w:eastAsia="Times New Roman" w:cs="Times New Roman"/>
                 <w:szCs w:val="24"/>
               </w:rPr>
-              <w:t>Igen (</w:t>
-            </w:r>
-            <w:proofErr w:type="spellStart"/>
-            <w:r>
-              <w:rPr>
-                <w:rFonts w:eastAsia="Times New Roman" w:cs="Times New Roman"/>
-                <w:szCs w:val="24"/>
-              </w:rPr>
-              <w:t>User</w:t>
-            </w:r>
-            <w:proofErr w:type="spellEnd"/>
-            <w:r>
-              <w:rPr>
-                <w:rFonts w:eastAsia="Times New Roman" w:cs="Times New Roman"/>
-                <w:szCs w:val="24"/>
-              </w:rPr>
-              <w:t>)</w:t>
+              <w:t>Igen (User)</w:t>
             </w:r>
           </w:p>
         </w:tc>
@@ -11114,54 +8417,8 @@
                 <w:color w:val="188038"/>
                 <w:szCs w:val="24"/>
               </w:rPr>
-              <w:t>/</w:t>
-            </w:r>
-            <w:proofErr w:type="spellStart"/>
-            <w:r>
-              <w:rPr>
-                <w:rFonts w:eastAsia="Times New Roman" w:cs="Times New Roman"/>
-                <w:color w:val="188038"/>
-                <w:szCs w:val="24"/>
-              </w:rPr>
-              <w:t>plans</w:t>
-            </w:r>
-            <w:proofErr w:type="spellEnd"/>
-            <w:r>
-              <w:rPr>
-                <w:rFonts w:eastAsia="Times New Roman" w:cs="Times New Roman"/>
-                <w:color w:val="188038"/>
-                <w:szCs w:val="24"/>
-              </w:rPr>
-              <w:t>/</w:t>
-            </w:r>
-            <w:proofErr w:type="spellStart"/>
-            <w:r>
-              <w:rPr>
-                <w:rFonts w:eastAsia="Times New Roman" w:cs="Times New Roman"/>
-                <w:color w:val="188038"/>
-                <w:szCs w:val="24"/>
-              </w:rPr>
-              <w:t>info</w:t>
-            </w:r>
-            <w:proofErr w:type="spellEnd"/>
-            <w:r>
-              <w:rPr>
-                <w:rFonts w:eastAsia="Times New Roman" w:cs="Times New Roman"/>
-                <w:color w:val="188038"/>
-                <w:szCs w:val="24"/>
-              </w:rPr>
-              <w:t>/:</w:t>
-            </w:r>
-            <w:proofErr w:type="spellStart"/>
-            <w:r>
-              <w:rPr>
-                <w:rFonts w:eastAsia="Times New Roman" w:cs="Times New Roman"/>
-                <w:color w:val="188038"/>
-                <w:szCs w:val="24"/>
-              </w:rPr>
-              <w:t>id</w:t>
-            </w:r>
-            <w:proofErr w:type="spellEnd"/>
+              <w:t>/plans/info/:id</w:t>
+            </w:r>
           </w:p>
         </w:tc>
         <w:tc>
@@ -11238,23 +8495,7 @@
                 <w:rFonts w:eastAsia="Times New Roman" w:cs="Times New Roman"/>
                 <w:szCs w:val="24"/>
               </w:rPr>
-              <w:t>Igen (</w:t>
-            </w:r>
-            <w:proofErr w:type="spellStart"/>
-            <w:r>
-              <w:rPr>
-                <w:rFonts w:eastAsia="Times New Roman" w:cs="Times New Roman"/>
-                <w:szCs w:val="24"/>
-              </w:rPr>
-              <w:t>User</w:t>
-            </w:r>
-            <w:proofErr w:type="spellEnd"/>
-            <w:r>
-              <w:rPr>
-                <w:rFonts w:eastAsia="Times New Roman" w:cs="Times New Roman"/>
-                <w:szCs w:val="24"/>
-              </w:rPr>
-              <w:t>)</w:t>
+              <w:t>Igen (User)</w:t>
             </w:r>
           </w:p>
         </w:tc>
@@ -11286,36 +8527,8 @@
                 <w:color w:val="188038"/>
                 <w:szCs w:val="24"/>
               </w:rPr>
-              <w:t>/</w:t>
-            </w:r>
-            <w:proofErr w:type="spellStart"/>
-            <w:r>
-              <w:rPr>
-                <w:rFonts w:eastAsia="Times New Roman" w:cs="Times New Roman"/>
-                <w:color w:val="188038"/>
-                <w:szCs w:val="24"/>
-              </w:rPr>
-              <w:t>plans</w:t>
-            </w:r>
-            <w:proofErr w:type="spellEnd"/>
-            <w:r>
-              <w:rPr>
-                <w:rFonts w:eastAsia="Times New Roman" w:cs="Times New Roman"/>
-                <w:color w:val="188038"/>
-                <w:szCs w:val="24"/>
-              </w:rPr>
-              <w:t>/:</w:t>
-            </w:r>
-            <w:proofErr w:type="spellStart"/>
-            <w:r>
-              <w:rPr>
-                <w:rFonts w:eastAsia="Times New Roman" w:cs="Times New Roman"/>
-                <w:color w:val="188038"/>
-                <w:szCs w:val="24"/>
-              </w:rPr>
-              <w:t>id</w:t>
-            </w:r>
-            <w:proofErr w:type="spellEnd"/>
+              <w:t>/plans/:id</w:t>
+            </w:r>
           </w:p>
         </w:tc>
         <w:tc>
@@ -11392,23 +8605,7 @@
                 <w:rFonts w:eastAsia="Times New Roman" w:cs="Times New Roman"/>
                 <w:szCs w:val="24"/>
               </w:rPr>
-              <w:t>Igen (</w:t>
-            </w:r>
-            <w:proofErr w:type="spellStart"/>
-            <w:r>
-              <w:rPr>
-                <w:rFonts w:eastAsia="Times New Roman" w:cs="Times New Roman"/>
-                <w:szCs w:val="24"/>
-              </w:rPr>
-              <w:t>User</w:t>
-            </w:r>
-            <w:proofErr w:type="spellEnd"/>
-            <w:r>
-              <w:rPr>
-                <w:rFonts w:eastAsia="Times New Roman" w:cs="Times New Roman"/>
-                <w:szCs w:val="24"/>
-              </w:rPr>
-              <w:t>)</w:t>
+              <w:t>Igen (User)</w:t>
             </w:r>
           </w:p>
         </w:tc>
@@ -11440,18 +8637,8 @@
                 <w:color w:val="188038"/>
                 <w:szCs w:val="24"/>
               </w:rPr>
-              <w:t>/</w:t>
-            </w:r>
-            <w:proofErr w:type="spellStart"/>
-            <w:r>
-              <w:rPr>
-                <w:rFonts w:eastAsia="Times New Roman" w:cs="Times New Roman"/>
-                <w:color w:val="188038"/>
-                <w:szCs w:val="24"/>
-              </w:rPr>
-              <w:t>plans</w:t>
-            </w:r>
-            <w:proofErr w:type="spellEnd"/>
+              <w:t>/plans</w:t>
+            </w:r>
           </w:p>
         </w:tc>
         <w:tc>
@@ -11528,23 +8715,7 @@
                 <w:rFonts w:eastAsia="Times New Roman" w:cs="Times New Roman"/>
                 <w:szCs w:val="24"/>
               </w:rPr>
-              <w:t>Igen (</w:t>
-            </w:r>
-            <w:proofErr w:type="spellStart"/>
-            <w:r>
-              <w:rPr>
-                <w:rFonts w:eastAsia="Times New Roman" w:cs="Times New Roman"/>
-                <w:szCs w:val="24"/>
-              </w:rPr>
-              <w:t>User</w:t>
-            </w:r>
-            <w:proofErr w:type="spellEnd"/>
-            <w:r>
-              <w:rPr>
-                <w:rFonts w:eastAsia="Times New Roman" w:cs="Times New Roman"/>
-                <w:szCs w:val="24"/>
-              </w:rPr>
-              <w:t>)</w:t>
+              <w:t>Igen (User)</w:t>
             </w:r>
           </w:p>
         </w:tc>
@@ -11576,36 +8747,8 @@
                 <w:color w:val="188038"/>
                 <w:szCs w:val="24"/>
               </w:rPr>
-              <w:t>/</w:t>
-            </w:r>
-            <w:proofErr w:type="spellStart"/>
-            <w:r>
-              <w:rPr>
-                <w:rFonts w:eastAsia="Times New Roman" w:cs="Times New Roman"/>
-                <w:color w:val="188038"/>
-                <w:szCs w:val="24"/>
-              </w:rPr>
-              <w:t>plans</w:t>
-            </w:r>
-            <w:proofErr w:type="spellEnd"/>
-            <w:r>
-              <w:rPr>
-                <w:rFonts w:eastAsia="Times New Roman" w:cs="Times New Roman"/>
-                <w:color w:val="188038"/>
-                <w:szCs w:val="24"/>
-              </w:rPr>
-              <w:t>/:</w:t>
-            </w:r>
-            <w:proofErr w:type="spellStart"/>
-            <w:r>
-              <w:rPr>
-                <w:rFonts w:eastAsia="Times New Roman" w:cs="Times New Roman"/>
-                <w:color w:val="188038"/>
-                <w:szCs w:val="24"/>
-              </w:rPr>
-              <w:t>id</w:t>
-            </w:r>
-            <w:proofErr w:type="spellEnd"/>
+              <w:t>/plans/:id</w:t>
+            </w:r>
           </w:p>
         </w:tc>
         <w:tc>
@@ -11682,23 +8825,7 @@
                 <w:rFonts w:eastAsia="Times New Roman" w:cs="Times New Roman"/>
                 <w:szCs w:val="24"/>
               </w:rPr>
-              <w:t>Igen (</w:t>
-            </w:r>
-            <w:proofErr w:type="spellStart"/>
-            <w:r>
-              <w:rPr>
-                <w:rFonts w:eastAsia="Times New Roman" w:cs="Times New Roman"/>
-                <w:szCs w:val="24"/>
-              </w:rPr>
-              <w:t>User</w:t>
-            </w:r>
-            <w:proofErr w:type="spellEnd"/>
-            <w:r>
-              <w:rPr>
-                <w:rFonts w:eastAsia="Times New Roman" w:cs="Times New Roman"/>
-                <w:szCs w:val="24"/>
-              </w:rPr>
-              <w:t>)</w:t>
+              <w:t>Igen (User)</w:t>
             </w:r>
           </w:p>
         </w:tc>
@@ -11731,36 +8858,8 @@
                 <w:szCs w:val="24"/>
               </w:rPr>
               <w:lastRenderedPageBreak/>
-              <w:t>/</w:t>
-            </w:r>
-            <w:proofErr w:type="spellStart"/>
-            <w:r>
-              <w:rPr>
-                <w:rFonts w:eastAsia="Times New Roman" w:cs="Times New Roman"/>
-                <w:color w:val="188038"/>
-                <w:szCs w:val="24"/>
-              </w:rPr>
-              <w:t>plans</w:t>
-            </w:r>
-            <w:proofErr w:type="spellEnd"/>
-            <w:r>
-              <w:rPr>
-                <w:rFonts w:eastAsia="Times New Roman" w:cs="Times New Roman"/>
-                <w:color w:val="188038"/>
-                <w:szCs w:val="24"/>
-              </w:rPr>
-              <w:t>/:</w:t>
-            </w:r>
-            <w:proofErr w:type="spellStart"/>
-            <w:r>
-              <w:rPr>
-                <w:rFonts w:eastAsia="Times New Roman" w:cs="Times New Roman"/>
-                <w:color w:val="188038"/>
-                <w:szCs w:val="24"/>
-              </w:rPr>
-              <w:t>id</w:t>
-            </w:r>
-            <w:proofErr w:type="spellEnd"/>
+              <w:t>/plans/:id</w:t>
+            </w:r>
           </w:p>
         </w:tc>
         <w:tc>
@@ -11837,23 +8936,7 @@
                 <w:rFonts w:eastAsia="Times New Roman" w:cs="Times New Roman"/>
                 <w:szCs w:val="24"/>
               </w:rPr>
-              <w:t>Igen (</w:t>
-            </w:r>
-            <w:proofErr w:type="spellStart"/>
-            <w:r>
-              <w:rPr>
-                <w:rFonts w:eastAsia="Times New Roman" w:cs="Times New Roman"/>
-                <w:szCs w:val="24"/>
-              </w:rPr>
-              <w:t>User</w:t>
-            </w:r>
-            <w:proofErr w:type="spellEnd"/>
-            <w:r>
-              <w:rPr>
-                <w:rFonts w:eastAsia="Times New Roman" w:cs="Times New Roman"/>
-                <w:szCs w:val="24"/>
-              </w:rPr>
-              <w:t>)</w:t>
+              <w:t>Igen (User)</w:t>
             </w:r>
           </w:p>
         </w:tc>
@@ -11880,25 +8963,7 @@
           <w:bCs/>
           <w:color w:val="000000"/>
         </w:rPr>
-        <w:t>Statisztikák (</w:t>
-      </w:r>
-      <w:proofErr w:type="spellStart"/>
-      <w:r>
-        <w:rPr>
-          <w:rFonts w:eastAsia="Times New Roman" w:cs="Times New Roman"/>
-          <w:bCs/>
-          <w:color w:val="000000"/>
-        </w:rPr>
-        <w:t>Statistics</w:t>
-      </w:r>
-      <w:proofErr w:type="spellEnd"/>
-      <w:r>
-        <w:rPr>
-          <w:rFonts w:eastAsia="Times New Roman" w:cs="Times New Roman"/>
-          <w:bCs/>
-          <w:color w:val="000000"/>
-        </w:rPr>
-        <w:t>)</w:t>
+        <w:t>Statisztikák (Statistics)</w:t>
       </w:r>
     </w:p>
     <w:tbl>
@@ -12071,18 +9136,8 @@
                 <w:color w:val="188038"/>
                 <w:szCs w:val="24"/>
               </w:rPr>
-              <w:t>/</w:t>
-            </w:r>
-            <w:proofErr w:type="spellStart"/>
-            <w:r>
-              <w:rPr>
-                <w:rFonts w:eastAsia="Times New Roman" w:cs="Times New Roman"/>
-                <w:color w:val="188038"/>
-                <w:szCs w:val="24"/>
-              </w:rPr>
-              <w:t>statistics</w:t>
-            </w:r>
-            <w:proofErr w:type="spellEnd"/>
+              <w:t>/statistics</w:t>
+            </w:r>
           </w:p>
         </w:tc>
         <w:tc>
@@ -12159,23 +9214,7 @@
                 <w:rFonts w:eastAsia="Times New Roman" w:cs="Times New Roman"/>
                 <w:szCs w:val="24"/>
               </w:rPr>
-              <w:t>Igen (</w:t>
-            </w:r>
-            <w:proofErr w:type="spellStart"/>
-            <w:r>
-              <w:rPr>
-                <w:rFonts w:eastAsia="Times New Roman" w:cs="Times New Roman"/>
-                <w:szCs w:val="24"/>
-              </w:rPr>
-              <w:t>User</w:t>
-            </w:r>
-            <w:proofErr w:type="spellEnd"/>
-            <w:r>
-              <w:rPr>
-                <w:rFonts w:eastAsia="Times New Roman" w:cs="Times New Roman"/>
-                <w:szCs w:val="24"/>
-              </w:rPr>
-              <w:t>)</w:t>
+              <w:t>Igen (User)</w:t>
             </w:r>
           </w:p>
         </w:tc>
@@ -12202,25 +9241,7 @@
           <w:bCs/>
           <w:color w:val="000000"/>
         </w:rPr>
-        <w:t>Gyakorlatok (</w:t>
-      </w:r>
-      <w:proofErr w:type="spellStart"/>
-      <w:r>
-        <w:rPr>
-          <w:rFonts w:eastAsia="Times New Roman" w:cs="Times New Roman"/>
-          <w:bCs/>
-          <w:color w:val="000000"/>
-        </w:rPr>
-        <w:t>Exercises</w:t>
-      </w:r>
-      <w:proofErr w:type="spellEnd"/>
-      <w:r>
-        <w:rPr>
-          <w:rFonts w:eastAsia="Times New Roman" w:cs="Times New Roman"/>
-          <w:bCs/>
-          <w:color w:val="000000"/>
-        </w:rPr>
-        <w:t>)</w:t>
+        <w:t>Gyakorlatok (Exercises)</w:t>
       </w:r>
     </w:p>
     <w:tbl>
@@ -12393,18 +9414,8 @@
                 <w:color w:val="188038"/>
                 <w:szCs w:val="24"/>
               </w:rPr>
-              <w:t>/</w:t>
-            </w:r>
-            <w:proofErr w:type="spellStart"/>
-            <w:r>
-              <w:rPr>
-                <w:rFonts w:eastAsia="Times New Roman" w:cs="Times New Roman"/>
-                <w:color w:val="188038"/>
-                <w:szCs w:val="24"/>
-              </w:rPr>
-              <w:t>exercises</w:t>
-            </w:r>
-            <w:proofErr w:type="spellEnd"/>
+              <w:t>/exercises</w:t>
+            </w:r>
           </w:p>
         </w:tc>
         <w:tc>
@@ -12513,36 +9524,8 @@
                 <w:color w:val="188038"/>
                 <w:szCs w:val="24"/>
               </w:rPr>
-              <w:t>/</w:t>
-            </w:r>
-            <w:proofErr w:type="spellStart"/>
-            <w:r>
-              <w:rPr>
-                <w:rFonts w:eastAsia="Times New Roman" w:cs="Times New Roman"/>
-                <w:color w:val="188038"/>
-                <w:szCs w:val="24"/>
-              </w:rPr>
-              <w:t>exercises</w:t>
-            </w:r>
-            <w:proofErr w:type="spellEnd"/>
-            <w:r>
-              <w:rPr>
-                <w:rFonts w:eastAsia="Times New Roman" w:cs="Times New Roman"/>
-                <w:color w:val="188038"/>
-                <w:szCs w:val="24"/>
-              </w:rPr>
-              <w:t>/:</w:t>
-            </w:r>
-            <w:proofErr w:type="spellStart"/>
-            <w:r>
-              <w:rPr>
-                <w:rFonts w:eastAsia="Times New Roman" w:cs="Times New Roman"/>
-                <w:color w:val="188038"/>
-                <w:szCs w:val="24"/>
-              </w:rPr>
-              <w:t>id</w:t>
-            </w:r>
-            <w:proofErr w:type="spellEnd"/>
+              <w:t>/exercises/:id</w:t>
+            </w:r>
           </w:p>
         </w:tc>
         <w:tc>
@@ -12651,25 +9634,7 @@
                 <w:color w:val="188038"/>
                 <w:szCs w:val="24"/>
               </w:rPr>
-              <w:t>/</w:t>
-            </w:r>
-            <w:proofErr w:type="spellStart"/>
-            <w:r>
-              <w:rPr>
-                <w:rFonts w:eastAsia="Times New Roman" w:cs="Times New Roman"/>
-                <w:color w:val="188038"/>
-                <w:szCs w:val="24"/>
-              </w:rPr>
-              <w:t>exercises</w:t>
-            </w:r>
-            <w:proofErr w:type="spellEnd"/>
-            <w:r>
-              <w:rPr>
-                <w:rFonts w:eastAsia="Times New Roman" w:cs="Times New Roman"/>
-                <w:color w:val="188038"/>
-                <w:szCs w:val="24"/>
-              </w:rPr>
-              <w:t>/admin</w:t>
+              <w:t>/exercises/admin</w:t>
             </w:r>
           </w:p>
         </w:tc>
@@ -12779,25 +9744,7 @@
                 <w:color w:val="188038"/>
                 <w:szCs w:val="24"/>
               </w:rPr>
-              <w:t>/</w:t>
-            </w:r>
-            <w:proofErr w:type="spellStart"/>
-            <w:r>
-              <w:rPr>
-                <w:rFonts w:eastAsia="Times New Roman" w:cs="Times New Roman"/>
-                <w:color w:val="188038"/>
-                <w:szCs w:val="24"/>
-              </w:rPr>
-              <w:t>exercises</w:t>
-            </w:r>
-            <w:proofErr w:type="spellEnd"/>
-            <w:r>
-              <w:rPr>
-                <w:rFonts w:eastAsia="Times New Roman" w:cs="Times New Roman"/>
-                <w:color w:val="188038"/>
-                <w:szCs w:val="24"/>
-              </w:rPr>
-              <w:t>/admin</w:t>
+              <w:t>/exercises/admin</w:t>
             </w:r>
           </w:p>
         </w:tc>
@@ -12907,25 +9854,7 @@
                 <w:color w:val="188038"/>
                 <w:szCs w:val="24"/>
               </w:rPr>
-              <w:t>/</w:t>
-            </w:r>
-            <w:proofErr w:type="spellStart"/>
-            <w:r>
-              <w:rPr>
-                <w:rFonts w:eastAsia="Times New Roman" w:cs="Times New Roman"/>
-                <w:color w:val="188038"/>
-                <w:szCs w:val="24"/>
-              </w:rPr>
-              <w:t>exercises</w:t>
-            </w:r>
-            <w:proofErr w:type="spellEnd"/>
-            <w:r>
-              <w:rPr>
-                <w:rFonts w:eastAsia="Times New Roman" w:cs="Times New Roman"/>
-                <w:color w:val="188038"/>
-                <w:szCs w:val="24"/>
-              </w:rPr>
-              <w:t>/admin</w:t>
+              <w:t>/exercises/admin</w:t>
             </w:r>
           </w:p>
         </w:tc>
@@ -13035,36 +9964,8 @@
                 <w:color w:val="188038"/>
                 <w:szCs w:val="24"/>
               </w:rPr>
-              <w:t>/</w:t>
-            </w:r>
-            <w:proofErr w:type="spellStart"/>
-            <w:r>
-              <w:rPr>
-                <w:rFonts w:eastAsia="Times New Roman" w:cs="Times New Roman"/>
-                <w:color w:val="188038"/>
-                <w:szCs w:val="24"/>
-              </w:rPr>
-              <w:t>exercises</w:t>
-            </w:r>
-            <w:proofErr w:type="spellEnd"/>
-            <w:r>
-              <w:rPr>
-                <w:rFonts w:eastAsia="Times New Roman" w:cs="Times New Roman"/>
-                <w:color w:val="188038"/>
-                <w:szCs w:val="24"/>
-              </w:rPr>
-              <w:t>/admin/:</w:t>
-            </w:r>
-            <w:proofErr w:type="spellStart"/>
-            <w:r>
-              <w:rPr>
-                <w:rFonts w:eastAsia="Times New Roman" w:cs="Times New Roman"/>
-                <w:color w:val="188038"/>
-                <w:szCs w:val="24"/>
-              </w:rPr>
-              <w:t>id</w:t>
-            </w:r>
-            <w:proofErr w:type="spellEnd"/>
+              <w:t>/exercises/admin/:id</w:t>
+            </w:r>
           </w:p>
         </w:tc>
         <w:tc>
@@ -13168,43 +10069,7 @@
           <w:bCs/>
           <w:color w:val="000000"/>
         </w:rPr>
-        <w:t>Izomcsoportok (</w:t>
-      </w:r>
-      <w:proofErr w:type="spellStart"/>
-      <w:r>
-        <w:rPr>
-          <w:rFonts w:eastAsia="Times New Roman" w:cs="Times New Roman"/>
-          <w:bCs/>
-          <w:color w:val="000000"/>
-        </w:rPr>
-        <w:t>Muscle</w:t>
-      </w:r>
-      <w:proofErr w:type="spellEnd"/>
-      <w:r>
-        <w:rPr>
-          <w:rFonts w:eastAsia="Times New Roman" w:cs="Times New Roman"/>
-          <w:bCs/>
-          <w:color w:val="000000"/>
-        </w:rPr>
-        <w:t xml:space="preserve"> </w:t>
-      </w:r>
-      <w:proofErr w:type="spellStart"/>
-      <w:r>
-        <w:rPr>
-          <w:rFonts w:eastAsia="Times New Roman" w:cs="Times New Roman"/>
-          <w:bCs/>
-          <w:color w:val="000000"/>
-        </w:rPr>
-        <w:t>Groups</w:t>
-      </w:r>
-      <w:proofErr w:type="spellEnd"/>
-      <w:r>
-        <w:rPr>
-          <w:rFonts w:eastAsia="Times New Roman" w:cs="Times New Roman"/>
-          <w:bCs/>
-          <w:color w:val="000000"/>
-        </w:rPr>
-        <w:t>)</w:t>
+        <w:t>Izomcsoportok (Muscle Groups)</w:t>
       </w:r>
     </w:p>
     <w:tbl>
@@ -13377,18 +10242,8 @@
                 <w:color w:val="188038"/>
                 <w:szCs w:val="24"/>
               </w:rPr>
-              <w:t>/</w:t>
-            </w:r>
-            <w:proofErr w:type="spellStart"/>
-            <w:r>
-              <w:rPr>
-                <w:rFonts w:eastAsia="Times New Roman" w:cs="Times New Roman"/>
-                <w:color w:val="188038"/>
-                <w:szCs w:val="24"/>
-              </w:rPr>
-              <w:t>muscle_groups</w:t>
-            </w:r>
-            <w:proofErr w:type="spellEnd"/>
+              <w:t>/muscle_groups</w:t>
+            </w:r>
           </w:p>
         </w:tc>
         <w:tc>
@@ -13497,25 +10352,7 @@
                 <w:color w:val="188038"/>
                 <w:szCs w:val="24"/>
               </w:rPr>
-              <w:t>/</w:t>
-            </w:r>
-            <w:proofErr w:type="spellStart"/>
-            <w:r>
-              <w:rPr>
-                <w:rFonts w:eastAsia="Times New Roman" w:cs="Times New Roman"/>
-                <w:color w:val="188038"/>
-                <w:szCs w:val="24"/>
-              </w:rPr>
-              <w:t>muscle_groups</w:t>
-            </w:r>
-            <w:proofErr w:type="spellEnd"/>
-            <w:r>
-              <w:rPr>
-                <w:rFonts w:eastAsia="Times New Roman" w:cs="Times New Roman"/>
-                <w:color w:val="188038"/>
-                <w:szCs w:val="24"/>
-              </w:rPr>
-              <w:t>/admin</w:t>
+              <w:t>/muscle_groups/admin</w:t>
             </w:r>
           </w:p>
         </w:tc>
@@ -13626,25 +10463,7 @@
                 <w:szCs w:val="24"/>
               </w:rPr>
               <w:lastRenderedPageBreak/>
-              <w:t>/</w:t>
-            </w:r>
-            <w:proofErr w:type="spellStart"/>
-            <w:r>
-              <w:rPr>
-                <w:rFonts w:eastAsia="Times New Roman" w:cs="Times New Roman"/>
-                <w:color w:val="188038"/>
-                <w:szCs w:val="24"/>
-              </w:rPr>
-              <w:t>muscle_groups</w:t>
-            </w:r>
-            <w:proofErr w:type="spellEnd"/>
-            <w:r>
-              <w:rPr>
-                <w:rFonts w:eastAsia="Times New Roman" w:cs="Times New Roman"/>
-                <w:color w:val="188038"/>
-                <w:szCs w:val="24"/>
-              </w:rPr>
-              <w:t>/admin</w:t>
+              <w:t>/muscle_groups/admin</w:t>
             </w:r>
           </w:p>
         </w:tc>
@@ -13754,36 +10573,8 @@
                 <w:color w:val="188038"/>
                 <w:szCs w:val="24"/>
               </w:rPr>
-              <w:t>/</w:t>
-            </w:r>
-            <w:proofErr w:type="spellStart"/>
-            <w:r>
-              <w:rPr>
-                <w:rFonts w:eastAsia="Times New Roman" w:cs="Times New Roman"/>
-                <w:color w:val="188038"/>
-                <w:szCs w:val="24"/>
-              </w:rPr>
-              <w:t>muscle_groups</w:t>
-            </w:r>
-            <w:proofErr w:type="spellEnd"/>
-            <w:r>
-              <w:rPr>
-                <w:rFonts w:eastAsia="Times New Roman" w:cs="Times New Roman"/>
-                <w:color w:val="188038"/>
-                <w:szCs w:val="24"/>
-              </w:rPr>
-              <w:t>/admin/:</w:t>
-            </w:r>
-            <w:proofErr w:type="spellStart"/>
-            <w:r>
-              <w:rPr>
-                <w:rFonts w:eastAsia="Times New Roman" w:cs="Times New Roman"/>
-                <w:color w:val="188038"/>
-                <w:szCs w:val="24"/>
-              </w:rPr>
-              <w:t>id</w:t>
-            </w:r>
-            <w:proofErr w:type="spellEnd"/>
+              <w:t>/muscle_groups/admin/:id</w:t>
+            </w:r>
           </w:p>
         </w:tc>
         <w:tc>
@@ -14240,39 +11031,7 @@
                 <w:rFonts w:eastAsia="Times New Roman" w:cs="Times New Roman"/>
                 <w:szCs w:val="24"/>
               </w:rPr>
-              <w:t xml:space="preserve">Átirányítás a </w:t>
-            </w:r>
-            <w:proofErr w:type="spellStart"/>
-            <w:r>
-              <w:rPr>
-                <w:rFonts w:eastAsia="Times New Roman" w:cs="Times New Roman"/>
-                <w:szCs w:val="24"/>
-              </w:rPr>
-              <w:t>dashboardra</w:t>
-            </w:r>
-            <w:proofErr w:type="spellEnd"/>
-            <w:r>
-              <w:rPr>
-                <w:rFonts w:eastAsia="Times New Roman" w:cs="Times New Roman"/>
-                <w:szCs w:val="24"/>
-              </w:rPr>
-              <w:t xml:space="preserve">, </w:t>
-            </w:r>
-            <w:proofErr w:type="spellStart"/>
-            <w:r>
-              <w:rPr>
-                <w:rFonts w:eastAsia="Times New Roman" w:cs="Times New Roman"/>
-                <w:szCs w:val="24"/>
-              </w:rPr>
-              <w:t>token</w:t>
-            </w:r>
-            <w:proofErr w:type="spellEnd"/>
-            <w:r>
-              <w:rPr>
-                <w:rFonts w:eastAsia="Times New Roman" w:cs="Times New Roman"/>
-                <w:szCs w:val="24"/>
-              </w:rPr>
-              <w:t xml:space="preserve"> mentve</w:t>
+              <w:t>Átirányítás a dashboardra, token mentve</w:t>
             </w:r>
           </w:p>
         </w:tc>
@@ -14845,23 +11604,7 @@
                 <w:rFonts w:ascii="Cardo" w:eastAsia="Cardo" w:hAnsi="Cardo" w:cs="Cardo"/>
                 <w:szCs w:val="24"/>
               </w:rPr>
-              <w:t>Gyakorlatok kiválasztása → “</w:t>
-            </w:r>
-            <w:proofErr w:type="spellStart"/>
-            <w:r>
-              <w:rPr>
-                <w:rFonts w:ascii="Cardo" w:eastAsia="Cardo" w:hAnsi="Cardo" w:cs="Cardo"/>
-                <w:szCs w:val="24"/>
-              </w:rPr>
-              <w:t>Save</w:t>
-            </w:r>
-            <w:proofErr w:type="spellEnd"/>
-            <w:r>
-              <w:rPr>
-                <w:rFonts w:ascii="Cardo" w:eastAsia="Cardo" w:hAnsi="Cardo" w:cs="Cardo"/>
-                <w:szCs w:val="24"/>
-              </w:rPr>
-              <w:t>”</w:t>
+              <w:t>Gyakorlatok kiválasztása → “Save”</w:t>
             </w:r>
           </w:p>
         </w:tc>
@@ -14970,39 +11713,7 @@
                 <w:rFonts w:ascii="Cardo" w:eastAsia="Cardo" w:hAnsi="Cardo" w:cs="Cardo"/>
                 <w:szCs w:val="24"/>
               </w:rPr>
-              <w:t xml:space="preserve">“Edit </w:t>
-            </w:r>
-            <w:proofErr w:type="spellStart"/>
-            <w:r>
-              <w:rPr>
-                <w:rFonts w:ascii="Cardo" w:eastAsia="Cardo" w:hAnsi="Cardo" w:cs="Cardo"/>
-                <w:szCs w:val="24"/>
-              </w:rPr>
-              <w:t>plan</w:t>
-            </w:r>
-            <w:proofErr w:type="spellEnd"/>
-            <w:r>
-              <w:rPr>
-                <w:rFonts w:ascii="Cardo" w:eastAsia="Cardo" w:hAnsi="Cardo" w:cs="Cardo"/>
-                <w:szCs w:val="24"/>
-              </w:rPr>
-              <w:t>” → Szerkesztés → “</w:t>
-            </w:r>
-            <w:proofErr w:type="spellStart"/>
-            <w:r>
-              <w:rPr>
-                <w:rFonts w:ascii="Cardo" w:eastAsia="Cardo" w:hAnsi="Cardo" w:cs="Cardo"/>
-                <w:szCs w:val="24"/>
-              </w:rPr>
-              <w:t>Save</w:t>
-            </w:r>
-            <w:proofErr w:type="spellEnd"/>
-            <w:r>
-              <w:rPr>
-                <w:rFonts w:ascii="Cardo" w:eastAsia="Cardo" w:hAnsi="Cardo" w:cs="Cardo"/>
-                <w:szCs w:val="24"/>
-              </w:rPr>
-              <w:t>”</w:t>
+              <w:t>“Edit plan” → Szerkesztés → “Save”</w:t>
             </w:r>
           </w:p>
         </w:tc>
@@ -16092,23 +12803,7 @@
                 <w:rFonts w:eastAsia="Times New Roman" w:cs="Times New Roman"/>
                 <w:szCs w:val="24"/>
               </w:rPr>
-              <w:t>„</w:t>
-            </w:r>
-            <w:proofErr w:type="spellStart"/>
-            <w:r>
-              <w:rPr>
-                <w:rFonts w:eastAsia="Times New Roman" w:cs="Times New Roman"/>
-                <w:szCs w:val="24"/>
-              </w:rPr>
-              <w:t>Bench</w:t>
-            </w:r>
-            <w:proofErr w:type="spellEnd"/>
-            <w:r>
-              <w:rPr>
-                <w:rFonts w:eastAsia="Times New Roman" w:cs="Times New Roman"/>
-                <w:szCs w:val="24"/>
-              </w:rPr>
-              <w:t>” beírása</w:t>
+              <w:t>„Bench” beírása</w:t>
             </w:r>
           </w:p>
         </w:tc>
@@ -16597,23 +13292,7 @@
                 <w:rFonts w:eastAsia="Times New Roman" w:cs="Times New Roman"/>
                 <w:szCs w:val="24"/>
               </w:rPr>
-              <w:t xml:space="preserve">„Best </w:t>
-            </w:r>
-            <w:proofErr w:type="spellStart"/>
-            <w:r>
-              <w:rPr>
-                <w:rFonts w:eastAsia="Times New Roman" w:cs="Times New Roman"/>
-                <w:szCs w:val="24"/>
-              </w:rPr>
-              <w:t>lifts</w:t>
-            </w:r>
-            <w:proofErr w:type="spellEnd"/>
-            <w:r>
-              <w:rPr>
-                <w:rFonts w:eastAsia="Times New Roman" w:cs="Times New Roman"/>
-                <w:szCs w:val="24"/>
-              </w:rPr>
-              <w:t>” ellenőrzése</w:t>
+              <w:t>„Best lifts” ellenőrzése</w:t>
             </w:r>
           </w:p>
         </w:tc>
@@ -16670,17 +13349,8 @@
                 <w:rFonts w:eastAsia="Times New Roman" w:cs="Times New Roman"/>
                 <w:szCs w:val="24"/>
               </w:rPr>
-              <w:t xml:space="preserve">Havi </w:t>
-            </w:r>
-            <w:proofErr w:type="spellStart"/>
-            <w:r>
-              <w:rPr>
-                <w:rFonts w:eastAsia="Times New Roman" w:cs="Times New Roman"/>
-                <w:szCs w:val="24"/>
-              </w:rPr>
-              <w:t>streak</w:t>
-            </w:r>
-            <w:proofErr w:type="spellEnd"/>
+              <w:t>Havi streak</w:t>
+            </w:r>
           </w:p>
         </w:tc>
         <w:tc>
@@ -16731,23 +13401,7 @@
                 <w:rFonts w:eastAsia="Times New Roman" w:cs="Times New Roman"/>
                 <w:szCs w:val="24"/>
               </w:rPr>
-              <w:t>„</w:t>
-            </w:r>
-            <w:proofErr w:type="spellStart"/>
-            <w:r>
-              <w:rPr>
-                <w:rFonts w:eastAsia="Times New Roman" w:cs="Times New Roman"/>
-                <w:szCs w:val="24"/>
-              </w:rPr>
-              <w:t>Streak</w:t>
-            </w:r>
-            <w:proofErr w:type="spellEnd"/>
-            <w:r>
-              <w:rPr>
-                <w:rFonts w:eastAsia="Times New Roman" w:cs="Times New Roman"/>
-                <w:szCs w:val="24"/>
-              </w:rPr>
-              <w:t>” ellenőrzése</w:t>
+              <w:t>„Streak” ellenőrzése</w:t>
             </w:r>
           </w:p>
         </w:tc>
@@ -17019,23 +13673,7 @@
                 <w:rFonts w:ascii="Cardo" w:eastAsia="Cardo" w:hAnsi="Cardo" w:cs="Cardo"/>
                 <w:szCs w:val="24"/>
               </w:rPr>
-              <w:t xml:space="preserve">„Add </w:t>
-            </w:r>
-            <w:proofErr w:type="spellStart"/>
-            <w:r>
-              <w:rPr>
-                <w:rFonts w:ascii="Cardo" w:eastAsia="Cardo" w:hAnsi="Cardo" w:cs="Cardo"/>
-                <w:szCs w:val="24"/>
-              </w:rPr>
-              <w:t>User</w:t>
-            </w:r>
-            <w:proofErr w:type="spellEnd"/>
-            <w:r>
-              <w:rPr>
-                <w:rFonts w:ascii="Cardo" w:eastAsia="Cardo" w:hAnsi="Cardo" w:cs="Cardo"/>
-                <w:szCs w:val="24"/>
-              </w:rPr>
-              <w:t>” → mentés</w:t>
+              <w:t>„Add User” → mentés</w:t>
             </w:r>
           </w:p>
         </w:tc>
@@ -17200,6 +13838,9 @@
         <w:t>Tervezett fejlesztések</w:t>
       </w:r>
       <w:bookmarkEnd w:id="69"/>
+      <w:r>
+        <w:t xml:space="preserve"> – 1.0 kiadás</w:t>
+      </w:r>
     </w:p>
     <w:p>
       <w:pPr>
@@ -17240,21 +13881,12 @@
           <w:szCs w:val="24"/>
         </w:rPr>
       </w:pPr>
-      <w:proofErr w:type="spellStart"/>
-      <w:r>
-        <w:rPr>
-          <w:rFonts w:eastAsia="Times New Roman" w:cs="Times New Roman"/>
-          <w:szCs w:val="24"/>
-        </w:rPr>
-        <w:t>Swipe</w:t>
-      </w:r>
-      <w:proofErr w:type="spellEnd"/>
-      <w:r>
-        <w:rPr>
-          <w:rFonts w:eastAsia="Times New Roman" w:cs="Times New Roman"/>
-          <w:szCs w:val="24"/>
-        </w:rPr>
-        <w:t xml:space="preserve"> alapú navigáció bevezetése a gyorsabb kezelhetőség érdekében</w:t>
+      <w:r>
+        <w:rPr>
+          <w:rFonts w:eastAsia="Times New Roman" w:cs="Times New Roman"/>
+          <w:szCs w:val="24"/>
+        </w:rPr>
+        <w:t>Swipe alapú navigáció bevezetése a gyorsabb kezelhetőség érdekében</w:t>
       </w:r>
     </w:p>
     <w:p>
@@ -17407,39 +14039,7 @@
           <w:rFonts w:eastAsia="Times New Roman" w:cs="Times New Roman"/>
           <w:szCs w:val="24"/>
         </w:rPr>
-        <w:t>Összes megmozgatott súly (</w:t>
-      </w:r>
-      <w:proofErr w:type="spellStart"/>
-      <w:r>
-        <w:rPr>
-          <w:rFonts w:eastAsia="Times New Roman" w:cs="Times New Roman"/>
-          <w:szCs w:val="24"/>
-        </w:rPr>
-        <w:t>total</w:t>
-      </w:r>
-      <w:proofErr w:type="spellEnd"/>
-      <w:r>
-        <w:rPr>
-          <w:rFonts w:eastAsia="Times New Roman" w:cs="Times New Roman"/>
-          <w:szCs w:val="24"/>
-        </w:rPr>
-        <w:t xml:space="preserve"> </w:t>
-      </w:r>
-      <w:proofErr w:type="spellStart"/>
-      <w:r>
-        <w:rPr>
-          <w:rFonts w:eastAsia="Times New Roman" w:cs="Times New Roman"/>
-          <w:szCs w:val="24"/>
-        </w:rPr>
-        <w:t>volume</w:t>
-      </w:r>
-      <w:proofErr w:type="spellEnd"/>
-      <w:r>
-        <w:rPr>
-          <w:rFonts w:eastAsia="Times New Roman" w:cs="Times New Roman"/>
-          <w:szCs w:val="24"/>
-        </w:rPr>
-        <w:t>)</w:t>
+        <w:t>Összes megmozgatott súly</w:t>
       </w:r>
     </w:p>
     <w:p>
@@ -17458,7 +14058,7 @@
           <w:rFonts w:eastAsia="Times New Roman" w:cs="Times New Roman"/>
           <w:szCs w:val="24"/>
         </w:rPr>
-        <w:t>Edzések rendszeressége (konzisztencia)</w:t>
+        <w:t>Edzések rendszeressége</w:t>
       </w:r>
     </w:p>
     <w:p>
@@ -17516,7 +14116,7 @@
           <w:rFonts w:eastAsia="Times New Roman" w:cs="Times New Roman"/>
           <w:szCs w:val="24"/>
         </w:rPr>
-        <w:t>Statisztikai nézetben vizuális (képi) megjelenítés</w:t>
+        <w:t>Statisztikai nézetben vizuális megjelenítés</w:t>
       </w:r>
     </w:p>
     <w:p>
@@ -17590,23 +14190,7 @@
           <w:rFonts w:eastAsia="Times New Roman" w:cs="Times New Roman"/>
           <w:szCs w:val="24"/>
         </w:rPr>
-        <w:t xml:space="preserve">A </w:t>
-      </w:r>
-      <w:proofErr w:type="spellStart"/>
-      <w:r>
-        <w:rPr>
-          <w:rFonts w:eastAsia="Times New Roman" w:cs="Times New Roman"/>
-          <w:szCs w:val="24"/>
-        </w:rPr>
-        <w:t>MaxxedOut</w:t>
-      </w:r>
-      <w:proofErr w:type="spellEnd"/>
-      <w:r>
-        <w:rPr>
-          <w:rFonts w:eastAsia="Times New Roman" w:cs="Times New Roman"/>
-          <w:szCs w:val="24"/>
-        </w:rPr>
-        <w:t xml:space="preserve"> egy fitnesz alkalmazás, amely segít a felhasználóknak edzésprogramjaik nyomon követésében és elemzésében. Az alkalmazás zökkenőmentes élményt nyújt, lehetővé téve a felhasználók számára, hogy személyre szabott tervek segítségével könnyedén bonyolíthassák le edzéseiket.</w:t>
+        <w:t>A MaxxedOut egy fitnesz alkalmazás, amely segít a felhasználóknak edzésprogramjaik nyomon követésében és elemzésében. Az alkalmazás zökkenőmentes élményt nyújt, lehetővé téve a felhasználók számára, hogy személyre szabott tervek segítségével könnyedén bonyolíthassák le edzéseiket.</w:t>
       </w:r>
     </w:p>
     <w:p>
@@ -17782,23 +14366,7 @@
           <w:rFonts w:eastAsia="Times New Roman" w:cs="Times New Roman"/>
           <w:szCs w:val="24"/>
         </w:rPr>
-        <w:t>Mutatók követése, például az összes megemelt súly, átlagos edzésidő és sorozatok (</w:t>
-      </w:r>
-      <w:proofErr w:type="spellStart"/>
-      <w:r>
-        <w:rPr>
-          <w:rFonts w:eastAsia="Times New Roman" w:cs="Times New Roman"/>
-          <w:szCs w:val="24"/>
-        </w:rPr>
-        <w:t>streakek</w:t>
-      </w:r>
-      <w:proofErr w:type="spellEnd"/>
-      <w:r>
-        <w:rPr>
-          <w:rFonts w:eastAsia="Times New Roman" w:cs="Times New Roman"/>
-          <w:szCs w:val="24"/>
-        </w:rPr>
-        <w:t>).</w:t>
+        <w:t>Mutatók követése, például az összes megemelt súly, átlagos edzésidő és sorozatok (streakek).</w:t>
       </w:r>
     </w:p>
     <w:p>
@@ -17820,21 +14388,12 @@
           <w:szCs w:val="24"/>
         </w:rPr>
       </w:pPr>
-      <w:proofErr w:type="spellStart"/>
-      <w:r>
-        <w:rPr>
-          <w:rFonts w:eastAsia="Times New Roman" w:cs="Times New Roman"/>
-          <w:szCs w:val="24"/>
-        </w:rPr>
-        <w:t>Push</w:t>
-      </w:r>
-      <w:proofErr w:type="spellEnd"/>
-      <w:r>
-        <w:rPr>
-          <w:rFonts w:eastAsia="Times New Roman" w:cs="Times New Roman"/>
-          <w:szCs w:val="24"/>
-        </w:rPr>
-        <w:t xml:space="preserve"> értesítések pihenési idő lejártakor.</w:t>
+      <w:r>
+        <w:rPr>
+          <w:rFonts w:eastAsia="Times New Roman" w:cs="Times New Roman"/>
+          <w:szCs w:val="24"/>
+        </w:rPr>
+        <w:t>Push értesítések pihenési idő lejártakor.</w:t>
       </w:r>
     </w:p>
     <w:p>
@@ -17920,13 +14479,8 @@
       </w:pPr>
       <w:bookmarkStart w:id="75" w:name="_oeyol87aa881" w:colFirst="0" w:colLast="0"/>
       <w:bookmarkEnd w:id="75"/>
-      <w:proofErr w:type="spellStart"/>
-      <w:r>
-        <w:t>Fitness</w:t>
-      </w:r>
-      <w:proofErr w:type="spellEnd"/>
-      <w:r>
-        <w:t xml:space="preserve"> </w:t>
+      <w:r>
+        <w:t xml:space="preserve">Fitness </w:t>
       </w:r>
       <w:r>
         <w:t>rajongók</w:t>
@@ -18301,27 +14855,7 @@
           <w:bCs/>
           <w:szCs w:val="24"/>
         </w:rPr>
-        <w:t xml:space="preserve">React </w:t>
-      </w:r>
-      <w:proofErr w:type="spellStart"/>
-      <w:r>
-        <w:rPr>
-          <w:rFonts w:eastAsia="Times New Roman" w:cs="Times New Roman"/>
-          <w:b/>
-          <w:bCs/>
-          <w:szCs w:val="24"/>
-        </w:rPr>
-        <w:t>Native</w:t>
-      </w:r>
-      <w:proofErr w:type="spellEnd"/>
-      <w:r>
-        <w:rPr>
-          <w:rFonts w:eastAsia="Times New Roman" w:cs="Times New Roman"/>
-          <w:b/>
-          <w:bCs/>
-          <w:szCs w:val="24"/>
-        </w:rPr>
-        <w:t xml:space="preserve"> környezet telepítése</w:t>
+        <w:t>React Native környezet telepítése</w:t>
       </w:r>
     </w:p>
     <w:p>
@@ -18357,47 +14891,7 @@
           <w:bCs/>
           <w:szCs w:val="24"/>
         </w:rPr>
-        <w:t xml:space="preserve">React </w:t>
-      </w:r>
-      <w:proofErr w:type="spellStart"/>
-      <w:r>
-        <w:rPr>
-          <w:rFonts w:eastAsia="Times New Roman" w:cs="Times New Roman"/>
-          <w:b/>
-          <w:bCs/>
-          <w:szCs w:val="24"/>
-        </w:rPr>
-        <w:t>Native</w:t>
-      </w:r>
-      <w:proofErr w:type="spellEnd"/>
-      <w:r>
-        <w:rPr>
-          <w:rFonts w:eastAsia="Times New Roman" w:cs="Times New Roman"/>
-          <w:b/>
-          <w:bCs/>
-          <w:szCs w:val="24"/>
-        </w:rPr>
-        <w:t xml:space="preserve"> </w:t>
-      </w:r>
-      <w:proofErr w:type="spellStart"/>
-      <w:r>
-        <w:rPr>
-          <w:rFonts w:eastAsia="Times New Roman" w:cs="Times New Roman"/>
-          <w:b/>
-          <w:bCs/>
-          <w:szCs w:val="24"/>
-        </w:rPr>
-        <w:t>push</w:t>
-      </w:r>
-      <w:proofErr w:type="spellEnd"/>
-      <w:r>
-        <w:rPr>
-          <w:rFonts w:eastAsia="Times New Roman" w:cs="Times New Roman"/>
-          <w:b/>
-          <w:bCs/>
-          <w:szCs w:val="24"/>
-        </w:rPr>
-        <w:t xml:space="preserve"> értesítés </w:t>
+        <w:t xml:space="preserve">React Native push értesítés </w:t>
       </w:r>
       <w:hyperlink r:id="rId10">
         <w:r>
@@ -18421,7 +14915,6 @@
           <w:szCs w:val="36"/>
         </w:rPr>
       </w:pPr>
-      <w:proofErr w:type="spellStart"/>
       <w:r>
         <w:rPr>
           <w:rFonts w:eastAsia="Times New Roman" w:cs="Times New Roman"/>
@@ -18429,17 +14922,7 @@
           <w:bCs/>
           <w:szCs w:val="24"/>
         </w:rPr>
-        <w:t>Async</w:t>
-      </w:r>
-      <w:proofErr w:type="spellEnd"/>
-      <w:r>
-        <w:rPr>
-          <w:rFonts w:eastAsia="Times New Roman" w:cs="Times New Roman"/>
-          <w:b/>
-          <w:bCs/>
-          <w:szCs w:val="24"/>
-        </w:rPr>
-        <w:t xml:space="preserve"> Storage megvalósítása</w:t>
+        <w:t>Async Storage megvalósítása</w:t>
       </w:r>
     </w:p>
     <w:p>
@@ -18470,7 +14953,6 @@
           <w:szCs w:val="24"/>
         </w:rPr>
       </w:pPr>
-      <w:proofErr w:type="spellStart"/>
       <w:r>
         <w:rPr>
           <w:rFonts w:eastAsia="Times New Roman" w:cs="Times New Roman"/>
@@ -18478,17 +14960,7 @@
           <w:bCs/>
           <w:szCs w:val="24"/>
         </w:rPr>
-        <w:t>Javascript</w:t>
-      </w:r>
-      <w:proofErr w:type="spellEnd"/>
-      <w:r>
-        <w:rPr>
-          <w:rFonts w:eastAsia="Times New Roman" w:cs="Times New Roman"/>
-          <w:b/>
-          <w:bCs/>
-          <w:szCs w:val="24"/>
-        </w:rPr>
-        <w:t xml:space="preserve"> tömb mutációja</w:t>
+        <w:t>Javascript tömb mutációja</w:t>
       </w:r>
     </w:p>
     <w:p>
@@ -21875,6 +18347,7 @@
   <w:style w:type="character" w:default="1" w:styleId="Bekezdsalapbettpusa">
     <w:name w:val="Default Paragraph Font"/>
     <w:uiPriority w:val="1"/>
+    <w:semiHidden/>
     <w:unhideWhenUsed/>
   </w:style>
   <w:style w:type="table" w:default="1" w:styleId="Normltblzat">

--- a/documents/Documentation_MaxxedOut-HU.docx
+++ b/documents/Documentation_MaxxedOut-HU.docx
@@ -104,6 +104,7 @@
           <w:szCs w:val="32"/>
         </w:rPr>
       </w:pPr>
+      <w:proofErr w:type="spellStart"/>
       <w:r>
         <w:rPr>
           <w:rFonts w:eastAsia="Times New Roman" w:cs="Times New Roman"/>
@@ -114,6 +115,7 @@
         </w:rPr>
         <w:t>MaxxedOut</w:t>
       </w:r>
+      <w:proofErr w:type="spellEnd"/>
     </w:p>
     <w:p>
       <w:pPr>
@@ -191,12 +193,21 @@
           <w:szCs w:val="24"/>
         </w:rPr>
       </w:pPr>
-      <w:r>
-        <w:rPr>
-          <w:rFonts w:eastAsia="Times New Roman" w:cs="Times New Roman"/>
-          <w:szCs w:val="24"/>
-        </w:rPr>
-        <w:t xml:space="preserve">Tekeres Dénes </w:t>
+      <w:proofErr w:type="spellStart"/>
+      <w:r>
+        <w:rPr>
+          <w:rFonts w:eastAsia="Times New Roman" w:cs="Times New Roman"/>
+          <w:szCs w:val="24"/>
+        </w:rPr>
+        <w:t>Tekeres</w:t>
+      </w:r>
+      <w:proofErr w:type="spellEnd"/>
+      <w:r>
+        <w:rPr>
+          <w:rFonts w:eastAsia="Times New Roman" w:cs="Times New Roman"/>
+          <w:szCs w:val="24"/>
+        </w:rPr>
+        <w:t xml:space="preserve"> Dénes </w:t>
       </w:r>
       <w:r>
         <w:rPr>
@@ -239,12 +250,21 @@
           <w:szCs w:val="24"/>
         </w:rPr>
       </w:pPr>
-      <w:r>
-        <w:rPr>
-          <w:rFonts w:eastAsia="Times New Roman" w:cs="Times New Roman"/>
-          <w:szCs w:val="24"/>
-        </w:rPr>
-        <w:t xml:space="preserve">Teveli András </w:t>
+      <w:proofErr w:type="spellStart"/>
+      <w:r>
+        <w:rPr>
+          <w:rFonts w:eastAsia="Times New Roman" w:cs="Times New Roman"/>
+          <w:szCs w:val="24"/>
+        </w:rPr>
+        <w:t>Teveli</w:t>
+      </w:r>
+      <w:proofErr w:type="spellEnd"/>
+      <w:r>
+        <w:rPr>
+          <w:rFonts w:eastAsia="Times New Roman" w:cs="Times New Roman"/>
+          <w:szCs w:val="24"/>
+        </w:rPr>
+        <w:t xml:space="preserve"> András </w:t>
       </w:r>
       <w:r>
         <w:rPr>
@@ -2317,7 +2337,23 @@
           <w:rFonts w:eastAsia="Times New Roman" w:cs="Times New Roman"/>
           <w:szCs w:val="24"/>
         </w:rPr>
-        <w:t>Felhasználók motivációja játékosítás révén (pl. edzés sorozatok, legjobb gyakorlatok).</w:t>
+        <w:t xml:space="preserve">Felhasználók motivációja </w:t>
+      </w:r>
+      <w:proofErr w:type="spellStart"/>
+      <w:r>
+        <w:rPr>
+          <w:rFonts w:eastAsia="Times New Roman" w:cs="Times New Roman"/>
+          <w:szCs w:val="24"/>
+        </w:rPr>
+        <w:t>játékosítás</w:t>
+      </w:r>
+      <w:proofErr w:type="spellEnd"/>
+      <w:r>
+        <w:rPr>
+          <w:rFonts w:eastAsia="Times New Roman" w:cs="Times New Roman"/>
+          <w:szCs w:val="24"/>
+        </w:rPr>
+        <w:t xml:space="preserve"> révén (pl. edzés sorozatok, legjobb gyakorlatok).</w:t>
       </w:r>
     </w:p>
     <w:p>
@@ -2388,7 +2424,23 @@
           <w:rFonts w:eastAsia="Times New Roman" w:cs="Times New Roman"/>
           <w:szCs w:val="24"/>
         </w:rPr>
-        <w:t>A backend egy Node.js alapú API, amely kezeli a logikát, az adatfeldolgozást és az adatbázis-műveleteket. Az adatok tárolása SQLite adatbázisban történik.</w:t>
+        <w:t xml:space="preserve">A backend egy Node.js alapú API, amely kezeli a logikát, az adatfeldolgozást és az adatbázis-műveleteket. Az adatok tárolása </w:t>
+      </w:r>
+      <w:proofErr w:type="spellStart"/>
+      <w:r>
+        <w:rPr>
+          <w:rFonts w:eastAsia="Times New Roman" w:cs="Times New Roman"/>
+          <w:szCs w:val="24"/>
+        </w:rPr>
+        <w:t>SQLite</w:t>
+      </w:r>
+      <w:proofErr w:type="spellEnd"/>
+      <w:r>
+        <w:rPr>
+          <w:rFonts w:eastAsia="Times New Roman" w:cs="Times New Roman"/>
+          <w:szCs w:val="24"/>
+        </w:rPr>
+        <w:t xml:space="preserve"> adatbázisban történik.</w:t>
       </w:r>
     </w:p>
     <w:p>
@@ -2447,7 +2499,23 @@
           <w:rFonts w:eastAsia="Times New Roman" w:cs="Times New Roman"/>
           <w:szCs w:val="24"/>
         </w:rPr>
-        <w:t>egy mobilalkalmazással (React Native + Expo),</w:t>
+        <w:t xml:space="preserve">egy mobilalkalmazással (React </w:t>
+      </w:r>
+      <w:proofErr w:type="spellStart"/>
+      <w:r>
+        <w:rPr>
+          <w:rFonts w:eastAsia="Times New Roman" w:cs="Times New Roman"/>
+          <w:szCs w:val="24"/>
+        </w:rPr>
+        <w:t>Native</w:t>
+      </w:r>
+      <w:proofErr w:type="spellEnd"/>
+      <w:r>
+        <w:rPr>
+          <w:rFonts w:eastAsia="Times New Roman" w:cs="Times New Roman"/>
+          <w:szCs w:val="24"/>
+        </w:rPr>
+        <w:t xml:space="preserve"> + Expo),</w:t>
       </w:r>
     </w:p>
     <w:p>
@@ -2503,7 +2571,27 @@
           <w:bCs/>
           <w:szCs w:val="24"/>
         </w:rPr>
-        <w:t>A technológiai stack főbb elemei:</w:t>
+        <w:t xml:space="preserve">A technológiai </w:t>
+      </w:r>
+      <w:proofErr w:type="spellStart"/>
+      <w:r>
+        <w:rPr>
+          <w:rFonts w:eastAsia="Times New Roman" w:cs="Times New Roman"/>
+          <w:b/>
+          <w:bCs/>
+          <w:szCs w:val="24"/>
+        </w:rPr>
+        <w:t>stack</w:t>
+      </w:r>
+      <w:proofErr w:type="spellEnd"/>
+      <w:r>
+        <w:rPr>
+          <w:rFonts w:eastAsia="Times New Roman" w:cs="Times New Roman"/>
+          <w:b/>
+          <w:bCs/>
+          <w:szCs w:val="24"/>
+        </w:rPr>
+        <w:t xml:space="preserve"> főbb elemei:</w:t>
       </w:r>
     </w:p>
     <w:p>
@@ -2542,7 +2630,23 @@
           <w:rFonts w:eastAsia="Times New Roman" w:cs="Times New Roman"/>
           <w:szCs w:val="24"/>
         </w:rPr>
-        <w:t>Mobil: React Native, Expo</w:t>
+        <w:t xml:space="preserve">Mobil: React </w:t>
+      </w:r>
+      <w:proofErr w:type="spellStart"/>
+      <w:r>
+        <w:rPr>
+          <w:rFonts w:eastAsia="Times New Roman" w:cs="Times New Roman"/>
+          <w:szCs w:val="24"/>
+        </w:rPr>
+        <w:t>Native</w:t>
+      </w:r>
+      <w:proofErr w:type="spellEnd"/>
+      <w:r>
+        <w:rPr>
+          <w:rFonts w:eastAsia="Times New Roman" w:cs="Times New Roman"/>
+          <w:szCs w:val="24"/>
+        </w:rPr>
+        <w:t>, Expo</w:t>
       </w:r>
     </w:p>
     <w:p>
@@ -2599,12 +2703,21 @@
           <w:rFonts w:eastAsia="Times New Roman" w:cs="Times New Roman"/>
           <w:szCs w:val="24"/>
         </w:rPr>
-        <w:t>Adatbázis: SQLite</w:t>
+        <w:t xml:space="preserve">Adatbázis: </w:t>
+      </w:r>
+      <w:proofErr w:type="spellStart"/>
+      <w:r>
+        <w:rPr>
+          <w:rFonts w:eastAsia="Times New Roman" w:cs="Times New Roman"/>
+          <w:szCs w:val="24"/>
+        </w:rPr>
+        <w:t>SQLite</w:t>
       </w:r>
       <w:bookmarkStart w:id="9" w:name="_7ogmxvvokv72" w:colFirst="0" w:colLast="0"/>
       <w:bookmarkStart w:id="10" w:name="_d7i5pfos7oec" w:colFirst="0" w:colLast="0"/>
       <w:bookmarkEnd w:id="9"/>
       <w:bookmarkEnd w:id="10"/>
+      <w:proofErr w:type="spellEnd"/>
     </w:p>
     <w:p>
       <w:pPr>
@@ -2702,6 +2815,7 @@
         </w:rPr>
         <w:t xml:space="preserve">A backend beállításához először az </w:t>
       </w:r>
+      <w:proofErr w:type="spellStart"/>
       <w:r>
         <w:rPr>
           <w:rFonts w:eastAsia="Times New Roman" w:cs="Times New Roman"/>
@@ -2710,6 +2824,7 @@
         </w:rPr>
         <w:t>api</w:t>
       </w:r>
+      <w:proofErr w:type="spellEnd"/>
       <w:r>
         <w:rPr>
           <w:rFonts w:eastAsia="Times New Roman" w:cs="Times New Roman"/>
@@ -2723,8 +2838,18 @@
           <w:color w:val="188038"/>
           <w:szCs w:val="24"/>
         </w:rPr>
-        <w:t>npm install</w:t>
-      </w:r>
+        <w:t xml:space="preserve">npm </w:t>
+      </w:r>
+      <w:proofErr w:type="spellStart"/>
+      <w:r>
+        <w:rPr>
+          <w:rFonts w:eastAsia="Times New Roman" w:cs="Times New Roman"/>
+          <w:color w:val="188038"/>
+          <w:szCs w:val="24"/>
+        </w:rPr>
+        <w:t>install</w:t>
+      </w:r>
+      <w:proofErr w:type="spellEnd"/>
       <w:r>
         <w:rPr>
           <w:rFonts w:eastAsia="Times New Roman" w:cs="Times New Roman"/>
@@ -2746,7 +2871,15 @@
           <w:rFonts w:eastAsia="Times New Roman" w:cs="Times New Roman"/>
           <w:szCs w:val="24"/>
         </w:rPr>
-        <w:t xml:space="preserve">Ezt követően létre kell hozni a környezeti változókat tartalmazó </w:t>
+        <w:t xml:space="preserve">Ezt követően létre kell hozni a környezeti változókat </w:t>
+      </w:r>
+      <w:proofErr w:type="gramStart"/>
+      <w:r>
+        <w:rPr>
+          <w:rFonts w:eastAsia="Times New Roman" w:cs="Times New Roman"/>
+          <w:szCs w:val="24"/>
+        </w:rPr>
+        <w:t xml:space="preserve">tartalmazó </w:t>
       </w:r>
       <w:r>
         <w:rPr>
@@ -2756,6 +2889,7 @@
         </w:rPr>
         <w:t>.env</w:t>
       </w:r>
+      <w:proofErr w:type="gramEnd"/>
       <w:r>
         <w:rPr>
           <w:rFonts w:eastAsia="Times New Roman" w:cs="Times New Roman"/>
@@ -2769,8 +2903,18 @@
           <w:color w:val="188038"/>
           <w:szCs w:val="24"/>
         </w:rPr>
-        <w:t>.env.example</w:t>
-      </w:r>
+        <w:t>.</w:t>
+      </w:r>
+      <w:proofErr w:type="spellStart"/>
+      <w:r>
+        <w:rPr>
+          <w:rFonts w:eastAsia="Times New Roman" w:cs="Times New Roman"/>
+          <w:color w:val="188038"/>
+          <w:szCs w:val="24"/>
+        </w:rPr>
+        <w:t>env.example</w:t>
+      </w:r>
+      <w:proofErr w:type="spellEnd"/>
       <w:r>
         <w:rPr>
           <w:rFonts w:eastAsia="Times New Roman" w:cs="Times New Roman"/>
@@ -2806,7 +2950,23 @@
           <w:rFonts w:eastAsia="Times New Roman" w:cs="Times New Roman"/>
           <w:szCs w:val="24"/>
         </w:rPr>
-        <w:t>) és az API portját (</w:t>
+        <w:t xml:space="preserve">) és az API </w:t>
+      </w:r>
+      <w:proofErr w:type="spellStart"/>
+      <w:r>
+        <w:rPr>
+          <w:rFonts w:eastAsia="Times New Roman" w:cs="Times New Roman"/>
+          <w:szCs w:val="24"/>
+        </w:rPr>
+        <w:t>portját</w:t>
+      </w:r>
+      <w:proofErr w:type="spellEnd"/>
+      <w:r>
+        <w:rPr>
+          <w:rFonts w:eastAsia="Times New Roman" w:cs="Times New Roman"/>
+          <w:szCs w:val="24"/>
+        </w:rPr>
+        <w:t xml:space="preserve"> (</w:t>
       </w:r>
       <w:r>
         <w:rPr>
@@ -2845,8 +3005,36 @@
           <w:color w:val="188038"/>
           <w:szCs w:val="24"/>
         </w:rPr>
-        <w:t>npm run dev</w:t>
-      </w:r>
+        <w:t xml:space="preserve">npm </w:t>
+      </w:r>
+      <w:proofErr w:type="spellStart"/>
+      <w:r>
+        <w:rPr>
+          <w:rFonts w:eastAsia="Times New Roman" w:cs="Times New Roman"/>
+          <w:color w:val="188038"/>
+          <w:szCs w:val="24"/>
+        </w:rPr>
+        <w:t>run</w:t>
+      </w:r>
+      <w:proofErr w:type="spellEnd"/>
+      <w:r>
+        <w:rPr>
+          <w:rFonts w:eastAsia="Times New Roman" w:cs="Times New Roman"/>
+          <w:color w:val="188038"/>
+          <w:szCs w:val="24"/>
+        </w:rPr>
+        <w:t xml:space="preserve"> </w:t>
+      </w:r>
+      <w:proofErr w:type="spellStart"/>
+      <w:r>
+        <w:rPr>
+          <w:rFonts w:eastAsia="Times New Roman" w:cs="Times New Roman"/>
+          <w:color w:val="188038"/>
+          <w:szCs w:val="24"/>
+        </w:rPr>
+        <w:t>dev</w:t>
+      </w:r>
+      <w:proofErr w:type="spellEnd"/>
       <w:r>
         <w:rPr>
           <w:rFonts w:eastAsia="Times New Roman" w:cs="Times New Roman"/>
@@ -2869,6 +3057,7 @@
         </w:rPr>
         <w:t xml:space="preserve">), és létrehozza a </w:t>
       </w:r>
+      <w:proofErr w:type="spellStart"/>
       <w:r>
         <w:rPr>
           <w:rFonts w:eastAsia="Times New Roman" w:cs="Times New Roman"/>
@@ -2877,12 +3066,29 @@
         </w:rPr>
         <w:t>maxxedout.db</w:t>
       </w:r>
-      <w:r>
-        <w:rPr>
-          <w:rFonts w:eastAsia="Times New Roman" w:cs="Times New Roman"/>
-          <w:szCs w:val="24"/>
-        </w:rPr>
-        <w:t xml:space="preserve"> SQLite adatbázist.</w:t>
+      <w:proofErr w:type="spellEnd"/>
+      <w:r>
+        <w:rPr>
+          <w:rFonts w:eastAsia="Times New Roman" w:cs="Times New Roman"/>
+          <w:szCs w:val="24"/>
+        </w:rPr>
+        <w:t xml:space="preserve"> </w:t>
+      </w:r>
+      <w:proofErr w:type="spellStart"/>
+      <w:r>
+        <w:rPr>
+          <w:rFonts w:eastAsia="Times New Roman" w:cs="Times New Roman"/>
+          <w:szCs w:val="24"/>
+        </w:rPr>
+        <w:t>SQLite</w:t>
+      </w:r>
+      <w:proofErr w:type="spellEnd"/>
+      <w:r>
+        <w:rPr>
+          <w:rFonts w:eastAsia="Times New Roman" w:cs="Times New Roman"/>
+          <w:szCs w:val="24"/>
+        </w:rPr>
+        <w:t xml:space="preserve"> adatbázist.</w:t>
       </w:r>
     </w:p>
     <w:p>
@@ -2906,8 +3112,36 @@
           <w:color w:val="188038"/>
           <w:szCs w:val="24"/>
         </w:rPr>
-        <w:t>npm run dev</w:t>
-      </w:r>
+        <w:t xml:space="preserve">npm </w:t>
+      </w:r>
+      <w:proofErr w:type="spellStart"/>
+      <w:r>
+        <w:rPr>
+          <w:rFonts w:eastAsia="Times New Roman" w:cs="Times New Roman"/>
+          <w:color w:val="188038"/>
+          <w:szCs w:val="24"/>
+        </w:rPr>
+        <w:t>run</w:t>
+      </w:r>
+      <w:proofErr w:type="spellEnd"/>
+      <w:r>
+        <w:rPr>
+          <w:rFonts w:eastAsia="Times New Roman" w:cs="Times New Roman"/>
+          <w:color w:val="188038"/>
+          <w:szCs w:val="24"/>
+        </w:rPr>
+        <w:t xml:space="preserve"> </w:t>
+      </w:r>
+      <w:proofErr w:type="spellStart"/>
+      <w:r>
+        <w:rPr>
+          <w:rFonts w:eastAsia="Times New Roman" w:cs="Times New Roman"/>
+          <w:color w:val="188038"/>
+          <w:szCs w:val="24"/>
+        </w:rPr>
+        <w:t>dev</w:t>
+      </w:r>
+      <w:proofErr w:type="spellEnd"/>
       <w:r>
         <w:rPr>
           <w:rFonts w:eastAsia="Times New Roman" w:cs="Times New Roman"/>
@@ -2923,7 +3157,15 @@
       <w:bookmarkStart w:id="15" w:name="_4ywe2b5lsm6y" w:colFirst="0" w:colLast="0"/>
       <w:bookmarkEnd w:id="15"/>
       <w:r>
-        <w:t>Mobilalkalmazás (React Native)</w:t>
+        <w:t xml:space="preserve">Mobilalkalmazás (React </w:t>
+      </w:r>
+      <w:proofErr w:type="spellStart"/>
+      <w:r>
+        <w:t>Native</w:t>
+      </w:r>
+      <w:proofErr w:type="spellEnd"/>
+      <w:r>
+        <w:t>)</w:t>
       </w:r>
     </w:p>
     <w:p>
@@ -2970,7 +3212,15 @@
           <w:rFonts w:eastAsia="Times New Roman" w:cs="Times New Roman"/>
           <w:szCs w:val="24"/>
         </w:rPr>
-        <w:t xml:space="preserve">Ezután létre kell hozni a </w:t>
+        <w:t xml:space="preserve">Ezután létre kell hozni </w:t>
+      </w:r>
+      <w:proofErr w:type="gramStart"/>
+      <w:r>
+        <w:rPr>
+          <w:rFonts w:eastAsia="Times New Roman" w:cs="Times New Roman"/>
+          <w:szCs w:val="24"/>
+        </w:rPr>
+        <w:t xml:space="preserve">a </w:t>
       </w:r>
       <w:r>
         <w:rPr>
@@ -2980,6 +3230,7 @@
         </w:rPr>
         <w:t>.env</w:t>
       </w:r>
+      <w:proofErr w:type="gramEnd"/>
       <w:r>
         <w:rPr>
           <w:rFonts w:eastAsia="Times New Roman" w:cs="Times New Roman"/>
@@ -3039,8 +3290,36 @@
           <w:color w:val="188038"/>
           <w:szCs w:val="24"/>
         </w:rPr>
-        <w:t>npm run dev</w:t>
-      </w:r>
+        <w:t xml:space="preserve">npm </w:t>
+      </w:r>
+      <w:proofErr w:type="spellStart"/>
+      <w:r>
+        <w:rPr>
+          <w:rFonts w:eastAsia="Times New Roman" w:cs="Times New Roman"/>
+          <w:color w:val="188038"/>
+          <w:szCs w:val="24"/>
+        </w:rPr>
+        <w:t>run</w:t>
+      </w:r>
+      <w:proofErr w:type="spellEnd"/>
+      <w:r>
+        <w:rPr>
+          <w:rFonts w:eastAsia="Times New Roman" w:cs="Times New Roman"/>
+          <w:color w:val="188038"/>
+          <w:szCs w:val="24"/>
+        </w:rPr>
+        <w:t xml:space="preserve"> </w:t>
+      </w:r>
+      <w:proofErr w:type="spellStart"/>
+      <w:r>
+        <w:rPr>
+          <w:rFonts w:eastAsia="Times New Roman" w:cs="Times New Roman"/>
+          <w:color w:val="188038"/>
+          <w:szCs w:val="24"/>
+        </w:rPr>
+        <w:t>dev</w:t>
+      </w:r>
+      <w:proofErr w:type="spellEnd"/>
       <w:r>
         <w:rPr>
           <w:rFonts w:eastAsia="Times New Roman" w:cs="Times New Roman"/>
@@ -3115,6 +3394,7 @@
           <w:szCs w:val="24"/>
         </w:rPr>
       </w:pPr>
+      <w:proofErr w:type="gramStart"/>
       <w:r>
         <w:rPr>
           <w:rFonts w:eastAsia="Times New Roman" w:cs="Times New Roman"/>
@@ -3130,6 +3410,7 @@
         </w:rPr>
         <w:t>.env</w:t>
       </w:r>
+      <w:proofErr w:type="gramEnd"/>
       <w:r>
         <w:rPr>
           <w:rFonts w:eastAsia="Times New Roman" w:cs="Times New Roman"/>
@@ -3224,14 +3505,34 @@
         </w:rPr>
         <w:t xml:space="preserve"> könyvtárba kell lépni, majd a </w:t>
       </w:r>
-      <w:r>
-        <w:rPr>
-          <w:rFonts w:eastAsia="Times New Roman" w:cs="Times New Roman"/>
-          <w:color w:val="188038"/>
-          <w:szCs w:val="24"/>
-        </w:rPr>
-        <w:t>dotnet restore</w:t>
-      </w:r>
+      <w:proofErr w:type="spellStart"/>
+      <w:r>
+        <w:rPr>
+          <w:rFonts w:eastAsia="Times New Roman" w:cs="Times New Roman"/>
+          <w:color w:val="188038"/>
+          <w:szCs w:val="24"/>
+        </w:rPr>
+        <w:t>dotnet</w:t>
+      </w:r>
+      <w:proofErr w:type="spellEnd"/>
+      <w:r>
+        <w:rPr>
+          <w:rFonts w:eastAsia="Times New Roman" w:cs="Times New Roman"/>
+          <w:color w:val="188038"/>
+          <w:szCs w:val="24"/>
+        </w:rPr>
+        <w:t xml:space="preserve"> </w:t>
+      </w:r>
+      <w:proofErr w:type="spellStart"/>
+      <w:r>
+        <w:rPr>
+          <w:rFonts w:eastAsia="Times New Roman" w:cs="Times New Roman"/>
+          <w:color w:val="188038"/>
+          <w:szCs w:val="24"/>
+        </w:rPr>
+        <w:t>restore</w:t>
+      </w:r>
+      <w:proofErr w:type="spellEnd"/>
       <w:r>
         <w:rPr>
           <w:rFonts w:eastAsia="Times New Roman" w:cs="Times New Roman"/>
@@ -3253,7 +3554,15 @@
           <w:rFonts w:eastAsia="Times New Roman" w:cs="Times New Roman"/>
           <w:szCs w:val="24"/>
         </w:rPr>
-        <w:t xml:space="preserve">A konfigurációhoz itt is szükséges egy </w:t>
+        <w:t xml:space="preserve">A konfigurációhoz itt is szükséges </w:t>
+      </w:r>
+      <w:proofErr w:type="gramStart"/>
+      <w:r>
+        <w:rPr>
+          <w:rFonts w:eastAsia="Times New Roman" w:cs="Times New Roman"/>
+          <w:szCs w:val="24"/>
+        </w:rPr>
+        <w:t xml:space="preserve">egy </w:t>
       </w:r>
       <w:r>
         <w:rPr>
@@ -3263,6 +3572,7 @@
         </w:rPr>
         <w:t>.env</w:t>
       </w:r>
+      <w:proofErr w:type="gramEnd"/>
       <w:r>
         <w:rPr>
           <w:rFonts w:eastAsia="Times New Roman" w:cs="Times New Roman"/>
@@ -3314,16 +3624,52 @@
           <w:rFonts w:eastAsia="Times New Roman" w:cs="Times New Roman"/>
           <w:szCs w:val="24"/>
         </w:rPr>
-        <w:t xml:space="preserve">Az alkalmazás buildelése és futtatása a </w:t>
-      </w:r>
-      <w:r>
-        <w:rPr>
-          <w:rFonts w:eastAsia="Times New Roman" w:cs="Times New Roman"/>
-          <w:color w:val="188038"/>
-          <w:szCs w:val="24"/>
-        </w:rPr>
-        <w:t>dotnet run</w:t>
-      </w:r>
+        <w:t xml:space="preserve">Az alkalmazás </w:t>
+      </w:r>
+      <w:proofErr w:type="spellStart"/>
+      <w:r>
+        <w:rPr>
+          <w:rFonts w:eastAsia="Times New Roman" w:cs="Times New Roman"/>
+          <w:szCs w:val="24"/>
+        </w:rPr>
+        <w:t>buildelése</w:t>
+      </w:r>
+      <w:proofErr w:type="spellEnd"/>
+      <w:r>
+        <w:rPr>
+          <w:rFonts w:eastAsia="Times New Roman" w:cs="Times New Roman"/>
+          <w:szCs w:val="24"/>
+        </w:rPr>
+        <w:t xml:space="preserve"> és futtatása a </w:t>
+      </w:r>
+      <w:proofErr w:type="spellStart"/>
+      <w:r>
+        <w:rPr>
+          <w:rFonts w:eastAsia="Times New Roman" w:cs="Times New Roman"/>
+          <w:color w:val="188038"/>
+          <w:szCs w:val="24"/>
+        </w:rPr>
+        <w:t>dotnet</w:t>
+      </w:r>
+      <w:proofErr w:type="spellEnd"/>
+      <w:r>
+        <w:rPr>
+          <w:rFonts w:eastAsia="Times New Roman" w:cs="Times New Roman"/>
+          <w:color w:val="188038"/>
+          <w:szCs w:val="24"/>
+        </w:rPr>
+        <w:t xml:space="preserve"> </w:t>
+      </w:r>
+      <w:proofErr w:type="spellStart"/>
+      <w:r>
+        <w:rPr>
+          <w:rFonts w:eastAsia="Times New Roman" w:cs="Times New Roman"/>
+          <w:color w:val="188038"/>
+          <w:szCs w:val="24"/>
+        </w:rPr>
+        <w:t>run</w:t>
+      </w:r>
+      <w:proofErr w:type="spellEnd"/>
       <w:r>
         <w:rPr>
           <w:rFonts w:eastAsia="Times New Roman" w:cs="Times New Roman"/>
@@ -3499,7 +3845,23 @@
           <w:rFonts w:eastAsia="Times New Roman" w:cs="Times New Roman"/>
           <w:szCs w:val="24"/>
         </w:rPr>
-        <w:t>: Az API szerver portja (alapértelmezett: 6600)</w:t>
+        <w:t xml:space="preserve">: Az API szerver </w:t>
+      </w:r>
+      <w:proofErr w:type="spellStart"/>
+      <w:r>
+        <w:rPr>
+          <w:rFonts w:eastAsia="Times New Roman" w:cs="Times New Roman"/>
+          <w:szCs w:val="24"/>
+        </w:rPr>
+        <w:t>portja</w:t>
+      </w:r>
+      <w:proofErr w:type="spellEnd"/>
+      <w:r>
+        <w:rPr>
+          <w:rFonts w:eastAsia="Times New Roman" w:cs="Times New Roman"/>
+          <w:szCs w:val="24"/>
+        </w:rPr>
+        <w:t xml:space="preserve"> (alapértelmezett: 6600)</w:t>
       </w:r>
     </w:p>
     <w:p>
@@ -3783,7 +4145,15 @@
       </w:pPr>
       <w:bookmarkStart w:id="31" w:name="_Toc227408476"/>
       <w:r>
-        <w:t>DBMS (Database Management System)</w:t>
+        <w:t>DBMS (</w:t>
+      </w:r>
+      <w:proofErr w:type="spellStart"/>
+      <w:r>
+        <w:t>Database</w:t>
+      </w:r>
+      <w:proofErr w:type="spellEnd"/>
+      <w:r>
+        <w:t xml:space="preserve"> Management System)</w:t>
       </w:r>
       <w:bookmarkEnd w:id="31"/>
     </w:p>
@@ -3801,6 +4171,7 @@
         </w:rPr>
         <w:t xml:space="preserve">A rendszerben a választott adatbázis-kezelő: </w:t>
       </w:r>
+      <w:proofErr w:type="spellStart"/>
       <w:r>
         <w:rPr>
           <w:rFonts w:cs="Times New Roman"/>
@@ -3810,6 +4181,7 @@
         </w:rPr>
         <w:t>SQLite</w:t>
       </w:r>
+      <w:proofErr w:type="spellEnd"/>
     </w:p>
     <w:p>
       <w:pPr>
@@ -3957,8 +4329,13 @@
       <w:pPr>
         <w:pStyle w:val="Cmsor4"/>
       </w:pPr>
-      <w:r>
-        <w:t>users (felhasználók)</w:t>
+      <w:proofErr w:type="spellStart"/>
+      <w:r>
+        <w:t>users</w:t>
+      </w:r>
+      <w:proofErr w:type="spellEnd"/>
+      <w:r>
+        <w:t xml:space="preserve"> (felhasználók)</w:t>
       </w:r>
     </w:p>
     <w:p>
@@ -3991,24 +4368,60 @@
           <w:color w:val="188038"/>
           <w:szCs w:val="24"/>
         </w:rPr>
-        <w:t>CREATE TABLE users (</w:t>
-      </w:r>
-    </w:p>
-    <w:p>
-      <w:pPr>
-        <w:rPr>
-          <w:rFonts w:eastAsia="Times New Roman" w:cs="Times New Roman"/>
-          <w:color w:val="188038"/>
-          <w:szCs w:val="24"/>
-        </w:rPr>
-      </w:pPr>
-      <w:r>
-        <w:rPr>
-          <w:rFonts w:eastAsia="Times New Roman" w:cs="Times New Roman"/>
-          <w:color w:val="188038"/>
-          <w:szCs w:val="24"/>
-        </w:rPr>
-        <w:t xml:space="preserve">   id INTEGER PRIMARY KEY NOT NULL,</w:t>
+        <w:t xml:space="preserve">CREATE TABLE </w:t>
+      </w:r>
+      <w:proofErr w:type="spellStart"/>
+      <w:r>
+        <w:rPr>
+          <w:rFonts w:eastAsia="Times New Roman" w:cs="Times New Roman"/>
+          <w:color w:val="188038"/>
+          <w:szCs w:val="24"/>
+        </w:rPr>
+        <w:t>users</w:t>
+      </w:r>
+      <w:proofErr w:type="spellEnd"/>
+      <w:r>
+        <w:rPr>
+          <w:rFonts w:eastAsia="Times New Roman" w:cs="Times New Roman"/>
+          <w:color w:val="188038"/>
+          <w:szCs w:val="24"/>
+        </w:rPr>
+        <w:t xml:space="preserve"> (</w:t>
+      </w:r>
+    </w:p>
+    <w:p>
+      <w:pPr>
+        <w:rPr>
+          <w:rFonts w:eastAsia="Times New Roman" w:cs="Times New Roman"/>
+          <w:color w:val="188038"/>
+          <w:szCs w:val="24"/>
+        </w:rPr>
+      </w:pPr>
+      <w:r>
+        <w:rPr>
+          <w:rFonts w:eastAsia="Times New Roman" w:cs="Times New Roman"/>
+          <w:color w:val="188038"/>
+          <w:szCs w:val="24"/>
+        </w:rPr>
+        <w:t xml:space="preserve">   </w:t>
+      </w:r>
+      <w:proofErr w:type="spellStart"/>
+      <w:r>
+        <w:rPr>
+          <w:rFonts w:eastAsia="Times New Roman" w:cs="Times New Roman"/>
+          <w:color w:val="188038"/>
+          <w:szCs w:val="24"/>
+        </w:rPr>
+        <w:t>id</w:t>
+      </w:r>
+      <w:proofErr w:type="spellEnd"/>
+      <w:r>
+        <w:rPr>
+          <w:rFonts w:eastAsia="Times New Roman" w:cs="Times New Roman"/>
+          <w:color w:val="188038"/>
+          <w:szCs w:val="24"/>
+        </w:rPr>
+        <w:t xml:space="preserve"> INTEGER PRIMARY KEY NOT NULL,</w:t>
       </w:r>
     </w:p>
     <w:p>
@@ -4042,24 +4455,60 @@
           <w:color w:val="188038"/>
           <w:szCs w:val="24"/>
         </w:rPr>
-        <w:t xml:space="preserve">   nickname TEXT,</w:t>
-      </w:r>
-    </w:p>
-    <w:p>
-      <w:pPr>
-        <w:rPr>
-          <w:rFonts w:eastAsia="Times New Roman" w:cs="Times New Roman"/>
-          <w:color w:val="188038"/>
-          <w:szCs w:val="24"/>
-        </w:rPr>
-      </w:pPr>
-      <w:r>
-        <w:rPr>
-          <w:rFonts w:eastAsia="Times New Roman" w:cs="Times New Roman"/>
-          <w:color w:val="188038"/>
-          <w:szCs w:val="24"/>
-        </w:rPr>
-        <w:t xml:space="preserve">   password TEXT NOT NULL</w:t>
+        <w:t xml:space="preserve">   </w:t>
+      </w:r>
+      <w:proofErr w:type="spellStart"/>
+      <w:r>
+        <w:rPr>
+          <w:rFonts w:eastAsia="Times New Roman" w:cs="Times New Roman"/>
+          <w:color w:val="188038"/>
+          <w:szCs w:val="24"/>
+        </w:rPr>
+        <w:t>nickname</w:t>
+      </w:r>
+      <w:proofErr w:type="spellEnd"/>
+      <w:r>
+        <w:rPr>
+          <w:rFonts w:eastAsia="Times New Roman" w:cs="Times New Roman"/>
+          <w:color w:val="188038"/>
+          <w:szCs w:val="24"/>
+        </w:rPr>
+        <w:t xml:space="preserve"> TEXT,</w:t>
+      </w:r>
+    </w:p>
+    <w:p>
+      <w:pPr>
+        <w:rPr>
+          <w:rFonts w:eastAsia="Times New Roman" w:cs="Times New Roman"/>
+          <w:color w:val="188038"/>
+          <w:szCs w:val="24"/>
+        </w:rPr>
+      </w:pPr>
+      <w:r>
+        <w:rPr>
+          <w:rFonts w:eastAsia="Times New Roman" w:cs="Times New Roman"/>
+          <w:color w:val="188038"/>
+          <w:szCs w:val="24"/>
+        </w:rPr>
+        <w:t xml:space="preserve">   </w:t>
+      </w:r>
+      <w:proofErr w:type="spellStart"/>
+      <w:r>
+        <w:rPr>
+          <w:rFonts w:eastAsia="Times New Roman" w:cs="Times New Roman"/>
+          <w:color w:val="188038"/>
+          <w:szCs w:val="24"/>
+        </w:rPr>
+        <w:t>password</w:t>
+      </w:r>
+      <w:proofErr w:type="spellEnd"/>
+      <w:r>
+        <w:rPr>
+          <w:rFonts w:eastAsia="Times New Roman" w:cs="Times New Roman"/>
+          <w:color w:val="188038"/>
+          <w:szCs w:val="24"/>
+        </w:rPr>
+        <w:t xml:space="preserve"> TEXT NOT NULL</w:t>
       </w:r>
     </w:p>
     <w:p>
@@ -4085,8 +4534,13 @@
       </w:pPr>
       <w:bookmarkStart w:id="33" w:name="_ht0yskkvs660" w:colFirst="0" w:colLast="0"/>
       <w:bookmarkEnd w:id="33"/>
-      <w:r>
-        <w:t>workouts (edzések)</w:t>
+      <w:proofErr w:type="spellStart"/>
+      <w:r>
+        <w:t>workouts</w:t>
+      </w:r>
+      <w:proofErr w:type="spellEnd"/>
+      <w:r>
+        <w:t xml:space="preserve"> (edzések)</w:t>
       </w:r>
     </w:p>
     <w:p>
@@ -4120,109 +4574,271 @@
           <w:szCs w:val="24"/>
         </w:rPr>
         <w:lastRenderedPageBreak/>
-        <w:t>CREATE TABLE workouts (</w:t>
-      </w:r>
-    </w:p>
-    <w:p>
-      <w:pPr>
-        <w:rPr>
-          <w:rFonts w:eastAsia="Times New Roman" w:cs="Times New Roman"/>
-          <w:color w:val="188038"/>
-          <w:szCs w:val="24"/>
-        </w:rPr>
-      </w:pPr>
-      <w:r>
-        <w:rPr>
-          <w:rFonts w:eastAsia="Times New Roman" w:cs="Times New Roman"/>
-          <w:color w:val="188038"/>
-          <w:szCs w:val="24"/>
-        </w:rPr>
-        <w:t xml:space="preserve">   id INTEGER PRIMARY KEY NOT NULL,</w:t>
-      </w:r>
-    </w:p>
-    <w:p>
-      <w:pPr>
-        <w:rPr>
-          <w:rFonts w:eastAsia="Times New Roman" w:cs="Times New Roman"/>
-          <w:color w:val="188038"/>
-          <w:szCs w:val="24"/>
-        </w:rPr>
-      </w:pPr>
-      <w:r>
-        <w:rPr>
-          <w:rFonts w:eastAsia="Times New Roman" w:cs="Times New Roman"/>
-          <w:color w:val="188038"/>
-          <w:szCs w:val="24"/>
-        </w:rPr>
-        <w:t xml:space="preserve">   user_id INTEGER NOT NULL,</w:t>
-      </w:r>
-    </w:p>
-    <w:p>
-      <w:pPr>
-        <w:rPr>
-          <w:rFonts w:eastAsia="Times New Roman" w:cs="Times New Roman"/>
-          <w:color w:val="188038"/>
-          <w:szCs w:val="24"/>
-        </w:rPr>
-      </w:pPr>
-      <w:r>
-        <w:rPr>
-          <w:rFonts w:eastAsia="Times New Roman" w:cs="Times New Roman"/>
-          <w:color w:val="188038"/>
-          <w:szCs w:val="24"/>
-        </w:rPr>
-        <w:t xml:space="preserve">   started_at DATETIME,</w:t>
-      </w:r>
-    </w:p>
-    <w:p>
-      <w:pPr>
-        <w:rPr>
-          <w:rFonts w:eastAsia="Times New Roman" w:cs="Times New Roman"/>
-          <w:color w:val="188038"/>
-          <w:szCs w:val="24"/>
-        </w:rPr>
-      </w:pPr>
-      <w:r>
-        <w:rPr>
-          <w:rFonts w:eastAsia="Times New Roman" w:cs="Times New Roman"/>
-          <w:color w:val="188038"/>
-          <w:szCs w:val="24"/>
-        </w:rPr>
-        <w:t xml:space="preserve">   ended_at DATETIME,</w:t>
-      </w:r>
-    </w:p>
-    <w:p>
-      <w:pPr>
-        <w:rPr>
-          <w:rFonts w:eastAsia="Times New Roman" w:cs="Times New Roman"/>
-          <w:color w:val="188038"/>
-          <w:szCs w:val="24"/>
-        </w:rPr>
-      </w:pPr>
-      <w:r>
-        <w:rPr>
-          <w:rFonts w:eastAsia="Times New Roman" w:cs="Times New Roman"/>
-          <w:color w:val="188038"/>
-          <w:szCs w:val="24"/>
-        </w:rPr>
-        <w:t xml:space="preserve">   name TEXT,</w:t>
-      </w:r>
-    </w:p>
-    <w:p>
-      <w:pPr>
-        <w:rPr>
-          <w:rFonts w:eastAsia="Times New Roman" w:cs="Times New Roman"/>
-          <w:color w:val="188038"/>
-          <w:szCs w:val="24"/>
-        </w:rPr>
-      </w:pPr>
-      <w:r>
-        <w:rPr>
-          <w:rFonts w:eastAsia="Times New Roman" w:cs="Times New Roman"/>
-          <w:color w:val="188038"/>
-          <w:szCs w:val="24"/>
-        </w:rPr>
-        <w:t xml:space="preserve">   FOREIGN KEY (user_id) REFERENCES users(id) ON DELETE CASCADE</w:t>
+        <w:t xml:space="preserve">CREATE TABLE </w:t>
+      </w:r>
+      <w:proofErr w:type="spellStart"/>
+      <w:r>
+        <w:rPr>
+          <w:rFonts w:eastAsia="Times New Roman" w:cs="Times New Roman"/>
+          <w:color w:val="188038"/>
+          <w:szCs w:val="24"/>
+        </w:rPr>
+        <w:t>workouts</w:t>
+      </w:r>
+      <w:proofErr w:type="spellEnd"/>
+      <w:r>
+        <w:rPr>
+          <w:rFonts w:eastAsia="Times New Roman" w:cs="Times New Roman"/>
+          <w:color w:val="188038"/>
+          <w:szCs w:val="24"/>
+        </w:rPr>
+        <w:t xml:space="preserve"> (</w:t>
+      </w:r>
+    </w:p>
+    <w:p>
+      <w:pPr>
+        <w:rPr>
+          <w:rFonts w:eastAsia="Times New Roman" w:cs="Times New Roman"/>
+          <w:color w:val="188038"/>
+          <w:szCs w:val="24"/>
+        </w:rPr>
+      </w:pPr>
+      <w:r>
+        <w:rPr>
+          <w:rFonts w:eastAsia="Times New Roman" w:cs="Times New Roman"/>
+          <w:color w:val="188038"/>
+          <w:szCs w:val="24"/>
+        </w:rPr>
+        <w:t xml:space="preserve">   </w:t>
+      </w:r>
+      <w:proofErr w:type="spellStart"/>
+      <w:r>
+        <w:rPr>
+          <w:rFonts w:eastAsia="Times New Roman" w:cs="Times New Roman"/>
+          <w:color w:val="188038"/>
+          <w:szCs w:val="24"/>
+        </w:rPr>
+        <w:t>id</w:t>
+      </w:r>
+      <w:proofErr w:type="spellEnd"/>
+      <w:r>
+        <w:rPr>
+          <w:rFonts w:eastAsia="Times New Roman" w:cs="Times New Roman"/>
+          <w:color w:val="188038"/>
+          <w:szCs w:val="24"/>
+        </w:rPr>
+        <w:t xml:space="preserve"> INTEGER PRIMARY KEY NOT NULL,</w:t>
+      </w:r>
+    </w:p>
+    <w:p>
+      <w:pPr>
+        <w:rPr>
+          <w:rFonts w:eastAsia="Times New Roman" w:cs="Times New Roman"/>
+          <w:color w:val="188038"/>
+          <w:szCs w:val="24"/>
+        </w:rPr>
+      </w:pPr>
+      <w:r>
+        <w:rPr>
+          <w:rFonts w:eastAsia="Times New Roman" w:cs="Times New Roman"/>
+          <w:color w:val="188038"/>
+          <w:szCs w:val="24"/>
+        </w:rPr>
+        <w:t xml:space="preserve">   </w:t>
+      </w:r>
+      <w:proofErr w:type="spellStart"/>
+      <w:r>
+        <w:rPr>
+          <w:rFonts w:eastAsia="Times New Roman" w:cs="Times New Roman"/>
+          <w:color w:val="188038"/>
+          <w:szCs w:val="24"/>
+        </w:rPr>
+        <w:t>user_id</w:t>
+      </w:r>
+      <w:proofErr w:type="spellEnd"/>
+      <w:r>
+        <w:rPr>
+          <w:rFonts w:eastAsia="Times New Roman" w:cs="Times New Roman"/>
+          <w:color w:val="188038"/>
+          <w:szCs w:val="24"/>
+        </w:rPr>
+        <w:t xml:space="preserve"> INTEGER NOT NULL,</w:t>
+      </w:r>
+    </w:p>
+    <w:p>
+      <w:pPr>
+        <w:rPr>
+          <w:rFonts w:eastAsia="Times New Roman" w:cs="Times New Roman"/>
+          <w:color w:val="188038"/>
+          <w:szCs w:val="24"/>
+        </w:rPr>
+      </w:pPr>
+      <w:r>
+        <w:rPr>
+          <w:rFonts w:eastAsia="Times New Roman" w:cs="Times New Roman"/>
+          <w:color w:val="188038"/>
+          <w:szCs w:val="24"/>
+        </w:rPr>
+        <w:t xml:space="preserve">   </w:t>
+      </w:r>
+      <w:proofErr w:type="spellStart"/>
+      <w:r>
+        <w:rPr>
+          <w:rFonts w:eastAsia="Times New Roman" w:cs="Times New Roman"/>
+          <w:color w:val="188038"/>
+          <w:szCs w:val="24"/>
+        </w:rPr>
+        <w:t>started_at</w:t>
+      </w:r>
+      <w:proofErr w:type="spellEnd"/>
+      <w:r>
+        <w:rPr>
+          <w:rFonts w:eastAsia="Times New Roman" w:cs="Times New Roman"/>
+          <w:color w:val="188038"/>
+          <w:szCs w:val="24"/>
+        </w:rPr>
+        <w:t xml:space="preserve"> DATETIME,</w:t>
+      </w:r>
+    </w:p>
+    <w:p>
+      <w:pPr>
+        <w:rPr>
+          <w:rFonts w:eastAsia="Times New Roman" w:cs="Times New Roman"/>
+          <w:color w:val="188038"/>
+          <w:szCs w:val="24"/>
+        </w:rPr>
+      </w:pPr>
+      <w:r>
+        <w:rPr>
+          <w:rFonts w:eastAsia="Times New Roman" w:cs="Times New Roman"/>
+          <w:color w:val="188038"/>
+          <w:szCs w:val="24"/>
+        </w:rPr>
+        <w:t xml:space="preserve">   </w:t>
+      </w:r>
+      <w:proofErr w:type="spellStart"/>
+      <w:r>
+        <w:rPr>
+          <w:rFonts w:eastAsia="Times New Roman" w:cs="Times New Roman"/>
+          <w:color w:val="188038"/>
+          <w:szCs w:val="24"/>
+        </w:rPr>
+        <w:t>ended_at</w:t>
+      </w:r>
+      <w:proofErr w:type="spellEnd"/>
+      <w:r>
+        <w:rPr>
+          <w:rFonts w:eastAsia="Times New Roman" w:cs="Times New Roman"/>
+          <w:color w:val="188038"/>
+          <w:szCs w:val="24"/>
+        </w:rPr>
+        <w:t xml:space="preserve"> DATETIME,</w:t>
+      </w:r>
+    </w:p>
+    <w:p>
+      <w:pPr>
+        <w:rPr>
+          <w:rFonts w:eastAsia="Times New Roman" w:cs="Times New Roman"/>
+          <w:color w:val="188038"/>
+          <w:szCs w:val="24"/>
+        </w:rPr>
+      </w:pPr>
+      <w:r>
+        <w:rPr>
+          <w:rFonts w:eastAsia="Times New Roman" w:cs="Times New Roman"/>
+          <w:color w:val="188038"/>
+          <w:szCs w:val="24"/>
+        </w:rPr>
+        <w:t xml:space="preserve">   </w:t>
+      </w:r>
+      <w:proofErr w:type="spellStart"/>
+      <w:r>
+        <w:rPr>
+          <w:rFonts w:eastAsia="Times New Roman" w:cs="Times New Roman"/>
+          <w:color w:val="188038"/>
+          <w:szCs w:val="24"/>
+        </w:rPr>
+        <w:t>name</w:t>
+      </w:r>
+      <w:proofErr w:type="spellEnd"/>
+      <w:r>
+        <w:rPr>
+          <w:rFonts w:eastAsia="Times New Roman" w:cs="Times New Roman"/>
+          <w:color w:val="188038"/>
+          <w:szCs w:val="24"/>
+        </w:rPr>
+        <w:t xml:space="preserve"> TEXT,</w:t>
+      </w:r>
+    </w:p>
+    <w:p>
+      <w:pPr>
+        <w:rPr>
+          <w:rFonts w:eastAsia="Times New Roman" w:cs="Times New Roman"/>
+          <w:color w:val="188038"/>
+          <w:szCs w:val="24"/>
+        </w:rPr>
+      </w:pPr>
+      <w:r>
+        <w:rPr>
+          <w:rFonts w:eastAsia="Times New Roman" w:cs="Times New Roman"/>
+          <w:color w:val="188038"/>
+          <w:szCs w:val="24"/>
+        </w:rPr>
+        <w:t xml:space="preserve">   FOREIGN KEY (</w:t>
+      </w:r>
+      <w:proofErr w:type="spellStart"/>
+      <w:r>
+        <w:rPr>
+          <w:rFonts w:eastAsia="Times New Roman" w:cs="Times New Roman"/>
+          <w:color w:val="188038"/>
+          <w:szCs w:val="24"/>
+        </w:rPr>
+        <w:t>user_id</w:t>
+      </w:r>
+      <w:proofErr w:type="spellEnd"/>
+      <w:r>
+        <w:rPr>
+          <w:rFonts w:eastAsia="Times New Roman" w:cs="Times New Roman"/>
+          <w:color w:val="188038"/>
+          <w:szCs w:val="24"/>
+        </w:rPr>
+        <w:t xml:space="preserve">) REFERENCES </w:t>
+      </w:r>
+      <w:proofErr w:type="spellStart"/>
+      <w:r>
+        <w:rPr>
+          <w:rFonts w:eastAsia="Times New Roman" w:cs="Times New Roman"/>
+          <w:color w:val="188038"/>
+          <w:szCs w:val="24"/>
+        </w:rPr>
+        <w:t>users</w:t>
+      </w:r>
+      <w:proofErr w:type="spellEnd"/>
+      <w:r>
+        <w:rPr>
+          <w:rFonts w:eastAsia="Times New Roman" w:cs="Times New Roman"/>
+          <w:color w:val="188038"/>
+          <w:szCs w:val="24"/>
+        </w:rPr>
+        <w:t>(</w:t>
+      </w:r>
+      <w:proofErr w:type="spellStart"/>
+      <w:r>
+        <w:rPr>
+          <w:rFonts w:eastAsia="Times New Roman" w:cs="Times New Roman"/>
+          <w:color w:val="188038"/>
+          <w:szCs w:val="24"/>
+        </w:rPr>
+        <w:t>id</w:t>
+      </w:r>
+      <w:proofErr w:type="spellEnd"/>
+      <w:r>
+        <w:rPr>
+          <w:rFonts w:eastAsia="Times New Roman" w:cs="Times New Roman"/>
+          <w:color w:val="188038"/>
+          <w:szCs w:val="24"/>
+        </w:rPr>
+        <w:t>) ON DELETE CASCADE</w:t>
       </w:r>
     </w:p>
     <w:p>
@@ -4248,8 +4864,13 @@
       </w:pPr>
       <w:bookmarkStart w:id="34" w:name="_pwp70874asqj" w:colFirst="0" w:colLast="0"/>
       <w:bookmarkEnd w:id="34"/>
-      <w:r>
-        <w:t>exercises (gyakorlatok)</w:t>
+      <w:proofErr w:type="spellStart"/>
+      <w:r>
+        <w:t>exercises</w:t>
+      </w:r>
+      <w:proofErr w:type="spellEnd"/>
+      <w:r>
+        <w:t xml:space="preserve"> (gyakorlatok)</w:t>
       </w:r>
     </w:p>
     <w:p>
@@ -4282,58 +4903,184 @@
           <w:color w:val="188038"/>
           <w:szCs w:val="24"/>
         </w:rPr>
-        <w:t>CREATE TABLE exercises (</w:t>
-      </w:r>
-    </w:p>
-    <w:p>
-      <w:pPr>
-        <w:rPr>
-          <w:rFonts w:eastAsia="Times New Roman" w:cs="Times New Roman"/>
-          <w:color w:val="188038"/>
-          <w:szCs w:val="24"/>
-        </w:rPr>
-      </w:pPr>
-      <w:r>
-        <w:rPr>
-          <w:rFonts w:eastAsia="Times New Roman" w:cs="Times New Roman"/>
-          <w:color w:val="188038"/>
-          <w:szCs w:val="24"/>
-        </w:rPr>
-        <w:t xml:space="preserve">   id INTEGER PRIMARY KEY NOT NULL,</w:t>
-      </w:r>
-    </w:p>
-    <w:p>
-      <w:pPr>
-        <w:rPr>
-          <w:rFonts w:eastAsia="Times New Roman" w:cs="Times New Roman"/>
-          <w:color w:val="188038"/>
-          <w:szCs w:val="24"/>
-        </w:rPr>
-      </w:pPr>
-      <w:r>
-        <w:rPr>
-          <w:rFonts w:eastAsia="Times New Roman" w:cs="Times New Roman"/>
-          <w:color w:val="188038"/>
-          <w:szCs w:val="24"/>
-        </w:rPr>
-        <w:t xml:space="preserve">   name TEXT NOT NULL,</w:t>
-      </w:r>
-    </w:p>
-    <w:p>
-      <w:pPr>
-        <w:rPr>
-          <w:rFonts w:eastAsia="Times New Roman" w:cs="Times New Roman"/>
-          <w:color w:val="188038"/>
-          <w:szCs w:val="24"/>
-        </w:rPr>
-      </w:pPr>
-      <w:r>
-        <w:rPr>
-          <w:rFonts w:eastAsia="Times New Roman" w:cs="Times New Roman"/>
-          <w:color w:val="188038"/>
-          <w:szCs w:val="24"/>
-        </w:rPr>
-        <w:t xml:space="preserve">   type TEXT NOT NULL CHECK (type IN ('Compound', 'Isolation'))</w:t>
+        <w:t xml:space="preserve">CREATE TABLE </w:t>
+      </w:r>
+      <w:proofErr w:type="spellStart"/>
+      <w:r>
+        <w:rPr>
+          <w:rFonts w:eastAsia="Times New Roman" w:cs="Times New Roman"/>
+          <w:color w:val="188038"/>
+          <w:szCs w:val="24"/>
+        </w:rPr>
+        <w:t>exercises</w:t>
+      </w:r>
+      <w:proofErr w:type="spellEnd"/>
+      <w:r>
+        <w:rPr>
+          <w:rFonts w:eastAsia="Times New Roman" w:cs="Times New Roman"/>
+          <w:color w:val="188038"/>
+          <w:szCs w:val="24"/>
+        </w:rPr>
+        <w:t xml:space="preserve"> (</w:t>
+      </w:r>
+    </w:p>
+    <w:p>
+      <w:pPr>
+        <w:rPr>
+          <w:rFonts w:eastAsia="Times New Roman" w:cs="Times New Roman"/>
+          <w:color w:val="188038"/>
+          <w:szCs w:val="24"/>
+        </w:rPr>
+      </w:pPr>
+      <w:r>
+        <w:rPr>
+          <w:rFonts w:eastAsia="Times New Roman" w:cs="Times New Roman"/>
+          <w:color w:val="188038"/>
+          <w:szCs w:val="24"/>
+        </w:rPr>
+        <w:t xml:space="preserve">   </w:t>
+      </w:r>
+      <w:proofErr w:type="spellStart"/>
+      <w:r>
+        <w:rPr>
+          <w:rFonts w:eastAsia="Times New Roman" w:cs="Times New Roman"/>
+          <w:color w:val="188038"/>
+          <w:szCs w:val="24"/>
+        </w:rPr>
+        <w:t>id</w:t>
+      </w:r>
+      <w:proofErr w:type="spellEnd"/>
+      <w:r>
+        <w:rPr>
+          <w:rFonts w:eastAsia="Times New Roman" w:cs="Times New Roman"/>
+          <w:color w:val="188038"/>
+          <w:szCs w:val="24"/>
+        </w:rPr>
+        <w:t xml:space="preserve"> INTEGER PRIMARY KEY NOT NULL,</w:t>
+      </w:r>
+    </w:p>
+    <w:p>
+      <w:pPr>
+        <w:rPr>
+          <w:rFonts w:eastAsia="Times New Roman" w:cs="Times New Roman"/>
+          <w:color w:val="188038"/>
+          <w:szCs w:val="24"/>
+        </w:rPr>
+      </w:pPr>
+      <w:r>
+        <w:rPr>
+          <w:rFonts w:eastAsia="Times New Roman" w:cs="Times New Roman"/>
+          <w:color w:val="188038"/>
+          <w:szCs w:val="24"/>
+        </w:rPr>
+        <w:t xml:space="preserve">   </w:t>
+      </w:r>
+      <w:proofErr w:type="spellStart"/>
+      <w:r>
+        <w:rPr>
+          <w:rFonts w:eastAsia="Times New Roman" w:cs="Times New Roman"/>
+          <w:color w:val="188038"/>
+          <w:szCs w:val="24"/>
+        </w:rPr>
+        <w:t>name</w:t>
+      </w:r>
+      <w:proofErr w:type="spellEnd"/>
+      <w:r>
+        <w:rPr>
+          <w:rFonts w:eastAsia="Times New Roman" w:cs="Times New Roman"/>
+          <w:color w:val="188038"/>
+          <w:szCs w:val="24"/>
+        </w:rPr>
+        <w:t xml:space="preserve"> TEXT NOT NULL,</w:t>
+      </w:r>
+    </w:p>
+    <w:p>
+      <w:pPr>
+        <w:rPr>
+          <w:rFonts w:eastAsia="Times New Roman" w:cs="Times New Roman"/>
+          <w:color w:val="188038"/>
+          <w:szCs w:val="24"/>
+        </w:rPr>
+      </w:pPr>
+      <w:r>
+        <w:rPr>
+          <w:rFonts w:eastAsia="Times New Roman" w:cs="Times New Roman"/>
+          <w:color w:val="188038"/>
+          <w:szCs w:val="24"/>
+        </w:rPr>
+        <w:t xml:space="preserve">   </w:t>
+      </w:r>
+      <w:proofErr w:type="spellStart"/>
+      <w:r>
+        <w:rPr>
+          <w:rFonts w:eastAsia="Times New Roman" w:cs="Times New Roman"/>
+          <w:color w:val="188038"/>
+          <w:szCs w:val="24"/>
+        </w:rPr>
+        <w:t>type</w:t>
+      </w:r>
+      <w:proofErr w:type="spellEnd"/>
+      <w:r>
+        <w:rPr>
+          <w:rFonts w:eastAsia="Times New Roman" w:cs="Times New Roman"/>
+          <w:color w:val="188038"/>
+          <w:szCs w:val="24"/>
+        </w:rPr>
+        <w:t xml:space="preserve"> TEXT NOT NULL CHECK (</w:t>
+      </w:r>
+      <w:proofErr w:type="spellStart"/>
+      <w:r>
+        <w:rPr>
+          <w:rFonts w:eastAsia="Times New Roman" w:cs="Times New Roman"/>
+          <w:color w:val="188038"/>
+          <w:szCs w:val="24"/>
+        </w:rPr>
+        <w:t>type</w:t>
+      </w:r>
+      <w:proofErr w:type="spellEnd"/>
+      <w:r>
+        <w:rPr>
+          <w:rFonts w:eastAsia="Times New Roman" w:cs="Times New Roman"/>
+          <w:color w:val="188038"/>
+          <w:szCs w:val="24"/>
+        </w:rPr>
+        <w:t xml:space="preserve"> IN ('</w:t>
+      </w:r>
+      <w:proofErr w:type="spellStart"/>
+      <w:r>
+        <w:rPr>
+          <w:rFonts w:eastAsia="Times New Roman" w:cs="Times New Roman"/>
+          <w:color w:val="188038"/>
+          <w:szCs w:val="24"/>
+        </w:rPr>
+        <w:t>Compound</w:t>
+      </w:r>
+      <w:proofErr w:type="spellEnd"/>
+      <w:r>
+        <w:rPr>
+          <w:rFonts w:eastAsia="Times New Roman" w:cs="Times New Roman"/>
+          <w:color w:val="188038"/>
+          <w:szCs w:val="24"/>
+        </w:rPr>
+        <w:t>', '</w:t>
+      </w:r>
+      <w:proofErr w:type="spellStart"/>
+      <w:r>
+        <w:rPr>
+          <w:rFonts w:eastAsia="Times New Roman" w:cs="Times New Roman"/>
+          <w:color w:val="188038"/>
+          <w:szCs w:val="24"/>
+        </w:rPr>
+        <w:t>Isolation</w:t>
+      </w:r>
+      <w:proofErr w:type="spellEnd"/>
+      <w:r>
+        <w:rPr>
+          <w:rFonts w:eastAsia="Times New Roman" w:cs="Times New Roman"/>
+          <w:color w:val="188038"/>
+          <w:szCs w:val="24"/>
+        </w:rPr>
+        <w:t>'))</w:t>
       </w:r>
     </w:p>
     <w:p>
@@ -4359,8 +5106,13 @@
       </w:pPr>
       <w:bookmarkStart w:id="35" w:name="_tjii259n0dta" w:colFirst="0" w:colLast="0"/>
       <w:bookmarkEnd w:id="35"/>
-      <w:r>
-        <w:t>sets (sorozatok)</w:t>
+      <w:proofErr w:type="spellStart"/>
+      <w:r>
+        <w:t>sets</w:t>
+      </w:r>
+      <w:proofErr w:type="spellEnd"/>
+      <w:r>
+        <w:t xml:space="preserve"> (sorozatok)</w:t>
       </w:r>
     </w:p>
     <w:p>
@@ -4376,109 +5128,233 @@
           <w:rFonts w:eastAsia="Times New Roman" w:cs="Times New Roman"/>
           <w:szCs w:val="24"/>
         </w:rPr>
-        <w:t>A gyakorlatokhoz tartozó sorozatokat, ismétléseket és súlyokat tárolja, valamint hivatkozik az edzésre és a gyakorlatra.</w:t>
-      </w:r>
-    </w:p>
-    <w:p>
-      <w:pPr>
-        <w:rPr>
-          <w:rFonts w:eastAsia="Times New Roman" w:cs="Times New Roman"/>
-          <w:color w:val="188038"/>
-          <w:szCs w:val="24"/>
-        </w:rPr>
-      </w:pPr>
-      <w:r>
-        <w:rPr>
-          <w:rFonts w:eastAsia="Times New Roman" w:cs="Times New Roman"/>
-          <w:color w:val="188038"/>
-          <w:szCs w:val="24"/>
-        </w:rPr>
-        <w:t>CREATE TABLE sets (</w:t>
-      </w:r>
-    </w:p>
-    <w:p>
-      <w:pPr>
-        <w:rPr>
-          <w:rFonts w:eastAsia="Times New Roman" w:cs="Times New Roman"/>
-          <w:color w:val="188038"/>
-          <w:szCs w:val="24"/>
-        </w:rPr>
-      </w:pPr>
-      <w:r>
-        <w:rPr>
-          <w:rFonts w:eastAsia="Times New Roman" w:cs="Times New Roman"/>
-          <w:color w:val="188038"/>
-          <w:szCs w:val="24"/>
-        </w:rPr>
-        <w:t xml:space="preserve">   id INTEGER PRIMARY KEY NOT NULL,</w:t>
-      </w:r>
-    </w:p>
-    <w:p>
-      <w:pPr>
-        <w:rPr>
-          <w:rFonts w:eastAsia="Times New Roman" w:cs="Times New Roman"/>
-          <w:color w:val="188038"/>
-          <w:szCs w:val="24"/>
-        </w:rPr>
-      </w:pPr>
-      <w:r>
-        <w:rPr>
-          <w:rFonts w:eastAsia="Times New Roman" w:cs="Times New Roman"/>
-          <w:color w:val="188038"/>
-          <w:szCs w:val="24"/>
-        </w:rPr>
-        <w:t xml:space="preserve">   workout_id INTEGER NOT NULL,</w:t>
-      </w:r>
-    </w:p>
-    <w:p>
-      <w:pPr>
-        <w:rPr>
-          <w:rFonts w:eastAsia="Times New Roman" w:cs="Times New Roman"/>
-          <w:color w:val="188038"/>
-          <w:szCs w:val="24"/>
-        </w:rPr>
-      </w:pPr>
-      <w:r>
-        <w:rPr>
-          <w:rFonts w:eastAsia="Times New Roman" w:cs="Times New Roman"/>
-          <w:color w:val="188038"/>
-          <w:szCs w:val="24"/>
-        </w:rPr>
-        <w:t xml:space="preserve">   exercise_id INTEGER,</w:t>
-      </w:r>
-    </w:p>
-    <w:p>
-      <w:pPr>
-        <w:rPr>
-          <w:rFonts w:eastAsia="Times New Roman" w:cs="Times New Roman"/>
-          <w:color w:val="188038"/>
-          <w:szCs w:val="24"/>
-        </w:rPr>
-      </w:pPr>
-      <w:r>
-        <w:rPr>
-          <w:rFonts w:eastAsia="Times New Roman" w:cs="Times New Roman"/>
-          <w:color w:val="188038"/>
-          <w:szCs w:val="24"/>
-        </w:rPr>
-        <w:t xml:space="preserve">   exercise_name TEXT,</w:t>
-      </w:r>
-    </w:p>
-    <w:p>
-      <w:pPr>
-        <w:rPr>
-          <w:rFonts w:eastAsia="Times New Roman" w:cs="Times New Roman"/>
-          <w:color w:val="188038"/>
-          <w:szCs w:val="24"/>
-        </w:rPr>
-      </w:pPr>
-      <w:r>
-        <w:rPr>
-          <w:rFonts w:eastAsia="Times New Roman" w:cs="Times New Roman"/>
-          <w:color w:val="188038"/>
-          <w:szCs w:val="24"/>
-        </w:rPr>
-        <w:t xml:space="preserve">   rep INTEGER,</w:t>
+        <w:t xml:space="preserve">A gyakorlatokhoz tartozó </w:t>
+      </w:r>
+      <w:proofErr w:type="spellStart"/>
+      <w:r>
+        <w:rPr>
+          <w:rFonts w:eastAsia="Times New Roman" w:cs="Times New Roman"/>
+          <w:szCs w:val="24"/>
+        </w:rPr>
+        <w:t>sorozatokat</w:t>
+      </w:r>
+      <w:proofErr w:type="spellEnd"/>
+      <w:r>
+        <w:rPr>
+          <w:rFonts w:eastAsia="Times New Roman" w:cs="Times New Roman"/>
+          <w:szCs w:val="24"/>
+        </w:rPr>
+        <w:t>, ismétléseket és súlyokat tárolja, valamint hivatkozik az edzésre és a gyakorlatra.</w:t>
+      </w:r>
+    </w:p>
+    <w:p>
+      <w:pPr>
+        <w:rPr>
+          <w:rFonts w:eastAsia="Times New Roman" w:cs="Times New Roman"/>
+          <w:color w:val="188038"/>
+          <w:szCs w:val="24"/>
+        </w:rPr>
+      </w:pPr>
+      <w:r>
+        <w:rPr>
+          <w:rFonts w:eastAsia="Times New Roman" w:cs="Times New Roman"/>
+          <w:color w:val="188038"/>
+          <w:szCs w:val="24"/>
+        </w:rPr>
+        <w:t xml:space="preserve">CREATE TABLE </w:t>
+      </w:r>
+      <w:proofErr w:type="spellStart"/>
+      <w:r>
+        <w:rPr>
+          <w:rFonts w:eastAsia="Times New Roman" w:cs="Times New Roman"/>
+          <w:color w:val="188038"/>
+          <w:szCs w:val="24"/>
+        </w:rPr>
+        <w:t>sets</w:t>
+      </w:r>
+      <w:proofErr w:type="spellEnd"/>
+      <w:r>
+        <w:rPr>
+          <w:rFonts w:eastAsia="Times New Roman" w:cs="Times New Roman"/>
+          <w:color w:val="188038"/>
+          <w:szCs w:val="24"/>
+        </w:rPr>
+        <w:t xml:space="preserve"> (</w:t>
+      </w:r>
+    </w:p>
+    <w:p>
+      <w:pPr>
+        <w:rPr>
+          <w:rFonts w:eastAsia="Times New Roman" w:cs="Times New Roman"/>
+          <w:color w:val="188038"/>
+          <w:szCs w:val="24"/>
+        </w:rPr>
+      </w:pPr>
+      <w:r>
+        <w:rPr>
+          <w:rFonts w:eastAsia="Times New Roman" w:cs="Times New Roman"/>
+          <w:color w:val="188038"/>
+          <w:szCs w:val="24"/>
+        </w:rPr>
+        <w:t xml:space="preserve">   </w:t>
+      </w:r>
+      <w:proofErr w:type="spellStart"/>
+      <w:r>
+        <w:rPr>
+          <w:rFonts w:eastAsia="Times New Roman" w:cs="Times New Roman"/>
+          <w:color w:val="188038"/>
+          <w:szCs w:val="24"/>
+        </w:rPr>
+        <w:t>id</w:t>
+      </w:r>
+      <w:proofErr w:type="spellEnd"/>
+      <w:r>
+        <w:rPr>
+          <w:rFonts w:eastAsia="Times New Roman" w:cs="Times New Roman"/>
+          <w:color w:val="188038"/>
+          <w:szCs w:val="24"/>
+        </w:rPr>
+        <w:t xml:space="preserve"> INTEGER PRIMARY KEY NOT NULL,</w:t>
+      </w:r>
+    </w:p>
+    <w:p>
+      <w:pPr>
+        <w:rPr>
+          <w:rFonts w:eastAsia="Times New Roman" w:cs="Times New Roman"/>
+          <w:color w:val="188038"/>
+          <w:szCs w:val="24"/>
+        </w:rPr>
+      </w:pPr>
+      <w:r>
+        <w:rPr>
+          <w:rFonts w:eastAsia="Times New Roman" w:cs="Times New Roman"/>
+          <w:color w:val="188038"/>
+          <w:szCs w:val="24"/>
+        </w:rPr>
+        <w:t xml:space="preserve">   </w:t>
+      </w:r>
+      <w:proofErr w:type="spellStart"/>
+      <w:r>
+        <w:rPr>
+          <w:rFonts w:eastAsia="Times New Roman" w:cs="Times New Roman"/>
+          <w:color w:val="188038"/>
+          <w:szCs w:val="24"/>
+        </w:rPr>
+        <w:t>workout_id</w:t>
+      </w:r>
+      <w:proofErr w:type="spellEnd"/>
+      <w:r>
+        <w:rPr>
+          <w:rFonts w:eastAsia="Times New Roman" w:cs="Times New Roman"/>
+          <w:color w:val="188038"/>
+          <w:szCs w:val="24"/>
+        </w:rPr>
+        <w:t xml:space="preserve"> INTEGER NOT NULL,</w:t>
+      </w:r>
+    </w:p>
+    <w:p>
+      <w:pPr>
+        <w:rPr>
+          <w:rFonts w:eastAsia="Times New Roman" w:cs="Times New Roman"/>
+          <w:color w:val="188038"/>
+          <w:szCs w:val="24"/>
+        </w:rPr>
+      </w:pPr>
+      <w:r>
+        <w:rPr>
+          <w:rFonts w:eastAsia="Times New Roman" w:cs="Times New Roman"/>
+          <w:color w:val="188038"/>
+          <w:szCs w:val="24"/>
+        </w:rPr>
+        <w:t xml:space="preserve">   </w:t>
+      </w:r>
+      <w:proofErr w:type="spellStart"/>
+      <w:r>
+        <w:rPr>
+          <w:rFonts w:eastAsia="Times New Roman" w:cs="Times New Roman"/>
+          <w:color w:val="188038"/>
+          <w:szCs w:val="24"/>
+        </w:rPr>
+        <w:t>exercise_id</w:t>
+      </w:r>
+      <w:proofErr w:type="spellEnd"/>
+      <w:r>
+        <w:rPr>
+          <w:rFonts w:eastAsia="Times New Roman" w:cs="Times New Roman"/>
+          <w:color w:val="188038"/>
+          <w:szCs w:val="24"/>
+        </w:rPr>
+        <w:t xml:space="preserve"> INTEGER,</w:t>
+      </w:r>
+    </w:p>
+    <w:p>
+      <w:pPr>
+        <w:rPr>
+          <w:rFonts w:eastAsia="Times New Roman" w:cs="Times New Roman"/>
+          <w:color w:val="188038"/>
+          <w:szCs w:val="24"/>
+        </w:rPr>
+      </w:pPr>
+      <w:r>
+        <w:rPr>
+          <w:rFonts w:eastAsia="Times New Roman" w:cs="Times New Roman"/>
+          <w:color w:val="188038"/>
+          <w:szCs w:val="24"/>
+        </w:rPr>
+        <w:t xml:space="preserve">   </w:t>
+      </w:r>
+      <w:proofErr w:type="spellStart"/>
+      <w:r>
+        <w:rPr>
+          <w:rFonts w:eastAsia="Times New Roman" w:cs="Times New Roman"/>
+          <w:color w:val="188038"/>
+          <w:szCs w:val="24"/>
+        </w:rPr>
+        <w:t>exercise_name</w:t>
+      </w:r>
+      <w:proofErr w:type="spellEnd"/>
+      <w:r>
+        <w:rPr>
+          <w:rFonts w:eastAsia="Times New Roman" w:cs="Times New Roman"/>
+          <w:color w:val="188038"/>
+          <w:szCs w:val="24"/>
+        </w:rPr>
+        <w:t xml:space="preserve"> TEXT,</w:t>
+      </w:r>
+    </w:p>
+    <w:p>
+      <w:pPr>
+        <w:rPr>
+          <w:rFonts w:eastAsia="Times New Roman" w:cs="Times New Roman"/>
+          <w:color w:val="188038"/>
+          <w:szCs w:val="24"/>
+        </w:rPr>
+      </w:pPr>
+      <w:r>
+        <w:rPr>
+          <w:rFonts w:eastAsia="Times New Roman" w:cs="Times New Roman"/>
+          <w:color w:val="188038"/>
+          <w:szCs w:val="24"/>
+        </w:rPr>
+        <w:t xml:space="preserve">   </w:t>
+      </w:r>
+      <w:proofErr w:type="spellStart"/>
+      <w:r>
+        <w:rPr>
+          <w:rFonts w:eastAsia="Times New Roman" w:cs="Times New Roman"/>
+          <w:color w:val="188038"/>
+          <w:szCs w:val="24"/>
+        </w:rPr>
+        <w:t>rep</w:t>
+      </w:r>
+      <w:proofErr w:type="spellEnd"/>
+      <w:r>
+        <w:rPr>
+          <w:rFonts w:eastAsia="Times New Roman" w:cs="Times New Roman"/>
+          <w:color w:val="188038"/>
+          <w:szCs w:val="24"/>
+        </w:rPr>
+        <w:t xml:space="preserve"> INTEGER,</w:t>
       </w:r>
     </w:p>
     <w:p>
@@ -4496,41 +5372,167 @@
           <w:szCs w:val="24"/>
         </w:rPr>
         <w:lastRenderedPageBreak/>
-        <w:t xml:space="preserve">   weight INTEGER,</w:t>
-      </w:r>
-    </w:p>
-    <w:p>
-      <w:pPr>
-        <w:rPr>
-          <w:rFonts w:eastAsia="Times New Roman" w:cs="Times New Roman"/>
-          <w:color w:val="188038"/>
-          <w:szCs w:val="24"/>
-        </w:rPr>
-      </w:pPr>
-      <w:r>
-        <w:rPr>
-          <w:rFonts w:eastAsia="Times New Roman" w:cs="Times New Roman"/>
-          <w:color w:val="188038"/>
-          <w:szCs w:val="24"/>
-        </w:rPr>
-        <w:t xml:space="preserve">   FOREIGN KEY (workout_id) REFERENCES workouts(id) ON DELETE CASCADE,</w:t>
-      </w:r>
-    </w:p>
-    <w:p>
-      <w:pPr>
-        <w:rPr>
-          <w:rFonts w:eastAsia="Times New Roman" w:cs="Times New Roman"/>
-          <w:color w:val="188038"/>
-          <w:szCs w:val="24"/>
-        </w:rPr>
-      </w:pPr>
-      <w:r>
-        <w:rPr>
-          <w:rFonts w:eastAsia="Times New Roman" w:cs="Times New Roman"/>
-          <w:color w:val="188038"/>
-          <w:szCs w:val="24"/>
-        </w:rPr>
-        <w:t xml:space="preserve">   FOREIGN KEY (exercise_id) REFERENCES exercises(id) ON DELETE CASCADE</w:t>
+        <w:t xml:space="preserve">   </w:t>
+      </w:r>
+      <w:proofErr w:type="spellStart"/>
+      <w:r>
+        <w:rPr>
+          <w:rFonts w:eastAsia="Times New Roman" w:cs="Times New Roman"/>
+          <w:color w:val="188038"/>
+          <w:szCs w:val="24"/>
+        </w:rPr>
+        <w:t>weight</w:t>
+      </w:r>
+      <w:proofErr w:type="spellEnd"/>
+      <w:r>
+        <w:rPr>
+          <w:rFonts w:eastAsia="Times New Roman" w:cs="Times New Roman"/>
+          <w:color w:val="188038"/>
+          <w:szCs w:val="24"/>
+        </w:rPr>
+        <w:t xml:space="preserve"> INTEGER,</w:t>
+      </w:r>
+    </w:p>
+    <w:p>
+      <w:pPr>
+        <w:rPr>
+          <w:rFonts w:eastAsia="Times New Roman" w:cs="Times New Roman"/>
+          <w:color w:val="188038"/>
+          <w:szCs w:val="24"/>
+        </w:rPr>
+      </w:pPr>
+      <w:r>
+        <w:rPr>
+          <w:rFonts w:eastAsia="Times New Roman" w:cs="Times New Roman"/>
+          <w:color w:val="188038"/>
+          <w:szCs w:val="24"/>
+        </w:rPr>
+        <w:t xml:space="preserve">   FOREIGN KEY (</w:t>
+      </w:r>
+      <w:proofErr w:type="spellStart"/>
+      <w:r>
+        <w:rPr>
+          <w:rFonts w:eastAsia="Times New Roman" w:cs="Times New Roman"/>
+          <w:color w:val="188038"/>
+          <w:szCs w:val="24"/>
+        </w:rPr>
+        <w:t>workout_id</w:t>
+      </w:r>
+      <w:proofErr w:type="spellEnd"/>
+      <w:r>
+        <w:rPr>
+          <w:rFonts w:eastAsia="Times New Roman" w:cs="Times New Roman"/>
+          <w:color w:val="188038"/>
+          <w:szCs w:val="24"/>
+        </w:rPr>
+        <w:t xml:space="preserve">) REFERENCES </w:t>
+      </w:r>
+      <w:proofErr w:type="spellStart"/>
+      <w:r>
+        <w:rPr>
+          <w:rFonts w:eastAsia="Times New Roman" w:cs="Times New Roman"/>
+          <w:color w:val="188038"/>
+          <w:szCs w:val="24"/>
+        </w:rPr>
+        <w:t>workouts</w:t>
+      </w:r>
+      <w:proofErr w:type="spellEnd"/>
+      <w:r>
+        <w:rPr>
+          <w:rFonts w:eastAsia="Times New Roman" w:cs="Times New Roman"/>
+          <w:color w:val="188038"/>
+          <w:szCs w:val="24"/>
+        </w:rPr>
+        <w:t>(</w:t>
+      </w:r>
+      <w:proofErr w:type="spellStart"/>
+      <w:r>
+        <w:rPr>
+          <w:rFonts w:eastAsia="Times New Roman" w:cs="Times New Roman"/>
+          <w:color w:val="188038"/>
+          <w:szCs w:val="24"/>
+        </w:rPr>
+        <w:t>id</w:t>
+      </w:r>
+      <w:proofErr w:type="spellEnd"/>
+      <w:r>
+        <w:rPr>
+          <w:rFonts w:eastAsia="Times New Roman" w:cs="Times New Roman"/>
+          <w:color w:val="188038"/>
+          <w:szCs w:val="24"/>
+        </w:rPr>
+        <w:t>) ON DELETE CASCADE,</w:t>
+      </w:r>
+    </w:p>
+    <w:p>
+      <w:pPr>
+        <w:rPr>
+          <w:rFonts w:eastAsia="Times New Roman" w:cs="Times New Roman"/>
+          <w:color w:val="188038"/>
+          <w:szCs w:val="24"/>
+        </w:rPr>
+      </w:pPr>
+      <w:r>
+        <w:rPr>
+          <w:rFonts w:eastAsia="Times New Roman" w:cs="Times New Roman"/>
+          <w:color w:val="188038"/>
+          <w:szCs w:val="24"/>
+        </w:rPr>
+        <w:t xml:space="preserve">   FOREIGN KEY (</w:t>
+      </w:r>
+      <w:proofErr w:type="spellStart"/>
+      <w:r>
+        <w:rPr>
+          <w:rFonts w:eastAsia="Times New Roman" w:cs="Times New Roman"/>
+          <w:color w:val="188038"/>
+          <w:szCs w:val="24"/>
+        </w:rPr>
+        <w:t>exercise_id</w:t>
+      </w:r>
+      <w:proofErr w:type="spellEnd"/>
+      <w:r>
+        <w:rPr>
+          <w:rFonts w:eastAsia="Times New Roman" w:cs="Times New Roman"/>
+          <w:color w:val="188038"/>
+          <w:szCs w:val="24"/>
+        </w:rPr>
+        <w:t xml:space="preserve">) REFERENCES </w:t>
+      </w:r>
+      <w:proofErr w:type="spellStart"/>
+      <w:r>
+        <w:rPr>
+          <w:rFonts w:eastAsia="Times New Roman" w:cs="Times New Roman"/>
+          <w:color w:val="188038"/>
+          <w:szCs w:val="24"/>
+        </w:rPr>
+        <w:t>exercises</w:t>
+      </w:r>
+      <w:proofErr w:type="spellEnd"/>
+      <w:r>
+        <w:rPr>
+          <w:rFonts w:eastAsia="Times New Roman" w:cs="Times New Roman"/>
+          <w:color w:val="188038"/>
+          <w:szCs w:val="24"/>
+        </w:rPr>
+        <w:t>(</w:t>
+      </w:r>
+      <w:proofErr w:type="spellStart"/>
+      <w:r>
+        <w:rPr>
+          <w:rFonts w:eastAsia="Times New Roman" w:cs="Times New Roman"/>
+          <w:color w:val="188038"/>
+          <w:szCs w:val="24"/>
+        </w:rPr>
+        <w:t>id</w:t>
+      </w:r>
+      <w:proofErr w:type="spellEnd"/>
+      <w:r>
+        <w:rPr>
+          <w:rFonts w:eastAsia="Times New Roman" w:cs="Times New Roman"/>
+          <w:color w:val="188038"/>
+          <w:szCs w:val="24"/>
+        </w:rPr>
+        <w:t>) ON DELETE CASCADE</w:t>
       </w:r>
       <w:r>
         <w:rPr>
@@ -4603,18 +5605,19 @@
           <w:szCs w:val="24"/>
           <w:lang w:val="hu-HU"/>
         </w:rPr>
-        <w:t>(exercise_id IS NOT NULL AND exercise_name IS NULL) OR</w:t>
-      </w:r>
-    </w:p>
-    <w:p>
-      <w:pPr>
+        <w:t>(</w:t>
+      </w:r>
+      <w:proofErr w:type="spellStart"/>
+      <w:r>
         <w:rPr>
           <w:rFonts w:eastAsia="Times New Roman" w:cs="Times New Roman"/>
           <w:color w:val="188038"/>
           <w:szCs w:val="24"/>
           <w:lang w:val="hu-HU"/>
         </w:rPr>
-      </w:pPr>
+        <w:t>exercise_id</w:t>
+      </w:r>
+      <w:proofErr w:type="spellEnd"/>
       <w:r>
         <w:rPr>
           <w:rFonts w:eastAsia="Times New Roman" w:cs="Times New Roman"/>
@@ -4622,6 +5625,45 @@
           <w:szCs w:val="24"/>
           <w:lang w:val="hu-HU"/>
         </w:rPr>
+        <w:t xml:space="preserve"> IS NOT NULL AND </w:t>
+      </w:r>
+      <w:proofErr w:type="spellStart"/>
+      <w:r>
+        <w:rPr>
+          <w:rFonts w:eastAsia="Times New Roman" w:cs="Times New Roman"/>
+          <w:color w:val="188038"/>
+          <w:szCs w:val="24"/>
+          <w:lang w:val="hu-HU"/>
+        </w:rPr>
+        <w:t>exercise_name</w:t>
+      </w:r>
+      <w:proofErr w:type="spellEnd"/>
+      <w:r>
+        <w:rPr>
+          <w:rFonts w:eastAsia="Times New Roman" w:cs="Times New Roman"/>
+          <w:color w:val="188038"/>
+          <w:szCs w:val="24"/>
+          <w:lang w:val="hu-HU"/>
+        </w:rPr>
+        <w:t xml:space="preserve"> IS NULL) OR</w:t>
+      </w:r>
+    </w:p>
+    <w:p>
+      <w:pPr>
+        <w:rPr>
+          <w:rFonts w:eastAsia="Times New Roman" w:cs="Times New Roman"/>
+          <w:color w:val="188038"/>
+          <w:szCs w:val="24"/>
+          <w:lang w:val="hu-HU"/>
+        </w:rPr>
+      </w:pPr>
+      <w:r>
+        <w:rPr>
+          <w:rFonts w:eastAsia="Times New Roman" w:cs="Times New Roman"/>
+          <w:color w:val="188038"/>
+          <w:szCs w:val="24"/>
+          <w:lang w:val="hu-HU"/>
+        </w:rPr>
         <w:t>   </w:t>
       </w:r>
       <w:r>
@@ -4640,7 +5682,47 @@
           <w:szCs w:val="24"/>
           <w:lang w:val="hu-HU"/>
         </w:rPr>
-        <w:t>(exercise_id IS NULL AND exercise_name IS NOT NULL)</w:t>
+        <w:t>(</w:t>
+      </w:r>
+      <w:proofErr w:type="spellStart"/>
+      <w:r>
+        <w:rPr>
+          <w:rFonts w:eastAsia="Times New Roman" w:cs="Times New Roman"/>
+          <w:color w:val="188038"/>
+          <w:szCs w:val="24"/>
+          <w:lang w:val="hu-HU"/>
+        </w:rPr>
+        <w:t>exercise_id</w:t>
+      </w:r>
+      <w:proofErr w:type="spellEnd"/>
+      <w:r>
+        <w:rPr>
+          <w:rFonts w:eastAsia="Times New Roman" w:cs="Times New Roman"/>
+          <w:color w:val="188038"/>
+          <w:szCs w:val="24"/>
+          <w:lang w:val="hu-HU"/>
+        </w:rPr>
+        <w:t xml:space="preserve"> IS NULL AND </w:t>
+      </w:r>
+      <w:proofErr w:type="spellStart"/>
+      <w:r>
+        <w:rPr>
+          <w:rFonts w:eastAsia="Times New Roman" w:cs="Times New Roman"/>
+          <w:color w:val="188038"/>
+          <w:szCs w:val="24"/>
+          <w:lang w:val="hu-HU"/>
+        </w:rPr>
+        <w:t>exercise_name</w:t>
+      </w:r>
+      <w:proofErr w:type="spellEnd"/>
+      <w:r>
+        <w:rPr>
+          <w:rFonts w:eastAsia="Times New Roman" w:cs="Times New Roman"/>
+          <w:color w:val="188038"/>
+          <w:szCs w:val="24"/>
+          <w:lang w:val="hu-HU"/>
+        </w:rPr>
+        <w:t xml:space="preserve"> IS NOT NULL)</w:t>
       </w:r>
     </w:p>
     <w:p>
@@ -4694,8 +5776,13 @@
       </w:pPr>
       <w:bookmarkStart w:id="36" w:name="_np9k4f2skx7c" w:colFirst="0" w:colLast="0"/>
       <w:bookmarkEnd w:id="36"/>
-      <w:r>
-        <w:t>muscle_groups (izomcsoportok)</w:t>
+      <w:proofErr w:type="spellStart"/>
+      <w:r>
+        <w:t>muscle_groups</w:t>
+      </w:r>
+      <w:proofErr w:type="spellEnd"/>
+      <w:r>
+        <w:t xml:space="preserve"> (izomcsoportok)</w:t>
       </w:r>
     </w:p>
     <w:p>
@@ -4728,41 +5815,95 @@
           <w:color w:val="188038"/>
           <w:szCs w:val="24"/>
         </w:rPr>
-        <w:t>CREATE TABLE muscle_groups (</w:t>
-      </w:r>
-    </w:p>
-    <w:p>
-      <w:pPr>
-        <w:rPr>
-          <w:rFonts w:eastAsia="Times New Roman" w:cs="Times New Roman"/>
-          <w:color w:val="188038"/>
-          <w:szCs w:val="24"/>
-        </w:rPr>
-      </w:pPr>
-      <w:r>
-        <w:rPr>
-          <w:rFonts w:eastAsia="Times New Roman" w:cs="Times New Roman"/>
-          <w:color w:val="188038"/>
-          <w:szCs w:val="24"/>
-        </w:rPr>
-        <w:t xml:space="preserve">   id INTEGER PRIMARY KEY NOT NULL,</w:t>
-      </w:r>
-    </w:p>
-    <w:p>
-      <w:pPr>
-        <w:rPr>
-          <w:rFonts w:eastAsia="Times New Roman" w:cs="Times New Roman"/>
-          <w:color w:val="188038"/>
-          <w:szCs w:val="24"/>
-        </w:rPr>
-      </w:pPr>
-      <w:r>
-        <w:rPr>
-          <w:rFonts w:eastAsia="Times New Roman" w:cs="Times New Roman"/>
-          <w:color w:val="188038"/>
-          <w:szCs w:val="24"/>
-        </w:rPr>
-        <w:t xml:space="preserve">   name TEXT NOT NULL</w:t>
+        <w:t xml:space="preserve">CREATE TABLE </w:t>
+      </w:r>
+      <w:proofErr w:type="spellStart"/>
+      <w:r>
+        <w:rPr>
+          <w:rFonts w:eastAsia="Times New Roman" w:cs="Times New Roman"/>
+          <w:color w:val="188038"/>
+          <w:szCs w:val="24"/>
+        </w:rPr>
+        <w:t>muscle_groups</w:t>
+      </w:r>
+      <w:proofErr w:type="spellEnd"/>
+      <w:r>
+        <w:rPr>
+          <w:rFonts w:eastAsia="Times New Roman" w:cs="Times New Roman"/>
+          <w:color w:val="188038"/>
+          <w:szCs w:val="24"/>
+        </w:rPr>
+        <w:t xml:space="preserve"> (</w:t>
+      </w:r>
+    </w:p>
+    <w:p>
+      <w:pPr>
+        <w:rPr>
+          <w:rFonts w:eastAsia="Times New Roman" w:cs="Times New Roman"/>
+          <w:color w:val="188038"/>
+          <w:szCs w:val="24"/>
+        </w:rPr>
+      </w:pPr>
+      <w:r>
+        <w:rPr>
+          <w:rFonts w:eastAsia="Times New Roman" w:cs="Times New Roman"/>
+          <w:color w:val="188038"/>
+          <w:szCs w:val="24"/>
+        </w:rPr>
+        <w:t xml:space="preserve">   </w:t>
+      </w:r>
+      <w:proofErr w:type="spellStart"/>
+      <w:r>
+        <w:rPr>
+          <w:rFonts w:eastAsia="Times New Roman" w:cs="Times New Roman"/>
+          <w:color w:val="188038"/>
+          <w:szCs w:val="24"/>
+        </w:rPr>
+        <w:t>id</w:t>
+      </w:r>
+      <w:proofErr w:type="spellEnd"/>
+      <w:r>
+        <w:rPr>
+          <w:rFonts w:eastAsia="Times New Roman" w:cs="Times New Roman"/>
+          <w:color w:val="188038"/>
+          <w:szCs w:val="24"/>
+        </w:rPr>
+        <w:t xml:space="preserve"> INTEGER PRIMARY KEY NOT NULL,</w:t>
+      </w:r>
+    </w:p>
+    <w:p>
+      <w:pPr>
+        <w:rPr>
+          <w:rFonts w:eastAsia="Times New Roman" w:cs="Times New Roman"/>
+          <w:color w:val="188038"/>
+          <w:szCs w:val="24"/>
+        </w:rPr>
+      </w:pPr>
+      <w:r>
+        <w:rPr>
+          <w:rFonts w:eastAsia="Times New Roman" w:cs="Times New Roman"/>
+          <w:color w:val="188038"/>
+          <w:szCs w:val="24"/>
+        </w:rPr>
+        <w:t xml:space="preserve">   </w:t>
+      </w:r>
+      <w:proofErr w:type="spellStart"/>
+      <w:r>
+        <w:rPr>
+          <w:rFonts w:eastAsia="Times New Roman" w:cs="Times New Roman"/>
+          <w:color w:val="188038"/>
+          <w:szCs w:val="24"/>
+        </w:rPr>
+        <w:t>name</w:t>
+      </w:r>
+      <w:proofErr w:type="spellEnd"/>
+      <w:r>
+        <w:rPr>
+          <w:rFonts w:eastAsia="Times New Roman" w:cs="Times New Roman"/>
+          <w:color w:val="188038"/>
+          <w:szCs w:val="24"/>
+        </w:rPr>
+        <w:t xml:space="preserve"> TEXT NOT NULL</w:t>
       </w:r>
     </w:p>
     <w:p>
@@ -4788,8 +5929,13 @@
       </w:pPr>
       <w:bookmarkStart w:id="37" w:name="_73csb256fpmo" w:colFirst="0" w:colLast="0"/>
       <w:bookmarkEnd w:id="37"/>
-      <w:r>
-        <w:t>muscle_groups_exercises (izomcsoport–gyakorlat kapcsolat)</w:t>
+      <w:proofErr w:type="spellStart"/>
+      <w:r>
+        <w:t>muscle_groups_exercises</w:t>
+      </w:r>
+      <w:proofErr w:type="spellEnd"/>
+      <w:r>
+        <w:t xml:space="preserve"> (izomcsoport–gyakorlat kapcsolat)</w:t>
       </w:r>
     </w:p>
     <w:p>
@@ -4822,92 +5968,326 @@
           <w:color w:val="188038"/>
           <w:szCs w:val="24"/>
         </w:rPr>
-        <w:t>CREATE TABLE muscle_groups_exercises (</w:t>
-      </w:r>
-    </w:p>
-    <w:p>
-      <w:pPr>
-        <w:rPr>
-          <w:rFonts w:eastAsia="Times New Roman" w:cs="Times New Roman"/>
-          <w:color w:val="188038"/>
-          <w:szCs w:val="24"/>
-        </w:rPr>
-      </w:pPr>
-      <w:r>
-        <w:rPr>
-          <w:rFonts w:eastAsia="Times New Roman" w:cs="Times New Roman"/>
-          <w:color w:val="188038"/>
-          <w:szCs w:val="24"/>
-        </w:rPr>
-        <w:t xml:space="preserve">   muscle_group_id INTEGER NOT NULL,</w:t>
-      </w:r>
-    </w:p>
-    <w:p>
-      <w:pPr>
-        <w:rPr>
-          <w:rFonts w:eastAsia="Times New Roman" w:cs="Times New Roman"/>
-          <w:color w:val="188038"/>
-          <w:szCs w:val="24"/>
-        </w:rPr>
-      </w:pPr>
-      <w:r>
-        <w:rPr>
-          <w:rFonts w:eastAsia="Times New Roman" w:cs="Times New Roman"/>
-          <w:color w:val="188038"/>
-          <w:szCs w:val="24"/>
-        </w:rPr>
-        <w:t xml:space="preserve">   exercise_id INTEGER NOT NULL,</w:t>
-      </w:r>
-    </w:p>
-    <w:p>
-      <w:pPr>
-        <w:rPr>
-          <w:rFonts w:eastAsia="Times New Roman" w:cs="Times New Roman"/>
-          <w:color w:val="188038"/>
-          <w:szCs w:val="24"/>
-        </w:rPr>
-      </w:pPr>
-      <w:r>
-        <w:rPr>
-          <w:rFonts w:eastAsia="Times New Roman" w:cs="Times New Roman"/>
-          <w:color w:val="188038"/>
-          <w:szCs w:val="24"/>
-        </w:rPr>
-        <w:t xml:space="preserve">   role TEXT NOT NULL CHECK (role IN ('Primary', 'Secondary')),</w:t>
-      </w:r>
-    </w:p>
-    <w:p>
-      <w:pPr>
-        <w:rPr>
-          <w:rFonts w:eastAsia="Times New Roman" w:cs="Times New Roman"/>
-          <w:color w:val="188038"/>
-          <w:szCs w:val="24"/>
-        </w:rPr>
-      </w:pPr>
-      <w:r>
-        <w:rPr>
-          <w:rFonts w:eastAsia="Times New Roman" w:cs="Times New Roman"/>
-          <w:color w:val="188038"/>
-          <w:szCs w:val="24"/>
-        </w:rPr>
-        <w:t xml:space="preserve">   FOREIGN KEY (muscle_group_id) REFERENCES muscle_groups(id) ON DELETE CASCADE,</w:t>
-      </w:r>
-    </w:p>
-    <w:p>
-      <w:pPr>
-        <w:rPr>
-          <w:rFonts w:eastAsia="Times New Roman" w:cs="Times New Roman"/>
-          <w:color w:val="188038"/>
-          <w:szCs w:val="24"/>
-        </w:rPr>
-      </w:pPr>
-      <w:r>
-        <w:rPr>
-          <w:rFonts w:eastAsia="Times New Roman" w:cs="Times New Roman"/>
-          <w:color w:val="188038"/>
-          <w:szCs w:val="24"/>
-        </w:rPr>
-        <w:t xml:space="preserve">   FOREIGN KEY (exercise_id) REFERENCES exercises(id) ON DELETE CASCADE</w:t>
+        <w:t xml:space="preserve">CREATE TABLE </w:t>
+      </w:r>
+      <w:proofErr w:type="spellStart"/>
+      <w:r>
+        <w:rPr>
+          <w:rFonts w:eastAsia="Times New Roman" w:cs="Times New Roman"/>
+          <w:color w:val="188038"/>
+          <w:szCs w:val="24"/>
+        </w:rPr>
+        <w:t>muscle_groups_exercises</w:t>
+      </w:r>
+      <w:proofErr w:type="spellEnd"/>
+      <w:r>
+        <w:rPr>
+          <w:rFonts w:eastAsia="Times New Roman" w:cs="Times New Roman"/>
+          <w:color w:val="188038"/>
+          <w:szCs w:val="24"/>
+        </w:rPr>
+        <w:t xml:space="preserve"> (</w:t>
+      </w:r>
+    </w:p>
+    <w:p>
+      <w:pPr>
+        <w:rPr>
+          <w:rFonts w:eastAsia="Times New Roman" w:cs="Times New Roman"/>
+          <w:color w:val="188038"/>
+          <w:szCs w:val="24"/>
+        </w:rPr>
+      </w:pPr>
+      <w:r>
+        <w:rPr>
+          <w:rFonts w:eastAsia="Times New Roman" w:cs="Times New Roman"/>
+          <w:color w:val="188038"/>
+          <w:szCs w:val="24"/>
+        </w:rPr>
+        <w:t xml:space="preserve">   </w:t>
+      </w:r>
+      <w:proofErr w:type="spellStart"/>
+      <w:r>
+        <w:rPr>
+          <w:rFonts w:eastAsia="Times New Roman" w:cs="Times New Roman"/>
+          <w:color w:val="188038"/>
+          <w:szCs w:val="24"/>
+        </w:rPr>
+        <w:t>muscle_group_id</w:t>
+      </w:r>
+      <w:proofErr w:type="spellEnd"/>
+      <w:r>
+        <w:rPr>
+          <w:rFonts w:eastAsia="Times New Roman" w:cs="Times New Roman"/>
+          <w:color w:val="188038"/>
+          <w:szCs w:val="24"/>
+        </w:rPr>
+        <w:t xml:space="preserve"> INTEGER NOT NULL,</w:t>
+      </w:r>
+    </w:p>
+    <w:p>
+      <w:pPr>
+        <w:rPr>
+          <w:rFonts w:eastAsia="Times New Roman" w:cs="Times New Roman"/>
+          <w:color w:val="188038"/>
+          <w:szCs w:val="24"/>
+        </w:rPr>
+      </w:pPr>
+      <w:r>
+        <w:rPr>
+          <w:rFonts w:eastAsia="Times New Roman" w:cs="Times New Roman"/>
+          <w:color w:val="188038"/>
+          <w:szCs w:val="24"/>
+        </w:rPr>
+        <w:t xml:space="preserve">   </w:t>
+      </w:r>
+      <w:proofErr w:type="spellStart"/>
+      <w:r>
+        <w:rPr>
+          <w:rFonts w:eastAsia="Times New Roman" w:cs="Times New Roman"/>
+          <w:color w:val="188038"/>
+          <w:szCs w:val="24"/>
+        </w:rPr>
+        <w:t>exercise_id</w:t>
+      </w:r>
+      <w:proofErr w:type="spellEnd"/>
+      <w:r>
+        <w:rPr>
+          <w:rFonts w:eastAsia="Times New Roman" w:cs="Times New Roman"/>
+          <w:color w:val="188038"/>
+          <w:szCs w:val="24"/>
+        </w:rPr>
+        <w:t xml:space="preserve"> INTEGER NOT NULL,</w:t>
+      </w:r>
+    </w:p>
+    <w:p>
+      <w:pPr>
+        <w:rPr>
+          <w:rFonts w:eastAsia="Times New Roman" w:cs="Times New Roman"/>
+          <w:color w:val="188038"/>
+          <w:szCs w:val="24"/>
+        </w:rPr>
+      </w:pPr>
+      <w:r>
+        <w:rPr>
+          <w:rFonts w:eastAsia="Times New Roman" w:cs="Times New Roman"/>
+          <w:color w:val="188038"/>
+          <w:szCs w:val="24"/>
+        </w:rPr>
+        <w:t xml:space="preserve">   </w:t>
+      </w:r>
+      <w:proofErr w:type="spellStart"/>
+      <w:r>
+        <w:rPr>
+          <w:rFonts w:eastAsia="Times New Roman" w:cs="Times New Roman"/>
+          <w:color w:val="188038"/>
+          <w:szCs w:val="24"/>
+        </w:rPr>
+        <w:t>role</w:t>
+      </w:r>
+      <w:proofErr w:type="spellEnd"/>
+      <w:r>
+        <w:rPr>
+          <w:rFonts w:eastAsia="Times New Roman" w:cs="Times New Roman"/>
+          <w:color w:val="188038"/>
+          <w:szCs w:val="24"/>
+        </w:rPr>
+        <w:t xml:space="preserve"> TEXT NOT NULL CHECK (</w:t>
+      </w:r>
+      <w:proofErr w:type="spellStart"/>
+      <w:r>
+        <w:rPr>
+          <w:rFonts w:eastAsia="Times New Roman" w:cs="Times New Roman"/>
+          <w:color w:val="188038"/>
+          <w:szCs w:val="24"/>
+        </w:rPr>
+        <w:t>role</w:t>
+      </w:r>
+      <w:proofErr w:type="spellEnd"/>
+      <w:r>
+        <w:rPr>
+          <w:rFonts w:eastAsia="Times New Roman" w:cs="Times New Roman"/>
+          <w:color w:val="188038"/>
+          <w:szCs w:val="24"/>
+        </w:rPr>
+        <w:t xml:space="preserve"> IN ('</w:t>
+      </w:r>
+      <w:proofErr w:type="spellStart"/>
+      <w:r>
+        <w:rPr>
+          <w:rFonts w:eastAsia="Times New Roman" w:cs="Times New Roman"/>
+          <w:color w:val="188038"/>
+          <w:szCs w:val="24"/>
+        </w:rPr>
+        <w:t>Primary</w:t>
+      </w:r>
+      <w:proofErr w:type="spellEnd"/>
+      <w:r>
+        <w:rPr>
+          <w:rFonts w:eastAsia="Times New Roman" w:cs="Times New Roman"/>
+          <w:color w:val="188038"/>
+          <w:szCs w:val="24"/>
+        </w:rPr>
+        <w:t>', '</w:t>
+      </w:r>
+      <w:proofErr w:type="spellStart"/>
+      <w:r>
+        <w:rPr>
+          <w:rFonts w:eastAsia="Times New Roman" w:cs="Times New Roman"/>
+          <w:color w:val="188038"/>
+          <w:szCs w:val="24"/>
+        </w:rPr>
+        <w:t>Secondary</w:t>
+      </w:r>
+      <w:proofErr w:type="spellEnd"/>
+      <w:r>
+        <w:rPr>
+          <w:rFonts w:eastAsia="Times New Roman" w:cs="Times New Roman"/>
+          <w:color w:val="188038"/>
+          <w:szCs w:val="24"/>
+        </w:rPr>
+        <w:t>')),</w:t>
+      </w:r>
+    </w:p>
+    <w:p>
+      <w:pPr>
+        <w:rPr>
+          <w:rFonts w:eastAsia="Times New Roman" w:cs="Times New Roman"/>
+          <w:color w:val="188038"/>
+          <w:szCs w:val="24"/>
+        </w:rPr>
+      </w:pPr>
+      <w:r>
+        <w:rPr>
+          <w:rFonts w:eastAsia="Times New Roman" w:cs="Times New Roman"/>
+          <w:color w:val="188038"/>
+          <w:szCs w:val="24"/>
+        </w:rPr>
+        <w:t xml:space="preserve">   FOREIGN KEY (</w:t>
+      </w:r>
+      <w:proofErr w:type="spellStart"/>
+      <w:r>
+        <w:rPr>
+          <w:rFonts w:eastAsia="Times New Roman" w:cs="Times New Roman"/>
+          <w:color w:val="188038"/>
+          <w:szCs w:val="24"/>
+        </w:rPr>
+        <w:t>muscle_group_id</w:t>
+      </w:r>
+      <w:proofErr w:type="spellEnd"/>
+      <w:r>
+        <w:rPr>
+          <w:rFonts w:eastAsia="Times New Roman" w:cs="Times New Roman"/>
+          <w:color w:val="188038"/>
+          <w:szCs w:val="24"/>
+        </w:rPr>
+        <w:t xml:space="preserve">) REFERENCES </w:t>
+      </w:r>
+      <w:proofErr w:type="spellStart"/>
+      <w:r>
+        <w:rPr>
+          <w:rFonts w:eastAsia="Times New Roman" w:cs="Times New Roman"/>
+          <w:color w:val="188038"/>
+          <w:szCs w:val="24"/>
+        </w:rPr>
+        <w:t>muscle_groups</w:t>
+      </w:r>
+      <w:proofErr w:type="spellEnd"/>
+      <w:r>
+        <w:rPr>
+          <w:rFonts w:eastAsia="Times New Roman" w:cs="Times New Roman"/>
+          <w:color w:val="188038"/>
+          <w:szCs w:val="24"/>
+        </w:rPr>
+        <w:t>(</w:t>
+      </w:r>
+      <w:proofErr w:type="spellStart"/>
+      <w:r>
+        <w:rPr>
+          <w:rFonts w:eastAsia="Times New Roman" w:cs="Times New Roman"/>
+          <w:color w:val="188038"/>
+          <w:szCs w:val="24"/>
+        </w:rPr>
+        <w:t>id</w:t>
+      </w:r>
+      <w:proofErr w:type="spellEnd"/>
+      <w:r>
+        <w:rPr>
+          <w:rFonts w:eastAsia="Times New Roman" w:cs="Times New Roman"/>
+          <w:color w:val="188038"/>
+          <w:szCs w:val="24"/>
+        </w:rPr>
+        <w:t>) ON DELETE CASCADE,</w:t>
+      </w:r>
+    </w:p>
+    <w:p>
+      <w:pPr>
+        <w:rPr>
+          <w:rFonts w:eastAsia="Times New Roman" w:cs="Times New Roman"/>
+          <w:color w:val="188038"/>
+          <w:szCs w:val="24"/>
+        </w:rPr>
+      </w:pPr>
+      <w:r>
+        <w:rPr>
+          <w:rFonts w:eastAsia="Times New Roman" w:cs="Times New Roman"/>
+          <w:color w:val="188038"/>
+          <w:szCs w:val="24"/>
+        </w:rPr>
+        <w:t xml:space="preserve">   FOREIGN KEY (</w:t>
+      </w:r>
+      <w:proofErr w:type="spellStart"/>
+      <w:r>
+        <w:rPr>
+          <w:rFonts w:eastAsia="Times New Roman" w:cs="Times New Roman"/>
+          <w:color w:val="188038"/>
+          <w:szCs w:val="24"/>
+        </w:rPr>
+        <w:t>exercise_id</w:t>
+      </w:r>
+      <w:proofErr w:type="spellEnd"/>
+      <w:r>
+        <w:rPr>
+          <w:rFonts w:eastAsia="Times New Roman" w:cs="Times New Roman"/>
+          <w:color w:val="188038"/>
+          <w:szCs w:val="24"/>
+        </w:rPr>
+        <w:t xml:space="preserve">) REFERENCES </w:t>
+      </w:r>
+      <w:proofErr w:type="spellStart"/>
+      <w:r>
+        <w:rPr>
+          <w:rFonts w:eastAsia="Times New Roman" w:cs="Times New Roman"/>
+          <w:color w:val="188038"/>
+          <w:szCs w:val="24"/>
+        </w:rPr>
+        <w:t>exercises</w:t>
+      </w:r>
+      <w:proofErr w:type="spellEnd"/>
+      <w:r>
+        <w:rPr>
+          <w:rFonts w:eastAsia="Times New Roman" w:cs="Times New Roman"/>
+          <w:color w:val="188038"/>
+          <w:szCs w:val="24"/>
+        </w:rPr>
+        <w:t>(</w:t>
+      </w:r>
+      <w:proofErr w:type="spellStart"/>
+      <w:r>
+        <w:rPr>
+          <w:rFonts w:eastAsia="Times New Roman" w:cs="Times New Roman"/>
+          <w:color w:val="188038"/>
+          <w:szCs w:val="24"/>
+        </w:rPr>
+        <w:t>id</w:t>
+      </w:r>
+      <w:proofErr w:type="spellEnd"/>
+      <w:r>
+        <w:rPr>
+          <w:rFonts w:eastAsia="Times New Roman" w:cs="Times New Roman"/>
+          <w:color w:val="188038"/>
+          <w:szCs w:val="24"/>
+        </w:rPr>
+        <w:t>) ON DELETE CASCADE</w:t>
       </w:r>
     </w:p>
     <w:p>
@@ -4934,8 +6314,13 @@
       </w:pPr>
       <w:bookmarkStart w:id="38" w:name="_w6zvz8bqih6c" w:colFirst="0" w:colLast="0"/>
       <w:bookmarkEnd w:id="38"/>
-      <w:r>
-        <w:t>plans (edzéstervek)</w:t>
+      <w:proofErr w:type="spellStart"/>
+      <w:r>
+        <w:t>plans</w:t>
+      </w:r>
+      <w:proofErr w:type="spellEnd"/>
+      <w:r>
+        <w:t xml:space="preserve"> (edzéstervek)</w:t>
       </w:r>
     </w:p>
     <w:p>
@@ -4968,75 +6353,201 @@
           <w:color w:val="188038"/>
           <w:szCs w:val="24"/>
         </w:rPr>
-        <w:t>CREATE TABLE plans (</w:t>
-      </w:r>
-    </w:p>
-    <w:p>
-      <w:pPr>
-        <w:rPr>
-          <w:rFonts w:eastAsia="Times New Roman" w:cs="Times New Roman"/>
-          <w:color w:val="188038"/>
-          <w:szCs w:val="24"/>
-        </w:rPr>
-      </w:pPr>
-      <w:r>
-        <w:rPr>
-          <w:rFonts w:eastAsia="Times New Roman" w:cs="Times New Roman"/>
-          <w:color w:val="188038"/>
-          <w:szCs w:val="24"/>
-        </w:rPr>
-        <w:t xml:space="preserve">   id INTEGER PRIMARY KEY NOT NULL,</w:t>
-      </w:r>
-    </w:p>
-    <w:p>
-      <w:pPr>
-        <w:rPr>
-          <w:rFonts w:eastAsia="Times New Roman" w:cs="Times New Roman"/>
-          <w:color w:val="188038"/>
-          <w:szCs w:val="24"/>
-        </w:rPr>
-      </w:pPr>
-      <w:r>
-        <w:rPr>
-          <w:rFonts w:eastAsia="Times New Roman" w:cs="Times New Roman"/>
-          <w:color w:val="188038"/>
-          <w:szCs w:val="24"/>
-        </w:rPr>
-        <w:t xml:space="preserve">   user_id INTEGER NOT NULL,</w:t>
-      </w:r>
-    </w:p>
-    <w:p>
-      <w:pPr>
-        <w:rPr>
-          <w:rFonts w:eastAsia="Times New Roman" w:cs="Times New Roman"/>
-          <w:color w:val="188038"/>
-          <w:szCs w:val="24"/>
-        </w:rPr>
-      </w:pPr>
-      <w:r>
-        <w:rPr>
-          <w:rFonts w:eastAsia="Times New Roman" w:cs="Times New Roman"/>
-          <w:color w:val="188038"/>
-          <w:szCs w:val="24"/>
-        </w:rPr>
-        <w:t xml:space="preserve">   name TEXT NOT NULL,</w:t>
-      </w:r>
-    </w:p>
-    <w:p>
-      <w:pPr>
-        <w:rPr>
-          <w:rFonts w:eastAsia="Times New Roman" w:cs="Times New Roman"/>
-          <w:color w:val="188038"/>
-          <w:szCs w:val="24"/>
-        </w:rPr>
-      </w:pPr>
-      <w:r>
-        <w:rPr>
-          <w:rFonts w:eastAsia="Times New Roman" w:cs="Times New Roman"/>
-          <w:color w:val="188038"/>
-          <w:szCs w:val="24"/>
-        </w:rPr>
-        <w:t xml:space="preserve">   FOREIGN KEY (user_id) REFERENCES users(id) ON DELETE CASCADE</w:t>
+        <w:t xml:space="preserve">CREATE TABLE </w:t>
+      </w:r>
+      <w:proofErr w:type="spellStart"/>
+      <w:r>
+        <w:rPr>
+          <w:rFonts w:eastAsia="Times New Roman" w:cs="Times New Roman"/>
+          <w:color w:val="188038"/>
+          <w:szCs w:val="24"/>
+        </w:rPr>
+        <w:t>plans</w:t>
+      </w:r>
+      <w:proofErr w:type="spellEnd"/>
+      <w:r>
+        <w:rPr>
+          <w:rFonts w:eastAsia="Times New Roman" w:cs="Times New Roman"/>
+          <w:color w:val="188038"/>
+          <w:szCs w:val="24"/>
+        </w:rPr>
+        <w:t xml:space="preserve"> (</w:t>
+      </w:r>
+    </w:p>
+    <w:p>
+      <w:pPr>
+        <w:rPr>
+          <w:rFonts w:eastAsia="Times New Roman" w:cs="Times New Roman"/>
+          <w:color w:val="188038"/>
+          <w:szCs w:val="24"/>
+        </w:rPr>
+      </w:pPr>
+      <w:r>
+        <w:rPr>
+          <w:rFonts w:eastAsia="Times New Roman" w:cs="Times New Roman"/>
+          <w:color w:val="188038"/>
+          <w:szCs w:val="24"/>
+        </w:rPr>
+        <w:t xml:space="preserve">   </w:t>
+      </w:r>
+      <w:proofErr w:type="spellStart"/>
+      <w:r>
+        <w:rPr>
+          <w:rFonts w:eastAsia="Times New Roman" w:cs="Times New Roman"/>
+          <w:color w:val="188038"/>
+          <w:szCs w:val="24"/>
+        </w:rPr>
+        <w:t>id</w:t>
+      </w:r>
+      <w:proofErr w:type="spellEnd"/>
+      <w:r>
+        <w:rPr>
+          <w:rFonts w:eastAsia="Times New Roman" w:cs="Times New Roman"/>
+          <w:color w:val="188038"/>
+          <w:szCs w:val="24"/>
+        </w:rPr>
+        <w:t xml:space="preserve"> INTEGER PRIMARY KEY NOT NULL,</w:t>
+      </w:r>
+    </w:p>
+    <w:p>
+      <w:pPr>
+        <w:rPr>
+          <w:rFonts w:eastAsia="Times New Roman" w:cs="Times New Roman"/>
+          <w:color w:val="188038"/>
+          <w:szCs w:val="24"/>
+        </w:rPr>
+      </w:pPr>
+      <w:r>
+        <w:rPr>
+          <w:rFonts w:eastAsia="Times New Roman" w:cs="Times New Roman"/>
+          <w:color w:val="188038"/>
+          <w:szCs w:val="24"/>
+        </w:rPr>
+        <w:t xml:space="preserve">   </w:t>
+      </w:r>
+      <w:proofErr w:type="spellStart"/>
+      <w:r>
+        <w:rPr>
+          <w:rFonts w:eastAsia="Times New Roman" w:cs="Times New Roman"/>
+          <w:color w:val="188038"/>
+          <w:szCs w:val="24"/>
+        </w:rPr>
+        <w:t>user_id</w:t>
+      </w:r>
+      <w:proofErr w:type="spellEnd"/>
+      <w:r>
+        <w:rPr>
+          <w:rFonts w:eastAsia="Times New Roman" w:cs="Times New Roman"/>
+          <w:color w:val="188038"/>
+          <w:szCs w:val="24"/>
+        </w:rPr>
+        <w:t xml:space="preserve"> INTEGER NOT NULL,</w:t>
+      </w:r>
+    </w:p>
+    <w:p>
+      <w:pPr>
+        <w:rPr>
+          <w:rFonts w:eastAsia="Times New Roman" w:cs="Times New Roman"/>
+          <w:color w:val="188038"/>
+          <w:szCs w:val="24"/>
+        </w:rPr>
+      </w:pPr>
+      <w:r>
+        <w:rPr>
+          <w:rFonts w:eastAsia="Times New Roman" w:cs="Times New Roman"/>
+          <w:color w:val="188038"/>
+          <w:szCs w:val="24"/>
+        </w:rPr>
+        <w:t xml:space="preserve">   </w:t>
+      </w:r>
+      <w:proofErr w:type="spellStart"/>
+      <w:r>
+        <w:rPr>
+          <w:rFonts w:eastAsia="Times New Roman" w:cs="Times New Roman"/>
+          <w:color w:val="188038"/>
+          <w:szCs w:val="24"/>
+        </w:rPr>
+        <w:t>name</w:t>
+      </w:r>
+      <w:proofErr w:type="spellEnd"/>
+      <w:r>
+        <w:rPr>
+          <w:rFonts w:eastAsia="Times New Roman" w:cs="Times New Roman"/>
+          <w:color w:val="188038"/>
+          <w:szCs w:val="24"/>
+        </w:rPr>
+        <w:t xml:space="preserve"> TEXT NOT NULL,</w:t>
+      </w:r>
+    </w:p>
+    <w:p>
+      <w:pPr>
+        <w:rPr>
+          <w:rFonts w:eastAsia="Times New Roman" w:cs="Times New Roman"/>
+          <w:color w:val="188038"/>
+          <w:szCs w:val="24"/>
+        </w:rPr>
+      </w:pPr>
+      <w:r>
+        <w:rPr>
+          <w:rFonts w:eastAsia="Times New Roman" w:cs="Times New Roman"/>
+          <w:color w:val="188038"/>
+          <w:szCs w:val="24"/>
+        </w:rPr>
+        <w:t xml:space="preserve">   FOREIGN KEY (</w:t>
+      </w:r>
+      <w:proofErr w:type="spellStart"/>
+      <w:r>
+        <w:rPr>
+          <w:rFonts w:eastAsia="Times New Roman" w:cs="Times New Roman"/>
+          <w:color w:val="188038"/>
+          <w:szCs w:val="24"/>
+        </w:rPr>
+        <w:t>user_id</w:t>
+      </w:r>
+      <w:proofErr w:type="spellEnd"/>
+      <w:r>
+        <w:rPr>
+          <w:rFonts w:eastAsia="Times New Roman" w:cs="Times New Roman"/>
+          <w:color w:val="188038"/>
+          <w:szCs w:val="24"/>
+        </w:rPr>
+        <w:t xml:space="preserve">) REFERENCES </w:t>
+      </w:r>
+      <w:proofErr w:type="spellStart"/>
+      <w:r>
+        <w:rPr>
+          <w:rFonts w:eastAsia="Times New Roman" w:cs="Times New Roman"/>
+          <w:color w:val="188038"/>
+          <w:szCs w:val="24"/>
+        </w:rPr>
+        <w:t>users</w:t>
+      </w:r>
+      <w:proofErr w:type="spellEnd"/>
+      <w:r>
+        <w:rPr>
+          <w:rFonts w:eastAsia="Times New Roman" w:cs="Times New Roman"/>
+          <w:color w:val="188038"/>
+          <w:szCs w:val="24"/>
+        </w:rPr>
+        <w:t>(</w:t>
+      </w:r>
+      <w:proofErr w:type="spellStart"/>
+      <w:r>
+        <w:rPr>
+          <w:rFonts w:eastAsia="Times New Roman" w:cs="Times New Roman"/>
+          <w:color w:val="188038"/>
+          <w:szCs w:val="24"/>
+        </w:rPr>
+        <w:t>id</w:t>
+      </w:r>
+      <w:proofErr w:type="spellEnd"/>
+      <w:r>
+        <w:rPr>
+          <w:rFonts w:eastAsia="Times New Roman" w:cs="Times New Roman"/>
+          <w:color w:val="188038"/>
+          <w:szCs w:val="24"/>
+        </w:rPr>
+        <w:t>) ON DELETE CASCADE</w:t>
       </w:r>
     </w:p>
     <w:p>
@@ -5062,8 +6573,13 @@
       </w:pPr>
       <w:bookmarkStart w:id="39" w:name="_b07pn5lt4vet" w:colFirst="0" w:colLast="0"/>
       <w:bookmarkEnd w:id="39"/>
-      <w:r>
-        <w:t>plans_exercises (terv–gyakorlat kapcsolat)</w:t>
+      <w:proofErr w:type="spellStart"/>
+      <w:r>
+        <w:t>plans_exercises</w:t>
+      </w:r>
+      <w:proofErr w:type="spellEnd"/>
+      <w:r>
+        <w:t xml:space="preserve"> (terv–gyakorlat kapcsolat)</w:t>
       </w:r>
     </w:p>
     <w:p>
@@ -5079,126 +6595,340 @@
           <w:rFonts w:eastAsia="Times New Roman" w:cs="Times New Roman"/>
           <w:szCs w:val="24"/>
         </w:rPr>
-        <w:t>Egy edzéstervhez rendelt gyakorlatokat és sorozatokat tárolja.</w:t>
-      </w:r>
-    </w:p>
-    <w:p>
-      <w:pPr>
-        <w:rPr>
-          <w:rFonts w:eastAsia="Times New Roman" w:cs="Times New Roman"/>
-          <w:color w:val="188038"/>
-          <w:szCs w:val="24"/>
-        </w:rPr>
-      </w:pPr>
-      <w:r>
-        <w:rPr>
-          <w:rFonts w:eastAsia="Times New Roman" w:cs="Times New Roman"/>
-          <w:color w:val="188038"/>
-          <w:szCs w:val="24"/>
-        </w:rPr>
-        <w:t>CREATE TABLE plans_exercises (</w:t>
-      </w:r>
-    </w:p>
-    <w:p>
-      <w:pPr>
-        <w:rPr>
-          <w:rFonts w:eastAsia="Times New Roman" w:cs="Times New Roman"/>
-          <w:color w:val="188038"/>
-          <w:szCs w:val="24"/>
-        </w:rPr>
-      </w:pPr>
-      <w:r>
-        <w:rPr>
-          <w:rFonts w:eastAsia="Times New Roman" w:cs="Times New Roman"/>
-          <w:color w:val="188038"/>
-          <w:szCs w:val="24"/>
-        </w:rPr>
-        <w:t xml:space="preserve">   plan_id INTEGER NOT NULL,</w:t>
-      </w:r>
-    </w:p>
-    <w:p>
-      <w:pPr>
-        <w:rPr>
-          <w:rFonts w:eastAsia="Times New Roman" w:cs="Times New Roman"/>
-          <w:color w:val="188038"/>
-          <w:szCs w:val="24"/>
-        </w:rPr>
-      </w:pPr>
-      <w:r>
-        <w:rPr>
-          <w:rFonts w:eastAsia="Times New Roman" w:cs="Times New Roman"/>
-          <w:color w:val="188038"/>
-          <w:szCs w:val="24"/>
-        </w:rPr>
-        <w:t xml:space="preserve">   exercise_id INTEGER,</w:t>
-      </w:r>
-    </w:p>
-    <w:p>
-      <w:pPr>
-        <w:rPr>
-          <w:rFonts w:eastAsia="Times New Roman" w:cs="Times New Roman"/>
-          <w:color w:val="188038"/>
-          <w:szCs w:val="24"/>
-        </w:rPr>
-      </w:pPr>
-      <w:r>
-        <w:rPr>
-          <w:rFonts w:eastAsia="Times New Roman" w:cs="Times New Roman"/>
-          <w:color w:val="188038"/>
-          <w:szCs w:val="24"/>
-        </w:rPr>
-        <w:t xml:space="preserve">   exercise_name TEXT,</w:t>
-      </w:r>
-    </w:p>
-    <w:p>
-      <w:pPr>
-        <w:rPr>
-          <w:rFonts w:eastAsia="Times New Roman" w:cs="Times New Roman"/>
-          <w:color w:val="188038"/>
-          <w:szCs w:val="24"/>
-        </w:rPr>
-      </w:pPr>
-      <w:r>
-        <w:rPr>
-          <w:rFonts w:eastAsia="Times New Roman" w:cs="Times New Roman"/>
-          <w:color w:val="188038"/>
-          <w:szCs w:val="24"/>
-        </w:rPr>
-        <w:t xml:space="preserve">   sets INTEGER,</w:t>
-      </w:r>
-    </w:p>
-    <w:p>
-      <w:pPr>
-        <w:rPr>
-          <w:rFonts w:eastAsia="Times New Roman" w:cs="Times New Roman"/>
-          <w:color w:val="188038"/>
-          <w:szCs w:val="24"/>
-        </w:rPr>
-      </w:pPr>
-      <w:r>
-        <w:rPr>
-          <w:rFonts w:eastAsia="Times New Roman" w:cs="Times New Roman"/>
-          <w:color w:val="188038"/>
-          <w:szCs w:val="24"/>
-        </w:rPr>
-        <w:t xml:space="preserve">   FOREIGN KEY (plan_id) REFERENCES plans(id) ON DELETE CASCADE,</w:t>
-      </w:r>
-    </w:p>
-    <w:p>
-      <w:pPr>
-        <w:rPr>
-          <w:rFonts w:eastAsia="Times New Roman" w:cs="Times New Roman"/>
-          <w:color w:val="188038"/>
-          <w:szCs w:val="24"/>
-        </w:rPr>
-      </w:pPr>
-      <w:r>
-        <w:rPr>
-          <w:rFonts w:eastAsia="Times New Roman" w:cs="Times New Roman"/>
-          <w:color w:val="188038"/>
-          <w:szCs w:val="24"/>
-        </w:rPr>
-        <w:t xml:space="preserve">   FOREIGN KEY (exercise_id) REFERENCES exercises(id) ON DELETE CASCADE</w:t>
+        <w:t xml:space="preserve">Egy edzéstervhez rendelt gyakorlatokat és </w:t>
+      </w:r>
+      <w:proofErr w:type="spellStart"/>
+      <w:r>
+        <w:rPr>
+          <w:rFonts w:eastAsia="Times New Roman" w:cs="Times New Roman"/>
+          <w:szCs w:val="24"/>
+        </w:rPr>
+        <w:t>sorozatokat</w:t>
+      </w:r>
+      <w:proofErr w:type="spellEnd"/>
+      <w:r>
+        <w:rPr>
+          <w:rFonts w:eastAsia="Times New Roman" w:cs="Times New Roman"/>
+          <w:szCs w:val="24"/>
+        </w:rPr>
+        <w:t xml:space="preserve"> tárolja.</w:t>
+      </w:r>
+    </w:p>
+    <w:p>
+      <w:pPr>
+        <w:rPr>
+          <w:rFonts w:eastAsia="Times New Roman" w:cs="Times New Roman"/>
+          <w:color w:val="188038"/>
+          <w:szCs w:val="24"/>
+        </w:rPr>
+      </w:pPr>
+      <w:r>
+        <w:rPr>
+          <w:rFonts w:eastAsia="Times New Roman" w:cs="Times New Roman"/>
+          <w:color w:val="188038"/>
+          <w:szCs w:val="24"/>
+        </w:rPr>
+        <w:t xml:space="preserve">CREATE TABLE </w:t>
+      </w:r>
+      <w:proofErr w:type="spellStart"/>
+      <w:r>
+        <w:rPr>
+          <w:rFonts w:eastAsia="Times New Roman" w:cs="Times New Roman"/>
+          <w:color w:val="188038"/>
+          <w:szCs w:val="24"/>
+        </w:rPr>
+        <w:t>plans_exercises</w:t>
+      </w:r>
+      <w:proofErr w:type="spellEnd"/>
+      <w:r>
+        <w:rPr>
+          <w:rFonts w:eastAsia="Times New Roman" w:cs="Times New Roman"/>
+          <w:color w:val="188038"/>
+          <w:szCs w:val="24"/>
+        </w:rPr>
+        <w:t xml:space="preserve"> (</w:t>
+      </w:r>
+    </w:p>
+    <w:p>
+      <w:pPr>
+        <w:rPr>
+          <w:rFonts w:eastAsia="Times New Roman" w:cs="Times New Roman"/>
+          <w:color w:val="188038"/>
+          <w:szCs w:val="24"/>
+        </w:rPr>
+      </w:pPr>
+      <w:r>
+        <w:rPr>
+          <w:rFonts w:eastAsia="Times New Roman" w:cs="Times New Roman"/>
+          <w:color w:val="188038"/>
+          <w:szCs w:val="24"/>
+        </w:rPr>
+        <w:t xml:space="preserve">   </w:t>
+      </w:r>
+      <w:proofErr w:type="spellStart"/>
+      <w:r>
+        <w:rPr>
+          <w:rFonts w:eastAsia="Times New Roman" w:cs="Times New Roman"/>
+          <w:color w:val="188038"/>
+          <w:szCs w:val="24"/>
+        </w:rPr>
+        <w:t>plan_id</w:t>
+      </w:r>
+      <w:proofErr w:type="spellEnd"/>
+      <w:r>
+        <w:rPr>
+          <w:rFonts w:eastAsia="Times New Roman" w:cs="Times New Roman"/>
+          <w:color w:val="188038"/>
+          <w:szCs w:val="24"/>
+        </w:rPr>
+        <w:t xml:space="preserve"> INTEGER NOT NULL,</w:t>
+      </w:r>
+    </w:p>
+    <w:p>
+      <w:pPr>
+        <w:rPr>
+          <w:rFonts w:eastAsia="Times New Roman" w:cs="Times New Roman"/>
+          <w:color w:val="188038"/>
+          <w:szCs w:val="24"/>
+        </w:rPr>
+      </w:pPr>
+      <w:r>
+        <w:rPr>
+          <w:rFonts w:eastAsia="Times New Roman" w:cs="Times New Roman"/>
+          <w:color w:val="188038"/>
+          <w:szCs w:val="24"/>
+        </w:rPr>
+        <w:t xml:space="preserve">   </w:t>
+      </w:r>
+      <w:proofErr w:type="spellStart"/>
+      <w:r>
+        <w:rPr>
+          <w:rFonts w:eastAsia="Times New Roman" w:cs="Times New Roman"/>
+          <w:color w:val="188038"/>
+          <w:szCs w:val="24"/>
+        </w:rPr>
+        <w:t>exercise_id</w:t>
+      </w:r>
+      <w:proofErr w:type="spellEnd"/>
+      <w:r>
+        <w:rPr>
+          <w:rFonts w:eastAsia="Times New Roman" w:cs="Times New Roman"/>
+          <w:color w:val="188038"/>
+          <w:szCs w:val="24"/>
+        </w:rPr>
+        <w:t xml:space="preserve"> INTEGER,</w:t>
+      </w:r>
+    </w:p>
+    <w:p>
+      <w:pPr>
+        <w:rPr>
+          <w:rFonts w:eastAsia="Times New Roman" w:cs="Times New Roman"/>
+          <w:color w:val="188038"/>
+          <w:szCs w:val="24"/>
+        </w:rPr>
+      </w:pPr>
+      <w:r>
+        <w:rPr>
+          <w:rFonts w:eastAsia="Times New Roman" w:cs="Times New Roman"/>
+          <w:color w:val="188038"/>
+          <w:szCs w:val="24"/>
+        </w:rPr>
+        <w:t xml:space="preserve">   </w:t>
+      </w:r>
+      <w:proofErr w:type="spellStart"/>
+      <w:r>
+        <w:rPr>
+          <w:rFonts w:eastAsia="Times New Roman" w:cs="Times New Roman"/>
+          <w:color w:val="188038"/>
+          <w:szCs w:val="24"/>
+        </w:rPr>
+        <w:t>exercise_name</w:t>
+      </w:r>
+      <w:proofErr w:type="spellEnd"/>
+      <w:r>
+        <w:rPr>
+          <w:rFonts w:eastAsia="Times New Roman" w:cs="Times New Roman"/>
+          <w:color w:val="188038"/>
+          <w:szCs w:val="24"/>
+        </w:rPr>
+        <w:t xml:space="preserve"> TEXT,</w:t>
+      </w:r>
+    </w:p>
+    <w:p>
+      <w:pPr>
+        <w:rPr>
+          <w:rFonts w:eastAsia="Times New Roman" w:cs="Times New Roman"/>
+          <w:color w:val="188038"/>
+          <w:szCs w:val="24"/>
+        </w:rPr>
+      </w:pPr>
+      <w:r>
+        <w:rPr>
+          <w:rFonts w:eastAsia="Times New Roman" w:cs="Times New Roman"/>
+          <w:color w:val="188038"/>
+          <w:szCs w:val="24"/>
+        </w:rPr>
+        <w:t xml:space="preserve">   </w:t>
+      </w:r>
+      <w:proofErr w:type="spellStart"/>
+      <w:r>
+        <w:rPr>
+          <w:rFonts w:eastAsia="Times New Roman" w:cs="Times New Roman"/>
+          <w:color w:val="188038"/>
+          <w:szCs w:val="24"/>
+        </w:rPr>
+        <w:t>sets</w:t>
+      </w:r>
+      <w:proofErr w:type="spellEnd"/>
+      <w:r>
+        <w:rPr>
+          <w:rFonts w:eastAsia="Times New Roman" w:cs="Times New Roman"/>
+          <w:color w:val="188038"/>
+          <w:szCs w:val="24"/>
+        </w:rPr>
+        <w:t xml:space="preserve"> INTEGER,</w:t>
+      </w:r>
+    </w:p>
+    <w:p>
+      <w:pPr>
+        <w:rPr>
+          <w:rFonts w:eastAsia="Times New Roman" w:cs="Times New Roman"/>
+          <w:color w:val="188038"/>
+          <w:szCs w:val="24"/>
+        </w:rPr>
+      </w:pPr>
+      <w:r>
+        <w:rPr>
+          <w:rFonts w:eastAsia="Times New Roman" w:cs="Times New Roman"/>
+          <w:color w:val="188038"/>
+          <w:szCs w:val="24"/>
+        </w:rPr>
+        <w:t xml:space="preserve">   FOREIGN KEY (</w:t>
+      </w:r>
+      <w:proofErr w:type="spellStart"/>
+      <w:r>
+        <w:rPr>
+          <w:rFonts w:eastAsia="Times New Roman" w:cs="Times New Roman"/>
+          <w:color w:val="188038"/>
+          <w:szCs w:val="24"/>
+        </w:rPr>
+        <w:t>plan_id</w:t>
+      </w:r>
+      <w:proofErr w:type="spellEnd"/>
+      <w:r>
+        <w:rPr>
+          <w:rFonts w:eastAsia="Times New Roman" w:cs="Times New Roman"/>
+          <w:color w:val="188038"/>
+          <w:szCs w:val="24"/>
+        </w:rPr>
+        <w:t xml:space="preserve">) REFERENCES </w:t>
+      </w:r>
+      <w:proofErr w:type="spellStart"/>
+      <w:r>
+        <w:rPr>
+          <w:rFonts w:eastAsia="Times New Roman" w:cs="Times New Roman"/>
+          <w:color w:val="188038"/>
+          <w:szCs w:val="24"/>
+        </w:rPr>
+        <w:t>plans</w:t>
+      </w:r>
+      <w:proofErr w:type="spellEnd"/>
+      <w:r>
+        <w:rPr>
+          <w:rFonts w:eastAsia="Times New Roman" w:cs="Times New Roman"/>
+          <w:color w:val="188038"/>
+          <w:szCs w:val="24"/>
+        </w:rPr>
+        <w:t>(</w:t>
+      </w:r>
+      <w:proofErr w:type="spellStart"/>
+      <w:r>
+        <w:rPr>
+          <w:rFonts w:eastAsia="Times New Roman" w:cs="Times New Roman"/>
+          <w:color w:val="188038"/>
+          <w:szCs w:val="24"/>
+        </w:rPr>
+        <w:t>id</w:t>
+      </w:r>
+      <w:proofErr w:type="spellEnd"/>
+      <w:r>
+        <w:rPr>
+          <w:rFonts w:eastAsia="Times New Roman" w:cs="Times New Roman"/>
+          <w:color w:val="188038"/>
+          <w:szCs w:val="24"/>
+        </w:rPr>
+        <w:t>) ON DELETE CASCADE,</w:t>
+      </w:r>
+    </w:p>
+    <w:p>
+      <w:pPr>
+        <w:rPr>
+          <w:rFonts w:eastAsia="Times New Roman" w:cs="Times New Roman"/>
+          <w:color w:val="188038"/>
+          <w:szCs w:val="24"/>
+        </w:rPr>
+      </w:pPr>
+      <w:r>
+        <w:rPr>
+          <w:rFonts w:eastAsia="Times New Roman" w:cs="Times New Roman"/>
+          <w:color w:val="188038"/>
+          <w:szCs w:val="24"/>
+        </w:rPr>
+        <w:t xml:space="preserve">   FOREIGN KEY (</w:t>
+      </w:r>
+      <w:proofErr w:type="spellStart"/>
+      <w:r>
+        <w:rPr>
+          <w:rFonts w:eastAsia="Times New Roman" w:cs="Times New Roman"/>
+          <w:color w:val="188038"/>
+          <w:szCs w:val="24"/>
+        </w:rPr>
+        <w:t>exercise_id</w:t>
+      </w:r>
+      <w:proofErr w:type="spellEnd"/>
+      <w:r>
+        <w:rPr>
+          <w:rFonts w:eastAsia="Times New Roman" w:cs="Times New Roman"/>
+          <w:color w:val="188038"/>
+          <w:szCs w:val="24"/>
+        </w:rPr>
+        <w:t xml:space="preserve">) REFERENCES </w:t>
+      </w:r>
+      <w:proofErr w:type="spellStart"/>
+      <w:r>
+        <w:rPr>
+          <w:rFonts w:eastAsia="Times New Roman" w:cs="Times New Roman"/>
+          <w:color w:val="188038"/>
+          <w:szCs w:val="24"/>
+        </w:rPr>
+        <w:t>exercises</w:t>
+      </w:r>
+      <w:proofErr w:type="spellEnd"/>
+      <w:r>
+        <w:rPr>
+          <w:rFonts w:eastAsia="Times New Roman" w:cs="Times New Roman"/>
+          <w:color w:val="188038"/>
+          <w:szCs w:val="24"/>
+        </w:rPr>
+        <w:t>(</w:t>
+      </w:r>
+      <w:proofErr w:type="spellStart"/>
+      <w:r>
+        <w:rPr>
+          <w:rFonts w:eastAsia="Times New Roman" w:cs="Times New Roman"/>
+          <w:color w:val="188038"/>
+          <w:szCs w:val="24"/>
+        </w:rPr>
+        <w:t>id</w:t>
+      </w:r>
+      <w:proofErr w:type="spellEnd"/>
+      <w:r>
+        <w:rPr>
+          <w:rFonts w:eastAsia="Times New Roman" w:cs="Times New Roman"/>
+          <w:color w:val="188038"/>
+          <w:szCs w:val="24"/>
+        </w:rPr>
+        <w:t>) ON DELETE CASCADE</w:t>
       </w:r>
       <w:r>
         <w:rPr>
@@ -5263,18 +6993,19 @@
           <w:szCs w:val="24"/>
           <w:lang w:val="hu-HU"/>
         </w:rPr>
-        <w:t>(exercise_id IS NOT NULL AND exercise_name IS NULL) OR</w:t>
-      </w:r>
-    </w:p>
-    <w:p>
-      <w:pPr>
+        <w:t>(</w:t>
+      </w:r>
+      <w:proofErr w:type="spellStart"/>
+      <w:r>
         <w:rPr>
           <w:rFonts w:eastAsia="Times New Roman" w:cs="Times New Roman"/>
           <w:color w:val="188038"/>
           <w:szCs w:val="24"/>
           <w:lang w:val="hu-HU"/>
         </w:rPr>
-      </w:pPr>
+        <w:t>exercise_id</w:t>
+      </w:r>
+      <w:proofErr w:type="spellEnd"/>
       <w:r>
         <w:rPr>
           <w:rFonts w:eastAsia="Times New Roman" w:cs="Times New Roman"/>
@@ -5282,6 +7013,45 @@
           <w:szCs w:val="24"/>
           <w:lang w:val="hu-HU"/>
         </w:rPr>
+        <w:t xml:space="preserve"> IS NOT NULL AND </w:t>
+      </w:r>
+      <w:proofErr w:type="spellStart"/>
+      <w:r>
+        <w:rPr>
+          <w:rFonts w:eastAsia="Times New Roman" w:cs="Times New Roman"/>
+          <w:color w:val="188038"/>
+          <w:szCs w:val="24"/>
+          <w:lang w:val="hu-HU"/>
+        </w:rPr>
+        <w:t>exercise_name</w:t>
+      </w:r>
+      <w:proofErr w:type="spellEnd"/>
+      <w:r>
+        <w:rPr>
+          <w:rFonts w:eastAsia="Times New Roman" w:cs="Times New Roman"/>
+          <w:color w:val="188038"/>
+          <w:szCs w:val="24"/>
+          <w:lang w:val="hu-HU"/>
+        </w:rPr>
+        <w:t xml:space="preserve"> IS NULL) OR</w:t>
+      </w:r>
+    </w:p>
+    <w:p>
+      <w:pPr>
+        <w:rPr>
+          <w:rFonts w:eastAsia="Times New Roman" w:cs="Times New Roman"/>
+          <w:color w:val="188038"/>
+          <w:szCs w:val="24"/>
+          <w:lang w:val="hu-HU"/>
+        </w:rPr>
+      </w:pPr>
+      <w:r>
+        <w:rPr>
+          <w:rFonts w:eastAsia="Times New Roman" w:cs="Times New Roman"/>
+          <w:color w:val="188038"/>
+          <w:szCs w:val="24"/>
+          <w:lang w:val="hu-HU"/>
+        </w:rPr>
         <w:t>   </w:t>
       </w:r>
       <w:r>
@@ -5300,7 +7070,47 @@
           <w:szCs w:val="24"/>
           <w:lang w:val="hu-HU"/>
         </w:rPr>
-        <w:t>(exercise_id IS NULL AND exercise_name IS NOT NULL)</w:t>
+        <w:t>(</w:t>
+      </w:r>
+      <w:proofErr w:type="spellStart"/>
+      <w:r>
+        <w:rPr>
+          <w:rFonts w:eastAsia="Times New Roman" w:cs="Times New Roman"/>
+          <w:color w:val="188038"/>
+          <w:szCs w:val="24"/>
+          <w:lang w:val="hu-HU"/>
+        </w:rPr>
+        <w:t>exercise_id</w:t>
+      </w:r>
+      <w:proofErr w:type="spellEnd"/>
+      <w:r>
+        <w:rPr>
+          <w:rFonts w:eastAsia="Times New Roman" w:cs="Times New Roman"/>
+          <w:color w:val="188038"/>
+          <w:szCs w:val="24"/>
+          <w:lang w:val="hu-HU"/>
+        </w:rPr>
+        <w:t xml:space="preserve"> IS NULL AND </w:t>
+      </w:r>
+      <w:proofErr w:type="spellStart"/>
+      <w:r>
+        <w:rPr>
+          <w:rFonts w:eastAsia="Times New Roman" w:cs="Times New Roman"/>
+          <w:color w:val="188038"/>
+          <w:szCs w:val="24"/>
+          <w:lang w:val="hu-HU"/>
+        </w:rPr>
+        <w:t>exercise_name</w:t>
+      </w:r>
+      <w:proofErr w:type="spellEnd"/>
+      <w:r>
+        <w:rPr>
+          <w:rFonts w:eastAsia="Times New Roman" w:cs="Times New Roman"/>
+          <w:color w:val="188038"/>
+          <w:szCs w:val="24"/>
+          <w:lang w:val="hu-HU"/>
+        </w:rPr>
+        <w:t xml:space="preserve"> IS NOT NULL)</w:t>
       </w:r>
     </w:p>
     <w:p>
@@ -5354,9 +7164,14 @@
       </w:pPr>
       <w:bookmarkStart w:id="40" w:name="_8000yakdv4cn" w:colFirst="0" w:colLast="0"/>
       <w:bookmarkEnd w:id="40"/>
+      <w:proofErr w:type="spellStart"/>
       <w:r>
         <w:lastRenderedPageBreak/>
-        <w:t>codes (megerősítő kódok)</w:t>
+        <w:t>codes</w:t>
+      </w:r>
+      <w:proofErr w:type="spellEnd"/>
+      <w:r>
+        <w:t xml:space="preserve"> (megerősítő kódok)</w:t>
       </w:r>
     </w:p>
     <w:p>
@@ -5396,75 +7211,255 @@
           <w:color w:val="188038"/>
           <w:szCs w:val="24"/>
         </w:rPr>
-        <w:t>CREATE TABLE IF NOT EXISTS codes (</w:t>
-      </w:r>
-    </w:p>
-    <w:p>
-      <w:pPr>
-        <w:rPr>
-          <w:rFonts w:eastAsia="Times New Roman" w:cs="Times New Roman"/>
-          <w:color w:val="188038"/>
-          <w:szCs w:val="24"/>
-        </w:rPr>
-      </w:pPr>
-      <w:r>
-        <w:rPr>
-          <w:rFonts w:eastAsia="Times New Roman" w:cs="Times New Roman"/>
-          <w:color w:val="188038"/>
-          <w:szCs w:val="24"/>
-        </w:rPr>
-        <w:t xml:space="preserve">    code TEXT PRIMARY KEY NOT NULL,</w:t>
-      </w:r>
-    </w:p>
-    <w:p>
-      <w:pPr>
-        <w:rPr>
-          <w:rFonts w:eastAsia="Times New Roman" w:cs="Times New Roman"/>
-          <w:color w:val="188038"/>
-          <w:szCs w:val="24"/>
-        </w:rPr>
-      </w:pPr>
-      <w:r>
-        <w:rPr>
-          <w:rFonts w:eastAsia="Times New Roman" w:cs="Times New Roman"/>
-          <w:color w:val="188038"/>
-          <w:szCs w:val="24"/>
-        </w:rPr>
-        <w:t xml:space="preserve">    user_id INTEGER NOT NULL,</w:t>
-      </w:r>
-    </w:p>
-    <w:p>
-      <w:pPr>
-        <w:rPr>
-          <w:rFonts w:eastAsia="Times New Roman" w:cs="Times New Roman"/>
-          <w:color w:val="188038"/>
-          <w:szCs w:val="24"/>
-        </w:rPr>
-      </w:pPr>
-      <w:r>
-        <w:rPr>
-          <w:rFonts w:eastAsia="Times New Roman" w:cs="Times New Roman"/>
-          <w:color w:val="188038"/>
-          <w:szCs w:val="24"/>
-        </w:rPr>
-        <w:t xml:space="preserve">    expiry DATETIME DEFAULT (DATETIME('now', '+10 minutes')),</w:t>
-      </w:r>
-    </w:p>
-    <w:p>
-      <w:pPr>
-        <w:rPr>
-          <w:rFonts w:eastAsia="Times New Roman" w:cs="Times New Roman"/>
-          <w:color w:val="188038"/>
-          <w:szCs w:val="24"/>
-        </w:rPr>
-      </w:pPr>
-      <w:r>
-        <w:rPr>
-          <w:rFonts w:eastAsia="Times New Roman" w:cs="Times New Roman"/>
-          <w:color w:val="188038"/>
-          <w:szCs w:val="24"/>
-        </w:rPr>
-        <w:t xml:space="preserve">    FOREIGN KEY (user_id) REFERENCES users(id)</w:t>
+        <w:t xml:space="preserve">CREATE TABLE IF NOT EXISTS </w:t>
+      </w:r>
+      <w:proofErr w:type="spellStart"/>
+      <w:r>
+        <w:rPr>
+          <w:rFonts w:eastAsia="Times New Roman" w:cs="Times New Roman"/>
+          <w:color w:val="188038"/>
+          <w:szCs w:val="24"/>
+        </w:rPr>
+        <w:t>codes</w:t>
+      </w:r>
+      <w:proofErr w:type="spellEnd"/>
+      <w:r>
+        <w:rPr>
+          <w:rFonts w:eastAsia="Times New Roman" w:cs="Times New Roman"/>
+          <w:color w:val="188038"/>
+          <w:szCs w:val="24"/>
+        </w:rPr>
+        <w:t xml:space="preserve"> (</w:t>
+      </w:r>
+    </w:p>
+    <w:p>
+      <w:pPr>
+        <w:rPr>
+          <w:rFonts w:eastAsia="Times New Roman" w:cs="Times New Roman"/>
+          <w:color w:val="188038"/>
+          <w:szCs w:val="24"/>
+        </w:rPr>
+      </w:pPr>
+      <w:r>
+        <w:rPr>
+          <w:rFonts w:eastAsia="Times New Roman" w:cs="Times New Roman"/>
+          <w:color w:val="188038"/>
+          <w:szCs w:val="24"/>
+        </w:rPr>
+        <w:t xml:space="preserve">    </w:t>
+      </w:r>
+      <w:proofErr w:type="spellStart"/>
+      <w:r>
+        <w:rPr>
+          <w:rFonts w:eastAsia="Times New Roman" w:cs="Times New Roman"/>
+          <w:color w:val="188038"/>
+          <w:szCs w:val="24"/>
+        </w:rPr>
+        <w:t>code</w:t>
+      </w:r>
+      <w:proofErr w:type="spellEnd"/>
+      <w:r>
+        <w:rPr>
+          <w:rFonts w:eastAsia="Times New Roman" w:cs="Times New Roman"/>
+          <w:color w:val="188038"/>
+          <w:szCs w:val="24"/>
+        </w:rPr>
+        <w:t xml:space="preserve"> TEXT PRIMARY KEY NOT NULL,</w:t>
+      </w:r>
+    </w:p>
+    <w:p>
+      <w:pPr>
+        <w:rPr>
+          <w:rFonts w:eastAsia="Times New Roman" w:cs="Times New Roman"/>
+          <w:color w:val="188038"/>
+          <w:szCs w:val="24"/>
+        </w:rPr>
+      </w:pPr>
+      <w:r>
+        <w:rPr>
+          <w:rFonts w:eastAsia="Times New Roman" w:cs="Times New Roman"/>
+          <w:color w:val="188038"/>
+          <w:szCs w:val="24"/>
+        </w:rPr>
+        <w:t xml:space="preserve">    </w:t>
+      </w:r>
+      <w:proofErr w:type="spellStart"/>
+      <w:r>
+        <w:rPr>
+          <w:rFonts w:eastAsia="Times New Roman" w:cs="Times New Roman"/>
+          <w:color w:val="188038"/>
+          <w:szCs w:val="24"/>
+        </w:rPr>
+        <w:t>user_id</w:t>
+      </w:r>
+      <w:proofErr w:type="spellEnd"/>
+      <w:r>
+        <w:rPr>
+          <w:rFonts w:eastAsia="Times New Roman" w:cs="Times New Roman"/>
+          <w:color w:val="188038"/>
+          <w:szCs w:val="24"/>
+        </w:rPr>
+        <w:t xml:space="preserve"> INTEGER NOT NULL,</w:t>
+      </w:r>
+    </w:p>
+    <w:p>
+      <w:pPr>
+        <w:rPr>
+          <w:rFonts w:eastAsia="Times New Roman" w:cs="Times New Roman"/>
+          <w:color w:val="188038"/>
+          <w:szCs w:val="24"/>
+        </w:rPr>
+      </w:pPr>
+      <w:r>
+        <w:rPr>
+          <w:rFonts w:eastAsia="Times New Roman" w:cs="Times New Roman"/>
+          <w:color w:val="188038"/>
+          <w:szCs w:val="24"/>
+        </w:rPr>
+        <w:t xml:space="preserve">    </w:t>
+      </w:r>
+      <w:proofErr w:type="spellStart"/>
+      <w:r>
+        <w:rPr>
+          <w:rFonts w:eastAsia="Times New Roman" w:cs="Times New Roman"/>
+          <w:color w:val="188038"/>
+          <w:szCs w:val="24"/>
+        </w:rPr>
+        <w:t>expiry</w:t>
+      </w:r>
+      <w:proofErr w:type="spellEnd"/>
+      <w:r>
+        <w:rPr>
+          <w:rFonts w:eastAsia="Times New Roman" w:cs="Times New Roman"/>
+          <w:color w:val="188038"/>
+          <w:szCs w:val="24"/>
+        </w:rPr>
+        <w:t xml:space="preserve"> DATETIME DEFAULT (</w:t>
+      </w:r>
+      <w:proofErr w:type="gramStart"/>
+      <w:r>
+        <w:rPr>
+          <w:rFonts w:eastAsia="Times New Roman" w:cs="Times New Roman"/>
+          <w:color w:val="188038"/>
+          <w:szCs w:val="24"/>
+        </w:rPr>
+        <w:t>DATETIME(</w:t>
+      </w:r>
+      <w:proofErr w:type="gramEnd"/>
+      <w:r>
+        <w:rPr>
+          <w:rFonts w:eastAsia="Times New Roman" w:cs="Times New Roman"/>
+          <w:color w:val="188038"/>
+          <w:szCs w:val="24"/>
+        </w:rPr>
+        <w:t>'</w:t>
+      </w:r>
+      <w:proofErr w:type="spellStart"/>
+      <w:r>
+        <w:rPr>
+          <w:rFonts w:eastAsia="Times New Roman" w:cs="Times New Roman"/>
+          <w:color w:val="188038"/>
+          <w:szCs w:val="24"/>
+        </w:rPr>
+        <w:t>now</w:t>
+      </w:r>
+      <w:proofErr w:type="spellEnd"/>
+      <w:r>
+        <w:rPr>
+          <w:rFonts w:eastAsia="Times New Roman" w:cs="Times New Roman"/>
+          <w:color w:val="188038"/>
+          <w:szCs w:val="24"/>
+        </w:rPr>
+        <w:t xml:space="preserve">', '+10 </w:t>
+      </w:r>
+      <w:proofErr w:type="spellStart"/>
+      <w:r>
+        <w:rPr>
+          <w:rFonts w:eastAsia="Times New Roman" w:cs="Times New Roman"/>
+          <w:color w:val="188038"/>
+          <w:szCs w:val="24"/>
+        </w:rPr>
+        <w:t>minutes</w:t>
+      </w:r>
+      <w:proofErr w:type="spellEnd"/>
+      <w:r>
+        <w:rPr>
+          <w:rFonts w:eastAsia="Times New Roman" w:cs="Times New Roman"/>
+          <w:color w:val="188038"/>
+          <w:szCs w:val="24"/>
+        </w:rPr>
+        <w:t>')),</w:t>
+      </w:r>
+    </w:p>
+    <w:p>
+      <w:pPr>
+        <w:rPr>
+          <w:rFonts w:eastAsia="Times New Roman" w:cs="Times New Roman"/>
+          <w:color w:val="188038"/>
+          <w:szCs w:val="24"/>
+        </w:rPr>
+      </w:pPr>
+      <w:r>
+        <w:rPr>
+          <w:rFonts w:eastAsia="Times New Roman" w:cs="Times New Roman"/>
+          <w:color w:val="188038"/>
+          <w:szCs w:val="24"/>
+        </w:rPr>
+        <w:t xml:space="preserve">    FOREIGN KEY (</w:t>
+      </w:r>
+      <w:proofErr w:type="spellStart"/>
+      <w:r>
+        <w:rPr>
+          <w:rFonts w:eastAsia="Times New Roman" w:cs="Times New Roman"/>
+          <w:color w:val="188038"/>
+          <w:szCs w:val="24"/>
+        </w:rPr>
+        <w:t>user_id</w:t>
+      </w:r>
+      <w:proofErr w:type="spellEnd"/>
+      <w:r>
+        <w:rPr>
+          <w:rFonts w:eastAsia="Times New Roman" w:cs="Times New Roman"/>
+          <w:color w:val="188038"/>
+          <w:szCs w:val="24"/>
+        </w:rPr>
+        <w:t xml:space="preserve">) REFERENCES </w:t>
+      </w:r>
+      <w:proofErr w:type="spellStart"/>
+      <w:r>
+        <w:rPr>
+          <w:rFonts w:eastAsia="Times New Roman" w:cs="Times New Roman"/>
+          <w:color w:val="188038"/>
+          <w:szCs w:val="24"/>
+        </w:rPr>
+        <w:t>users</w:t>
+      </w:r>
+      <w:proofErr w:type="spellEnd"/>
+      <w:r>
+        <w:rPr>
+          <w:rFonts w:eastAsia="Times New Roman" w:cs="Times New Roman"/>
+          <w:color w:val="188038"/>
+          <w:szCs w:val="24"/>
+        </w:rPr>
+        <w:t>(</w:t>
+      </w:r>
+      <w:proofErr w:type="spellStart"/>
+      <w:r>
+        <w:rPr>
+          <w:rFonts w:eastAsia="Times New Roman" w:cs="Times New Roman"/>
+          <w:color w:val="188038"/>
+          <w:szCs w:val="24"/>
+        </w:rPr>
+        <w:t>id</w:t>
+      </w:r>
+      <w:proofErr w:type="spellEnd"/>
+      <w:r>
+        <w:rPr>
+          <w:rFonts w:eastAsia="Times New Roman" w:cs="Times New Roman"/>
+          <w:color w:val="188038"/>
+          <w:szCs w:val="24"/>
+        </w:rPr>
+        <w:t>)</w:t>
       </w:r>
     </w:p>
     <w:p>
@@ -5507,116 +7502,341 @@
       </w:pPr>
       <w:bookmarkStart w:id="41" w:name="_r833xeln80sc" w:colFirst="0" w:colLast="0"/>
       <w:bookmarkEnd w:id="41"/>
-      <w:r>
-        <w:t>tokens (tokenek)</w:t>
-      </w:r>
-    </w:p>
-    <w:p>
-      <w:pPr>
-        <w:rPr>
-          <w:rFonts w:eastAsia="Times New Roman" w:cs="Times New Roman"/>
-          <w:szCs w:val="24"/>
-        </w:rPr>
-      </w:pPr>
-      <w:r>
-        <w:rPr>
-          <w:rFonts w:eastAsia="Times New Roman" w:cs="Times New Roman"/>
-          <w:szCs w:val="24"/>
-        </w:rPr>
-        <w:t>Egy bejelentkezéskor kapott kód amivel az api kéréseket lehet érvényesíteni.</w:t>
-      </w:r>
-    </w:p>
-    <w:p>
-      <w:pPr>
-        <w:rPr>
-          <w:rFonts w:eastAsia="Times New Roman" w:cs="Times New Roman"/>
-          <w:szCs w:val="24"/>
-        </w:rPr>
-      </w:pPr>
-    </w:p>
-    <w:p>
-      <w:pPr>
-        <w:rPr>
-          <w:rFonts w:eastAsia="Times New Roman" w:cs="Times New Roman"/>
-          <w:color w:val="188038"/>
-          <w:szCs w:val="24"/>
-        </w:rPr>
-      </w:pPr>
-      <w:r>
-        <w:rPr>
-          <w:rFonts w:eastAsia="Times New Roman" w:cs="Times New Roman"/>
-          <w:color w:val="188038"/>
-          <w:szCs w:val="24"/>
-        </w:rPr>
-        <w:t>CREATE TABLE IF NOT EXISTS tokens (</w:t>
-      </w:r>
-    </w:p>
-    <w:p>
-      <w:pPr>
-        <w:rPr>
-          <w:rFonts w:eastAsia="Times New Roman" w:cs="Times New Roman"/>
-          <w:color w:val="188038"/>
-          <w:szCs w:val="24"/>
-        </w:rPr>
-      </w:pPr>
-      <w:r>
-        <w:rPr>
-          <w:rFonts w:eastAsia="Times New Roman" w:cs="Times New Roman"/>
-          <w:color w:val="188038"/>
-          <w:szCs w:val="24"/>
-        </w:rPr>
-        <w:t xml:space="preserve">    token TEXT PRIMARY KEY NOT NULL,</w:t>
-      </w:r>
-    </w:p>
-    <w:p>
-      <w:pPr>
-        <w:rPr>
-          <w:rFonts w:eastAsia="Times New Roman" w:cs="Times New Roman"/>
-          <w:color w:val="188038"/>
-          <w:szCs w:val="24"/>
-        </w:rPr>
-      </w:pPr>
-      <w:r>
-        <w:rPr>
-          <w:rFonts w:eastAsia="Times New Roman" w:cs="Times New Roman"/>
-          <w:color w:val="188038"/>
-          <w:szCs w:val="24"/>
-        </w:rPr>
-        <w:t xml:space="preserve">    user_id INTEGER NOT NULL,</w:t>
-      </w:r>
-    </w:p>
-    <w:p>
-      <w:pPr>
-        <w:rPr>
-          <w:rFonts w:eastAsia="Times New Roman" w:cs="Times New Roman"/>
-          <w:color w:val="188038"/>
-          <w:szCs w:val="24"/>
-        </w:rPr>
-      </w:pPr>
-      <w:r>
-        <w:rPr>
-          <w:rFonts w:eastAsia="Times New Roman" w:cs="Times New Roman"/>
-          <w:color w:val="188038"/>
-          <w:szCs w:val="24"/>
-        </w:rPr>
-        <w:t xml:space="preserve">    expiry DATETIME DEFAULT (DATETIME('now', '+7 days')),</w:t>
-      </w:r>
-    </w:p>
-    <w:p>
-      <w:pPr>
-        <w:rPr>
-          <w:rFonts w:eastAsia="Times New Roman" w:cs="Times New Roman"/>
-          <w:color w:val="188038"/>
-          <w:szCs w:val="24"/>
-        </w:rPr>
-      </w:pPr>
-      <w:r>
-        <w:rPr>
-          <w:rFonts w:eastAsia="Times New Roman" w:cs="Times New Roman"/>
-          <w:color w:val="188038"/>
-          <w:szCs w:val="24"/>
-        </w:rPr>
-        <w:t xml:space="preserve">    FOREIGN KEY (user_id) REFERENCES users(id)</w:t>
+      <w:proofErr w:type="spellStart"/>
+      <w:r>
+        <w:t>tokens</w:t>
+      </w:r>
+      <w:proofErr w:type="spellEnd"/>
+      <w:r>
+        <w:t xml:space="preserve"> (</w:t>
+      </w:r>
+      <w:proofErr w:type="spellStart"/>
+      <w:r>
+        <w:t>tokenek</w:t>
+      </w:r>
+      <w:proofErr w:type="spellEnd"/>
+      <w:r>
+        <w:t>)</w:t>
+      </w:r>
+    </w:p>
+    <w:p>
+      <w:pPr>
+        <w:rPr>
+          <w:rFonts w:eastAsia="Times New Roman" w:cs="Times New Roman"/>
+          <w:szCs w:val="24"/>
+        </w:rPr>
+      </w:pPr>
+      <w:r>
+        <w:rPr>
+          <w:rFonts w:eastAsia="Times New Roman" w:cs="Times New Roman"/>
+          <w:szCs w:val="24"/>
+        </w:rPr>
+        <w:t xml:space="preserve">Egy bejelentkezéskor kapott </w:t>
+      </w:r>
+      <w:proofErr w:type="gramStart"/>
+      <w:r>
+        <w:rPr>
+          <w:rFonts w:eastAsia="Times New Roman" w:cs="Times New Roman"/>
+          <w:szCs w:val="24"/>
+        </w:rPr>
+        <w:t>kód</w:t>
+      </w:r>
+      <w:proofErr w:type="gramEnd"/>
+      <w:r>
+        <w:rPr>
+          <w:rFonts w:eastAsia="Times New Roman" w:cs="Times New Roman"/>
+          <w:szCs w:val="24"/>
+        </w:rPr>
+        <w:t xml:space="preserve"> amivel az </w:t>
+      </w:r>
+      <w:proofErr w:type="spellStart"/>
+      <w:r>
+        <w:rPr>
+          <w:rFonts w:eastAsia="Times New Roman" w:cs="Times New Roman"/>
+          <w:szCs w:val="24"/>
+        </w:rPr>
+        <w:t>api</w:t>
+      </w:r>
+      <w:proofErr w:type="spellEnd"/>
+      <w:r>
+        <w:rPr>
+          <w:rFonts w:eastAsia="Times New Roman" w:cs="Times New Roman"/>
+          <w:szCs w:val="24"/>
+        </w:rPr>
+        <w:t xml:space="preserve"> kéréseket lehet érvényesíteni.</w:t>
+      </w:r>
+    </w:p>
+    <w:p>
+      <w:pPr>
+        <w:rPr>
+          <w:rFonts w:eastAsia="Times New Roman" w:cs="Times New Roman"/>
+          <w:szCs w:val="24"/>
+        </w:rPr>
+      </w:pPr>
+    </w:p>
+    <w:p>
+      <w:pPr>
+        <w:rPr>
+          <w:rFonts w:eastAsia="Times New Roman" w:cs="Times New Roman"/>
+          <w:color w:val="188038"/>
+          <w:szCs w:val="24"/>
+        </w:rPr>
+      </w:pPr>
+      <w:r>
+        <w:rPr>
+          <w:rFonts w:eastAsia="Times New Roman" w:cs="Times New Roman"/>
+          <w:color w:val="188038"/>
+          <w:szCs w:val="24"/>
+        </w:rPr>
+        <w:t xml:space="preserve">CREATE TABLE IF NOT EXISTS </w:t>
+      </w:r>
+      <w:proofErr w:type="spellStart"/>
+      <w:r>
+        <w:rPr>
+          <w:rFonts w:eastAsia="Times New Roman" w:cs="Times New Roman"/>
+          <w:color w:val="188038"/>
+          <w:szCs w:val="24"/>
+        </w:rPr>
+        <w:t>tokens</w:t>
+      </w:r>
+      <w:proofErr w:type="spellEnd"/>
+      <w:r>
+        <w:rPr>
+          <w:rFonts w:eastAsia="Times New Roman" w:cs="Times New Roman"/>
+          <w:color w:val="188038"/>
+          <w:szCs w:val="24"/>
+        </w:rPr>
+        <w:t xml:space="preserve"> (</w:t>
+      </w:r>
+    </w:p>
+    <w:p>
+      <w:pPr>
+        <w:rPr>
+          <w:rFonts w:eastAsia="Times New Roman" w:cs="Times New Roman"/>
+          <w:color w:val="188038"/>
+          <w:szCs w:val="24"/>
+        </w:rPr>
+      </w:pPr>
+      <w:r>
+        <w:rPr>
+          <w:rFonts w:eastAsia="Times New Roman" w:cs="Times New Roman"/>
+          <w:color w:val="188038"/>
+          <w:szCs w:val="24"/>
+        </w:rPr>
+        <w:t xml:space="preserve">    </w:t>
+      </w:r>
+      <w:proofErr w:type="spellStart"/>
+      <w:r>
+        <w:rPr>
+          <w:rFonts w:eastAsia="Times New Roman" w:cs="Times New Roman"/>
+          <w:color w:val="188038"/>
+          <w:szCs w:val="24"/>
+        </w:rPr>
+        <w:t>token</w:t>
+      </w:r>
+      <w:proofErr w:type="spellEnd"/>
+      <w:r>
+        <w:rPr>
+          <w:rFonts w:eastAsia="Times New Roman" w:cs="Times New Roman"/>
+          <w:color w:val="188038"/>
+          <w:szCs w:val="24"/>
+        </w:rPr>
+        <w:t xml:space="preserve"> TEXT PRIMARY KEY NOT NULL,</w:t>
+      </w:r>
+    </w:p>
+    <w:p>
+      <w:pPr>
+        <w:rPr>
+          <w:rFonts w:eastAsia="Times New Roman" w:cs="Times New Roman"/>
+          <w:color w:val="188038"/>
+          <w:szCs w:val="24"/>
+        </w:rPr>
+      </w:pPr>
+      <w:r>
+        <w:rPr>
+          <w:rFonts w:eastAsia="Times New Roman" w:cs="Times New Roman"/>
+          <w:color w:val="188038"/>
+          <w:szCs w:val="24"/>
+        </w:rPr>
+        <w:t xml:space="preserve">    </w:t>
+      </w:r>
+      <w:proofErr w:type="spellStart"/>
+      <w:r>
+        <w:rPr>
+          <w:rFonts w:eastAsia="Times New Roman" w:cs="Times New Roman"/>
+          <w:color w:val="188038"/>
+          <w:szCs w:val="24"/>
+        </w:rPr>
+        <w:t>user_id</w:t>
+      </w:r>
+      <w:proofErr w:type="spellEnd"/>
+      <w:r>
+        <w:rPr>
+          <w:rFonts w:eastAsia="Times New Roman" w:cs="Times New Roman"/>
+          <w:color w:val="188038"/>
+          <w:szCs w:val="24"/>
+        </w:rPr>
+        <w:t xml:space="preserve"> INTEGER NOT NULL,</w:t>
+      </w:r>
+    </w:p>
+    <w:p>
+      <w:pPr>
+        <w:rPr>
+          <w:rFonts w:eastAsia="Times New Roman" w:cs="Times New Roman"/>
+          <w:color w:val="188038"/>
+          <w:szCs w:val="24"/>
+        </w:rPr>
+      </w:pPr>
+      <w:r>
+        <w:rPr>
+          <w:rFonts w:eastAsia="Times New Roman" w:cs="Times New Roman"/>
+          <w:color w:val="188038"/>
+          <w:szCs w:val="24"/>
+        </w:rPr>
+        <w:t xml:space="preserve">    </w:t>
+      </w:r>
+      <w:proofErr w:type="spellStart"/>
+      <w:r>
+        <w:rPr>
+          <w:rFonts w:eastAsia="Times New Roman" w:cs="Times New Roman"/>
+          <w:color w:val="188038"/>
+          <w:szCs w:val="24"/>
+        </w:rPr>
+        <w:t>expiry</w:t>
+      </w:r>
+      <w:proofErr w:type="spellEnd"/>
+      <w:r>
+        <w:rPr>
+          <w:rFonts w:eastAsia="Times New Roman" w:cs="Times New Roman"/>
+          <w:color w:val="188038"/>
+          <w:szCs w:val="24"/>
+        </w:rPr>
+        <w:t xml:space="preserve"> DATETIME DEFAULT (</w:t>
+      </w:r>
+      <w:proofErr w:type="gramStart"/>
+      <w:r>
+        <w:rPr>
+          <w:rFonts w:eastAsia="Times New Roman" w:cs="Times New Roman"/>
+          <w:color w:val="188038"/>
+          <w:szCs w:val="24"/>
+        </w:rPr>
+        <w:t>DATETIME(</w:t>
+      </w:r>
+      <w:proofErr w:type="gramEnd"/>
+      <w:r>
+        <w:rPr>
+          <w:rFonts w:eastAsia="Times New Roman" w:cs="Times New Roman"/>
+          <w:color w:val="188038"/>
+          <w:szCs w:val="24"/>
+        </w:rPr>
+        <w:t>'</w:t>
+      </w:r>
+      <w:proofErr w:type="spellStart"/>
+      <w:r>
+        <w:rPr>
+          <w:rFonts w:eastAsia="Times New Roman" w:cs="Times New Roman"/>
+          <w:color w:val="188038"/>
+          <w:szCs w:val="24"/>
+        </w:rPr>
+        <w:t>now</w:t>
+      </w:r>
+      <w:proofErr w:type="spellEnd"/>
+      <w:r>
+        <w:rPr>
+          <w:rFonts w:eastAsia="Times New Roman" w:cs="Times New Roman"/>
+          <w:color w:val="188038"/>
+          <w:szCs w:val="24"/>
+        </w:rPr>
+        <w:t xml:space="preserve">', '+7 </w:t>
+      </w:r>
+      <w:proofErr w:type="spellStart"/>
+      <w:r>
+        <w:rPr>
+          <w:rFonts w:eastAsia="Times New Roman" w:cs="Times New Roman"/>
+          <w:color w:val="188038"/>
+          <w:szCs w:val="24"/>
+        </w:rPr>
+        <w:t>days</w:t>
+      </w:r>
+      <w:proofErr w:type="spellEnd"/>
+      <w:r>
+        <w:rPr>
+          <w:rFonts w:eastAsia="Times New Roman" w:cs="Times New Roman"/>
+          <w:color w:val="188038"/>
+          <w:szCs w:val="24"/>
+        </w:rPr>
+        <w:t>')),</w:t>
+      </w:r>
+    </w:p>
+    <w:p>
+      <w:pPr>
+        <w:rPr>
+          <w:rFonts w:eastAsia="Times New Roman" w:cs="Times New Roman"/>
+          <w:color w:val="188038"/>
+          <w:szCs w:val="24"/>
+        </w:rPr>
+      </w:pPr>
+      <w:r>
+        <w:rPr>
+          <w:rFonts w:eastAsia="Times New Roman" w:cs="Times New Roman"/>
+          <w:color w:val="188038"/>
+          <w:szCs w:val="24"/>
+        </w:rPr>
+        <w:t xml:space="preserve">    FOREIGN KEY (</w:t>
+      </w:r>
+      <w:proofErr w:type="spellStart"/>
+      <w:r>
+        <w:rPr>
+          <w:rFonts w:eastAsia="Times New Roman" w:cs="Times New Roman"/>
+          <w:color w:val="188038"/>
+          <w:szCs w:val="24"/>
+        </w:rPr>
+        <w:t>user_id</w:t>
+      </w:r>
+      <w:proofErr w:type="spellEnd"/>
+      <w:r>
+        <w:rPr>
+          <w:rFonts w:eastAsia="Times New Roman" w:cs="Times New Roman"/>
+          <w:color w:val="188038"/>
+          <w:szCs w:val="24"/>
+        </w:rPr>
+        <w:t xml:space="preserve">) REFERENCES </w:t>
+      </w:r>
+      <w:proofErr w:type="spellStart"/>
+      <w:r>
+        <w:rPr>
+          <w:rFonts w:eastAsia="Times New Roman" w:cs="Times New Roman"/>
+          <w:color w:val="188038"/>
+          <w:szCs w:val="24"/>
+        </w:rPr>
+        <w:t>users</w:t>
+      </w:r>
+      <w:proofErr w:type="spellEnd"/>
+      <w:r>
+        <w:rPr>
+          <w:rFonts w:eastAsia="Times New Roman" w:cs="Times New Roman"/>
+          <w:color w:val="188038"/>
+          <w:szCs w:val="24"/>
+        </w:rPr>
+        <w:t>(</w:t>
+      </w:r>
+      <w:proofErr w:type="spellStart"/>
+      <w:r>
+        <w:rPr>
+          <w:rFonts w:eastAsia="Times New Roman" w:cs="Times New Roman"/>
+          <w:color w:val="188038"/>
+          <w:szCs w:val="24"/>
+        </w:rPr>
+        <w:t>id</w:t>
+      </w:r>
+      <w:proofErr w:type="spellEnd"/>
+      <w:r>
+        <w:rPr>
+          <w:rFonts w:eastAsia="Times New Roman" w:cs="Times New Roman"/>
+          <w:color w:val="188038"/>
+          <w:szCs w:val="24"/>
+        </w:rPr>
+        <w:t>)</w:t>
       </w:r>
     </w:p>
     <w:p>
@@ -5714,7 +7934,21 @@
         <w:rPr>
           <w:lang w:val="hu-HU"/>
         </w:rPr>
-        <w:t xml:space="preserve">Minden rekord egyértelműen azonosítható elsődleges kulccsal (id vagy összetett kulcs). </w:t>
+        <w:t>Minden rekord egyértelműen azonosítható elsődleges kulccsal (</w:t>
+      </w:r>
+      <w:proofErr w:type="spellStart"/>
+      <w:r>
+        <w:rPr>
+          <w:lang w:val="hu-HU"/>
+        </w:rPr>
+        <w:t>id</w:t>
+      </w:r>
+      <w:proofErr w:type="spellEnd"/>
+      <w:r>
+        <w:rPr>
+          <w:lang w:val="hu-HU"/>
+        </w:rPr>
+        <w:t xml:space="preserve"> vagy összetett kulcs). </w:t>
       </w:r>
     </w:p>
     <w:p>
@@ -5795,7 +8029,35 @@
         <w:rPr>
           <w:lang w:val="hu-HU"/>
         </w:rPr>
-        <w:t xml:space="preserve">A kapcsolatok külön táblákba (pl. muscle_groups_exercises, plans_exercises) kerültek, így megszűntek a részleges függőségek. </w:t>
+        <w:t xml:space="preserve">A kapcsolatok külön táblákba (pl. </w:t>
+      </w:r>
+      <w:proofErr w:type="spellStart"/>
+      <w:r>
+        <w:rPr>
+          <w:lang w:val="hu-HU"/>
+        </w:rPr>
+        <w:t>muscle_groups_exercises</w:t>
+      </w:r>
+      <w:proofErr w:type="spellEnd"/>
+      <w:r>
+        <w:rPr>
+          <w:lang w:val="hu-HU"/>
+        </w:rPr>
+        <w:t xml:space="preserve">, </w:t>
+      </w:r>
+      <w:proofErr w:type="spellStart"/>
+      <w:r>
+        <w:rPr>
+          <w:lang w:val="hu-HU"/>
+        </w:rPr>
+        <w:t>plans_exercises</w:t>
+      </w:r>
+      <w:proofErr w:type="spellEnd"/>
+      <w:r>
+        <w:rPr>
+          <w:lang w:val="hu-HU"/>
+        </w:rPr>
+        <w:t xml:space="preserve">) kerültek, így megszűntek a részleges függőségek. </w:t>
       </w:r>
     </w:p>
     <w:p>
@@ -5850,7 +8112,21 @@
         <w:rPr>
           <w:lang w:val="hu-HU"/>
         </w:rPr>
-        <w:t xml:space="preserve">Például a felhasználói adatok külön (users) táblában vannak, és más táblák csak hivatkoznak rájuk idegen kulccsal. </w:t>
+        <w:t>Például a felhasználói adatok külön (</w:t>
+      </w:r>
+      <w:proofErr w:type="spellStart"/>
+      <w:r>
+        <w:rPr>
+          <w:lang w:val="hu-HU"/>
+        </w:rPr>
+        <w:t>users</w:t>
+      </w:r>
+      <w:proofErr w:type="spellEnd"/>
+      <w:r>
+        <w:rPr>
+          <w:lang w:val="hu-HU"/>
+        </w:rPr>
+        <w:t xml:space="preserve">) táblában vannak, és más táblák csak hivatkoznak rájuk idegen kulccsal. </w:t>
       </w:r>
     </w:p>
     <w:p>
@@ -6051,12 +8327,21 @@
         </w:rPr>
         <w:t xml:space="preserve">Az API végpontok </w:t>
       </w:r>
-      <w:r>
-        <w:rPr>
-          <w:rFonts w:eastAsia="Times New Roman" w:cs="Times New Roman"/>
-          <w:szCs w:val="24"/>
-        </w:rPr>
-        <w:t>token-alapú hitelesítést</w:t>
+      <w:proofErr w:type="spellStart"/>
+      <w:r>
+        <w:rPr>
+          <w:rFonts w:eastAsia="Times New Roman" w:cs="Times New Roman"/>
+          <w:szCs w:val="24"/>
+        </w:rPr>
+        <w:t>token</w:t>
+      </w:r>
+      <w:proofErr w:type="spellEnd"/>
+      <w:r>
+        <w:rPr>
+          <w:rFonts w:eastAsia="Times New Roman" w:cs="Times New Roman"/>
+          <w:szCs w:val="24"/>
+        </w:rPr>
+        <w:t>-alapú hitelesítést</w:t>
       </w:r>
       <w:r>
         <w:rPr>
@@ -6084,6 +8369,7 @@
         </w:rPr>
         <w:t xml:space="preserve">A felhasználóknak az </w:t>
       </w:r>
+      <w:proofErr w:type="spellStart"/>
       <w:r>
         <w:rPr>
           <w:rFonts w:eastAsia="Times New Roman" w:cs="Times New Roman"/>
@@ -6092,12 +8378,29 @@
         </w:rPr>
         <w:t>Authorization</w:t>
       </w:r>
-      <w:r>
-        <w:rPr>
-          <w:rFonts w:eastAsia="Times New Roman" w:cs="Times New Roman"/>
-          <w:szCs w:val="24"/>
-        </w:rPr>
-        <w:t xml:space="preserve"> fejlécben kell elküldeni a tokenjüket a védett útvonalakhoz.</w:t>
+      <w:proofErr w:type="spellEnd"/>
+      <w:r>
+        <w:rPr>
+          <w:rFonts w:eastAsia="Times New Roman" w:cs="Times New Roman"/>
+          <w:szCs w:val="24"/>
+        </w:rPr>
+        <w:t xml:space="preserve"> fejlécben kell elküldeni a </w:t>
+      </w:r>
+      <w:proofErr w:type="spellStart"/>
+      <w:r>
+        <w:rPr>
+          <w:rFonts w:eastAsia="Times New Roman" w:cs="Times New Roman"/>
+          <w:szCs w:val="24"/>
+        </w:rPr>
+        <w:t>tokenjüket</w:t>
+      </w:r>
+      <w:proofErr w:type="spellEnd"/>
+      <w:r>
+        <w:rPr>
+          <w:rFonts w:eastAsia="Times New Roman" w:cs="Times New Roman"/>
+          <w:szCs w:val="24"/>
+        </w:rPr>
+        <w:t xml:space="preserve"> a védett útvonalakhoz.</w:t>
       </w:r>
     </w:p>
     <w:p>
@@ -6147,7 +8450,25 @@
           <w:bCs/>
           <w:color w:val="000000"/>
         </w:rPr>
-        <w:t>Felhasználók (Users)</w:t>
+        <w:t>Felhasználók (</w:t>
+      </w:r>
+      <w:proofErr w:type="spellStart"/>
+      <w:r>
+        <w:rPr>
+          <w:rFonts w:eastAsia="Times New Roman" w:cs="Times New Roman"/>
+          <w:bCs/>
+          <w:color w:val="000000"/>
+        </w:rPr>
+        <w:t>Users</w:t>
+      </w:r>
+      <w:proofErr w:type="spellEnd"/>
+      <w:r>
+        <w:rPr>
+          <w:rFonts w:eastAsia="Times New Roman" w:cs="Times New Roman"/>
+          <w:bCs/>
+          <w:color w:val="000000"/>
+        </w:rPr>
+        <w:t>)</w:t>
       </w:r>
     </w:p>
     <w:tbl>
@@ -6320,8 +8641,18 @@
                 <w:color w:val="188038"/>
                 <w:szCs w:val="24"/>
               </w:rPr>
-              <w:t>/register</w:t>
-            </w:r>
+              <w:t>/</w:t>
+            </w:r>
+            <w:proofErr w:type="spellStart"/>
+            <w:r>
+              <w:rPr>
+                <w:rFonts w:eastAsia="Times New Roman" w:cs="Times New Roman"/>
+                <w:color w:val="188038"/>
+                <w:szCs w:val="24"/>
+              </w:rPr>
+              <w:t>register</w:t>
+            </w:r>
+            <w:proofErr w:type="spellEnd"/>
           </w:p>
         </w:tc>
         <w:tc>
@@ -6540,8 +8871,18 @@
                 <w:color w:val="188038"/>
                 <w:szCs w:val="24"/>
               </w:rPr>
-              <w:t>/forgot-password</w:t>
-            </w:r>
+              <w:t>/</w:t>
+            </w:r>
+            <w:proofErr w:type="spellStart"/>
+            <w:r>
+              <w:rPr>
+                <w:rFonts w:eastAsia="Times New Roman" w:cs="Times New Roman"/>
+                <w:color w:val="188038"/>
+                <w:szCs w:val="24"/>
+              </w:rPr>
+              <w:t>forgot-password</w:t>
+            </w:r>
+            <w:proofErr w:type="spellEnd"/>
           </w:p>
         </w:tc>
         <w:tc>
@@ -6650,8 +8991,18 @@
                 <w:color w:val="188038"/>
                 <w:szCs w:val="24"/>
               </w:rPr>
-              <w:t>/reset-password</w:t>
-            </w:r>
+              <w:t>/</w:t>
+            </w:r>
+            <w:proofErr w:type="spellStart"/>
+            <w:r>
+              <w:rPr>
+                <w:rFonts w:eastAsia="Times New Roman" w:cs="Times New Roman"/>
+                <w:color w:val="188038"/>
+                <w:szCs w:val="24"/>
+              </w:rPr>
+              <w:t>reset-password</w:t>
+            </w:r>
+            <w:proofErr w:type="spellEnd"/>
           </w:p>
         </w:tc>
         <w:tc>
@@ -6760,8 +9111,18 @@
                 <w:color w:val="188038"/>
                 <w:szCs w:val="24"/>
               </w:rPr>
-              <w:t>/verify-code</w:t>
-            </w:r>
+              <w:t>/</w:t>
+            </w:r>
+            <w:proofErr w:type="spellStart"/>
+            <w:r>
+              <w:rPr>
+                <w:rFonts w:eastAsia="Times New Roman" w:cs="Times New Roman"/>
+                <w:color w:val="188038"/>
+                <w:szCs w:val="24"/>
+              </w:rPr>
+              <w:t>verify-code</w:t>
+            </w:r>
+            <w:proofErr w:type="spellEnd"/>
           </w:p>
         </w:tc>
         <w:tc>
@@ -6870,8 +9231,18 @@
                 <w:color w:val="188038"/>
                 <w:szCs w:val="24"/>
               </w:rPr>
-              <w:t>/user</w:t>
-            </w:r>
+              <w:t>/</w:t>
+            </w:r>
+            <w:proofErr w:type="spellStart"/>
+            <w:r>
+              <w:rPr>
+                <w:rFonts w:eastAsia="Times New Roman" w:cs="Times New Roman"/>
+                <w:color w:val="188038"/>
+                <w:szCs w:val="24"/>
+              </w:rPr>
+              <w:t>user</w:t>
+            </w:r>
+            <w:proofErr w:type="spellEnd"/>
           </w:p>
         </w:tc>
         <w:tc>
@@ -6948,7 +9319,23 @@
                 <w:rFonts w:eastAsia="Times New Roman" w:cs="Times New Roman"/>
                 <w:szCs w:val="24"/>
               </w:rPr>
-              <w:t>Igen (User)</w:t>
+              <w:t>Igen (</w:t>
+            </w:r>
+            <w:proofErr w:type="spellStart"/>
+            <w:r>
+              <w:rPr>
+                <w:rFonts w:eastAsia="Times New Roman" w:cs="Times New Roman"/>
+                <w:szCs w:val="24"/>
+              </w:rPr>
+              <w:t>User</w:t>
+            </w:r>
+            <w:proofErr w:type="spellEnd"/>
+            <w:r>
+              <w:rPr>
+                <w:rFonts w:eastAsia="Times New Roman" w:cs="Times New Roman"/>
+                <w:szCs w:val="24"/>
+              </w:rPr>
+              <w:t>)</w:t>
             </w:r>
           </w:p>
         </w:tc>
@@ -6980,8 +9367,18 @@
                 <w:color w:val="188038"/>
                 <w:szCs w:val="24"/>
               </w:rPr>
-              <w:t>/user</w:t>
-            </w:r>
+              <w:t>/</w:t>
+            </w:r>
+            <w:proofErr w:type="spellStart"/>
+            <w:r>
+              <w:rPr>
+                <w:rFonts w:eastAsia="Times New Roman" w:cs="Times New Roman"/>
+                <w:color w:val="188038"/>
+                <w:szCs w:val="24"/>
+              </w:rPr>
+              <w:t>user</w:t>
+            </w:r>
+            <w:proofErr w:type="spellEnd"/>
           </w:p>
         </w:tc>
         <w:tc>
@@ -7058,7 +9455,23 @@
                 <w:rFonts w:eastAsia="Times New Roman" w:cs="Times New Roman"/>
                 <w:szCs w:val="24"/>
               </w:rPr>
-              <w:t>Igen (User)</w:t>
+              <w:t>Igen (</w:t>
+            </w:r>
+            <w:proofErr w:type="spellStart"/>
+            <w:r>
+              <w:rPr>
+                <w:rFonts w:eastAsia="Times New Roman" w:cs="Times New Roman"/>
+                <w:szCs w:val="24"/>
+              </w:rPr>
+              <w:t>User</w:t>
+            </w:r>
+            <w:proofErr w:type="spellEnd"/>
+            <w:r>
+              <w:rPr>
+                <w:rFonts w:eastAsia="Times New Roman" w:cs="Times New Roman"/>
+                <w:szCs w:val="24"/>
+              </w:rPr>
+              <w:t>)</w:t>
             </w:r>
           </w:p>
         </w:tc>
@@ -7090,7 +9503,25 @@
                 <w:color w:val="188038"/>
                 <w:szCs w:val="24"/>
               </w:rPr>
-              <w:t>/user/admin</w:t>
+              <w:t>/</w:t>
+            </w:r>
+            <w:proofErr w:type="spellStart"/>
+            <w:r>
+              <w:rPr>
+                <w:rFonts w:eastAsia="Times New Roman" w:cs="Times New Roman"/>
+                <w:color w:val="188038"/>
+                <w:szCs w:val="24"/>
+              </w:rPr>
+              <w:t>user</w:t>
+            </w:r>
+            <w:proofErr w:type="spellEnd"/>
+            <w:r>
+              <w:rPr>
+                <w:rFonts w:eastAsia="Times New Roman" w:cs="Times New Roman"/>
+                <w:color w:val="188038"/>
+                <w:szCs w:val="24"/>
+              </w:rPr>
+              <w:t>/admin</w:t>
             </w:r>
           </w:p>
         </w:tc>
@@ -7201,7 +9632,25 @@
                 <w:szCs w:val="24"/>
               </w:rPr>
               <w:lastRenderedPageBreak/>
-              <w:t>/user/admin</w:t>
+              <w:t>/</w:t>
+            </w:r>
+            <w:proofErr w:type="spellStart"/>
+            <w:r>
+              <w:rPr>
+                <w:rFonts w:eastAsia="Times New Roman" w:cs="Times New Roman"/>
+                <w:color w:val="188038"/>
+                <w:szCs w:val="24"/>
+              </w:rPr>
+              <w:t>user</w:t>
+            </w:r>
+            <w:proofErr w:type="spellEnd"/>
+            <w:r>
+              <w:rPr>
+                <w:rFonts w:eastAsia="Times New Roman" w:cs="Times New Roman"/>
+                <w:color w:val="188038"/>
+                <w:szCs w:val="24"/>
+              </w:rPr>
+              <w:t>/admin</w:t>
             </w:r>
           </w:p>
         </w:tc>
@@ -7311,7 +9760,25 @@
                 <w:color w:val="188038"/>
                 <w:szCs w:val="24"/>
               </w:rPr>
-              <w:t>/user/admin</w:t>
+              <w:t>/</w:t>
+            </w:r>
+            <w:proofErr w:type="spellStart"/>
+            <w:r>
+              <w:rPr>
+                <w:rFonts w:eastAsia="Times New Roman" w:cs="Times New Roman"/>
+                <w:color w:val="188038"/>
+                <w:szCs w:val="24"/>
+              </w:rPr>
+              <w:t>user</w:t>
+            </w:r>
+            <w:proofErr w:type="spellEnd"/>
+            <w:r>
+              <w:rPr>
+                <w:rFonts w:eastAsia="Times New Roman" w:cs="Times New Roman"/>
+                <w:color w:val="188038"/>
+                <w:szCs w:val="24"/>
+              </w:rPr>
+              <w:t>/admin</w:t>
             </w:r>
           </w:p>
         </w:tc>
@@ -7421,8 +9888,36 @@
                 <w:color w:val="188038"/>
                 <w:szCs w:val="24"/>
               </w:rPr>
-              <w:t>/user/admin/:id</w:t>
-            </w:r>
+              <w:t>/</w:t>
+            </w:r>
+            <w:proofErr w:type="spellStart"/>
+            <w:r>
+              <w:rPr>
+                <w:rFonts w:eastAsia="Times New Roman" w:cs="Times New Roman"/>
+                <w:color w:val="188038"/>
+                <w:szCs w:val="24"/>
+              </w:rPr>
+              <w:t>user</w:t>
+            </w:r>
+            <w:proofErr w:type="spellEnd"/>
+            <w:r>
+              <w:rPr>
+                <w:rFonts w:eastAsia="Times New Roman" w:cs="Times New Roman"/>
+                <w:color w:val="188038"/>
+                <w:szCs w:val="24"/>
+              </w:rPr>
+              <w:t>/admin/:</w:t>
+            </w:r>
+            <w:proofErr w:type="spellStart"/>
+            <w:r>
+              <w:rPr>
+                <w:rFonts w:eastAsia="Times New Roman" w:cs="Times New Roman"/>
+                <w:color w:val="188038"/>
+                <w:szCs w:val="24"/>
+              </w:rPr>
+              <w:t>id</w:t>
+            </w:r>
+            <w:proofErr w:type="spellEnd"/>
           </w:p>
         </w:tc>
         <w:tc>
@@ -7526,7 +10021,25 @@
           <w:bCs/>
           <w:color w:val="000000"/>
         </w:rPr>
-        <w:t>Edzések (Workouts)</w:t>
+        <w:t>Edzések (</w:t>
+      </w:r>
+      <w:proofErr w:type="spellStart"/>
+      <w:r>
+        <w:rPr>
+          <w:rFonts w:eastAsia="Times New Roman" w:cs="Times New Roman"/>
+          <w:bCs/>
+          <w:color w:val="000000"/>
+        </w:rPr>
+        <w:t>Workouts</w:t>
+      </w:r>
+      <w:proofErr w:type="spellEnd"/>
+      <w:r>
+        <w:rPr>
+          <w:rFonts w:eastAsia="Times New Roman" w:cs="Times New Roman"/>
+          <w:bCs/>
+          <w:color w:val="000000"/>
+        </w:rPr>
+        <w:t>)</w:t>
       </w:r>
     </w:p>
     <w:tbl>
@@ -7699,8 +10212,18 @@
                 <w:color w:val="188038"/>
                 <w:szCs w:val="24"/>
               </w:rPr>
-              <w:t>/workouts</w:t>
-            </w:r>
+              <w:t>/</w:t>
+            </w:r>
+            <w:proofErr w:type="spellStart"/>
+            <w:r>
+              <w:rPr>
+                <w:rFonts w:eastAsia="Times New Roman" w:cs="Times New Roman"/>
+                <w:color w:val="188038"/>
+                <w:szCs w:val="24"/>
+              </w:rPr>
+              <w:t>workouts</w:t>
+            </w:r>
+            <w:proofErr w:type="spellEnd"/>
           </w:p>
         </w:tc>
         <w:tc>
@@ -7777,7 +10300,23 @@
                 <w:rFonts w:eastAsia="Times New Roman" w:cs="Times New Roman"/>
                 <w:szCs w:val="24"/>
               </w:rPr>
-              <w:t>Igen (User)</w:t>
+              <w:t>Igen (</w:t>
+            </w:r>
+            <w:proofErr w:type="spellStart"/>
+            <w:r>
+              <w:rPr>
+                <w:rFonts w:eastAsia="Times New Roman" w:cs="Times New Roman"/>
+                <w:szCs w:val="24"/>
+              </w:rPr>
+              <w:t>User</w:t>
+            </w:r>
+            <w:proofErr w:type="spellEnd"/>
+            <w:r>
+              <w:rPr>
+                <w:rFonts w:eastAsia="Times New Roman" w:cs="Times New Roman"/>
+                <w:szCs w:val="24"/>
+              </w:rPr>
+              <w:t>)</w:t>
             </w:r>
           </w:p>
         </w:tc>
@@ -7809,8 +10348,36 @@
                 <w:color w:val="188038"/>
                 <w:szCs w:val="24"/>
               </w:rPr>
-              <w:t>/workouts/:id</w:t>
-            </w:r>
+              <w:t>/</w:t>
+            </w:r>
+            <w:proofErr w:type="spellStart"/>
+            <w:r>
+              <w:rPr>
+                <w:rFonts w:eastAsia="Times New Roman" w:cs="Times New Roman"/>
+                <w:color w:val="188038"/>
+                <w:szCs w:val="24"/>
+              </w:rPr>
+              <w:t>workouts</w:t>
+            </w:r>
+            <w:proofErr w:type="spellEnd"/>
+            <w:r>
+              <w:rPr>
+                <w:rFonts w:eastAsia="Times New Roman" w:cs="Times New Roman"/>
+                <w:color w:val="188038"/>
+                <w:szCs w:val="24"/>
+              </w:rPr>
+              <w:t>/:</w:t>
+            </w:r>
+            <w:proofErr w:type="spellStart"/>
+            <w:r>
+              <w:rPr>
+                <w:rFonts w:eastAsia="Times New Roman" w:cs="Times New Roman"/>
+                <w:color w:val="188038"/>
+                <w:szCs w:val="24"/>
+              </w:rPr>
+              <w:t>id</w:t>
+            </w:r>
+            <w:proofErr w:type="spellEnd"/>
           </w:p>
         </w:tc>
         <w:tc>
@@ -7887,7 +10454,23 @@
                 <w:rFonts w:eastAsia="Times New Roman" w:cs="Times New Roman"/>
                 <w:szCs w:val="24"/>
               </w:rPr>
-              <w:t>Igen (User)</w:t>
+              <w:t>Igen (</w:t>
+            </w:r>
+            <w:proofErr w:type="spellStart"/>
+            <w:r>
+              <w:rPr>
+                <w:rFonts w:eastAsia="Times New Roman" w:cs="Times New Roman"/>
+                <w:szCs w:val="24"/>
+              </w:rPr>
+              <w:t>User</w:t>
+            </w:r>
+            <w:proofErr w:type="spellEnd"/>
+            <w:r>
+              <w:rPr>
+                <w:rFonts w:eastAsia="Times New Roman" w:cs="Times New Roman"/>
+                <w:szCs w:val="24"/>
+              </w:rPr>
+              <w:t>)</w:t>
             </w:r>
           </w:p>
         </w:tc>
@@ -7919,8 +10502,18 @@
                 <w:color w:val="188038"/>
                 <w:szCs w:val="24"/>
               </w:rPr>
-              <w:t>/workouts</w:t>
-            </w:r>
+              <w:t>/</w:t>
+            </w:r>
+            <w:proofErr w:type="spellStart"/>
+            <w:r>
+              <w:rPr>
+                <w:rFonts w:eastAsia="Times New Roman" w:cs="Times New Roman"/>
+                <w:color w:val="188038"/>
+                <w:szCs w:val="24"/>
+              </w:rPr>
+              <w:t>workouts</w:t>
+            </w:r>
+            <w:proofErr w:type="spellEnd"/>
           </w:p>
         </w:tc>
         <w:tc>
@@ -7997,7 +10590,23 @@
                 <w:rFonts w:eastAsia="Times New Roman" w:cs="Times New Roman"/>
                 <w:szCs w:val="24"/>
               </w:rPr>
-              <w:t>Igen (User)</w:t>
+              <w:t>Igen (</w:t>
+            </w:r>
+            <w:proofErr w:type="spellStart"/>
+            <w:r>
+              <w:rPr>
+                <w:rFonts w:eastAsia="Times New Roman" w:cs="Times New Roman"/>
+                <w:szCs w:val="24"/>
+              </w:rPr>
+              <w:t>User</w:t>
+            </w:r>
+            <w:proofErr w:type="spellEnd"/>
+            <w:r>
+              <w:rPr>
+                <w:rFonts w:eastAsia="Times New Roman" w:cs="Times New Roman"/>
+                <w:szCs w:val="24"/>
+              </w:rPr>
+              <w:t>)</w:t>
             </w:r>
           </w:p>
         </w:tc>
@@ -8029,8 +10638,36 @@
                 <w:color w:val="188038"/>
                 <w:szCs w:val="24"/>
               </w:rPr>
-              <w:t>/workouts/:id</w:t>
-            </w:r>
+              <w:t>/</w:t>
+            </w:r>
+            <w:proofErr w:type="spellStart"/>
+            <w:r>
+              <w:rPr>
+                <w:rFonts w:eastAsia="Times New Roman" w:cs="Times New Roman"/>
+                <w:color w:val="188038"/>
+                <w:szCs w:val="24"/>
+              </w:rPr>
+              <w:t>workouts</w:t>
+            </w:r>
+            <w:proofErr w:type="spellEnd"/>
+            <w:r>
+              <w:rPr>
+                <w:rFonts w:eastAsia="Times New Roman" w:cs="Times New Roman"/>
+                <w:color w:val="188038"/>
+                <w:szCs w:val="24"/>
+              </w:rPr>
+              <w:t>/:</w:t>
+            </w:r>
+            <w:proofErr w:type="spellStart"/>
+            <w:r>
+              <w:rPr>
+                <w:rFonts w:eastAsia="Times New Roman" w:cs="Times New Roman"/>
+                <w:color w:val="188038"/>
+                <w:szCs w:val="24"/>
+              </w:rPr>
+              <w:t>id</w:t>
+            </w:r>
+            <w:proofErr w:type="spellEnd"/>
           </w:p>
         </w:tc>
         <w:tc>
@@ -8107,7 +10744,23 @@
                 <w:rFonts w:eastAsia="Times New Roman" w:cs="Times New Roman"/>
                 <w:szCs w:val="24"/>
               </w:rPr>
-              <w:t>Igen (User)</w:t>
+              <w:t>Igen (</w:t>
+            </w:r>
+            <w:proofErr w:type="spellStart"/>
+            <w:r>
+              <w:rPr>
+                <w:rFonts w:eastAsia="Times New Roman" w:cs="Times New Roman"/>
+                <w:szCs w:val="24"/>
+              </w:rPr>
+              <w:t>User</w:t>
+            </w:r>
+            <w:proofErr w:type="spellEnd"/>
+            <w:r>
+              <w:rPr>
+                <w:rFonts w:eastAsia="Times New Roman" w:cs="Times New Roman"/>
+                <w:szCs w:val="24"/>
+              </w:rPr>
+              <w:t>)</w:t>
             </w:r>
           </w:p>
         </w:tc>
@@ -8134,7 +10787,25 @@
           <w:bCs/>
           <w:color w:val="000000"/>
         </w:rPr>
-        <w:t>Edzéstervek (Plans)</w:t>
+        <w:t>Edzéstervek (</w:t>
+      </w:r>
+      <w:proofErr w:type="spellStart"/>
+      <w:r>
+        <w:rPr>
+          <w:rFonts w:eastAsia="Times New Roman" w:cs="Times New Roman"/>
+          <w:bCs/>
+          <w:color w:val="000000"/>
+        </w:rPr>
+        <w:t>Plans</w:t>
+      </w:r>
+      <w:proofErr w:type="spellEnd"/>
+      <w:r>
+        <w:rPr>
+          <w:rFonts w:eastAsia="Times New Roman" w:cs="Times New Roman"/>
+          <w:bCs/>
+          <w:color w:val="000000"/>
+        </w:rPr>
+        <w:t>)</w:t>
       </w:r>
     </w:p>
     <w:tbl>
@@ -8307,8 +10978,18 @@
                 <w:color w:val="188038"/>
                 <w:szCs w:val="24"/>
               </w:rPr>
-              <w:t>/plans</w:t>
-            </w:r>
+              <w:t>/</w:t>
+            </w:r>
+            <w:proofErr w:type="spellStart"/>
+            <w:r>
+              <w:rPr>
+                <w:rFonts w:eastAsia="Times New Roman" w:cs="Times New Roman"/>
+                <w:color w:val="188038"/>
+                <w:szCs w:val="24"/>
+              </w:rPr>
+              <w:t>plans</w:t>
+            </w:r>
+            <w:proofErr w:type="spellEnd"/>
           </w:p>
         </w:tc>
         <w:tc>
@@ -8385,7 +11066,23 @@
                 <w:rFonts w:eastAsia="Times New Roman" w:cs="Times New Roman"/>
                 <w:szCs w:val="24"/>
               </w:rPr>
-              <w:t>Igen (User)</w:t>
+              <w:t>Igen (</w:t>
+            </w:r>
+            <w:proofErr w:type="spellStart"/>
+            <w:r>
+              <w:rPr>
+                <w:rFonts w:eastAsia="Times New Roman" w:cs="Times New Roman"/>
+                <w:szCs w:val="24"/>
+              </w:rPr>
+              <w:t>User</w:t>
+            </w:r>
+            <w:proofErr w:type="spellEnd"/>
+            <w:r>
+              <w:rPr>
+                <w:rFonts w:eastAsia="Times New Roman" w:cs="Times New Roman"/>
+                <w:szCs w:val="24"/>
+              </w:rPr>
+              <w:t>)</w:t>
             </w:r>
           </w:p>
         </w:tc>
@@ -8417,8 +11114,54 @@
                 <w:color w:val="188038"/>
                 <w:szCs w:val="24"/>
               </w:rPr>
-              <w:t>/plans/info/:id</w:t>
-            </w:r>
+              <w:t>/</w:t>
+            </w:r>
+            <w:proofErr w:type="spellStart"/>
+            <w:r>
+              <w:rPr>
+                <w:rFonts w:eastAsia="Times New Roman" w:cs="Times New Roman"/>
+                <w:color w:val="188038"/>
+                <w:szCs w:val="24"/>
+              </w:rPr>
+              <w:t>plans</w:t>
+            </w:r>
+            <w:proofErr w:type="spellEnd"/>
+            <w:r>
+              <w:rPr>
+                <w:rFonts w:eastAsia="Times New Roman" w:cs="Times New Roman"/>
+                <w:color w:val="188038"/>
+                <w:szCs w:val="24"/>
+              </w:rPr>
+              <w:t>/</w:t>
+            </w:r>
+            <w:proofErr w:type="spellStart"/>
+            <w:r>
+              <w:rPr>
+                <w:rFonts w:eastAsia="Times New Roman" w:cs="Times New Roman"/>
+                <w:color w:val="188038"/>
+                <w:szCs w:val="24"/>
+              </w:rPr>
+              <w:t>info</w:t>
+            </w:r>
+            <w:proofErr w:type="spellEnd"/>
+            <w:r>
+              <w:rPr>
+                <w:rFonts w:eastAsia="Times New Roman" w:cs="Times New Roman"/>
+                <w:color w:val="188038"/>
+                <w:szCs w:val="24"/>
+              </w:rPr>
+              <w:t>/:</w:t>
+            </w:r>
+            <w:proofErr w:type="spellStart"/>
+            <w:r>
+              <w:rPr>
+                <w:rFonts w:eastAsia="Times New Roman" w:cs="Times New Roman"/>
+                <w:color w:val="188038"/>
+                <w:szCs w:val="24"/>
+              </w:rPr>
+              <w:t>id</w:t>
+            </w:r>
+            <w:proofErr w:type="spellEnd"/>
           </w:p>
         </w:tc>
         <w:tc>
@@ -8495,7 +11238,23 @@
                 <w:rFonts w:eastAsia="Times New Roman" w:cs="Times New Roman"/>
                 <w:szCs w:val="24"/>
               </w:rPr>
-              <w:t>Igen (User)</w:t>
+              <w:t>Igen (</w:t>
+            </w:r>
+            <w:proofErr w:type="spellStart"/>
+            <w:r>
+              <w:rPr>
+                <w:rFonts w:eastAsia="Times New Roman" w:cs="Times New Roman"/>
+                <w:szCs w:val="24"/>
+              </w:rPr>
+              <w:t>User</w:t>
+            </w:r>
+            <w:proofErr w:type="spellEnd"/>
+            <w:r>
+              <w:rPr>
+                <w:rFonts w:eastAsia="Times New Roman" w:cs="Times New Roman"/>
+                <w:szCs w:val="24"/>
+              </w:rPr>
+              <w:t>)</w:t>
             </w:r>
           </w:p>
         </w:tc>
@@ -8527,8 +11286,36 @@
                 <w:color w:val="188038"/>
                 <w:szCs w:val="24"/>
               </w:rPr>
-              <w:t>/plans/:id</w:t>
-            </w:r>
+              <w:t>/</w:t>
+            </w:r>
+            <w:proofErr w:type="spellStart"/>
+            <w:r>
+              <w:rPr>
+                <w:rFonts w:eastAsia="Times New Roman" w:cs="Times New Roman"/>
+                <w:color w:val="188038"/>
+                <w:szCs w:val="24"/>
+              </w:rPr>
+              <w:t>plans</w:t>
+            </w:r>
+            <w:proofErr w:type="spellEnd"/>
+            <w:r>
+              <w:rPr>
+                <w:rFonts w:eastAsia="Times New Roman" w:cs="Times New Roman"/>
+                <w:color w:val="188038"/>
+                <w:szCs w:val="24"/>
+              </w:rPr>
+              <w:t>/:</w:t>
+            </w:r>
+            <w:proofErr w:type="spellStart"/>
+            <w:r>
+              <w:rPr>
+                <w:rFonts w:eastAsia="Times New Roman" w:cs="Times New Roman"/>
+                <w:color w:val="188038"/>
+                <w:szCs w:val="24"/>
+              </w:rPr>
+              <w:t>id</w:t>
+            </w:r>
+            <w:proofErr w:type="spellEnd"/>
           </w:p>
         </w:tc>
         <w:tc>
@@ -8605,7 +11392,23 @@
                 <w:rFonts w:eastAsia="Times New Roman" w:cs="Times New Roman"/>
                 <w:szCs w:val="24"/>
               </w:rPr>
-              <w:t>Igen (User)</w:t>
+              <w:t>Igen (</w:t>
+            </w:r>
+            <w:proofErr w:type="spellStart"/>
+            <w:r>
+              <w:rPr>
+                <w:rFonts w:eastAsia="Times New Roman" w:cs="Times New Roman"/>
+                <w:szCs w:val="24"/>
+              </w:rPr>
+              <w:t>User</w:t>
+            </w:r>
+            <w:proofErr w:type="spellEnd"/>
+            <w:r>
+              <w:rPr>
+                <w:rFonts w:eastAsia="Times New Roman" w:cs="Times New Roman"/>
+                <w:szCs w:val="24"/>
+              </w:rPr>
+              <w:t>)</w:t>
             </w:r>
           </w:p>
         </w:tc>
@@ -8637,8 +11440,18 @@
                 <w:color w:val="188038"/>
                 <w:szCs w:val="24"/>
               </w:rPr>
-              <w:t>/plans</w:t>
-            </w:r>
+              <w:t>/</w:t>
+            </w:r>
+            <w:proofErr w:type="spellStart"/>
+            <w:r>
+              <w:rPr>
+                <w:rFonts w:eastAsia="Times New Roman" w:cs="Times New Roman"/>
+                <w:color w:val="188038"/>
+                <w:szCs w:val="24"/>
+              </w:rPr>
+              <w:t>plans</w:t>
+            </w:r>
+            <w:proofErr w:type="spellEnd"/>
           </w:p>
         </w:tc>
         <w:tc>
@@ -8715,7 +11528,23 @@
                 <w:rFonts w:eastAsia="Times New Roman" w:cs="Times New Roman"/>
                 <w:szCs w:val="24"/>
               </w:rPr>
-              <w:t>Igen (User)</w:t>
+              <w:t>Igen (</w:t>
+            </w:r>
+            <w:proofErr w:type="spellStart"/>
+            <w:r>
+              <w:rPr>
+                <w:rFonts w:eastAsia="Times New Roman" w:cs="Times New Roman"/>
+                <w:szCs w:val="24"/>
+              </w:rPr>
+              <w:t>User</w:t>
+            </w:r>
+            <w:proofErr w:type="spellEnd"/>
+            <w:r>
+              <w:rPr>
+                <w:rFonts w:eastAsia="Times New Roman" w:cs="Times New Roman"/>
+                <w:szCs w:val="24"/>
+              </w:rPr>
+              <w:t>)</w:t>
             </w:r>
           </w:p>
         </w:tc>
@@ -8747,8 +11576,36 @@
                 <w:color w:val="188038"/>
                 <w:szCs w:val="24"/>
               </w:rPr>
-              <w:t>/plans/:id</w:t>
-            </w:r>
+              <w:t>/</w:t>
+            </w:r>
+            <w:proofErr w:type="spellStart"/>
+            <w:r>
+              <w:rPr>
+                <w:rFonts w:eastAsia="Times New Roman" w:cs="Times New Roman"/>
+                <w:color w:val="188038"/>
+                <w:szCs w:val="24"/>
+              </w:rPr>
+              <w:t>plans</w:t>
+            </w:r>
+            <w:proofErr w:type="spellEnd"/>
+            <w:r>
+              <w:rPr>
+                <w:rFonts w:eastAsia="Times New Roman" w:cs="Times New Roman"/>
+                <w:color w:val="188038"/>
+                <w:szCs w:val="24"/>
+              </w:rPr>
+              <w:t>/:</w:t>
+            </w:r>
+            <w:proofErr w:type="spellStart"/>
+            <w:r>
+              <w:rPr>
+                <w:rFonts w:eastAsia="Times New Roman" w:cs="Times New Roman"/>
+                <w:color w:val="188038"/>
+                <w:szCs w:val="24"/>
+              </w:rPr>
+              <w:t>id</w:t>
+            </w:r>
+            <w:proofErr w:type="spellEnd"/>
           </w:p>
         </w:tc>
         <w:tc>
@@ -8825,7 +11682,23 @@
                 <w:rFonts w:eastAsia="Times New Roman" w:cs="Times New Roman"/>
                 <w:szCs w:val="24"/>
               </w:rPr>
-              <w:t>Igen (User)</w:t>
+              <w:t>Igen (</w:t>
+            </w:r>
+            <w:proofErr w:type="spellStart"/>
+            <w:r>
+              <w:rPr>
+                <w:rFonts w:eastAsia="Times New Roman" w:cs="Times New Roman"/>
+                <w:szCs w:val="24"/>
+              </w:rPr>
+              <w:t>User</w:t>
+            </w:r>
+            <w:proofErr w:type="spellEnd"/>
+            <w:r>
+              <w:rPr>
+                <w:rFonts w:eastAsia="Times New Roman" w:cs="Times New Roman"/>
+                <w:szCs w:val="24"/>
+              </w:rPr>
+              <w:t>)</w:t>
             </w:r>
           </w:p>
         </w:tc>
@@ -8858,8 +11731,36 @@
                 <w:szCs w:val="24"/>
               </w:rPr>
               <w:lastRenderedPageBreak/>
-              <w:t>/plans/:id</w:t>
-            </w:r>
+              <w:t>/</w:t>
+            </w:r>
+            <w:proofErr w:type="spellStart"/>
+            <w:r>
+              <w:rPr>
+                <w:rFonts w:eastAsia="Times New Roman" w:cs="Times New Roman"/>
+                <w:color w:val="188038"/>
+                <w:szCs w:val="24"/>
+              </w:rPr>
+              <w:t>plans</w:t>
+            </w:r>
+            <w:proofErr w:type="spellEnd"/>
+            <w:r>
+              <w:rPr>
+                <w:rFonts w:eastAsia="Times New Roman" w:cs="Times New Roman"/>
+                <w:color w:val="188038"/>
+                <w:szCs w:val="24"/>
+              </w:rPr>
+              <w:t>/:</w:t>
+            </w:r>
+            <w:proofErr w:type="spellStart"/>
+            <w:r>
+              <w:rPr>
+                <w:rFonts w:eastAsia="Times New Roman" w:cs="Times New Roman"/>
+                <w:color w:val="188038"/>
+                <w:szCs w:val="24"/>
+              </w:rPr>
+              <w:t>id</w:t>
+            </w:r>
+            <w:proofErr w:type="spellEnd"/>
           </w:p>
         </w:tc>
         <w:tc>
@@ -8936,7 +11837,23 @@
                 <w:rFonts w:eastAsia="Times New Roman" w:cs="Times New Roman"/>
                 <w:szCs w:val="24"/>
               </w:rPr>
-              <w:t>Igen (User)</w:t>
+              <w:t>Igen (</w:t>
+            </w:r>
+            <w:proofErr w:type="spellStart"/>
+            <w:r>
+              <w:rPr>
+                <w:rFonts w:eastAsia="Times New Roman" w:cs="Times New Roman"/>
+                <w:szCs w:val="24"/>
+              </w:rPr>
+              <w:t>User</w:t>
+            </w:r>
+            <w:proofErr w:type="spellEnd"/>
+            <w:r>
+              <w:rPr>
+                <w:rFonts w:eastAsia="Times New Roman" w:cs="Times New Roman"/>
+                <w:szCs w:val="24"/>
+              </w:rPr>
+              <w:t>)</w:t>
             </w:r>
           </w:p>
         </w:tc>
@@ -8963,7 +11880,25 @@
           <w:bCs/>
           <w:color w:val="000000"/>
         </w:rPr>
-        <w:t>Statisztikák (Statistics)</w:t>
+        <w:t>Statisztikák (</w:t>
+      </w:r>
+      <w:proofErr w:type="spellStart"/>
+      <w:r>
+        <w:rPr>
+          <w:rFonts w:eastAsia="Times New Roman" w:cs="Times New Roman"/>
+          <w:bCs/>
+          <w:color w:val="000000"/>
+        </w:rPr>
+        <w:t>Statistics</w:t>
+      </w:r>
+      <w:proofErr w:type="spellEnd"/>
+      <w:r>
+        <w:rPr>
+          <w:rFonts w:eastAsia="Times New Roman" w:cs="Times New Roman"/>
+          <w:bCs/>
+          <w:color w:val="000000"/>
+        </w:rPr>
+        <w:t>)</w:t>
       </w:r>
     </w:p>
     <w:tbl>
@@ -9136,8 +12071,18 @@
                 <w:color w:val="188038"/>
                 <w:szCs w:val="24"/>
               </w:rPr>
-              <w:t>/statistics</w:t>
-            </w:r>
+              <w:t>/</w:t>
+            </w:r>
+            <w:proofErr w:type="spellStart"/>
+            <w:r>
+              <w:rPr>
+                <w:rFonts w:eastAsia="Times New Roman" w:cs="Times New Roman"/>
+                <w:color w:val="188038"/>
+                <w:szCs w:val="24"/>
+              </w:rPr>
+              <w:t>statistics</w:t>
+            </w:r>
+            <w:proofErr w:type="spellEnd"/>
           </w:p>
         </w:tc>
         <w:tc>
@@ -9214,7 +12159,23 @@
                 <w:rFonts w:eastAsia="Times New Roman" w:cs="Times New Roman"/>
                 <w:szCs w:val="24"/>
               </w:rPr>
-              <w:t>Igen (User)</w:t>
+              <w:t>Igen (</w:t>
+            </w:r>
+            <w:proofErr w:type="spellStart"/>
+            <w:r>
+              <w:rPr>
+                <w:rFonts w:eastAsia="Times New Roman" w:cs="Times New Roman"/>
+                <w:szCs w:val="24"/>
+              </w:rPr>
+              <w:t>User</w:t>
+            </w:r>
+            <w:proofErr w:type="spellEnd"/>
+            <w:r>
+              <w:rPr>
+                <w:rFonts w:eastAsia="Times New Roman" w:cs="Times New Roman"/>
+                <w:szCs w:val="24"/>
+              </w:rPr>
+              <w:t>)</w:t>
             </w:r>
           </w:p>
         </w:tc>
@@ -9241,7 +12202,25 @@
           <w:bCs/>
           <w:color w:val="000000"/>
         </w:rPr>
-        <w:t>Gyakorlatok (Exercises)</w:t>
+        <w:t>Gyakorlatok (</w:t>
+      </w:r>
+      <w:proofErr w:type="spellStart"/>
+      <w:r>
+        <w:rPr>
+          <w:rFonts w:eastAsia="Times New Roman" w:cs="Times New Roman"/>
+          <w:bCs/>
+          <w:color w:val="000000"/>
+        </w:rPr>
+        <w:t>Exercises</w:t>
+      </w:r>
+      <w:proofErr w:type="spellEnd"/>
+      <w:r>
+        <w:rPr>
+          <w:rFonts w:eastAsia="Times New Roman" w:cs="Times New Roman"/>
+          <w:bCs/>
+          <w:color w:val="000000"/>
+        </w:rPr>
+        <w:t>)</w:t>
       </w:r>
     </w:p>
     <w:tbl>
@@ -9414,8 +12393,18 @@
                 <w:color w:val="188038"/>
                 <w:szCs w:val="24"/>
               </w:rPr>
-              <w:t>/exercises</w:t>
-            </w:r>
+              <w:t>/</w:t>
+            </w:r>
+            <w:proofErr w:type="spellStart"/>
+            <w:r>
+              <w:rPr>
+                <w:rFonts w:eastAsia="Times New Roman" w:cs="Times New Roman"/>
+                <w:color w:val="188038"/>
+                <w:szCs w:val="24"/>
+              </w:rPr>
+              <w:t>exercises</w:t>
+            </w:r>
+            <w:proofErr w:type="spellEnd"/>
           </w:p>
         </w:tc>
         <w:tc>
@@ -9524,8 +12513,36 @@
                 <w:color w:val="188038"/>
                 <w:szCs w:val="24"/>
               </w:rPr>
-              <w:t>/exercises/:id</w:t>
-            </w:r>
+              <w:t>/</w:t>
+            </w:r>
+            <w:proofErr w:type="spellStart"/>
+            <w:r>
+              <w:rPr>
+                <w:rFonts w:eastAsia="Times New Roman" w:cs="Times New Roman"/>
+                <w:color w:val="188038"/>
+                <w:szCs w:val="24"/>
+              </w:rPr>
+              <w:t>exercises</w:t>
+            </w:r>
+            <w:proofErr w:type="spellEnd"/>
+            <w:r>
+              <w:rPr>
+                <w:rFonts w:eastAsia="Times New Roman" w:cs="Times New Roman"/>
+                <w:color w:val="188038"/>
+                <w:szCs w:val="24"/>
+              </w:rPr>
+              <w:t>/:</w:t>
+            </w:r>
+            <w:proofErr w:type="spellStart"/>
+            <w:r>
+              <w:rPr>
+                <w:rFonts w:eastAsia="Times New Roman" w:cs="Times New Roman"/>
+                <w:color w:val="188038"/>
+                <w:szCs w:val="24"/>
+              </w:rPr>
+              <w:t>id</w:t>
+            </w:r>
+            <w:proofErr w:type="spellEnd"/>
           </w:p>
         </w:tc>
         <w:tc>
@@ -9634,7 +12651,25 @@
                 <w:color w:val="188038"/>
                 <w:szCs w:val="24"/>
               </w:rPr>
-              <w:t>/exercises/admin</w:t>
+              <w:t>/</w:t>
+            </w:r>
+            <w:proofErr w:type="spellStart"/>
+            <w:r>
+              <w:rPr>
+                <w:rFonts w:eastAsia="Times New Roman" w:cs="Times New Roman"/>
+                <w:color w:val="188038"/>
+                <w:szCs w:val="24"/>
+              </w:rPr>
+              <w:t>exercises</w:t>
+            </w:r>
+            <w:proofErr w:type="spellEnd"/>
+            <w:r>
+              <w:rPr>
+                <w:rFonts w:eastAsia="Times New Roman" w:cs="Times New Roman"/>
+                <w:color w:val="188038"/>
+                <w:szCs w:val="24"/>
+              </w:rPr>
+              <w:t>/admin</w:t>
             </w:r>
           </w:p>
         </w:tc>
@@ -9744,7 +12779,25 @@
                 <w:color w:val="188038"/>
                 <w:szCs w:val="24"/>
               </w:rPr>
-              <w:t>/exercises/admin</w:t>
+              <w:t>/</w:t>
+            </w:r>
+            <w:proofErr w:type="spellStart"/>
+            <w:r>
+              <w:rPr>
+                <w:rFonts w:eastAsia="Times New Roman" w:cs="Times New Roman"/>
+                <w:color w:val="188038"/>
+                <w:szCs w:val="24"/>
+              </w:rPr>
+              <w:t>exercises</w:t>
+            </w:r>
+            <w:proofErr w:type="spellEnd"/>
+            <w:r>
+              <w:rPr>
+                <w:rFonts w:eastAsia="Times New Roman" w:cs="Times New Roman"/>
+                <w:color w:val="188038"/>
+                <w:szCs w:val="24"/>
+              </w:rPr>
+              <w:t>/admin</w:t>
             </w:r>
           </w:p>
         </w:tc>
@@ -9854,7 +12907,25 @@
                 <w:color w:val="188038"/>
                 <w:szCs w:val="24"/>
               </w:rPr>
-              <w:t>/exercises/admin</w:t>
+              <w:t>/</w:t>
+            </w:r>
+            <w:proofErr w:type="spellStart"/>
+            <w:r>
+              <w:rPr>
+                <w:rFonts w:eastAsia="Times New Roman" w:cs="Times New Roman"/>
+                <w:color w:val="188038"/>
+                <w:szCs w:val="24"/>
+              </w:rPr>
+              <w:t>exercises</w:t>
+            </w:r>
+            <w:proofErr w:type="spellEnd"/>
+            <w:r>
+              <w:rPr>
+                <w:rFonts w:eastAsia="Times New Roman" w:cs="Times New Roman"/>
+                <w:color w:val="188038"/>
+                <w:szCs w:val="24"/>
+              </w:rPr>
+              <w:t>/admin</w:t>
             </w:r>
           </w:p>
         </w:tc>
@@ -9964,8 +13035,36 @@
                 <w:color w:val="188038"/>
                 <w:szCs w:val="24"/>
               </w:rPr>
-              <w:t>/exercises/admin/:id</w:t>
-            </w:r>
+              <w:t>/</w:t>
+            </w:r>
+            <w:proofErr w:type="spellStart"/>
+            <w:r>
+              <w:rPr>
+                <w:rFonts w:eastAsia="Times New Roman" w:cs="Times New Roman"/>
+                <w:color w:val="188038"/>
+                <w:szCs w:val="24"/>
+              </w:rPr>
+              <w:t>exercises</w:t>
+            </w:r>
+            <w:proofErr w:type="spellEnd"/>
+            <w:r>
+              <w:rPr>
+                <w:rFonts w:eastAsia="Times New Roman" w:cs="Times New Roman"/>
+                <w:color w:val="188038"/>
+                <w:szCs w:val="24"/>
+              </w:rPr>
+              <w:t>/admin/:</w:t>
+            </w:r>
+            <w:proofErr w:type="spellStart"/>
+            <w:r>
+              <w:rPr>
+                <w:rFonts w:eastAsia="Times New Roman" w:cs="Times New Roman"/>
+                <w:color w:val="188038"/>
+                <w:szCs w:val="24"/>
+              </w:rPr>
+              <w:t>id</w:t>
+            </w:r>
+            <w:proofErr w:type="spellEnd"/>
           </w:p>
         </w:tc>
         <w:tc>
@@ -10069,7 +13168,43 @@
           <w:bCs/>
           <w:color w:val="000000"/>
         </w:rPr>
-        <w:t>Izomcsoportok (Muscle Groups)</w:t>
+        <w:t>Izomcsoportok (</w:t>
+      </w:r>
+      <w:proofErr w:type="spellStart"/>
+      <w:r>
+        <w:rPr>
+          <w:rFonts w:eastAsia="Times New Roman" w:cs="Times New Roman"/>
+          <w:bCs/>
+          <w:color w:val="000000"/>
+        </w:rPr>
+        <w:t>Muscle</w:t>
+      </w:r>
+      <w:proofErr w:type="spellEnd"/>
+      <w:r>
+        <w:rPr>
+          <w:rFonts w:eastAsia="Times New Roman" w:cs="Times New Roman"/>
+          <w:bCs/>
+          <w:color w:val="000000"/>
+        </w:rPr>
+        <w:t xml:space="preserve"> </w:t>
+      </w:r>
+      <w:proofErr w:type="spellStart"/>
+      <w:r>
+        <w:rPr>
+          <w:rFonts w:eastAsia="Times New Roman" w:cs="Times New Roman"/>
+          <w:bCs/>
+          <w:color w:val="000000"/>
+        </w:rPr>
+        <w:t>Groups</w:t>
+      </w:r>
+      <w:proofErr w:type="spellEnd"/>
+      <w:r>
+        <w:rPr>
+          <w:rFonts w:eastAsia="Times New Roman" w:cs="Times New Roman"/>
+          <w:bCs/>
+          <w:color w:val="000000"/>
+        </w:rPr>
+        <w:t>)</w:t>
       </w:r>
     </w:p>
     <w:tbl>
@@ -10242,8 +13377,18 @@
                 <w:color w:val="188038"/>
                 <w:szCs w:val="24"/>
               </w:rPr>
-              <w:t>/muscle_groups</w:t>
-            </w:r>
+              <w:t>/</w:t>
+            </w:r>
+            <w:proofErr w:type="spellStart"/>
+            <w:r>
+              <w:rPr>
+                <w:rFonts w:eastAsia="Times New Roman" w:cs="Times New Roman"/>
+                <w:color w:val="188038"/>
+                <w:szCs w:val="24"/>
+              </w:rPr>
+              <w:t>muscle_groups</w:t>
+            </w:r>
+            <w:proofErr w:type="spellEnd"/>
           </w:p>
         </w:tc>
         <w:tc>
@@ -10352,7 +13497,25 @@
                 <w:color w:val="188038"/>
                 <w:szCs w:val="24"/>
               </w:rPr>
-              <w:t>/muscle_groups/admin</w:t>
+              <w:t>/</w:t>
+            </w:r>
+            <w:proofErr w:type="spellStart"/>
+            <w:r>
+              <w:rPr>
+                <w:rFonts w:eastAsia="Times New Roman" w:cs="Times New Roman"/>
+                <w:color w:val="188038"/>
+                <w:szCs w:val="24"/>
+              </w:rPr>
+              <w:t>muscle_groups</w:t>
+            </w:r>
+            <w:proofErr w:type="spellEnd"/>
+            <w:r>
+              <w:rPr>
+                <w:rFonts w:eastAsia="Times New Roman" w:cs="Times New Roman"/>
+                <w:color w:val="188038"/>
+                <w:szCs w:val="24"/>
+              </w:rPr>
+              <w:t>/admin</w:t>
             </w:r>
           </w:p>
         </w:tc>
@@ -10463,7 +13626,25 @@
                 <w:szCs w:val="24"/>
               </w:rPr>
               <w:lastRenderedPageBreak/>
-              <w:t>/muscle_groups/admin</w:t>
+              <w:t>/</w:t>
+            </w:r>
+            <w:proofErr w:type="spellStart"/>
+            <w:r>
+              <w:rPr>
+                <w:rFonts w:eastAsia="Times New Roman" w:cs="Times New Roman"/>
+                <w:color w:val="188038"/>
+                <w:szCs w:val="24"/>
+              </w:rPr>
+              <w:t>muscle_groups</w:t>
+            </w:r>
+            <w:proofErr w:type="spellEnd"/>
+            <w:r>
+              <w:rPr>
+                <w:rFonts w:eastAsia="Times New Roman" w:cs="Times New Roman"/>
+                <w:color w:val="188038"/>
+                <w:szCs w:val="24"/>
+              </w:rPr>
+              <w:t>/admin</w:t>
             </w:r>
           </w:p>
         </w:tc>
@@ -10573,8 +13754,36 @@
                 <w:color w:val="188038"/>
                 <w:szCs w:val="24"/>
               </w:rPr>
-              <w:t>/muscle_groups/admin/:id</w:t>
-            </w:r>
+              <w:t>/</w:t>
+            </w:r>
+            <w:proofErr w:type="spellStart"/>
+            <w:r>
+              <w:rPr>
+                <w:rFonts w:eastAsia="Times New Roman" w:cs="Times New Roman"/>
+                <w:color w:val="188038"/>
+                <w:szCs w:val="24"/>
+              </w:rPr>
+              <w:t>muscle_groups</w:t>
+            </w:r>
+            <w:proofErr w:type="spellEnd"/>
+            <w:r>
+              <w:rPr>
+                <w:rFonts w:eastAsia="Times New Roman" w:cs="Times New Roman"/>
+                <w:color w:val="188038"/>
+                <w:szCs w:val="24"/>
+              </w:rPr>
+              <w:t>/admin/:</w:t>
+            </w:r>
+            <w:proofErr w:type="spellStart"/>
+            <w:r>
+              <w:rPr>
+                <w:rFonts w:eastAsia="Times New Roman" w:cs="Times New Roman"/>
+                <w:color w:val="188038"/>
+                <w:szCs w:val="24"/>
+              </w:rPr>
+              <w:t>id</w:t>
+            </w:r>
+            <w:proofErr w:type="spellEnd"/>
           </w:p>
         </w:tc>
         <w:tc>
@@ -11031,7 +14240,39 @@
                 <w:rFonts w:eastAsia="Times New Roman" w:cs="Times New Roman"/>
                 <w:szCs w:val="24"/>
               </w:rPr>
-              <w:t>Átirányítás a dashboardra, token mentve</w:t>
+              <w:t xml:space="preserve">Átirányítás a </w:t>
+            </w:r>
+            <w:proofErr w:type="spellStart"/>
+            <w:r>
+              <w:rPr>
+                <w:rFonts w:eastAsia="Times New Roman" w:cs="Times New Roman"/>
+                <w:szCs w:val="24"/>
+              </w:rPr>
+              <w:t>dashboardra</w:t>
+            </w:r>
+            <w:proofErr w:type="spellEnd"/>
+            <w:r>
+              <w:rPr>
+                <w:rFonts w:eastAsia="Times New Roman" w:cs="Times New Roman"/>
+                <w:szCs w:val="24"/>
+              </w:rPr>
+              <w:t xml:space="preserve">, </w:t>
+            </w:r>
+            <w:proofErr w:type="spellStart"/>
+            <w:r>
+              <w:rPr>
+                <w:rFonts w:eastAsia="Times New Roman" w:cs="Times New Roman"/>
+                <w:szCs w:val="24"/>
+              </w:rPr>
+              <w:t>token</w:t>
+            </w:r>
+            <w:proofErr w:type="spellEnd"/>
+            <w:r>
+              <w:rPr>
+                <w:rFonts w:eastAsia="Times New Roman" w:cs="Times New Roman"/>
+                <w:szCs w:val="24"/>
+              </w:rPr>
+              <w:t xml:space="preserve"> mentve</w:t>
             </w:r>
           </w:p>
         </w:tc>
@@ -11604,7 +14845,23 @@
                 <w:rFonts w:ascii="Cardo" w:eastAsia="Cardo" w:hAnsi="Cardo" w:cs="Cardo"/>
                 <w:szCs w:val="24"/>
               </w:rPr>
-              <w:t>Gyakorlatok kiválasztása → “Save”</w:t>
+              <w:t>Gyakorlatok kiválasztása → “</w:t>
+            </w:r>
+            <w:proofErr w:type="spellStart"/>
+            <w:r>
+              <w:rPr>
+                <w:rFonts w:ascii="Cardo" w:eastAsia="Cardo" w:hAnsi="Cardo" w:cs="Cardo"/>
+                <w:szCs w:val="24"/>
+              </w:rPr>
+              <w:t>Save</w:t>
+            </w:r>
+            <w:proofErr w:type="spellEnd"/>
+            <w:r>
+              <w:rPr>
+                <w:rFonts w:ascii="Cardo" w:eastAsia="Cardo" w:hAnsi="Cardo" w:cs="Cardo"/>
+                <w:szCs w:val="24"/>
+              </w:rPr>
+              <w:t>”</w:t>
             </w:r>
           </w:p>
         </w:tc>
@@ -11713,7 +14970,39 @@
                 <w:rFonts w:ascii="Cardo" w:eastAsia="Cardo" w:hAnsi="Cardo" w:cs="Cardo"/>
                 <w:szCs w:val="24"/>
               </w:rPr>
-              <w:t>“Edit plan” → Szerkesztés → “Save”</w:t>
+              <w:t xml:space="preserve">“Edit </w:t>
+            </w:r>
+            <w:proofErr w:type="spellStart"/>
+            <w:r>
+              <w:rPr>
+                <w:rFonts w:ascii="Cardo" w:eastAsia="Cardo" w:hAnsi="Cardo" w:cs="Cardo"/>
+                <w:szCs w:val="24"/>
+              </w:rPr>
+              <w:t>plan</w:t>
+            </w:r>
+            <w:proofErr w:type="spellEnd"/>
+            <w:r>
+              <w:rPr>
+                <w:rFonts w:ascii="Cardo" w:eastAsia="Cardo" w:hAnsi="Cardo" w:cs="Cardo"/>
+                <w:szCs w:val="24"/>
+              </w:rPr>
+              <w:t>” → Szerkesztés → “</w:t>
+            </w:r>
+            <w:proofErr w:type="spellStart"/>
+            <w:r>
+              <w:rPr>
+                <w:rFonts w:ascii="Cardo" w:eastAsia="Cardo" w:hAnsi="Cardo" w:cs="Cardo"/>
+                <w:szCs w:val="24"/>
+              </w:rPr>
+              <w:t>Save</w:t>
+            </w:r>
+            <w:proofErr w:type="spellEnd"/>
+            <w:r>
+              <w:rPr>
+                <w:rFonts w:ascii="Cardo" w:eastAsia="Cardo" w:hAnsi="Cardo" w:cs="Cardo"/>
+                <w:szCs w:val="24"/>
+              </w:rPr>
+              <w:t>”</w:t>
             </w:r>
           </w:p>
         </w:tc>
@@ -12803,7 +16092,23 @@
                 <w:rFonts w:eastAsia="Times New Roman" w:cs="Times New Roman"/>
                 <w:szCs w:val="24"/>
               </w:rPr>
-              <w:t>„Bench” beírása</w:t>
+              <w:t>„</w:t>
+            </w:r>
+            <w:proofErr w:type="spellStart"/>
+            <w:r>
+              <w:rPr>
+                <w:rFonts w:eastAsia="Times New Roman" w:cs="Times New Roman"/>
+                <w:szCs w:val="24"/>
+              </w:rPr>
+              <w:t>Bench</w:t>
+            </w:r>
+            <w:proofErr w:type="spellEnd"/>
+            <w:r>
+              <w:rPr>
+                <w:rFonts w:eastAsia="Times New Roman" w:cs="Times New Roman"/>
+                <w:szCs w:val="24"/>
+              </w:rPr>
+              <w:t>” beírása</w:t>
             </w:r>
           </w:p>
         </w:tc>
@@ -13292,7 +16597,23 @@
                 <w:rFonts w:eastAsia="Times New Roman" w:cs="Times New Roman"/>
                 <w:szCs w:val="24"/>
               </w:rPr>
-              <w:t>„Best lifts” ellenőrzése</w:t>
+              <w:t xml:space="preserve">„Best </w:t>
+            </w:r>
+            <w:proofErr w:type="spellStart"/>
+            <w:r>
+              <w:rPr>
+                <w:rFonts w:eastAsia="Times New Roman" w:cs="Times New Roman"/>
+                <w:szCs w:val="24"/>
+              </w:rPr>
+              <w:t>lifts</w:t>
+            </w:r>
+            <w:proofErr w:type="spellEnd"/>
+            <w:r>
+              <w:rPr>
+                <w:rFonts w:eastAsia="Times New Roman" w:cs="Times New Roman"/>
+                <w:szCs w:val="24"/>
+              </w:rPr>
+              <w:t>” ellenőrzése</w:t>
             </w:r>
           </w:p>
         </w:tc>
@@ -13349,8 +16670,17 @@
                 <w:rFonts w:eastAsia="Times New Roman" w:cs="Times New Roman"/>
                 <w:szCs w:val="24"/>
               </w:rPr>
-              <w:t>Havi streak</w:t>
-            </w:r>
+              <w:t xml:space="preserve">Havi </w:t>
+            </w:r>
+            <w:proofErr w:type="spellStart"/>
+            <w:r>
+              <w:rPr>
+                <w:rFonts w:eastAsia="Times New Roman" w:cs="Times New Roman"/>
+                <w:szCs w:val="24"/>
+              </w:rPr>
+              <w:t>streak</w:t>
+            </w:r>
+            <w:proofErr w:type="spellEnd"/>
           </w:p>
         </w:tc>
         <w:tc>
@@ -13401,7 +16731,23 @@
                 <w:rFonts w:eastAsia="Times New Roman" w:cs="Times New Roman"/>
                 <w:szCs w:val="24"/>
               </w:rPr>
-              <w:t>„Streak” ellenőrzése</w:t>
+              <w:t>„</w:t>
+            </w:r>
+            <w:proofErr w:type="spellStart"/>
+            <w:r>
+              <w:rPr>
+                <w:rFonts w:eastAsia="Times New Roman" w:cs="Times New Roman"/>
+                <w:szCs w:val="24"/>
+              </w:rPr>
+              <w:t>Streak</w:t>
+            </w:r>
+            <w:proofErr w:type="spellEnd"/>
+            <w:r>
+              <w:rPr>
+                <w:rFonts w:eastAsia="Times New Roman" w:cs="Times New Roman"/>
+                <w:szCs w:val="24"/>
+              </w:rPr>
+              <w:t>” ellenőrzése</w:t>
             </w:r>
           </w:p>
         </w:tc>
@@ -13673,7 +17019,23 @@
                 <w:rFonts w:ascii="Cardo" w:eastAsia="Cardo" w:hAnsi="Cardo" w:cs="Cardo"/>
                 <w:szCs w:val="24"/>
               </w:rPr>
-              <w:t>„Add User” → mentés</w:t>
+              <w:t xml:space="preserve">„Add </w:t>
+            </w:r>
+            <w:proofErr w:type="spellStart"/>
+            <w:r>
+              <w:rPr>
+                <w:rFonts w:ascii="Cardo" w:eastAsia="Cardo" w:hAnsi="Cardo" w:cs="Cardo"/>
+                <w:szCs w:val="24"/>
+              </w:rPr>
+              <w:t>User</w:t>
+            </w:r>
+            <w:proofErr w:type="spellEnd"/>
+            <w:r>
+              <w:rPr>
+                <w:rFonts w:ascii="Cardo" w:eastAsia="Cardo" w:hAnsi="Cardo" w:cs="Cardo"/>
+                <w:szCs w:val="24"/>
+              </w:rPr>
+              <w:t>” → mentés</w:t>
             </w:r>
           </w:p>
         </w:tc>
@@ -13838,8 +17200,73 @@
         <w:t>Tervezett fejlesztések</w:t>
       </w:r>
       <w:bookmarkEnd w:id="69"/>
-      <w:r>
-        <w:t xml:space="preserve"> – 1.0 kiadás</w:t>
+    </w:p>
+    <w:p>
+      <w:pPr>
+        <w:pStyle w:val="Cmsor3"/>
+      </w:pPr>
+      <w:r>
+        <w:t>0.2 kiadás</w:t>
+      </w:r>
+    </w:p>
+    <w:p>
+      <w:pPr>
+        <w:pStyle w:val="Cmsor4"/>
+      </w:pPr>
+      <w:r>
+        <w:t>Offline mód</w:t>
+      </w:r>
+    </w:p>
+    <w:p>
+      <w:pPr>
+        <w:pStyle w:val="Listaszerbekezds"/>
+        <w:numPr>
+          <w:ilvl w:val="0"/>
+          <w:numId w:val="23"/>
+        </w:numPr>
+      </w:pPr>
+      <w:r>
+        <w:t>Edzéstervek, előző edzések tárolása</w:t>
+      </w:r>
+    </w:p>
+    <w:p>
+      <w:pPr>
+        <w:pStyle w:val="Listaszerbekezds"/>
+        <w:numPr>
+          <w:ilvl w:val="0"/>
+          <w:numId w:val="23"/>
+        </w:numPr>
+      </w:pPr>
+      <w:r>
+        <w:t>Edzés elmentése eszközre</w:t>
+      </w:r>
+    </w:p>
+    <w:p>
+      <w:pPr>
+        <w:pStyle w:val="Cmsor4"/>
+      </w:pPr>
+      <w:r>
+        <w:t>Edzés becsült befejezési ideje</w:t>
+      </w:r>
+    </w:p>
+    <w:p>
+      <w:pPr>
+        <w:pStyle w:val="Listaszerbekezds"/>
+        <w:numPr>
+          <w:ilvl w:val="0"/>
+          <w:numId w:val="24"/>
+        </w:numPr>
+      </w:pPr>
+      <w:r>
+        <w:t>A felhasználó kaphat egy becsült időt, mikor fejezi be edzését</w:t>
+      </w:r>
+    </w:p>
+    <w:p>
+      <w:pPr>
+        <w:pStyle w:val="Cmsor3"/>
+      </w:pPr>
+      <w:r>
+        <w:t>1.0 kiadás</w:t>
       </w:r>
     </w:p>
     <w:p>
@@ -13881,12 +17308,21 @@
           <w:szCs w:val="24"/>
         </w:rPr>
       </w:pPr>
-      <w:r>
-        <w:rPr>
-          <w:rFonts w:eastAsia="Times New Roman" w:cs="Times New Roman"/>
-          <w:szCs w:val="24"/>
-        </w:rPr>
-        <w:t>Swipe alapú navigáció bevezetése a gyorsabb kezelhetőség érdekében</w:t>
+      <w:proofErr w:type="spellStart"/>
+      <w:r>
+        <w:rPr>
+          <w:rFonts w:eastAsia="Times New Roman" w:cs="Times New Roman"/>
+          <w:szCs w:val="24"/>
+        </w:rPr>
+        <w:t>Swipe</w:t>
+      </w:r>
+      <w:proofErr w:type="spellEnd"/>
+      <w:r>
+        <w:rPr>
+          <w:rFonts w:eastAsia="Times New Roman" w:cs="Times New Roman"/>
+          <w:szCs w:val="24"/>
+        </w:rPr>
+        <w:t xml:space="preserve"> alapú navigáció bevezetése a gyorsabb kezelhetőség érdekében</w:t>
       </w:r>
     </w:p>
     <w:p>
@@ -14077,6 +17513,7 @@
           <w:rFonts w:eastAsia="Times New Roman" w:cs="Times New Roman"/>
           <w:szCs w:val="24"/>
         </w:rPr>
+        <w:lastRenderedPageBreak/>
         <w:t>Progresszíven nehezedő szintlépési rendszer</w:t>
       </w:r>
     </w:p>
@@ -14190,7 +17627,23 @@
           <w:rFonts w:eastAsia="Times New Roman" w:cs="Times New Roman"/>
           <w:szCs w:val="24"/>
         </w:rPr>
-        <w:t>A MaxxedOut egy fitnesz alkalmazás, amely segít a felhasználóknak edzésprogramjaik nyomon követésében és elemzésében. Az alkalmazás zökkenőmentes élményt nyújt, lehetővé téve a felhasználók számára, hogy személyre szabott tervek segítségével könnyedén bonyolíthassák le edzéseiket.</w:t>
+        <w:t xml:space="preserve">A </w:t>
+      </w:r>
+      <w:proofErr w:type="spellStart"/>
+      <w:r>
+        <w:rPr>
+          <w:rFonts w:eastAsia="Times New Roman" w:cs="Times New Roman"/>
+          <w:szCs w:val="24"/>
+        </w:rPr>
+        <w:t>MaxxedOut</w:t>
+      </w:r>
+      <w:proofErr w:type="spellEnd"/>
+      <w:r>
+        <w:rPr>
+          <w:rFonts w:eastAsia="Times New Roman" w:cs="Times New Roman"/>
+          <w:szCs w:val="24"/>
+        </w:rPr>
+        <w:t xml:space="preserve"> egy fitnesz alkalmazás, amely segít a felhasználóknak edzésprogramjaik nyomon követésében és elemzésében. Az alkalmazás zökkenőmentes élményt nyújt, lehetővé téve a felhasználók számára, hogy személyre szabott tervek segítségével könnyedén bonyolíthassák le edzéseiket.</w:t>
       </w:r>
     </w:p>
     <w:p>
@@ -14366,7 +17819,23 @@
           <w:rFonts w:eastAsia="Times New Roman" w:cs="Times New Roman"/>
           <w:szCs w:val="24"/>
         </w:rPr>
-        <w:t>Mutatók követése, például az összes megemelt súly, átlagos edzésidő és sorozatok (streakek).</w:t>
+        <w:t>Mutatók követése, például az összes megemelt súly, átlagos edzésidő és sorozatok (</w:t>
+      </w:r>
+      <w:proofErr w:type="spellStart"/>
+      <w:r>
+        <w:rPr>
+          <w:rFonts w:eastAsia="Times New Roman" w:cs="Times New Roman"/>
+          <w:szCs w:val="24"/>
+        </w:rPr>
+        <w:t>streakek</w:t>
+      </w:r>
+      <w:proofErr w:type="spellEnd"/>
+      <w:r>
+        <w:rPr>
+          <w:rFonts w:eastAsia="Times New Roman" w:cs="Times New Roman"/>
+          <w:szCs w:val="24"/>
+        </w:rPr>
+        <w:t>).</w:t>
       </w:r>
     </w:p>
     <w:p>
@@ -14388,12 +17857,21 @@
           <w:szCs w:val="24"/>
         </w:rPr>
       </w:pPr>
-      <w:r>
-        <w:rPr>
-          <w:rFonts w:eastAsia="Times New Roman" w:cs="Times New Roman"/>
-          <w:szCs w:val="24"/>
-        </w:rPr>
-        <w:t>Push értesítések pihenési idő lejártakor.</w:t>
+      <w:proofErr w:type="spellStart"/>
+      <w:r>
+        <w:rPr>
+          <w:rFonts w:eastAsia="Times New Roman" w:cs="Times New Roman"/>
+          <w:szCs w:val="24"/>
+        </w:rPr>
+        <w:t>Push</w:t>
+      </w:r>
+      <w:proofErr w:type="spellEnd"/>
+      <w:r>
+        <w:rPr>
+          <w:rFonts w:eastAsia="Times New Roman" w:cs="Times New Roman"/>
+          <w:szCs w:val="24"/>
+        </w:rPr>
+        <w:t xml:space="preserve"> értesítések pihenési idő lejártakor.</w:t>
       </w:r>
     </w:p>
     <w:p>
@@ -14479,8 +17957,13 @@
       </w:pPr>
       <w:bookmarkStart w:id="75" w:name="_oeyol87aa881" w:colFirst="0" w:colLast="0"/>
       <w:bookmarkEnd w:id="75"/>
-      <w:r>
-        <w:t xml:space="preserve">Fitness </w:t>
+      <w:proofErr w:type="spellStart"/>
+      <w:r>
+        <w:t>Fitness</w:t>
+      </w:r>
+      <w:proofErr w:type="spellEnd"/>
+      <w:r>
+        <w:t xml:space="preserve"> </w:t>
       </w:r>
       <w:r>
         <w:t>rajongók</w:t>
@@ -14855,7 +18338,27 @@
           <w:bCs/>
           <w:szCs w:val="24"/>
         </w:rPr>
-        <w:t>React Native környezet telepítése</w:t>
+        <w:t xml:space="preserve">React </w:t>
+      </w:r>
+      <w:proofErr w:type="spellStart"/>
+      <w:r>
+        <w:rPr>
+          <w:rFonts w:eastAsia="Times New Roman" w:cs="Times New Roman"/>
+          <w:b/>
+          <w:bCs/>
+          <w:szCs w:val="24"/>
+        </w:rPr>
+        <w:t>Native</w:t>
+      </w:r>
+      <w:proofErr w:type="spellEnd"/>
+      <w:r>
+        <w:rPr>
+          <w:rFonts w:eastAsia="Times New Roman" w:cs="Times New Roman"/>
+          <w:b/>
+          <w:bCs/>
+          <w:szCs w:val="24"/>
+        </w:rPr>
+        <w:t xml:space="preserve"> környezet telepítése</w:t>
       </w:r>
     </w:p>
     <w:p>
@@ -14891,7 +18394,47 @@
           <w:bCs/>
           <w:szCs w:val="24"/>
         </w:rPr>
-        <w:t xml:space="preserve">React Native push értesítés </w:t>
+        <w:t xml:space="preserve">React </w:t>
+      </w:r>
+      <w:proofErr w:type="spellStart"/>
+      <w:r>
+        <w:rPr>
+          <w:rFonts w:eastAsia="Times New Roman" w:cs="Times New Roman"/>
+          <w:b/>
+          <w:bCs/>
+          <w:szCs w:val="24"/>
+        </w:rPr>
+        <w:t>Native</w:t>
+      </w:r>
+      <w:proofErr w:type="spellEnd"/>
+      <w:r>
+        <w:rPr>
+          <w:rFonts w:eastAsia="Times New Roman" w:cs="Times New Roman"/>
+          <w:b/>
+          <w:bCs/>
+          <w:szCs w:val="24"/>
+        </w:rPr>
+        <w:t xml:space="preserve"> </w:t>
+      </w:r>
+      <w:proofErr w:type="spellStart"/>
+      <w:r>
+        <w:rPr>
+          <w:rFonts w:eastAsia="Times New Roman" w:cs="Times New Roman"/>
+          <w:b/>
+          <w:bCs/>
+          <w:szCs w:val="24"/>
+        </w:rPr>
+        <w:t>push</w:t>
+      </w:r>
+      <w:proofErr w:type="spellEnd"/>
+      <w:r>
+        <w:rPr>
+          <w:rFonts w:eastAsia="Times New Roman" w:cs="Times New Roman"/>
+          <w:b/>
+          <w:bCs/>
+          <w:szCs w:val="24"/>
+        </w:rPr>
+        <w:t xml:space="preserve"> értesítés </w:t>
       </w:r>
       <w:hyperlink r:id="rId10">
         <w:r>
@@ -14915,6 +18458,7 @@
           <w:szCs w:val="36"/>
         </w:rPr>
       </w:pPr>
+      <w:proofErr w:type="spellStart"/>
       <w:r>
         <w:rPr>
           <w:rFonts w:eastAsia="Times New Roman" w:cs="Times New Roman"/>
@@ -14922,7 +18466,17 @@
           <w:bCs/>
           <w:szCs w:val="24"/>
         </w:rPr>
-        <w:t>Async Storage megvalósítása</w:t>
+        <w:t>Async</w:t>
+      </w:r>
+      <w:proofErr w:type="spellEnd"/>
+      <w:r>
+        <w:rPr>
+          <w:rFonts w:eastAsia="Times New Roman" w:cs="Times New Roman"/>
+          <w:b/>
+          <w:bCs/>
+          <w:szCs w:val="24"/>
+        </w:rPr>
+        <w:t xml:space="preserve"> Storage megvalósítása</w:t>
       </w:r>
     </w:p>
     <w:p>
@@ -14953,6 +18507,7 @@
           <w:szCs w:val="24"/>
         </w:rPr>
       </w:pPr>
+      <w:proofErr w:type="spellStart"/>
       <w:r>
         <w:rPr>
           <w:rFonts w:eastAsia="Times New Roman" w:cs="Times New Roman"/>
@@ -14960,7 +18515,17 @@
           <w:bCs/>
           <w:szCs w:val="24"/>
         </w:rPr>
-        <w:t>Javascript tömb mutációja</w:t>
+        <w:t>Javascript</w:t>
+      </w:r>
+      <w:proofErr w:type="spellEnd"/>
+      <w:r>
+        <w:rPr>
+          <w:rFonts w:eastAsia="Times New Roman" w:cs="Times New Roman"/>
+          <w:b/>
+          <w:bCs/>
+          <w:szCs w:val="24"/>
+        </w:rPr>
+        <w:t xml:space="preserve"> tömb mutációja</w:t>
       </w:r>
     </w:p>
     <w:p>
@@ -16926,6 +20491,119 @@
     </w:lvl>
   </w:abstractNum>
   <w:abstractNum w:abstractNumId="15" w15:restartNumberingAfterBreak="0">
+    <w:nsid w:val="577F6958"/>
+    <w:multiLevelType w:val="hybridMultilevel"/>
+    <w:tmpl w:val="571AE780"/>
+    <w:lvl w:ilvl="0" w:tplc="040E0001">
+      <w:start w:val="1"/>
+      <w:numFmt w:val="bullet"/>
+      <w:lvlText w:val=""/>
+      <w:lvlJc w:val="left"/>
+      <w:pPr>
+        <w:ind w:left="720" w:hanging="360"/>
+      </w:pPr>
+      <w:rPr>
+        <w:rFonts w:ascii="Symbol" w:hAnsi="Symbol" w:hint="default"/>
+      </w:rPr>
+    </w:lvl>
+    <w:lvl w:ilvl="1" w:tplc="040E0003" w:tentative="1">
+      <w:start w:val="1"/>
+      <w:numFmt w:val="bullet"/>
+      <w:lvlText w:val="o"/>
+      <w:lvlJc w:val="left"/>
+      <w:pPr>
+        <w:ind w:left="1440" w:hanging="360"/>
+      </w:pPr>
+      <w:rPr>
+        <w:rFonts w:ascii="Courier New" w:hAnsi="Courier New" w:cs="Courier New" w:hint="default"/>
+      </w:rPr>
+    </w:lvl>
+    <w:lvl w:ilvl="2" w:tplc="040E0005" w:tentative="1">
+      <w:start w:val="1"/>
+      <w:numFmt w:val="bullet"/>
+      <w:lvlText w:val=""/>
+      <w:lvlJc w:val="left"/>
+      <w:pPr>
+        <w:ind w:left="2160" w:hanging="360"/>
+      </w:pPr>
+      <w:rPr>
+        <w:rFonts w:ascii="Wingdings" w:hAnsi="Wingdings" w:hint="default"/>
+      </w:rPr>
+    </w:lvl>
+    <w:lvl w:ilvl="3" w:tplc="040E0001" w:tentative="1">
+      <w:start w:val="1"/>
+      <w:numFmt w:val="bullet"/>
+      <w:lvlText w:val=""/>
+      <w:lvlJc w:val="left"/>
+      <w:pPr>
+        <w:ind w:left="2880" w:hanging="360"/>
+      </w:pPr>
+      <w:rPr>
+        <w:rFonts w:ascii="Symbol" w:hAnsi="Symbol" w:hint="default"/>
+      </w:rPr>
+    </w:lvl>
+    <w:lvl w:ilvl="4" w:tplc="040E0003" w:tentative="1">
+      <w:start w:val="1"/>
+      <w:numFmt w:val="bullet"/>
+      <w:lvlText w:val="o"/>
+      <w:lvlJc w:val="left"/>
+      <w:pPr>
+        <w:ind w:left="3600" w:hanging="360"/>
+      </w:pPr>
+      <w:rPr>
+        <w:rFonts w:ascii="Courier New" w:hAnsi="Courier New" w:cs="Courier New" w:hint="default"/>
+      </w:rPr>
+    </w:lvl>
+    <w:lvl w:ilvl="5" w:tplc="040E0005" w:tentative="1">
+      <w:start w:val="1"/>
+      <w:numFmt w:val="bullet"/>
+      <w:lvlText w:val=""/>
+      <w:lvlJc w:val="left"/>
+      <w:pPr>
+        <w:ind w:left="4320" w:hanging="360"/>
+      </w:pPr>
+      <w:rPr>
+        <w:rFonts w:ascii="Wingdings" w:hAnsi="Wingdings" w:hint="default"/>
+      </w:rPr>
+    </w:lvl>
+    <w:lvl w:ilvl="6" w:tplc="040E0001" w:tentative="1">
+      <w:start w:val="1"/>
+      <w:numFmt w:val="bullet"/>
+      <w:lvlText w:val=""/>
+      <w:lvlJc w:val="left"/>
+      <w:pPr>
+        <w:ind w:left="5040" w:hanging="360"/>
+      </w:pPr>
+      <w:rPr>
+        <w:rFonts w:ascii="Symbol" w:hAnsi="Symbol" w:hint="default"/>
+      </w:rPr>
+    </w:lvl>
+    <w:lvl w:ilvl="7" w:tplc="040E0003" w:tentative="1">
+      <w:start w:val="1"/>
+      <w:numFmt w:val="bullet"/>
+      <w:lvlText w:val="o"/>
+      <w:lvlJc w:val="left"/>
+      <w:pPr>
+        <w:ind w:left="5760" w:hanging="360"/>
+      </w:pPr>
+      <w:rPr>
+        <w:rFonts w:ascii="Courier New" w:hAnsi="Courier New" w:cs="Courier New" w:hint="default"/>
+      </w:rPr>
+    </w:lvl>
+    <w:lvl w:ilvl="8" w:tplc="040E0005" w:tentative="1">
+      <w:start w:val="1"/>
+      <w:numFmt w:val="bullet"/>
+      <w:lvlText w:val=""/>
+      <w:lvlJc w:val="left"/>
+      <w:pPr>
+        <w:ind w:left="6480" w:hanging="360"/>
+      </w:pPr>
+      <w:rPr>
+        <w:rFonts w:ascii="Wingdings" w:hAnsi="Wingdings" w:hint="default"/>
+      </w:rPr>
+    </w:lvl>
+  </w:abstractNum>
+  <w:abstractNum w:abstractNumId="16" w15:restartNumberingAfterBreak="0">
     <w:nsid w:val="57A63874"/>
     <w:multiLevelType w:val="multilevel"/>
     <w:tmpl w:val="E640AC20"/>
@@ -17074,7 +20752,7 @@
       </w:rPr>
     </w:lvl>
   </w:abstractNum>
-  <w:abstractNum w:abstractNumId="16" w15:restartNumberingAfterBreak="0">
+  <w:abstractNum w:abstractNumId="17" w15:restartNumberingAfterBreak="0">
     <w:nsid w:val="57AB712C"/>
     <w:multiLevelType w:val="multilevel"/>
     <w:tmpl w:val="DD8CFADE"/>
@@ -17187,7 +20865,7 @@
       </w:rPr>
     </w:lvl>
   </w:abstractNum>
-  <w:abstractNum w:abstractNumId="17" w15:restartNumberingAfterBreak="0">
+  <w:abstractNum w:abstractNumId="18" w15:restartNumberingAfterBreak="0">
     <w:nsid w:val="5E187FB2"/>
     <w:multiLevelType w:val="multilevel"/>
     <w:tmpl w:val="62B8AF58"/>
@@ -17300,7 +20978,7 @@
       </w:rPr>
     </w:lvl>
   </w:abstractNum>
-  <w:abstractNum w:abstractNumId="18" w15:restartNumberingAfterBreak="0">
+  <w:abstractNum w:abstractNumId="19" w15:restartNumberingAfterBreak="0">
     <w:nsid w:val="617641F3"/>
     <w:multiLevelType w:val="multilevel"/>
     <w:tmpl w:val="73F2A556"/>
@@ -17413,7 +21091,120 @@
       </w:rPr>
     </w:lvl>
   </w:abstractNum>
-  <w:abstractNum w:abstractNumId="19" w15:restartNumberingAfterBreak="0">
+  <w:abstractNum w:abstractNumId="20" w15:restartNumberingAfterBreak="0">
+    <w:nsid w:val="65F6538A"/>
+    <w:multiLevelType w:val="hybridMultilevel"/>
+    <w:tmpl w:val="27542FEE"/>
+    <w:lvl w:ilvl="0" w:tplc="040E0001">
+      <w:start w:val="1"/>
+      <w:numFmt w:val="bullet"/>
+      <w:lvlText w:val=""/>
+      <w:lvlJc w:val="left"/>
+      <w:pPr>
+        <w:ind w:left="720" w:hanging="360"/>
+      </w:pPr>
+      <w:rPr>
+        <w:rFonts w:ascii="Symbol" w:hAnsi="Symbol" w:hint="default"/>
+      </w:rPr>
+    </w:lvl>
+    <w:lvl w:ilvl="1" w:tplc="040E0003" w:tentative="1">
+      <w:start w:val="1"/>
+      <w:numFmt w:val="bullet"/>
+      <w:lvlText w:val="o"/>
+      <w:lvlJc w:val="left"/>
+      <w:pPr>
+        <w:ind w:left="1440" w:hanging="360"/>
+      </w:pPr>
+      <w:rPr>
+        <w:rFonts w:ascii="Courier New" w:hAnsi="Courier New" w:cs="Courier New" w:hint="default"/>
+      </w:rPr>
+    </w:lvl>
+    <w:lvl w:ilvl="2" w:tplc="040E0005" w:tentative="1">
+      <w:start w:val="1"/>
+      <w:numFmt w:val="bullet"/>
+      <w:lvlText w:val=""/>
+      <w:lvlJc w:val="left"/>
+      <w:pPr>
+        <w:ind w:left="2160" w:hanging="360"/>
+      </w:pPr>
+      <w:rPr>
+        <w:rFonts w:ascii="Wingdings" w:hAnsi="Wingdings" w:hint="default"/>
+      </w:rPr>
+    </w:lvl>
+    <w:lvl w:ilvl="3" w:tplc="040E0001" w:tentative="1">
+      <w:start w:val="1"/>
+      <w:numFmt w:val="bullet"/>
+      <w:lvlText w:val=""/>
+      <w:lvlJc w:val="left"/>
+      <w:pPr>
+        <w:ind w:left="2880" w:hanging="360"/>
+      </w:pPr>
+      <w:rPr>
+        <w:rFonts w:ascii="Symbol" w:hAnsi="Symbol" w:hint="default"/>
+      </w:rPr>
+    </w:lvl>
+    <w:lvl w:ilvl="4" w:tplc="040E0003" w:tentative="1">
+      <w:start w:val="1"/>
+      <w:numFmt w:val="bullet"/>
+      <w:lvlText w:val="o"/>
+      <w:lvlJc w:val="left"/>
+      <w:pPr>
+        <w:ind w:left="3600" w:hanging="360"/>
+      </w:pPr>
+      <w:rPr>
+        <w:rFonts w:ascii="Courier New" w:hAnsi="Courier New" w:cs="Courier New" w:hint="default"/>
+      </w:rPr>
+    </w:lvl>
+    <w:lvl w:ilvl="5" w:tplc="040E0005" w:tentative="1">
+      <w:start w:val="1"/>
+      <w:numFmt w:val="bullet"/>
+      <w:lvlText w:val=""/>
+      <w:lvlJc w:val="left"/>
+      <w:pPr>
+        <w:ind w:left="4320" w:hanging="360"/>
+      </w:pPr>
+      <w:rPr>
+        <w:rFonts w:ascii="Wingdings" w:hAnsi="Wingdings" w:hint="default"/>
+      </w:rPr>
+    </w:lvl>
+    <w:lvl w:ilvl="6" w:tplc="040E0001" w:tentative="1">
+      <w:start w:val="1"/>
+      <w:numFmt w:val="bullet"/>
+      <w:lvlText w:val=""/>
+      <w:lvlJc w:val="left"/>
+      <w:pPr>
+        <w:ind w:left="5040" w:hanging="360"/>
+      </w:pPr>
+      <w:rPr>
+        <w:rFonts w:ascii="Symbol" w:hAnsi="Symbol" w:hint="default"/>
+      </w:rPr>
+    </w:lvl>
+    <w:lvl w:ilvl="7" w:tplc="040E0003" w:tentative="1">
+      <w:start w:val="1"/>
+      <w:numFmt w:val="bullet"/>
+      <w:lvlText w:val="o"/>
+      <w:lvlJc w:val="left"/>
+      <w:pPr>
+        <w:ind w:left="5760" w:hanging="360"/>
+      </w:pPr>
+      <w:rPr>
+        <w:rFonts w:ascii="Courier New" w:hAnsi="Courier New" w:cs="Courier New" w:hint="default"/>
+      </w:rPr>
+    </w:lvl>
+    <w:lvl w:ilvl="8" w:tplc="040E0005" w:tentative="1">
+      <w:start w:val="1"/>
+      <w:numFmt w:val="bullet"/>
+      <w:lvlText w:val=""/>
+      <w:lvlJc w:val="left"/>
+      <w:pPr>
+        <w:ind w:left="6480" w:hanging="360"/>
+      </w:pPr>
+      <w:rPr>
+        <w:rFonts w:ascii="Wingdings" w:hAnsi="Wingdings" w:hint="default"/>
+      </w:rPr>
+    </w:lvl>
+  </w:abstractNum>
+  <w:abstractNum w:abstractNumId="21" w15:restartNumberingAfterBreak="0">
     <w:nsid w:val="68C65337"/>
     <w:multiLevelType w:val="multilevel"/>
     <w:tmpl w:val="71241244"/>
@@ -17526,7 +21317,7 @@
       </w:rPr>
     </w:lvl>
   </w:abstractNum>
-  <w:abstractNum w:abstractNumId="20" w15:restartNumberingAfterBreak="0">
+  <w:abstractNum w:abstractNumId="22" w15:restartNumberingAfterBreak="0">
     <w:nsid w:val="742928E2"/>
     <w:multiLevelType w:val="multilevel"/>
     <w:tmpl w:val="398ABFFE"/>
@@ -17639,7 +21430,7 @@
       </w:rPr>
     </w:lvl>
   </w:abstractNum>
-  <w:abstractNum w:abstractNumId="21" w15:restartNumberingAfterBreak="0">
+  <w:abstractNum w:abstractNumId="23" w15:restartNumberingAfterBreak="0">
     <w:nsid w:val="77570C93"/>
     <w:multiLevelType w:val="multilevel"/>
     <w:tmpl w:val="1E2AAC00"/>
@@ -17768,7 +21559,7 @@
     <w:abstractNumId w:val="0"/>
   </w:num>
   <w:num w:numId="6" w16cid:durableId="718895261">
-    <w:abstractNumId w:val="19"/>
+    <w:abstractNumId w:val="21"/>
   </w:num>
   <w:num w:numId="7" w16cid:durableId="1125391770">
     <w:abstractNumId w:val="14"/>
@@ -17780,16 +21571,16 @@
     <w:abstractNumId w:val="5"/>
   </w:num>
   <w:num w:numId="10" w16cid:durableId="2124155351">
-    <w:abstractNumId w:val="17"/>
+    <w:abstractNumId w:val="18"/>
   </w:num>
   <w:num w:numId="11" w16cid:durableId="1348096741">
-    <w:abstractNumId w:val="20"/>
+    <w:abstractNumId w:val="22"/>
   </w:num>
   <w:num w:numId="12" w16cid:durableId="298920112">
-    <w:abstractNumId w:val="18"/>
+    <w:abstractNumId w:val="19"/>
   </w:num>
   <w:num w:numId="13" w16cid:durableId="1884059269">
-    <w:abstractNumId w:val="21"/>
+    <w:abstractNumId w:val="23"/>
   </w:num>
   <w:num w:numId="14" w16cid:durableId="707683684">
     <w:abstractNumId w:val="10"/>
@@ -17798,7 +21589,7 @@
     <w:abstractNumId w:val="9"/>
   </w:num>
   <w:num w:numId="16" w16cid:durableId="1693067658">
-    <w:abstractNumId w:val="16"/>
+    <w:abstractNumId w:val="17"/>
   </w:num>
   <w:num w:numId="17" w16cid:durableId="900479791">
     <w:abstractNumId w:val="7"/>
@@ -17807,7 +21598,7 @@
     <w:abstractNumId w:val="3"/>
   </w:num>
   <w:num w:numId="19" w16cid:durableId="1774549518">
-    <w:abstractNumId w:val="15"/>
+    <w:abstractNumId w:val="16"/>
   </w:num>
   <w:num w:numId="20" w16cid:durableId="1142041854">
     <w:abstractNumId w:val="1"/>
@@ -17817,6 +21608,12 @@
   </w:num>
   <w:num w:numId="22" w16cid:durableId="1199078629">
     <w:abstractNumId w:val="4"/>
+  </w:num>
+  <w:num w:numId="23" w16cid:durableId="1922638108">
+    <w:abstractNumId w:val="20"/>
+  </w:num>
+  <w:num w:numId="24" w16cid:durableId="268202930">
+    <w:abstractNumId w:val="15"/>
   </w:num>
 </w:numbering>
 </file>

--- a/documents/Documentation_MaxxedOut-HU.docx
+++ b/documents/Documentation_MaxxedOut-HU.docx
@@ -301,7 +301,7 @@
       <w:bookmarkEnd w:id="0"/>
       <w:bookmarkEnd w:id="1"/>
     </w:p>
-    <w:bookmarkStart w:id="2" w:name="_Toc227408468" w:displacedByCustomXml="next"/>
+    <w:bookmarkStart w:id="2" w:name="_Toc228110341" w:displacedByCustomXml="next"/>
     <w:sdt>
       <w:sdtPr>
         <w:rPr>
@@ -359,7 +359,7 @@
           <w:r>
             <w:fldChar w:fldCharType="separate"/>
           </w:r>
-          <w:hyperlink w:anchor="_Toc227408468" w:history="1">
+          <w:hyperlink w:anchor="_Toc228110341" w:history="1">
             <w:r>
               <w:rPr>
                 <w:rStyle w:val="Hiperhivatkozs"/>
@@ -386,7 +386,7 @@
                 <w:noProof/>
                 <w:webHidden/>
               </w:rPr>
-              <w:instrText xml:space="preserve"> PAGEREF _Toc227408468 \h </w:instrText>
+              <w:instrText xml:space="preserve"> PAGEREF _Toc228110341 \h </w:instrText>
             </w:r>
             <w:r>
               <w:rPr>
@@ -433,7 +433,7 @@
               <w14:ligatures w14:val="standardContextual"/>
             </w:rPr>
           </w:pPr>
-          <w:hyperlink w:anchor="_Toc227408469" w:history="1">
+          <w:hyperlink w:anchor="_Toc228110342" w:history="1">
             <w:r>
               <w:rPr>
                 <w:rStyle w:val="Hiperhivatkozs"/>
@@ -460,7 +460,7 @@
                 <w:noProof/>
                 <w:webHidden/>
               </w:rPr>
-              <w:instrText xml:space="preserve"> PAGEREF _Toc227408469 \h </w:instrText>
+              <w:instrText xml:space="preserve"> PAGEREF _Toc228110342 \h </w:instrText>
             </w:r>
             <w:r>
               <w:rPr>
@@ -507,7 +507,7 @@
               <w14:ligatures w14:val="standardContextual"/>
             </w:rPr>
           </w:pPr>
-          <w:hyperlink w:anchor="_Toc227408470" w:history="1">
+          <w:hyperlink w:anchor="_Toc228110343" w:history="1">
             <w:r>
               <w:rPr>
                 <w:rStyle w:val="Hiperhivatkozs"/>
@@ -534,7 +534,7 @@
                 <w:noProof/>
                 <w:webHidden/>
               </w:rPr>
-              <w:instrText xml:space="preserve"> PAGEREF _Toc227408470 \h </w:instrText>
+              <w:instrText xml:space="preserve"> PAGEREF _Toc228110343 \h </w:instrText>
             </w:r>
             <w:r>
               <w:rPr>
@@ -581,7 +581,7 @@
               <w14:ligatures w14:val="standardContextual"/>
             </w:rPr>
           </w:pPr>
-          <w:hyperlink w:anchor="_Toc227408471" w:history="1">
+          <w:hyperlink w:anchor="_Toc228110344" w:history="1">
             <w:r>
               <w:rPr>
                 <w:rStyle w:val="Hiperhivatkozs"/>
@@ -608,7 +608,7 @@
                 <w:noProof/>
                 <w:webHidden/>
               </w:rPr>
-              <w:instrText xml:space="preserve"> PAGEREF _Toc227408471 \h </w:instrText>
+              <w:instrText xml:space="preserve"> PAGEREF _Toc228110344 \h </w:instrText>
             </w:r>
             <w:r>
               <w:rPr>
@@ -655,7 +655,7 @@
               <w14:ligatures w14:val="standardContextual"/>
             </w:rPr>
           </w:pPr>
-          <w:hyperlink w:anchor="_Toc227408472" w:history="1">
+          <w:hyperlink w:anchor="_Toc228110345" w:history="1">
             <w:r>
               <w:rPr>
                 <w:rStyle w:val="Hiperhivatkozs"/>
@@ -682,7 +682,7 @@
                 <w:noProof/>
                 <w:webHidden/>
               </w:rPr>
-              <w:instrText xml:space="preserve"> PAGEREF _Toc227408472 \h </w:instrText>
+              <w:instrText xml:space="preserve"> PAGEREF _Toc228110345 \h </w:instrText>
             </w:r>
             <w:r>
               <w:rPr>
@@ -729,7 +729,7 @@
               <w14:ligatures w14:val="standardContextual"/>
             </w:rPr>
           </w:pPr>
-          <w:hyperlink w:anchor="_Toc227408473" w:history="1">
+          <w:hyperlink w:anchor="_Toc228110346" w:history="1">
             <w:r>
               <w:rPr>
                 <w:rStyle w:val="Hiperhivatkozs"/>
@@ -758,7 +758,7 @@
                 <w:noProof/>
                 <w:webHidden/>
               </w:rPr>
-              <w:instrText xml:space="preserve"> PAGEREF _Toc227408473 \h </w:instrText>
+              <w:instrText xml:space="preserve"> PAGEREF _Toc228110346 \h </w:instrText>
             </w:r>
             <w:r>
               <w:rPr>
@@ -805,7 +805,7 @@
               <w14:ligatures w14:val="standardContextual"/>
             </w:rPr>
           </w:pPr>
-          <w:hyperlink w:anchor="_Toc227408474" w:history="1">
+          <w:hyperlink w:anchor="_Toc228110347" w:history="1">
             <w:r>
               <w:rPr>
                 <w:rStyle w:val="Hiperhivatkozs"/>
@@ -832,7 +832,7 @@
                 <w:noProof/>
                 <w:webHidden/>
               </w:rPr>
-              <w:instrText xml:space="preserve"> PAGEREF _Toc227408474 \h </w:instrText>
+              <w:instrText xml:space="preserve"> PAGEREF _Toc228110347 \h </w:instrText>
             </w:r>
             <w:r>
               <w:rPr>
@@ -879,7 +879,7 @@
               <w14:ligatures w14:val="standardContextual"/>
             </w:rPr>
           </w:pPr>
-          <w:hyperlink w:anchor="_Toc227408475" w:history="1">
+          <w:hyperlink w:anchor="_Toc228110348" w:history="1">
             <w:r>
               <w:rPr>
                 <w:rStyle w:val="Hiperhivatkozs"/>
@@ -908,7 +908,7 @@
                 <w:noProof/>
                 <w:webHidden/>
               </w:rPr>
-              <w:instrText xml:space="preserve"> PAGEREF _Toc227408475 \h </w:instrText>
+              <w:instrText xml:space="preserve"> PAGEREF _Toc228110348 \h </w:instrText>
             </w:r>
             <w:r>
               <w:rPr>
@@ -955,7 +955,7 @@
               <w14:ligatures w14:val="standardContextual"/>
             </w:rPr>
           </w:pPr>
-          <w:hyperlink w:anchor="_Toc227408476" w:history="1">
+          <w:hyperlink w:anchor="_Toc228110349" w:history="1">
             <w:r>
               <w:rPr>
                 <w:rStyle w:val="Hiperhivatkozs"/>
@@ -982,7 +982,7 @@
                 <w:noProof/>
                 <w:webHidden/>
               </w:rPr>
-              <w:instrText xml:space="preserve"> PAGEREF _Toc227408476 \h </w:instrText>
+              <w:instrText xml:space="preserve"> PAGEREF _Toc228110349 \h </w:instrText>
             </w:r>
             <w:r>
               <w:rPr>
@@ -1029,7 +1029,7 @@
               <w14:ligatures w14:val="standardContextual"/>
             </w:rPr>
           </w:pPr>
-          <w:hyperlink w:anchor="_Toc227408477" w:history="1">
+          <w:hyperlink w:anchor="_Toc228110350" w:history="1">
             <w:r>
               <w:rPr>
                 <w:rStyle w:val="Hiperhivatkozs"/>
@@ -1056,7 +1056,7 @@
                 <w:noProof/>
                 <w:webHidden/>
               </w:rPr>
-              <w:instrText xml:space="preserve"> PAGEREF _Toc227408477 \h </w:instrText>
+              <w:instrText xml:space="preserve"> PAGEREF _Toc228110350 \h </w:instrText>
             </w:r>
             <w:r>
               <w:rPr>
@@ -1103,7 +1103,7 @@
               <w14:ligatures w14:val="standardContextual"/>
             </w:rPr>
           </w:pPr>
-          <w:hyperlink w:anchor="_Toc227408478" w:history="1">
+          <w:hyperlink w:anchor="_Toc228110351" w:history="1">
             <w:r>
               <w:rPr>
                 <w:rStyle w:val="Hiperhivatkozs"/>
@@ -1130,7 +1130,7 @@
                 <w:noProof/>
                 <w:webHidden/>
               </w:rPr>
-              <w:instrText xml:space="preserve"> PAGEREF _Toc227408478 \h </w:instrText>
+              <w:instrText xml:space="preserve"> PAGEREF _Toc228110351 \h </w:instrText>
             </w:r>
             <w:r>
               <w:rPr>
@@ -1177,7 +1177,7 @@
               <w14:ligatures w14:val="standardContextual"/>
             </w:rPr>
           </w:pPr>
-          <w:hyperlink w:anchor="_Toc227408479" w:history="1">
+          <w:hyperlink w:anchor="_Toc228110352" w:history="1">
             <w:r>
               <w:rPr>
                 <w:rStyle w:val="Hiperhivatkozs"/>
@@ -1204,7 +1204,7 @@
                 <w:noProof/>
                 <w:webHidden/>
               </w:rPr>
-              <w:instrText xml:space="preserve"> PAGEREF _Toc227408479 \h </w:instrText>
+              <w:instrText xml:space="preserve"> PAGEREF _Toc228110352 \h </w:instrText>
             </w:r>
             <w:r>
               <w:rPr>
@@ -1251,7 +1251,7 @@
               <w14:ligatures w14:val="standardContextual"/>
             </w:rPr>
           </w:pPr>
-          <w:hyperlink w:anchor="_Toc227408480" w:history="1">
+          <w:hyperlink w:anchor="_Toc228110353" w:history="1">
             <w:r>
               <w:rPr>
                 <w:rStyle w:val="Hiperhivatkozs"/>
@@ -1278,7 +1278,7 @@
                 <w:noProof/>
                 <w:webHidden/>
               </w:rPr>
-              <w:instrText xml:space="preserve"> PAGEREF _Toc227408480 \h </w:instrText>
+              <w:instrText xml:space="preserve"> PAGEREF _Toc228110353 \h </w:instrText>
             </w:r>
             <w:r>
               <w:rPr>
@@ -1325,7 +1325,7 @@
               <w14:ligatures w14:val="standardContextual"/>
             </w:rPr>
           </w:pPr>
-          <w:hyperlink w:anchor="_Toc227408481" w:history="1">
+          <w:hyperlink w:anchor="_Toc228110354" w:history="1">
             <w:r>
               <w:rPr>
                 <w:rStyle w:val="Hiperhivatkozs"/>
@@ -1354,7 +1354,7 @@
                 <w:noProof/>
                 <w:webHidden/>
               </w:rPr>
-              <w:instrText xml:space="preserve"> PAGEREF _Toc227408481 \h </w:instrText>
+              <w:instrText xml:space="preserve"> PAGEREF _Toc228110354 \h </w:instrText>
             </w:r>
             <w:r>
               <w:rPr>
@@ -1401,7 +1401,7 @@
               <w14:ligatures w14:val="standardContextual"/>
             </w:rPr>
           </w:pPr>
-          <w:hyperlink w:anchor="_Toc227408482" w:history="1">
+          <w:hyperlink w:anchor="_Toc228110355" w:history="1">
             <w:r>
               <w:rPr>
                 <w:rStyle w:val="Hiperhivatkozs"/>
@@ -1430,7 +1430,7 @@
                 <w:noProof/>
                 <w:webHidden/>
               </w:rPr>
-              <w:instrText xml:space="preserve"> PAGEREF _Toc227408482 \h </w:instrText>
+              <w:instrText xml:space="preserve"> PAGEREF _Toc228110355 \h </w:instrText>
             </w:r>
             <w:r>
               <w:rPr>
@@ -1477,7 +1477,7 @@
               <w14:ligatures w14:val="standardContextual"/>
             </w:rPr>
           </w:pPr>
-          <w:hyperlink w:anchor="_Toc227408483" w:history="1">
+          <w:hyperlink w:anchor="_Toc228110356" w:history="1">
             <w:r>
               <w:rPr>
                 <w:rStyle w:val="Hiperhivatkozs"/>
@@ -1506,7 +1506,7 @@
                 <w:noProof/>
                 <w:webHidden/>
               </w:rPr>
-              <w:instrText xml:space="preserve"> PAGEREF _Toc227408483 \h </w:instrText>
+              <w:instrText xml:space="preserve"> PAGEREF _Toc228110356 \h </w:instrText>
             </w:r>
             <w:r>
               <w:rPr>
@@ -1553,7 +1553,7 @@
               <w14:ligatures w14:val="standardContextual"/>
             </w:rPr>
           </w:pPr>
-          <w:hyperlink w:anchor="_Toc227408484" w:history="1">
+          <w:hyperlink w:anchor="_Toc228110357" w:history="1">
             <w:r>
               <w:rPr>
                 <w:rStyle w:val="Hiperhivatkozs"/>
@@ -1580,7 +1580,7 @@
                 <w:noProof/>
                 <w:webHidden/>
               </w:rPr>
-              <w:instrText xml:space="preserve"> PAGEREF _Toc227408484 \h </w:instrText>
+              <w:instrText xml:space="preserve"> PAGEREF _Toc228110357 \h </w:instrText>
             </w:r>
             <w:r>
               <w:rPr>
@@ -1627,7 +1627,7 @@
               <w14:ligatures w14:val="standardContextual"/>
             </w:rPr>
           </w:pPr>
-          <w:hyperlink w:anchor="_Toc227408485" w:history="1">
+          <w:hyperlink w:anchor="_Toc228110358" w:history="1">
             <w:r>
               <w:rPr>
                 <w:rStyle w:val="Hiperhivatkozs"/>
@@ -1654,7 +1654,7 @@
                 <w:noProof/>
                 <w:webHidden/>
               </w:rPr>
-              <w:instrText xml:space="preserve"> PAGEREF _Toc227408485 \h </w:instrText>
+              <w:instrText xml:space="preserve"> PAGEREF _Toc228110358 \h </w:instrText>
             </w:r>
             <w:r>
               <w:rPr>
@@ -1701,7 +1701,7 @@
               <w14:ligatures w14:val="standardContextual"/>
             </w:rPr>
           </w:pPr>
-          <w:hyperlink w:anchor="_Toc227408486" w:history="1">
+          <w:hyperlink w:anchor="_Toc228110359" w:history="1">
             <w:r>
               <w:rPr>
                 <w:rStyle w:val="Hiperhivatkozs"/>
@@ -1728,7 +1728,7 @@
                 <w:noProof/>
                 <w:webHidden/>
               </w:rPr>
-              <w:instrText xml:space="preserve"> PAGEREF _Toc227408486 \h </w:instrText>
+              <w:instrText xml:space="preserve"> PAGEREF _Toc228110359 \h </w:instrText>
             </w:r>
             <w:r>
               <w:rPr>
@@ -1775,7 +1775,7 @@
               <w14:ligatures w14:val="standardContextual"/>
             </w:rPr>
           </w:pPr>
-          <w:hyperlink w:anchor="_Toc227408487" w:history="1">
+          <w:hyperlink w:anchor="_Toc228110360" w:history="1">
             <w:r>
               <w:rPr>
                 <w:rStyle w:val="Hiperhivatkozs"/>
@@ -1802,7 +1802,155 @@
                 <w:noProof/>
                 <w:webHidden/>
               </w:rPr>
-              <w:instrText xml:space="preserve"> PAGEREF _Toc227408487 \h </w:instrText>
+              <w:instrText xml:space="preserve"> PAGEREF _Toc228110360 \h </w:instrText>
+            </w:r>
+            <w:r>
+              <w:rPr>
+                <w:noProof/>
+                <w:webHidden/>
+              </w:rPr>
+            </w:r>
+            <w:r>
+              <w:rPr>
+                <w:noProof/>
+                <w:webHidden/>
+              </w:rPr>
+              <w:fldChar w:fldCharType="separate"/>
+            </w:r>
+            <w:r>
+              <w:rPr>
+                <w:noProof/>
+                <w:webHidden/>
+              </w:rPr>
+              <w:t>24</w:t>
+            </w:r>
+            <w:r>
+              <w:rPr>
+                <w:noProof/>
+                <w:webHidden/>
+              </w:rPr>
+              <w:fldChar w:fldCharType="end"/>
+            </w:r>
+          </w:hyperlink>
+        </w:p>
+        <w:p>
+          <w:pPr>
+            <w:pStyle w:val="TJ3"/>
+            <w:tabs>
+              <w:tab w:val="right" w:leader="dot" w:pos="9019"/>
+            </w:tabs>
+            <w:spacing w:line="240" w:lineRule="auto"/>
+            <w:rPr>
+              <w:rFonts w:asciiTheme="minorHAnsi" w:eastAsiaTheme="minorEastAsia" w:hAnsiTheme="minorHAnsi" w:cstheme="minorBidi"/>
+              <w:noProof/>
+              <w:kern w:val="2"/>
+              <w:szCs w:val="24"/>
+              <w:lang w:val="hu-HU"/>
+              <w14:ligatures w14:val="standardContextual"/>
+            </w:rPr>
+          </w:pPr>
+          <w:hyperlink w:anchor="_Toc228110361" w:history="1">
+            <w:r>
+              <w:rPr>
+                <w:rStyle w:val="Hiperhivatkozs"/>
+                <w:noProof/>
+              </w:rPr>
+              <w:t>0.2 kiadás</w:t>
+            </w:r>
+            <w:r>
+              <w:rPr>
+                <w:noProof/>
+                <w:webHidden/>
+              </w:rPr>
+              <w:tab/>
+            </w:r>
+            <w:r>
+              <w:rPr>
+                <w:noProof/>
+                <w:webHidden/>
+              </w:rPr>
+              <w:fldChar w:fldCharType="begin"/>
+            </w:r>
+            <w:r>
+              <w:rPr>
+                <w:noProof/>
+                <w:webHidden/>
+              </w:rPr>
+              <w:instrText xml:space="preserve"> PAGEREF _Toc228110361 \h </w:instrText>
+            </w:r>
+            <w:r>
+              <w:rPr>
+                <w:noProof/>
+                <w:webHidden/>
+              </w:rPr>
+            </w:r>
+            <w:r>
+              <w:rPr>
+                <w:noProof/>
+                <w:webHidden/>
+              </w:rPr>
+              <w:fldChar w:fldCharType="separate"/>
+            </w:r>
+            <w:r>
+              <w:rPr>
+                <w:noProof/>
+                <w:webHidden/>
+              </w:rPr>
+              <w:t>24</w:t>
+            </w:r>
+            <w:r>
+              <w:rPr>
+                <w:noProof/>
+                <w:webHidden/>
+              </w:rPr>
+              <w:fldChar w:fldCharType="end"/>
+            </w:r>
+          </w:hyperlink>
+        </w:p>
+        <w:p>
+          <w:pPr>
+            <w:pStyle w:val="TJ3"/>
+            <w:tabs>
+              <w:tab w:val="right" w:leader="dot" w:pos="9019"/>
+            </w:tabs>
+            <w:spacing w:line="240" w:lineRule="auto"/>
+            <w:rPr>
+              <w:rFonts w:asciiTheme="minorHAnsi" w:eastAsiaTheme="minorEastAsia" w:hAnsiTheme="minorHAnsi" w:cstheme="minorBidi"/>
+              <w:noProof/>
+              <w:kern w:val="2"/>
+              <w:szCs w:val="24"/>
+              <w:lang w:val="hu-HU"/>
+              <w14:ligatures w14:val="standardContextual"/>
+            </w:rPr>
+          </w:pPr>
+          <w:hyperlink w:anchor="_Toc228110362" w:history="1">
+            <w:r>
+              <w:rPr>
+                <w:rStyle w:val="Hiperhivatkozs"/>
+                <w:noProof/>
+              </w:rPr>
+              <w:t>1.0 kiadás</w:t>
+            </w:r>
+            <w:r>
+              <w:rPr>
+                <w:noProof/>
+                <w:webHidden/>
+              </w:rPr>
+              <w:tab/>
+            </w:r>
+            <w:r>
+              <w:rPr>
+                <w:noProof/>
+                <w:webHidden/>
+              </w:rPr>
+              <w:fldChar w:fldCharType="begin"/>
+            </w:r>
+            <w:r>
+              <w:rPr>
+                <w:noProof/>
+                <w:webHidden/>
+              </w:rPr>
+              <w:instrText xml:space="preserve"> PAGEREF _Toc228110362 \h </w:instrText>
             </w:r>
             <w:r>
               <w:rPr>
@@ -1849,7 +1997,7 @@
               <w14:ligatures w14:val="standardContextual"/>
             </w:rPr>
           </w:pPr>
-          <w:hyperlink w:anchor="_Toc227408488" w:history="1">
+          <w:hyperlink w:anchor="_Toc228110363" w:history="1">
             <w:r>
               <w:rPr>
                 <w:rStyle w:val="Hiperhivatkozs"/>
@@ -1876,7 +2024,7 @@
                 <w:noProof/>
                 <w:webHidden/>
               </w:rPr>
-              <w:instrText xml:space="preserve"> PAGEREF _Toc227408488 \h </w:instrText>
+              <w:instrText xml:space="preserve"> PAGEREF _Toc228110363 \h </w:instrText>
             </w:r>
             <w:r>
               <w:rPr>
@@ -1896,7 +2044,7 @@
                 <w:noProof/>
                 <w:webHidden/>
               </w:rPr>
-              <w:t>25</w:t>
+              <w:t>26</w:t>
             </w:r>
             <w:r>
               <w:rPr>
@@ -1923,7 +2071,7 @@
               <w14:ligatures w14:val="standardContextual"/>
             </w:rPr>
           </w:pPr>
-          <w:hyperlink w:anchor="_Toc227408489" w:history="1">
+          <w:hyperlink w:anchor="_Toc228110364" w:history="1">
             <w:r>
               <w:rPr>
                 <w:rStyle w:val="Hiperhivatkozs"/>
@@ -1950,7 +2098,7 @@
                 <w:noProof/>
                 <w:webHidden/>
               </w:rPr>
-              <w:instrText xml:space="preserve"> PAGEREF _Toc227408489 \h </w:instrText>
+              <w:instrText xml:space="preserve"> PAGEREF _Toc228110364 \h </w:instrText>
             </w:r>
             <w:r>
               <w:rPr>
@@ -1970,7 +2118,7 @@
                 <w:noProof/>
                 <w:webHidden/>
               </w:rPr>
-              <w:t>25</w:t>
+              <w:t>26</w:t>
             </w:r>
             <w:r>
               <w:rPr>
@@ -1997,7 +2145,7 @@
               <w14:ligatures w14:val="standardContextual"/>
             </w:rPr>
           </w:pPr>
-          <w:hyperlink w:anchor="_Toc227408490" w:history="1">
+          <w:hyperlink w:anchor="_Toc228110365" w:history="1">
             <w:r>
               <w:rPr>
                 <w:rStyle w:val="Hiperhivatkozs"/>
@@ -2024,7 +2172,7 @@
                 <w:noProof/>
                 <w:webHidden/>
               </w:rPr>
-              <w:instrText xml:space="preserve"> PAGEREF _Toc227408490 \h </w:instrText>
+              <w:instrText xml:space="preserve"> PAGEREF _Toc228110365 \h </w:instrText>
             </w:r>
             <w:r>
               <w:rPr>
@@ -2044,7 +2192,7 @@
                 <w:noProof/>
                 <w:webHidden/>
               </w:rPr>
-              <w:t>26</w:t>
+              <w:t>27</w:t>
             </w:r>
             <w:r>
               <w:rPr>
@@ -2071,7 +2219,7 @@
               <w14:ligatures w14:val="standardContextual"/>
             </w:rPr>
           </w:pPr>
-          <w:hyperlink w:anchor="_Toc227408491" w:history="1">
+          <w:hyperlink w:anchor="_Toc228110366" w:history="1">
             <w:r>
               <w:rPr>
                 <w:rStyle w:val="Hiperhivatkozs"/>
@@ -2098,7 +2246,7 @@
                 <w:noProof/>
                 <w:webHidden/>
               </w:rPr>
-              <w:instrText xml:space="preserve"> PAGEREF _Toc227408491 \h </w:instrText>
+              <w:instrText xml:space="preserve"> PAGEREF _Toc228110366 \h </w:instrText>
             </w:r>
             <w:r>
               <w:rPr>
@@ -2118,7 +2266,7 @@
                 <w:noProof/>
                 <w:webHidden/>
               </w:rPr>
-              <w:t>26</w:t>
+              <w:t>27</w:t>
             </w:r>
             <w:r>
               <w:rPr>
@@ -2145,7 +2293,7 @@
               <w14:ligatures w14:val="standardContextual"/>
             </w:rPr>
           </w:pPr>
-          <w:hyperlink w:anchor="_Toc227408492" w:history="1">
+          <w:hyperlink w:anchor="_Toc228110367" w:history="1">
             <w:r>
               <w:rPr>
                 <w:rStyle w:val="Hiperhivatkozs"/>
@@ -2172,7 +2320,7 @@
                 <w:noProof/>
                 <w:webHidden/>
               </w:rPr>
-              <w:instrText xml:space="preserve"> PAGEREF _Toc227408492 \h </w:instrText>
+              <w:instrText xml:space="preserve"> PAGEREF _Toc228110367 \h </w:instrText>
             </w:r>
             <w:r>
               <w:rPr>
@@ -2192,7 +2340,7 @@
                 <w:noProof/>
                 <w:webHidden/>
               </w:rPr>
-              <w:t>27</w:t>
+              <w:t>28</w:t>
             </w:r>
             <w:r>
               <w:rPr>
@@ -2240,7 +2388,7 @@
           <w:b w:val="0"/>
         </w:rPr>
       </w:pPr>
-      <w:bookmarkStart w:id="3" w:name="_Toc227408469"/>
+      <w:bookmarkStart w:id="3" w:name="_Toc228110342"/>
       <w:r>
         <w:lastRenderedPageBreak/>
         <w:t>Bevezetés</w:t>
@@ -2378,7 +2526,7 @@
       <w:bookmarkStart w:id="4" w:name="_s6xua4fwztab" w:colFirst="0" w:colLast="0"/>
       <w:bookmarkStart w:id="5" w:name="_vswjjk945sxu" w:colFirst="0" w:colLast="0"/>
       <w:bookmarkStart w:id="6" w:name="_1gw11yikceo9" w:colFirst="0" w:colLast="0"/>
-      <w:bookmarkStart w:id="7" w:name="_Toc227408470"/>
+      <w:bookmarkStart w:id="7" w:name="_Toc228110343"/>
       <w:bookmarkEnd w:id="4"/>
       <w:bookmarkEnd w:id="5"/>
       <w:bookmarkEnd w:id="6"/>
@@ -2404,7 +2552,7 @@
       <w:pPr>
         <w:pStyle w:val="Cmsor2"/>
       </w:pPr>
-      <w:bookmarkStart w:id="8" w:name="_Toc227408471"/>
+      <w:bookmarkStart w:id="8" w:name="_Toc228110344"/>
       <w:r>
         <w:lastRenderedPageBreak/>
         <w:t>Architektúra áttekintés</w:t>
@@ -2480,7 +2628,21 @@
           <w:rFonts w:eastAsia="Times New Roman" w:cs="Times New Roman"/>
           <w:szCs w:val="24"/>
         </w:rPr>
-        <w:t>egy web alkalmazással (React + Vite),</w:t>
+        <w:t>egy web</w:t>
+      </w:r>
+      <w:r>
+        <w:rPr>
+          <w:rFonts w:eastAsia="Times New Roman" w:cs="Times New Roman"/>
+          <w:szCs w:val="24"/>
+        </w:rPr>
+        <w:t xml:space="preserve">oldallal </w:t>
+      </w:r>
+      <w:r>
+        <w:rPr>
+          <w:rFonts w:eastAsia="Times New Roman" w:cs="Times New Roman"/>
+          <w:szCs w:val="24"/>
+        </w:rPr>
+        <w:t>(React + Vite),</w:t>
       </w:r>
     </w:p>
     <w:p>
@@ -2738,7 +2900,7 @@
       <w:pPr>
         <w:pStyle w:val="Cmsor2"/>
       </w:pPr>
-      <w:bookmarkStart w:id="11" w:name="_Toc227408472"/>
+      <w:bookmarkStart w:id="11" w:name="_Toc228110345"/>
       <w:r>
         <w:lastRenderedPageBreak/>
         <w:t>Telepítés</w:t>
@@ -2762,7 +2924,7 @@
         </w:rPr>
       </w:pPr>
       <w:bookmarkStart w:id="12" w:name="_u8u0qoyhjyiz" w:colFirst="0" w:colLast="0"/>
-      <w:bookmarkStart w:id="13" w:name="_Toc227408473"/>
+      <w:bookmarkStart w:id="13" w:name="_Toc228110346"/>
       <w:bookmarkEnd w:id="12"/>
       <w:r>
         <w:rPr>
@@ -3236,7 +3398,21 @@
           <w:rFonts w:eastAsia="Times New Roman" w:cs="Times New Roman"/>
           <w:szCs w:val="24"/>
         </w:rPr>
-        <w:t xml:space="preserve"> fájlt, és be kell állítani benne a backend API és a webalkalmazás elérési útját (</w:t>
+        <w:t xml:space="preserve"> fájlt, és be kell állítani benne a backend API és a </w:t>
+      </w:r>
+      <w:r>
+        <w:rPr>
+          <w:rFonts w:eastAsia="Times New Roman" w:cs="Times New Roman"/>
+          <w:szCs w:val="24"/>
+        </w:rPr>
+        <w:t>weboldal</w:t>
+      </w:r>
+      <w:r>
+        <w:rPr>
+          <w:rFonts w:eastAsia="Times New Roman" w:cs="Times New Roman"/>
+          <w:szCs w:val="24"/>
+        </w:rPr>
+        <w:t xml:space="preserve"> elérési útját (</w:t>
       </w:r>
       <w:r>
         <w:rPr>
@@ -3352,7 +3528,7 @@
       <w:bookmarkEnd w:id="16"/>
       <w:r>
         <w:lastRenderedPageBreak/>
-        <w:t>Webalkalmazás (React/Vite)</w:t>
+        <w:t>Weboldal (React/Vite)</w:t>
       </w:r>
     </w:p>
     <w:p>
@@ -3368,7 +3544,21 @@
           <w:rFonts w:eastAsia="Times New Roman" w:cs="Times New Roman"/>
           <w:szCs w:val="24"/>
         </w:rPr>
-        <w:t xml:space="preserve">A webalkalmazás esetében a </w:t>
+        <w:t xml:space="preserve">A </w:t>
+      </w:r>
+      <w:r>
+        <w:rPr>
+          <w:rFonts w:eastAsia="Times New Roman" w:cs="Times New Roman"/>
+          <w:szCs w:val="24"/>
+        </w:rPr>
+        <w:t>weboldal</w:t>
+      </w:r>
+      <w:r>
+        <w:rPr>
+          <w:rFonts w:eastAsia="Times New Roman" w:cs="Times New Roman"/>
+          <w:szCs w:val="24"/>
+        </w:rPr>
+        <w:t xml:space="preserve"> esetében a </w:t>
       </w:r>
       <w:r>
         <w:rPr>
@@ -3683,7 +3873,7 @@
         <w:pStyle w:val="Cmsor3"/>
       </w:pPr>
       <w:bookmarkStart w:id="18" w:name="_35qpvs3stm9z" w:colFirst="0" w:colLast="0"/>
-      <w:bookmarkStart w:id="19" w:name="_Toc227408474"/>
+      <w:bookmarkStart w:id="19" w:name="_Toc228110347"/>
       <w:bookmarkEnd w:id="18"/>
       <w:r>
         <w:t>Konfiguráció</w:t>
@@ -3942,7 +4132,21 @@
           <w:rFonts w:eastAsia="Times New Roman" w:cs="Times New Roman"/>
           <w:szCs w:val="24"/>
         </w:rPr>
-        <w:t>: A webalkalmazás elérési útja</w:t>
+        <w:t xml:space="preserve">: A </w:t>
+      </w:r>
+      <w:r>
+        <w:rPr>
+          <w:rFonts w:eastAsia="Times New Roman" w:cs="Times New Roman"/>
+          <w:szCs w:val="24"/>
+        </w:rPr>
+        <w:t>weboldal</w:t>
+      </w:r>
+      <w:r>
+        <w:rPr>
+          <w:rFonts w:eastAsia="Times New Roman" w:cs="Times New Roman"/>
+          <w:szCs w:val="24"/>
+        </w:rPr>
+        <w:t xml:space="preserve"> elérési útja</w:t>
       </w:r>
     </w:p>
     <w:p>
@@ -3952,7 +4156,7 @@
       <w:bookmarkStart w:id="23" w:name="_gra6kxa4n4l7" w:colFirst="0" w:colLast="0"/>
       <w:bookmarkEnd w:id="23"/>
       <w:r>
-        <w:t>Webalkalmazás</w:t>
+        <w:t>Weboldal</w:t>
       </w:r>
     </w:p>
     <w:p>
@@ -3968,7 +4172,21 @@
           <w:rFonts w:eastAsia="Times New Roman" w:cs="Times New Roman"/>
           <w:szCs w:val="24"/>
         </w:rPr>
-        <w:t>A webalkalmazás konfigurációja a backend API elérhetőségére korlátozódik.</w:t>
+        <w:t xml:space="preserve">A </w:t>
+      </w:r>
+      <w:r>
+        <w:rPr>
+          <w:rFonts w:eastAsia="Times New Roman" w:cs="Times New Roman"/>
+          <w:szCs w:val="24"/>
+        </w:rPr>
+        <w:t>weboldal</w:t>
+      </w:r>
+      <w:r>
+        <w:rPr>
+          <w:rFonts w:eastAsia="Times New Roman" w:cs="Times New Roman"/>
+          <w:szCs w:val="24"/>
+        </w:rPr>
+        <w:t xml:space="preserve"> konfigurációja a backend API elérhetőségére korlátozódik.</w:t>
       </w:r>
     </w:p>
     <w:p>
@@ -4110,8 +4328,8 @@
       </w:pPr>
       <w:bookmarkStart w:id="25" w:name="_nhv3kjoxcuef" w:colFirst="0" w:colLast="0"/>
       <w:bookmarkStart w:id="26" w:name="_xkhrf2qcrxzs" w:colFirst="0" w:colLast="0"/>
-      <w:bookmarkStart w:id="27" w:name="_Toc227408475"/>
-      <w:bookmarkStart w:id="28" w:name="_Hlk227407387"/>
+      <w:bookmarkStart w:id="27" w:name="_Hlk227407387"/>
+      <w:bookmarkStart w:id="28" w:name="_Toc228110348"/>
       <w:bookmarkEnd w:id="25"/>
       <w:bookmarkEnd w:id="26"/>
       <w:r>
@@ -4137,13 +4355,13 @@
         </w:rPr>
         <w:t>leírás</w:t>
       </w:r>
-      <w:bookmarkEnd w:id="27"/>
+      <w:bookmarkEnd w:id="28"/>
     </w:p>
     <w:p>
       <w:pPr>
         <w:pStyle w:val="Cmsor3"/>
       </w:pPr>
-      <w:bookmarkStart w:id="31" w:name="_Toc227408476"/>
+      <w:bookmarkStart w:id="31" w:name="_Toc228110349"/>
       <w:r>
         <w:t>DBMS (</w:t>
       </w:r>
@@ -4319,7 +4537,7 @@
       <w:pPr>
         <w:pStyle w:val="Cmsor3"/>
       </w:pPr>
-      <w:bookmarkStart w:id="32" w:name="_Toc227408477"/>
+      <w:bookmarkStart w:id="32" w:name="_Toc228110350"/>
       <w:r>
         <w:t>Táblák</w:t>
       </w:r>
@@ -5752,15 +5970,6 @@
           <w:szCs w:val="24"/>
         </w:rPr>
       </w:pPr>
-    </w:p>
-    <w:p>
-      <w:pPr>
-        <w:rPr>
-          <w:rFonts w:eastAsia="Times New Roman" w:cs="Times New Roman"/>
-          <w:color w:val="188038"/>
-          <w:szCs w:val="24"/>
-        </w:rPr>
-      </w:pPr>
       <w:r>
         <w:rPr>
           <w:rFonts w:eastAsia="Times New Roman" w:cs="Times New Roman"/>
@@ -6304,7 +6513,6 @@
           <w:color w:val="188038"/>
           <w:szCs w:val="24"/>
         </w:rPr>
-        <w:lastRenderedPageBreak/>
         <w:t>);</w:t>
       </w:r>
     </w:p>
@@ -6316,6 +6524,7 @@
       <w:bookmarkEnd w:id="38"/>
       <w:proofErr w:type="spellStart"/>
       <w:r>
+        <w:lastRenderedPageBreak/>
         <w:t>plans</w:t>
       </w:r>
       <w:proofErr w:type="spellEnd"/>
@@ -7119,27 +7328,17 @@
           <w:rFonts w:eastAsia="Times New Roman" w:cs="Times New Roman"/>
           <w:color w:val="188038"/>
           <w:szCs w:val="24"/>
+        </w:rPr>
+      </w:pPr>
+      <w:r>
+        <w:rPr>
+          <w:rFonts w:eastAsia="Times New Roman" w:cs="Times New Roman"/>
+          <w:color w:val="188038"/>
+          <w:szCs w:val="24"/>
           <w:lang w:val="hu-HU"/>
         </w:rPr>
-      </w:pPr>
-      <w:r>
-        <w:rPr>
-          <w:rFonts w:eastAsia="Times New Roman" w:cs="Times New Roman"/>
-          <w:color w:val="188038"/>
-          <w:szCs w:val="24"/>
-          <w:lang w:val="hu-HU"/>
-        </w:rPr>
         <w:t>   )</w:t>
       </w:r>
-    </w:p>
-    <w:p>
-      <w:pPr>
-        <w:rPr>
-          <w:rFonts w:eastAsia="Times New Roman" w:cs="Times New Roman"/>
-          <w:color w:val="188038"/>
-          <w:szCs w:val="24"/>
-        </w:rPr>
-      </w:pPr>
     </w:p>
     <w:p>
       <w:pPr>
@@ -7166,7 +7365,6 @@
       <w:bookmarkEnd w:id="40"/>
       <w:proofErr w:type="spellStart"/>
       <w:r>
-        <w:lastRenderedPageBreak/>
         <w:t>codes</w:t>
       </w:r>
       <w:proofErr w:type="spellEnd"/>
@@ -7877,7 +8075,7 @@
       <w:pPr>
         <w:pStyle w:val="Cmsor3"/>
       </w:pPr>
-      <w:bookmarkStart w:id="42" w:name="_Toc227408478"/>
+      <w:bookmarkStart w:id="42" w:name="_Toc228110351"/>
       <w:r>
         <w:t>Normálformák</w:t>
       </w:r>
@@ -8146,7 +8344,7 @@
       <w:pPr>
         <w:pStyle w:val="Cmsor3"/>
       </w:pPr>
-      <w:bookmarkStart w:id="43" w:name="_Toc227408479"/>
+      <w:bookmarkStart w:id="43" w:name="_Toc228110352"/>
       <w:r>
         <w:t>E-R diagram</w:t>
       </w:r>
@@ -8234,8 +8432,8 @@
       <w:pPr>
         <w:pStyle w:val="Cmsor2"/>
       </w:pPr>
-      <w:bookmarkStart w:id="44" w:name="_Toc227408480"/>
-      <w:bookmarkEnd w:id="28"/>
+      <w:bookmarkStart w:id="44" w:name="_Toc228110353"/>
+      <w:bookmarkEnd w:id="27"/>
       <w:r>
         <w:lastRenderedPageBreak/>
         <w:t>API dokumentáció</w:t>
@@ -8256,7 +8454,7 @@
         </w:rPr>
       </w:pPr>
       <w:bookmarkStart w:id="45" w:name="_dn6y8wxsuvuf" w:colFirst="0" w:colLast="0"/>
-      <w:bookmarkStart w:id="46" w:name="_Toc227408481"/>
+      <w:bookmarkStart w:id="46" w:name="_Toc228110354"/>
       <w:bookmarkEnd w:id="45"/>
       <w:r>
         <w:rPr>
@@ -8297,7 +8495,7 @@
         </w:rPr>
       </w:pPr>
       <w:bookmarkStart w:id="47" w:name="_d51w6wtpaiv1" w:colFirst="0" w:colLast="0"/>
-      <w:bookmarkStart w:id="48" w:name="_Toc227408482"/>
+      <w:bookmarkStart w:id="48" w:name="_Toc228110355"/>
       <w:bookmarkEnd w:id="47"/>
       <w:r>
         <w:rPr>
@@ -8417,7 +8615,7 @@
         </w:rPr>
       </w:pPr>
       <w:bookmarkStart w:id="49" w:name="_uz2bp9515jlv" w:colFirst="0" w:colLast="0"/>
-      <w:bookmarkStart w:id="50" w:name="_Toc227408483"/>
+      <w:bookmarkStart w:id="50" w:name="_Toc228110356"/>
       <w:bookmarkEnd w:id="49"/>
       <w:r>
         <w:rPr>
@@ -13886,7 +14084,7 @@
       <w:pPr>
         <w:pStyle w:val="Cmsor2"/>
       </w:pPr>
-      <w:bookmarkStart w:id="59" w:name="_Toc227408484"/>
+      <w:bookmarkStart w:id="59" w:name="_Toc228110357"/>
       <w:r>
         <w:lastRenderedPageBreak/>
         <w:t>Teszt dokumentáció</w:t>
@@ -13897,7 +14095,7 @@
       <w:pPr>
         <w:pStyle w:val="Cmsor3"/>
       </w:pPr>
-      <w:bookmarkStart w:id="60" w:name="_Toc227408485"/>
+      <w:bookmarkStart w:id="60" w:name="_Toc228110358"/>
       <w:r>
         <w:t>Tesztelési felhasználó adatai</w:t>
       </w:r>
@@ -13977,7 +14175,7 @@
       <w:pPr>
         <w:pStyle w:val="Cmsor3"/>
       </w:pPr>
-      <w:bookmarkStart w:id="61" w:name="_Toc227408486"/>
+      <w:bookmarkStart w:id="61" w:name="_Toc228110359"/>
       <w:r>
         <w:t>Funkcionális tesztek</w:t>
       </w:r>
@@ -17194,7 +17392,7 @@
       <w:pPr>
         <w:pStyle w:val="Cmsor2"/>
       </w:pPr>
-      <w:bookmarkStart w:id="69" w:name="_Toc227408487"/>
+      <w:bookmarkStart w:id="69" w:name="_Toc228110360"/>
       <w:r>
         <w:lastRenderedPageBreak/>
         <w:t>Tervezett fejlesztések</w:t>
@@ -17205,9 +17403,11 @@
       <w:pPr>
         <w:pStyle w:val="Cmsor3"/>
       </w:pPr>
+      <w:bookmarkStart w:id="70" w:name="_Toc228110361"/>
       <w:r>
         <w:t>0.2 kiadás</w:t>
       </w:r>
+      <w:bookmarkEnd w:id="70"/>
     </w:p>
     <w:p>
       <w:pPr>
@@ -17265,9 +17465,11 @@
       <w:pPr>
         <w:pStyle w:val="Cmsor3"/>
       </w:pPr>
+      <w:bookmarkStart w:id="71" w:name="_Toc228110362"/>
       <w:r>
         <w:t>1.0 kiadás</w:t>
       </w:r>
+      <w:bookmarkEnd w:id="71"/>
     </w:p>
     <w:p>
       <w:pPr>
@@ -17583,10 +17785,10 @@
         </w:rPr>
         <w:t>Személyes rekordok (PR) megjelenítése gyakorlatonként</w:t>
       </w:r>
-      <w:bookmarkStart w:id="70" w:name="_ywmmk0why0zi" w:colFirst="0" w:colLast="0"/>
-      <w:bookmarkStart w:id="71" w:name="_bbmes8ddnj4" w:colFirst="0" w:colLast="0"/>
-      <w:bookmarkEnd w:id="70"/>
-      <w:bookmarkEnd w:id="71"/>
+      <w:bookmarkStart w:id="72" w:name="_ywmmk0why0zi" w:colFirst="0" w:colLast="0"/>
+      <w:bookmarkStart w:id="73" w:name="_bbmes8ddnj4" w:colFirst="0" w:colLast="0"/>
+      <w:bookmarkEnd w:id="72"/>
+      <w:bookmarkEnd w:id="73"/>
     </w:p>
     <w:p>
       <w:pPr>
@@ -17607,12 +17809,12 @@
       <w:pPr>
         <w:pStyle w:val="Cmsor1"/>
       </w:pPr>
-      <w:bookmarkStart w:id="72" w:name="_Toc227408488"/>
+      <w:bookmarkStart w:id="74" w:name="_Toc228110363"/>
       <w:r>
         <w:lastRenderedPageBreak/>
         <w:t>Felhasználói dokumentáció</w:t>
       </w:r>
-      <w:bookmarkEnd w:id="72"/>
+      <w:bookmarkEnd w:id="74"/>
     </w:p>
     <w:p>
       <w:pPr>
@@ -17650,11 +17852,11 @@
       <w:pPr>
         <w:pStyle w:val="Cmsor2"/>
       </w:pPr>
-      <w:bookmarkStart w:id="73" w:name="_Toc227408489"/>
+      <w:bookmarkStart w:id="75" w:name="_Toc228110364"/>
       <w:r>
         <w:t>Alapvető felhasználói funkciók</w:t>
       </w:r>
-      <w:bookmarkEnd w:id="73"/>
+      <w:bookmarkEnd w:id="75"/>
     </w:p>
     <w:p>
       <w:pPr>
@@ -17944,19 +18146,19 @@
       <w:pPr>
         <w:pStyle w:val="Cmsor2"/>
       </w:pPr>
-      <w:bookmarkStart w:id="74" w:name="_Toc227408490"/>
+      <w:bookmarkStart w:id="76" w:name="_Toc228110365"/>
       <w:r>
         <w:lastRenderedPageBreak/>
         <w:t>Célfelhasználók</w:t>
       </w:r>
-      <w:bookmarkEnd w:id="74"/>
+      <w:bookmarkEnd w:id="76"/>
     </w:p>
     <w:p>
       <w:pPr>
         <w:pStyle w:val="Cmsor4"/>
       </w:pPr>
-      <w:bookmarkStart w:id="75" w:name="_oeyol87aa881" w:colFirst="0" w:colLast="0"/>
-      <w:bookmarkEnd w:id="75"/>
+      <w:bookmarkStart w:id="77" w:name="_oeyol87aa881" w:colFirst="0" w:colLast="0"/>
+      <w:bookmarkEnd w:id="77"/>
       <w:proofErr w:type="spellStart"/>
       <w:r>
         <w:t>Fitness</w:t>
@@ -18059,18 +18261,18 @@
       <w:pPr>
         <w:pStyle w:val="Cmsor2"/>
       </w:pPr>
-      <w:bookmarkStart w:id="76" w:name="_Toc227408491"/>
+      <w:bookmarkStart w:id="78" w:name="_Toc228110366"/>
       <w:r>
         <w:t>Fő használati esetek</w:t>
       </w:r>
-      <w:bookmarkEnd w:id="76"/>
+      <w:bookmarkEnd w:id="78"/>
     </w:p>
     <w:p>
       <w:pPr>
         <w:pStyle w:val="Cmsor4"/>
       </w:pPr>
-      <w:bookmarkStart w:id="77" w:name="_tfo2kfay0955" w:colFirst="0" w:colLast="0"/>
-      <w:bookmarkEnd w:id="77"/>
+      <w:bookmarkStart w:id="79" w:name="_tfo2kfay0955" w:colFirst="0" w:colLast="0"/>
+      <w:bookmarkEnd w:id="79"/>
       <w:r>
         <w:t>Edzésterv létrehozása</w:t>
       </w:r>
@@ -18176,8 +18378,8 @@
       <w:pPr>
         <w:pStyle w:val="Cmsor4"/>
       </w:pPr>
-      <w:bookmarkStart w:id="78" w:name="_4k5vztwmznce" w:colFirst="0" w:colLast="0"/>
-      <w:bookmarkEnd w:id="78"/>
+      <w:bookmarkStart w:id="80" w:name="_4k5vztwmznce" w:colFirst="0" w:colLast="0"/>
+      <w:bookmarkEnd w:id="80"/>
       <w:r>
         <w:t xml:space="preserve">Edzés </w:t>
       </w:r>
@@ -18248,8 +18450,8 @@
       <w:pPr>
         <w:pStyle w:val="Cmsor4"/>
       </w:pPr>
-      <w:bookmarkStart w:id="79" w:name="_4ewkqtablook" w:colFirst="0" w:colLast="0"/>
-      <w:bookmarkEnd w:id="79"/>
+      <w:bookmarkStart w:id="81" w:name="_4ewkqtablook" w:colFirst="0" w:colLast="0"/>
+      <w:bookmarkEnd w:id="81"/>
       <w:r>
         <w:t>Előző edzések megtekintése</w:t>
       </w:r>
@@ -18293,8 +18495,8 @@
         </w:rPr>
         <w:t>Kiválaszt egy előző edzést a korábbi edzésekből, vagy egy pontos dátumot a naptárból</w:t>
       </w:r>
-      <w:bookmarkStart w:id="80" w:name="_ljuq7k35m1iu" w:colFirst="0" w:colLast="0"/>
-      <w:bookmarkEnd w:id="80"/>
+      <w:bookmarkStart w:id="82" w:name="_ljuq7k35m1iu" w:colFirst="0" w:colLast="0"/>
+      <w:bookmarkEnd w:id="82"/>
     </w:p>
     <w:p>
       <w:pPr>
@@ -18315,12 +18517,12 @@
       <w:pPr>
         <w:pStyle w:val="Cmsor1"/>
       </w:pPr>
-      <w:bookmarkStart w:id="81" w:name="_Toc227408492"/>
+      <w:bookmarkStart w:id="83" w:name="_Toc228110367"/>
       <w:r>
         <w:lastRenderedPageBreak/>
         <w:t>Irodalomjegyzék</w:t>
       </w:r>
-      <w:bookmarkEnd w:id="81"/>
+      <w:bookmarkEnd w:id="83"/>
     </w:p>
     <w:p>
       <w:pPr>
@@ -18532,7 +18734,9 @@
       <w:pPr>
         <w:rPr>
           <w:rFonts w:eastAsia="Times New Roman" w:cs="Times New Roman"/>
-          <w:szCs w:val="24"/>
+          <w:color w:val="1155CC"/>
+          <w:szCs w:val="24"/>
+          <w:u w:val="single"/>
         </w:rPr>
       </w:pPr>
       <w:hyperlink r:id="rId12">
@@ -18547,8 +18751,101 @@
         </w:r>
       </w:hyperlink>
     </w:p>
+    <w:p>
+      <w:pPr>
+        <w:rPr>
+          <w:rFonts w:eastAsia="Times New Roman" w:cs="Times New Roman"/>
+          <w:b/>
+          <w:bCs/>
+          <w:szCs w:val="24"/>
+        </w:rPr>
+      </w:pPr>
+      <w:r>
+        <w:rPr>
+          <w:rFonts w:eastAsia="Times New Roman" w:cs="Times New Roman"/>
+          <w:b/>
+          <w:bCs/>
+          <w:szCs w:val="24"/>
+        </w:rPr>
+        <w:t xml:space="preserve">Node.js Express és </w:t>
+      </w:r>
+      <w:proofErr w:type="spellStart"/>
+      <w:r>
+        <w:rPr>
+          <w:rFonts w:eastAsia="Times New Roman" w:cs="Times New Roman"/>
+          <w:b/>
+          <w:bCs/>
+          <w:szCs w:val="24"/>
+        </w:rPr>
+        <w:t>SQLite</w:t>
+      </w:r>
+      <w:proofErr w:type="spellEnd"/>
+      <w:r>
+        <w:rPr>
+          <w:rFonts w:eastAsia="Times New Roman" w:cs="Times New Roman"/>
+          <w:b/>
+          <w:bCs/>
+          <w:szCs w:val="24"/>
+        </w:rPr>
+        <w:t xml:space="preserve"> alapok</w:t>
+      </w:r>
+    </w:p>
+    <w:p>
+      <w:pPr>
+        <w:rPr>
+          <w:rFonts w:eastAsia="Times New Roman" w:cs="Times New Roman"/>
+          <w:color w:val="1155CC"/>
+          <w:szCs w:val="24"/>
+          <w:u w:val="single"/>
+        </w:rPr>
+      </w:pPr>
+      <w:hyperlink r:id="rId13" w:history="1">
+        <w:r>
+          <w:rPr>
+            <w:color w:val="1155CC"/>
+            <w:u w:val="single"/>
+          </w:rPr>
+          <w:t>https://medium.com/@gauravupadhyay786.gu/building-a-simple-crud-api-in-node-js-and-express-using-sqlite-</w:t>
+        </w:r>
+        <w:r>
+          <w:rPr>
+            <w:rFonts w:eastAsia="Times New Roman" w:cs="Times New Roman"/>
+            <w:color w:val="1155CC"/>
+            <w:szCs w:val="24"/>
+            <w:u w:val="single"/>
+          </w:rPr>
+          <w:t>a596a43</w:t>
+        </w:r>
+        <w:r>
+          <w:rPr>
+            <w:rFonts w:eastAsia="Times New Roman" w:cs="Times New Roman"/>
+            <w:color w:val="1155CC"/>
+            <w:szCs w:val="24"/>
+            <w:u w:val="single"/>
+          </w:rPr>
+          <w:t>c</w:t>
+        </w:r>
+        <w:r>
+          <w:rPr>
+            <w:rFonts w:eastAsia="Times New Roman" w:cs="Times New Roman"/>
+            <w:color w:val="1155CC"/>
+            <w:szCs w:val="24"/>
+            <w:u w:val="single"/>
+          </w:rPr>
+          <w:t>9ab9</w:t>
+        </w:r>
+      </w:hyperlink>
+    </w:p>
+    <w:p>
+      <w:pPr>
+        <w:rPr>
+          <w:rFonts w:eastAsia="Times New Roman" w:cs="Times New Roman"/>
+          <w:szCs w:val="24"/>
+        </w:rPr>
+      </w:pPr>
+    </w:p>
     <w:sectPr>
-      <w:footerReference w:type="default" r:id="rId13"/>
+      <w:footerReference w:type="default" r:id="rId14"/>
       <w:pgSz w:w="11909" w:h="16834"/>
       <w:pgMar w:top="1440" w:right="1440" w:bottom="1440" w:left="1440" w:header="720" w:footer="720" w:gutter="0"/>
       <w:pgNumType w:start="1"/>
@@ -22421,6 +22718,18 @@
     <w:uiPriority w:val="99"/>
     <w:rsid w:val="009455AC"/>
   </w:style>
+  <w:style w:type="character" w:styleId="Feloldatlanmegemlts">
+    <w:name w:val="Unresolved Mention"/>
+    <w:basedOn w:val="Bekezdsalapbettpusa"/>
+    <w:uiPriority w:val="99"/>
+    <w:semiHidden/>
+    <w:unhideWhenUsed/>
+    <w:rsid w:val="005A055E"/>
+    <w:rPr>
+      <w:color w:val="605E5C"/>
+      <w:shd w:val="clear" w:color="auto" w:fill="E1DFDD"/>
+    </w:rPr>
+  </w:style>
 </w:styles>
 </file>
 

--- a/documents/Documentation_MaxxedOut-HU.docx
+++ b/documents/Documentation_MaxxedOut-HU.docx
@@ -191,12 +191,21 @@
           <w:szCs w:val="24"/>
         </w:rPr>
       </w:pPr>
-      <w:r>
-        <w:rPr>
-          <w:rFonts w:eastAsia="Times New Roman" w:cs="Times New Roman"/>
-          <w:szCs w:val="24"/>
-        </w:rPr>
-        <w:t xml:space="preserve">Tekeres Dénes </w:t>
+      <w:proofErr w:type="spellStart"/>
+      <w:r>
+        <w:rPr>
+          <w:rFonts w:eastAsia="Times New Roman" w:cs="Times New Roman"/>
+          <w:szCs w:val="24"/>
+        </w:rPr>
+        <w:t>Tekeres</w:t>
+      </w:r>
+      <w:proofErr w:type="spellEnd"/>
+      <w:r>
+        <w:rPr>
+          <w:rFonts w:eastAsia="Times New Roman" w:cs="Times New Roman"/>
+          <w:szCs w:val="24"/>
+        </w:rPr>
+        <w:t xml:space="preserve"> Dénes </w:t>
       </w:r>
       <w:r>
         <w:rPr>
@@ -239,12 +248,21 @@
           <w:szCs w:val="24"/>
         </w:rPr>
       </w:pPr>
-      <w:r>
-        <w:rPr>
-          <w:rFonts w:eastAsia="Times New Roman" w:cs="Times New Roman"/>
-          <w:szCs w:val="24"/>
-        </w:rPr>
-        <w:t xml:space="preserve">Teveli András </w:t>
+      <w:proofErr w:type="spellStart"/>
+      <w:r>
+        <w:rPr>
+          <w:rFonts w:eastAsia="Times New Roman" w:cs="Times New Roman"/>
+          <w:szCs w:val="24"/>
+        </w:rPr>
+        <w:t>Teveli</w:t>
+      </w:r>
+      <w:proofErr w:type="spellEnd"/>
+      <w:r>
+        <w:rPr>
+          <w:rFonts w:eastAsia="Times New Roman" w:cs="Times New Roman"/>
+          <w:szCs w:val="24"/>
+        </w:rPr>
+        <w:t xml:space="preserve"> András </w:t>
       </w:r>
       <w:r>
         <w:rPr>
@@ -281,7 +299,7 @@
       <w:bookmarkEnd w:id="0"/>
       <w:bookmarkEnd w:id="1"/>
     </w:p>
-    <w:bookmarkStart w:id="2" w:name="_Toc228972045" w:displacedByCustomXml="next"/>
+    <w:bookmarkStart w:id="2" w:name="_Toc229058135" w:displacedByCustomXml="next"/>
     <w:sdt>
       <w:sdtPr>
         <w:rPr>
@@ -299,7 +317,6 @@
       <w:sdtEndPr>
         <w:rPr>
           <w:rFonts w:ascii="Times New Roman" w:hAnsi="Times New Roman"/>
-          <w:bCs/>
           <w:sz w:val="24"/>
         </w:rPr>
       </w:sdtEndPr>
@@ -317,10 +334,6 @@
         <w:p>
           <w:pPr>
             <w:pStyle w:val="TJ1"/>
-            <w:tabs>
-              <w:tab w:val="right" w:leader="dot" w:pos="9019"/>
-            </w:tabs>
-            <w:spacing w:line="240" w:lineRule="auto"/>
             <w:rPr>
               <w:rFonts w:asciiTheme="minorHAnsi" w:eastAsiaTheme="minorEastAsia" w:hAnsiTheme="minorHAnsi" w:cstheme="minorBidi"/>
               <w:noProof/>
@@ -339,7 +352,7 @@
           <w:r>
             <w:fldChar w:fldCharType="separate"/>
           </w:r>
-          <w:hyperlink w:anchor="_Toc228972045" w:history="1">
+          <w:hyperlink w:anchor="_Toc229058135" w:history="1">
             <w:r>
               <w:rPr>
                 <w:rStyle w:val="Hiperhivatkozs"/>
@@ -366,7 +379,7 @@
                 <w:noProof/>
                 <w:webHidden/>
               </w:rPr>
-              <w:instrText xml:space="preserve"> PAGEREF _Toc228972045 \h </w:instrText>
+              <w:instrText xml:space="preserve"> PAGEREF _Toc229058135 \h </w:instrText>
             </w:r>
             <w:r>
               <w:rPr>
@@ -400,10 +413,6 @@
         <w:p>
           <w:pPr>
             <w:pStyle w:val="TJ1"/>
-            <w:tabs>
-              <w:tab w:val="right" w:leader="dot" w:pos="9019"/>
-            </w:tabs>
-            <w:spacing w:line="240" w:lineRule="auto"/>
             <w:rPr>
               <w:rFonts w:asciiTheme="minorHAnsi" w:eastAsiaTheme="minorEastAsia" w:hAnsiTheme="minorHAnsi" w:cstheme="minorBidi"/>
               <w:noProof/>
@@ -413,7 +422,7 @@
               <w14:ligatures w14:val="standardContextual"/>
             </w:rPr>
           </w:pPr>
-          <w:hyperlink w:anchor="_Toc228972046" w:history="1">
+          <w:hyperlink w:anchor="_Toc229058136" w:history="1">
             <w:r>
               <w:rPr>
                 <w:rStyle w:val="Hiperhivatkozs"/>
@@ -440,7 +449,7 @@
                 <w:noProof/>
                 <w:webHidden/>
               </w:rPr>
-              <w:instrText xml:space="preserve"> PAGEREF _Toc228972046 \h </w:instrText>
+              <w:instrText xml:space="preserve"> PAGEREF _Toc229058136 \h </w:instrText>
             </w:r>
             <w:r>
               <w:rPr>
@@ -474,10 +483,6 @@
         <w:p>
           <w:pPr>
             <w:pStyle w:val="TJ1"/>
-            <w:tabs>
-              <w:tab w:val="right" w:leader="dot" w:pos="9019"/>
-            </w:tabs>
-            <w:spacing w:line="240" w:lineRule="auto"/>
             <w:rPr>
               <w:rFonts w:asciiTheme="minorHAnsi" w:eastAsiaTheme="minorEastAsia" w:hAnsiTheme="minorHAnsi" w:cstheme="minorBidi"/>
               <w:noProof/>
@@ -487,7 +492,7 @@
               <w14:ligatures w14:val="standardContextual"/>
             </w:rPr>
           </w:pPr>
-          <w:hyperlink w:anchor="_Toc228972047" w:history="1">
+          <w:hyperlink w:anchor="_Toc229058137" w:history="1">
             <w:r>
               <w:rPr>
                 <w:rStyle w:val="Hiperhivatkozs"/>
@@ -514,7 +519,7 @@
                 <w:noProof/>
                 <w:webHidden/>
               </w:rPr>
-              <w:instrText xml:space="preserve"> PAGEREF _Toc228972047 \h </w:instrText>
+              <w:instrText xml:space="preserve"> PAGEREF _Toc229058137 \h </w:instrText>
             </w:r>
             <w:r>
               <w:rPr>
@@ -561,7 +566,7 @@
               <w14:ligatures w14:val="standardContextual"/>
             </w:rPr>
           </w:pPr>
-          <w:hyperlink w:anchor="_Toc228972048" w:history="1">
+          <w:hyperlink w:anchor="_Toc229058138" w:history="1">
             <w:r>
               <w:rPr>
                 <w:rStyle w:val="Hiperhivatkozs"/>
@@ -588,7 +593,7 @@
                 <w:noProof/>
                 <w:webHidden/>
               </w:rPr>
-              <w:instrText xml:space="preserve"> PAGEREF _Toc228972048 \h </w:instrText>
+              <w:instrText xml:space="preserve"> PAGEREF _Toc229058138 \h </w:instrText>
             </w:r>
             <w:r>
               <w:rPr>
@@ -635,7 +640,7 @@
               <w14:ligatures w14:val="standardContextual"/>
             </w:rPr>
           </w:pPr>
-          <w:hyperlink w:anchor="_Toc228972049" w:history="1">
+          <w:hyperlink w:anchor="_Toc229058139" w:history="1">
             <w:r>
               <w:rPr>
                 <w:rStyle w:val="Hiperhivatkozs"/>
@@ -662,7 +667,7 @@
                 <w:noProof/>
                 <w:webHidden/>
               </w:rPr>
-              <w:instrText xml:space="preserve"> PAGEREF _Toc228972049 \h </w:instrText>
+              <w:instrText xml:space="preserve"> PAGEREF _Toc229058139 \h </w:instrText>
             </w:r>
             <w:r>
               <w:rPr>
@@ -709,7 +714,7 @@
               <w14:ligatures w14:val="standardContextual"/>
             </w:rPr>
           </w:pPr>
-          <w:hyperlink w:anchor="_Toc228972050" w:history="1">
+          <w:hyperlink w:anchor="_Toc229058140" w:history="1">
             <w:r>
               <w:rPr>
                 <w:rStyle w:val="Hiperhivatkozs"/>
@@ -738,7 +743,7 @@
                 <w:noProof/>
                 <w:webHidden/>
               </w:rPr>
-              <w:instrText xml:space="preserve"> PAGEREF _Toc228972050 \h </w:instrText>
+              <w:instrText xml:space="preserve"> PAGEREF _Toc229058140 \h </w:instrText>
             </w:r>
             <w:r>
               <w:rPr>
@@ -785,13 +790,27 @@
               <w14:ligatures w14:val="standardContextual"/>
             </w:rPr>
           </w:pPr>
-          <w:hyperlink w:anchor="_Toc228972051" w:history="1">
+          <w:hyperlink w:anchor="_Toc229058141" w:history="1">
             <w:r>
               <w:rPr>
                 <w:rStyle w:val="Hiperhivatkozs"/>
                 <w:noProof/>
               </w:rPr>
-              <w:t>Konfiguráció</w:t>
+              <w:t>Ko</w:t>
+            </w:r>
+            <w:r>
+              <w:rPr>
+                <w:rStyle w:val="Hiperhivatkozs"/>
+                <w:noProof/>
+              </w:rPr>
+              <w:t>n</w:t>
+            </w:r>
+            <w:r>
+              <w:rPr>
+                <w:rStyle w:val="Hiperhivatkozs"/>
+                <w:noProof/>
+              </w:rPr>
+              <w:t>figuráció</w:t>
             </w:r>
             <w:r>
               <w:rPr>
@@ -812,7 +831,7 @@
                 <w:noProof/>
                 <w:webHidden/>
               </w:rPr>
-              <w:instrText xml:space="preserve"> PAGEREF _Toc228972051 \h </w:instrText>
+              <w:instrText xml:space="preserve"> PAGEREF _Toc229058141 \h </w:instrText>
             </w:r>
             <w:r>
               <w:rPr>
@@ -859,7 +878,7 @@
               <w14:ligatures w14:val="standardContextual"/>
             </w:rPr>
           </w:pPr>
-          <w:hyperlink w:anchor="_Toc228972052" w:history="1">
+          <w:hyperlink w:anchor="_Toc229058142" w:history="1">
             <w:r>
               <w:rPr>
                 <w:rStyle w:val="Hiperhivatkozs"/>
@@ -888,7 +907,7 @@
                 <w:noProof/>
                 <w:webHidden/>
               </w:rPr>
-              <w:instrText xml:space="preserve"> PAGEREF _Toc228972052 \h </w:instrText>
+              <w:instrText xml:space="preserve"> PAGEREF _Toc229058142 \h </w:instrText>
             </w:r>
             <w:r>
               <w:rPr>
@@ -935,7 +954,7 @@
               <w14:ligatures w14:val="standardContextual"/>
             </w:rPr>
           </w:pPr>
-          <w:hyperlink w:anchor="_Toc228972053" w:history="1">
+          <w:hyperlink w:anchor="_Toc229058143" w:history="1">
             <w:r>
               <w:rPr>
                 <w:rStyle w:val="Hiperhivatkozs"/>
@@ -962,7 +981,7 @@
                 <w:noProof/>
                 <w:webHidden/>
               </w:rPr>
-              <w:instrText xml:space="preserve"> PAGEREF _Toc228972053 \h </w:instrText>
+              <w:instrText xml:space="preserve"> PAGEREF _Toc229058143 \h </w:instrText>
             </w:r>
             <w:r>
               <w:rPr>
@@ -1009,7 +1028,7 @@
               <w14:ligatures w14:val="standardContextual"/>
             </w:rPr>
           </w:pPr>
-          <w:hyperlink w:anchor="_Toc228972054" w:history="1">
+          <w:hyperlink w:anchor="_Toc229058144" w:history="1">
             <w:r>
               <w:rPr>
                 <w:rStyle w:val="Hiperhivatkozs"/>
@@ -1036,7 +1055,7 @@
                 <w:noProof/>
                 <w:webHidden/>
               </w:rPr>
-              <w:instrText xml:space="preserve"> PAGEREF _Toc228972054 \h </w:instrText>
+              <w:instrText xml:space="preserve"> PAGEREF _Toc229058144 \h </w:instrText>
             </w:r>
             <w:r>
               <w:rPr>
@@ -1083,7 +1102,7 @@
               <w14:ligatures w14:val="standardContextual"/>
             </w:rPr>
           </w:pPr>
-          <w:hyperlink w:anchor="_Toc228972055" w:history="1">
+          <w:hyperlink w:anchor="_Toc229058145" w:history="1">
             <w:r>
               <w:rPr>
                 <w:rStyle w:val="Hiperhivatkozs"/>
@@ -1110,7 +1129,7 @@
                 <w:noProof/>
                 <w:webHidden/>
               </w:rPr>
-              <w:instrText xml:space="preserve"> PAGEREF _Toc228972055 \h </w:instrText>
+              <w:instrText xml:space="preserve"> PAGEREF _Toc229058145 \h </w:instrText>
             </w:r>
             <w:r>
               <w:rPr>
@@ -1157,7 +1176,7 @@
               <w14:ligatures w14:val="standardContextual"/>
             </w:rPr>
           </w:pPr>
-          <w:hyperlink w:anchor="_Toc228972056" w:history="1">
+          <w:hyperlink w:anchor="_Toc229058146" w:history="1">
             <w:r>
               <w:rPr>
                 <w:rStyle w:val="Hiperhivatkozs"/>
@@ -1184,7 +1203,7 @@
                 <w:noProof/>
                 <w:webHidden/>
               </w:rPr>
-              <w:instrText xml:space="preserve"> PAGEREF _Toc228972056 \h </w:instrText>
+              <w:instrText xml:space="preserve"> PAGEREF _Toc229058146 \h </w:instrText>
             </w:r>
             <w:r>
               <w:rPr>
@@ -1231,7 +1250,7 @@
               <w14:ligatures w14:val="standardContextual"/>
             </w:rPr>
           </w:pPr>
-          <w:hyperlink w:anchor="_Toc228972057" w:history="1">
+          <w:hyperlink w:anchor="_Toc229058147" w:history="1">
             <w:r>
               <w:rPr>
                 <w:rStyle w:val="Hiperhivatkozs"/>
@@ -1258,7 +1277,7 @@
                 <w:noProof/>
                 <w:webHidden/>
               </w:rPr>
-              <w:instrText xml:space="preserve"> PAGEREF _Toc228972057 \h </w:instrText>
+              <w:instrText xml:space="preserve"> PAGEREF _Toc229058147 \h </w:instrText>
             </w:r>
             <w:r>
               <w:rPr>
@@ -1305,7 +1324,7 @@
               <w14:ligatures w14:val="standardContextual"/>
             </w:rPr>
           </w:pPr>
-          <w:hyperlink w:anchor="_Toc228972058" w:history="1">
+          <w:hyperlink w:anchor="_Toc229058148" w:history="1">
             <w:r>
               <w:rPr>
                 <w:rStyle w:val="Hiperhivatkozs"/>
@@ -1313,7 +1332,25 @@
                 <w:bCs/>
                 <w:noProof/>
               </w:rPr>
-              <w:t>Alap URL</w:t>
+              <w:t>Al</w:t>
+            </w:r>
+            <w:r>
+              <w:rPr>
+                <w:rStyle w:val="Hiperhivatkozs"/>
+                <w:rFonts w:eastAsia="Times New Roman" w:cs="Times New Roman"/>
+                <w:bCs/>
+                <w:noProof/>
+              </w:rPr>
+              <w:t>a</w:t>
+            </w:r>
+            <w:r>
+              <w:rPr>
+                <w:rStyle w:val="Hiperhivatkozs"/>
+                <w:rFonts w:eastAsia="Times New Roman" w:cs="Times New Roman"/>
+                <w:bCs/>
+                <w:noProof/>
+              </w:rPr>
+              <w:t>p URL</w:t>
             </w:r>
             <w:r>
               <w:rPr>
@@ -1334,7 +1371,7 @@
                 <w:noProof/>
                 <w:webHidden/>
               </w:rPr>
-              <w:instrText xml:space="preserve"> PAGEREF _Toc228972058 \h </w:instrText>
+              <w:instrText xml:space="preserve"> PAGEREF _Toc229058148 \h </w:instrText>
             </w:r>
             <w:r>
               <w:rPr>
@@ -1381,7 +1418,7 @@
               <w14:ligatures w14:val="standardContextual"/>
             </w:rPr>
           </w:pPr>
-          <w:hyperlink w:anchor="_Toc228972059" w:history="1">
+          <w:hyperlink w:anchor="_Toc229058149" w:history="1">
             <w:r>
               <w:rPr>
                 <w:rStyle w:val="Hiperhivatkozs"/>
@@ -1410,7 +1447,7 @@
                 <w:noProof/>
                 <w:webHidden/>
               </w:rPr>
-              <w:instrText xml:space="preserve"> PAGEREF _Toc228972059 \h </w:instrText>
+              <w:instrText xml:space="preserve"> PAGEREF _Toc229058149 \h </w:instrText>
             </w:r>
             <w:r>
               <w:rPr>
@@ -1457,7 +1494,7 @@
               <w14:ligatures w14:val="standardContextual"/>
             </w:rPr>
           </w:pPr>
-          <w:hyperlink w:anchor="_Toc228972060" w:history="1">
+          <w:hyperlink w:anchor="_Toc229058150" w:history="1">
             <w:r>
               <w:rPr>
                 <w:rStyle w:val="Hiperhivatkozs"/>
@@ -1486,7 +1523,7 @@
                 <w:noProof/>
                 <w:webHidden/>
               </w:rPr>
-              <w:instrText xml:space="preserve"> PAGEREF _Toc228972060 \h </w:instrText>
+              <w:instrText xml:space="preserve"> PAGEREF _Toc229058150 \h </w:instrText>
             </w:r>
             <w:r>
               <w:rPr>
@@ -1533,7 +1570,7 @@
               <w14:ligatures w14:val="standardContextual"/>
             </w:rPr>
           </w:pPr>
-          <w:hyperlink w:anchor="_Toc228972061" w:history="1">
+          <w:hyperlink w:anchor="_Toc229058151" w:history="1">
             <w:r>
               <w:rPr>
                 <w:rStyle w:val="Hiperhivatkozs"/>
@@ -1560,7 +1597,7 @@
                 <w:noProof/>
                 <w:webHidden/>
               </w:rPr>
-              <w:instrText xml:space="preserve"> PAGEREF _Toc228972061 \h </w:instrText>
+              <w:instrText xml:space="preserve"> PAGEREF _Toc229058151 \h </w:instrText>
             </w:r>
             <w:r>
               <w:rPr>
@@ -1607,7 +1644,7 @@
               <w14:ligatures w14:val="standardContextual"/>
             </w:rPr>
           </w:pPr>
-          <w:hyperlink w:anchor="_Toc228972062" w:history="1">
+          <w:hyperlink w:anchor="_Toc229058152" w:history="1">
             <w:r>
               <w:rPr>
                 <w:rStyle w:val="Hiperhivatkozs"/>
@@ -1634,7 +1671,7 @@
                 <w:noProof/>
                 <w:webHidden/>
               </w:rPr>
-              <w:instrText xml:space="preserve"> PAGEREF _Toc228972062 \h </w:instrText>
+              <w:instrText xml:space="preserve"> PAGEREF _Toc229058152 \h </w:instrText>
             </w:r>
             <w:r>
               <w:rPr>
@@ -1681,7 +1718,7 @@
               <w14:ligatures w14:val="standardContextual"/>
             </w:rPr>
           </w:pPr>
-          <w:hyperlink w:anchor="_Toc228972063" w:history="1">
+          <w:hyperlink w:anchor="_Toc229058153" w:history="1">
             <w:r>
               <w:rPr>
                 <w:rStyle w:val="Hiperhivatkozs"/>
@@ -1708,7 +1745,7 @@
                 <w:noProof/>
                 <w:webHidden/>
               </w:rPr>
-              <w:instrText xml:space="preserve"> PAGEREF _Toc228972063 \h </w:instrText>
+              <w:instrText xml:space="preserve"> PAGEREF _Toc229058153 \h </w:instrText>
             </w:r>
             <w:r>
               <w:rPr>
@@ -1755,7 +1792,7 @@
               <w14:ligatures w14:val="standardContextual"/>
             </w:rPr>
           </w:pPr>
-          <w:hyperlink w:anchor="_Toc228972064" w:history="1">
+          <w:hyperlink w:anchor="_Toc229058154" w:history="1">
             <w:r>
               <w:rPr>
                 <w:rStyle w:val="Hiperhivatkozs"/>
@@ -1782,7 +1819,7 @@
                 <w:noProof/>
                 <w:webHidden/>
               </w:rPr>
-              <w:instrText xml:space="preserve"> PAGEREF _Toc228972064 \h </w:instrText>
+              <w:instrText xml:space="preserve"> PAGEREF _Toc229058154 \h </w:instrText>
             </w:r>
             <w:r>
               <w:rPr>
@@ -1829,7 +1866,7 @@
               <w14:ligatures w14:val="standardContextual"/>
             </w:rPr>
           </w:pPr>
-          <w:hyperlink w:anchor="_Toc228972065" w:history="1">
+          <w:hyperlink w:anchor="_Toc229058155" w:history="1">
             <w:r>
               <w:rPr>
                 <w:rStyle w:val="Hiperhivatkozs"/>
@@ -1856,7 +1893,7 @@
                 <w:noProof/>
                 <w:webHidden/>
               </w:rPr>
-              <w:instrText xml:space="preserve"> PAGEREF _Toc228972065 \h </w:instrText>
+              <w:instrText xml:space="preserve"> PAGEREF _Toc229058155 \h </w:instrText>
             </w:r>
             <w:r>
               <w:rPr>
@@ -1903,13 +1940,27 @@
               <w14:ligatures w14:val="standardContextual"/>
             </w:rPr>
           </w:pPr>
-          <w:hyperlink w:anchor="_Toc228972066" w:history="1">
+          <w:hyperlink w:anchor="_Toc229058156" w:history="1">
             <w:r>
               <w:rPr>
                 <w:rStyle w:val="Hiperhivatkozs"/>
                 <w:noProof/>
               </w:rPr>
-              <w:t>0.2 kiadás</w:t>
+              <w:t>0.2 kia</w:t>
+            </w:r>
+            <w:r>
+              <w:rPr>
+                <w:rStyle w:val="Hiperhivatkozs"/>
+                <w:noProof/>
+              </w:rPr>
+              <w:t>d</w:t>
+            </w:r>
+            <w:r>
+              <w:rPr>
+                <w:rStyle w:val="Hiperhivatkozs"/>
+                <w:noProof/>
+              </w:rPr>
+              <w:t>ás</w:t>
             </w:r>
             <w:r>
               <w:rPr>
@@ -1930,7 +1981,7 @@
                 <w:noProof/>
                 <w:webHidden/>
               </w:rPr>
-              <w:instrText xml:space="preserve"> PAGEREF _Toc228972066 \h </w:instrText>
+              <w:instrText xml:space="preserve"> PAGEREF _Toc229058156 \h </w:instrText>
             </w:r>
             <w:r>
               <w:rPr>
@@ -1977,7 +2028,7 @@
               <w14:ligatures w14:val="standardContextual"/>
             </w:rPr>
           </w:pPr>
-          <w:hyperlink w:anchor="_Toc228972067" w:history="1">
+          <w:hyperlink w:anchor="_Toc229058157" w:history="1">
             <w:r>
               <w:rPr>
                 <w:rStyle w:val="Hiperhivatkozs"/>
@@ -2004,7 +2055,7 @@
                 <w:noProof/>
                 <w:webHidden/>
               </w:rPr>
-              <w:instrText xml:space="preserve"> PAGEREF _Toc228972067 \h </w:instrText>
+              <w:instrText xml:space="preserve"> PAGEREF _Toc229058157 \h </w:instrText>
             </w:r>
             <w:r>
               <w:rPr>
@@ -2038,10 +2089,6 @@
         <w:p>
           <w:pPr>
             <w:pStyle w:val="TJ1"/>
-            <w:tabs>
-              <w:tab w:val="right" w:leader="dot" w:pos="9019"/>
-            </w:tabs>
-            <w:spacing w:line="240" w:lineRule="auto"/>
             <w:rPr>
               <w:rFonts w:asciiTheme="minorHAnsi" w:eastAsiaTheme="minorEastAsia" w:hAnsiTheme="minorHAnsi" w:cstheme="minorBidi"/>
               <w:noProof/>
@@ -2051,7 +2098,7 @@
               <w14:ligatures w14:val="standardContextual"/>
             </w:rPr>
           </w:pPr>
-          <w:hyperlink w:anchor="_Toc228972068" w:history="1">
+          <w:hyperlink w:anchor="_Toc229058158" w:history="1">
             <w:r>
               <w:rPr>
                 <w:rStyle w:val="Hiperhivatkozs"/>
@@ -2078,7 +2125,7 @@
                 <w:noProof/>
                 <w:webHidden/>
               </w:rPr>
-              <w:instrText xml:space="preserve"> PAGEREF _Toc228972068 \h </w:instrText>
+              <w:instrText xml:space="preserve"> PAGEREF _Toc229058158 \h </w:instrText>
             </w:r>
             <w:r>
               <w:rPr>
@@ -2125,7 +2172,7 @@
               <w14:ligatures w14:val="standardContextual"/>
             </w:rPr>
           </w:pPr>
-          <w:hyperlink w:anchor="_Toc228972069" w:history="1">
+          <w:hyperlink w:anchor="_Toc229058159" w:history="1">
             <w:r>
               <w:rPr>
                 <w:rStyle w:val="Hiperhivatkozs"/>
@@ -2152,7 +2199,7 @@
                 <w:noProof/>
                 <w:webHidden/>
               </w:rPr>
-              <w:instrText xml:space="preserve"> PAGEREF _Toc228972069 \h </w:instrText>
+              <w:instrText xml:space="preserve"> PAGEREF _Toc229058159 \h </w:instrText>
             </w:r>
             <w:r>
               <w:rPr>
@@ -2199,7 +2246,7 @@
               <w14:ligatures w14:val="standardContextual"/>
             </w:rPr>
           </w:pPr>
-          <w:hyperlink w:anchor="_Toc228972070" w:history="1">
+          <w:hyperlink w:anchor="_Toc229058160" w:history="1">
             <w:r>
               <w:rPr>
                 <w:rStyle w:val="Hiperhivatkozs"/>
@@ -2226,7 +2273,7 @@
                 <w:noProof/>
                 <w:webHidden/>
               </w:rPr>
-              <w:instrText xml:space="preserve"> PAGEREF _Toc228972070 \h </w:instrText>
+              <w:instrText xml:space="preserve"> PAGEREF _Toc229058160 \h </w:instrText>
             </w:r>
             <w:r>
               <w:rPr>
@@ -2273,7 +2320,7 @@
               <w14:ligatures w14:val="standardContextual"/>
             </w:rPr>
           </w:pPr>
-          <w:hyperlink w:anchor="_Toc228972071" w:history="1">
+          <w:hyperlink w:anchor="_Toc229058161" w:history="1">
             <w:r>
               <w:rPr>
                 <w:rStyle w:val="Hiperhivatkozs"/>
@@ -2300,7 +2347,7 @@
                 <w:noProof/>
                 <w:webHidden/>
               </w:rPr>
-              <w:instrText xml:space="preserve"> PAGEREF _Toc228972071 \h </w:instrText>
+              <w:instrText xml:space="preserve"> PAGEREF _Toc229058161 \h </w:instrText>
             </w:r>
             <w:r>
               <w:rPr>
@@ -2334,10 +2381,6 @@
         <w:p>
           <w:pPr>
             <w:pStyle w:val="TJ1"/>
-            <w:tabs>
-              <w:tab w:val="right" w:leader="dot" w:pos="9019"/>
-            </w:tabs>
-            <w:spacing w:line="240" w:lineRule="auto"/>
             <w:rPr>
               <w:rFonts w:asciiTheme="minorHAnsi" w:eastAsiaTheme="minorEastAsia" w:hAnsiTheme="minorHAnsi" w:cstheme="minorBidi"/>
               <w:noProof/>
@@ -2347,7 +2390,7 @@
               <w14:ligatures w14:val="standardContextual"/>
             </w:rPr>
           </w:pPr>
-          <w:hyperlink w:anchor="_Toc228972072" w:history="1">
+          <w:hyperlink w:anchor="_Toc229058162" w:history="1">
             <w:r>
               <w:rPr>
                 <w:rStyle w:val="Hiperhivatkozs"/>
@@ -2374,7 +2417,7 @@
                 <w:noProof/>
                 <w:webHidden/>
               </w:rPr>
-              <w:instrText xml:space="preserve"> PAGEREF _Toc228972072 \h </w:instrText>
+              <w:instrText xml:space="preserve"> PAGEREF _Toc229058162 \h </w:instrText>
             </w:r>
             <w:r>
               <w:rPr>
@@ -2408,15 +2451,10 @@
         <w:p>
           <w:pPr>
             <w:pStyle w:val="TJ1"/>
-            <w:tabs>
-              <w:tab w:val="right" w:leader="dot" w:pos="9019"/>
-            </w:tabs>
-            <w:spacing w:line="240" w:lineRule="auto"/>
           </w:pPr>
           <w:r>
             <w:rPr>
               <w:b/>
-              <w:bCs/>
             </w:rPr>
             <w:fldChar w:fldCharType="end"/>
           </w:r>
@@ -2442,7 +2480,7 @@
           <w:b w:val="0"/>
         </w:rPr>
       </w:pPr>
-      <w:bookmarkStart w:id="3" w:name="_Toc228972046"/>
+      <w:bookmarkStart w:id="3" w:name="_Toc229058136"/>
       <w:r>
         <w:lastRenderedPageBreak/>
         <w:t>Bevezetés</w:t>
@@ -2564,7 +2602,7 @@
       <w:bookmarkStart w:id="4" w:name="_s6xua4fwztab" w:colFirst="0" w:colLast="0"/>
       <w:bookmarkStart w:id="5" w:name="_vswjjk945sxu" w:colFirst="0" w:colLast="0"/>
       <w:bookmarkStart w:id="6" w:name="_1gw11yikceo9" w:colFirst="0" w:colLast="0"/>
-      <w:bookmarkStart w:id="7" w:name="_Toc228972047"/>
+      <w:bookmarkStart w:id="7" w:name="_Toc229058137"/>
       <w:bookmarkEnd w:id="4"/>
       <w:bookmarkEnd w:id="5"/>
       <w:bookmarkEnd w:id="6"/>
@@ -2578,7 +2616,7 @@
       <w:pPr>
         <w:pStyle w:val="Cmsor2"/>
       </w:pPr>
-      <w:bookmarkStart w:id="8" w:name="_Toc228972048"/>
+      <w:bookmarkStart w:id="8" w:name="_Toc229058138"/>
       <w:r>
         <w:t>Architektúra áttekintés</w:t>
       </w:r>
@@ -2597,7 +2635,23 @@
           <w:rFonts w:eastAsia="Times New Roman" w:cs="Times New Roman"/>
           <w:szCs w:val="24"/>
         </w:rPr>
-        <w:t>A backend egy Node.js alapú API, amely kezeli a logikát, az adatfeldolgozást és az adatbázis-műveleteket. Az adatok tárolása SQLite adatbázisban történik.</w:t>
+        <w:t xml:space="preserve">A backend egy Node.js alapú API, amely kezeli a logikát, az adatfeldolgozást és az adatbázis-műveleteket. Az adatok tárolása </w:t>
+      </w:r>
+      <w:proofErr w:type="spellStart"/>
+      <w:r>
+        <w:rPr>
+          <w:rFonts w:eastAsia="Times New Roman" w:cs="Times New Roman"/>
+          <w:szCs w:val="24"/>
+        </w:rPr>
+        <w:t>SQLite</w:t>
+      </w:r>
+      <w:proofErr w:type="spellEnd"/>
+      <w:r>
+        <w:rPr>
+          <w:rFonts w:eastAsia="Times New Roman" w:cs="Times New Roman"/>
+          <w:szCs w:val="24"/>
+        </w:rPr>
+        <w:t xml:space="preserve"> adatbázisban történik.</w:t>
       </w:r>
     </w:p>
     <w:p>
@@ -2670,7 +2724,23 @@
           <w:rFonts w:eastAsia="Times New Roman" w:cs="Times New Roman"/>
           <w:szCs w:val="24"/>
         </w:rPr>
-        <w:t>egy mobilalkalmazással (React Native + Expo),</w:t>
+        <w:t xml:space="preserve">egy mobilalkalmazással (React </w:t>
+      </w:r>
+      <w:proofErr w:type="spellStart"/>
+      <w:r>
+        <w:rPr>
+          <w:rFonts w:eastAsia="Times New Roman" w:cs="Times New Roman"/>
+          <w:szCs w:val="24"/>
+        </w:rPr>
+        <w:t>Native</w:t>
+      </w:r>
+      <w:proofErr w:type="spellEnd"/>
+      <w:r>
+        <w:rPr>
+          <w:rFonts w:eastAsia="Times New Roman" w:cs="Times New Roman"/>
+          <w:szCs w:val="24"/>
+        </w:rPr>
+        <w:t xml:space="preserve"> + Expo),</w:t>
       </w:r>
     </w:p>
     <w:p>
@@ -2726,7 +2796,27 @@
           <w:bCs/>
           <w:szCs w:val="24"/>
         </w:rPr>
-        <w:t>A technológiai stack főbb elemei:</w:t>
+        <w:t xml:space="preserve">A technológiai </w:t>
+      </w:r>
+      <w:proofErr w:type="spellStart"/>
+      <w:r>
+        <w:rPr>
+          <w:rFonts w:eastAsia="Times New Roman" w:cs="Times New Roman"/>
+          <w:b/>
+          <w:bCs/>
+          <w:szCs w:val="24"/>
+        </w:rPr>
+        <w:t>stack</w:t>
+      </w:r>
+      <w:proofErr w:type="spellEnd"/>
+      <w:r>
+        <w:rPr>
+          <w:rFonts w:eastAsia="Times New Roman" w:cs="Times New Roman"/>
+          <w:b/>
+          <w:bCs/>
+          <w:szCs w:val="24"/>
+        </w:rPr>
+        <w:t xml:space="preserve"> főbb elemei:</w:t>
       </w:r>
     </w:p>
     <w:p>
@@ -2765,7 +2855,23 @@
           <w:rFonts w:eastAsia="Times New Roman" w:cs="Times New Roman"/>
           <w:szCs w:val="24"/>
         </w:rPr>
-        <w:t>Mobil: React Native, Expo</w:t>
+        <w:t xml:space="preserve">Mobil: React </w:t>
+      </w:r>
+      <w:proofErr w:type="spellStart"/>
+      <w:r>
+        <w:rPr>
+          <w:rFonts w:eastAsia="Times New Roman" w:cs="Times New Roman"/>
+          <w:szCs w:val="24"/>
+        </w:rPr>
+        <w:t>Native</w:t>
+      </w:r>
+      <w:proofErr w:type="spellEnd"/>
+      <w:r>
+        <w:rPr>
+          <w:rFonts w:eastAsia="Times New Roman" w:cs="Times New Roman"/>
+          <w:szCs w:val="24"/>
+        </w:rPr>
+        <w:t>, Expo</w:t>
       </w:r>
     </w:p>
     <w:p>
@@ -2822,12 +2928,21 @@
           <w:rFonts w:eastAsia="Times New Roman" w:cs="Times New Roman"/>
           <w:szCs w:val="24"/>
         </w:rPr>
-        <w:t>Adatbázis: SQLite</w:t>
+        <w:t xml:space="preserve">Adatbázis: </w:t>
+      </w:r>
+      <w:proofErr w:type="spellStart"/>
+      <w:r>
+        <w:rPr>
+          <w:rFonts w:eastAsia="Times New Roman" w:cs="Times New Roman"/>
+          <w:szCs w:val="24"/>
+        </w:rPr>
+        <w:t>SQLite</w:t>
       </w:r>
       <w:bookmarkStart w:id="9" w:name="_7ogmxvvokv72" w:colFirst="0" w:colLast="0"/>
       <w:bookmarkStart w:id="10" w:name="_d7i5pfos7oec" w:colFirst="0" w:colLast="0"/>
       <w:bookmarkEnd w:id="9"/>
       <w:bookmarkEnd w:id="10"/>
+      <w:proofErr w:type="spellEnd"/>
     </w:p>
     <w:p>
       <w:pPr>
@@ -2848,7 +2963,7 @@
       <w:pPr>
         <w:pStyle w:val="Cmsor2"/>
       </w:pPr>
-      <w:bookmarkStart w:id="11" w:name="_Toc228972049"/>
+      <w:bookmarkStart w:id="11" w:name="_Toc229058139"/>
       <w:r>
         <w:lastRenderedPageBreak/>
         <w:t>Telepítés</w:t>
@@ -2872,7 +2987,7 @@
         </w:rPr>
       </w:pPr>
       <w:bookmarkStart w:id="12" w:name="_u8u0qoyhjyiz" w:colFirst="0" w:colLast="0"/>
-      <w:bookmarkStart w:id="13" w:name="_Toc228972050"/>
+      <w:bookmarkStart w:id="13" w:name="_Toc229058140"/>
       <w:bookmarkEnd w:id="12"/>
       <w:r>
         <w:rPr>
@@ -2925,6 +3040,7 @@
         </w:rPr>
         <w:t xml:space="preserve">A backend beállításához először az </w:t>
       </w:r>
+      <w:proofErr w:type="spellStart"/>
       <w:r>
         <w:rPr>
           <w:rFonts w:eastAsia="Times New Roman" w:cs="Times New Roman"/>
@@ -2933,6 +3049,7 @@
         </w:rPr>
         <w:t>api</w:t>
       </w:r>
+      <w:proofErr w:type="spellEnd"/>
       <w:r>
         <w:rPr>
           <w:rFonts w:eastAsia="Times New Roman" w:cs="Times New Roman"/>
@@ -2946,8 +3063,18 @@
           <w:color w:val="188038"/>
           <w:szCs w:val="24"/>
         </w:rPr>
-        <w:t>npm install</w:t>
-      </w:r>
+        <w:t xml:space="preserve">npm </w:t>
+      </w:r>
+      <w:proofErr w:type="spellStart"/>
+      <w:r>
+        <w:rPr>
+          <w:rFonts w:eastAsia="Times New Roman" w:cs="Times New Roman"/>
+          <w:color w:val="188038"/>
+          <w:szCs w:val="24"/>
+        </w:rPr>
+        <w:t>install</w:t>
+      </w:r>
+      <w:proofErr w:type="spellEnd"/>
       <w:r>
         <w:rPr>
           <w:rFonts w:eastAsia="Times New Roman" w:cs="Times New Roman"/>
@@ -2969,7 +3096,15 @@
           <w:rFonts w:eastAsia="Times New Roman" w:cs="Times New Roman"/>
           <w:szCs w:val="24"/>
         </w:rPr>
-        <w:t xml:space="preserve">Ezt követően létre kell hozni a környezeti változókat tartalmazó </w:t>
+        <w:t xml:space="preserve">Ezt követően létre kell hozni a környezeti változókat </w:t>
+      </w:r>
+      <w:proofErr w:type="gramStart"/>
+      <w:r>
+        <w:rPr>
+          <w:rFonts w:eastAsia="Times New Roman" w:cs="Times New Roman"/>
+          <w:szCs w:val="24"/>
+        </w:rPr>
+        <w:t xml:space="preserve">tartalmazó </w:t>
       </w:r>
       <w:r>
         <w:rPr>
@@ -2979,6 +3114,7 @@
         </w:rPr>
         <w:t>.env</w:t>
       </w:r>
+      <w:proofErr w:type="gramEnd"/>
       <w:r>
         <w:rPr>
           <w:rFonts w:eastAsia="Times New Roman" w:cs="Times New Roman"/>
@@ -2992,8 +3128,18 @@
           <w:color w:val="188038"/>
           <w:szCs w:val="24"/>
         </w:rPr>
-        <w:t>.env.example</w:t>
-      </w:r>
+        <w:t>.</w:t>
+      </w:r>
+      <w:proofErr w:type="spellStart"/>
+      <w:r>
+        <w:rPr>
+          <w:rFonts w:eastAsia="Times New Roman" w:cs="Times New Roman"/>
+          <w:color w:val="188038"/>
+          <w:szCs w:val="24"/>
+        </w:rPr>
+        <w:t>env.example</w:t>
+      </w:r>
+      <w:proofErr w:type="spellEnd"/>
       <w:r>
         <w:rPr>
           <w:rFonts w:eastAsia="Times New Roman" w:cs="Times New Roman"/>
@@ -3029,7 +3175,23 @@
           <w:rFonts w:eastAsia="Times New Roman" w:cs="Times New Roman"/>
           <w:szCs w:val="24"/>
         </w:rPr>
-        <w:t>) és az API portját (</w:t>
+        <w:t xml:space="preserve">) és az API </w:t>
+      </w:r>
+      <w:proofErr w:type="spellStart"/>
+      <w:r>
+        <w:rPr>
+          <w:rFonts w:eastAsia="Times New Roman" w:cs="Times New Roman"/>
+          <w:szCs w:val="24"/>
+        </w:rPr>
+        <w:t>portját</w:t>
+      </w:r>
+      <w:proofErr w:type="spellEnd"/>
+      <w:r>
+        <w:rPr>
+          <w:rFonts w:eastAsia="Times New Roman" w:cs="Times New Roman"/>
+          <w:szCs w:val="24"/>
+        </w:rPr>
+        <w:t xml:space="preserve"> (</w:t>
       </w:r>
       <w:r>
         <w:rPr>
@@ -3068,8 +3230,36 @@
           <w:color w:val="188038"/>
           <w:szCs w:val="24"/>
         </w:rPr>
-        <w:t>npm run dev</w:t>
-      </w:r>
+        <w:t xml:space="preserve">npm </w:t>
+      </w:r>
+      <w:proofErr w:type="spellStart"/>
+      <w:r>
+        <w:rPr>
+          <w:rFonts w:eastAsia="Times New Roman" w:cs="Times New Roman"/>
+          <w:color w:val="188038"/>
+          <w:szCs w:val="24"/>
+        </w:rPr>
+        <w:t>run</w:t>
+      </w:r>
+      <w:proofErr w:type="spellEnd"/>
+      <w:r>
+        <w:rPr>
+          <w:rFonts w:eastAsia="Times New Roman" w:cs="Times New Roman"/>
+          <w:color w:val="188038"/>
+          <w:szCs w:val="24"/>
+        </w:rPr>
+        <w:t xml:space="preserve"> </w:t>
+      </w:r>
+      <w:proofErr w:type="spellStart"/>
+      <w:r>
+        <w:rPr>
+          <w:rFonts w:eastAsia="Times New Roman" w:cs="Times New Roman"/>
+          <w:color w:val="188038"/>
+          <w:szCs w:val="24"/>
+        </w:rPr>
+        <w:t>dev</w:t>
+      </w:r>
+      <w:proofErr w:type="spellEnd"/>
       <w:r>
         <w:rPr>
           <w:rFonts w:eastAsia="Times New Roman" w:cs="Times New Roman"/>
@@ -3092,6 +3282,7 @@
         </w:rPr>
         <w:t xml:space="preserve">), és létrehozza a </w:t>
       </w:r>
+      <w:proofErr w:type="spellStart"/>
       <w:r>
         <w:rPr>
           <w:rFonts w:eastAsia="Times New Roman" w:cs="Times New Roman"/>
@@ -3100,12 +3291,29 @@
         </w:rPr>
         <w:t>maxxedout.db</w:t>
       </w:r>
-      <w:r>
-        <w:rPr>
-          <w:rFonts w:eastAsia="Times New Roman" w:cs="Times New Roman"/>
-          <w:szCs w:val="24"/>
-        </w:rPr>
-        <w:t xml:space="preserve"> SQLite adatbázist.</w:t>
+      <w:proofErr w:type="spellEnd"/>
+      <w:r>
+        <w:rPr>
+          <w:rFonts w:eastAsia="Times New Roman" w:cs="Times New Roman"/>
+          <w:szCs w:val="24"/>
+        </w:rPr>
+        <w:t xml:space="preserve"> </w:t>
+      </w:r>
+      <w:proofErr w:type="spellStart"/>
+      <w:r>
+        <w:rPr>
+          <w:rFonts w:eastAsia="Times New Roman" w:cs="Times New Roman"/>
+          <w:szCs w:val="24"/>
+        </w:rPr>
+        <w:t>SQLite</w:t>
+      </w:r>
+      <w:proofErr w:type="spellEnd"/>
+      <w:r>
+        <w:rPr>
+          <w:rFonts w:eastAsia="Times New Roman" w:cs="Times New Roman"/>
+          <w:szCs w:val="24"/>
+        </w:rPr>
+        <w:t xml:space="preserve"> adatbázist.</w:t>
       </w:r>
     </w:p>
     <w:p>
@@ -3129,8 +3337,36 @@
           <w:color w:val="188038"/>
           <w:szCs w:val="24"/>
         </w:rPr>
-        <w:t>npm run dev</w:t>
-      </w:r>
+        <w:t xml:space="preserve">npm </w:t>
+      </w:r>
+      <w:proofErr w:type="spellStart"/>
+      <w:r>
+        <w:rPr>
+          <w:rFonts w:eastAsia="Times New Roman" w:cs="Times New Roman"/>
+          <w:color w:val="188038"/>
+          <w:szCs w:val="24"/>
+        </w:rPr>
+        <w:t>run</w:t>
+      </w:r>
+      <w:proofErr w:type="spellEnd"/>
+      <w:r>
+        <w:rPr>
+          <w:rFonts w:eastAsia="Times New Roman" w:cs="Times New Roman"/>
+          <w:color w:val="188038"/>
+          <w:szCs w:val="24"/>
+        </w:rPr>
+        <w:t xml:space="preserve"> </w:t>
+      </w:r>
+      <w:proofErr w:type="spellStart"/>
+      <w:r>
+        <w:rPr>
+          <w:rFonts w:eastAsia="Times New Roman" w:cs="Times New Roman"/>
+          <w:color w:val="188038"/>
+          <w:szCs w:val="24"/>
+        </w:rPr>
+        <w:t>dev</w:t>
+      </w:r>
+      <w:proofErr w:type="spellEnd"/>
       <w:r>
         <w:rPr>
           <w:rFonts w:eastAsia="Times New Roman" w:cs="Times New Roman"/>
@@ -3146,7 +3382,15 @@
       <w:bookmarkStart w:id="15" w:name="_4ywe2b5lsm6y" w:colFirst="0" w:colLast="0"/>
       <w:bookmarkEnd w:id="15"/>
       <w:r>
-        <w:t>Mobilalkalmazás (React Native)</w:t>
+        <w:t xml:space="preserve">Mobilalkalmazás (React </w:t>
+      </w:r>
+      <w:proofErr w:type="spellStart"/>
+      <w:r>
+        <w:t>Native</w:t>
+      </w:r>
+      <w:proofErr w:type="spellEnd"/>
+      <w:r>
+        <w:t>)</w:t>
       </w:r>
     </w:p>
     <w:p>
@@ -3193,7 +3437,15 @@
           <w:rFonts w:eastAsia="Times New Roman" w:cs="Times New Roman"/>
           <w:szCs w:val="24"/>
         </w:rPr>
-        <w:t xml:space="preserve">Ezután létre kell hozni a </w:t>
+        <w:t xml:space="preserve">Ezután létre kell hozni </w:t>
+      </w:r>
+      <w:proofErr w:type="gramStart"/>
+      <w:r>
+        <w:rPr>
+          <w:rFonts w:eastAsia="Times New Roman" w:cs="Times New Roman"/>
+          <w:szCs w:val="24"/>
+        </w:rPr>
+        <w:t xml:space="preserve">a </w:t>
       </w:r>
       <w:r>
         <w:rPr>
@@ -3203,6 +3455,7 @@
         </w:rPr>
         <w:t>.env</w:t>
       </w:r>
+      <w:proofErr w:type="gramEnd"/>
       <w:r>
         <w:rPr>
           <w:rFonts w:eastAsia="Times New Roman" w:cs="Times New Roman"/>
@@ -3276,8 +3529,36 @@
           <w:color w:val="188038"/>
           <w:szCs w:val="24"/>
         </w:rPr>
-        <w:t>npm run dev</w:t>
-      </w:r>
+        <w:t xml:space="preserve">npm </w:t>
+      </w:r>
+      <w:proofErr w:type="spellStart"/>
+      <w:r>
+        <w:rPr>
+          <w:rFonts w:eastAsia="Times New Roman" w:cs="Times New Roman"/>
+          <w:color w:val="188038"/>
+          <w:szCs w:val="24"/>
+        </w:rPr>
+        <w:t>run</w:t>
+      </w:r>
+      <w:proofErr w:type="spellEnd"/>
+      <w:r>
+        <w:rPr>
+          <w:rFonts w:eastAsia="Times New Roman" w:cs="Times New Roman"/>
+          <w:color w:val="188038"/>
+          <w:szCs w:val="24"/>
+        </w:rPr>
+        <w:t xml:space="preserve"> </w:t>
+      </w:r>
+      <w:proofErr w:type="spellStart"/>
+      <w:r>
+        <w:rPr>
+          <w:rFonts w:eastAsia="Times New Roman" w:cs="Times New Roman"/>
+          <w:color w:val="188038"/>
+          <w:szCs w:val="24"/>
+        </w:rPr>
+        <w:t>dev</w:t>
+      </w:r>
+      <w:proofErr w:type="spellEnd"/>
       <w:r>
         <w:rPr>
           <w:rFonts w:eastAsia="Times New Roman" w:cs="Times New Roman"/>
@@ -3366,6 +3647,7 @@
           <w:szCs w:val="24"/>
         </w:rPr>
       </w:pPr>
+      <w:proofErr w:type="gramStart"/>
       <w:r>
         <w:rPr>
           <w:rFonts w:eastAsia="Times New Roman" w:cs="Times New Roman"/>
@@ -3381,6 +3663,7 @@
         </w:rPr>
         <w:t>.env</w:t>
       </w:r>
+      <w:proofErr w:type="gramEnd"/>
       <w:r>
         <w:rPr>
           <w:rFonts w:eastAsia="Times New Roman" w:cs="Times New Roman"/>
@@ -3475,14 +3758,34 @@
         </w:rPr>
         <w:t xml:space="preserve"> könyvtárba kell lépni, majd a </w:t>
       </w:r>
-      <w:r>
-        <w:rPr>
-          <w:rFonts w:eastAsia="Times New Roman" w:cs="Times New Roman"/>
-          <w:color w:val="188038"/>
-          <w:szCs w:val="24"/>
-        </w:rPr>
-        <w:t>dotnet restore</w:t>
-      </w:r>
+      <w:proofErr w:type="spellStart"/>
+      <w:r>
+        <w:rPr>
+          <w:rFonts w:eastAsia="Times New Roman" w:cs="Times New Roman"/>
+          <w:color w:val="188038"/>
+          <w:szCs w:val="24"/>
+        </w:rPr>
+        <w:t>dotnet</w:t>
+      </w:r>
+      <w:proofErr w:type="spellEnd"/>
+      <w:r>
+        <w:rPr>
+          <w:rFonts w:eastAsia="Times New Roman" w:cs="Times New Roman"/>
+          <w:color w:val="188038"/>
+          <w:szCs w:val="24"/>
+        </w:rPr>
+        <w:t xml:space="preserve"> </w:t>
+      </w:r>
+      <w:proofErr w:type="spellStart"/>
+      <w:r>
+        <w:rPr>
+          <w:rFonts w:eastAsia="Times New Roman" w:cs="Times New Roman"/>
+          <w:color w:val="188038"/>
+          <w:szCs w:val="24"/>
+        </w:rPr>
+        <w:t>restore</w:t>
+      </w:r>
+      <w:proofErr w:type="spellEnd"/>
       <w:r>
         <w:rPr>
           <w:rFonts w:eastAsia="Times New Roman" w:cs="Times New Roman"/>
@@ -3504,7 +3807,15 @@
           <w:rFonts w:eastAsia="Times New Roman" w:cs="Times New Roman"/>
           <w:szCs w:val="24"/>
         </w:rPr>
-        <w:t xml:space="preserve">A konfigurációhoz itt is szükséges egy </w:t>
+        <w:t xml:space="preserve">A konfigurációhoz itt is szükséges </w:t>
+      </w:r>
+      <w:proofErr w:type="gramStart"/>
+      <w:r>
+        <w:rPr>
+          <w:rFonts w:eastAsia="Times New Roman" w:cs="Times New Roman"/>
+          <w:szCs w:val="24"/>
+        </w:rPr>
+        <w:t xml:space="preserve">egy </w:t>
       </w:r>
       <w:r>
         <w:rPr>
@@ -3514,6 +3825,7 @@
         </w:rPr>
         <w:t>.env</w:t>
       </w:r>
+      <w:proofErr w:type="gramEnd"/>
       <w:r>
         <w:rPr>
           <w:rFonts w:eastAsia="Times New Roman" w:cs="Times New Roman"/>
@@ -3565,16 +3877,52 @@
           <w:rFonts w:eastAsia="Times New Roman" w:cs="Times New Roman"/>
           <w:szCs w:val="24"/>
         </w:rPr>
-        <w:t xml:space="preserve">Az alkalmazás buildelése és futtatása a </w:t>
-      </w:r>
-      <w:r>
-        <w:rPr>
-          <w:rFonts w:eastAsia="Times New Roman" w:cs="Times New Roman"/>
-          <w:color w:val="188038"/>
-          <w:szCs w:val="24"/>
-        </w:rPr>
-        <w:t>dotnet run</w:t>
-      </w:r>
+        <w:t xml:space="preserve">Az alkalmazás </w:t>
+      </w:r>
+      <w:proofErr w:type="spellStart"/>
+      <w:r>
+        <w:rPr>
+          <w:rFonts w:eastAsia="Times New Roman" w:cs="Times New Roman"/>
+          <w:szCs w:val="24"/>
+        </w:rPr>
+        <w:t>buildelése</w:t>
+      </w:r>
+      <w:proofErr w:type="spellEnd"/>
+      <w:r>
+        <w:rPr>
+          <w:rFonts w:eastAsia="Times New Roman" w:cs="Times New Roman"/>
+          <w:szCs w:val="24"/>
+        </w:rPr>
+        <w:t xml:space="preserve"> és futtatása a </w:t>
+      </w:r>
+      <w:proofErr w:type="spellStart"/>
+      <w:r>
+        <w:rPr>
+          <w:rFonts w:eastAsia="Times New Roman" w:cs="Times New Roman"/>
+          <w:color w:val="188038"/>
+          <w:szCs w:val="24"/>
+        </w:rPr>
+        <w:t>dotnet</w:t>
+      </w:r>
+      <w:proofErr w:type="spellEnd"/>
+      <w:r>
+        <w:rPr>
+          <w:rFonts w:eastAsia="Times New Roman" w:cs="Times New Roman"/>
+          <w:color w:val="188038"/>
+          <w:szCs w:val="24"/>
+        </w:rPr>
+        <w:t xml:space="preserve"> </w:t>
+      </w:r>
+      <w:proofErr w:type="spellStart"/>
+      <w:r>
+        <w:rPr>
+          <w:rFonts w:eastAsia="Times New Roman" w:cs="Times New Roman"/>
+          <w:color w:val="188038"/>
+          <w:szCs w:val="24"/>
+        </w:rPr>
+        <w:t>run</w:t>
+      </w:r>
+      <w:proofErr w:type="spellEnd"/>
       <w:r>
         <w:rPr>
           <w:rFonts w:eastAsia="Times New Roman" w:cs="Times New Roman"/>
@@ -3588,7 +3936,7 @@
         <w:pStyle w:val="Cmsor3"/>
       </w:pPr>
       <w:bookmarkStart w:id="18" w:name="_35qpvs3stm9z" w:colFirst="0" w:colLast="0"/>
-      <w:bookmarkStart w:id="19" w:name="_Toc228972051"/>
+      <w:bookmarkStart w:id="19" w:name="_Toc229058141"/>
       <w:bookmarkEnd w:id="18"/>
       <w:r>
         <w:t>Konfiguráció</w:t>
@@ -3750,7 +4098,23 @@
           <w:rFonts w:eastAsia="Times New Roman" w:cs="Times New Roman"/>
           <w:szCs w:val="24"/>
         </w:rPr>
-        <w:t>: Az API szerver portja (alapértelmezett: 6600)</w:t>
+        <w:t xml:space="preserve">: Az API szerver </w:t>
+      </w:r>
+      <w:proofErr w:type="spellStart"/>
+      <w:r>
+        <w:rPr>
+          <w:rFonts w:eastAsia="Times New Roman" w:cs="Times New Roman"/>
+          <w:szCs w:val="24"/>
+        </w:rPr>
+        <w:t>portja</w:t>
+      </w:r>
+      <w:proofErr w:type="spellEnd"/>
+      <w:r>
+        <w:rPr>
+          <w:rFonts w:eastAsia="Times New Roman" w:cs="Times New Roman"/>
+          <w:szCs w:val="24"/>
+        </w:rPr>
+        <w:t xml:space="preserve"> (alapértelmezett: 6600)</w:t>
       </w:r>
     </w:p>
     <w:p>
@@ -4028,7 +4392,7 @@
       <w:bookmarkStart w:id="25" w:name="_nhv3kjoxcuef" w:colFirst="0" w:colLast="0"/>
       <w:bookmarkStart w:id="26" w:name="_xkhrf2qcrxzs" w:colFirst="0" w:colLast="0"/>
       <w:bookmarkStart w:id="27" w:name="_Hlk227407387"/>
-      <w:bookmarkStart w:id="28" w:name="_Toc228972052"/>
+      <w:bookmarkStart w:id="28" w:name="_Toc229058142"/>
       <w:bookmarkEnd w:id="25"/>
       <w:bookmarkEnd w:id="26"/>
       <w:r>
@@ -4060,9 +4424,17 @@
       <w:pPr>
         <w:pStyle w:val="Cmsor3"/>
       </w:pPr>
-      <w:bookmarkStart w:id="31" w:name="_Toc228972053"/>
-      <w:r>
-        <w:t>DBMS (Database Management System)</w:t>
+      <w:bookmarkStart w:id="31" w:name="_Toc229058143"/>
+      <w:r>
+        <w:t>DBMS (</w:t>
+      </w:r>
+      <w:proofErr w:type="spellStart"/>
+      <w:r>
+        <w:t>Database</w:t>
+      </w:r>
+      <w:proofErr w:type="spellEnd"/>
+      <w:r>
+        <w:t xml:space="preserve"> Management System)</w:t>
       </w:r>
       <w:bookmarkEnd w:id="31"/>
     </w:p>
@@ -4080,6 +4452,7 @@
         </w:rPr>
         <w:t xml:space="preserve">A rendszerben a választott adatbázis-kezelő: </w:t>
       </w:r>
+      <w:proofErr w:type="spellStart"/>
       <w:r>
         <w:rPr>
           <w:rFonts w:cs="Times New Roman"/>
@@ -4089,6 +4462,7 @@
         </w:rPr>
         <w:t>SQLite</w:t>
       </w:r>
+      <w:proofErr w:type="spellEnd"/>
     </w:p>
     <w:p>
       <w:pPr>
@@ -4226,7 +4600,7 @@
       <w:pPr>
         <w:pStyle w:val="Cmsor3"/>
       </w:pPr>
-      <w:bookmarkStart w:id="32" w:name="_Toc228972054"/>
+      <w:bookmarkStart w:id="32" w:name="_Toc229058144"/>
       <w:r>
         <w:t>Táblák</w:t>
       </w:r>
@@ -4236,8 +4610,13 @@
       <w:pPr>
         <w:pStyle w:val="Cmsor4"/>
       </w:pPr>
-      <w:r>
-        <w:t>users (felhasználók)</w:t>
+      <w:proofErr w:type="spellStart"/>
+      <w:r>
+        <w:t>users</w:t>
+      </w:r>
+      <w:proofErr w:type="spellEnd"/>
+      <w:r>
+        <w:t xml:space="preserve"> (felhasználók)</w:t>
       </w:r>
     </w:p>
     <w:p>
@@ -4270,24 +4649,60 @@
           <w:color w:val="188038"/>
           <w:szCs w:val="24"/>
         </w:rPr>
-        <w:t>CREATE TABLE users (</w:t>
-      </w:r>
-    </w:p>
-    <w:p>
-      <w:pPr>
-        <w:rPr>
-          <w:rFonts w:eastAsia="Times New Roman" w:cs="Times New Roman"/>
-          <w:color w:val="188038"/>
-          <w:szCs w:val="24"/>
-        </w:rPr>
-      </w:pPr>
-      <w:r>
-        <w:rPr>
-          <w:rFonts w:eastAsia="Times New Roman" w:cs="Times New Roman"/>
-          <w:color w:val="188038"/>
-          <w:szCs w:val="24"/>
-        </w:rPr>
-        <w:t xml:space="preserve">   id INTEGER PRIMARY KEY NOT NULL,</w:t>
+        <w:t xml:space="preserve">CREATE TABLE </w:t>
+      </w:r>
+      <w:proofErr w:type="spellStart"/>
+      <w:r>
+        <w:rPr>
+          <w:rFonts w:eastAsia="Times New Roman" w:cs="Times New Roman"/>
+          <w:color w:val="188038"/>
+          <w:szCs w:val="24"/>
+        </w:rPr>
+        <w:t>users</w:t>
+      </w:r>
+      <w:proofErr w:type="spellEnd"/>
+      <w:r>
+        <w:rPr>
+          <w:rFonts w:eastAsia="Times New Roman" w:cs="Times New Roman"/>
+          <w:color w:val="188038"/>
+          <w:szCs w:val="24"/>
+        </w:rPr>
+        <w:t xml:space="preserve"> (</w:t>
+      </w:r>
+    </w:p>
+    <w:p>
+      <w:pPr>
+        <w:rPr>
+          <w:rFonts w:eastAsia="Times New Roman" w:cs="Times New Roman"/>
+          <w:color w:val="188038"/>
+          <w:szCs w:val="24"/>
+        </w:rPr>
+      </w:pPr>
+      <w:r>
+        <w:rPr>
+          <w:rFonts w:eastAsia="Times New Roman" w:cs="Times New Roman"/>
+          <w:color w:val="188038"/>
+          <w:szCs w:val="24"/>
+        </w:rPr>
+        <w:t xml:space="preserve">   </w:t>
+      </w:r>
+      <w:proofErr w:type="spellStart"/>
+      <w:r>
+        <w:rPr>
+          <w:rFonts w:eastAsia="Times New Roman" w:cs="Times New Roman"/>
+          <w:color w:val="188038"/>
+          <w:szCs w:val="24"/>
+        </w:rPr>
+        <w:t>id</w:t>
+      </w:r>
+      <w:proofErr w:type="spellEnd"/>
+      <w:r>
+        <w:rPr>
+          <w:rFonts w:eastAsia="Times New Roman" w:cs="Times New Roman"/>
+          <w:color w:val="188038"/>
+          <w:szCs w:val="24"/>
+        </w:rPr>
+        <w:t xml:space="preserve"> INTEGER PRIMARY KEY NOT NULL,</w:t>
       </w:r>
     </w:p>
     <w:p>
@@ -4321,24 +4736,60 @@
           <w:color w:val="188038"/>
           <w:szCs w:val="24"/>
         </w:rPr>
-        <w:t xml:space="preserve">   nickname TEXT,</w:t>
-      </w:r>
-    </w:p>
-    <w:p>
-      <w:pPr>
-        <w:rPr>
-          <w:rFonts w:eastAsia="Times New Roman" w:cs="Times New Roman"/>
-          <w:color w:val="188038"/>
-          <w:szCs w:val="24"/>
-        </w:rPr>
-      </w:pPr>
-      <w:r>
-        <w:rPr>
-          <w:rFonts w:eastAsia="Times New Roman" w:cs="Times New Roman"/>
-          <w:color w:val="188038"/>
-          <w:szCs w:val="24"/>
-        </w:rPr>
-        <w:t xml:space="preserve">   password TEXT NOT NULL</w:t>
+        <w:t xml:space="preserve">   </w:t>
+      </w:r>
+      <w:proofErr w:type="spellStart"/>
+      <w:r>
+        <w:rPr>
+          <w:rFonts w:eastAsia="Times New Roman" w:cs="Times New Roman"/>
+          <w:color w:val="188038"/>
+          <w:szCs w:val="24"/>
+        </w:rPr>
+        <w:t>nickname</w:t>
+      </w:r>
+      <w:proofErr w:type="spellEnd"/>
+      <w:r>
+        <w:rPr>
+          <w:rFonts w:eastAsia="Times New Roman" w:cs="Times New Roman"/>
+          <w:color w:val="188038"/>
+          <w:szCs w:val="24"/>
+        </w:rPr>
+        <w:t xml:space="preserve"> TEXT,</w:t>
+      </w:r>
+    </w:p>
+    <w:p>
+      <w:pPr>
+        <w:rPr>
+          <w:rFonts w:eastAsia="Times New Roman" w:cs="Times New Roman"/>
+          <w:color w:val="188038"/>
+          <w:szCs w:val="24"/>
+        </w:rPr>
+      </w:pPr>
+      <w:r>
+        <w:rPr>
+          <w:rFonts w:eastAsia="Times New Roman" w:cs="Times New Roman"/>
+          <w:color w:val="188038"/>
+          <w:szCs w:val="24"/>
+        </w:rPr>
+        <w:t xml:space="preserve">   </w:t>
+      </w:r>
+      <w:proofErr w:type="spellStart"/>
+      <w:r>
+        <w:rPr>
+          <w:rFonts w:eastAsia="Times New Roman" w:cs="Times New Roman"/>
+          <w:color w:val="188038"/>
+          <w:szCs w:val="24"/>
+        </w:rPr>
+        <w:t>password</w:t>
+      </w:r>
+      <w:proofErr w:type="spellEnd"/>
+      <w:r>
+        <w:rPr>
+          <w:rFonts w:eastAsia="Times New Roman" w:cs="Times New Roman"/>
+          <w:color w:val="188038"/>
+          <w:szCs w:val="24"/>
+        </w:rPr>
+        <w:t xml:space="preserve"> TEXT NOT NULL</w:t>
       </w:r>
     </w:p>
     <w:p>
@@ -4364,8 +4815,13 @@
       </w:pPr>
       <w:bookmarkStart w:id="33" w:name="_ht0yskkvs660" w:colFirst="0" w:colLast="0"/>
       <w:bookmarkEnd w:id="33"/>
-      <w:r>
-        <w:t>workouts (edzések)</w:t>
+      <w:proofErr w:type="spellStart"/>
+      <w:r>
+        <w:t>workouts</w:t>
+      </w:r>
+      <w:proofErr w:type="spellEnd"/>
+      <w:r>
+        <w:t xml:space="preserve"> (edzések)</w:t>
       </w:r>
     </w:p>
     <w:p>
@@ -4399,109 +4855,271 @@
           <w:szCs w:val="24"/>
         </w:rPr>
         <w:lastRenderedPageBreak/>
-        <w:t>CREATE TABLE workouts (</w:t>
-      </w:r>
-    </w:p>
-    <w:p>
-      <w:pPr>
-        <w:rPr>
-          <w:rFonts w:eastAsia="Times New Roman" w:cs="Times New Roman"/>
-          <w:color w:val="188038"/>
-          <w:szCs w:val="24"/>
-        </w:rPr>
-      </w:pPr>
-      <w:r>
-        <w:rPr>
-          <w:rFonts w:eastAsia="Times New Roman" w:cs="Times New Roman"/>
-          <w:color w:val="188038"/>
-          <w:szCs w:val="24"/>
-        </w:rPr>
-        <w:t xml:space="preserve">   id INTEGER PRIMARY KEY NOT NULL,</w:t>
-      </w:r>
-    </w:p>
-    <w:p>
-      <w:pPr>
-        <w:rPr>
-          <w:rFonts w:eastAsia="Times New Roman" w:cs="Times New Roman"/>
-          <w:color w:val="188038"/>
-          <w:szCs w:val="24"/>
-        </w:rPr>
-      </w:pPr>
-      <w:r>
-        <w:rPr>
-          <w:rFonts w:eastAsia="Times New Roman" w:cs="Times New Roman"/>
-          <w:color w:val="188038"/>
-          <w:szCs w:val="24"/>
-        </w:rPr>
-        <w:t xml:space="preserve">   user_id INTEGER NOT NULL,</w:t>
-      </w:r>
-    </w:p>
-    <w:p>
-      <w:pPr>
-        <w:rPr>
-          <w:rFonts w:eastAsia="Times New Roman" w:cs="Times New Roman"/>
-          <w:color w:val="188038"/>
-          <w:szCs w:val="24"/>
-        </w:rPr>
-      </w:pPr>
-      <w:r>
-        <w:rPr>
-          <w:rFonts w:eastAsia="Times New Roman" w:cs="Times New Roman"/>
-          <w:color w:val="188038"/>
-          <w:szCs w:val="24"/>
-        </w:rPr>
-        <w:t xml:space="preserve">   started_at DATETIME,</w:t>
-      </w:r>
-    </w:p>
-    <w:p>
-      <w:pPr>
-        <w:rPr>
-          <w:rFonts w:eastAsia="Times New Roman" w:cs="Times New Roman"/>
-          <w:color w:val="188038"/>
-          <w:szCs w:val="24"/>
-        </w:rPr>
-      </w:pPr>
-      <w:r>
-        <w:rPr>
-          <w:rFonts w:eastAsia="Times New Roman" w:cs="Times New Roman"/>
-          <w:color w:val="188038"/>
-          <w:szCs w:val="24"/>
-        </w:rPr>
-        <w:t xml:space="preserve">   ended_at DATETIME,</w:t>
-      </w:r>
-    </w:p>
-    <w:p>
-      <w:pPr>
-        <w:rPr>
-          <w:rFonts w:eastAsia="Times New Roman" w:cs="Times New Roman"/>
-          <w:color w:val="188038"/>
-          <w:szCs w:val="24"/>
-        </w:rPr>
-      </w:pPr>
-      <w:r>
-        <w:rPr>
-          <w:rFonts w:eastAsia="Times New Roman" w:cs="Times New Roman"/>
-          <w:color w:val="188038"/>
-          <w:szCs w:val="24"/>
-        </w:rPr>
-        <w:t xml:space="preserve">   name TEXT,</w:t>
-      </w:r>
-    </w:p>
-    <w:p>
-      <w:pPr>
-        <w:rPr>
-          <w:rFonts w:eastAsia="Times New Roman" w:cs="Times New Roman"/>
-          <w:color w:val="188038"/>
-          <w:szCs w:val="24"/>
-        </w:rPr>
-      </w:pPr>
-      <w:r>
-        <w:rPr>
-          <w:rFonts w:eastAsia="Times New Roman" w:cs="Times New Roman"/>
-          <w:color w:val="188038"/>
-          <w:szCs w:val="24"/>
-        </w:rPr>
-        <w:t xml:space="preserve">   FOREIGN KEY (user_id) REFERENCES users(id) ON DELETE CASCADE</w:t>
+        <w:t xml:space="preserve">CREATE TABLE </w:t>
+      </w:r>
+      <w:proofErr w:type="spellStart"/>
+      <w:r>
+        <w:rPr>
+          <w:rFonts w:eastAsia="Times New Roman" w:cs="Times New Roman"/>
+          <w:color w:val="188038"/>
+          <w:szCs w:val="24"/>
+        </w:rPr>
+        <w:t>workouts</w:t>
+      </w:r>
+      <w:proofErr w:type="spellEnd"/>
+      <w:r>
+        <w:rPr>
+          <w:rFonts w:eastAsia="Times New Roman" w:cs="Times New Roman"/>
+          <w:color w:val="188038"/>
+          <w:szCs w:val="24"/>
+        </w:rPr>
+        <w:t xml:space="preserve"> (</w:t>
+      </w:r>
+    </w:p>
+    <w:p>
+      <w:pPr>
+        <w:rPr>
+          <w:rFonts w:eastAsia="Times New Roman" w:cs="Times New Roman"/>
+          <w:color w:val="188038"/>
+          <w:szCs w:val="24"/>
+        </w:rPr>
+      </w:pPr>
+      <w:r>
+        <w:rPr>
+          <w:rFonts w:eastAsia="Times New Roman" w:cs="Times New Roman"/>
+          <w:color w:val="188038"/>
+          <w:szCs w:val="24"/>
+        </w:rPr>
+        <w:t xml:space="preserve">   </w:t>
+      </w:r>
+      <w:proofErr w:type="spellStart"/>
+      <w:r>
+        <w:rPr>
+          <w:rFonts w:eastAsia="Times New Roman" w:cs="Times New Roman"/>
+          <w:color w:val="188038"/>
+          <w:szCs w:val="24"/>
+        </w:rPr>
+        <w:t>id</w:t>
+      </w:r>
+      <w:proofErr w:type="spellEnd"/>
+      <w:r>
+        <w:rPr>
+          <w:rFonts w:eastAsia="Times New Roman" w:cs="Times New Roman"/>
+          <w:color w:val="188038"/>
+          <w:szCs w:val="24"/>
+        </w:rPr>
+        <w:t xml:space="preserve"> INTEGER PRIMARY KEY NOT NULL,</w:t>
+      </w:r>
+    </w:p>
+    <w:p>
+      <w:pPr>
+        <w:rPr>
+          <w:rFonts w:eastAsia="Times New Roman" w:cs="Times New Roman"/>
+          <w:color w:val="188038"/>
+          <w:szCs w:val="24"/>
+        </w:rPr>
+      </w:pPr>
+      <w:r>
+        <w:rPr>
+          <w:rFonts w:eastAsia="Times New Roman" w:cs="Times New Roman"/>
+          <w:color w:val="188038"/>
+          <w:szCs w:val="24"/>
+        </w:rPr>
+        <w:t xml:space="preserve">   </w:t>
+      </w:r>
+      <w:proofErr w:type="spellStart"/>
+      <w:r>
+        <w:rPr>
+          <w:rFonts w:eastAsia="Times New Roman" w:cs="Times New Roman"/>
+          <w:color w:val="188038"/>
+          <w:szCs w:val="24"/>
+        </w:rPr>
+        <w:t>user_id</w:t>
+      </w:r>
+      <w:proofErr w:type="spellEnd"/>
+      <w:r>
+        <w:rPr>
+          <w:rFonts w:eastAsia="Times New Roman" w:cs="Times New Roman"/>
+          <w:color w:val="188038"/>
+          <w:szCs w:val="24"/>
+        </w:rPr>
+        <w:t xml:space="preserve"> INTEGER NOT NULL,</w:t>
+      </w:r>
+    </w:p>
+    <w:p>
+      <w:pPr>
+        <w:rPr>
+          <w:rFonts w:eastAsia="Times New Roman" w:cs="Times New Roman"/>
+          <w:color w:val="188038"/>
+          <w:szCs w:val="24"/>
+        </w:rPr>
+      </w:pPr>
+      <w:r>
+        <w:rPr>
+          <w:rFonts w:eastAsia="Times New Roman" w:cs="Times New Roman"/>
+          <w:color w:val="188038"/>
+          <w:szCs w:val="24"/>
+        </w:rPr>
+        <w:t xml:space="preserve">   </w:t>
+      </w:r>
+      <w:proofErr w:type="spellStart"/>
+      <w:r>
+        <w:rPr>
+          <w:rFonts w:eastAsia="Times New Roman" w:cs="Times New Roman"/>
+          <w:color w:val="188038"/>
+          <w:szCs w:val="24"/>
+        </w:rPr>
+        <w:t>started_at</w:t>
+      </w:r>
+      <w:proofErr w:type="spellEnd"/>
+      <w:r>
+        <w:rPr>
+          <w:rFonts w:eastAsia="Times New Roman" w:cs="Times New Roman"/>
+          <w:color w:val="188038"/>
+          <w:szCs w:val="24"/>
+        </w:rPr>
+        <w:t xml:space="preserve"> DATETIME,</w:t>
+      </w:r>
+    </w:p>
+    <w:p>
+      <w:pPr>
+        <w:rPr>
+          <w:rFonts w:eastAsia="Times New Roman" w:cs="Times New Roman"/>
+          <w:color w:val="188038"/>
+          <w:szCs w:val="24"/>
+        </w:rPr>
+      </w:pPr>
+      <w:r>
+        <w:rPr>
+          <w:rFonts w:eastAsia="Times New Roman" w:cs="Times New Roman"/>
+          <w:color w:val="188038"/>
+          <w:szCs w:val="24"/>
+        </w:rPr>
+        <w:t xml:space="preserve">   </w:t>
+      </w:r>
+      <w:proofErr w:type="spellStart"/>
+      <w:r>
+        <w:rPr>
+          <w:rFonts w:eastAsia="Times New Roman" w:cs="Times New Roman"/>
+          <w:color w:val="188038"/>
+          <w:szCs w:val="24"/>
+        </w:rPr>
+        <w:t>ended_at</w:t>
+      </w:r>
+      <w:proofErr w:type="spellEnd"/>
+      <w:r>
+        <w:rPr>
+          <w:rFonts w:eastAsia="Times New Roman" w:cs="Times New Roman"/>
+          <w:color w:val="188038"/>
+          <w:szCs w:val="24"/>
+        </w:rPr>
+        <w:t xml:space="preserve"> DATETIME,</w:t>
+      </w:r>
+    </w:p>
+    <w:p>
+      <w:pPr>
+        <w:rPr>
+          <w:rFonts w:eastAsia="Times New Roman" w:cs="Times New Roman"/>
+          <w:color w:val="188038"/>
+          <w:szCs w:val="24"/>
+        </w:rPr>
+      </w:pPr>
+      <w:r>
+        <w:rPr>
+          <w:rFonts w:eastAsia="Times New Roman" w:cs="Times New Roman"/>
+          <w:color w:val="188038"/>
+          <w:szCs w:val="24"/>
+        </w:rPr>
+        <w:t xml:space="preserve">   </w:t>
+      </w:r>
+      <w:proofErr w:type="spellStart"/>
+      <w:r>
+        <w:rPr>
+          <w:rFonts w:eastAsia="Times New Roman" w:cs="Times New Roman"/>
+          <w:color w:val="188038"/>
+          <w:szCs w:val="24"/>
+        </w:rPr>
+        <w:t>name</w:t>
+      </w:r>
+      <w:proofErr w:type="spellEnd"/>
+      <w:r>
+        <w:rPr>
+          <w:rFonts w:eastAsia="Times New Roman" w:cs="Times New Roman"/>
+          <w:color w:val="188038"/>
+          <w:szCs w:val="24"/>
+        </w:rPr>
+        <w:t xml:space="preserve"> TEXT,</w:t>
+      </w:r>
+    </w:p>
+    <w:p>
+      <w:pPr>
+        <w:rPr>
+          <w:rFonts w:eastAsia="Times New Roman" w:cs="Times New Roman"/>
+          <w:color w:val="188038"/>
+          <w:szCs w:val="24"/>
+        </w:rPr>
+      </w:pPr>
+      <w:r>
+        <w:rPr>
+          <w:rFonts w:eastAsia="Times New Roman" w:cs="Times New Roman"/>
+          <w:color w:val="188038"/>
+          <w:szCs w:val="24"/>
+        </w:rPr>
+        <w:t xml:space="preserve">   FOREIGN KEY (</w:t>
+      </w:r>
+      <w:proofErr w:type="spellStart"/>
+      <w:r>
+        <w:rPr>
+          <w:rFonts w:eastAsia="Times New Roman" w:cs="Times New Roman"/>
+          <w:color w:val="188038"/>
+          <w:szCs w:val="24"/>
+        </w:rPr>
+        <w:t>user_id</w:t>
+      </w:r>
+      <w:proofErr w:type="spellEnd"/>
+      <w:r>
+        <w:rPr>
+          <w:rFonts w:eastAsia="Times New Roman" w:cs="Times New Roman"/>
+          <w:color w:val="188038"/>
+          <w:szCs w:val="24"/>
+        </w:rPr>
+        <w:t xml:space="preserve">) REFERENCES </w:t>
+      </w:r>
+      <w:proofErr w:type="spellStart"/>
+      <w:r>
+        <w:rPr>
+          <w:rFonts w:eastAsia="Times New Roman" w:cs="Times New Roman"/>
+          <w:color w:val="188038"/>
+          <w:szCs w:val="24"/>
+        </w:rPr>
+        <w:t>users</w:t>
+      </w:r>
+      <w:proofErr w:type="spellEnd"/>
+      <w:r>
+        <w:rPr>
+          <w:rFonts w:eastAsia="Times New Roman" w:cs="Times New Roman"/>
+          <w:color w:val="188038"/>
+          <w:szCs w:val="24"/>
+        </w:rPr>
+        <w:t>(</w:t>
+      </w:r>
+      <w:proofErr w:type="spellStart"/>
+      <w:r>
+        <w:rPr>
+          <w:rFonts w:eastAsia="Times New Roman" w:cs="Times New Roman"/>
+          <w:color w:val="188038"/>
+          <w:szCs w:val="24"/>
+        </w:rPr>
+        <w:t>id</w:t>
+      </w:r>
+      <w:proofErr w:type="spellEnd"/>
+      <w:r>
+        <w:rPr>
+          <w:rFonts w:eastAsia="Times New Roman" w:cs="Times New Roman"/>
+          <w:color w:val="188038"/>
+          <w:szCs w:val="24"/>
+        </w:rPr>
+        <w:t>) ON DELETE CASCADE</w:t>
       </w:r>
     </w:p>
     <w:p>
@@ -4527,8 +5145,13 @@
       </w:pPr>
       <w:bookmarkStart w:id="34" w:name="_pwp70874asqj" w:colFirst="0" w:colLast="0"/>
       <w:bookmarkEnd w:id="34"/>
-      <w:r>
-        <w:t>exercises (gyakorlatok)</w:t>
+      <w:proofErr w:type="spellStart"/>
+      <w:r>
+        <w:t>exercises</w:t>
+      </w:r>
+      <w:proofErr w:type="spellEnd"/>
+      <w:r>
+        <w:t xml:space="preserve"> (gyakorlatok)</w:t>
       </w:r>
     </w:p>
     <w:p>
@@ -4561,58 +5184,184 @@
           <w:color w:val="188038"/>
           <w:szCs w:val="24"/>
         </w:rPr>
-        <w:t>CREATE TABLE exercises (</w:t>
-      </w:r>
-    </w:p>
-    <w:p>
-      <w:pPr>
-        <w:rPr>
-          <w:rFonts w:eastAsia="Times New Roman" w:cs="Times New Roman"/>
-          <w:color w:val="188038"/>
-          <w:szCs w:val="24"/>
-        </w:rPr>
-      </w:pPr>
-      <w:r>
-        <w:rPr>
-          <w:rFonts w:eastAsia="Times New Roman" w:cs="Times New Roman"/>
-          <w:color w:val="188038"/>
-          <w:szCs w:val="24"/>
-        </w:rPr>
-        <w:t xml:space="preserve">   id INTEGER PRIMARY KEY NOT NULL,</w:t>
-      </w:r>
-    </w:p>
-    <w:p>
-      <w:pPr>
-        <w:rPr>
-          <w:rFonts w:eastAsia="Times New Roman" w:cs="Times New Roman"/>
-          <w:color w:val="188038"/>
-          <w:szCs w:val="24"/>
-        </w:rPr>
-      </w:pPr>
-      <w:r>
-        <w:rPr>
-          <w:rFonts w:eastAsia="Times New Roman" w:cs="Times New Roman"/>
-          <w:color w:val="188038"/>
-          <w:szCs w:val="24"/>
-        </w:rPr>
-        <w:t xml:space="preserve">   name TEXT NOT NULL,</w:t>
-      </w:r>
-    </w:p>
-    <w:p>
-      <w:pPr>
-        <w:rPr>
-          <w:rFonts w:eastAsia="Times New Roman" w:cs="Times New Roman"/>
-          <w:color w:val="188038"/>
-          <w:szCs w:val="24"/>
-        </w:rPr>
-      </w:pPr>
-      <w:r>
-        <w:rPr>
-          <w:rFonts w:eastAsia="Times New Roman" w:cs="Times New Roman"/>
-          <w:color w:val="188038"/>
-          <w:szCs w:val="24"/>
-        </w:rPr>
-        <w:t xml:space="preserve">   type TEXT NOT NULL CHECK (type IN ('Compound', 'Isolation'))</w:t>
+        <w:t xml:space="preserve">CREATE TABLE </w:t>
+      </w:r>
+      <w:proofErr w:type="spellStart"/>
+      <w:r>
+        <w:rPr>
+          <w:rFonts w:eastAsia="Times New Roman" w:cs="Times New Roman"/>
+          <w:color w:val="188038"/>
+          <w:szCs w:val="24"/>
+        </w:rPr>
+        <w:t>exercises</w:t>
+      </w:r>
+      <w:proofErr w:type="spellEnd"/>
+      <w:r>
+        <w:rPr>
+          <w:rFonts w:eastAsia="Times New Roman" w:cs="Times New Roman"/>
+          <w:color w:val="188038"/>
+          <w:szCs w:val="24"/>
+        </w:rPr>
+        <w:t xml:space="preserve"> (</w:t>
+      </w:r>
+    </w:p>
+    <w:p>
+      <w:pPr>
+        <w:rPr>
+          <w:rFonts w:eastAsia="Times New Roman" w:cs="Times New Roman"/>
+          <w:color w:val="188038"/>
+          <w:szCs w:val="24"/>
+        </w:rPr>
+      </w:pPr>
+      <w:r>
+        <w:rPr>
+          <w:rFonts w:eastAsia="Times New Roman" w:cs="Times New Roman"/>
+          <w:color w:val="188038"/>
+          <w:szCs w:val="24"/>
+        </w:rPr>
+        <w:t xml:space="preserve">   </w:t>
+      </w:r>
+      <w:proofErr w:type="spellStart"/>
+      <w:r>
+        <w:rPr>
+          <w:rFonts w:eastAsia="Times New Roman" w:cs="Times New Roman"/>
+          <w:color w:val="188038"/>
+          <w:szCs w:val="24"/>
+        </w:rPr>
+        <w:t>id</w:t>
+      </w:r>
+      <w:proofErr w:type="spellEnd"/>
+      <w:r>
+        <w:rPr>
+          <w:rFonts w:eastAsia="Times New Roman" w:cs="Times New Roman"/>
+          <w:color w:val="188038"/>
+          <w:szCs w:val="24"/>
+        </w:rPr>
+        <w:t xml:space="preserve"> INTEGER PRIMARY KEY NOT NULL,</w:t>
+      </w:r>
+    </w:p>
+    <w:p>
+      <w:pPr>
+        <w:rPr>
+          <w:rFonts w:eastAsia="Times New Roman" w:cs="Times New Roman"/>
+          <w:color w:val="188038"/>
+          <w:szCs w:val="24"/>
+        </w:rPr>
+      </w:pPr>
+      <w:r>
+        <w:rPr>
+          <w:rFonts w:eastAsia="Times New Roman" w:cs="Times New Roman"/>
+          <w:color w:val="188038"/>
+          <w:szCs w:val="24"/>
+        </w:rPr>
+        <w:t xml:space="preserve">   </w:t>
+      </w:r>
+      <w:proofErr w:type="spellStart"/>
+      <w:r>
+        <w:rPr>
+          <w:rFonts w:eastAsia="Times New Roman" w:cs="Times New Roman"/>
+          <w:color w:val="188038"/>
+          <w:szCs w:val="24"/>
+        </w:rPr>
+        <w:t>name</w:t>
+      </w:r>
+      <w:proofErr w:type="spellEnd"/>
+      <w:r>
+        <w:rPr>
+          <w:rFonts w:eastAsia="Times New Roman" w:cs="Times New Roman"/>
+          <w:color w:val="188038"/>
+          <w:szCs w:val="24"/>
+        </w:rPr>
+        <w:t xml:space="preserve"> TEXT NOT NULL,</w:t>
+      </w:r>
+    </w:p>
+    <w:p>
+      <w:pPr>
+        <w:rPr>
+          <w:rFonts w:eastAsia="Times New Roman" w:cs="Times New Roman"/>
+          <w:color w:val="188038"/>
+          <w:szCs w:val="24"/>
+        </w:rPr>
+      </w:pPr>
+      <w:r>
+        <w:rPr>
+          <w:rFonts w:eastAsia="Times New Roman" w:cs="Times New Roman"/>
+          <w:color w:val="188038"/>
+          <w:szCs w:val="24"/>
+        </w:rPr>
+        <w:t xml:space="preserve">   </w:t>
+      </w:r>
+      <w:proofErr w:type="spellStart"/>
+      <w:r>
+        <w:rPr>
+          <w:rFonts w:eastAsia="Times New Roman" w:cs="Times New Roman"/>
+          <w:color w:val="188038"/>
+          <w:szCs w:val="24"/>
+        </w:rPr>
+        <w:t>type</w:t>
+      </w:r>
+      <w:proofErr w:type="spellEnd"/>
+      <w:r>
+        <w:rPr>
+          <w:rFonts w:eastAsia="Times New Roman" w:cs="Times New Roman"/>
+          <w:color w:val="188038"/>
+          <w:szCs w:val="24"/>
+        </w:rPr>
+        <w:t xml:space="preserve"> TEXT NOT NULL CHECK (</w:t>
+      </w:r>
+      <w:proofErr w:type="spellStart"/>
+      <w:r>
+        <w:rPr>
+          <w:rFonts w:eastAsia="Times New Roman" w:cs="Times New Roman"/>
+          <w:color w:val="188038"/>
+          <w:szCs w:val="24"/>
+        </w:rPr>
+        <w:t>type</w:t>
+      </w:r>
+      <w:proofErr w:type="spellEnd"/>
+      <w:r>
+        <w:rPr>
+          <w:rFonts w:eastAsia="Times New Roman" w:cs="Times New Roman"/>
+          <w:color w:val="188038"/>
+          <w:szCs w:val="24"/>
+        </w:rPr>
+        <w:t xml:space="preserve"> IN ('</w:t>
+      </w:r>
+      <w:proofErr w:type="spellStart"/>
+      <w:r>
+        <w:rPr>
+          <w:rFonts w:eastAsia="Times New Roman" w:cs="Times New Roman"/>
+          <w:color w:val="188038"/>
+          <w:szCs w:val="24"/>
+        </w:rPr>
+        <w:t>Compound</w:t>
+      </w:r>
+      <w:proofErr w:type="spellEnd"/>
+      <w:r>
+        <w:rPr>
+          <w:rFonts w:eastAsia="Times New Roman" w:cs="Times New Roman"/>
+          <w:color w:val="188038"/>
+          <w:szCs w:val="24"/>
+        </w:rPr>
+        <w:t>', '</w:t>
+      </w:r>
+      <w:proofErr w:type="spellStart"/>
+      <w:r>
+        <w:rPr>
+          <w:rFonts w:eastAsia="Times New Roman" w:cs="Times New Roman"/>
+          <w:color w:val="188038"/>
+          <w:szCs w:val="24"/>
+        </w:rPr>
+        <w:t>Isolation</w:t>
+      </w:r>
+      <w:proofErr w:type="spellEnd"/>
+      <w:r>
+        <w:rPr>
+          <w:rFonts w:eastAsia="Times New Roman" w:cs="Times New Roman"/>
+          <w:color w:val="188038"/>
+          <w:szCs w:val="24"/>
+        </w:rPr>
+        <w:t>'))</w:t>
       </w:r>
     </w:p>
     <w:p>
@@ -4638,8 +5387,13 @@
       </w:pPr>
       <w:bookmarkStart w:id="35" w:name="_tjii259n0dta" w:colFirst="0" w:colLast="0"/>
       <w:bookmarkEnd w:id="35"/>
-      <w:r>
-        <w:t>sets (sorozatok)</w:t>
+      <w:proofErr w:type="spellStart"/>
+      <w:r>
+        <w:t>sets</w:t>
+      </w:r>
+      <w:proofErr w:type="spellEnd"/>
+      <w:r>
+        <w:t xml:space="preserve"> (sorozatok)</w:t>
       </w:r>
     </w:p>
     <w:p>
@@ -4655,109 +5409,233 @@
           <w:rFonts w:eastAsia="Times New Roman" w:cs="Times New Roman"/>
           <w:szCs w:val="24"/>
         </w:rPr>
-        <w:t>A gyakorlatokhoz tartozó sorozatokat, ismétléseket és súlyokat tárolja, valamint hivatkozik az edzésre és a gyakorlatra.</w:t>
-      </w:r>
-    </w:p>
-    <w:p>
-      <w:pPr>
-        <w:rPr>
-          <w:rFonts w:eastAsia="Times New Roman" w:cs="Times New Roman"/>
-          <w:color w:val="188038"/>
-          <w:szCs w:val="24"/>
-        </w:rPr>
-      </w:pPr>
-      <w:r>
-        <w:rPr>
-          <w:rFonts w:eastAsia="Times New Roman" w:cs="Times New Roman"/>
-          <w:color w:val="188038"/>
-          <w:szCs w:val="24"/>
-        </w:rPr>
-        <w:t>CREATE TABLE sets (</w:t>
-      </w:r>
-    </w:p>
-    <w:p>
-      <w:pPr>
-        <w:rPr>
-          <w:rFonts w:eastAsia="Times New Roman" w:cs="Times New Roman"/>
-          <w:color w:val="188038"/>
-          <w:szCs w:val="24"/>
-        </w:rPr>
-      </w:pPr>
-      <w:r>
-        <w:rPr>
-          <w:rFonts w:eastAsia="Times New Roman" w:cs="Times New Roman"/>
-          <w:color w:val="188038"/>
-          <w:szCs w:val="24"/>
-        </w:rPr>
-        <w:t xml:space="preserve">   id INTEGER PRIMARY KEY NOT NULL,</w:t>
-      </w:r>
-    </w:p>
-    <w:p>
-      <w:pPr>
-        <w:rPr>
-          <w:rFonts w:eastAsia="Times New Roman" w:cs="Times New Roman"/>
-          <w:color w:val="188038"/>
-          <w:szCs w:val="24"/>
-        </w:rPr>
-      </w:pPr>
-      <w:r>
-        <w:rPr>
-          <w:rFonts w:eastAsia="Times New Roman" w:cs="Times New Roman"/>
-          <w:color w:val="188038"/>
-          <w:szCs w:val="24"/>
-        </w:rPr>
-        <w:t xml:space="preserve">   workout_id INTEGER NOT NULL,</w:t>
-      </w:r>
-    </w:p>
-    <w:p>
-      <w:pPr>
-        <w:rPr>
-          <w:rFonts w:eastAsia="Times New Roman" w:cs="Times New Roman"/>
-          <w:color w:val="188038"/>
-          <w:szCs w:val="24"/>
-        </w:rPr>
-      </w:pPr>
-      <w:r>
-        <w:rPr>
-          <w:rFonts w:eastAsia="Times New Roman" w:cs="Times New Roman"/>
-          <w:color w:val="188038"/>
-          <w:szCs w:val="24"/>
-        </w:rPr>
-        <w:t xml:space="preserve">   exercise_id INTEGER,</w:t>
-      </w:r>
-    </w:p>
-    <w:p>
-      <w:pPr>
-        <w:rPr>
-          <w:rFonts w:eastAsia="Times New Roman" w:cs="Times New Roman"/>
-          <w:color w:val="188038"/>
-          <w:szCs w:val="24"/>
-        </w:rPr>
-      </w:pPr>
-      <w:r>
-        <w:rPr>
-          <w:rFonts w:eastAsia="Times New Roman" w:cs="Times New Roman"/>
-          <w:color w:val="188038"/>
-          <w:szCs w:val="24"/>
-        </w:rPr>
-        <w:t xml:space="preserve">   exercise_name TEXT,</w:t>
-      </w:r>
-    </w:p>
-    <w:p>
-      <w:pPr>
-        <w:rPr>
-          <w:rFonts w:eastAsia="Times New Roman" w:cs="Times New Roman"/>
-          <w:color w:val="188038"/>
-          <w:szCs w:val="24"/>
-        </w:rPr>
-      </w:pPr>
-      <w:r>
-        <w:rPr>
-          <w:rFonts w:eastAsia="Times New Roman" w:cs="Times New Roman"/>
-          <w:color w:val="188038"/>
-          <w:szCs w:val="24"/>
-        </w:rPr>
-        <w:t xml:space="preserve">   rep INTEGER,</w:t>
+        <w:t xml:space="preserve">A gyakorlatokhoz tartozó </w:t>
+      </w:r>
+      <w:proofErr w:type="spellStart"/>
+      <w:r>
+        <w:rPr>
+          <w:rFonts w:eastAsia="Times New Roman" w:cs="Times New Roman"/>
+          <w:szCs w:val="24"/>
+        </w:rPr>
+        <w:t>sorozatokat</w:t>
+      </w:r>
+      <w:proofErr w:type="spellEnd"/>
+      <w:r>
+        <w:rPr>
+          <w:rFonts w:eastAsia="Times New Roman" w:cs="Times New Roman"/>
+          <w:szCs w:val="24"/>
+        </w:rPr>
+        <w:t>, ismétléseket és súlyokat tárolja, valamint hivatkozik az edzésre és a gyakorlatra.</w:t>
+      </w:r>
+    </w:p>
+    <w:p>
+      <w:pPr>
+        <w:rPr>
+          <w:rFonts w:eastAsia="Times New Roman" w:cs="Times New Roman"/>
+          <w:color w:val="188038"/>
+          <w:szCs w:val="24"/>
+        </w:rPr>
+      </w:pPr>
+      <w:r>
+        <w:rPr>
+          <w:rFonts w:eastAsia="Times New Roman" w:cs="Times New Roman"/>
+          <w:color w:val="188038"/>
+          <w:szCs w:val="24"/>
+        </w:rPr>
+        <w:t xml:space="preserve">CREATE TABLE </w:t>
+      </w:r>
+      <w:proofErr w:type="spellStart"/>
+      <w:r>
+        <w:rPr>
+          <w:rFonts w:eastAsia="Times New Roman" w:cs="Times New Roman"/>
+          <w:color w:val="188038"/>
+          <w:szCs w:val="24"/>
+        </w:rPr>
+        <w:t>sets</w:t>
+      </w:r>
+      <w:proofErr w:type="spellEnd"/>
+      <w:r>
+        <w:rPr>
+          <w:rFonts w:eastAsia="Times New Roman" w:cs="Times New Roman"/>
+          <w:color w:val="188038"/>
+          <w:szCs w:val="24"/>
+        </w:rPr>
+        <w:t xml:space="preserve"> (</w:t>
+      </w:r>
+    </w:p>
+    <w:p>
+      <w:pPr>
+        <w:rPr>
+          <w:rFonts w:eastAsia="Times New Roman" w:cs="Times New Roman"/>
+          <w:color w:val="188038"/>
+          <w:szCs w:val="24"/>
+        </w:rPr>
+      </w:pPr>
+      <w:r>
+        <w:rPr>
+          <w:rFonts w:eastAsia="Times New Roman" w:cs="Times New Roman"/>
+          <w:color w:val="188038"/>
+          <w:szCs w:val="24"/>
+        </w:rPr>
+        <w:t xml:space="preserve">   </w:t>
+      </w:r>
+      <w:proofErr w:type="spellStart"/>
+      <w:r>
+        <w:rPr>
+          <w:rFonts w:eastAsia="Times New Roman" w:cs="Times New Roman"/>
+          <w:color w:val="188038"/>
+          <w:szCs w:val="24"/>
+        </w:rPr>
+        <w:t>id</w:t>
+      </w:r>
+      <w:proofErr w:type="spellEnd"/>
+      <w:r>
+        <w:rPr>
+          <w:rFonts w:eastAsia="Times New Roman" w:cs="Times New Roman"/>
+          <w:color w:val="188038"/>
+          <w:szCs w:val="24"/>
+        </w:rPr>
+        <w:t xml:space="preserve"> INTEGER PRIMARY KEY NOT NULL,</w:t>
+      </w:r>
+    </w:p>
+    <w:p>
+      <w:pPr>
+        <w:rPr>
+          <w:rFonts w:eastAsia="Times New Roman" w:cs="Times New Roman"/>
+          <w:color w:val="188038"/>
+          <w:szCs w:val="24"/>
+        </w:rPr>
+      </w:pPr>
+      <w:r>
+        <w:rPr>
+          <w:rFonts w:eastAsia="Times New Roman" w:cs="Times New Roman"/>
+          <w:color w:val="188038"/>
+          <w:szCs w:val="24"/>
+        </w:rPr>
+        <w:t xml:space="preserve">   </w:t>
+      </w:r>
+      <w:proofErr w:type="spellStart"/>
+      <w:r>
+        <w:rPr>
+          <w:rFonts w:eastAsia="Times New Roman" w:cs="Times New Roman"/>
+          <w:color w:val="188038"/>
+          <w:szCs w:val="24"/>
+        </w:rPr>
+        <w:t>workout_id</w:t>
+      </w:r>
+      <w:proofErr w:type="spellEnd"/>
+      <w:r>
+        <w:rPr>
+          <w:rFonts w:eastAsia="Times New Roman" w:cs="Times New Roman"/>
+          <w:color w:val="188038"/>
+          <w:szCs w:val="24"/>
+        </w:rPr>
+        <w:t xml:space="preserve"> INTEGER NOT NULL,</w:t>
+      </w:r>
+    </w:p>
+    <w:p>
+      <w:pPr>
+        <w:rPr>
+          <w:rFonts w:eastAsia="Times New Roman" w:cs="Times New Roman"/>
+          <w:color w:val="188038"/>
+          <w:szCs w:val="24"/>
+        </w:rPr>
+      </w:pPr>
+      <w:r>
+        <w:rPr>
+          <w:rFonts w:eastAsia="Times New Roman" w:cs="Times New Roman"/>
+          <w:color w:val="188038"/>
+          <w:szCs w:val="24"/>
+        </w:rPr>
+        <w:t xml:space="preserve">   </w:t>
+      </w:r>
+      <w:proofErr w:type="spellStart"/>
+      <w:r>
+        <w:rPr>
+          <w:rFonts w:eastAsia="Times New Roman" w:cs="Times New Roman"/>
+          <w:color w:val="188038"/>
+          <w:szCs w:val="24"/>
+        </w:rPr>
+        <w:t>exercise_id</w:t>
+      </w:r>
+      <w:proofErr w:type="spellEnd"/>
+      <w:r>
+        <w:rPr>
+          <w:rFonts w:eastAsia="Times New Roman" w:cs="Times New Roman"/>
+          <w:color w:val="188038"/>
+          <w:szCs w:val="24"/>
+        </w:rPr>
+        <w:t xml:space="preserve"> INTEGER,</w:t>
+      </w:r>
+    </w:p>
+    <w:p>
+      <w:pPr>
+        <w:rPr>
+          <w:rFonts w:eastAsia="Times New Roman" w:cs="Times New Roman"/>
+          <w:color w:val="188038"/>
+          <w:szCs w:val="24"/>
+        </w:rPr>
+      </w:pPr>
+      <w:r>
+        <w:rPr>
+          <w:rFonts w:eastAsia="Times New Roman" w:cs="Times New Roman"/>
+          <w:color w:val="188038"/>
+          <w:szCs w:val="24"/>
+        </w:rPr>
+        <w:t xml:space="preserve">   </w:t>
+      </w:r>
+      <w:proofErr w:type="spellStart"/>
+      <w:r>
+        <w:rPr>
+          <w:rFonts w:eastAsia="Times New Roman" w:cs="Times New Roman"/>
+          <w:color w:val="188038"/>
+          <w:szCs w:val="24"/>
+        </w:rPr>
+        <w:t>exercise_name</w:t>
+      </w:r>
+      <w:proofErr w:type="spellEnd"/>
+      <w:r>
+        <w:rPr>
+          <w:rFonts w:eastAsia="Times New Roman" w:cs="Times New Roman"/>
+          <w:color w:val="188038"/>
+          <w:szCs w:val="24"/>
+        </w:rPr>
+        <w:t xml:space="preserve"> TEXT,</w:t>
+      </w:r>
+    </w:p>
+    <w:p>
+      <w:pPr>
+        <w:rPr>
+          <w:rFonts w:eastAsia="Times New Roman" w:cs="Times New Roman"/>
+          <w:color w:val="188038"/>
+          <w:szCs w:val="24"/>
+        </w:rPr>
+      </w:pPr>
+      <w:r>
+        <w:rPr>
+          <w:rFonts w:eastAsia="Times New Roman" w:cs="Times New Roman"/>
+          <w:color w:val="188038"/>
+          <w:szCs w:val="24"/>
+        </w:rPr>
+        <w:t xml:space="preserve">   </w:t>
+      </w:r>
+      <w:proofErr w:type="spellStart"/>
+      <w:r>
+        <w:rPr>
+          <w:rFonts w:eastAsia="Times New Roman" w:cs="Times New Roman"/>
+          <w:color w:val="188038"/>
+          <w:szCs w:val="24"/>
+        </w:rPr>
+        <w:t>rep</w:t>
+      </w:r>
+      <w:proofErr w:type="spellEnd"/>
+      <w:r>
+        <w:rPr>
+          <w:rFonts w:eastAsia="Times New Roman" w:cs="Times New Roman"/>
+          <w:color w:val="188038"/>
+          <w:szCs w:val="24"/>
+        </w:rPr>
+        <w:t xml:space="preserve"> INTEGER,</w:t>
       </w:r>
     </w:p>
     <w:p>
@@ -4775,41 +5653,167 @@
           <w:szCs w:val="24"/>
         </w:rPr>
         <w:lastRenderedPageBreak/>
-        <w:t xml:space="preserve">   weight INTEGER,</w:t>
-      </w:r>
-    </w:p>
-    <w:p>
-      <w:pPr>
-        <w:rPr>
-          <w:rFonts w:eastAsia="Times New Roman" w:cs="Times New Roman"/>
-          <w:color w:val="188038"/>
-          <w:szCs w:val="24"/>
-        </w:rPr>
-      </w:pPr>
-      <w:r>
-        <w:rPr>
-          <w:rFonts w:eastAsia="Times New Roman" w:cs="Times New Roman"/>
-          <w:color w:val="188038"/>
-          <w:szCs w:val="24"/>
-        </w:rPr>
-        <w:t xml:space="preserve">   FOREIGN KEY (workout_id) REFERENCES workouts(id) ON DELETE CASCADE,</w:t>
-      </w:r>
-    </w:p>
-    <w:p>
-      <w:pPr>
-        <w:rPr>
-          <w:rFonts w:eastAsia="Times New Roman" w:cs="Times New Roman"/>
-          <w:color w:val="188038"/>
-          <w:szCs w:val="24"/>
-        </w:rPr>
-      </w:pPr>
-      <w:r>
-        <w:rPr>
-          <w:rFonts w:eastAsia="Times New Roman" w:cs="Times New Roman"/>
-          <w:color w:val="188038"/>
-          <w:szCs w:val="24"/>
-        </w:rPr>
-        <w:t xml:space="preserve">   FOREIGN KEY (exercise_id) REFERENCES exercises(id) ON DELETE CASCADE</w:t>
+        <w:t xml:space="preserve">   </w:t>
+      </w:r>
+      <w:proofErr w:type="spellStart"/>
+      <w:r>
+        <w:rPr>
+          <w:rFonts w:eastAsia="Times New Roman" w:cs="Times New Roman"/>
+          <w:color w:val="188038"/>
+          <w:szCs w:val="24"/>
+        </w:rPr>
+        <w:t>weight</w:t>
+      </w:r>
+      <w:proofErr w:type="spellEnd"/>
+      <w:r>
+        <w:rPr>
+          <w:rFonts w:eastAsia="Times New Roman" w:cs="Times New Roman"/>
+          <w:color w:val="188038"/>
+          <w:szCs w:val="24"/>
+        </w:rPr>
+        <w:t xml:space="preserve"> INTEGER,</w:t>
+      </w:r>
+    </w:p>
+    <w:p>
+      <w:pPr>
+        <w:rPr>
+          <w:rFonts w:eastAsia="Times New Roman" w:cs="Times New Roman"/>
+          <w:color w:val="188038"/>
+          <w:szCs w:val="24"/>
+        </w:rPr>
+      </w:pPr>
+      <w:r>
+        <w:rPr>
+          <w:rFonts w:eastAsia="Times New Roman" w:cs="Times New Roman"/>
+          <w:color w:val="188038"/>
+          <w:szCs w:val="24"/>
+        </w:rPr>
+        <w:t xml:space="preserve">   FOREIGN KEY (</w:t>
+      </w:r>
+      <w:proofErr w:type="spellStart"/>
+      <w:r>
+        <w:rPr>
+          <w:rFonts w:eastAsia="Times New Roman" w:cs="Times New Roman"/>
+          <w:color w:val="188038"/>
+          <w:szCs w:val="24"/>
+        </w:rPr>
+        <w:t>workout_id</w:t>
+      </w:r>
+      <w:proofErr w:type="spellEnd"/>
+      <w:r>
+        <w:rPr>
+          <w:rFonts w:eastAsia="Times New Roman" w:cs="Times New Roman"/>
+          <w:color w:val="188038"/>
+          <w:szCs w:val="24"/>
+        </w:rPr>
+        <w:t xml:space="preserve">) REFERENCES </w:t>
+      </w:r>
+      <w:proofErr w:type="spellStart"/>
+      <w:r>
+        <w:rPr>
+          <w:rFonts w:eastAsia="Times New Roman" w:cs="Times New Roman"/>
+          <w:color w:val="188038"/>
+          <w:szCs w:val="24"/>
+        </w:rPr>
+        <w:t>workouts</w:t>
+      </w:r>
+      <w:proofErr w:type="spellEnd"/>
+      <w:r>
+        <w:rPr>
+          <w:rFonts w:eastAsia="Times New Roman" w:cs="Times New Roman"/>
+          <w:color w:val="188038"/>
+          <w:szCs w:val="24"/>
+        </w:rPr>
+        <w:t>(</w:t>
+      </w:r>
+      <w:proofErr w:type="spellStart"/>
+      <w:r>
+        <w:rPr>
+          <w:rFonts w:eastAsia="Times New Roman" w:cs="Times New Roman"/>
+          <w:color w:val="188038"/>
+          <w:szCs w:val="24"/>
+        </w:rPr>
+        <w:t>id</w:t>
+      </w:r>
+      <w:proofErr w:type="spellEnd"/>
+      <w:r>
+        <w:rPr>
+          <w:rFonts w:eastAsia="Times New Roman" w:cs="Times New Roman"/>
+          <w:color w:val="188038"/>
+          <w:szCs w:val="24"/>
+        </w:rPr>
+        <w:t>) ON DELETE CASCADE,</w:t>
+      </w:r>
+    </w:p>
+    <w:p>
+      <w:pPr>
+        <w:rPr>
+          <w:rFonts w:eastAsia="Times New Roman" w:cs="Times New Roman"/>
+          <w:color w:val="188038"/>
+          <w:szCs w:val="24"/>
+        </w:rPr>
+      </w:pPr>
+      <w:r>
+        <w:rPr>
+          <w:rFonts w:eastAsia="Times New Roman" w:cs="Times New Roman"/>
+          <w:color w:val="188038"/>
+          <w:szCs w:val="24"/>
+        </w:rPr>
+        <w:t xml:space="preserve">   FOREIGN KEY (</w:t>
+      </w:r>
+      <w:proofErr w:type="spellStart"/>
+      <w:r>
+        <w:rPr>
+          <w:rFonts w:eastAsia="Times New Roman" w:cs="Times New Roman"/>
+          <w:color w:val="188038"/>
+          <w:szCs w:val="24"/>
+        </w:rPr>
+        <w:t>exercise_id</w:t>
+      </w:r>
+      <w:proofErr w:type="spellEnd"/>
+      <w:r>
+        <w:rPr>
+          <w:rFonts w:eastAsia="Times New Roman" w:cs="Times New Roman"/>
+          <w:color w:val="188038"/>
+          <w:szCs w:val="24"/>
+        </w:rPr>
+        <w:t xml:space="preserve">) REFERENCES </w:t>
+      </w:r>
+      <w:proofErr w:type="spellStart"/>
+      <w:r>
+        <w:rPr>
+          <w:rFonts w:eastAsia="Times New Roman" w:cs="Times New Roman"/>
+          <w:color w:val="188038"/>
+          <w:szCs w:val="24"/>
+        </w:rPr>
+        <w:t>exercises</w:t>
+      </w:r>
+      <w:proofErr w:type="spellEnd"/>
+      <w:r>
+        <w:rPr>
+          <w:rFonts w:eastAsia="Times New Roman" w:cs="Times New Roman"/>
+          <w:color w:val="188038"/>
+          <w:szCs w:val="24"/>
+        </w:rPr>
+        <w:t>(</w:t>
+      </w:r>
+      <w:proofErr w:type="spellStart"/>
+      <w:r>
+        <w:rPr>
+          <w:rFonts w:eastAsia="Times New Roman" w:cs="Times New Roman"/>
+          <w:color w:val="188038"/>
+          <w:szCs w:val="24"/>
+        </w:rPr>
+        <w:t>id</w:t>
+      </w:r>
+      <w:proofErr w:type="spellEnd"/>
+      <w:r>
+        <w:rPr>
+          <w:rFonts w:eastAsia="Times New Roman" w:cs="Times New Roman"/>
+          <w:color w:val="188038"/>
+          <w:szCs w:val="24"/>
+        </w:rPr>
+        <w:t>) ON DELETE CASCADE</w:t>
       </w:r>
       <w:r>
         <w:rPr>
@@ -4882,18 +5886,19 @@
           <w:szCs w:val="24"/>
           <w:lang w:val="hu-HU"/>
         </w:rPr>
-        <w:t>(exercise_id IS NOT NULL AND exercise_name IS NULL) OR</w:t>
-      </w:r>
-    </w:p>
-    <w:p>
-      <w:pPr>
+        <w:t>(</w:t>
+      </w:r>
+      <w:proofErr w:type="spellStart"/>
+      <w:r>
         <w:rPr>
           <w:rFonts w:eastAsia="Times New Roman" w:cs="Times New Roman"/>
           <w:color w:val="188038"/>
           <w:szCs w:val="24"/>
           <w:lang w:val="hu-HU"/>
         </w:rPr>
-      </w:pPr>
+        <w:t>exercise_id</w:t>
+      </w:r>
+      <w:proofErr w:type="spellEnd"/>
       <w:r>
         <w:rPr>
           <w:rFonts w:eastAsia="Times New Roman" w:cs="Times New Roman"/>
@@ -4901,6 +5906,45 @@
           <w:szCs w:val="24"/>
           <w:lang w:val="hu-HU"/>
         </w:rPr>
+        <w:t xml:space="preserve"> IS NOT NULL AND </w:t>
+      </w:r>
+      <w:proofErr w:type="spellStart"/>
+      <w:r>
+        <w:rPr>
+          <w:rFonts w:eastAsia="Times New Roman" w:cs="Times New Roman"/>
+          <w:color w:val="188038"/>
+          <w:szCs w:val="24"/>
+          <w:lang w:val="hu-HU"/>
+        </w:rPr>
+        <w:t>exercise_name</w:t>
+      </w:r>
+      <w:proofErr w:type="spellEnd"/>
+      <w:r>
+        <w:rPr>
+          <w:rFonts w:eastAsia="Times New Roman" w:cs="Times New Roman"/>
+          <w:color w:val="188038"/>
+          <w:szCs w:val="24"/>
+          <w:lang w:val="hu-HU"/>
+        </w:rPr>
+        <w:t xml:space="preserve"> IS NULL) OR</w:t>
+      </w:r>
+    </w:p>
+    <w:p>
+      <w:pPr>
+        <w:rPr>
+          <w:rFonts w:eastAsia="Times New Roman" w:cs="Times New Roman"/>
+          <w:color w:val="188038"/>
+          <w:szCs w:val="24"/>
+          <w:lang w:val="hu-HU"/>
+        </w:rPr>
+      </w:pPr>
+      <w:r>
+        <w:rPr>
+          <w:rFonts w:eastAsia="Times New Roman" w:cs="Times New Roman"/>
+          <w:color w:val="188038"/>
+          <w:szCs w:val="24"/>
+          <w:lang w:val="hu-HU"/>
+        </w:rPr>
         <w:t>   </w:t>
       </w:r>
       <w:r>
@@ -4919,7 +5963,47 @@
           <w:szCs w:val="24"/>
           <w:lang w:val="hu-HU"/>
         </w:rPr>
-        <w:t>(exercise_id IS NULL AND exercise_name IS NOT NULL)</w:t>
+        <w:t>(</w:t>
+      </w:r>
+      <w:proofErr w:type="spellStart"/>
+      <w:r>
+        <w:rPr>
+          <w:rFonts w:eastAsia="Times New Roman" w:cs="Times New Roman"/>
+          <w:color w:val="188038"/>
+          <w:szCs w:val="24"/>
+          <w:lang w:val="hu-HU"/>
+        </w:rPr>
+        <w:t>exercise_id</w:t>
+      </w:r>
+      <w:proofErr w:type="spellEnd"/>
+      <w:r>
+        <w:rPr>
+          <w:rFonts w:eastAsia="Times New Roman" w:cs="Times New Roman"/>
+          <w:color w:val="188038"/>
+          <w:szCs w:val="24"/>
+          <w:lang w:val="hu-HU"/>
+        </w:rPr>
+        <w:t xml:space="preserve"> IS NULL AND </w:t>
+      </w:r>
+      <w:proofErr w:type="spellStart"/>
+      <w:r>
+        <w:rPr>
+          <w:rFonts w:eastAsia="Times New Roman" w:cs="Times New Roman"/>
+          <w:color w:val="188038"/>
+          <w:szCs w:val="24"/>
+          <w:lang w:val="hu-HU"/>
+        </w:rPr>
+        <w:t>exercise_name</w:t>
+      </w:r>
+      <w:proofErr w:type="spellEnd"/>
+      <w:r>
+        <w:rPr>
+          <w:rFonts w:eastAsia="Times New Roman" w:cs="Times New Roman"/>
+          <w:color w:val="188038"/>
+          <w:szCs w:val="24"/>
+          <w:lang w:val="hu-HU"/>
+        </w:rPr>
+        <w:t xml:space="preserve"> IS NOT NULL)</w:t>
       </w:r>
     </w:p>
     <w:p>
@@ -4964,8 +6048,13 @@
       </w:pPr>
       <w:bookmarkStart w:id="36" w:name="_np9k4f2skx7c" w:colFirst="0" w:colLast="0"/>
       <w:bookmarkEnd w:id="36"/>
-      <w:r>
-        <w:t>muscle_groups (izomcsoportok)</w:t>
+      <w:proofErr w:type="spellStart"/>
+      <w:r>
+        <w:t>muscle_groups</w:t>
+      </w:r>
+      <w:proofErr w:type="spellEnd"/>
+      <w:r>
+        <w:t xml:space="preserve"> (izomcsoportok)</w:t>
       </w:r>
     </w:p>
     <w:p>
@@ -4998,41 +6087,95 @@
           <w:color w:val="188038"/>
           <w:szCs w:val="24"/>
         </w:rPr>
-        <w:t>CREATE TABLE muscle_groups (</w:t>
-      </w:r>
-    </w:p>
-    <w:p>
-      <w:pPr>
-        <w:rPr>
-          <w:rFonts w:eastAsia="Times New Roman" w:cs="Times New Roman"/>
-          <w:color w:val="188038"/>
-          <w:szCs w:val="24"/>
-        </w:rPr>
-      </w:pPr>
-      <w:r>
-        <w:rPr>
-          <w:rFonts w:eastAsia="Times New Roman" w:cs="Times New Roman"/>
-          <w:color w:val="188038"/>
-          <w:szCs w:val="24"/>
-        </w:rPr>
-        <w:t xml:space="preserve">   id INTEGER PRIMARY KEY NOT NULL,</w:t>
-      </w:r>
-    </w:p>
-    <w:p>
-      <w:pPr>
-        <w:rPr>
-          <w:rFonts w:eastAsia="Times New Roman" w:cs="Times New Roman"/>
-          <w:color w:val="188038"/>
-          <w:szCs w:val="24"/>
-        </w:rPr>
-      </w:pPr>
-      <w:r>
-        <w:rPr>
-          <w:rFonts w:eastAsia="Times New Roman" w:cs="Times New Roman"/>
-          <w:color w:val="188038"/>
-          <w:szCs w:val="24"/>
-        </w:rPr>
-        <w:t xml:space="preserve">   name TEXT NOT NULL</w:t>
+        <w:t xml:space="preserve">CREATE TABLE </w:t>
+      </w:r>
+      <w:proofErr w:type="spellStart"/>
+      <w:r>
+        <w:rPr>
+          <w:rFonts w:eastAsia="Times New Roman" w:cs="Times New Roman"/>
+          <w:color w:val="188038"/>
+          <w:szCs w:val="24"/>
+        </w:rPr>
+        <w:t>muscle_groups</w:t>
+      </w:r>
+      <w:proofErr w:type="spellEnd"/>
+      <w:r>
+        <w:rPr>
+          <w:rFonts w:eastAsia="Times New Roman" w:cs="Times New Roman"/>
+          <w:color w:val="188038"/>
+          <w:szCs w:val="24"/>
+        </w:rPr>
+        <w:t xml:space="preserve"> (</w:t>
+      </w:r>
+    </w:p>
+    <w:p>
+      <w:pPr>
+        <w:rPr>
+          <w:rFonts w:eastAsia="Times New Roman" w:cs="Times New Roman"/>
+          <w:color w:val="188038"/>
+          <w:szCs w:val="24"/>
+        </w:rPr>
+      </w:pPr>
+      <w:r>
+        <w:rPr>
+          <w:rFonts w:eastAsia="Times New Roman" w:cs="Times New Roman"/>
+          <w:color w:val="188038"/>
+          <w:szCs w:val="24"/>
+        </w:rPr>
+        <w:t xml:space="preserve">   </w:t>
+      </w:r>
+      <w:proofErr w:type="spellStart"/>
+      <w:r>
+        <w:rPr>
+          <w:rFonts w:eastAsia="Times New Roman" w:cs="Times New Roman"/>
+          <w:color w:val="188038"/>
+          <w:szCs w:val="24"/>
+        </w:rPr>
+        <w:t>id</w:t>
+      </w:r>
+      <w:proofErr w:type="spellEnd"/>
+      <w:r>
+        <w:rPr>
+          <w:rFonts w:eastAsia="Times New Roman" w:cs="Times New Roman"/>
+          <w:color w:val="188038"/>
+          <w:szCs w:val="24"/>
+        </w:rPr>
+        <w:t xml:space="preserve"> INTEGER PRIMARY KEY NOT NULL,</w:t>
+      </w:r>
+    </w:p>
+    <w:p>
+      <w:pPr>
+        <w:rPr>
+          <w:rFonts w:eastAsia="Times New Roman" w:cs="Times New Roman"/>
+          <w:color w:val="188038"/>
+          <w:szCs w:val="24"/>
+        </w:rPr>
+      </w:pPr>
+      <w:r>
+        <w:rPr>
+          <w:rFonts w:eastAsia="Times New Roman" w:cs="Times New Roman"/>
+          <w:color w:val="188038"/>
+          <w:szCs w:val="24"/>
+        </w:rPr>
+        <w:t xml:space="preserve">   </w:t>
+      </w:r>
+      <w:proofErr w:type="spellStart"/>
+      <w:r>
+        <w:rPr>
+          <w:rFonts w:eastAsia="Times New Roman" w:cs="Times New Roman"/>
+          <w:color w:val="188038"/>
+          <w:szCs w:val="24"/>
+        </w:rPr>
+        <w:t>name</w:t>
+      </w:r>
+      <w:proofErr w:type="spellEnd"/>
+      <w:r>
+        <w:rPr>
+          <w:rFonts w:eastAsia="Times New Roman" w:cs="Times New Roman"/>
+          <w:color w:val="188038"/>
+          <w:szCs w:val="24"/>
+        </w:rPr>
+        <w:t xml:space="preserve"> TEXT NOT NULL</w:t>
       </w:r>
     </w:p>
     <w:p>
@@ -5058,8 +6201,13 @@
       </w:pPr>
       <w:bookmarkStart w:id="37" w:name="_73csb256fpmo" w:colFirst="0" w:colLast="0"/>
       <w:bookmarkEnd w:id="37"/>
-      <w:r>
-        <w:t>muscle_groups_exercises (izomcsoport–gyakorlat kapcsolat)</w:t>
+      <w:proofErr w:type="spellStart"/>
+      <w:r>
+        <w:t>muscle_groups_exercises</w:t>
+      </w:r>
+      <w:proofErr w:type="spellEnd"/>
+      <w:r>
+        <w:t xml:space="preserve"> (izomcsoport–gyakorlat kapcsolat)</w:t>
       </w:r>
     </w:p>
     <w:p>
@@ -5092,92 +6240,326 @@
           <w:color w:val="188038"/>
           <w:szCs w:val="24"/>
         </w:rPr>
-        <w:t>CREATE TABLE muscle_groups_exercises (</w:t>
-      </w:r>
-    </w:p>
-    <w:p>
-      <w:pPr>
-        <w:rPr>
-          <w:rFonts w:eastAsia="Times New Roman" w:cs="Times New Roman"/>
-          <w:color w:val="188038"/>
-          <w:szCs w:val="24"/>
-        </w:rPr>
-      </w:pPr>
-      <w:r>
-        <w:rPr>
-          <w:rFonts w:eastAsia="Times New Roman" w:cs="Times New Roman"/>
-          <w:color w:val="188038"/>
-          <w:szCs w:val="24"/>
-        </w:rPr>
-        <w:t xml:space="preserve">   muscle_group_id INTEGER NOT NULL,</w:t>
-      </w:r>
-    </w:p>
-    <w:p>
-      <w:pPr>
-        <w:rPr>
-          <w:rFonts w:eastAsia="Times New Roman" w:cs="Times New Roman"/>
-          <w:color w:val="188038"/>
-          <w:szCs w:val="24"/>
-        </w:rPr>
-      </w:pPr>
-      <w:r>
-        <w:rPr>
-          <w:rFonts w:eastAsia="Times New Roman" w:cs="Times New Roman"/>
-          <w:color w:val="188038"/>
-          <w:szCs w:val="24"/>
-        </w:rPr>
-        <w:t xml:space="preserve">   exercise_id INTEGER NOT NULL,</w:t>
-      </w:r>
-    </w:p>
-    <w:p>
-      <w:pPr>
-        <w:rPr>
-          <w:rFonts w:eastAsia="Times New Roman" w:cs="Times New Roman"/>
-          <w:color w:val="188038"/>
-          <w:szCs w:val="24"/>
-        </w:rPr>
-      </w:pPr>
-      <w:r>
-        <w:rPr>
-          <w:rFonts w:eastAsia="Times New Roman" w:cs="Times New Roman"/>
-          <w:color w:val="188038"/>
-          <w:szCs w:val="24"/>
-        </w:rPr>
-        <w:t xml:space="preserve">   role TEXT NOT NULL CHECK (role IN ('Primary', 'Secondary')),</w:t>
-      </w:r>
-    </w:p>
-    <w:p>
-      <w:pPr>
-        <w:rPr>
-          <w:rFonts w:eastAsia="Times New Roman" w:cs="Times New Roman"/>
-          <w:color w:val="188038"/>
-          <w:szCs w:val="24"/>
-        </w:rPr>
-      </w:pPr>
-      <w:r>
-        <w:rPr>
-          <w:rFonts w:eastAsia="Times New Roman" w:cs="Times New Roman"/>
-          <w:color w:val="188038"/>
-          <w:szCs w:val="24"/>
-        </w:rPr>
-        <w:t xml:space="preserve">   FOREIGN KEY (muscle_group_id) REFERENCES muscle_groups(id) ON DELETE CASCADE,</w:t>
-      </w:r>
-    </w:p>
-    <w:p>
-      <w:pPr>
-        <w:rPr>
-          <w:rFonts w:eastAsia="Times New Roman" w:cs="Times New Roman"/>
-          <w:color w:val="188038"/>
-          <w:szCs w:val="24"/>
-        </w:rPr>
-      </w:pPr>
-      <w:r>
-        <w:rPr>
-          <w:rFonts w:eastAsia="Times New Roman" w:cs="Times New Roman"/>
-          <w:color w:val="188038"/>
-          <w:szCs w:val="24"/>
-        </w:rPr>
-        <w:t xml:space="preserve">   FOREIGN KEY (exercise_id) REFERENCES exercises(id) ON DELETE CASCADE</w:t>
+        <w:t xml:space="preserve">CREATE TABLE </w:t>
+      </w:r>
+      <w:proofErr w:type="spellStart"/>
+      <w:r>
+        <w:rPr>
+          <w:rFonts w:eastAsia="Times New Roman" w:cs="Times New Roman"/>
+          <w:color w:val="188038"/>
+          <w:szCs w:val="24"/>
+        </w:rPr>
+        <w:t>muscle_groups_exercises</w:t>
+      </w:r>
+      <w:proofErr w:type="spellEnd"/>
+      <w:r>
+        <w:rPr>
+          <w:rFonts w:eastAsia="Times New Roman" w:cs="Times New Roman"/>
+          <w:color w:val="188038"/>
+          <w:szCs w:val="24"/>
+        </w:rPr>
+        <w:t xml:space="preserve"> (</w:t>
+      </w:r>
+    </w:p>
+    <w:p>
+      <w:pPr>
+        <w:rPr>
+          <w:rFonts w:eastAsia="Times New Roman" w:cs="Times New Roman"/>
+          <w:color w:val="188038"/>
+          <w:szCs w:val="24"/>
+        </w:rPr>
+      </w:pPr>
+      <w:r>
+        <w:rPr>
+          <w:rFonts w:eastAsia="Times New Roman" w:cs="Times New Roman"/>
+          <w:color w:val="188038"/>
+          <w:szCs w:val="24"/>
+        </w:rPr>
+        <w:t xml:space="preserve">   </w:t>
+      </w:r>
+      <w:proofErr w:type="spellStart"/>
+      <w:r>
+        <w:rPr>
+          <w:rFonts w:eastAsia="Times New Roman" w:cs="Times New Roman"/>
+          <w:color w:val="188038"/>
+          <w:szCs w:val="24"/>
+        </w:rPr>
+        <w:t>muscle_group_id</w:t>
+      </w:r>
+      <w:proofErr w:type="spellEnd"/>
+      <w:r>
+        <w:rPr>
+          <w:rFonts w:eastAsia="Times New Roman" w:cs="Times New Roman"/>
+          <w:color w:val="188038"/>
+          <w:szCs w:val="24"/>
+        </w:rPr>
+        <w:t xml:space="preserve"> INTEGER NOT NULL,</w:t>
+      </w:r>
+    </w:p>
+    <w:p>
+      <w:pPr>
+        <w:rPr>
+          <w:rFonts w:eastAsia="Times New Roman" w:cs="Times New Roman"/>
+          <w:color w:val="188038"/>
+          <w:szCs w:val="24"/>
+        </w:rPr>
+      </w:pPr>
+      <w:r>
+        <w:rPr>
+          <w:rFonts w:eastAsia="Times New Roman" w:cs="Times New Roman"/>
+          <w:color w:val="188038"/>
+          <w:szCs w:val="24"/>
+        </w:rPr>
+        <w:t xml:space="preserve">   </w:t>
+      </w:r>
+      <w:proofErr w:type="spellStart"/>
+      <w:r>
+        <w:rPr>
+          <w:rFonts w:eastAsia="Times New Roman" w:cs="Times New Roman"/>
+          <w:color w:val="188038"/>
+          <w:szCs w:val="24"/>
+        </w:rPr>
+        <w:t>exercise_id</w:t>
+      </w:r>
+      <w:proofErr w:type="spellEnd"/>
+      <w:r>
+        <w:rPr>
+          <w:rFonts w:eastAsia="Times New Roman" w:cs="Times New Roman"/>
+          <w:color w:val="188038"/>
+          <w:szCs w:val="24"/>
+        </w:rPr>
+        <w:t xml:space="preserve"> INTEGER NOT NULL,</w:t>
+      </w:r>
+    </w:p>
+    <w:p>
+      <w:pPr>
+        <w:rPr>
+          <w:rFonts w:eastAsia="Times New Roman" w:cs="Times New Roman"/>
+          <w:color w:val="188038"/>
+          <w:szCs w:val="24"/>
+        </w:rPr>
+      </w:pPr>
+      <w:r>
+        <w:rPr>
+          <w:rFonts w:eastAsia="Times New Roman" w:cs="Times New Roman"/>
+          <w:color w:val="188038"/>
+          <w:szCs w:val="24"/>
+        </w:rPr>
+        <w:t xml:space="preserve">   </w:t>
+      </w:r>
+      <w:proofErr w:type="spellStart"/>
+      <w:r>
+        <w:rPr>
+          <w:rFonts w:eastAsia="Times New Roman" w:cs="Times New Roman"/>
+          <w:color w:val="188038"/>
+          <w:szCs w:val="24"/>
+        </w:rPr>
+        <w:t>role</w:t>
+      </w:r>
+      <w:proofErr w:type="spellEnd"/>
+      <w:r>
+        <w:rPr>
+          <w:rFonts w:eastAsia="Times New Roman" w:cs="Times New Roman"/>
+          <w:color w:val="188038"/>
+          <w:szCs w:val="24"/>
+        </w:rPr>
+        <w:t xml:space="preserve"> TEXT NOT NULL CHECK (</w:t>
+      </w:r>
+      <w:proofErr w:type="spellStart"/>
+      <w:r>
+        <w:rPr>
+          <w:rFonts w:eastAsia="Times New Roman" w:cs="Times New Roman"/>
+          <w:color w:val="188038"/>
+          <w:szCs w:val="24"/>
+        </w:rPr>
+        <w:t>role</w:t>
+      </w:r>
+      <w:proofErr w:type="spellEnd"/>
+      <w:r>
+        <w:rPr>
+          <w:rFonts w:eastAsia="Times New Roman" w:cs="Times New Roman"/>
+          <w:color w:val="188038"/>
+          <w:szCs w:val="24"/>
+        </w:rPr>
+        <w:t xml:space="preserve"> IN ('</w:t>
+      </w:r>
+      <w:proofErr w:type="spellStart"/>
+      <w:r>
+        <w:rPr>
+          <w:rFonts w:eastAsia="Times New Roman" w:cs="Times New Roman"/>
+          <w:color w:val="188038"/>
+          <w:szCs w:val="24"/>
+        </w:rPr>
+        <w:t>Primary</w:t>
+      </w:r>
+      <w:proofErr w:type="spellEnd"/>
+      <w:r>
+        <w:rPr>
+          <w:rFonts w:eastAsia="Times New Roman" w:cs="Times New Roman"/>
+          <w:color w:val="188038"/>
+          <w:szCs w:val="24"/>
+        </w:rPr>
+        <w:t>', '</w:t>
+      </w:r>
+      <w:proofErr w:type="spellStart"/>
+      <w:r>
+        <w:rPr>
+          <w:rFonts w:eastAsia="Times New Roman" w:cs="Times New Roman"/>
+          <w:color w:val="188038"/>
+          <w:szCs w:val="24"/>
+        </w:rPr>
+        <w:t>Secondary</w:t>
+      </w:r>
+      <w:proofErr w:type="spellEnd"/>
+      <w:r>
+        <w:rPr>
+          <w:rFonts w:eastAsia="Times New Roman" w:cs="Times New Roman"/>
+          <w:color w:val="188038"/>
+          <w:szCs w:val="24"/>
+        </w:rPr>
+        <w:t>')),</w:t>
+      </w:r>
+    </w:p>
+    <w:p>
+      <w:pPr>
+        <w:rPr>
+          <w:rFonts w:eastAsia="Times New Roman" w:cs="Times New Roman"/>
+          <w:color w:val="188038"/>
+          <w:szCs w:val="24"/>
+        </w:rPr>
+      </w:pPr>
+      <w:r>
+        <w:rPr>
+          <w:rFonts w:eastAsia="Times New Roman" w:cs="Times New Roman"/>
+          <w:color w:val="188038"/>
+          <w:szCs w:val="24"/>
+        </w:rPr>
+        <w:t xml:space="preserve">   FOREIGN KEY (</w:t>
+      </w:r>
+      <w:proofErr w:type="spellStart"/>
+      <w:r>
+        <w:rPr>
+          <w:rFonts w:eastAsia="Times New Roman" w:cs="Times New Roman"/>
+          <w:color w:val="188038"/>
+          <w:szCs w:val="24"/>
+        </w:rPr>
+        <w:t>muscle_group_id</w:t>
+      </w:r>
+      <w:proofErr w:type="spellEnd"/>
+      <w:r>
+        <w:rPr>
+          <w:rFonts w:eastAsia="Times New Roman" w:cs="Times New Roman"/>
+          <w:color w:val="188038"/>
+          <w:szCs w:val="24"/>
+        </w:rPr>
+        <w:t xml:space="preserve">) REFERENCES </w:t>
+      </w:r>
+      <w:proofErr w:type="spellStart"/>
+      <w:r>
+        <w:rPr>
+          <w:rFonts w:eastAsia="Times New Roman" w:cs="Times New Roman"/>
+          <w:color w:val="188038"/>
+          <w:szCs w:val="24"/>
+        </w:rPr>
+        <w:t>muscle_groups</w:t>
+      </w:r>
+      <w:proofErr w:type="spellEnd"/>
+      <w:r>
+        <w:rPr>
+          <w:rFonts w:eastAsia="Times New Roman" w:cs="Times New Roman"/>
+          <w:color w:val="188038"/>
+          <w:szCs w:val="24"/>
+        </w:rPr>
+        <w:t>(</w:t>
+      </w:r>
+      <w:proofErr w:type="spellStart"/>
+      <w:r>
+        <w:rPr>
+          <w:rFonts w:eastAsia="Times New Roman" w:cs="Times New Roman"/>
+          <w:color w:val="188038"/>
+          <w:szCs w:val="24"/>
+        </w:rPr>
+        <w:t>id</w:t>
+      </w:r>
+      <w:proofErr w:type="spellEnd"/>
+      <w:r>
+        <w:rPr>
+          <w:rFonts w:eastAsia="Times New Roman" w:cs="Times New Roman"/>
+          <w:color w:val="188038"/>
+          <w:szCs w:val="24"/>
+        </w:rPr>
+        <w:t>) ON DELETE CASCADE,</w:t>
+      </w:r>
+    </w:p>
+    <w:p>
+      <w:pPr>
+        <w:rPr>
+          <w:rFonts w:eastAsia="Times New Roman" w:cs="Times New Roman"/>
+          <w:color w:val="188038"/>
+          <w:szCs w:val="24"/>
+        </w:rPr>
+      </w:pPr>
+      <w:r>
+        <w:rPr>
+          <w:rFonts w:eastAsia="Times New Roman" w:cs="Times New Roman"/>
+          <w:color w:val="188038"/>
+          <w:szCs w:val="24"/>
+        </w:rPr>
+        <w:t xml:space="preserve">   FOREIGN KEY (</w:t>
+      </w:r>
+      <w:proofErr w:type="spellStart"/>
+      <w:r>
+        <w:rPr>
+          <w:rFonts w:eastAsia="Times New Roman" w:cs="Times New Roman"/>
+          <w:color w:val="188038"/>
+          <w:szCs w:val="24"/>
+        </w:rPr>
+        <w:t>exercise_id</w:t>
+      </w:r>
+      <w:proofErr w:type="spellEnd"/>
+      <w:r>
+        <w:rPr>
+          <w:rFonts w:eastAsia="Times New Roman" w:cs="Times New Roman"/>
+          <w:color w:val="188038"/>
+          <w:szCs w:val="24"/>
+        </w:rPr>
+        <w:t xml:space="preserve">) REFERENCES </w:t>
+      </w:r>
+      <w:proofErr w:type="spellStart"/>
+      <w:r>
+        <w:rPr>
+          <w:rFonts w:eastAsia="Times New Roman" w:cs="Times New Roman"/>
+          <w:color w:val="188038"/>
+          <w:szCs w:val="24"/>
+        </w:rPr>
+        <w:t>exercises</w:t>
+      </w:r>
+      <w:proofErr w:type="spellEnd"/>
+      <w:r>
+        <w:rPr>
+          <w:rFonts w:eastAsia="Times New Roman" w:cs="Times New Roman"/>
+          <w:color w:val="188038"/>
+          <w:szCs w:val="24"/>
+        </w:rPr>
+        <w:t>(</w:t>
+      </w:r>
+      <w:proofErr w:type="spellStart"/>
+      <w:r>
+        <w:rPr>
+          <w:rFonts w:eastAsia="Times New Roman" w:cs="Times New Roman"/>
+          <w:color w:val="188038"/>
+          <w:szCs w:val="24"/>
+        </w:rPr>
+        <w:t>id</w:t>
+      </w:r>
+      <w:proofErr w:type="spellEnd"/>
+      <w:r>
+        <w:rPr>
+          <w:rFonts w:eastAsia="Times New Roman" w:cs="Times New Roman"/>
+          <w:color w:val="188038"/>
+          <w:szCs w:val="24"/>
+        </w:rPr>
+        <w:t>) ON DELETE CASCADE</w:t>
       </w:r>
     </w:p>
     <w:p>
@@ -5203,9 +6585,14 @@
       </w:pPr>
       <w:bookmarkStart w:id="38" w:name="_w6zvz8bqih6c" w:colFirst="0" w:colLast="0"/>
       <w:bookmarkEnd w:id="38"/>
+      <w:proofErr w:type="spellStart"/>
       <w:r>
         <w:lastRenderedPageBreak/>
-        <w:t>plans (edzéstervek)</w:t>
+        <w:t>plans</w:t>
+      </w:r>
+      <w:proofErr w:type="spellEnd"/>
+      <w:r>
+        <w:t xml:space="preserve"> (edzéstervek)</w:t>
       </w:r>
     </w:p>
     <w:p>
@@ -5238,75 +6625,201 @@
           <w:color w:val="188038"/>
           <w:szCs w:val="24"/>
         </w:rPr>
-        <w:t>CREATE TABLE plans (</w:t>
-      </w:r>
-    </w:p>
-    <w:p>
-      <w:pPr>
-        <w:rPr>
-          <w:rFonts w:eastAsia="Times New Roman" w:cs="Times New Roman"/>
-          <w:color w:val="188038"/>
-          <w:szCs w:val="24"/>
-        </w:rPr>
-      </w:pPr>
-      <w:r>
-        <w:rPr>
-          <w:rFonts w:eastAsia="Times New Roman" w:cs="Times New Roman"/>
-          <w:color w:val="188038"/>
-          <w:szCs w:val="24"/>
-        </w:rPr>
-        <w:t xml:space="preserve">   id INTEGER PRIMARY KEY NOT NULL,</w:t>
-      </w:r>
-    </w:p>
-    <w:p>
-      <w:pPr>
-        <w:rPr>
-          <w:rFonts w:eastAsia="Times New Roman" w:cs="Times New Roman"/>
-          <w:color w:val="188038"/>
-          <w:szCs w:val="24"/>
-        </w:rPr>
-      </w:pPr>
-      <w:r>
-        <w:rPr>
-          <w:rFonts w:eastAsia="Times New Roman" w:cs="Times New Roman"/>
-          <w:color w:val="188038"/>
-          <w:szCs w:val="24"/>
-        </w:rPr>
-        <w:t xml:space="preserve">   user_id INTEGER NOT NULL,</w:t>
-      </w:r>
-    </w:p>
-    <w:p>
-      <w:pPr>
-        <w:rPr>
-          <w:rFonts w:eastAsia="Times New Roman" w:cs="Times New Roman"/>
-          <w:color w:val="188038"/>
-          <w:szCs w:val="24"/>
-        </w:rPr>
-      </w:pPr>
-      <w:r>
-        <w:rPr>
-          <w:rFonts w:eastAsia="Times New Roman" w:cs="Times New Roman"/>
-          <w:color w:val="188038"/>
-          <w:szCs w:val="24"/>
-        </w:rPr>
-        <w:t xml:space="preserve">   name TEXT NOT NULL,</w:t>
-      </w:r>
-    </w:p>
-    <w:p>
-      <w:pPr>
-        <w:rPr>
-          <w:rFonts w:eastAsia="Times New Roman" w:cs="Times New Roman"/>
-          <w:color w:val="188038"/>
-          <w:szCs w:val="24"/>
-        </w:rPr>
-      </w:pPr>
-      <w:r>
-        <w:rPr>
-          <w:rFonts w:eastAsia="Times New Roman" w:cs="Times New Roman"/>
-          <w:color w:val="188038"/>
-          <w:szCs w:val="24"/>
-        </w:rPr>
-        <w:t xml:space="preserve">   FOREIGN KEY (user_id) REFERENCES users(id) ON DELETE CASCADE</w:t>
+        <w:t xml:space="preserve">CREATE TABLE </w:t>
+      </w:r>
+      <w:proofErr w:type="spellStart"/>
+      <w:r>
+        <w:rPr>
+          <w:rFonts w:eastAsia="Times New Roman" w:cs="Times New Roman"/>
+          <w:color w:val="188038"/>
+          <w:szCs w:val="24"/>
+        </w:rPr>
+        <w:t>plans</w:t>
+      </w:r>
+      <w:proofErr w:type="spellEnd"/>
+      <w:r>
+        <w:rPr>
+          <w:rFonts w:eastAsia="Times New Roman" w:cs="Times New Roman"/>
+          <w:color w:val="188038"/>
+          <w:szCs w:val="24"/>
+        </w:rPr>
+        <w:t xml:space="preserve"> (</w:t>
+      </w:r>
+    </w:p>
+    <w:p>
+      <w:pPr>
+        <w:rPr>
+          <w:rFonts w:eastAsia="Times New Roman" w:cs="Times New Roman"/>
+          <w:color w:val="188038"/>
+          <w:szCs w:val="24"/>
+        </w:rPr>
+      </w:pPr>
+      <w:r>
+        <w:rPr>
+          <w:rFonts w:eastAsia="Times New Roman" w:cs="Times New Roman"/>
+          <w:color w:val="188038"/>
+          <w:szCs w:val="24"/>
+        </w:rPr>
+        <w:t xml:space="preserve">   </w:t>
+      </w:r>
+      <w:proofErr w:type="spellStart"/>
+      <w:r>
+        <w:rPr>
+          <w:rFonts w:eastAsia="Times New Roman" w:cs="Times New Roman"/>
+          <w:color w:val="188038"/>
+          <w:szCs w:val="24"/>
+        </w:rPr>
+        <w:t>id</w:t>
+      </w:r>
+      <w:proofErr w:type="spellEnd"/>
+      <w:r>
+        <w:rPr>
+          <w:rFonts w:eastAsia="Times New Roman" w:cs="Times New Roman"/>
+          <w:color w:val="188038"/>
+          <w:szCs w:val="24"/>
+        </w:rPr>
+        <w:t xml:space="preserve"> INTEGER PRIMARY KEY NOT NULL,</w:t>
+      </w:r>
+    </w:p>
+    <w:p>
+      <w:pPr>
+        <w:rPr>
+          <w:rFonts w:eastAsia="Times New Roman" w:cs="Times New Roman"/>
+          <w:color w:val="188038"/>
+          <w:szCs w:val="24"/>
+        </w:rPr>
+      </w:pPr>
+      <w:r>
+        <w:rPr>
+          <w:rFonts w:eastAsia="Times New Roman" w:cs="Times New Roman"/>
+          <w:color w:val="188038"/>
+          <w:szCs w:val="24"/>
+        </w:rPr>
+        <w:t xml:space="preserve">   </w:t>
+      </w:r>
+      <w:proofErr w:type="spellStart"/>
+      <w:r>
+        <w:rPr>
+          <w:rFonts w:eastAsia="Times New Roman" w:cs="Times New Roman"/>
+          <w:color w:val="188038"/>
+          <w:szCs w:val="24"/>
+        </w:rPr>
+        <w:t>user_id</w:t>
+      </w:r>
+      <w:proofErr w:type="spellEnd"/>
+      <w:r>
+        <w:rPr>
+          <w:rFonts w:eastAsia="Times New Roman" w:cs="Times New Roman"/>
+          <w:color w:val="188038"/>
+          <w:szCs w:val="24"/>
+        </w:rPr>
+        <w:t xml:space="preserve"> INTEGER NOT NULL,</w:t>
+      </w:r>
+    </w:p>
+    <w:p>
+      <w:pPr>
+        <w:rPr>
+          <w:rFonts w:eastAsia="Times New Roman" w:cs="Times New Roman"/>
+          <w:color w:val="188038"/>
+          <w:szCs w:val="24"/>
+        </w:rPr>
+      </w:pPr>
+      <w:r>
+        <w:rPr>
+          <w:rFonts w:eastAsia="Times New Roman" w:cs="Times New Roman"/>
+          <w:color w:val="188038"/>
+          <w:szCs w:val="24"/>
+        </w:rPr>
+        <w:t xml:space="preserve">   </w:t>
+      </w:r>
+      <w:proofErr w:type="spellStart"/>
+      <w:r>
+        <w:rPr>
+          <w:rFonts w:eastAsia="Times New Roman" w:cs="Times New Roman"/>
+          <w:color w:val="188038"/>
+          <w:szCs w:val="24"/>
+        </w:rPr>
+        <w:t>name</w:t>
+      </w:r>
+      <w:proofErr w:type="spellEnd"/>
+      <w:r>
+        <w:rPr>
+          <w:rFonts w:eastAsia="Times New Roman" w:cs="Times New Roman"/>
+          <w:color w:val="188038"/>
+          <w:szCs w:val="24"/>
+        </w:rPr>
+        <w:t xml:space="preserve"> TEXT NOT NULL,</w:t>
+      </w:r>
+    </w:p>
+    <w:p>
+      <w:pPr>
+        <w:rPr>
+          <w:rFonts w:eastAsia="Times New Roman" w:cs="Times New Roman"/>
+          <w:color w:val="188038"/>
+          <w:szCs w:val="24"/>
+        </w:rPr>
+      </w:pPr>
+      <w:r>
+        <w:rPr>
+          <w:rFonts w:eastAsia="Times New Roman" w:cs="Times New Roman"/>
+          <w:color w:val="188038"/>
+          <w:szCs w:val="24"/>
+        </w:rPr>
+        <w:t xml:space="preserve">   FOREIGN KEY (</w:t>
+      </w:r>
+      <w:proofErr w:type="spellStart"/>
+      <w:r>
+        <w:rPr>
+          <w:rFonts w:eastAsia="Times New Roman" w:cs="Times New Roman"/>
+          <w:color w:val="188038"/>
+          <w:szCs w:val="24"/>
+        </w:rPr>
+        <w:t>user_id</w:t>
+      </w:r>
+      <w:proofErr w:type="spellEnd"/>
+      <w:r>
+        <w:rPr>
+          <w:rFonts w:eastAsia="Times New Roman" w:cs="Times New Roman"/>
+          <w:color w:val="188038"/>
+          <w:szCs w:val="24"/>
+        </w:rPr>
+        <w:t xml:space="preserve">) REFERENCES </w:t>
+      </w:r>
+      <w:proofErr w:type="spellStart"/>
+      <w:r>
+        <w:rPr>
+          <w:rFonts w:eastAsia="Times New Roman" w:cs="Times New Roman"/>
+          <w:color w:val="188038"/>
+          <w:szCs w:val="24"/>
+        </w:rPr>
+        <w:t>users</w:t>
+      </w:r>
+      <w:proofErr w:type="spellEnd"/>
+      <w:r>
+        <w:rPr>
+          <w:rFonts w:eastAsia="Times New Roman" w:cs="Times New Roman"/>
+          <w:color w:val="188038"/>
+          <w:szCs w:val="24"/>
+        </w:rPr>
+        <w:t>(</w:t>
+      </w:r>
+      <w:proofErr w:type="spellStart"/>
+      <w:r>
+        <w:rPr>
+          <w:rFonts w:eastAsia="Times New Roman" w:cs="Times New Roman"/>
+          <w:color w:val="188038"/>
+          <w:szCs w:val="24"/>
+        </w:rPr>
+        <w:t>id</w:t>
+      </w:r>
+      <w:proofErr w:type="spellEnd"/>
+      <w:r>
+        <w:rPr>
+          <w:rFonts w:eastAsia="Times New Roman" w:cs="Times New Roman"/>
+          <w:color w:val="188038"/>
+          <w:szCs w:val="24"/>
+        </w:rPr>
+        <w:t>) ON DELETE CASCADE</w:t>
       </w:r>
     </w:p>
     <w:p>
@@ -5332,8 +6845,13 @@
       </w:pPr>
       <w:bookmarkStart w:id="39" w:name="_b07pn5lt4vet" w:colFirst="0" w:colLast="0"/>
       <w:bookmarkEnd w:id="39"/>
-      <w:r>
-        <w:t>plans_exercises (terv–gyakorlat kapcsolat)</w:t>
+      <w:proofErr w:type="spellStart"/>
+      <w:r>
+        <w:t>plans_exercises</w:t>
+      </w:r>
+      <w:proofErr w:type="spellEnd"/>
+      <w:r>
+        <w:t xml:space="preserve"> (terv–gyakorlat kapcsolat)</w:t>
       </w:r>
     </w:p>
     <w:p>
@@ -5349,126 +6867,340 @@
           <w:rFonts w:eastAsia="Times New Roman" w:cs="Times New Roman"/>
           <w:szCs w:val="24"/>
         </w:rPr>
-        <w:t>Egy edzéstervhez rendelt gyakorlatokat és sorozatokat tárolja.</w:t>
-      </w:r>
-    </w:p>
-    <w:p>
-      <w:pPr>
-        <w:rPr>
-          <w:rFonts w:eastAsia="Times New Roman" w:cs="Times New Roman"/>
-          <w:color w:val="188038"/>
-          <w:szCs w:val="24"/>
-        </w:rPr>
-      </w:pPr>
-      <w:r>
-        <w:rPr>
-          <w:rFonts w:eastAsia="Times New Roman" w:cs="Times New Roman"/>
-          <w:color w:val="188038"/>
-          <w:szCs w:val="24"/>
-        </w:rPr>
-        <w:t>CREATE TABLE plans_exercises (</w:t>
-      </w:r>
-    </w:p>
-    <w:p>
-      <w:pPr>
-        <w:rPr>
-          <w:rFonts w:eastAsia="Times New Roman" w:cs="Times New Roman"/>
-          <w:color w:val="188038"/>
-          <w:szCs w:val="24"/>
-        </w:rPr>
-      </w:pPr>
-      <w:r>
-        <w:rPr>
-          <w:rFonts w:eastAsia="Times New Roman" w:cs="Times New Roman"/>
-          <w:color w:val="188038"/>
-          <w:szCs w:val="24"/>
-        </w:rPr>
-        <w:t xml:space="preserve">   plan_id INTEGER NOT NULL,</w:t>
-      </w:r>
-    </w:p>
-    <w:p>
-      <w:pPr>
-        <w:rPr>
-          <w:rFonts w:eastAsia="Times New Roman" w:cs="Times New Roman"/>
-          <w:color w:val="188038"/>
-          <w:szCs w:val="24"/>
-        </w:rPr>
-      </w:pPr>
-      <w:r>
-        <w:rPr>
-          <w:rFonts w:eastAsia="Times New Roman" w:cs="Times New Roman"/>
-          <w:color w:val="188038"/>
-          <w:szCs w:val="24"/>
-        </w:rPr>
-        <w:t xml:space="preserve">   exercise_id INTEGER,</w:t>
-      </w:r>
-    </w:p>
-    <w:p>
-      <w:pPr>
-        <w:rPr>
-          <w:rFonts w:eastAsia="Times New Roman" w:cs="Times New Roman"/>
-          <w:color w:val="188038"/>
-          <w:szCs w:val="24"/>
-        </w:rPr>
-      </w:pPr>
-      <w:r>
-        <w:rPr>
-          <w:rFonts w:eastAsia="Times New Roman" w:cs="Times New Roman"/>
-          <w:color w:val="188038"/>
-          <w:szCs w:val="24"/>
-        </w:rPr>
-        <w:t xml:space="preserve">   exercise_name TEXT,</w:t>
-      </w:r>
-    </w:p>
-    <w:p>
-      <w:pPr>
-        <w:rPr>
-          <w:rFonts w:eastAsia="Times New Roman" w:cs="Times New Roman"/>
-          <w:color w:val="188038"/>
-          <w:szCs w:val="24"/>
-        </w:rPr>
-      </w:pPr>
-      <w:r>
-        <w:rPr>
-          <w:rFonts w:eastAsia="Times New Roman" w:cs="Times New Roman"/>
-          <w:color w:val="188038"/>
-          <w:szCs w:val="24"/>
-        </w:rPr>
-        <w:t xml:space="preserve">   sets INTEGER,</w:t>
-      </w:r>
-    </w:p>
-    <w:p>
-      <w:pPr>
-        <w:rPr>
-          <w:rFonts w:eastAsia="Times New Roman" w:cs="Times New Roman"/>
-          <w:color w:val="188038"/>
-          <w:szCs w:val="24"/>
-        </w:rPr>
-      </w:pPr>
-      <w:r>
-        <w:rPr>
-          <w:rFonts w:eastAsia="Times New Roman" w:cs="Times New Roman"/>
-          <w:color w:val="188038"/>
-          <w:szCs w:val="24"/>
-        </w:rPr>
-        <w:t xml:space="preserve">   FOREIGN KEY (plan_id) REFERENCES plans(id) ON DELETE CASCADE,</w:t>
-      </w:r>
-    </w:p>
-    <w:p>
-      <w:pPr>
-        <w:rPr>
-          <w:rFonts w:eastAsia="Times New Roman" w:cs="Times New Roman"/>
-          <w:color w:val="188038"/>
-          <w:szCs w:val="24"/>
-        </w:rPr>
-      </w:pPr>
-      <w:r>
-        <w:rPr>
-          <w:rFonts w:eastAsia="Times New Roman" w:cs="Times New Roman"/>
-          <w:color w:val="188038"/>
-          <w:szCs w:val="24"/>
-        </w:rPr>
-        <w:t xml:space="preserve">   FOREIGN KEY (exercise_id) REFERENCES exercises(id) ON DELETE CASCADE</w:t>
+        <w:t xml:space="preserve">Egy edzéstervhez rendelt gyakorlatokat és </w:t>
+      </w:r>
+      <w:proofErr w:type="spellStart"/>
+      <w:r>
+        <w:rPr>
+          <w:rFonts w:eastAsia="Times New Roman" w:cs="Times New Roman"/>
+          <w:szCs w:val="24"/>
+        </w:rPr>
+        <w:t>sorozatokat</w:t>
+      </w:r>
+      <w:proofErr w:type="spellEnd"/>
+      <w:r>
+        <w:rPr>
+          <w:rFonts w:eastAsia="Times New Roman" w:cs="Times New Roman"/>
+          <w:szCs w:val="24"/>
+        </w:rPr>
+        <w:t xml:space="preserve"> tárolja.</w:t>
+      </w:r>
+    </w:p>
+    <w:p>
+      <w:pPr>
+        <w:rPr>
+          <w:rFonts w:eastAsia="Times New Roman" w:cs="Times New Roman"/>
+          <w:color w:val="188038"/>
+          <w:szCs w:val="24"/>
+        </w:rPr>
+      </w:pPr>
+      <w:r>
+        <w:rPr>
+          <w:rFonts w:eastAsia="Times New Roman" w:cs="Times New Roman"/>
+          <w:color w:val="188038"/>
+          <w:szCs w:val="24"/>
+        </w:rPr>
+        <w:t xml:space="preserve">CREATE TABLE </w:t>
+      </w:r>
+      <w:proofErr w:type="spellStart"/>
+      <w:r>
+        <w:rPr>
+          <w:rFonts w:eastAsia="Times New Roman" w:cs="Times New Roman"/>
+          <w:color w:val="188038"/>
+          <w:szCs w:val="24"/>
+        </w:rPr>
+        <w:t>plans_exercises</w:t>
+      </w:r>
+      <w:proofErr w:type="spellEnd"/>
+      <w:r>
+        <w:rPr>
+          <w:rFonts w:eastAsia="Times New Roman" w:cs="Times New Roman"/>
+          <w:color w:val="188038"/>
+          <w:szCs w:val="24"/>
+        </w:rPr>
+        <w:t xml:space="preserve"> (</w:t>
+      </w:r>
+    </w:p>
+    <w:p>
+      <w:pPr>
+        <w:rPr>
+          <w:rFonts w:eastAsia="Times New Roman" w:cs="Times New Roman"/>
+          <w:color w:val="188038"/>
+          <w:szCs w:val="24"/>
+        </w:rPr>
+      </w:pPr>
+      <w:r>
+        <w:rPr>
+          <w:rFonts w:eastAsia="Times New Roman" w:cs="Times New Roman"/>
+          <w:color w:val="188038"/>
+          <w:szCs w:val="24"/>
+        </w:rPr>
+        <w:t xml:space="preserve">   </w:t>
+      </w:r>
+      <w:proofErr w:type="spellStart"/>
+      <w:r>
+        <w:rPr>
+          <w:rFonts w:eastAsia="Times New Roman" w:cs="Times New Roman"/>
+          <w:color w:val="188038"/>
+          <w:szCs w:val="24"/>
+        </w:rPr>
+        <w:t>plan_id</w:t>
+      </w:r>
+      <w:proofErr w:type="spellEnd"/>
+      <w:r>
+        <w:rPr>
+          <w:rFonts w:eastAsia="Times New Roman" w:cs="Times New Roman"/>
+          <w:color w:val="188038"/>
+          <w:szCs w:val="24"/>
+        </w:rPr>
+        <w:t xml:space="preserve"> INTEGER NOT NULL,</w:t>
+      </w:r>
+    </w:p>
+    <w:p>
+      <w:pPr>
+        <w:rPr>
+          <w:rFonts w:eastAsia="Times New Roman" w:cs="Times New Roman"/>
+          <w:color w:val="188038"/>
+          <w:szCs w:val="24"/>
+        </w:rPr>
+      </w:pPr>
+      <w:r>
+        <w:rPr>
+          <w:rFonts w:eastAsia="Times New Roman" w:cs="Times New Roman"/>
+          <w:color w:val="188038"/>
+          <w:szCs w:val="24"/>
+        </w:rPr>
+        <w:t xml:space="preserve">   </w:t>
+      </w:r>
+      <w:proofErr w:type="spellStart"/>
+      <w:r>
+        <w:rPr>
+          <w:rFonts w:eastAsia="Times New Roman" w:cs="Times New Roman"/>
+          <w:color w:val="188038"/>
+          <w:szCs w:val="24"/>
+        </w:rPr>
+        <w:t>exercise_id</w:t>
+      </w:r>
+      <w:proofErr w:type="spellEnd"/>
+      <w:r>
+        <w:rPr>
+          <w:rFonts w:eastAsia="Times New Roman" w:cs="Times New Roman"/>
+          <w:color w:val="188038"/>
+          <w:szCs w:val="24"/>
+        </w:rPr>
+        <w:t xml:space="preserve"> INTEGER,</w:t>
+      </w:r>
+    </w:p>
+    <w:p>
+      <w:pPr>
+        <w:rPr>
+          <w:rFonts w:eastAsia="Times New Roman" w:cs="Times New Roman"/>
+          <w:color w:val="188038"/>
+          <w:szCs w:val="24"/>
+        </w:rPr>
+      </w:pPr>
+      <w:r>
+        <w:rPr>
+          <w:rFonts w:eastAsia="Times New Roman" w:cs="Times New Roman"/>
+          <w:color w:val="188038"/>
+          <w:szCs w:val="24"/>
+        </w:rPr>
+        <w:t xml:space="preserve">   </w:t>
+      </w:r>
+      <w:proofErr w:type="spellStart"/>
+      <w:r>
+        <w:rPr>
+          <w:rFonts w:eastAsia="Times New Roman" w:cs="Times New Roman"/>
+          <w:color w:val="188038"/>
+          <w:szCs w:val="24"/>
+        </w:rPr>
+        <w:t>exercise_name</w:t>
+      </w:r>
+      <w:proofErr w:type="spellEnd"/>
+      <w:r>
+        <w:rPr>
+          <w:rFonts w:eastAsia="Times New Roman" w:cs="Times New Roman"/>
+          <w:color w:val="188038"/>
+          <w:szCs w:val="24"/>
+        </w:rPr>
+        <w:t xml:space="preserve"> TEXT,</w:t>
+      </w:r>
+    </w:p>
+    <w:p>
+      <w:pPr>
+        <w:rPr>
+          <w:rFonts w:eastAsia="Times New Roman" w:cs="Times New Roman"/>
+          <w:color w:val="188038"/>
+          <w:szCs w:val="24"/>
+        </w:rPr>
+      </w:pPr>
+      <w:r>
+        <w:rPr>
+          <w:rFonts w:eastAsia="Times New Roman" w:cs="Times New Roman"/>
+          <w:color w:val="188038"/>
+          <w:szCs w:val="24"/>
+        </w:rPr>
+        <w:t xml:space="preserve">   </w:t>
+      </w:r>
+      <w:proofErr w:type="spellStart"/>
+      <w:r>
+        <w:rPr>
+          <w:rFonts w:eastAsia="Times New Roman" w:cs="Times New Roman"/>
+          <w:color w:val="188038"/>
+          <w:szCs w:val="24"/>
+        </w:rPr>
+        <w:t>sets</w:t>
+      </w:r>
+      <w:proofErr w:type="spellEnd"/>
+      <w:r>
+        <w:rPr>
+          <w:rFonts w:eastAsia="Times New Roman" w:cs="Times New Roman"/>
+          <w:color w:val="188038"/>
+          <w:szCs w:val="24"/>
+        </w:rPr>
+        <w:t xml:space="preserve"> INTEGER,</w:t>
+      </w:r>
+    </w:p>
+    <w:p>
+      <w:pPr>
+        <w:rPr>
+          <w:rFonts w:eastAsia="Times New Roman" w:cs="Times New Roman"/>
+          <w:color w:val="188038"/>
+          <w:szCs w:val="24"/>
+        </w:rPr>
+      </w:pPr>
+      <w:r>
+        <w:rPr>
+          <w:rFonts w:eastAsia="Times New Roman" w:cs="Times New Roman"/>
+          <w:color w:val="188038"/>
+          <w:szCs w:val="24"/>
+        </w:rPr>
+        <w:t xml:space="preserve">   FOREIGN KEY (</w:t>
+      </w:r>
+      <w:proofErr w:type="spellStart"/>
+      <w:r>
+        <w:rPr>
+          <w:rFonts w:eastAsia="Times New Roman" w:cs="Times New Roman"/>
+          <w:color w:val="188038"/>
+          <w:szCs w:val="24"/>
+        </w:rPr>
+        <w:t>plan_id</w:t>
+      </w:r>
+      <w:proofErr w:type="spellEnd"/>
+      <w:r>
+        <w:rPr>
+          <w:rFonts w:eastAsia="Times New Roman" w:cs="Times New Roman"/>
+          <w:color w:val="188038"/>
+          <w:szCs w:val="24"/>
+        </w:rPr>
+        <w:t xml:space="preserve">) REFERENCES </w:t>
+      </w:r>
+      <w:proofErr w:type="spellStart"/>
+      <w:r>
+        <w:rPr>
+          <w:rFonts w:eastAsia="Times New Roman" w:cs="Times New Roman"/>
+          <w:color w:val="188038"/>
+          <w:szCs w:val="24"/>
+        </w:rPr>
+        <w:t>plans</w:t>
+      </w:r>
+      <w:proofErr w:type="spellEnd"/>
+      <w:r>
+        <w:rPr>
+          <w:rFonts w:eastAsia="Times New Roman" w:cs="Times New Roman"/>
+          <w:color w:val="188038"/>
+          <w:szCs w:val="24"/>
+        </w:rPr>
+        <w:t>(</w:t>
+      </w:r>
+      <w:proofErr w:type="spellStart"/>
+      <w:r>
+        <w:rPr>
+          <w:rFonts w:eastAsia="Times New Roman" w:cs="Times New Roman"/>
+          <w:color w:val="188038"/>
+          <w:szCs w:val="24"/>
+        </w:rPr>
+        <w:t>id</w:t>
+      </w:r>
+      <w:proofErr w:type="spellEnd"/>
+      <w:r>
+        <w:rPr>
+          <w:rFonts w:eastAsia="Times New Roman" w:cs="Times New Roman"/>
+          <w:color w:val="188038"/>
+          <w:szCs w:val="24"/>
+        </w:rPr>
+        <w:t>) ON DELETE CASCADE,</w:t>
+      </w:r>
+    </w:p>
+    <w:p>
+      <w:pPr>
+        <w:rPr>
+          <w:rFonts w:eastAsia="Times New Roman" w:cs="Times New Roman"/>
+          <w:color w:val="188038"/>
+          <w:szCs w:val="24"/>
+        </w:rPr>
+      </w:pPr>
+      <w:r>
+        <w:rPr>
+          <w:rFonts w:eastAsia="Times New Roman" w:cs="Times New Roman"/>
+          <w:color w:val="188038"/>
+          <w:szCs w:val="24"/>
+        </w:rPr>
+        <w:t xml:space="preserve">   FOREIGN KEY (</w:t>
+      </w:r>
+      <w:proofErr w:type="spellStart"/>
+      <w:r>
+        <w:rPr>
+          <w:rFonts w:eastAsia="Times New Roman" w:cs="Times New Roman"/>
+          <w:color w:val="188038"/>
+          <w:szCs w:val="24"/>
+        </w:rPr>
+        <w:t>exercise_id</w:t>
+      </w:r>
+      <w:proofErr w:type="spellEnd"/>
+      <w:r>
+        <w:rPr>
+          <w:rFonts w:eastAsia="Times New Roman" w:cs="Times New Roman"/>
+          <w:color w:val="188038"/>
+          <w:szCs w:val="24"/>
+        </w:rPr>
+        <w:t xml:space="preserve">) REFERENCES </w:t>
+      </w:r>
+      <w:proofErr w:type="spellStart"/>
+      <w:r>
+        <w:rPr>
+          <w:rFonts w:eastAsia="Times New Roman" w:cs="Times New Roman"/>
+          <w:color w:val="188038"/>
+          <w:szCs w:val="24"/>
+        </w:rPr>
+        <w:t>exercises</w:t>
+      </w:r>
+      <w:proofErr w:type="spellEnd"/>
+      <w:r>
+        <w:rPr>
+          <w:rFonts w:eastAsia="Times New Roman" w:cs="Times New Roman"/>
+          <w:color w:val="188038"/>
+          <w:szCs w:val="24"/>
+        </w:rPr>
+        <w:t>(</w:t>
+      </w:r>
+      <w:proofErr w:type="spellStart"/>
+      <w:r>
+        <w:rPr>
+          <w:rFonts w:eastAsia="Times New Roman" w:cs="Times New Roman"/>
+          <w:color w:val="188038"/>
+          <w:szCs w:val="24"/>
+        </w:rPr>
+        <w:t>id</w:t>
+      </w:r>
+      <w:proofErr w:type="spellEnd"/>
+      <w:r>
+        <w:rPr>
+          <w:rFonts w:eastAsia="Times New Roman" w:cs="Times New Roman"/>
+          <w:color w:val="188038"/>
+          <w:szCs w:val="24"/>
+        </w:rPr>
+        <w:t>) ON DELETE CASCADE</w:t>
       </w:r>
       <w:r>
         <w:rPr>
@@ -5533,18 +7265,19 @@
           <w:szCs w:val="24"/>
           <w:lang w:val="hu-HU"/>
         </w:rPr>
-        <w:t>(exercise_id IS NOT NULL AND exercise_name IS NULL) OR</w:t>
-      </w:r>
-    </w:p>
-    <w:p>
-      <w:pPr>
+        <w:t>(</w:t>
+      </w:r>
+      <w:proofErr w:type="spellStart"/>
+      <w:r>
         <w:rPr>
           <w:rFonts w:eastAsia="Times New Roman" w:cs="Times New Roman"/>
           <w:color w:val="188038"/>
           <w:szCs w:val="24"/>
           <w:lang w:val="hu-HU"/>
         </w:rPr>
-      </w:pPr>
+        <w:t>exercise_id</w:t>
+      </w:r>
+      <w:proofErr w:type="spellEnd"/>
       <w:r>
         <w:rPr>
           <w:rFonts w:eastAsia="Times New Roman" w:cs="Times New Roman"/>
@@ -5552,6 +7285,45 @@
           <w:szCs w:val="24"/>
           <w:lang w:val="hu-HU"/>
         </w:rPr>
+        <w:t xml:space="preserve"> IS NOT NULL AND </w:t>
+      </w:r>
+      <w:proofErr w:type="spellStart"/>
+      <w:r>
+        <w:rPr>
+          <w:rFonts w:eastAsia="Times New Roman" w:cs="Times New Roman"/>
+          <w:color w:val="188038"/>
+          <w:szCs w:val="24"/>
+          <w:lang w:val="hu-HU"/>
+        </w:rPr>
+        <w:t>exercise_name</w:t>
+      </w:r>
+      <w:proofErr w:type="spellEnd"/>
+      <w:r>
+        <w:rPr>
+          <w:rFonts w:eastAsia="Times New Roman" w:cs="Times New Roman"/>
+          <w:color w:val="188038"/>
+          <w:szCs w:val="24"/>
+          <w:lang w:val="hu-HU"/>
+        </w:rPr>
+        <w:t xml:space="preserve"> IS NULL) OR</w:t>
+      </w:r>
+    </w:p>
+    <w:p>
+      <w:pPr>
+        <w:rPr>
+          <w:rFonts w:eastAsia="Times New Roman" w:cs="Times New Roman"/>
+          <w:color w:val="188038"/>
+          <w:szCs w:val="24"/>
+          <w:lang w:val="hu-HU"/>
+        </w:rPr>
+      </w:pPr>
+      <w:r>
+        <w:rPr>
+          <w:rFonts w:eastAsia="Times New Roman" w:cs="Times New Roman"/>
+          <w:color w:val="188038"/>
+          <w:szCs w:val="24"/>
+          <w:lang w:val="hu-HU"/>
+        </w:rPr>
         <w:t>   </w:t>
       </w:r>
       <w:r>
@@ -5570,7 +7342,47 @@
           <w:szCs w:val="24"/>
           <w:lang w:val="hu-HU"/>
         </w:rPr>
-        <w:t>(exercise_id IS NULL AND exercise_name IS NOT NULL)</w:t>
+        <w:t>(</w:t>
+      </w:r>
+      <w:proofErr w:type="spellStart"/>
+      <w:r>
+        <w:rPr>
+          <w:rFonts w:eastAsia="Times New Roman" w:cs="Times New Roman"/>
+          <w:color w:val="188038"/>
+          <w:szCs w:val="24"/>
+          <w:lang w:val="hu-HU"/>
+        </w:rPr>
+        <w:t>exercise_id</w:t>
+      </w:r>
+      <w:proofErr w:type="spellEnd"/>
+      <w:r>
+        <w:rPr>
+          <w:rFonts w:eastAsia="Times New Roman" w:cs="Times New Roman"/>
+          <w:color w:val="188038"/>
+          <w:szCs w:val="24"/>
+          <w:lang w:val="hu-HU"/>
+        </w:rPr>
+        <w:t xml:space="preserve"> IS NULL AND </w:t>
+      </w:r>
+      <w:proofErr w:type="spellStart"/>
+      <w:r>
+        <w:rPr>
+          <w:rFonts w:eastAsia="Times New Roman" w:cs="Times New Roman"/>
+          <w:color w:val="188038"/>
+          <w:szCs w:val="24"/>
+          <w:lang w:val="hu-HU"/>
+        </w:rPr>
+        <w:t>exercise_name</w:t>
+      </w:r>
+      <w:proofErr w:type="spellEnd"/>
+      <w:r>
+        <w:rPr>
+          <w:rFonts w:eastAsia="Times New Roman" w:cs="Times New Roman"/>
+          <w:color w:val="188038"/>
+          <w:szCs w:val="24"/>
+          <w:lang w:val="hu-HU"/>
+        </w:rPr>
+        <w:t xml:space="preserve"> IS NOT NULL)</w:t>
       </w:r>
     </w:p>
     <w:p>
@@ -5614,8 +7426,13 @@
       </w:pPr>
       <w:bookmarkStart w:id="40" w:name="_8000yakdv4cn" w:colFirst="0" w:colLast="0"/>
       <w:bookmarkEnd w:id="40"/>
-      <w:r>
-        <w:t>codes (megerősítő kódok)</w:t>
+      <w:proofErr w:type="spellStart"/>
+      <w:r>
+        <w:t>codes</w:t>
+      </w:r>
+      <w:proofErr w:type="spellEnd"/>
+      <w:r>
+        <w:t xml:space="preserve"> (megerősítő kódok)</w:t>
       </w:r>
     </w:p>
     <w:p>
@@ -5648,75 +7465,255 @@
           <w:szCs w:val="24"/>
         </w:rPr>
         <w:lastRenderedPageBreak/>
-        <w:t>CREATE TABLE IF NOT EXISTS codes (</w:t>
-      </w:r>
-    </w:p>
-    <w:p>
-      <w:pPr>
-        <w:rPr>
-          <w:rFonts w:eastAsia="Times New Roman" w:cs="Times New Roman"/>
-          <w:color w:val="188038"/>
-          <w:szCs w:val="24"/>
-        </w:rPr>
-      </w:pPr>
-      <w:r>
-        <w:rPr>
-          <w:rFonts w:eastAsia="Times New Roman" w:cs="Times New Roman"/>
-          <w:color w:val="188038"/>
-          <w:szCs w:val="24"/>
-        </w:rPr>
-        <w:t xml:space="preserve">    code TEXT PRIMARY KEY NOT NULL,</w:t>
-      </w:r>
-    </w:p>
-    <w:p>
-      <w:pPr>
-        <w:rPr>
-          <w:rFonts w:eastAsia="Times New Roman" w:cs="Times New Roman"/>
-          <w:color w:val="188038"/>
-          <w:szCs w:val="24"/>
-        </w:rPr>
-      </w:pPr>
-      <w:r>
-        <w:rPr>
-          <w:rFonts w:eastAsia="Times New Roman" w:cs="Times New Roman"/>
-          <w:color w:val="188038"/>
-          <w:szCs w:val="24"/>
-        </w:rPr>
-        <w:t xml:space="preserve">    user_id INTEGER NOT NULL,</w:t>
-      </w:r>
-    </w:p>
-    <w:p>
-      <w:pPr>
-        <w:rPr>
-          <w:rFonts w:eastAsia="Times New Roman" w:cs="Times New Roman"/>
-          <w:color w:val="188038"/>
-          <w:szCs w:val="24"/>
-        </w:rPr>
-      </w:pPr>
-      <w:r>
-        <w:rPr>
-          <w:rFonts w:eastAsia="Times New Roman" w:cs="Times New Roman"/>
-          <w:color w:val="188038"/>
-          <w:szCs w:val="24"/>
-        </w:rPr>
-        <w:t xml:space="preserve">    expiry DATETIME DEFAULT (DATETIME('now', '+10 minutes')),</w:t>
-      </w:r>
-    </w:p>
-    <w:p>
-      <w:pPr>
-        <w:rPr>
-          <w:rFonts w:eastAsia="Times New Roman" w:cs="Times New Roman"/>
-          <w:color w:val="188038"/>
-          <w:szCs w:val="24"/>
-        </w:rPr>
-      </w:pPr>
-      <w:r>
-        <w:rPr>
-          <w:rFonts w:eastAsia="Times New Roman" w:cs="Times New Roman"/>
-          <w:color w:val="188038"/>
-          <w:szCs w:val="24"/>
-        </w:rPr>
-        <w:t xml:space="preserve">    FOREIGN KEY (user_id) REFERENCES users(id)</w:t>
+        <w:t xml:space="preserve">CREATE TABLE IF NOT EXISTS </w:t>
+      </w:r>
+      <w:proofErr w:type="spellStart"/>
+      <w:r>
+        <w:rPr>
+          <w:rFonts w:eastAsia="Times New Roman" w:cs="Times New Roman"/>
+          <w:color w:val="188038"/>
+          <w:szCs w:val="24"/>
+        </w:rPr>
+        <w:t>codes</w:t>
+      </w:r>
+      <w:proofErr w:type="spellEnd"/>
+      <w:r>
+        <w:rPr>
+          <w:rFonts w:eastAsia="Times New Roman" w:cs="Times New Roman"/>
+          <w:color w:val="188038"/>
+          <w:szCs w:val="24"/>
+        </w:rPr>
+        <w:t xml:space="preserve"> (</w:t>
+      </w:r>
+    </w:p>
+    <w:p>
+      <w:pPr>
+        <w:rPr>
+          <w:rFonts w:eastAsia="Times New Roman" w:cs="Times New Roman"/>
+          <w:color w:val="188038"/>
+          <w:szCs w:val="24"/>
+        </w:rPr>
+      </w:pPr>
+      <w:r>
+        <w:rPr>
+          <w:rFonts w:eastAsia="Times New Roman" w:cs="Times New Roman"/>
+          <w:color w:val="188038"/>
+          <w:szCs w:val="24"/>
+        </w:rPr>
+        <w:t xml:space="preserve">    </w:t>
+      </w:r>
+      <w:proofErr w:type="spellStart"/>
+      <w:r>
+        <w:rPr>
+          <w:rFonts w:eastAsia="Times New Roman" w:cs="Times New Roman"/>
+          <w:color w:val="188038"/>
+          <w:szCs w:val="24"/>
+        </w:rPr>
+        <w:t>code</w:t>
+      </w:r>
+      <w:proofErr w:type="spellEnd"/>
+      <w:r>
+        <w:rPr>
+          <w:rFonts w:eastAsia="Times New Roman" w:cs="Times New Roman"/>
+          <w:color w:val="188038"/>
+          <w:szCs w:val="24"/>
+        </w:rPr>
+        <w:t xml:space="preserve"> TEXT PRIMARY KEY NOT NULL,</w:t>
+      </w:r>
+    </w:p>
+    <w:p>
+      <w:pPr>
+        <w:rPr>
+          <w:rFonts w:eastAsia="Times New Roman" w:cs="Times New Roman"/>
+          <w:color w:val="188038"/>
+          <w:szCs w:val="24"/>
+        </w:rPr>
+      </w:pPr>
+      <w:r>
+        <w:rPr>
+          <w:rFonts w:eastAsia="Times New Roman" w:cs="Times New Roman"/>
+          <w:color w:val="188038"/>
+          <w:szCs w:val="24"/>
+        </w:rPr>
+        <w:t xml:space="preserve">    </w:t>
+      </w:r>
+      <w:proofErr w:type="spellStart"/>
+      <w:r>
+        <w:rPr>
+          <w:rFonts w:eastAsia="Times New Roman" w:cs="Times New Roman"/>
+          <w:color w:val="188038"/>
+          <w:szCs w:val="24"/>
+        </w:rPr>
+        <w:t>user_id</w:t>
+      </w:r>
+      <w:proofErr w:type="spellEnd"/>
+      <w:r>
+        <w:rPr>
+          <w:rFonts w:eastAsia="Times New Roman" w:cs="Times New Roman"/>
+          <w:color w:val="188038"/>
+          <w:szCs w:val="24"/>
+        </w:rPr>
+        <w:t xml:space="preserve"> INTEGER NOT NULL,</w:t>
+      </w:r>
+    </w:p>
+    <w:p>
+      <w:pPr>
+        <w:rPr>
+          <w:rFonts w:eastAsia="Times New Roman" w:cs="Times New Roman"/>
+          <w:color w:val="188038"/>
+          <w:szCs w:val="24"/>
+        </w:rPr>
+      </w:pPr>
+      <w:r>
+        <w:rPr>
+          <w:rFonts w:eastAsia="Times New Roman" w:cs="Times New Roman"/>
+          <w:color w:val="188038"/>
+          <w:szCs w:val="24"/>
+        </w:rPr>
+        <w:t xml:space="preserve">    </w:t>
+      </w:r>
+      <w:proofErr w:type="spellStart"/>
+      <w:r>
+        <w:rPr>
+          <w:rFonts w:eastAsia="Times New Roman" w:cs="Times New Roman"/>
+          <w:color w:val="188038"/>
+          <w:szCs w:val="24"/>
+        </w:rPr>
+        <w:t>expiry</w:t>
+      </w:r>
+      <w:proofErr w:type="spellEnd"/>
+      <w:r>
+        <w:rPr>
+          <w:rFonts w:eastAsia="Times New Roman" w:cs="Times New Roman"/>
+          <w:color w:val="188038"/>
+          <w:szCs w:val="24"/>
+        </w:rPr>
+        <w:t xml:space="preserve"> DATETIME DEFAULT (</w:t>
+      </w:r>
+      <w:proofErr w:type="gramStart"/>
+      <w:r>
+        <w:rPr>
+          <w:rFonts w:eastAsia="Times New Roman" w:cs="Times New Roman"/>
+          <w:color w:val="188038"/>
+          <w:szCs w:val="24"/>
+        </w:rPr>
+        <w:t>DATETIME(</w:t>
+      </w:r>
+      <w:proofErr w:type="gramEnd"/>
+      <w:r>
+        <w:rPr>
+          <w:rFonts w:eastAsia="Times New Roman" w:cs="Times New Roman"/>
+          <w:color w:val="188038"/>
+          <w:szCs w:val="24"/>
+        </w:rPr>
+        <w:t>'</w:t>
+      </w:r>
+      <w:proofErr w:type="spellStart"/>
+      <w:r>
+        <w:rPr>
+          <w:rFonts w:eastAsia="Times New Roman" w:cs="Times New Roman"/>
+          <w:color w:val="188038"/>
+          <w:szCs w:val="24"/>
+        </w:rPr>
+        <w:t>now</w:t>
+      </w:r>
+      <w:proofErr w:type="spellEnd"/>
+      <w:r>
+        <w:rPr>
+          <w:rFonts w:eastAsia="Times New Roman" w:cs="Times New Roman"/>
+          <w:color w:val="188038"/>
+          <w:szCs w:val="24"/>
+        </w:rPr>
+        <w:t xml:space="preserve">', '+10 </w:t>
+      </w:r>
+      <w:proofErr w:type="spellStart"/>
+      <w:r>
+        <w:rPr>
+          <w:rFonts w:eastAsia="Times New Roman" w:cs="Times New Roman"/>
+          <w:color w:val="188038"/>
+          <w:szCs w:val="24"/>
+        </w:rPr>
+        <w:t>minutes</w:t>
+      </w:r>
+      <w:proofErr w:type="spellEnd"/>
+      <w:r>
+        <w:rPr>
+          <w:rFonts w:eastAsia="Times New Roman" w:cs="Times New Roman"/>
+          <w:color w:val="188038"/>
+          <w:szCs w:val="24"/>
+        </w:rPr>
+        <w:t>')),</w:t>
+      </w:r>
+    </w:p>
+    <w:p>
+      <w:pPr>
+        <w:rPr>
+          <w:rFonts w:eastAsia="Times New Roman" w:cs="Times New Roman"/>
+          <w:color w:val="188038"/>
+          <w:szCs w:val="24"/>
+        </w:rPr>
+      </w:pPr>
+      <w:r>
+        <w:rPr>
+          <w:rFonts w:eastAsia="Times New Roman" w:cs="Times New Roman"/>
+          <w:color w:val="188038"/>
+          <w:szCs w:val="24"/>
+        </w:rPr>
+        <w:t xml:space="preserve">    FOREIGN KEY (</w:t>
+      </w:r>
+      <w:proofErr w:type="spellStart"/>
+      <w:r>
+        <w:rPr>
+          <w:rFonts w:eastAsia="Times New Roman" w:cs="Times New Roman"/>
+          <w:color w:val="188038"/>
+          <w:szCs w:val="24"/>
+        </w:rPr>
+        <w:t>user_id</w:t>
+      </w:r>
+      <w:proofErr w:type="spellEnd"/>
+      <w:r>
+        <w:rPr>
+          <w:rFonts w:eastAsia="Times New Roman" w:cs="Times New Roman"/>
+          <w:color w:val="188038"/>
+          <w:szCs w:val="24"/>
+        </w:rPr>
+        <w:t xml:space="preserve">) REFERENCES </w:t>
+      </w:r>
+      <w:proofErr w:type="spellStart"/>
+      <w:r>
+        <w:rPr>
+          <w:rFonts w:eastAsia="Times New Roman" w:cs="Times New Roman"/>
+          <w:color w:val="188038"/>
+          <w:szCs w:val="24"/>
+        </w:rPr>
+        <w:t>users</w:t>
+      </w:r>
+      <w:proofErr w:type="spellEnd"/>
+      <w:r>
+        <w:rPr>
+          <w:rFonts w:eastAsia="Times New Roman" w:cs="Times New Roman"/>
+          <w:color w:val="188038"/>
+          <w:szCs w:val="24"/>
+        </w:rPr>
+        <w:t>(</w:t>
+      </w:r>
+      <w:proofErr w:type="spellStart"/>
+      <w:r>
+        <w:rPr>
+          <w:rFonts w:eastAsia="Times New Roman" w:cs="Times New Roman"/>
+          <w:color w:val="188038"/>
+          <w:szCs w:val="24"/>
+        </w:rPr>
+        <w:t>id</w:t>
+      </w:r>
+      <w:proofErr w:type="spellEnd"/>
+      <w:r>
+        <w:rPr>
+          <w:rFonts w:eastAsia="Times New Roman" w:cs="Times New Roman"/>
+          <w:color w:val="188038"/>
+          <w:szCs w:val="24"/>
+        </w:rPr>
+        <w:t>)</w:t>
       </w:r>
     </w:p>
     <w:p>
@@ -5759,8 +7756,21 @@
       </w:pPr>
       <w:bookmarkStart w:id="41" w:name="_r833xeln80sc" w:colFirst="0" w:colLast="0"/>
       <w:bookmarkEnd w:id="41"/>
-      <w:r>
-        <w:t>refresh_tokens (frissítő tokenek)</w:t>
+      <w:proofErr w:type="spellStart"/>
+      <w:r>
+        <w:t>refresh_tokens</w:t>
+      </w:r>
+      <w:proofErr w:type="spellEnd"/>
+      <w:r>
+        <w:t xml:space="preserve"> (frissítő </w:t>
+      </w:r>
+      <w:proofErr w:type="spellStart"/>
+      <w:r>
+        <w:t>tokenek</w:t>
+      </w:r>
+      <w:proofErr w:type="spellEnd"/>
+      <w:r>
+        <w:t>)</w:t>
       </w:r>
     </w:p>
     <w:p>
@@ -5822,6 +7832,7 @@
         </w:rPr>
         <w:t xml:space="preserve">CREATE TABLE IF NOT EXISTS </w:t>
       </w:r>
+      <w:proofErr w:type="spellStart"/>
       <w:r>
         <w:rPr>
           <w:rFonts w:eastAsia="Times New Roman" w:cs="Times New Roman"/>
@@ -5836,58 +7847,121 @@
           <w:color w:val="188038"/>
           <w:szCs w:val="24"/>
         </w:rPr>
-        <w:t>tokens (</w:t>
-      </w:r>
-    </w:p>
-    <w:p>
-      <w:pPr>
-        <w:rPr>
-          <w:rFonts w:eastAsia="Times New Roman" w:cs="Times New Roman"/>
-          <w:color w:val="188038"/>
-          <w:szCs w:val="24"/>
-        </w:rPr>
-      </w:pPr>
-      <w:r>
-        <w:rPr>
-          <w:rFonts w:eastAsia="Times New Roman" w:cs="Times New Roman"/>
-          <w:color w:val="188038"/>
-          <w:szCs w:val="24"/>
-        </w:rPr>
-        <w:t xml:space="preserve">    token TEXT PRIMARY KEY NOT NULL,</w:t>
-      </w:r>
-    </w:p>
-    <w:p>
-      <w:pPr>
-        <w:rPr>
-          <w:rFonts w:eastAsia="Times New Roman" w:cs="Times New Roman"/>
-          <w:color w:val="188038"/>
-          <w:szCs w:val="24"/>
-        </w:rPr>
-      </w:pPr>
-      <w:r>
-        <w:rPr>
-          <w:rFonts w:eastAsia="Times New Roman" w:cs="Times New Roman"/>
-          <w:color w:val="188038"/>
-          <w:szCs w:val="24"/>
-        </w:rPr>
-        <w:t xml:space="preserve">    user_id INTEGER NOT NULL,</w:t>
-      </w:r>
-    </w:p>
-    <w:p>
-      <w:pPr>
-        <w:rPr>
-          <w:rFonts w:eastAsia="Times New Roman" w:cs="Times New Roman"/>
-          <w:color w:val="188038"/>
-          <w:szCs w:val="24"/>
-        </w:rPr>
-      </w:pPr>
-      <w:r>
-        <w:rPr>
-          <w:rFonts w:eastAsia="Times New Roman" w:cs="Times New Roman"/>
-          <w:color w:val="188038"/>
-          <w:szCs w:val="24"/>
-        </w:rPr>
-        <w:t xml:space="preserve">    expiry </w:t>
+        <w:t>tokens</w:t>
+      </w:r>
+      <w:proofErr w:type="spellEnd"/>
+      <w:r>
+        <w:rPr>
+          <w:rFonts w:eastAsia="Times New Roman" w:cs="Times New Roman"/>
+          <w:color w:val="188038"/>
+          <w:szCs w:val="24"/>
+        </w:rPr>
+        <w:t xml:space="preserve"> (</w:t>
+      </w:r>
+    </w:p>
+    <w:p>
+      <w:pPr>
+        <w:rPr>
+          <w:rFonts w:eastAsia="Times New Roman" w:cs="Times New Roman"/>
+          <w:color w:val="188038"/>
+          <w:szCs w:val="24"/>
+        </w:rPr>
+      </w:pPr>
+      <w:r>
+        <w:rPr>
+          <w:rFonts w:eastAsia="Times New Roman" w:cs="Times New Roman"/>
+          <w:color w:val="188038"/>
+          <w:szCs w:val="24"/>
+        </w:rPr>
+        <w:t xml:space="preserve">    </w:t>
+      </w:r>
+      <w:proofErr w:type="spellStart"/>
+      <w:r>
+        <w:rPr>
+          <w:rFonts w:eastAsia="Times New Roman" w:cs="Times New Roman"/>
+          <w:color w:val="188038"/>
+          <w:szCs w:val="24"/>
+        </w:rPr>
+        <w:t>token</w:t>
+      </w:r>
+      <w:proofErr w:type="spellEnd"/>
+      <w:r>
+        <w:rPr>
+          <w:rFonts w:eastAsia="Times New Roman" w:cs="Times New Roman"/>
+          <w:color w:val="188038"/>
+          <w:szCs w:val="24"/>
+        </w:rPr>
+        <w:t xml:space="preserve"> TEXT PRIMARY KEY NOT NULL,</w:t>
+      </w:r>
+    </w:p>
+    <w:p>
+      <w:pPr>
+        <w:rPr>
+          <w:rFonts w:eastAsia="Times New Roman" w:cs="Times New Roman"/>
+          <w:color w:val="188038"/>
+          <w:szCs w:val="24"/>
+        </w:rPr>
+      </w:pPr>
+      <w:r>
+        <w:rPr>
+          <w:rFonts w:eastAsia="Times New Roman" w:cs="Times New Roman"/>
+          <w:color w:val="188038"/>
+          <w:szCs w:val="24"/>
+        </w:rPr>
+        <w:t xml:space="preserve">    </w:t>
+      </w:r>
+      <w:proofErr w:type="spellStart"/>
+      <w:r>
+        <w:rPr>
+          <w:rFonts w:eastAsia="Times New Roman" w:cs="Times New Roman"/>
+          <w:color w:val="188038"/>
+          <w:szCs w:val="24"/>
+        </w:rPr>
+        <w:t>user_id</w:t>
+      </w:r>
+      <w:proofErr w:type="spellEnd"/>
+      <w:r>
+        <w:rPr>
+          <w:rFonts w:eastAsia="Times New Roman" w:cs="Times New Roman"/>
+          <w:color w:val="188038"/>
+          <w:szCs w:val="24"/>
+        </w:rPr>
+        <w:t xml:space="preserve"> INTEGER NOT NULL,</w:t>
+      </w:r>
+    </w:p>
+    <w:p>
+      <w:pPr>
+        <w:rPr>
+          <w:rFonts w:eastAsia="Times New Roman" w:cs="Times New Roman"/>
+          <w:color w:val="188038"/>
+          <w:szCs w:val="24"/>
+        </w:rPr>
+      </w:pPr>
+      <w:r>
+        <w:rPr>
+          <w:rFonts w:eastAsia="Times New Roman" w:cs="Times New Roman"/>
+          <w:color w:val="188038"/>
+          <w:szCs w:val="24"/>
+        </w:rPr>
+        <w:t xml:space="preserve">    </w:t>
+      </w:r>
+      <w:proofErr w:type="spellStart"/>
+      <w:r>
+        <w:rPr>
+          <w:rFonts w:eastAsia="Times New Roman" w:cs="Times New Roman"/>
+          <w:color w:val="188038"/>
+          <w:szCs w:val="24"/>
+        </w:rPr>
+        <w:t>expiry</w:t>
+      </w:r>
+      <w:proofErr w:type="spellEnd"/>
+      <w:r>
+        <w:rPr>
+          <w:rFonts w:eastAsia="Times New Roman" w:cs="Times New Roman"/>
+          <w:color w:val="188038"/>
+          <w:szCs w:val="24"/>
+        </w:rPr>
+        <w:t xml:space="preserve"> </w:t>
       </w:r>
       <w:r>
         <w:rPr>
@@ -5928,7 +8002,61 @@
           <w:color w:val="188038"/>
           <w:szCs w:val="24"/>
         </w:rPr>
-        <w:t xml:space="preserve">    FOREIGN KEY (user_id) REFERENCES users(id)</w:t>
+        <w:t xml:space="preserve">    FOREIGN KEY (</w:t>
+      </w:r>
+      <w:proofErr w:type="spellStart"/>
+      <w:r>
+        <w:rPr>
+          <w:rFonts w:eastAsia="Times New Roman" w:cs="Times New Roman"/>
+          <w:color w:val="188038"/>
+          <w:szCs w:val="24"/>
+        </w:rPr>
+        <w:t>user_id</w:t>
+      </w:r>
+      <w:proofErr w:type="spellEnd"/>
+      <w:r>
+        <w:rPr>
+          <w:rFonts w:eastAsia="Times New Roman" w:cs="Times New Roman"/>
+          <w:color w:val="188038"/>
+          <w:szCs w:val="24"/>
+        </w:rPr>
+        <w:t xml:space="preserve">) REFERENCES </w:t>
+      </w:r>
+      <w:proofErr w:type="spellStart"/>
+      <w:r>
+        <w:rPr>
+          <w:rFonts w:eastAsia="Times New Roman" w:cs="Times New Roman"/>
+          <w:color w:val="188038"/>
+          <w:szCs w:val="24"/>
+        </w:rPr>
+        <w:t>users</w:t>
+      </w:r>
+      <w:proofErr w:type="spellEnd"/>
+      <w:r>
+        <w:rPr>
+          <w:rFonts w:eastAsia="Times New Roman" w:cs="Times New Roman"/>
+          <w:color w:val="188038"/>
+          <w:szCs w:val="24"/>
+        </w:rPr>
+        <w:t>(</w:t>
+      </w:r>
+      <w:proofErr w:type="spellStart"/>
+      <w:r>
+        <w:rPr>
+          <w:rFonts w:eastAsia="Times New Roman" w:cs="Times New Roman"/>
+          <w:color w:val="188038"/>
+          <w:szCs w:val="24"/>
+        </w:rPr>
+        <w:t>id</w:t>
+      </w:r>
+      <w:proofErr w:type="spellEnd"/>
+      <w:r>
+        <w:rPr>
+          <w:rFonts w:eastAsia="Times New Roman" w:cs="Times New Roman"/>
+          <w:color w:val="188038"/>
+          <w:szCs w:val="24"/>
+        </w:rPr>
+        <w:t>)</w:t>
       </w:r>
     </w:p>
     <w:p>
@@ -5969,23 +8097,52 @@
       <w:pPr>
         <w:pStyle w:val="Cmsor4"/>
       </w:pPr>
-      <w:r>
-        <w:t>access_tokens (hozzáférési tokenek)</w:t>
-      </w:r>
-    </w:p>
-    <w:p>
-      <w:pPr>
-        <w:rPr>
-          <w:rFonts w:eastAsia="Times New Roman" w:cs="Times New Roman"/>
-          <w:szCs w:val="24"/>
-        </w:rPr>
-      </w:pPr>
-      <w:r>
-        <w:rPr>
-          <w:rFonts w:eastAsia="Times New Roman" w:cs="Times New Roman"/>
-          <w:szCs w:val="24"/>
-        </w:rPr>
-        <w:t>Egy bejelentkezéskor kapott kód, amivel az api kéréseket lehet érvényesíteni.</w:t>
+      <w:proofErr w:type="spellStart"/>
+      <w:r>
+        <w:t>access_tokens</w:t>
+      </w:r>
+      <w:proofErr w:type="spellEnd"/>
+      <w:r>
+        <w:t xml:space="preserve"> (hozzáférési </w:t>
+      </w:r>
+      <w:proofErr w:type="spellStart"/>
+      <w:r>
+        <w:t>tokenek</w:t>
+      </w:r>
+      <w:proofErr w:type="spellEnd"/>
+      <w:r>
+        <w:t>)</w:t>
+      </w:r>
+    </w:p>
+    <w:p>
+      <w:pPr>
+        <w:rPr>
+          <w:rFonts w:eastAsia="Times New Roman" w:cs="Times New Roman"/>
+          <w:szCs w:val="24"/>
+        </w:rPr>
+      </w:pPr>
+      <w:r>
+        <w:rPr>
+          <w:rFonts w:eastAsia="Times New Roman" w:cs="Times New Roman"/>
+          <w:szCs w:val="24"/>
+        </w:rPr>
+        <w:t xml:space="preserve">Egy bejelentkezéskor kapott kód, amivel az </w:t>
+      </w:r>
+      <w:proofErr w:type="spellStart"/>
+      <w:r>
+        <w:rPr>
+          <w:rFonts w:eastAsia="Times New Roman" w:cs="Times New Roman"/>
+          <w:szCs w:val="24"/>
+        </w:rPr>
+        <w:t>api</w:t>
+      </w:r>
+      <w:proofErr w:type="spellEnd"/>
+      <w:r>
+        <w:rPr>
+          <w:rFonts w:eastAsia="Times New Roman" w:cs="Times New Roman"/>
+          <w:szCs w:val="24"/>
+        </w:rPr>
+        <w:t xml:space="preserve"> kéréseket lehet érvényesíteni.</w:t>
       </w:r>
     </w:p>
     <w:p>
@@ -6004,6 +8161,7 @@
         </w:rPr>
         <w:t xml:space="preserve">CREATE TABLE IF NOT EXISTS </w:t>
       </w:r>
+      <w:proofErr w:type="spellStart"/>
       <w:r>
         <w:rPr>
           <w:rFonts w:eastAsia="Times New Roman" w:cs="Times New Roman"/>
@@ -6018,75 +8176,192 @@
           <w:color w:val="188038"/>
           <w:szCs w:val="24"/>
         </w:rPr>
-        <w:t>tokens (</w:t>
-      </w:r>
-    </w:p>
-    <w:p>
-      <w:pPr>
-        <w:rPr>
-          <w:rFonts w:eastAsia="Times New Roman" w:cs="Times New Roman"/>
-          <w:color w:val="188038"/>
-          <w:szCs w:val="24"/>
-        </w:rPr>
-      </w:pPr>
-      <w:r>
-        <w:rPr>
-          <w:rFonts w:eastAsia="Times New Roman" w:cs="Times New Roman"/>
-          <w:color w:val="188038"/>
-          <w:szCs w:val="24"/>
-        </w:rPr>
-        <w:t xml:space="preserve">    token TEXT PRIMARY KEY NOT NULL,</w:t>
-      </w:r>
-    </w:p>
-    <w:p>
-      <w:pPr>
-        <w:rPr>
-          <w:rFonts w:eastAsia="Times New Roman" w:cs="Times New Roman"/>
-          <w:color w:val="188038"/>
-          <w:szCs w:val="24"/>
-        </w:rPr>
-      </w:pPr>
-      <w:r>
-        <w:rPr>
-          <w:rFonts w:eastAsia="Times New Roman" w:cs="Times New Roman"/>
-          <w:color w:val="188038"/>
-          <w:szCs w:val="24"/>
-        </w:rPr>
-        <w:t xml:space="preserve">    user_id INTEGER NOT NULL,</w:t>
-      </w:r>
-    </w:p>
-    <w:p>
-      <w:pPr>
-        <w:rPr>
-          <w:rFonts w:eastAsia="Times New Roman" w:cs="Times New Roman"/>
-          <w:color w:val="188038"/>
-          <w:szCs w:val="24"/>
-        </w:rPr>
-      </w:pPr>
-      <w:r>
-        <w:rPr>
-          <w:rFonts w:eastAsia="Times New Roman" w:cs="Times New Roman"/>
-          <w:color w:val="188038"/>
-          <w:szCs w:val="24"/>
-        </w:rPr>
-        <w:t xml:space="preserve">    expiry INT NOT NULL,</w:t>
-      </w:r>
-    </w:p>
-    <w:p>
-      <w:pPr>
-        <w:rPr>
-          <w:rFonts w:eastAsia="Times New Roman" w:cs="Times New Roman"/>
-          <w:color w:val="188038"/>
-          <w:szCs w:val="24"/>
-        </w:rPr>
-      </w:pPr>
-      <w:r>
-        <w:rPr>
-          <w:rFonts w:eastAsia="Times New Roman" w:cs="Times New Roman"/>
-          <w:color w:val="188038"/>
-          <w:szCs w:val="24"/>
-        </w:rPr>
-        <w:t xml:space="preserve">    FOREIGN KEY (user_id) REFERENCES users(id)</w:t>
+        <w:t>tokens</w:t>
+      </w:r>
+      <w:proofErr w:type="spellEnd"/>
+      <w:r>
+        <w:rPr>
+          <w:rFonts w:eastAsia="Times New Roman" w:cs="Times New Roman"/>
+          <w:color w:val="188038"/>
+          <w:szCs w:val="24"/>
+        </w:rPr>
+        <w:t xml:space="preserve"> (</w:t>
+      </w:r>
+    </w:p>
+    <w:p>
+      <w:pPr>
+        <w:rPr>
+          <w:rFonts w:eastAsia="Times New Roman" w:cs="Times New Roman"/>
+          <w:color w:val="188038"/>
+          <w:szCs w:val="24"/>
+        </w:rPr>
+      </w:pPr>
+      <w:r>
+        <w:rPr>
+          <w:rFonts w:eastAsia="Times New Roman" w:cs="Times New Roman"/>
+          <w:color w:val="188038"/>
+          <w:szCs w:val="24"/>
+        </w:rPr>
+        <w:t xml:space="preserve">    </w:t>
+      </w:r>
+      <w:proofErr w:type="spellStart"/>
+      <w:r>
+        <w:rPr>
+          <w:rFonts w:eastAsia="Times New Roman" w:cs="Times New Roman"/>
+          <w:color w:val="188038"/>
+          <w:szCs w:val="24"/>
+        </w:rPr>
+        <w:t>token</w:t>
+      </w:r>
+      <w:proofErr w:type="spellEnd"/>
+      <w:r>
+        <w:rPr>
+          <w:rFonts w:eastAsia="Times New Roman" w:cs="Times New Roman"/>
+          <w:color w:val="188038"/>
+          <w:szCs w:val="24"/>
+        </w:rPr>
+        <w:t xml:space="preserve"> TEXT PRIMARY KEY NOT NULL,</w:t>
+      </w:r>
+    </w:p>
+    <w:p>
+      <w:pPr>
+        <w:rPr>
+          <w:rFonts w:eastAsia="Times New Roman" w:cs="Times New Roman"/>
+          <w:color w:val="188038"/>
+          <w:szCs w:val="24"/>
+        </w:rPr>
+      </w:pPr>
+      <w:r>
+        <w:rPr>
+          <w:rFonts w:eastAsia="Times New Roman" w:cs="Times New Roman"/>
+          <w:color w:val="188038"/>
+          <w:szCs w:val="24"/>
+        </w:rPr>
+        <w:t xml:space="preserve">    </w:t>
+      </w:r>
+      <w:proofErr w:type="spellStart"/>
+      <w:r>
+        <w:rPr>
+          <w:rFonts w:eastAsia="Times New Roman" w:cs="Times New Roman"/>
+          <w:color w:val="188038"/>
+          <w:szCs w:val="24"/>
+        </w:rPr>
+        <w:t>user_id</w:t>
+      </w:r>
+      <w:proofErr w:type="spellEnd"/>
+      <w:r>
+        <w:rPr>
+          <w:rFonts w:eastAsia="Times New Roman" w:cs="Times New Roman"/>
+          <w:color w:val="188038"/>
+          <w:szCs w:val="24"/>
+        </w:rPr>
+        <w:t xml:space="preserve"> INTEGER NOT NULL,</w:t>
+      </w:r>
+    </w:p>
+    <w:p>
+      <w:pPr>
+        <w:rPr>
+          <w:rFonts w:eastAsia="Times New Roman" w:cs="Times New Roman"/>
+          <w:color w:val="188038"/>
+          <w:szCs w:val="24"/>
+        </w:rPr>
+      </w:pPr>
+      <w:r>
+        <w:rPr>
+          <w:rFonts w:eastAsia="Times New Roman" w:cs="Times New Roman"/>
+          <w:color w:val="188038"/>
+          <w:szCs w:val="24"/>
+        </w:rPr>
+        <w:t xml:space="preserve">    </w:t>
+      </w:r>
+      <w:proofErr w:type="spellStart"/>
+      <w:r>
+        <w:rPr>
+          <w:rFonts w:eastAsia="Times New Roman" w:cs="Times New Roman"/>
+          <w:color w:val="188038"/>
+          <w:szCs w:val="24"/>
+        </w:rPr>
+        <w:t>expiry</w:t>
+      </w:r>
+      <w:proofErr w:type="spellEnd"/>
+      <w:r>
+        <w:rPr>
+          <w:rFonts w:eastAsia="Times New Roman" w:cs="Times New Roman"/>
+          <w:color w:val="188038"/>
+          <w:szCs w:val="24"/>
+        </w:rPr>
+        <w:t xml:space="preserve"> INT NOT NULL,</w:t>
+      </w:r>
+    </w:p>
+    <w:p>
+      <w:pPr>
+        <w:rPr>
+          <w:rFonts w:eastAsia="Times New Roman" w:cs="Times New Roman"/>
+          <w:color w:val="188038"/>
+          <w:szCs w:val="24"/>
+        </w:rPr>
+      </w:pPr>
+      <w:r>
+        <w:rPr>
+          <w:rFonts w:eastAsia="Times New Roman" w:cs="Times New Roman"/>
+          <w:color w:val="188038"/>
+          <w:szCs w:val="24"/>
+        </w:rPr>
+        <w:t xml:space="preserve">    FOREIGN KEY (</w:t>
+      </w:r>
+      <w:proofErr w:type="spellStart"/>
+      <w:r>
+        <w:rPr>
+          <w:rFonts w:eastAsia="Times New Roman" w:cs="Times New Roman"/>
+          <w:color w:val="188038"/>
+          <w:szCs w:val="24"/>
+        </w:rPr>
+        <w:t>user_id</w:t>
+      </w:r>
+      <w:proofErr w:type="spellEnd"/>
+      <w:r>
+        <w:rPr>
+          <w:rFonts w:eastAsia="Times New Roman" w:cs="Times New Roman"/>
+          <w:color w:val="188038"/>
+          <w:szCs w:val="24"/>
+        </w:rPr>
+        <w:t xml:space="preserve">) REFERENCES </w:t>
+      </w:r>
+      <w:proofErr w:type="spellStart"/>
+      <w:r>
+        <w:rPr>
+          <w:rFonts w:eastAsia="Times New Roman" w:cs="Times New Roman"/>
+          <w:color w:val="188038"/>
+          <w:szCs w:val="24"/>
+        </w:rPr>
+        <w:t>users</w:t>
+      </w:r>
+      <w:proofErr w:type="spellEnd"/>
+      <w:r>
+        <w:rPr>
+          <w:rFonts w:eastAsia="Times New Roman" w:cs="Times New Roman"/>
+          <w:color w:val="188038"/>
+          <w:szCs w:val="24"/>
+        </w:rPr>
+        <w:t>(</w:t>
+      </w:r>
+      <w:proofErr w:type="spellStart"/>
+      <w:r>
+        <w:rPr>
+          <w:rFonts w:eastAsia="Times New Roman" w:cs="Times New Roman"/>
+          <w:color w:val="188038"/>
+          <w:szCs w:val="24"/>
+        </w:rPr>
+        <w:t>id</w:t>
+      </w:r>
+      <w:proofErr w:type="spellEnd"/>
+      <w:r>
+        <w:rPr>
+          <w:rFonts w:eastAsia="Times New Roman" w:cs="Times New Roman"/>
+          <w:color w:val="188038"/>
+          <w:szCs w:val="24"/>
+        </w:rPr>
+        <w:t>)</w:t>
       </w:r>
     </w:p>
     <w:p>
@@ -6127,7 +8402,7 @@
       <w:pPr>
         <w:pStyle w:val="Cmsor3"/>
       </w:pPr>
-      <w:bookmarkStart w:id="42" w:name="_Toc228972055"/>
+      <w:bookmarkStart w:id="42" w:name="_Toc229058145"/>
       <w:r>
         <w:lastRenderedPageBreak/>
         <w:t>Normálformák</w:t>
@@ -6185,7 +8460,21 @@
         <w:rPr>
           <w:lang w:val="hu-HU"/>
         </w:rPr>
-        <w:t xml:space="preserve">Minden rekord egyértelműen azonosítható elsődleges kulccsal (id vagy összetett kulcs). </w:t>
+        <w:t>Minden rekord egyértelműen azonosítható elsődleges kulccsal (</w:t>
+      </w:r>
+      <w:proofErr w:type="spellStart"/>
+      <w:r>
+        <w:rPr>
+          <w:lang w:val="hu-HU"/>
+        </w:rPr>
+        <w:t>id</w:t>
+      </w:r>
+      <w:proofErr w:type="spellEnd"/>
+      <w:r>
+        <w:rPr>
+          <w:lang w:val="hu-HU"/>
+        </w:rPr>
+        <w:t xml:space="preserve"> vagy összetett kulcs). </w:t>
       </w:r>
     </w:p>
     <w:p>
@@ -6265,7 +8554,35 @@
         <w:rPr>
           <w:lang w:val="hu-HU"/>
         </w:rPr>
-        <w:t xml:space="preserve">A kapcsolatok külön táblákba (pl. muscle_groups_exercises, plans_exercises) kerültek, így megszűntek a részleges függőségek. </w:t>
+        <w:t xml:space="preserve">A kapcsolatok külön táblákba (pl. </w:t>
+      </w:r>
+      <w:proofErr w:type="spellStart"/>
+      <w:r>
+        <w:rPr>
+          <w:lang w:val="hu-HU"/>
+        </w:rPr>
+        <w:t>muscle_groups_exercises</w:t>
+      </w:r>
+      <w:proofErr w:type="spellEnd"/>
+      <w:r>
+        <w:rPr>
+          <w:lang w:val="hu-HU"/>
+        </w:rPr>
+        <w:t xml:space="preserve">, </w:t>
+      </w:r>
+      <w:proofErr w:type="spellStart"/>
+      <w:r>
+        <w:rPr>
+          <w:lang w:val="hu-HU"/>
+        </w:rPr>
+        <w:t>plans_exercises</w:t>
+      </w:r>
+      <w:proofErr w:type="spellEnd"/>
+      <w:r>
+        <w:rPr>
+          <w:lang w:val="hu-HU"/>
+        </w:rPr>
+        <w:t xml:space="preserve">) kerültek, így megszűntek a részleges függőségek. </w:t>
       </w:r>
     </w:p>
     <w:p>
@@ -6320,19 +8637,33 @@
         <w:rPr>
           <w:lang w:val="hu-HU"/>
         </w:rPr>
-        <w:t xml:space="preserve">Például a felhasználói adatok külön (users) táblában vannak, és más táblák csak hivatkoznak rájuk idegen kulccsal. </w:t>
-      </w:r>
-    </w:p>
-    <w:p>
-      <w:pPr>
+        <w:t>Például a felhasználói adatok külön (</w:t>
+      </w:r>
+      <w:proofErr w:type="spellStart"/>
+      <w:r>
         <w:rPr>
           <w:lang w:val="hu-HU"/>
         </w:rPr>
-      </w:pPr>
+        <w:t>users</w:t>
+      </w:r>
+      <w:proofErr w:type="spellEnd"/>
       <w:r>
         <w:rPr>
           <w:lang w:val="hu-HU"/>
         </w:rPr>
+        <w:t xml:space="preserve">) táblában vannak, és más táblák csak hivatkoznak rájuk idegen kulccsal. </w:t>
+      </w:r>
+    </w:p>
+    <w:p>
+      <w:pPr>
+        <w:rPr>
+          <w:lang w:val="hu-HU"/>
+        </w:rPr>
+      </w:pPr>
+      <w:r>
+        <w:rPr>
+          <w:lang w:val="hu-HU"/>
+        </w:rPr>
         <w:t>Az ismétlődő adatok (pl. gyakorlatok, izomcsoportok) külön entitásokba lettek szervezve.</w:t>
       </w:r>
     </w:p>
@@ -6340,7 +8671,7 @@
       <w:pPr>
         <w:pStyle w:val="Cmsor3"/>
       </w:pPr>
-      <w:bookmarkStart w:id="43" w:name="_Toc228972056"/>
+      <w:bookmarkStart w:id="43" w:name="_Toc229058146"/>
       <w:r>
         <w:lastRenderedPageBreak/>
         <w:t>E-R diagram</w:t>
@@ -6429,7 +8760,7 @@
       <w:pPr>
         <w:pStyle w:val="Cmsor2"/>
       </w:pPr>
-      <w:bookmarkStart w:id="44" w:name="_Toc228972057"/>
+      <w:bookmarkStart w:id="44" w:name="_Toc229058147"/>
       <w:bookmarkEnd w:id="27"/>
       <w:r>
         <w:lastRenderedPageBreak/>
@@ -6451,7 +8782,7 @@
         </w:rPr>
       </w:pPr>
       <w:bookmarkStart w:id="45" w:name="_dn6y8wxsuvuf" w:colFirst="0" w:colLast="0"/>
-      <w:bookmarkStart w:id="46" w:name="_Toc228972058"/>
+      <w:bookmarkStart w:id="46" w:name="_Toc229058148"/>
       <w:bookmarkEnd w:id="45"/>
       <w:r>
         <w:rPr>
@@ -6492,7 +8823,7 @@
         </w:rPr>
       </w:pPr>
       <w:bookmarkStart w:id="47" w:name="_d51w6wtpaiv1" w:colFirst="0" w:colLast="0"/>
-      <w:bookmarkStart w:id="48" w:name="_Toc228972059"/>
+      <w:bookmarkStart w:id="48" w:name="_Toc229058149"/>
       <w:bookmarkEnd w:id="47"/>
       <w:r>
         <w:rPr>
@@ -6522,12 +8853,21 @@
         </w:rPr>
         <w:t xml:space="preserve">Az API végpontok </w:t>
       </w:r>
-      <w:r>
-        <w:rPr>
-          <w:rFonts w:eastAsia="Times New Roman" w:cs="Times New Roman"/>
-          <w:szCs w:val="24"/>
-        </w:rPr>
-        <w:t>token-alapú hitelesítést</w:t>
+      <w:proofErr w:type="spellStart"/>
+      <w:r>
+        <w:rPr>
+          <w:rFonts w:eastAsia="Times New Roman" w:cs="Times New Roman"/>
+          <w:szCs w:val="24"/>
+        </w:rPr>
+        <w:t>token</w:t>
+      </w:r>
+      <w:proofErr w:type="spellEnd"/>
+      <w:r>
+        <w:rPr>
+          <w:rFonts w:eastAsia="Times New Roman" w:cs="Times New Roman"/>
+          <w:szCs w:val="24"/>
+        </w:rPr>
+        <w:t>-alapú hitelesítést</w:t>
       </w:r>
       <w:r>
         <w:rPr>
@@ -6553,7 +8893,23 @@
           <w:rFonts w:eastAsia="Times New Roman" w:cs="Times New Roman"/>
           <w:szCs w:val="24"/>
         </w:rPr>
-        <w:t>Két fajta token van, egy frissítő és egy hozzáférési.</w:t>
+        <w:t xml:space="preserve">Két fajta </w:t>
+      </w:r>
+      <w:proofErr w:type="spellStart"/>
+      <w:r>
+        <w:rPr>
+          <w:rFonts w:eastAsia="Times New Roman" w:cs="Times New Roman"/>
+          <w:szCs w:val="24"/>
+        </w:rPr>
+        <w:t>token</w:t>
+      </w:r>
+      <w:proofErr w:type="spellEnd"/>
+      <w:r>
+        <w:rPr>
+          <w:rFonts w:eastAsia="Times New Roman" w:cs="Times New Roman"/>
+          <w:szCs w:val="24"/>
+        </w:rPr>
+        <w:t xml:space="preserve"> van, egy frissítő és egy hozzáférési.</w:t>
       </w:r>
     </w:p>
     <w:p>
@@ -6572,7 +8928,39 @@
           <w:rFonts w:eastAsia="Times New Roman" w:cs="Times New Roman"/>
           <w:szCs w:val="24"/>
         </w:rPr>
-        <w:t>A hozzáférési 10 percig él, ezután mindkettőből újat kap a felhasználó, a frissítési token validálása után.</w:t>
+        <w:t xml:space="preserve">A hozzáférési 10 percig él, ezután mindkettőből újat kap a felhasználó, a frissítési </w:t>
+      </w:r>
+      <w:proofErr w:type="spellStart"/>
+      <w:r>
+        <w:rPr>
+          <w:rFonts w:eastAsia="Times New Roman" w:cs="Times New Roman"/>
+          <w:szCs w:val="24"/>
+        </w:rPr>
+        <w:t>token</w:t>
+      </w:r>
+      <w:proofErr w:type="spellEnd"/>
+      <w:r>
+        <w:rPr>
+          <w:rFonts w:eastAsia="Times New Roman" w:cs="Times New Roman"/>
+          <w:szCs w:val="24"/>
+        </w:rPr>
+        <w:t xml:space="preserve"> </w:t>
+      </w:r>
+      <w:proofErr w:type="spellStart"/>
+      <w:r>
+        <w:rPr>
+          <w:rFonts w:eastAsia="Times New Roman" w:cs="Times New Roman"/>
+          <w:szCs w:val="24"/>
+        </w:rPr>
+        <w:t>validálása</w:t>
+      </w:r>
+      <w:proofErr w:type="spellEnd"/>
+      <w:r>
+        <w:rPr>
+          <w:rFonts w:eastAsia="Times New Roman" w:cs="Times New Roman"/>
+          <w:szCs w:val="24"/>
+        </w:rPr>
+        <w:t xml:space="preserve"> után.</w:t>
       </w:r>
       <w:r>
         <w:rPr>
@@ -6613,7 +9001,7 @@
         </w:rPr>
       </w:pPr>
       <w:bookmarkStart w:id="49" w:name="_uz2bp9515jlv" w:colFirst="0" w:colLast="0"/>
-      <w:bookmarkStart w:id="50" w:name="_Toc228972060"/>
+      <w:bookmarkStart w:id="50" w:name="_Toc229058150"/>
       <w:bookmarkEnd w:id="49"/>
       <w:r>
         <w:rPr>
@@ -6639,6 +9027,7 @@
       </w:pPr>
       <w:bookmarkStart w:id="51" w:name="_ryn3mdlfmw4d" w:colFirst="0" w:colLast="0"/>
       <w:bookmarkEnd w:id="51"/>
+      <w:proofErr w:type="spellStart"/>
       <w:r>
         <w:rPr>
           <w:rFonts w:eastAsia="Times New Roman" w:cs="Times New Roman"/>
@@ -6647,6 +9036,7 @@
         </w:rPr>
         <w:t>Authentikáció</w:t>
       </w:r>
+      <w:proofErr w:type="spellEnd"/>
     </w:p>
     <w:tbl>
       <w:tblPr>
@@ -6816,8 +9206,18 @@
                 <w:color w:val="188038"/>
                 <w:szCs w:val="24"/>
               </w:rPr>
-              <w:t>/register</w:t>
-            </w:r>
+              <w:t>/</w:t>
+            </w:r>
+            <w:proofErr w:type="spellStart"/>
+            <w:r>
+              <w:rPr>
+                <w:rFonts w:eastAsia="Times New Roman" w:cs="Times New Roman"/>
+                <w:color w:val="188038"/>
+                <w:szCs w:val="24"/>
+              </w:rPr>
+              <w:t>register</w:t>
+            </w:r>
+            <w:proofErr w:type="spellEnd"/>
           </w:p>
         </w:tc>
         <w:tc>
@@ -7036,8 +9436,18 @@
                 <w:color w:val="188038"/>
                 <w:szCs w:val="24"/>
               </w:rPr>
-              <w:t>/forgot-password</w:t>
-            </w:r>
+              <w:t>/</w:t>
+            </w:r>
+            <w:proofErr w:type="spellStart"/>
+            <w:r>
+              <w:rPr>
+                <w:rFonts w:eastAsia="Times New Roman" w:cs="Times New Roman"/>
+                <w:color w:val="188038"/>
+                <w:szCs w:val="24"/>
+              </w:rPr>
+              <w:t>forgot-password</w:t>
+            </w:r>
+            <w:proofErr w:type="spellEnd"/>
           </w:p>
         </w:tc>
         <w:tc>
@@ -7146,8 +9556,18 @@
                 <w:color w:val="188038"/>
                 <w:szCs w:val="24"/>
               </w:rPr>
-              <w:t>/reset-password</w:t>
-            </w:r>
+              <w:t>/</w:t>
+            </w:r>
+            <w:proofErr w:type="spellStart"/>
+            <w:r>
+              <w:rPr>
+                <w:rFonts w:eastAsia="Times New Roman" w:cs="Times New Roman"/>
+                <w:color w:val="188038"/>
+                <w:szCs w:val="24"/>
+              </w:rPr>
+              <w:t>reset-password</w:t>
+            </w:r>
+            <w:proofErr w:type="spellEnd"/>
           </w:p>
         </w:tc>
         <w:tc>
@@ -7256,8 +9676,18 @@
                 <w:color w:val="188038"/>
                 <w:szCs w:val="24"/>
               </w:rPr>
-              <w:t>/verify-code</w:t>
-            </w:r>
+              <w:t>/</w:t>
+            </w:r>
+            <w:proofErr w:type="spellStart"/>
+            <w:r>
+              <w:rPr>
+                <w:rFonts w:eastAsia="Times New Roman" w:cs="Times New Roman"/>
+                <w:color w:val="188038"/>
+                <w:szCs w:val="24"/>
+              </w:rPr>
+              <w:t>verify-code</w:t>
+            </w:r>
+            <w:proofErr w:type="spellEnd"/>
           </w:p>
         </w:tc>
         <w:tc>
@@ -7411,8 +9841,18 @@
                 <w:color w:val="188038"/>
                 <w:szCs w:val="24"/>
               </w:rPr>
-              <w:t>/user</w:t>
-            </w:r>
+              <w:t>/</w:t>
+            </w:r>
+            <w:proofErr w:type="spellStart"/>
+            <w:r>
+              <w:rPr>
+                <w:rFonts w:eastAsia="Times New Roman" w:cs="Times New Roman"/>
+                <w:color w:val="188038"/>
+                <w:szCs w:val="24"/>
+              </w:rPr>
+              <w:t>user</w:t>
+            </w:r>
+            <w:proofErr w:type="spellEnd"/>
           </w:p>
         </w:tc>
         <w:tc>
@@ -7489,7 +9929,23 @@
                 <w:rFonts w:eastAsia="Times New Roman" w:cs="Times New Roman"/>
                 <w:szCs w:val="24"/>
               </w:rPr>
-              <w:t>Igen (User)</w:t>
+              <w:t>Igen (</w:t>
+            </w:r>
+            <w:proofErr w:type="spellStart"/>
+            <w:r>
+              <w:rPr>
+                <w:rFonts w:eastAsia="Times New Roman" w:cs="Times New Roman"/>
+                <w:szCs w:val="24"/>
+              </w:rPr>
+              <w:t>User</w:t>
+            </w:r>
+            <w:proofErr w:type="spellEnd"/>
+            <w:r>
+              <w:rPr>
+                <w:rFonts w:eastAsia="Times New Roman" w:cs="Times New Roman"/>
+                <w:szCs w:val="24"/>
+              </w:rPr>
+              <w:t>)</w:t>
             </w:r>
           </w:p>
         </w:tc>
@@ -7521,8 +9977,18 @@
                 <w:color w:val="188038"/>
                 <w:szCs w:val="24"/>
               </w:rPr>
-              <w:t>/user</w:t>
-            </w:r>
+              <w:t>/</w:t>
+            </w:r>
+            <w:proofErr w:type="spellStart"/>
+            <w:r>
+              <w:rPr>
+                <w:rFonts w:eastAsia="Times New Roman" w:cs="Times New Roman"/>
+                <w:color w:val="188038"/>
+                <w:szCs w:val="24"/>
+              </w:rPr>
+              <w:t>user</w:t>
+            </w:r>
+            <w:proofErr w:type="spellEnd"/>
           </w:p>
         </w:tc>
         <w:tc>
@@ -7599,7 +10065,23 @@
                 <w:rFonts w:eastAsia="Times New Roman" w:cs="Times New Roman"/>
                 <w:szCs w:val="24"/>
               </w:rPr>
-              <w:t>Igen (User)</w:t>
+              <w:t>Igen (</w:t>
+            </w:r>
+            <w:proofErr w:type="spellStart"/>
+            <w:r>
+              <w:rPr>
+                <w:rFonts w:eastAsia="Times New Roman" w:cs="Times New Roman"/>
+                <w:szCs w:val="24"/>
+              </w:rPr>
+              <w:t>User</w:t>
+            </w:r>
+            <w:proofErr w:type="spellEnd"/>
+            <w:r>
+              <w:rPr>
+                <w:rFonts w:eastAsia="Times New Roman" w:cs="Times New Roman"/>
+                <w:szCs w:val="24"/>
+              </w:rPr>
+              <w:t>)</w:t>
             </w:r>
           </w:p>
         </w:tc>
@@ -7632,7 +10114,25 @@
                 <w:szCs w:val="24"/>
               </w:rPr>
               <w:lastRenderedPageBreak/>
-              <w:t>/user/admin</w:t>
+              <w:t>/</w:t>
+            </w:r>
+            <w:proofErr w:type="spellStart"/>
+            <w:r>
+              <w:rPr>
+                <w:rFonts w:eastAsia="Times New Roman" w:cs="Times New Roman"/>
+                <w:color w:val="188038"/>
+                <w:szCs w:val="24"/>
+              </w:rPr>
+              <w:t>user</w:t>
+            </w:r>
+            <w:proofErr w:type="spellEnd"/>
+            <w:r>
+              <w:rPr>
+                <w:rFonts w:eastAsia="Times New Roman" w:cs="Times New Roman"/>
+                <w:color w:val="188038"/>
+                <w:szCs w:val="24"/>
+              </w:rPr>
+              <w:t>/admin</w:t>
             </w:r>
           </w:p>
         </w:tc>
@@ -7742,7 +10242,25 @@
                 <w:color w:val="188038"/>
                 <w:szCs w:val="24"/>
               </w:rPr>
-              <w:t>/user/admin</w:t>
+              <w:t>/</w:t>
+            </w:r>
+            <w:proofErr w:type="spellStart"/>
+            <w:r>
+              <w:rPr>
+                <w:rFonts w:eastAsia="Times New Roman" w:cs="Times New Roman"/>
+                <w:color w:val="188038"/>
+                <w:szCs w:val="24"/>
+              </w:rPr>
+              <w:t>user</w:t>
+            </w:r>
+            <w:proofErr w:type="spellEnd"/>
+            <w:r>
+              <w:rPr>
+                <w:rFonts w:eastAsia="Times New Roman" w:cs="Times New Roman"/>
+                <w:color w:val="188038"/>
+                <w:szCs w:val="24"/>
+              </w:rPr>
+              <w:t>/admin</w:t>
             </w:r>
           </w:p>
         </w:tc>
@@ -7852,7 +10370,25 @@
                 <w:color w:val="188038"/>
                 <w:szCs w:val="24"/>
               </w:rPr>
-              <w:t>/user/admin</w:t>
+              <w:t>/</w:t>
+            </w:r>
+            <w:proofErr w:type="spellStart"/>
+            <w:r>
+              <w:rPr>
+                <w:rFonts w:eastAsia="Times New Roman" w:cs="Times New Roman"/>
+                <w:color w:val="188038"/>
+                <w:szCs w:val="24"/>
+              </w:rPr>
+              <w:t>user</w:t>
+            </w:r>
+            <w:proofErr w:type="spellEnd"/>
+            <w:r>
+              <w:rPr>
+                <w:rFonts w:eastAsia="Times New Roman" w:cs="Times New Roman"/>
+                <w:color w:val="188038"/>
+                <w:szCs w:val="24"/>
+              </w:rPr>
+              <w:t>/admin</w:t>
             </w:r>
           </w:p>
         </w:tc>
@@ -7962,8 +10498,36 @@
                 <w:color w:val="188038"/>
                 <w:szCs w:val="24"/>
               </w:rPr>
-              <w:t>/user/admin/:id</w:t>
-            </w:r>
+              <w:t>/</w:t>
+            </w:r>
+            <w:proofErr w:type="spellStart"/>
+            <w:r>
+              <w:rPr>
+                <w:rFonts w:eastAsia="Times New Roman" w:cs="Times New Roman"/>
+                <w:color w:val="188038"/>
+                <w:szCs w:val="24"/>
+              </w:rPr>
+              <w:t>user</w:t>
+            </w:r>
+            <w:proofErr w:type="spellEnd"/>
+            <w:r>
+              <w:rPr>
+                <w:rFonts w:eastAsia="Times New Roman" w:cs="Times New Roman"/>
+                <w:color w:val="188038"/>
+                <w:szCs w:val="24"/>
+              </w:rPr>
+              <w:t>/admin/:</w:t>
+            </w:r>
+            <w:proofErr w:type="spellStart"/>
+            <w:r>
+              <w:rPr>
+                <w:rFonts w:eastAsia="Times New Roman" w:cs="Times New Roman"/>
+                <w:color w:val="188038"/>
+                <w:szCs w:val="24"/>
+              </w:rPr>
+              <w:t>id</w:t>
+            </w:r>
+            <w:proofErr w:type="spellEnd"/>
           </w:p>
         </w:tc>
         <w:tc>
@@ -8240,8 +10804,18 @@
                 <w:color w:val="188038"/>
                 <w:szCs w:val="24"/>
               </w:rPr>
-              <w:t>/workouts</w:t>
-            </w:r>
+              <w:t>/</w:t>
+            </w:r>
+            <w:proofErr w:type="spellStart"/>
+            <w:r>
+              <w:rPr>
+                <w:rFonts w:eastAsia="Times New Roman" w:cs="Times New Roman"/>
+                <w:color w:val="188038"/>
+                <w:szCs w:val="24"/>
+              </w:rPr>
+              <w:t>workouts</w:t>
+            </w:r>
+            <w:proofErr w:type="spellEnd"/>
           </w:p>
         </w:tc>
         <w:tc>
@@ -8318,7 +10892,23 @@
                 <w:rFonts w:eastAsia="Times New Roman" w:cs="Times New Roman"/>
                 <w:szCs w:val="24"/>
               </w:rPr>
-              <w:t>Igen (User)</w:t>
+              <w:t>Igen (</w:t>
+            </w:r>
+            <w:proofErr w:type="spellStart"/>
+            <w:r>
+              <w:rPr>
+                <w:rFonts w:eastAsia="Times New Roman" w:cs="Times New Roman"/>
+                <w:szCs w:val="24"/>
+              </w:rPr>
+              <w:t>User</w:t>
+            </w:r>
+            <w:proofErr w:type="spellEnd"/>
+            <w:r>
+              <w:rPr>
+                <w:rFonts w:eastAsia="Times New Roman" w:cs="Times New Roman"/>
+                <w:szCs w:val="24"/>
+              </w:rPr>
+              <w:t>)</w:t>
             </w:r>
           </w:p>
         </w:tc>
@@ -8350,8 +10940,36 @@
                 <w:color w:val="188038"/>
                 <w:szCs w:val="24"/>
               </w:rPr>
-              <w:t>/workouts/:id</w:t>
-            </w:r>
+              <w:t>/</w:t>
+            </w:r>
+            <w:proofErr w:type="spellStart"/>
+            <w:r>
+              <w:rPr>
+                <w:rFonts w:eastAsia="Times New Roman" w:cs="Times New Roman"/>
+                <w:color w:val="188038"/>
+                <w:szCs w:val="24"/>
+              </w:rPr>
+              <w:t>workouts</w:t>
+            </w:r>
+            <w:proofErr w:type="spellEnd"/>
+            <w:r>
+              <w:rPr>
+                <w:rFonts w:eastAsia="Times New Roman" w:cs="Times New Roman"/>
+                <w:color w:val="188038"/>
+                <w:szCs w:val="24"/>
+              </w:rPr>
+              <w:t>/:</w:t>
+            </w:r>
+            <w:proofErr w:type="spellStart"/>
+            <w:r>
+              <w:rPr>
+                <w:rFonts w:eastAsia="Times New Roman" w:cs="Times New Roman"/>
+                <w:color w:val="188038"/>
+                <w:szCs w:val="24"/>
+              </w:rPr>
+              <w:t>id</w:t>
+            </w:r>
+            <w:proofErr w:type="spellEnd"/>
           </w:p>
         </w:tc>
         <w:tc>
@@ -8428,7 +11046,23 @@
                 <w:rFonts w:eastAsia="Times New Roman" w:cs="Times New Roman"/>
                 <w:szCs w:val="24"/>
               </w:rPr>
-              <w:t>Igen (User)</w:t>
+              <w:t>Igen (</w:t>
+            </w:r>
+            <w:proofErr w:type="spellStart"/>
+            <w:r>
+              <w:rPr>
+                <w:rFonts w:eastAsia="Times New Roman" w:cs="Times New Roman"/>
+                <w:szCs w:val="24"/>
+              </w:rPr>
+              <w:t>User</w:t>
+            </w:r>
+            <w:proofErr w:type="spellEnd"/>
+            <w:r>
+              <w:rPr>
+                <w:rFonts w:eastAsia="Times New Roman" w:cs="Times New Roman"/>
+                <w:szCs w:val="24"/>
+              </w:rPr>
+              <w:t>)</w:t>
             </w:r>
           </w:p>
         </w:tc>
@@ -8460,8 +11094,18 @@
                 <w:color w:val="188038"/>
                 <w:szCs w:val="24"/>
               </w:rPr>
-              <w:t>/workouts</w:t>
-            </w:r>
+              <w:t>/</w:t>
+            </w:r>
+            <w:proofErr w:type="spellStart"/>
+            <w:r>
+              <w:rPr>
+                <w:rFonts w:eastAsia="Times New Roman" w:cs="Times New Roman"/>
+                <w:color w:val="188038"/>
+                <w:szCs w:val="24"/>
+              </w:rPr>
+              <w:t>workouts</w:t>
+            </w:r>
+            <w:proofErr w:type="spellEnd"/>
           </w:p>
         </w:tc>
         <w:tc>
@@ -8538,7 +11182,23 @@
                 <w:rFonts w:eastAsia="Times New Roman" w:cs="Times New Roman"/>
                 <w:szCs w:val="24"/>
               </w:rPr>
-              <w:t>Igen (User)</w:t>
+              <w:t>Igen (</w:t>
+            </w:r>
+            <w:proofErr w:type="spellStart"/>
+            <w:r>
+              <w:rPr>
+                <w:rFonts w:eastAsia="Times New Roman" w:cs="Times New Roman"/>
+                <w:szCs w:val="24"/>
+              </w:rPr>
+              <w:t>User</w:t>
+            </w:r>
+            <w:proofErr w:type="spellEnd"/>
+            <w:r>
+              <w:rPr>
+                <w:rFonts w:eastAsia="Times New Roman" w:cs="Times New Roman"/>
+                <w:szCs w:val="24"/>
+              </w:rPr>
+              <w:t>)</w:t>
             </w:r>
           </w:p>
         </w:tc>
@@ -8570,8 +11230,36 @@
                 <w:color w:val="188038"/>
                 <w:szCs w:val="24"/>
               </w:rPr>
-              <w:t>/workouts/:id</w:t>
-            </w:r>
+              <w:t>/</w:t>
+            </w:r>
+            <w:proofErr w:type="spellStart"/>
+            <w:r>
+              <w:rPr>
+                <w:rFonts w:eastAsia="Times New Roman" w:cs="Times New Roman"/>
+                <w:color w:val="188038"/>
+                <w:szCs w:val="24"/>
+              </w:rPr>
+              <w:t>workouts</w:t>
+            </w:r>
+            <w:proofErr w:type="spellEnd"/>
+            <w:r>
+              <w:rPr>
+                <w:rFonts w:eastAsia="Times New Roman" w:cs="Times New Roman"/>
+                <w:color w:val="188038"/>
+                <w:szCs w:val="24"/>
+              </w:rPr>
+              <w:t>/:</w:t>
+            </w:r>
+            <w:proofErr w:type="spellStart"/>
+            <w:r>
+              <w:rPr>
+                <w:rFonts w:eastAsia="Times New Roman" w:cs="Times New Roman"/>
+                <w:color w:val="188038"/>
+                <w:szCs w:val="24"/>
+              </w:rPr>
+              <w:t>id</w:t>
+            </w:r>
+            <w:proofErr w:type="spellEnd"/>
           </w:p>
         </w:tc>
         <w:tc>
@@ -8648,7 +11336,23 @@
                 <w:rFonts w:eastAsia="Times New Roman" w:cs="Times New Roman"/>
                 <w:szCs w:val="24"/>
               </w:rPr>
-              <w:t>Igen (User)</w:t>
+              <w:t>Igen (</w:t>
+            </w:r>
+            <w:proofErr w:type="spellStart"/>
+            <w:r>
+              <w:rPr>
+                <w:rFonts w:eastAsia="Times New Roman" w:cs="Times New Roman"/>
+                <w:szCs w:val="24"/>
+              </w:rPr>
+              <w:t>User</w:t>
+            </w:r>
+            <w:proofErr w:type="spellEnd"/>
+            <w:r>
+              <w:rPr>
+                <w:rFonts w:eastAsia="Times New Roman" w:cs="Times New Roman"/>
+                <w:szCs w:val="24"/>
+              </w:rPr>
+              <w:t>)</w:t>
             </w:r>
           </w:p>
         </w:tc>
@@ -8848,8 +11552,18 @@
                 <w:color w:val="188038"/>
                 <w:szCs w:val="24"/>
               </w:rPr>
-              <w:t>/plans</w:t>
-            </w:r>
+              <w:t>/</w:t>
+            </w:r>
+            <w:proofErr w:type="spellStart"/>
+            <w:r>
+              <w:rPr>
+                <w:rFonts w:eastAsia="Times New Roman" w:cs="Times New Roman"/>
+                <w:color w:val="188038"/>
+                <w:szCs w:val="24"/>
+              </w:rPr>
+              <w:t>plans</w:t>
+            </w:r>
+            <w:proofErr w:type="spellEnd"/>
           </w:p>
         </w:tc>
         <w:tc>
@@ -8926,7 +11640,23 @@
                 <w:rFonts w:eastAsia="Times New Roman" w:cs="Times New Roman"/>
                 <w:szCs w:val="24"/>
               </w:rPr>
-              <w:t>Igen (User)</w:t>
+              <w:t>Igen (</w:t>
+            </w:r>
+            <w:proofErr w:type="spellStart"/>
+            <w:r>
+              <w:rPr>
+                <w:rFonts w:eastAsia="Times New Roman" w:cs="Times New Roman"/>
+                <w:szCs w:val="24"/>
+              </w:rPr>
+              <w:t>User</w:t>
+            </w:r>
+            <w:proofErr w:type="spellEnd"/>
+            <w:r>
+              <w:rPr>
+                <w:rFonts w:eastAsia="Times New Roman" w:cs="Times New Roman"/>
+                <w:szCs w:val="24"/>
+              </w:rPr>
+              <w:t>)</w:t>
             </w:r>
           </w:p>
         </w:tc>
@@ -8958,8 +11688,54 @@
                 <w:color w:val="188038"/>
                 <w:szCs w:val="24"/>
               </w:rPr>
-              <w:t>/plans/info/:id</w:t>
-            </w:r>
+              <w:t>/</w:t>
+            </w:r>
+            <w:proofErr w:type="spellStart"/>
+            <w:r>
+              <w:rPr>
+                <w:rFonts w:eastAsia="Times New Roman" w:cs="Times New Roman"/>
+                <w:color w:val="188038"/>
+                <w:szCs w:val="24"/>
+              </w:rPr>
+              <w:t>plans</w:t>
+            </w:r>
+            <w:proofErr w:type="spellEnd"/>
+            <w:r>
+              <w:rPr>
+                <w:rFonts w:eastAsia="Times New Roman" w:cs="Times New Roman"/>
+                <w:color w:val="188038"/>
+                <w:szCs w:val="24"/>
+              </w:rPr>
+              <w:t>/</w:t>
+            </w:r>
+            <w:proofErr w:type="spellStart"/>
+            <w:r>
+              <w:rPr>
+                <w:rFonts w:eastAsia="Times New Roman" w:cs="Times New Roman"/>
+                <w:color w:val="188038"/>
+                <w:szCs w:val="24"/>
+              </w:rPr>
+              <w:t>info</w:t>
+            </w:r>
+            <w:proofErr w:type="spellEnd"/>
+            <w:r>
+              <w:rPr>
+                <w:rFonts w:eastAsia="Times New Roman" w:cs="Times New Roman"/>
+                <w:color w:val="188038"/>
+                <w:szCs w:val="24"/>
+              </w:rPr>
+              <w:t>/:</w:t>
+            </w:r>
+            <w:proofErr w:type="spellStart"/>
+            <w:r>
+              <w:rPr>
+                <w:rFonts w:eastAsia="Times New Roman" w:cs="Times New Roman"/>
+                <w:color w:val="188038"/>
+                <w:szCs w:val="24"/>
+              </w:rPr>
+              <w:t>id</w:t>
+            </w:r>
+            <w:proofErr w:type="spellEnd"/>
           </w:p>
         </w:tc>
         <w:tc>
@@ -9036,7 +11812,23 @@
                 <w:rFonts w:eastAsia="Times New Roman" w:cs="Times New Roman"/>
                 <w:szCs w:val="24"/>
               </w:rPr>
-              <w:t>Igen (User)</w:t>
+              <w:t>Igen (</w:t>
+            </w:r>
+            <w:proofErr w:type="spellStart"/>
+            <w:r>
+              <w:rPr>
+                <w:rFonts w:eastAsia="Times New Roman" w:cs="Times New Roman"/>
+                <w:szCs w:val="24"/>
+              </w:rPr>
+              <w:t>User</w:t>
+            </w:r>
+            <w:proofErr w:type="spellEnd"/>
+            <w:r>
+              <w:rPr>
+                <w:rFonts w:eastAsia="Times New Roman" w:cs="Times New Roman"/>
+                <w:szCs w:val="24"/>
+              </w:rPr>
+              <w:t>)</w:t>
             </w:r>
           </w:p>
         </w:tc>
@@ -9068,8 +11860,36 @@
                 <w:color w:val="188038"/>
                 <w:szCs w:val="24"/>
               </w:rPr>
-              <w:t>/plans/:id</w:t>
-            </w:r>
+              <w:t>/</w:t>
+            </w:r>
+            <w:proofErr w:type="spellStart"/>
+            <w:r>
+              <w:rPr>
+                <w:rFonts w:eastAsia="Times New Roman" w:cs="Times New Roman"/>
+                <w:color w:val="188038"/>
+                <w:szCs w:val="24"/>
+              </w:rPr>
+              <w:t>plans</w:t>
+            </w:r>
+            <w:proofErr w:type="spellEnd"/>
+            <w:r>
+              <w:rPr>
+                <w:rFonts w:eastAsia="Times New Roman" w:cs="Times New Roman"/>
+                <w:color w:val="188038"/>
+                <w:szCs w:val="24"/>
+              </w:rPr>
+              <w:t>/:</w:t>
+            </w:r>
+            <w:proofErr w:type="spellStart"/>
+            <w:r>
+              <w:rPr>
+                <w:rFonts w:eastAsia="Times New Roman" w:cs="Times New Roman"/>
+                <w:color w:val="188038"/>
+                <w:szCs w:val="24"/>
+              </w:rPr>
+              <w:t>id</w:t>
+            </w:r>
+            <w:proofErr w:type="spellEnd"/>
           </w:p>
         </w:tc>
         <w:tc>
@@ -9146,7 +11966,23 @@
                 <w:rFonts w:eastAsia="Times New Roman" w:cs="Times New Roman"/>
                 <w:szCs w:val="24"/>
               </w:rPr>
-              <w:t>Igen (User)</w:t>
+              <w:t>Igen (</w:t>
+            </w:r>
+            <w:proofErr w:type="spellStart"/>
+            <w:r>
+              <w:rPr>
+                <w:rFonts w:eastAsia="Times New Roman" w:cs="Times New Roman"/>
+                <w:szCs w:val="24"/>
+              </w:rPr>
+              <w:t>User</w:t>
+            </w:r>
+            <w:proofErr w:type="spellEnd"/>
+            <w:r>
+              <w:rPr>
+                <w:rFonts w:eastAsia="Times New Roman" w:cs="Times New Roman"/>
+                <w:szCs w:val="24"/>
+              </w:rPr>
+              <w:t>)</w:t>
             </w:r>
           </w:p>
         </w:tc>
@@ -9178,8 +12014,18 @@
                 <w:color w:val="188038"/>
                 <w:szCs w:val="24"/>
               </w:rPr>
-              <w:t>/plans</w:t>
-            </w:r>
+              <w:t>/</w:t>
+            </w:r>
+            <w:proofErr w:type="spellStart"/>
+            <w:r>
+              <w:rPr>
+                <w:rFonts w:eastAsia="Times New Roman" w:cs="Times New Roman"/>
+                <w:color w:val="188038"/>
+                <w:szCs w:val="24"/>
+              </w:rPr>
+              <w:t>plans</w:t>
+            </w:r>
+            <w:proofErr w:type="spellEnd"/>
           </w:p>
         </w:tc>
         <w:tc>
@@ -9256,7 +12102,23 @@
                 <w:rFonts w:eastAsia="Times New Roman" w:cs="Times New Roman"/>
                 <w:szCs w:val="24"/>
               </w:rPr>
-              <w:t>Igen (User)</w:t>
+              <w:t>Igen (</w:t>
+            </w:r>
+            <w:proofErr w:type="spellStart"/>
+            <w:r>
+              <w:rPr>
+                <w:rFonts w:eastAsia="Times New Roman" w:cs="Times New Roman"/>
+                <w:szCs w:val="24"/>
+              </w:rPr>
+              <w:t>User</w:t>
+            </w:r>
+            <w:proofErr w:type="spellEnd"/>
+            <w:r>
+              <w:rPr>
+                <w:rFonts w:eastAsia="Times New Roman" w:cs="Times New Roman"/>
+                <w:szCs w:val="24"/>
+              </w:rPr>
+              <w:t>)</w:t>
             </w:r>
           </w:p>
         </w:tc>
@@ -9289,8 +12151,36 @@
                 <w:szCs w:val="24"/>
               </w:rPr>
               <w:lastRenderedPageBreak/>
-              <w:t>/plans/:id</w:t>
-            </w:r>
+              <w:t>/</w:t>
+            </w:r>
+            <w:proofErr w:type="spellStart"/>
+            <w:r>
+              <w:rPr>
+                <w:rFonts w:eastAsia="Times New Roman" w:cs="Times New Roman"/>
+                <w:color w:val="188038"/>
+                <w:szCs w:val="24"/>
+              </w:rPr>
+              <w:t>plans</w:t>
+            </w:r>
+            <w:proofErr w:type="spellEnd"/>
+            <w:r>
+              <w:rPr>
+                <w:rFonts w:eastAsia="Times New Roman" w:cs="Times New Roman"/>
+                <w:color w:val="188038"/>
+                <w:szCs w:val="24"/>
+              </w:rPr>
+              <w:t>/:</w:t>
+            </w:r>
+            <w:proofErr w:type="spellStart"/>
+            <w:r>
+              <w:rPr>
+                <w:rFonts w:eastAsia="Times New Roman" w:cs="Times New Roman"/>
+                <w:color w:val="188038"/>
+                <w:szCs w:val="24"/>
+              </w:rPr>
+              <w:t>id</w:t>
+            </w:r>
+            <w:proofErr w:type="spellEnd"/>
           </w:p>
         </w:tc>
         <w:tc>
@@ -9367,7 +12257,23 @@
                 <w:rFonts w:eastAsia="Times New Roman" w:cs="Times New Roman"/>
                 <w:szCs w:val="24"/>
               </w:rPr>
-              <w:t>Igen (User)</w:t>
+              <w:t>Igen (</w:t>
+            </w:r>
+            <w:proofErr w:type="spellStart"/>
+            <w:r>
+              <w:rPr>
+                <w:rFonts w:eastAsia="Times New Roman" w:cs="Times New Roman"/>
+                <w:szCs w:val="24"/>
+              </w:rPr>
+              <w:t>User</w:t>
+            </w:r>
+            <w:proofErr w:type="spellEnd"/>
+            <w:r>
+              <w:rPr>
+                <w:rFonts w:eastAsia="Times New Roman" w:cs="Times New Roman"/>
+                <w:szCs w:val="24"/>
+              </w:rPr>
+              <w:t>)</w:t>
             </w:r>
           </w:p>
         </w:tc>
@@ -9399,8 +12305,36 @@
                 <w:color w:val="188038"/>
                 <w:szCs w:val="24"/>
               </w:rPr>
-              <w:t>/plans/:id</w:t>
-            </w:r>
+              <w:t>/</w:t>
+            </w:r>
+            <w:proofErr w:type="spellStart"/>
+            <w:r>
+              <w:rPr>
+                <w:rFonts w:eastAsia="Times New Roman" w:cs="Times New Roman"/>
+                <w:color w:val="188038"/>
+                <w:szCs w:val="24"/>
+              </w:rPr>
+              <w:t>plans</w:t>
+            </w:r>
+            <w:proofErr w:type="spellEnd"/>
+            <w:r>
+              <w:rPr>
+                <w:rFonts w:eastAsia="Times New Roman" w:cs="Times New Roman"/>
+                <w:color w:val="188038"/>
+                <w:szCs w:val="24"/>
+              </w:rPr>
+              <w:t>/:</w:t>
+            </w:r>
+            <w:proofErr w:type="spellStart"/>
+            <w:r>
+              <w:rPr>
+                <w:rFonts w:eastAsia="Times New Roman" w:cs="Times New Roman"/>
+                <w:color w:val="188038"/>
+                <w:szCs w:val="24"/>
+              </w:rPr>
+              <w:t>id</w:t>
+            </w:r>
+            <w:proofErr w:type="spellEnd"/>
           </w:p>
         </w:tc>
         <w:tc>
@@ -9477,7 +12411,23 @@
                 <w:rFonts w:eastAsia="Times New Roman" w:cs="Times New Roman"/>
                 <w:szCs w:val="24"/>
               </w:rPr>
-              <w:t>Igen (User)</w:t>
+              <w:t>Igen (</w:t>
+            </w:r>
+            <w:proofErr w:type="spellStart"/>
+            <w:r>
+              <w:rPr>
+                <w:rFonts w:eastAsia="Times New Roman" w:cs="Times New Roman"/>
+                <w:szCs w:val="24"/>
+              </w:rPr>
+              <w:t>User</w:t>
+            </w:r>
+            <w:proofErr w:type="spellEnd"/>
+            <w:r>
+              <w:rPr>
+                <w:rFonts w:eastAsia="Times New Roman" w:cs="Times New Roman"/>
+                <w:szCs w:val="24"/>
+              </w:rPr>
+              <w:t>)</w:t>
             </w:r>
           </w:p>
         </w:tc>
@@ -9677,8 +12627,18 @@
                 <w:color w:val="188038"/>
                 <w:szCs w:val="24"/>
               </w:rPr>
-              <w:t>/statistics</w:t>
-            </w:r>
+              <w:t>/</w:t>
+            </w:r>
+            <w:proofErr w:type="spellStart"/>
+            <w:r>
+              <w:rPr>
+                <w:rFonts w:eastAsia="Times New Roman" w:cs="Times New Roman"/>
+                <w:color w:val="188038"/>
+                <w:szCs w:val="24"/>
+              </w:rPr>
+              <w:t>statistics</w:t>
+            </w:r>
+            <w:proofErr w:type="spellEnd"/>
           </w:p>
         </w:tc>
         <w:tc>
@@ -9755,7 +12715,23 @@
                 <w:rFonts w:eastAsia="Times New Roman" w:cs="Times New Roman"/>
                 <w:szCs w:val="24"/>
               </w:rPr>
-              <w:t>Igen (User)</w:t>
+              <w:t>Igen (</w:t>
+            </w:r>
+            <w:proofErr w:type="spellStart"/>
+            <w:r>
+              <w:rPr>
+                <w:rFonts w:eastAsia="Times New Roman" w:cs="Times New Roman"/>
+                <w:szCs w:val="24"/>
+              </w:rPr>
+              <w:t>User</w:t>
+            </w:r>
+            <w:proofErr w:type="spellEnd"/>
+            <w:r>
+              <w:rPr>
+                <w:rFonts w:eastAsia="Times New Roman" w:cs="Times New Roman"/>
+                <w:szCs w:val="24"/>
+              </w:rPr>
+              <w:t>)</w:t>
             </w:r>
           </w:p>
         </w:tc>
@@ -9955,8 +12931,18 @@
                 <w:color w:val="188038"/>
                 <w:szCs w:val="24"/>
               </w:rPr>
-              <w:t>/exercises</w:t>
-            </w:r>
+              <w:t>/</w:t>
+            </w:r>
+            <w:proofErr w:type="spellStart"/>
+            <w:r>
+              <w:rPr>
+                <w:rFonts w:eastAsia="Times New Roman" w:cs="Times New Roman"/>
+                <w:color w:val="188038"/>
+                <w:szCs w:val="24"/>
+              </w:rPr>
+              <w:t>exercises</w:t>
+            </w:r>
+            <w:proofErr w:type="spellEnd"/>
           </w:p>
         </w:tc>
         <w:tc>
@@ -10065,8 +13051,36 @@
                 <w:color w:val="188038"/>
                 <w:szCs w:val="24"/>
               </w:rPr>
-              <w:t>/exercises/:id</w:t>
-            </w:r>
+              <w:t>/</w:t>
+            </w:r>
+            <w:proofErr w:type="spellStart"/>
+            <w:r>
+              <w:rPr>
+                <w:rFonts w:eastAsia="Times New Roman" w:cs="Times New Roman"/>
+                <w:color w:val="188038"/>
+                <w:szCs w:val="24"/>
+              </w:rPr>
+              <w:t>exercises</w:t>
+            </w:r>
+            <w:proofErr w:type="spellEnd"/>
+            <w:r>
+              <w:rPr>
+                <w:rFonts w:eastAsia="Times New Roman" w:cs="Times New Roman"/>
+                <w:color w:val="188038"/>
+                <w:szCs w:val="24"/>
+              </w:rPr>
+              <w:t>/:</w:t>
+            </w:r>
+            <w:proofErr w:type="spellStart"/>
+            <w:r>
+              <w:rPr>
+                <w:rFonts w:eastAsia="Times New Roman" w:cs="Times New Roman"/>
+                <w:color w:val="188038"/>
+                <w:szCs w:val="24"/>
+              </w:rPr>
+              <w:t>id</w:t>
+            </w:r>
+            <w:proofErr w:type="spellEnd"/>
           </w:p>
         </w:tc>
         <w:tc>
@@ -10175,7 +13189,25 @@
                 <w:color w:val="188038"/>
                 <w:szCs w:val="24"/>
               </w:rPr>
-              <w:t>/exercises/admin</w:t>
+              <w:t>/</w:t>
+            </w:r>
+            <w:proofErr w:type="spellStart"/>
+            <w:r>
+              <w:rPr>
+                <w:rFonts w:eastAsia="Times New Roman" w:cs="Times New Roman"/>
+                <w:color w:val="188038"/>
+                <w:szCs w:val="24"/>
+              </w:rPr>
+              <w:t>exercises</w:t>
+            </w:r>
+            <w:proofErr w:type="spellEnd"/>
+            <w:r>
+              <w:rPr>
+                <w:rFonts w:eastAsia="Times New Roman" w:cs="Times New Roman"/>
+                <w:color w:val="188038"/>
+                <w:szCs w:val="24"/>
+              </w:rPr>
+              <w:t>/admin</w:t>
             </w:r>
           </w:p>
         </w:tc>
@@ -10285,7 +13317,25 @@
                 <w:color w:val="188038"/>
                 <w:szCs w:val="24"/>
               </w:rPr>
-              <w:t>/exercises/admin</w:t>
+              <w:t>/</w:t>
+            </w:r>
+            <w:proofErr w:type="spellStart"/>
+            <w:r>
+              <w:rPr>
+                <w:rFonts w:eastAsia="Times New Roman" w:cs="Times New Roman"/>
+                <w:color w:val="188038"/>
+                <w:szCs w:val="24"/>
+              </w:rPr>
+              <w:t>exercises</w:t>
+            </w:r>
+            <w:proofErr w:type="spellEnd"/>
+            <w:r>
+              <w:rPr>
+                <w:rFonts w:eastAsia="Times New Roman" w:cs="Times New Roman"/>
+                <w:color w:val="188038"/>
+                <w:szCs w:val="24"/>
+              </w:rPr>
+              <w:t>/admin</w:t>
             </w:r>
           </w:p>
         </w:tc>
@@ -10395,7 +13445,25 @@
                 <w:color w:val="188038"/>
                 <w:szCs w:val="24"/>
               </w:rPr>
-              <w:t>/exercises/admin</w:t>
+              <w:t>/</w:t>
+            </w:r>
+            <w:proofErr w:type="spellStart"/>
+            <w:r>
+              <w:rPr>
+                <w:rFonts w:eastAsia="Times New Roman" w:cs="Times New Roman"/>
+                <w:color w:val="188038"/>
+                <w:szCs w:val="24"/>
+              </w:rPr>
+              <w:t>exercises</w:t>
+            </w:r>
+            <w:proofErr w:type="spellEnd"/>
+            <w:r>
+              <w:rPr>
+                <w:rFonts w:eastAsia="Times New Roman" w:cs="Times New Roman"/>
+                <w:color w:val="188038"/>
+                <w:szCs w:val="24"/>
+              </w:rPr>
+              <w:t>/admin</w:t>
             </w:r>
           </w:p>
         </w:tc>
@@ -10505,8 +13573,36 @@
                 <w:color w:val="188038"/>
                 <w:szCs w:val="24"/>
               </w:rPr>
-              <w:t>/exercises/admin/:id</w:t>
-            </w:r>
+              <w:t>/</w:t>
+            </w:r>
+            <w:proofErr w:type="spellStart"/>
+            <w:r>
+              <w:rPr>
+                <w:rFonts w:eastAsia="Times New Roman" w:cs="Times New Roman"/>
+                <w:color w:val="188038"/>
+                <w:szCs w:val="24"/>
+              </w:rPr>
+              <w:t>exercises</w:t>
+            </w:r>
+            <w:proofErr w:type="spellEnd"/>
+            <w:r>
+              <w:rPr>
+                <w:rFonts w:eastAsia="Times New Roman" w:cs="Times New Roman"/>
+                <w:color w:val="188038"/>
+                <w:szCs w:val="24"/>
+              </w:rPr>
+              <w:t>/admin/:</w:t>
+            </w:r>
+            <w:proofErr w:type="spellStart"/>
+            <w:r>
+              <w:rPr>
+                <w:rFonts w:eastAsia="Times New Roman" w:cs="Times New Roman"/>
+                <w:color w:val="188038"/>
+                <w:szCs w:val="24"/>
+              </w:rPr>
+              <w:t>id</w:t>
+            </w:r>
+            <w:proofErr w:type="spellEnd"/>
           </w:p>
         </w:tc>
         <w:tc>
@@ -10783,8 +13879,18 @@
                 <w:color w:val="188038"/>
                 <w:szCs w:val="24"/>
               </w:rPr>
-              <w:t>/muscle_groups</w:t>
-            </w:r>
+              <w:t>/</w:t>
+            </w:r>
+            <w:proofErr w:type="spellStart"/>
+            <w:r>
+              <w:rPr>
+                <w:rFonts w:eastAsia="Times New Roman" w:cs="Times New Roman"/>
+                <w:color w:val="188038"/>
+                <w:szCs w:val="24"/>
+              </w:rPr>
+              <w:t>muscle_groups</w:t>
+            </w:r>
+            <w:proofErr w:type="spellEnd"/>
           </w:p>
         </w:tc>
         <w:tc>
@@ -10894,7 +14000,25 @@
                 <w:szCs w:val="24"/>
               </w:rPr>
               <w:lastRenderedPageBreak/>
-              <w:t>/muscle_groups/admin</w:t>
+              <w:t>/</w:t>
+            </w:r>
+            <w:proofErr w:type="spellStart"/>
+            <w:r>
+              <w:rPr>
+                <w:rFonts w:eastAsia="Times New Roman" w:cs="Times New Roman"/>
+                <w:color w:val="188038"/>
+                <w:szCs w:val="24"/>
+              </w:rPr>
+              <w:t>muscle_groups</w:t>
+            </w:r>
+            <w:proofErr w:type="spellEnd"/>
+            <w:r>
+              <w:rPr>
+                <w:rFonts w:eastAsia="Times New Roman" w:cs="Times New Roman"/>
+                <w:color w:val="188038"/>
+                <w:szCs w:val="24"/>
+              </w:rPr>
+              <w:t>/admin</w:t>
             </w:r>
           </w:p>
         </w:tc>
@@ -11004,7 +14128,25 @@
                 <w:color w:val="188038"/>
                 <w:szCs w:val="24"/>
               </w:rPr>
-              <w:t>/muscle_groups/admin</w:t>
+              <w:t>/</w:t>
+            </w:r>
+            <w:proofErr w:type="spellStart"/>
+            <w:r>
+              <w:rPr>
+                <w:rFonts w:eastAsia="Times New Roman" w:cs="Times New Roman"/>
+                <w:color w:val="188038"/>
+                <w:szCs w:val="24"/>
+              </w:rPr>
+              <w:t>muscle_groups</w:t>
+            </w:r>
+            <w:proofErr w:type="spellEnd"/>
+            <w:r>
+              <w:rPr>
+                <w:rFonts w:eastAsia="Times New Roman" w:cs="Times New Roman"/>
+                <w:color w:val="188038"/>
+                <w:szCs w:val="24"/>
+              </w:rPr>
+              <w:t>/admin</w:t>
             </w:r>
           </w:p>
         </w:tc>
@@ -11114,8 +14256,36 @@
                 <w:color w:val="188038"/>
                 <w:szCs w:val="24"/>
               </w:rPr>
-              <w:t>/muscle_groups/admin/:id</w:t>
-            </w:r>
+              <w:t>/</w:t>
+            </w:r>
+            <w:proofErr w:type="spellStart"/>
+            <w:r>
+              <w:rPr>
+                <w:rFonts w:eastAsia="Times New Roman" w:cs="Times New Roman"/>
+                <w:color w:val="188038"/>
+                <w:szCs w:val="24"/>
+              </w:rPr>
+              <w:t>muscle_groups</w:t>
+            </w:r>
+            <w:proofErr w:type="spellEnd"/>
+            <w:r>
+              <w:rPr>
+                <w:rFonts w:eastAsia="Times New Roman" w:cs="Times New Roman"/>
+                <w:color w:val="188038"/>
+                <w:szCs w:val="24"/>
+              </w:rPr>
+              <w:t>/admin/:</w:t>
+            </w:r>
+            <w:proofErr w:type="spellStart"/>
+            <w:r>
+              <w:rPr>
+                <w:rFonts w:eastAsia="Times New Roman" w:cs="Times New Roman"/>
+                <w:color w:val="188038"/>
+                <w:szCs w:val="24"/>
+              </w:rPr>
+              <w:t>id</w:t>
+            </w:r>
+            <w:proofErr w:type="spellEnd"/>
           </w:p>
         </w:tc>
         <w:tc>
@@ -11218,7 +14388,7 @@
       <w:pPr>
         <w:pStyle w:val="Cmsor2"/>
       </w:pPr>
-      <w:bookmarkStart w:id="59" w:name="_Toc228972061"/>
+      <w:bookmarkStart w:id="59" w:name="_Toc229058151"/>
       <w:r>
         <w:lastRenderedPageBreak/>
         <w:t>Teszt dokumentáció</w:t>
@@ -11229,7 +14399,7 @@
       <w:pPr>
         <w:pStyle w:val="Cmsor3"/>
       </w:pPr>
-      <w:bookmarkStart w:id="60" w:name="_Toc228972062"/>
+      <w:bookmarkStart w:id="60" w:name="_Toc229058152"/>
       <w:r>
         <w:t>Tesztelési felhasználó adatai</w:t>
       </w:r>
@@ -11309,9 +14479,25 @@
       <w:pPr>
         <w:pStyle w:val="Cmsor3"/>
       </w:pPr>
-      <w:bookmarkStart w:id="61" w:name="_Toc228972063"/>
-      <w:r>
-        <w:t>Egység tesztek (Thunder Client)</w:t>
+      <w:bookmarkStart w:id="61" w:name="_Toc229058153"/>
+      <w:r>
+        <w:t>Egység tesztek (</w:t>
+      </w:r>
+      <w:proofErr w:type="spellStart"/>
+      <w:r>
+        <w:t>Thunder</w:t>
+      </w:r>
+      <w:proofErr w:type="spellEnd"/>
+      <w:r>
+        <w:t xml:space="preserve"> </w:t>
+      </w:r>
+      <w:proofErr w:type="spellStart"/>
+      <w:r>
+        <w:t>Client</w:t>
+      </w:r>
+      <w:proofErr w:type="spellEnd"/>
+      <w:r>
+        <w:t>)</w:t>
       </w:r>
       <w:bookmarkEnd w:id="61"/>
     </w:p>
@@ -11319,9 +14505,11 @@
       <w:pPr>
         <w:pStyle w:val="Cmsor4"/>
       </w:pPr>
+      <w:proofErr w:type="spellStart"/>
       <w:r>
         <w:t>Authentikáció</w:t>
       </w:r>
+      <w:proofErr w:type="spellEnd"/>
     </w:p>
     <w:tbl>
       <w:tblPr>
@@ -11599,8 +14787,17 @@
                 <w:rFonts w:eastAsia="Times New Roman" w:cs="Times New Roman"/>
                 <w:szCs w:val="24"/>
               </w:rPr>
-              <w:t>Védett API kérés élő tokennel</w:t>
-            </w:r>
+              <w:t xml:space="preserve">Védett API kérés élő </w:t>
+            </w:r>
+            <w:proofErr w:type="spellStart"/>
+            <w:r>
+              <w:rPr>
+                <w:rFonts w:eastAsia="Times New Roman" w:cs="Times New Roman"/>
+                <w:szCs w:val="24"/>
+              </w:rPr>
+              <w:t>tokennel</w:t>
+            </w:r>
+            <w:proofErr w:type="spellEnd"/>
           </w:p>
         </w:tc>
         <w:tc>
@@ -11625,7 +14822,23 @@
                 <w:rFonts w:eastAsia="Times New Roman" w:cs="Times New Roman"/>
                 <w:szCs w:val="24"/>
               </w:rPr>
-              <w:t>Felhasználónak élő hozzáférési tokenje van</w:t>
+              <w:t xml:space="preserve">Felhasználónak élő hozzáférési </w:t>
+            </w:r>
+            <w:proofErr w:type="spellStart"/>
+            <w:r>
+              <w:rPr>
+                <w:rFonts w:eastAsia="Times New Roman" w:cs="Times New Roman"/>
+                <w:szCs w:val="24"/>
+              </w:rPr>
+              <w:t>tokenje</w:t>
+            </w:r>
+            <w:proofErr w:type="spellEnd"/>
+            <w:r>
+              <w:rPr>
+                <w:rFonts w:eastAsia="Times New Roman" w:cs="Times New Roman"/>
+                <w:szCs w:val="24"/>
+              </w:rPr>
+              <w:t xml:space="preserve"> van</w:t>
             </w:r>
           </w:p>
         </w:tc>
@@ -11708,8 +14921,17 @@
                 <w:rFonts w:eastAsia="Times New Roman" w:cs="Times New Roman"/>
                 <w:szCs w:val="24"/>
               </w:rPr>
-              <w:t>Védett API kérés lejárt tokennel</w:t>
-            </w:r>
+              <w:t xml:space="preserve">Védett API kérés lejárt </w:t>
+            </w:r>
+            <w:proofErr w:type="spellStart"/>
+            <w:r>
+              <w:rPr>
+                <w:rFonts w:eastAsia="Times New Roman" w:cs="Times New Roman"/>
+                <w:szCs w:val="24"/>
+              </w:rPr>
+              <w:t>tokennel</w:t>
+            </w:r>
+            <w:proofErr w:type="spellEnd"/>
           </w:p>
         </w:tc>
         <w:tc>
@@ -11734,7 +14956,23 @@
                 <w:rFonts w:eastAsia="Times New Roman" w:cs="Times New Roman"/>
                 <w:szCs w:val="24"/>
               </w:rPr>
-              <w:t>Felhasználónak lejárt hozzáférési tokenje van</w:t>
+              <w:t xml:space="preserve">Felhasználónak lejárt hozzáférési </w:t>
+            </w:r>
+            <w:proofErr w:type="spellStart"/>
+            <w:r>
+              <w:rPr>
+                <w:rFonts w:eastAsia="Times New Roman" w:cs="Times New Roman"/>
+                <w:szCs w:val="24"/>
+              </w:rPr>
+              <w:t>tokenje</w:t>
+            </w:r>
+            <w:proofErr w:type="spellEnd"/>
+            <w:r>
+              <w:rPr>
+                <w:rFonts w:eastAsia="Times New Roman" w:cs="Times New Roman"/>
+                <w:szCs w:val="24"/>
+              </w:rPr>
+              <w:t xml:space="preserve"> van</w:t>
             </w:r>
           </w:p>
         </w:tc>
@@ -11788,13 +15026,31 @@
               </w:rPr>
               <w:t>„</w:t>
             </w:r>
-            <w:r>
-              <w:rPr>
-                <w:rFonts w:eastAsia="Times New Roman" w:cs="Times New Roman"/>
-                <w:szCs w:val="24"/>
-              </w:rPr>
-              <w:t>Expired token</w:t>
-            </w:r>
+            <w:proofErr w:type="spellStart"/>
+            <w:r>
+              <w:rPr>
+                <w:rFonts w:eastAsia="Times New Roman" w:cs="Times New Roman"/>
+                <w:szCs w:val="24"/>
+              </w:rPr>
+              <w:t>Expired</w:t>
+            </w:r>
+            <w:proofErr w:type="spellEnd"/>
+            <w:r>
+              <w:rPr>
+                <w:rFonts w:eastAsia="Times New Roman" w:cs="Times New Roman"/>
+                <w:szCs w:val="24"/>
+              </w:rPr>
+              <w:t xml:space="preserve"> </w:t>
+            </w:r>
+            <w:proofErr w:type="spellStart"/>
+            <w:r>
+              <w:rPr>
+                <w:rFonts w:eastAsia="Times New Roman" w:cs="Times New Roman"/>
+                <w:szCs w:val="24"/>
+              </w:rPr>
+              <w:t>token</w:t>
+            </w:r>
+            <w:proofErr w:type="spellEnd"/>
             <w:r>
               <w:rPr>
                 <w:rFonts w:eastAsia="Times New Roman" w:cs="Times New Roman"/>
@@ -11826,20 +15082,38 @@
                 <w:szCs w:val="24"/>
               </w:rPr>
             </w:pPr>
-            <w:r>
-              <w:rPr>
-                <w:rFonts w:eastAsia="Times New Roman" w:cs="Times New Roman"/>
-                <w:szCs w:val="24"/>
-              </w:rPr>
-              <w:t>Token frissítés</w:t>
-            </w:r>
-            <w:r>
-              <w:rPr>
-                <w:rFonts w:eastAsia="Times New Roman" w:cs="Times New Roman"/>
-                <w:szCs w:val="24"/>
-              </w:rPr>
-              <w:t xml:space="preserve"> élő frissítési tokennel</w:t>
-            </w:r>
+            <w:proofErr w:type="spellStart"/>
+            <w:r>
+              <w:rPr>
+                <w:rFonts w:eastAsia="Times New Roman" w:cs="Times New Roman"/>
+                <w:szCs w:val="24"/>
+              </w:rPr>
+              <w:t>Token</w:t>
+            </w:r>
+            <w:proofErr w:type="spellEnd"/>
+            <w:r>
+              <w:rPr>
+                <w:rFonts w:eastAsia="Times New Roman" w:cs="Times New Roman"/>
+                <w:szCs w:val="24"/>
+              </w:rPr>
+              <w:t xml:space="preserve"> frissítés</w:t>
+            </w:r>
+            <w:r>
+              <w:rPr>
+                <w:rFonts w:eastAsia="Times New Roman" w:cs="Times New Roman"/>
+                <w:szCs w:val="24"/>
+              </w:rPr>
+              <w:t xml:space="preserve"> élő frissítési </w:t>
+            </w:r>
+            <w:proofErr w:type="spellStart"/>
+            <w:r>
+              <w:rPr>
+                <w:rFonts w:eastAsia="Times New Roman" w:cs="Times New Roman"/>
+                <w:szCs w:val="24"/>
+              </w:rPr>
+              <w:t>tokennel</w:t>
+            </w:r>
+            <w:proofErr w:type="spellEnd"/>
           </w:p>
         </w:tc>
         <w:tc>
@@ -11864,7 +15138,23 @@
                 <w:rFonts w:eastAsia="Times New Roman" w:cs="Times New Roman"/>
                 <w:szCs w:val="24"/>
               </w:rPr>
-              <w:t>Felhasználónak élő frissítési tokenje van</w:t>
+              <w:t xml:space="preserve">Felhasználónak élő frissítési </w:t>
+            </w:r>
+            <w:proofErr w:type="spellStart"/>
+            <w:r>
+              <w:rPr>
+                <w:rFonts w:eastAsia="Times New Roman" w:cs="Times New Roman"/>
+                <w:szCs w:val="24"/>
+              </w:rPr>
+              <w:t>tokenje</w:t>
+            </w:r>
+            <w:proofErr w:type="spellEnd"/>
+            <w:r>
+              <w:rPr>
+                <w:rFonts w:eastAsia="Times New Roman" w:cs="Times New Roman"/>
+                <w:szCs w:val="24"/>
+              </w:rPr>
+              <w:t xml:space="preserve"> van</w:t>
             </w:r>
           </w:p>
         </w:tc>
@@ -11879,9 +15169,19 @@
             </w:tcBorders>
           </w:tcPr>
           <w:p>
-            <w:r>
-              <w:t>Token frissítési útvonal hívása a frissítési tokennel</w:t>
-            </w:r>
+            <w:proofErr w:type="spellStart"/>
+            <w:r>
+              <w:t>Token</w:t>
+            </w:r>
+            <w:proofErr w:type="spellEnd"/>
+            <w:r>
+              <w:t xml:space="preserve"> frissítési útvonal hívása a frissítési </w:t>
+            </w:r>
+            <w:proofErr w:type="spellStart"/>
+            <w:r>
+              <w:t>tokennel</w:t>
+            </w:r>
+            <w:proofErr w:type="spellEnd"/>
           </w:p>
         </w:tc>
         <w:tc>
@@ -11932,13 +15232,31 @@
                 <w:szCs w:val="24"/>
               </w:rPr>
             </w:pPr>
-            <w:r>
-              <w:rPr>
-                <w:rFonts w:eastAsia="Times New Roman" w:cs="Times New Roman"/>
-                <w:szCs w:val="24"/>
-              </w:rPr>
-              <w:t>Token frissítés lejárt frissítési tokennel</w:t>
-            </w:r>
+            <w:proofErr w:type="spellStart"/>
+            <w:r>
+              <w:rPr>
+                <w:rFonts w:eastAsia="Times New Roman" w:cs="Times New Roman"/>
+                <w:szCs w:val="24"/>
+              </w:rPr>
+              <w:t>Token</w:t>
+            </w:r>
+            <w:proofErr w:type="spellEnd"/>
+            <w:r>
+              <w:rPr>
+                <w:rFonts w:eastAsia="Times New Roman" w:cs="Times New Roman"/>
+                <w:szCs w:val="24"/>
+              </w:rPr>
+              <w:t xml:space="preserve"> frissítés lejárt frissítési </w:t>
+            </w:r>
+            <w:proofErr w:type="spellStart"/>
+            <w:r>
+              <w:rPr>
+                <w:rFonts w:eastAsia="Times New Roman" w:cs="Times New Roman"/>
+                <w:szCs w:val="24"/>
+              </w:rPr>
+              <w:t>tokennel</w:t>
+            </w:r>
+            <w:proofErr w:type="spellEnd"/>
           </w:p>
         </w:tc>
         <w:tc>
@@ -11963,7 +15281,23 @@
                 <w:rFonts w:eastAsia="Times New Roman" w:cs="Times New Roman"/>
                 <w:szCs w:val="24"/>
               </w:rPr>
-              <w:t>Felhasználónak lejárt frissítési tokenje van</w:t>
+              <w:t xml:space="preserve">Felhasználónak lejárt frissítési </w:t>
+            </w:r>
+            <w:proofErr w:type="spellStart"/>
+            <w:r>
+              <w:rPr>
+                <w:rFonts w:eastAsia="Times New Roman" w:cs="Times New Roman"/>
+                <w:szCs w:val="24"/>
+              </w:rPr>
+              <w:t>tokenje</w:t>
+            </w:r>
+            <w:proofErr w:type="spellEnd"/>
+            <w:r>
+              <w:rPr>
+                <w:rFonts w:eastAsia="Times New Roman" w:cs="Times New Roman"/>
+                <w:szCs w:val="24"/>
+              </w:rPr>
+              <w:t xml:space="preserve"> van</w:t>
             </w:r>
           </w:p>
         </w:tc>
@@ -11978,9 +15312,19 @@
             </w:tcBorders>
           </w:tcPr>
           <w:p>
-            <w:r>
-              <w:t>Token frissítési útvonal hívása a frissítési tokennel</w:t>
-            </w:r>
+            <w:proofErr w:type="spellStart"/>
+            <w:r>
+              <w:t>Token</w:t>
+            </w:r>
+            <w:proofErr w:type="spellEnd"/>
+            <w:r>
+              <w:t xml:space="preserve"> frissítési útvonal hívása a frissítési </w:t>
+            </w:r>
+            <w:proofErr w:type="spellStart"/>
+            <w:r>
+              <w:t>tokennel</w:t>
+            </w:r>
+            <w:proofErr w:type="spellEnd"/>
           </w:p>
         </w:tc>
         <w:tc>
@@ -12005,7 +15349,23 @@
                 <w:rFonts w:eastAsia="Times New Roman" w:cs="Times New Roman"/>
                 <w:szCs w:val="24"/>
               </w:rPr>
-              <w:t xml:space="preserve">„Unauthorized” </w:t>
+              <w:t>„</w:t>
+            </w:r>
+            <w:proofErr w:type="spellStart"/>
+            <w:r>
+              <w:rPr>
+                <w:rFonts w:eastAsia="Times New Roman" w:cs="Times New Roman"/>
+                <w:szCs w:val="24"/>
+              </w:rPr>
+              <w:t>Unauthorized</w:t>
+            </w:r>
+            <w:proofErr w:type="spellEnd"/>
+            <w:r>
+              <w:rPr>
+                <w:rFonts w:eastAsia="Times New Roman" w:cs="Times New Roman"/>
+                <w:szCs w:val="24"/>
+              </w:rPr>
+              <w:t xml:space="preserve">” </w:t>
             </w:r>
             <w:r>
               <w:rPr>
@@ -12022,7 +15382,7 @@
       <w:pPr>
         <w:pStyle w:val="Cmsor3"/>
       </w:pPr>
-      <w:bookmarkStart w:id="62" w:name="_Toc228972064"/>
+      <w:bookmarkStart w:id="62" w:name="_Toc229058154"/>
       <w:r>
         <w:lastRenderedPageBreak/>
         <w:t>Funkcionális tesztek</w:t>
@@ -12286,7 +15646,23 @@
                 <w:rFonts w:eastAsia="Times New Roman" w:cs="Times New Roman"/>
                 <w:szCs w:val="24"/>
               </w:rPr>
-              <w:t xml:space="preserve">Átirányítás a dashboardra, </w:t>
+              <w:t xml:space="preserve">Átirányítás a </w:t>
+            </w:r>
+            <w:proofErr w:type="spellStart"/>
+            <w:r>
+              <w:rPr>
+                <w:rFonts w:eastAsia="Times New Roman" w:cs="Times New Roman"/>
+                <w:szCs w:val="24"/>
+              </w:rPr>
+              <w:t>dashboardra</w:t>
+            </w:r>
+            <w:proofErr w:type="spellEnd"/>
+            <w:r>
+              <w:rPr>
+                <w:rFonts w:eastAsia="Times New Roman" w:cs="Times New Roman"/>
+                <w:szCs w:val="24"/>
+              </w:rPr>
+              <w:t xml:space="preserve">, </w:t>
             </w:r>
             <w:r>
               <w:rPr>
@@ -12411,13 +15787,31 @@
               </w:rPr>
               <w:t>„</w:t>
             </w:r>
-            <w:r>
-              <w:rPr>
-                <w:rFonts w:eastAsia="Times New Roman" w:cs="Times New Roman"/>
-                <w:szCs w:val="24"/>
-              </w:rPr>
-              <w:t>Invalid credentials</w:t>
-            </w:r>
+            <w:proofErr w:type="spellStart"/>
+            <w:r>
+              <w:rPr>
+                <w:rFonts w:eastAsia="Times New Roman" w:cs="Times New Roman"/>
+                <w:szCs w:val="24"/>
+              </w:rPr>
+              <w:t>Invalid</w:t>
+            </w:r>
+            <w:proofErr w:type="spellEnd"/>
+            <w:r>
+              <w:rPr>
+                <w:rFonts w:eastAsia="Times New Roman" w:cs="Times New Roman"/>
+                <w:szCs w:val="24"/>
+              </w:rPr>
+              <w:t xml:space="preserve"> </w:t>
+            </w:r>
+            <w:proofErr w:type="spellStart"/>
+            <w:r>
+              <w:rPr>
+                <w:rFonts w:eastAsia="Times New Roman" w:cs="Times New Roman"/>
+                <w:szCs w:val="24"/>
+              </w:rPr>
+              <w:t>credentials</w:t>
+            </w:r>
+            <w:proofErr w:type="spellEnd"/>
             <w:r>
               <w:rPr>
                 <w:rFonts w:eastAsia="Times New Roman" w:cs="Times New Roman"/>
@@ -12643,6 +16037,7 @@
               </w:rPr>
               <w:t>„</w:t>
             </w:r>
+            <w:proofErr w:type="spellStart"/>
             <w:r>
               <w:rPr>
                 <w:rFonts w:eastAsia="Times New Roman" w:cs="Times New Roman"/>
@@ -12650,6 +16045,7 @@
               </w:rPr>
               <w:t>Invalid</w:t>
             </w:r>
+            <w:proofErr w:type="spellEnd"/>
             <w:r>
               <w:rPr>
                 <w:rFonts w:eastAsia="Times New Roman" w:cs="Times New Roman"/>
@@ -12892,7 +16288,23 @@
                 <w:rFonts w:ascii="Cardo" w:eastAsia="Cardo" w:hAnsi="Cardo" w:cs="Cardo"/>
                 <w:szCs w:val="24"/>
               </w:rPr>
-              <w:t>Gyakorlatok kiválasztása → “Save”</w:t>
+              <w:t>Gyakorlatok kiválasztása → “</w:t>
+            </w:r>
+            <w:proofErr w:type="spellStart"/>
+            <w:r>
+              <w:rPr>
+                <w:rFonts w:ascii="Cardo" w:eastAsia="Cardo" w:hAnsi="Cardo" w:cs="Cardo"/>
+                <w:szCs w:val="24"/>
+              </w:rPr>
+              <w:t>Save</w:t>
+            </w:r>
+            <w:proofErr w:type="spellEnd"/>
+            <w:r>
+              <w:rPr>
+                <w:rFonts w:ascii="Cardo" w:eastAsia="Cardo" w:hAnsi="Cardo" w:cs="Cardo"/>
+                <w:szCs w:val="24"/>
+              </w:rPr>
+              <w:t>”</w:t>
             </w:r>
           </w:p>
         </w:tc>
@@ -13001,7 +16413,39 @@
                 <w:rFonts w:ascii="Cardo" w:eastAsia="Cardo" w:hAnsi="Cardo" w:cs="Cardo"/>
                 <w:szCs w:val="24"/>
               </w:rPr>
-              <w:t>“Edit plan” → Szerkesztés → “Save”</w:t>
+              <w:t xml:space="preserve">“Edit </w:t>
+            </w:r>
+            <w:proofErr w:type="spellStart"/>
+            <w:r>
+              <w:rPr>
+                <w:rFonts w:ascii="Cardo" w:eastAsia="Cardo" w:hAnsi="Cardo" w:cs="Cardo"/>
+                <w:szCs w:val="24"/>
+              </w:rPr>
+              <w:t>plan</w:t>
+            </w:r>
+            <w:proofErr w:type="spellEnd"/>
+            <w:r>
+              <w:rPr>
+                <w:rFonts w:ascii="Cardo" w:eastAsia="Cardo" w:hAnsi="Cardo" w:cs="Cardo"/>
+                <w:szCs w:val="24"/>
+              </w:rPr>
+              <w:t>” → Szerkesztés → “</w:t>
+            </w:r>
+            <w:proofErr w:type="spellStart"/>
+            <w:r>
+              <w:rPr>
+                <w:rFonts w:ascii="Cardo" w:eastAsia="Cardo" w:hAnsi="Cardo" w:cs="Cardo"/>
+                <w:szCs w:val="24"/>
+              </w:rPr>
+              <w:t>Save</w:t>
+            </w:r>
+            <w:proofErr w:type="spellEnd"/>
+            <w:r>
+              <w:rPr>
+                <w:rFonts w:ascii="Cardo" w:eastAsia="Cardo" w:hAnsi="Cardo" w:cs="Cardo"/>
+                <w:szCs w:val="24"/>
+              </w:rPr>
+              <w:t>”</w:t>
             </w:r>
           </w:p>
         </w:tc>
@@ -14073,7 +17517,23 @@
                 <w:rFonts w:eastAsia="Times New Roman" w:cs="Times New Roman"/>
                 <w:szCs w:val="24"/>
               </w:rPr>
-              <w:t>„Bench” beírása</w:t>
+              <w:t>„</w:t>
+            </w:r>
+            <w:proofErr w:type="spellStart"/>
+            <w:r>
+              <w:rPr>
+                <w:rFonts w:eastAsia="Times New Roman" w:cs="Times New Roman"/>
+                <w:szCs w:val="24"/>
+              </w:rPr>
+              <w:t>Bench</w:t>
+            </w:r>
+            <w:proofErr w:type="spellEnd"/>
+            <w:r>
+              <w:rPr>
+                <w:rFonts w:eastAsia="Times New Roman" w:cs="Times New Roman"/>
+                <w:szCs w:val="24"/>
+              </w:rPr>
+              <w:t>” beírása</w:t>
             </w:r>
           </w:p>
         </w:tc>
@@ -14555,7 +18015,23 @@
                 <w:rFonts w:eastAsia="Times New Roman" w:cs="Times New Roman"/>
                 <w:szCs w:val="24"/>
               </w:rPr>
-              <w:t>„Best lifts” ellenőrzése</w:t>
+              <w:t xml:space="preserve">„Best </w:t>
+            </w:r>
+            <w:proofErr w:type="spellStart"/>
+            <w:r>
+              <w:rPr>
+                <w:rFonts w:eastAsia="Times New Roman" w:cs="Times New Roman"/>
+                <w:szCs w:val="24"/>
+              </w:rPr>
+              <w:t>lifts</w:t>
+            </w:r>
+            <w:proofErr w:type="spellEnd"/>
+            <w:r>
+              <w:rPr>
+                <w:rFonts w:eastAsia="Times New Roman" w:cs="Times New Roman"/>
+                <w:szCs w:val="24"/>
+              </w:rPr>
+              <w:t>” ellenőrzése</w:t>
             </w:r>
           </w:p>
         </w:tc>
@@ -14612,8 +18088,17 @@
                 <w:rFonts w:eastAsia="Times New Roman" w:cs="Times New Roman"/>
                 <w:szCs w:val="24"/>
               </w:rPr>
-              <w:t>Havi streak</w:t>
-            </w:r>
+              <w:t xml:space="preserve">Havi </w:t>
+            </w:r>
+            <w:proofErr w:type="spellStart"/>
+            <w:r>
+              <w:rPr>
+                <w:rFonts w:eastAsia="Times New Roman" w:cs="Times New Roman"/>
+                <w:szCs w:val="24"/>
+              </w:rPr>
+              <w:t>streak</w:t>
+            </w:r>
+            <w:proofErr w:type="spellEnd"/>
           </w:p>
         </w:tc>
         <w:tc>
@@ -14664,7 +18149,23 @@
                 <w:rFonts w:eastAsia="Times New Roman" w:cs="Times New Roman"/>
                 <w:szCs w:val="24"/>
               </w:rPr>
-              <w:t>„Streak” ellenőrzése</w:t>
+              <w:t>„</w:t>
+            </w:r>
+            <w:proofErr w:type="spellStart"/>
+            <w:r>
+              <w:rPr>
+                <w:rFonts w:eastAsia="Times New Roman" w:cs="Times New Roman"/>
+                <w:szCs w:val="24"/>
+              </w:rPr>
+              <w:t>Streak</w:t>
+            </w:r>
+            <w:proofErr w:type="spellEnd"/>
+            <w:r>
+              <w:rPr>
+                <w:rFonts w:eastAsia="Times New Roman" w:cs="Times New Roman"/>
+                <w:szCs w:val="24"/>
+              </w:rPr>
+              <w:t>” ellenőrzése</w:t>
             </w:r>
           </w:p>
         </w:tc>
@@ -14927,7 +18428,23 @@
                 <w:rFonts w:ascii="Cardo" w:eastAsia="Cardo" w:hAnsi="Cardo" w:cs="Cardo"/>
                 <w:szCs w:val="24"/>
               </w:rPr>
-              <w:t>„Add User” → mentés</w:t>
+              <w:t xml:space="preserve">„Add </w:t>
+            </w:r>
+            <w:proofErr w:type="spellStart"/>
+            <w:r>
+              <w:rPr>
+                <w:rFonts w:ascii="Cardo" w:eastAsia="Cardo" w:hAnsi="Cardo" w:cs="Cardo"/>
+                <w:szCs w:val="24"/>
+              </w:rPr>
+              <w:t>User</w:t>
+            </w:r>
+            <w:proofErr w:type="spellEnd"/>
+            <w:r>
+              <w:rPr>
+                <w:rFonts w:ascii="Cardo" w:eastAsia="Cardo" w:hAnsi="Cardo" w:cs="Cardo"/>
+                <w:szCs w:val="24"/>
+              </w:rPr>
+              <w:t>” → mentés</w:t>
             </w:r>
           </w:p>
         </w:tc>
@@ -15086,7 +18603,7 @@
       <w:pPr>
         <w:pStyle w:val="Cmsor2"/>
       </w:pPr>
-      <w:bookmarkStart w:id="70" w:name="_Toc228972065"/>
+      <w:bookmarkStart w:id="70" w:name="_Toc229058155"/>
       <w:r>
         <w:lastRenderedPageBreak/>
         <w:t>Tervezett fejlesztések</w:t>
@@ -15097,7 +18614,7 @@
       <w:pPr>
         <w:pStyle w:val="Cmsor3"/>
       </w:pPr>
-      <w:bookmarkStart w:id="71" w:name="_Toc228972066"/>
+      <w:bookmarkStart w:id="71" w:name="_Toc229058156"/>
       <w:r>
         <w:t>0.2 kiadás</w:t>
       </w:r>
@@ -15159,7 +18676,7 @@
       <w:pPr>
         <w:pStyle w:val="Cmsor3"/>
       </w:pPr>
-      <w:bookmarkStart w:id="72" w:name="_Toc228972067"/>
+      <w:bookmarkStart w:id="72" w:name="_Toc229058157"/>
       <w:r>
         <w:t>1.0 kiadás</w:t>
       </w:r>
@@ -15204,12 +18721,21 @@
           <w:szCs w:val="24"/>
         </w:rPr>
       </w:pPr>
-      <w:r>
-        <w:rPr>
-          <w:rFonts w:eastAsia="Times New Roman" w:cs="Times New Roman"/>
-          <w:szCs w:val="24"/>
-        </w:rPr>
-        <w:t>Swipe alapú navigáció bevezetése a gyorsabb kezelhetőség érdekében</w:t>
+      <w:proofErr w:type="spellStart"/>
+      <w:r>
+        <w:rPr>
+          <w:rFonts w:eastAsia="Times New Roman" w:cs="Times New Roman"/>
+          <w:szCs w:val="24"/>
+        </w:rPr>
+        <w:t>Swipe</w:t>
+      </w:r>
+      <w:proofErr w:type="spellEnd"/>
+      <w:r>
+        <w:rPr>
+          <w:rFonts w:eastAsia="Times New Roman" w:cs="Times New Roman"/>
+          <w:szCs w:val="24"/>
+        </w:rPr>
+        <w:t xml:space="preserve"> alapú navigáció bevezetése a gyorsabb kezelhetőség érdekében</w:t>
       </w:r>
     </w:p>
     <w:p>
@@ -15494,7 +19020,7 @@
       <w:pPr>
         <w:pStyle w:val="Cmsor1"/>
       </w:pPr>
-      <w:bookmarkStart w:id="75" w:name="_Toc228972068"/>
+      <w:bookmarkStart w:id="75" w:name="_Toc229058158"/>
       <w:r>
         <w:lastRenderedPageBreak/>
         <w:t>Felhasználói dokumentáció</w:t>
@@ -15521,7 +19047,7 @@
       <w:pPr>
         <w:pStyle w:val="Cmsor2"/>
       </w:pPr>
-      <w:bookmarkStart w:id="76" w:name="_Toc228972069"/>
+      <w:bookmarkStart w:id="76" w:name="_Toc229058159"/>
       <w:r>
         <w:t>Alapvető felhasználói funkciók</w:t>
       </w:r>
@@ -15690,7 +19216,23 @@
           <w:rFonts w:eastAsia="Times New Roman" w:cs="Times New Roman"/>
           <w:szCs w:val="24"/>
         </w:rPr>
-        <w:t>Mutatók követése, például az összes megemelt súly, átlagos edzésidő és sorozatok (streakek).</w:t>
+        <w:t>Mutatók követése, például az összes megemelt súly, átlagos edzésidő és sorozatok (</w:t>
+      </w:r>
+      <w:proofErr w:type="spellStart"/>
+      <w:r>
+        <w:rPr>
+          <w:rFonts w:eastAsia="Times New Roman" w:cs="Times New Roman"/>
+          <w:szCs w:val="24"/>
+        </w:rPr>
+        <w:t>streakek</w:t>
+      </w:r>
+      <w:proofErr w:type="spellEnd"/>
+      <w:r>
+        <w:rPr>
+          <w:rFonts w:eastAsia="Times New Roman" w:cs="Times New Roman"/>
+          <w:szCs w:val="24"/>
+        </w:rPr>
+        <w:t>).</w:t>
       </w:r>
     </w:p>
     <w:p>
@@ -15712,12 +19254,21 @@
           <w:szCs w:val="24"/>
         </w:rPr>
       </w:pPr>
-      <w:r>
-        <w:rPr>
-          <w:rFonts w:eastAsia="Times New Roman" w:cs="Times New Roman"/>
-          <w:szCs w:val="24"/>
-        </w:rPr>
-        <w:t>Push értesítések pihenési idő lejártakor.</w:t>
+      <w:proofErr w:type="spellStart"/>
+      <w:r>
+        <w:rPr>
+          <w:rFonts w:eastAsia="Times New Roman" w:cs="Times New Roman"/>
+          <w:szCs w:val="24"/>
+        </w:rPr>
+        <w:t>Push</w:t>
+      </w:r>
+      <w:proofErr w:type="spellEnd"/>
+      <w:r>
+        <w:rPr>
+          <w:rFonts w:eastAsia="Times New Roman" w:cs="Times New Roman"/>
+          <w:szCs w:val="24"/>
+        </w:rPr>
+        <w:t xml:space="preserve"> értesítések pihenési idő lejártakor.</w:t>
       </w:r>
     </w:p>
     <w:p>
@@ -15790,7 +19341,7 @@
       <w:pPr>
         <w:pStyle w:val="Cmsor2"/>
       </w:pPr>
-      <w:bookmarkStart w:id="77" w:name="_Toc228972070"/>
+      <w:bookmarkStart w:id="77" w:name="_Toc229058160"/>
       <w:r>
         <w:lastRenderedPageBreak/>
         <w:t>Célfelhasználók</w:t>
@@ -15803,8 +19354,13 @@
       </w:pPr>
       <w:bookmarkStart w:id="78" w:name="_oeyol87aa881" w:colFirst="0" w:colLast="0"/>
       <w:bookmarkEnd w:id="78"/>
-      <w:r>
-        <w:t xml:space="preserve">Fitness </w:t>
+      <w:proofErr w:type="spellStart"/>
+      <w:r>
+        <w:t>Fitness</w:t>
+      </w:r>
+      <w:proofErr w:type="spellEnd"/>
+      <w:r>
+        <w:t xml:space="preserve"> </w:t>
       </w:r>
       <w:r>
         <w:t>rajongók</w:t>
@@ -15907,7 +19463,7 @@
       <w:pPr>
         <w:pStyle w:val="Cmsor2"/>
       </w:pPr>
-      <w:bookmarkStart w:id="79" w:name="_Toc228972071"/>
+      <w:bookmarkStart w:id="79" w:name="_Toc229058161"/>
       <w:r>
         <w:t>Fő használati esetek</w:t>
       </w:r>
@@ -16163,7 +19719,7 @@
       <w:pPr>
         <w:pStyle w:val="Cmsor1"/>
       </w:pPr>
-      <w:bookmarkStart w:id="84" w:name="_Toc228972072"/>
+      <w:bookmarkStart w:id="84" w:name="_Toc229058162"/>
       <w:r>
         <w:lastRenderedPageBreak/>
         <w:t>Irodalomjegyzék</w:t>
@@ -16186,7 +19742,27 @@
           <w:bCs/>
           <w:szCs w:val="24"/>
         </w:rPr>
-        <w:t>React Native környezet telepítése</w:t>
+        <w:t xml:space="preserve">React </w:t>
+      </w:r>
+      <w:proofErr w:type="spellStart"/>
+      <w:r>
+        <w:rPr>
+          <w:rFonts w:eastAsia="Times New Roman" w:cs="Times New Roman"/>
+          <w:b/>
+          <w:bCs/>
+          <w:szCs w:val="24"/>
+        </w:rPr>
+        <w:t>Native</w:t>
+      </w:r>
+      <w:proofErr w:type="spellEnd"/>
+      <w:r>
+        <w:rPr>
+          <w:rFonts w:eastAsia="Times New Roman" w:cs="Times New Roman"/>
+          <w:b/>
+          <w:bCs/>
+          <w:szCs w:val="24"/>
+        </w:rPr>
+        <w:t xml:space="preserve"> környezet telepítése</w:t>
       </w:r>
     </w:p>
     <w:p>
@@ -16223,7 +19799,47 @@
           <w:bCs/>
           <w:szCs w:val="24"/>
         </w:rPr>
-        <w:t xml:space="preserve">React Native push értesítés </w:t>
+        <w:t xml:space="preserve">React </w:t>
+      </w:r>
+      <w:proofErr w:type="spellStart"/>
+      <w:r>
+        <w:rPr>
+          <w:rFonts w:eastAsia="Times New Roman" w:cs="Times New Roman"/>
+          <w:b/>
+          <w:bCs/>
+          <w:szCs w:val="24"/>
+        </w:rPr>
+        <w:t>Native</w:t>
+      </w:r>
+      <w:proofErr w:type="spellEnd"/>
+      <w:r>
+        <w:rPr>
+          <w:rFonts w:eastAsia="Times New Roman" w:cs="Times New Roman"/>
+          <w:b/>
+          <w:bCs/>
+          <w:szCs w:val="24"/>
+        </w:rPr>
+        <w:t xml:space="preserve"> </w:t>
+      </w:r>
+      <w:proofErr w:type="spellStart"/>
+      <w:r>
+        <w:rPr>
+          <w:rFonts w:eastAsia="Times New Roman" w:cs="Times New Roman"/>
+          <w:b/>
+          <w:bCs/>
+          <w:szCs w:val="24"/>
+        </w:rPr>
+        <w:t>push</w:t>
+      </w:r>
+      <w:proofErr w:type="spellEnd"/>
+      <w:r>
+        <w:rPr>
+          <w:rFonts w:eastAsia="Times New Roman" w:cs="Times New Roman"/>
+          <w:b/>
+          <w:bCs/>
+          <w:szCs w:val="24"/>
+        </w:rPr>
+        <w:t xml:space="preserve"> értesítés </w:t>
       </w:r>
     </w:p>
     <w:p>
@@ -16253,6 +19869,7 @@
           <w:szCs w:val="24"/>
         </w:rPr>
       </w:pPr>
+      <w:proofErr w:type="spellStart"/>
       <w:r>
         <w:rPr>
           <w:rFonts w:eastAsia="Times New Roman" w:cs="Times New Roman"/>
@@ -16260,7 +19877,17 @@
           <w:bCs/>
           <w:szCs w:val="24"/>
         </w:rPr>
-        <w:t>Async Storage használata</w:t>
+        <w:t>Async</w:t>
+      </w:r>
+      <w:proofErr w:type="spellEnd"/>
+      <w:r>
+        <w:rPr>
+          <w:rFonts w:eastAsia="Times New Roman" w:cs="Times New Roman"/>
+          <w:b/>
+          <w:bCs/>
+          <w:szCs w:val="24"/>
+        </w:rPr>
+        <w:t xml:space="preserve"> Storage használata</w:t>
       </w:r>
     </w:p>
     <w:p>
@@ -16290,6 +19917,7 @@
           <w:szCs w:val="24"/>
         </w:rPr>
       </w:pPr>
+      <w:proofErr w:type="spellStart"/>
       <w:r>
         <w:rPr>
           <w:rFonts w:eastAsia="Times New Roman" w:cs="Times New Roman"/>
@@ -16297,7 +19925,17 @@
           <w:bCs/>
           <w:szCs w:val="24"/>
         </w:rPr>
-        <w:t>Javascript tömb mutáció</w:t>
+        <w:t>Javascript</w:t>
+      </w:r>
+      <w:proofErr w:type="spellEnd"/>
+      <w:r>
+        <w:rPr>
+          <w:rFonts w:eastAsia="Times New Roman" w:cs="Times New Roman"/>
+          <w:b/>
+          <w:bCs/>
+          <w:szCs w:val="24"/>
+        </w:rPr>
+        <w:t xml:space="preserve"> tömb mutáció</w:t>
       </w:r>
     </w:p>
     <w:p>
@@ -16327,6 +19965,7 @@
           <w:szCs w:val="24"/>
         </w:rPr>
       </w:pPr>
+      <w:proofErr w:type="spellStart"/>
       <w:r>
         <w:rPr>
           <w:rFonts w:eastAsia="Times New Roman" w:cs="Times New Roman"/>
@@ -16334,7 +19973,37 @@
           <w:bCs/>
           <w:szCs w:val="24"/>
         </w:rPr>
-        <w:t>Nodejs dotenv környezeti változó beolvasása</w:t>
+        <w:t>Nodejs</w:t>
+      </w:r>
+      <w:proofErr w:type="spellEnd"/>
+      <w:r>
+        <w:rPr>
+          <w:rFonts w:eastAsia="Times New Roman" w:cs="Times New Roman"/>
+          <w:b/>
+          <w:bCs/>
+          <w:szCs w:val="24"/>
+        </w:rPr>
+        <w:t xml:space="preserve"> </w:t>
+      </w:r>
+      <w:proofErr w:type="spellStart"/>
+      <w:r>
+        <w:rPr>
+          <w:rFonts w:eastAsia="Times New Roman" w:cs="Times New Roman"/>
+          <w:b/>
+          <w:bCs/>
+          <w:szCs w:val="24"/>
+        </w:rPr>
+        <w:t>dotenv</w:t>
+      </w:r>
+      <w:proofErr w:type="spellEnd"/>
+      <w:r>
+        <w:rPr>
+          <w:rFonts w:eastAsia="Times New Roman" w:cs="Times New Roman"/>
+          <w:b/>
+          <w:bCs/>
+          <w:szCs w:val="24"/>
+        </w:rPr>
+        <w:t xml:space="preserve"> környezeti változó beolvasása</w:t>
       </w:r>
     </w:p>
     <w:p>
@@ -16371,7 +20040,27 @@
           <w:bCs/>
           <w:szCs w:val="24"/>
         </w:rPr>
-        <w:t>Expo-constants használata</w:t>
+        <w:t>Expo-</w:t>
+      </w:r>
+      <w:proofErr w:type="spellStart"/>
+      <w:r>
+        <w:rPr>
+          <w:rFonts w:eastAsia="Times New Roman" w:cs="Times New Roman"/>
+          <w:b/>
+          <w:bCs/>
+          <w:szCs w:val="24"/>
+        </w:rPr>
+        <w:t>constants</w:t>
+      </w:r>
+      <w:proofErr w:type="spellEnd"/>
+      <w:r>
+        <w:rPr>
+          <w:rFonts w:eastAsia="Times New Roman" w:cs="Times New Roman"/>
+          <w:b/>
+          <w:bCs/>
+          <w:szCs w:val="24"/>
+        </w:rPr>
+        <w:t xml:space="preserve"> használata</w:t>
       </w:r>
     </w:p>
     <w:p>
@@ -16408,7 +20097,27 @@
           <w:bCs/>
           <w:szCs w:val="24"/>
         </w:rPr>
-        <w:t>React Native naptár csomag</w:t>
+        <w:t xml:space="preserve">React </w:t>
+      </w:r>
+      <w:proofErr w:type="spellStart"/>
+      <w:r>
+        <w:rPr>
+          <w:rFonts w:eastAsia="Times New Roman" w:cs="Times New Roman"/>
+          <w:b/>
+          <w:bCs/>
+          <w:szCs w:val="24"/>
+        </w:rPr>
+        <w:t>Native</w:t>
+      </w:r>
+      <w:proofErr w:type="spellEnd"/>
+      <w:r>
+        <w:rPr>
+          <w:rFonts w:eastAsia="Times New Roman" w:cs="Times New Roman"/>
+          <w:b/>
+          <w:bCs/>
+          <w:szCs w:val="24"/>
+        </w:rPr>
+        <w:t xml:space="preserve"> naptár csomag</w:t>
       </w:r>
     </w:p>
     <w:p>
@@ -16445,7 +20154,27 @@
           <w:bCs/>
           <w:szCs w:val="24"/>
         </w:rPr>
-        <w:t>React Native navigáció</w:t>
+        <w:t xml:space="preserve">React </w:t>
+      </w:r>
+      <w:proofErr w:type="spellStart"/>
+      <w:r>
+        <w:rPr>
+          <w:rFonts w:eastAsia="Times New Roman" w:cs="Times New Roman"/>
+          <w:b/>
+          <w:bCs/>
+          <w:szCs w:val="24"/>
+        </w:rPr>
+        <w:t>Native</w:t>
+      </w:r>
+      <w:proofErr w:type="spellEnd"/>
+      <w:r>
+        <w:rPr>
+          <w:rFonts w:eastAsia="Times New Roman" w:cs="Times New Roman"/>
+          <w:b/>
+          <w:bCs/>
+          <w:szCs w:val="24"/>
+        </w:rPr>
+        <w:t xml:space="preserve"> navigáció</w:t>
       </w:r>
     </w:p>
     <w:p>
@@ -16593,7 +20322,27 @@
           <w:bCs/>
           <w:szCs w:val="24"/>
         </w:rPr>
-        <w:t>React Native kontextus használata</w:t>
+        <w:t xml:space="preserve">React </w:t>
+      </w:r>
+      <w:proofErr w:type="spellStart"/>
+      <w:r>
+        <w:rPr>
+          <w:rFonts w:eastAsia="Times New Roman" w:cs="Times New Roman"/>
+          <w:b/>
+          <w:bCs/>
+          <w:szCs w:val="24"/>
+        </w:rPr>
+        <w:t>Native</w:t>
+      </w:r>
+      <w:proofErr w:type="spellEnd"/>
+      <w:r>
+        <w:rPr>
+          <w:rFonts w:eastAsia="Times New Roman" w:cs="Times New Roman"/>
+          <w:b/>
+          <w:bCs/>
+          <w:szCs w:val="24"/>
+        </w:rPr>
+        <w:t xml:space="preserve"> kontextus használata</w:t>
       </w:r>
     </w:p>
     <w:p>
@@ -20404,9 +24153,12 @@
     <w:autoRedefine/>
     <w:uiPriority w:val="39"/>
     <w:unhideWhenUsed/>
-    <w:rsid w:val="00FA1180"/>
+    <w:rsid w:val="003F4C8E"/>
     <w:pPr>
-      <w:spacing w:after="100"/>
+      <w:tabs>
+        <w:tab w:val="right" w:leader="dot" w:pos="9019"/>
+      </w:tabs>
+      <w:spacing w:after="100" w:line="240" w:lineRule="auto"/>
     </w:pPr>
   </w:style>
   <w:style w:type="paragraph" w:styleId="TJ3">

--- a/documents/Documentation_MaxxedOut-HU.docx
+++ b/documents/Documentation_MaxxedOut-HU.docx
@@ -469,7 +469,7 @@
                 <w:noProof/>
                 <w:webHidden/>
               </w:rPr>
-              <w:t>4</w:t>
+              <w:t>3</w:t>
             </w:r>
             <w:r>
               <w:rPr>
@@ -539,7 +539,7 @@
                 <w:noProof/>
                 <w:webHidden/>
               </w:rPr>
-              <w:t>5</w:t>
+              <w:t>4</w:t>
             </w:r>
             <w:r>
               <w:rPr>
@@ -613,7 +613,7 @@
                 <w:noProof/>
                 <w:webHidden/>
               </w:rPr>
-              <w:t>5</w:t>
+              <w:t>4</w:t>
             </w:r>
             <w:r>
               <w:rPr>
@@ -687,7 +687,7 @@
                 <w:noProof/>
                 <w:webHidden/>
               </w:rPr>
-              <w:t>6</w:t>
+              <w:t>5</w:t>
             </w:r>
             <w:r>
               <w:rPr>
@@ -701,10 +701,6 @@
         <w:p>
           <w:pPr>
             <w:pStyle w:val="TJ3"/>
-            <w:tabs>
-              <w:tab w:val="right" w:leader="dot" w:pos="9019"/>
-            </w:tabs>
-            <w:spacing w:line="240" w:lineRule="auto"/>
             <w:rPr>
               <w:rFonts w:asciiTheme="minorHAnsi" w:eastAsiaTheme="minorEastAsia" w:hAnsiTheme="minorHAnsi" w:cstheme="minorBidi"/>
               <w:noProof/>
@@ -763,7 +759,7 @@
                 <w:noProof/>
                 <w:webHidden/>
               </w:rPr>
-              <w:t>6</w:t>
+              <w:t>5</w:t>
             </w:r>
             <w:r>
               <w:rPr>
@@ -777,10 +773,6 @@
         <w:p>
           <w:pPr>
             <w:pStyle w:val="TJ3"/>
-            <w:tabs>
-              <w:tab w:val="right" w:leader="dot" w:pos="9019"/>
-            </w:tabs>
-            <w:spacing w:line="240" w:lineRule="auto"/>
             <w:rPr>
               <w:rFonts w:asciiTheme="minorHAnsi" w:eastAsiaTheme="minorEastAsia" w:hAnsiTheme="minorHAnsi" w:cstheme="minorBidi"/>
               <w:noProof/>
@@ -796,21 +788,7 @@
                 <w:rStyle w:val="Hiperhivatkozs"/>
                 <w:noProof/>
               </w:rPr>
-              <w:t>Ko</w:t>
-            </w:r>
-            <w:r>
-              <w:rPr>
-                <w:rStyle w:val="Hiperhivatkozs"/>
-                <w:noProof/>
-              </w:rPr>
-              <w:t>n</w:t>
-            </w:r>
-            <w:r>
-              <w:rPr>
-                <w:rStyle w:val="Hiperhivatkozs"/>
-                <w:noProof/>
-              </w:rPr>
-              <w:t>figuráció</w:t>
+              <w:t>Konfiguráció</w:t>
             </w:r>
             <w:r>
               <w:rPr>
@@ -851,7 +829,7 @@
                 <w:noProof/>
                 <w:webHidden/>
               </w:rPr>
-              <w:t>7</w:t>
+              <w:t>6</w:t>
             </w:r>
             <w:r>
               <w:rPr>
@@ -927,7 +905,7 @@
                 <w:noProof/>
                 <w:webHidden/>
               </w:rPr>
-              <w:t>9</w:t>
+              <w:t>8</w:t>
             </w:r>
             <w:r>
               <w:rPr>
@@ -941,10 +919,6 @@
         <w:p>
           <w:pPr>
             <w:pStyle w:val="TJ3"/>
-            <w:tabs>
-              <w:tab w:val="right" w:leader="dot" w:pos="9019"/>
-            </w:tabs>
-            <w:spacing w:line="240" w:lineRule="auto"/>
             <w:rPr>
               <w:rFonts w:asciiTheme="minorHAnsi" w:eastAsiaTheme="minorEastAsia" w:hAnsiTheme="minorHAnsi" w:cstheme="minorBidi"/>
               <w:noProof/>
@@ -1001,7 +975,7 @@
                 <w:noProof/>
                 <w:webHidden/>
               </w:rPr>
-              <w:t>9</w:t>
+              <w:t>8</w:t>
             </w:r>
             <w:r>
               <w:rPr>
@@ -1015,10 +989,6 @@
         <w:p>
           <w:pPr>
             <w:pStyle w:val="TJ3"/>
-            <w:tabs>
-              <w:tab w:val="right" w:leader="dot" w:pos="9019"/>
-            </w:tabs>
-            <w:spacing w:line="240" w:lineRule="auto"/>
             <w:rPr>
               <w:rFonts w:asciiTheme="minorHAnsi" w:eastAsiaTheme="minorEastAsia" w:hAnsiTheme="minorHAnsi" w:cstheme="minorBidi"/>
               <w:noProof/>
@@ -1075,7 +1045,7 @@
                 <w:noProof/>
                 <w:webHidden/>
               </w:rPr>
-              <w:t>9</w:t>
+              <w:t>8</w:t>
             </w:r>
             <w:r>
               <w:rPr>
@@ -1089,10 +1059,6 @@
         <w:p>
           <w:pPr>
             <w:pStyle w:val="TJ3"/>
-            <w:tabs>
-              <w:tab w:val="right" w:leader="dot" w:pos="9019"/>
-            </w:tabs>
-            <w:spacing w:line="240" w:lineRule="auto"/>
             <w:rPr>
               <w:rFonts w:asciiTheme="minorHAnsi" w:eastAsiaTheme="minorEastAsia" w:hAnsiTheme="minorHAnsi" w:cstheme="minorBidi"/>
               <w:noProof/>
@@ -1149,7 +1115,7 @@
                 <w:noProof/>
                 <w:webHidden/>
               </w:rPr>
-              <w:t>14</w:t>
+              <w:t>13</w:t>
             </w:r>
             <w:r>
               <w:rPr>
@@ -1163,10 +1129,6 @@
         <w:p>
           <w:pPr>
             <w:pStyle w:val="TJ3"/>
-            <w:tabs>
-              <w:tab w:val="right" w:leader="dot" w:pos="9019"/>
-            </w:tabs>
-            <w:spacing w:line="240" w:lineRule="auto"/>
             <w:rPr>
               <w:rFonts w:asciiTheme="minorHAnsi" w:eastAsiaTheme="minorEastAsia" w:hAnsiTheme="minorHAnsi" w:cstheme="minorBidi"/>
               <w:noProof/>
@@ -1223,7 +1185,7 @@
                 <w:noProof/>
                 <w:webHidden/>
               </w:rPr>
-              <w:t>15</w:t>
+              <w:t>14</w:t>
             </w:r>
             <w:r>
               <w:rPr>
@@ -1297,7 +1259,7 @@
                 <w:noProof/>
                 <w:webHidden/>
               </w:rPr>
-              <w:t>16</w:t>
+              <w:t>15</w:t>
             </w:r>
             <w:r>
               <w:rPr>
@@ -1311,10 +1273,6 @@
         <w:p>
           <w:pPr>
             <w:pStyle w:val="TJ3"/>
-            <w:tabs>
-              <w:tab w:val="right" w:leader="dot" w:pos="9019"/>
-            </w:tabs>
-            <w:spacing w:line="240" w:lineRule="auto"/>
             <w:rPr>
               <w:rFonts w:asciiTheme="minorHAnsi" w:eastAsiaTheme="minorEastAsia" w:hAnsiTheme="minorHAnsi" w:cstheme="minorBidi"/>
               <w:noProof/>
@@ -1332,25 +1290,7 @@
                 <w:bCs/>
                 <w:noProof/>
               </w:rPr>
-              <w:t>Al</w:t>
-            </w:r>
-            <w:r>
-              <w:rPr>
-                <w:rStyle w:val="Hiperhivatkozs"/>
-                <w:rFonts w:eastAsia="Times New Roman" w:cs="Times New Roman"/>
-                <w:bCs/>
-                <w:noProof/>
-              </w:rPr>
-              <w:t>a</w:t>
-            </w:r>
-            <w:r>
-              <w:rPr>
-                <w:rStyle w:val="Hiperhivatkozs"/>
-                <w:rFonts w:eastAsia="Times New Roman" w:cs="Times New Roman"/>
-                <w:bCs/>
-                <w:noProof/>
-              </w:rPr>
-              <w:t>p URL</w:t>
+              <w:t>Alap URL</w:t>
             </w:r>
             <w:r>
               <w:rPr>
@@ -1391,7 +1331,7 @@
                 <w:noProof/>
                 <w:webHidden/>
               </w:rPr>
-              <w:t>16</w:t>
+              <w:t>15</w:t>
             </w:r>
             <w:r>
               <w:rPr>
@@ -1405,10 +1345,6 @@
         <w:p>
           <w:pPr>
             <w:pStyle w:val="TJ3"/>
-            <w:tabs>
-              <w:tab w:val="right" w:leader="dot" w:pos="9019"/>
-            </w:tabs>
-            <w:spacing w:line="240" w:lineRule="auto"/>
             <w:rPr>
               <w:rFonts w:asciiTheme="minorHAnsi" w:eastAsiaTheme="minorEastAsia" w:hAnsiTheme="minorHAnsi" w:cstheme="minorBidi"/>
               <w:noProof/>
@@ -1467,7 +1403,7 @@
                 <w:noProof/>
                 <w:webHidden/>
               </w:rPr>
-              <w:t>16</w:t>
+              <w:t>15</w:t>
             </w:r>
             <w:r>
               <w:rPr>
@@ -1481,10 +1417,6 @@
         <w:p>
           <w:pPr>
             <w:pStyle w:val="TJ3"/>
-            <w:tabs>
-              <w:tab w:val="right" w:leader="dot" w:pos="9019"/>
-            </w:tabs>
-            <w:spacing w:line="240" w:lineRule="auto"/>
             <w:rPr>
               <w:rFonts w:asciiTheme="minorHAnsi" w:eastAsiaTheme="minorEastAsia" w:hAnsiTheme="minorHAnsi" w:cstheme="minorBidi"/>
               <w:noProof/>
@@ -1543,7 +1475,7 @@
                 <w:noProof/>
                 <w:webHidden/>
               </w:rPr>
-              <w:t>16</w:t>
+              <w:t>15</w:t>
             </w:r>
             <w:r>
               <w:rPr>
@@ -1617,7 +1549,7 @@
                 <w:noProof/>
                 <w:webHidden/>
               </w:rPr>
-              <w:t>20</w:t>
+              <w:t>19</w:t>
             </w:r>
             <w:r>
               <w:rPr>
@@ -1631,10 +1563,6 @@
         <w:p>
           <w:pPr>
             <w:pStyle w:val="TJ3"/>
-            <w:tabs>
-              <w:tab w:val="right" w:leader="dot" w:pos="9019"/>
-            </w:tabs>
-            <w:spacing w:line="240" w:lineRule="auto"/>
             <w:rPr>
               <w:rFonts w:asciiTheme="minorHAnsi" w:eastAsiaTheme="minorEastAsia" w:hAnsiTheme="minorHAnsi" w:cstheme="minorBidi"/>
               <w:noProof/>
@@ -1691,7 +1619,7 @@
                 <w:noProof/>
                 <w:webHidden/>
               </w:rPr>
-              <w:t>20</w:t>
+              <w:t>19</w:t>
             </w:r>
             <w:r>
               <w:rPr>
@@ -1705,10 +1633,6 @@
         <w:p>
           <w:pPr>
             <w:pStyle w:val="TJ3"/>
-            <w:tabs>
-              <w:tab w:val="right" w:leader="dot" w:pos="9019"/>
-            </w:tabs>
-            <w:spacing w:line="240" w:lineRule="auto"/>
             <w:rPr>
               <w:rFonts w:asciiTheme="minorHAnsi" w:eastAsiaTheme="minorEastAsia" w:hAnsiTheme="minorHAnsi" w:cstheme="minorBidi"/>
               <w:noProof/>
@@ -1765,7 +1689,7 @@
                 <w:noProof/>
                 <w:webHidden/>
               </w:rPr>
-              <w:t>20</w:t>
+              <w:t>19</w:t>
             </w:r>
             <w:r>
               <w:rPr>
@@ -1779,10 +1703,6 @@
         <w:p>
           <w:pPr>
             <w:pStyle w:val="TJ3"/>
-            <w:tabs>
-              <w:tab w:val="right" w:leader="dot" w:pos="9019"/>
-            </w:tabs>
-            <w:spacing w:line="240" w:lineRule="auto"/>
             <w:rPr>
               <w:rFonts w:asciiTheme="minorHAnsi" w:eastAsiaTheme="minorEastAsia" w:hAnsiTheme="minorHAnsi" w:cstheme="minorBidi"/>
               <w:noProof/>
@@ -1839,7 +1759,7 @@
                 <w:noProof/>
                 <w:webHidden/>
               </w:rPr>
-              <w:t>21</w:t>
+              <w:t>20</w:t>
             </w:r>
             <w:r>
               <w:rPr>
@@ -1913,7 +1833,7 @@
                 <w:noProof/>
                 <w:webHidden/>
               </w:rPr>
-              <w:t>24</w:t>
+              <w:t>23</w:t>
             </w:r>
             <w:r>
               <w:rPr>
@@ -1927,10 +1847,6 @@
         <w:p>
           <w:pPr>
             <w:pStyle w:val="TJ3"/>
-            <w:tabs>
-              <w:tab w:val="right" w:leader="dot" w:pos="9019"/>
-            </w:tabs>
-            <w:spacing w:line="240" w:lineRule="auto"/>
             <w:rPr>
               <w:rFonts w:asciiTheme="minorHAnsi" w:eastAsiaTheme="minorEastAsia" w:hAnsiTheme="minorHAnsi" w:cstheme="minorBidi"/>
               <w:noProof/>
@@ -1946,21 +1862,7 @@
                 <w:rStyle w:val="Hiperhivatkozs"/>
                 <w:noProof/>
               </w:rPr>
-              <w:t>0.2 kia</w:t>
-            </w:r>
-            <w:r>
-              <w:rPr>
-                <w:rStyle w:val="Hiperhivatkozs"/>
-                <w:noProof/>
-              </w:rPr>
-              <w:t>d</w:t>
-            </w:r>
-            <w:r>
-              <w:rPr>
-                <w:rStyle w:val="Hiperhivatkozs"/>
-                <w:noProof/>
-              </w:rPr>
-              <w:t>ás</w:t>
+              <w:t>0.2 kiadás</w:t>
             </w:r>
             <w:r>
               <w:rPr>
@@ -2001,7 +1903,7 @@
                 <w:noProof/>
                 <w:webHidden/>
               </w:rPr>
-              <w:t>24</w:t>
+              <w:t>23</w:t>
             </w:r>
             <w:r>
               <w:rPr>
@@ -2015,10 +1917,6 @@
         <w:p>
           <w:pPr>
             <w:pStyle w:val="TJ3"/>
-            <w:tabs>
-              <w:tab w:val="right" w:leader="dot" w:pos="9019"/>
-            </w:tabs>
-            <w:spacing w:line="240" w:lineRule="auto"/>
             <w:rPr>
               <w:rFonts w:asciiTheme="minorHAnsi" w:eastAsiaTheme="minorEastAsia" w:hAnsiTheme="minorHAnsi" w:cstheme="minorBidi"/>
               <w:noProof/>
@@ -2075,7 +1973,7 @@
                 <w:noProof/>
                 <w:webHidden/>
               </w:rPr>
-              <w:t>24</w:t>
+              <w:t>23</w:t>
             </w:r>
             <w:r>
               <w:rPr>
@@ -2145,7 +2043,7 @@
                 <w:noProof/>
                 <w:webHidden/>
               </w:rPr>
-              <w:t>26</w:t>
+              <w:t>25</w:t>
             </w:r>
             <w:r>
               <w:rPr>
@@ -2219,7 +2117,7 @@
                 <w:noProof/>
                 <w:webHidden/>
               </w:rPr>
-              <w:t>26</w:t>
+              <w:t>25</w:t>
             </w:r>
             <w:r>
               <w:rPr>
@@ -2293,7 +2191,7 @@
                 <w:noProof/>
                 <w:webHidden/>
               </w:rPr>
-              <w:t>27</w:t>
+              <w:t>26</w:t>
             </w:r>
             <w:r>
               <w:rPr>
@@ -2367,7 +2265,7 @@
                 <w:noProof/>
                 <w:webHidden/>
               </w:rPr>
-              <w:t>27</w:t>
+              <w:t>26</w:t>
             </w:r>
             <w:r>
               <w:rPr>
@@ -2437,7 +2335,7 @@
                 <w:noProof/>
                 <w:webHidden/>
               </w:rPr>
-              <w:t>28</w:t>
+              <w:t>27</w:t>
             </w:r>
             <w:r>
               <w:rPr>
@@ -4391,8 +4289,8 @@
       </w:pPr>
       <w:bookmarkStart w:id="25" w:name="_nhv3kjoxcuef" w:colFirst="0" w:colLast="0"/>
       <w:bookmarkStart w:id="26" w:name="_xkhrf2qcrxzs" w:colFirst="0" w:colLast="0"/>
-      <w:bookmarkStart w:id="27" w:name="_Hlk227407387"/>
-      <w:bookmarkStart w:id="28" w:name="_Toc229058142"/>
+      <w:bookmarkStart w:id="27" w:name="_Toc229058142"/>
+      <w:bookmarkStart w:id="28" w:name="_Hlk227407387"/>
       <w:bookmarkEnd w:id="25"/>
       <w:bookmarkEnd w:id="26"/>
       <w:r>
@@ -4418,7 +4316,7 @@
         </w:rPr>
         <w:t>leírás</w:t>
       </w:r>
-      <w:bookmarkEnd w:id="28"/>
+      <w:bookmarkEnd w:id="27"/>
     </w:p>
     <w:p>
       <w:pPr>
@@ -7588,61 +7486,15 @@
           <w:color w:val="188038"/>
           <w:szCs w:val="24"/>
         </w:rPr>
-        <w:t xml:space="preserve"> DATETIME DEFAULT (</w:t>
-      </w:r>
-      <w:proofErr w:type="gramStart"/>
-      <w:r>
-        <w:rPr>
-          <w:rFonts w:eastAsia="Times New Roman" w:cs="Times New Roman"/>
-          <w:color w:val="188038"/>
-          <w:szCs w:val="24"/>
-        </w:rPr>
-        <w:t>DATETIME(</w:t>
-      </w:r>
-      <w:proofErr w:type="gramEnd"/>
-      <w:r>
-        <w:rPr>
-          <w:rFonts w:eastAsia="Times New Roman" w:cs="Times New Roman"/>
-          <w:color w:val="188038"/>
-          <w:szCs w:val="24"/>
-        </w:rPr>
-        <w:t>'</w:t>
-      </w:r>
-      <w:proofErr w:type="spellStart"/>
-      <w:r>
-        <w:rPr>
-          <w:rFonts w:eastAsia="Times New Roman" w:cs="Times New Roman"/>
-          <w:color w:val="188038"/>
-          <w:szCs w:val="24"/>
-        </w:rPr>
-        <w:t>now</w:t>
-      </w:r>
-      <w:proofErr w:type="spellEnd"/>
-      <w:r>
-        <w:rPr>
-          <w:rFonts w:eastAsia="Times New Roman" w:cs="Times New Roman"/>
-          <w:color w:val="188038"/>
-          <w:szCs w:val="24"/>
-        </w:rPr>
-        <w:t xml:space="preserve">', '+10 </w:t>
-      </w:r>
-      <w:proofErr w:type="spellStart"/>
-      <w:r>
-        <w:rPr>
-          <w:rFonts w:eastAsia="Times New Roman" w:cs="Times New Roman"/>
-          <w:color w:val="188038"/>
-          <w:szCs w:val="24"/>
-        </w:rPr>
-        <w:t>minutes</w:t>
-      </w:r>
-      <w:proofErr w:type="spellEnd"/>
-      <w:r>
-        <w:rPr>
-          <w:rFonts w:eastAsia="Times New Roman" w:cs="Times New Roman"/>
-          <w:color w:val="188038"/>
-          <w:szCs w:val="24"/>
-        </w:rPr>
-        <w:t>')),</w:t>
+        <w:t xml:space="preserve"> </w:t>
+      </w:r>
+      <w:r>
+        <w:rPr>
+          <w:rFonts w:eastAsia="Times New Roman" w:cs="Times New Roman"/>
+          <w:color w:val="188038"/>
+          <w:szCs w:val="24"/>
+        </w:rPr>
+        <w:t>INT NOT NULL,</w:t>
       </w:r>
     </w:p>
     <w:p>
@@ -7986,6 +7838,14 @@
           <w:szCs w:val="24"/>
         </w:rPr>
         <w:t>NOT NULL</w:t>
+      </w:r>
+      <w:r>
+        <w:rPr>
+          <w:rFonts w:eastAsia="Times New Roman" w:cs="Times New Roman"/>
+          <w:color w:val="188038"/>
+          <w:szCs w:val="24"/>
+        </w:rPr>
+        <w:t>,</w:t>
       </w:r>
     </w:p>
     <w:p>
@@ -8761,7 +8621,7 @@
         <w:pStyle w:val="Cmsor2"/>
       </w:pPr>
       <w:bookmarkStart w:id="44" w:name="_Toc229058147"/>
-      <w:bookmarkEnd w:id="27"/>
+      <w:bookmarkEnd w:id="28"/>
       <w:r>
         <w:lastRenderedPageBreak/>
         <w:t>API dokumentáció</w:t>
@@ -11130,7 +10990,7 @@
                 <w:rFonts w:eastAsia="Times New Roman" w:cs="Times New Roman"/>
                 <w:szCs w:val="24"/>
               </w:rPr>
-              <w:t>PUT</w:t>
+              <w:t>POST</w:t>
             </w:r>
           </w:p>
         </w:tc>
@@ -19762,8 +19622,48 @@
           <w:bCs/>
           <w:szCs w:val="24"/>
         </w:rPr>
-        <w:t xml:space="preserve"> környezet telepítése</w:t>
-      </w:r>
+        <w:t xml:space="preserve"> –</w:t>
+      </w:r>
+      <w:r>
+        <w:rPr>
+          <w:rFonts w:eastAsia="Times New Roman" w:cs="Times New Roman"/>
+          <w:b/>
+          <w:bCs/>
+          <w:szCs w:val="24"/>
+        </w:rPr>
+        <w:t xml:space="preserve"> </w:t>
+      </w:r>
+      <w:proofErr w:type="spellStart"/>
+      <w:r>
+        <w:rPr>
+          <w:rFonts w:eastAsia="Times New Roman" w:cs="Times New Roman"/>
+          <w:b/>
+          <w:bCs/>
+          <w:szCs w:val="24"/>
+        </w:rPr>
+        <w:t>Enviroment</w:t>
+      </w:r>
+      <w:proofErr w:type="spellEnd"/>
+      <w:r>
+        <w:rPr>
+          <w:rFonts w:eastAsia="Times New Roman" w:cs="Times New Roman"/>
+          <w:b/>
+          <w:bCs/>
+          <w:szCs w:val="24"/>
+        </w:rPr>
+        <w:t xml:space="preserve"> </w:t>
+      </w:r>
+      <w:proofErr w:type="spellStart"/>
+      <w:r>
+        <w:rPr>
+          <w:rFonts w:eastAsia="Times New Roman" w:cs="Times New Roman"/>
+          <w:b/>
+          <w:bCs/>
+          <w:szCs w:val="24"/>
+        </w:rPr>
+        <w:t>Setup</w:t>
+      </w:r>
+      <w:proofErr w:type="spellEnd"/>
     </w:p>
     <w:p>
       <w:pPr>
@@ -19819,9 +19719,8 @@
           <w:bCs/>
           <w:szCs w:val="24"/>
         </w:rPr>
-        <w:t xml:space="preserve"> </w:t>
-      </w:r>
-      <w:proofErr w:type="spellStart"/>
+        <w:t xml:space="preserve"> –</w:t>
+      </w:r>
       <w:r>
         <w:rPr>
           <w:rFonts w:eastAsia="Times New Roman" w:cs="Times New Roman"/>
@@ -19829,9 +19728,8 @@
           <w:bCs/>
           <w:szCs w:val="24"/>
         </w:rPr>
-        <w:t>push</w:t>
-      </w:r>
-      <w:proofErr w:type="spellEnd"/>
+        <w:t xml:space="preserve"> </w:t>
+      </w:r>
       <w:r>
         <w:rPr>
           <w:rFonts w:eastAsia="Times New Roman" w:cs="Times New Roman"/>
@@ -19839,8 +19737,39 @@
           <w:bCs/>
           <w:szCs w:val="24"/>
         </w:rPr>
-        <w:t xml:space="preserve"> értesítés </w:t>
-      </w:r>
+        <w:t xml:space="preserve">React </w:t>
+      </w:r>
+      <w:proofErr w:type="spellStart"/>
+      <w:r>
+        <w:rPr>
+          <w:rFonts w:eastAsia="Times New Roman" w:cs="Times New Roman"/>
+          <w:b/>
+          <w:bCs/>
+          <w:szCs w:val="24"/>
+        </w:rPr>
+        <w:t>Native</w:t>
+      </w:r>
+      <w:proofErr w:type="spellEnd"/>
+      <w:r>
+        <w:rPr>
+          <w:rFonts w:eastAsia="Times New Roman" w:cs="Times New Roman"/>
+          <w:b/>
+          <w:bCs/>
+          <w:szCs w:val="24"/>
+        </w:rPr>
+        <w:t xml:space="preserve"> </w:t>
+      </w:r>
+      <w:proofErr w:type="spellStart"/>
+      <w:r>
+        <w:rPr>
+          <w:rFonts w:eastAsia="Times New Roman" w:cs="Times New Roman"/>
+          <w:b/>
+          <w:bCs/>
+          <w:szCs w:val="24"/>
+        </w:rPr>
+        <w:t>Notifications</w:t>
+      </w:r>
+      <w:proofErr w:type="spellEnd"/>
     </w:p>
     <w:p>
       <w:pPr>
@@ -19869,7 +19798,6 @@
           <w:szCs w:val="24"/>
         </w:rPr>
       </w:pPr>
-      <w:proofErr w:type="spellStart"/>
       <w:r>
         <w:rPr>
           <w:rFonts w:eastAsia="Times New Roman" w:cs="Times New Roman"/>
@@ -19877,9 +19805,9 @@
           <w:bCs/>
           <w:szCs w:val="24"/>
         </w:rPr>
-        <w:t>Async</w:t>
-      </w:r>
-      <w:proofErr w:type="spellEnd"/>
+        <w:t xml:space="preserve">React </w:t>
+      </w:r>
+      <w:proofErr w:type="spellStart"/>
       <w:r>
         <w:rPr>
           <w:rFonts w:eastAsia="Times New Roman" w:cs="Times New Roman"/>
@@ -19887,8 +19815,58 @@
           <w:bCs/>
           <w:szCs w:val="24"/>
         </w:rPr>
-        <w:t xml:space="preserve"> Storage használata</w:t>
-      </w:r>
+        <w:t>Native</w:t>
+      </w:r>
+      <w:proofErr w:type="spellEnd"/>
+      <w:r>
+        <w:rPr>
+          <w:rFonts w:eastAsia="Times New Roman" w:cs="Times New Roman"/>
+          <w:b/>
+          <w:bCs/>
+          <w:szCs w:val="24"/>
+        </w:rPr>
+        <w:t xml:space="preserve"> </w:t>
+      </w:r>
+      <w:r>
+        <w:rPr>
+          <w:rFonts w:eastAsia="Times New Roman" w:cs="Times New Roman"/>
+          <w:b/>
+          <w:bCs/>
+          <w:szCs w:val="24"/>
+        </w:rPr>
+        <w:t xml:space="preserve">– React </w:t>
+      </w:r>
+      <w:proofErr w:type="spellStart"/>
+      <w:r>
+        <w:rPr>
+          <w:rFonts w:eastAsia="Times New Roman" w:cs="Times New Roman"/>
+          <w:b/>
+          <w:bCs/>
+          <w:szCs w:val="24"/>
+        </w:rPr>
+        <w:t>Native</w:t>
+      </w:r>
+      <w:proofErr w:type="spellEnd"/>
+      <w:r>
+        <w:rPr>
+          <w:rFonts w:eastAsia="Times New Roman" w:cs="Times New Roman"/>
+          <w:b/>
+          <w:bCs/>
+          <w:szCs w:val="24"/>
+        </w:rPr>
+        <w:t xml:space="preserve"> </w:t>
+      </w:r>
+      <w:proofErr w:type="spellStart"/>
+      <w:r>
+        <w:rPr>
+          <w:rFonts w:eastAsia="Times New Roman" w:cs="Times New Roman"/>
+          <w:b/>
+          <w:bCs/>
+          <w:szCs w:val="24"/>
+        </w:rPr>
+        <w:t>Calendars</w:t>
+      </w:r>
+      <w:proofErr w:type="spellEnd"/>
     </w:p>
     <w:p>
       <w:pPr>
@@ -19904,7 +19882,7 @@
             <w:rFonts w:eastAsia="Times New Roman" w:cs="Times New Roman"/>
             <w:szCs w:val="24"/>
           </w:rPr>
-          <w:t>https://github.com/react-native-async-storage/async-storage</w:t>
+          <w:t>https://www.npmjs.com/package/react-native-calendars</w:t>
         </w:r>
       </w:hyperlink>
     </w:p>
@@ -19917,7 +19895,6 @@
           <w:szCs w:val="24"/>
         </w:rPr>
       </w:pPr>
-      <w:proofErr w:type="spellStart"/>
       <w:r>
         <w:rPr>
           <w:rFonts w:eastAsia="Times New Roman" w:cs="Times New Roman"/>
@@ -19925,9 +19902,9 @@
           <w:bCs/>
           <w:szCs w:val="24"/>
         </w:rPr>
-        <w:t>Javascript</w:t>
-      </w:r>
-      <w:proofErr w:type="spellEnd"/>
+        <w:t xml:space="preserve">React </w:t>
+      </w:r>
+      <w:proofErr w:type="spellStart"/>
       <w:r>
         <w:rPr>
           <w:rFonts w:eastAsia="Times New Roman" w:cs="Times New Roman"/>
@@ -19935,8 +19912,58 @@
           <w:bCs/>
           <w:szCs w:val="24"/>
         </w:rPr>
-        <w:t xml:space="preserve"> tömb mutáció</w:t>
-      </w:r>
+        <w:t>Native</w:t>
+      </w:r>
+      <w:proofErr w:type="spellEnd"/>
+      <w:r>
+        <w:rPr>
+          <w:rFonts w:eastAsia="Times New Roman" w:cs="Times New Roman"/>
+          <w:b/>
+          <w:bCs/>
+          <w:szCs w:val="24"/>
+        </w:rPr>
+        <w:t xml:space="preserve"> –</w:t>
+      </w:r>
+      <w:r>
+        <w:rPr>
+          <w:rFonts w:eastAsia="Times New Roman" w:cs="Times New Roman"/>
+          <w:b/>
+          <w:bCs/>
+          <w:szCs w:val="24"/>
+        </w:rPr>
+        <w:t xml:space="preserve"> </w:t>
+      </w:r>
+      <w:proofErr w:type="spellStart"/>
+      <w:r>
+        <w:rPr>
+          <w:rFonts w:eastAsia="Times New Roman" w:cs="Times New Roman"/>
+          <w:b/>
+          <w:bCs/>
+          <w:szCs w:val="24"/>
+        </w:rPr>
+        <w:t>Bottom</w:t>
+      </w:r>
+      <w:proofErr w:type="spellEnd"/>
+      <w:r>
+        <w:rPr>
+          <w:rFonts w:eastAsia="Times New Roman" w:cs="Times New Roman"/>
+          <w:b/>
+          <w:bCs/>
+          <w:szCs w:val="24"/>
+        </w:rPr>
+        <w:t xml:space="preserve"> Tab </w:t>
+      </w:r>
+      <w:proofErr w:type="spellStart"/>
+      <w:r>
+        <w:rPr>
+          <w:rFonts w:eastAsia="Times New Roman" w:cs="Times New Roman"/>
+          <w:b/>
+          <w:bCs/>
+          <w:szCs w:val="24"/>
+        </w:rPr>
+        <w:t>Navigation</w:t>
+      </w:r>
+      <w:proofErr w:type="spellEnd"/>
     </w:p>
     <w:p>
       <w:pPr>
@@ -19952,7 +19979,7 @@
             <w:rFonts w:eastAsia="Times New Roman" w:cs="Times New Roman"/>
             <w:szCs w:val="24"/>
           </w:rPr>
-          <w:t>https://developer.mozilla.org/en-US/docs/Web/JavaScript/Reference/Global_Objects/Array/from</w:t>
+          <w:t>https://reactnavigation.org/docs/bottom-tab-navigator/</w:t>
         </w:r>
       </w:hyperlink>
     </w:p>
@@ -19965,7 +19992,6 @@
           <w:szCs w:val="24"/>
         </w:rPr>
       </w:pPr>
-      <w:proofErr w:type="spellStart"/>
       <w:r>
         <w:rPr>
           <w:rFonts w:eastAsia="Times New Roman" w:cs="Times New Roman"/>
@@ -19973,9 +19999,9 @@
           <w:bCs/>
           <w:szCs w:val="24"/>
         </w:rPr>
-        <w:t>Nodejs</w:t>
-      </w:r>
-      <w:proofErr w:type="spellEnd"/>
+        <w:t xml:space="preserve">React </w:t>
+      </w:r>
+      <w:proofErr w:type="spellStart"/>
       <w:r>
         <w:rPr>
           <w:rFonts w:eastAsia="Times New Roman" w:cs="Times New Roman"/>
@@ -19983,9 +20009,9 @@
           <w:bCs/>
           <w:szCs w:val="24"/>
         </w:rPr>
-        <w:t xml:space="preserve"> </w:t>
-      </w:r>
-      <w:proofErr w:type="spellStart"/>
+        <w:t>Native</w:t>
+      </w:r>
+      <w:proofErr w:type="spellEnd"/>
       <w:r>
         <w:rPr>
           <w:rFonts w:eastAsia="Times New Roman" w:cs="Times New Roman"/>
@@ -19993,9 +20019,9 @@
           <w:bCs/>
           <w:szCs w:val="24"/>
         </w:rPr>
-        <w:t>dotenv</w:t>
-      </w:r>
-      <w:proofErr w:type="spellEnd"/>
+        <w:t xml:space="preserve"> - </w:t>
+      </w:r>
+      <w:proofErr w:type="spellStart"/>
       <w:r>
         <w:rPr>
           <w:rFonts w:eastAsia="Times New Roman" w:cs="Times New Roman"/>
@@ -20003,17 +20029,257 @@
           <w:bCs/>
           <w:szCs w:val="24"/>
         </w:rPr>
-        <w:t xml:space="preserve"> környezeti változó beolvasása</w:t>
-      </w:r>
-    </w:p>
-    <w:p>
-      <w:pPr>
-        <w:rPr>
-          <w:rFonts w:eastAsia="Times New Roman" w:cs="Times New Roman"/>
-          <w:szCs w:val="24"/>
-        </w:rPr>
-      </w:pPr>
+        <w:t>Async</w:t>
+      </w:r>
+      <w:proofErr w:type="spellEnd"/>
+      <w:r>
+        <w:rPr>
+          <w:rFonts w:eastAsia="Times New Roman" w:cs="Times New Roman"/>
+          <w:b/>
+          <w:bCs/>
+          <w:szCs w:val="24"/>
+        </w:rPr>
+        <w:t xml:space="preserve"> Storage</w:t>
+      </w:r>
+    </w:p>
+    <w:p>
       <w:hyperlink r:id="rId13" w:history="1">
+        <w:r>
+          <w:rPr>
+            <w:rStyle w:val="Hiperhivatkozs"/>
+          </w:rPr>
+          <w:t>https://react-native-async-storage.github.io/3.0/</w:t>
+        </w:r>
+      </w:hyperlink>
+    </w:p>
+    <w:p>
+      <w:pPr>
+        <w:rPr>
+          <w:rFonts w:eastAsia="Times New Roman" w:cs="Times New Roman"/>
+          <w:b/>
+          <w:bCs/>
+          <w:szCs w:val="24"/>
+        </w:rPr>
+      </w:pPr>
+      <w:r>
+        <w:rPr>
+          <w:rFonts w:eastAsia="Times New Roman" w:cs="Times New Roman"/>
+          <w:b/>
+          <w:bCs/>
+          <w:szCs w:val="24"/>
+        </w:rPr>
+        <w:t xml:space="preserve">React </w:t>
+      </w:r>
+      <w:proofErr w:type="spellStart"/>
+      <w:r>
+        <w:rPr>
+          <w:rFonts w:eastAsia="Times New Roman" w:cs="Times New Roman"/>
+          <w:b/>
+          <w:bCs/>
+          <w:szCs w:val="24"/>
+        </w:rPr>
+        <w:t>Native</w:t>
+      </w:r>
+      <w:proofErr w:type="spellEnd"/>
+      <w:r>
+        <w:rPr>
+          <w:rFonts w:eastAsia="Times New Roman" w:cs="Times New Roman"/>
+          <w:b/>
+          <w:bCs/>
+          <w:szCs w:val="24"/>
+        </w:rPr>
+        <w:t xml:space="preserve"> </w:t>
+      </w:r>
+      <w:r>
+        <w:rPr>
+          <w:rFonts w:eastAsia="Times New Roman" w:cs="Times New Roman"/>
+          <w:b/>
+          <w:bCs/>
+          <w:szCs w:val="24"/>
+        </w:rPr>
+        <w:t xml:space="preserve">- </w:t>
+      </w:r>
+      <w:proofErr w:type="spellStart"/>
+      <w:r>
+        <w:rPr>
+          <w:rFonts w:eastAsia="Times New Roman" w:cs="Times New Roman"/>
+          <w:b/>
+          <w:bCs/>
+          <w:szCs w:val="24"/>
+        </w:rPr>
+        <w:t>createContext</w:t>
+      </w:r>
+      <w:proofErr w:type="spellEnd"/>
+    </w:p>
+    <w:p>
+      <w:pPr>
+        <w:rPr>
+          <w:rFonts w:eastAsia="Times New Roman" w:cs="Times New Roman"/>
+          <w:szCs w:val="24"/>
+        </w:rPr>
+      </w:pPr>
+      <w:hyperlink r:id="rId14" w:history="1">
+        <w:r>
+          <w:rPr>
+            <w:rStyle w:val="Hiperhivatkozs"/>
+            <w:rFonts w:eastAsia="Times New Roman" w:cs="Times New Roman"/>
+            <w:szCs w:val="24"/>
+          </w:rPr>
+          <w:t>https://react.dev/reference/react/createContext</w:t>
+        </w:r>
+      </w:hyperlink>
+    </w:p>
+    <w:p>
+      <w:pPr>
+        <w:rPr>
+          <w:rFonts w:eastAsia="Times New Roman" w:cs="Times New Roman"/>
+          <w:b/>
+          <w:bCs/>
+          <w:szCs w:val="24"/>
+        </w:rPr>
+      </w:pPr>
+      <w:r>
+        <w:rPr>
+          <w:rFonts w:eastAsia="Times New Roman" w:cs="Times New Roman"/>
+          <w:b/>
+          <w:bCs/>
+          <w:szCs w:val="24"/>
+        </w:rPr>
+        <w:t xml:space="preserve">MDN Web </w:t>
+      </w:r>
+      <w:proofErr w:type="spellStart"/>
+      <w:r>
+        <w:rPr>
+          <w:rFonts w:eastAsia="Times New Roman" w:cs="Times New Roman"/>
+          <w:b/>
+          <w:bCs/>
+          <w:szCs w:val="24"/>
+        </w:rPr>
+        <w:t>Docs</w:t>
+      </w:r>
+      <w:proofErr w:type="spellEnd"/>
+      <w:r>
+        <w:rPr>
+          <w:rFonts w:eastAsia="Times New Roman" w:cs="Times New Roman"/>
+          <w:b/>
+          <w:bCs/>
+          <w:szCs w:val="24"/>
+        </w:rPr>
+        <w:t xml:space="preserve"> - </w:t>
+      </w:r>
+      <w:proofErr w:type="spellStart"/>
+      <w:r>
+        <w:rPr>
+          <w:rFonts w:eastAsia="Times New Roman" w:cs="Times New Roman"/>
+          <w:b/>
+          <w:bCs/>
+          <w:szCs w:val="24"/>
+        </w:rPr>
+        <w:t>Javascript</w:t>
+      </w:r>
+      <w:proofErr w:type="spellEnd"/>
+      <w:r>
+        <w:rPr>
+          <w:rFonts w:eastAsia="Times New Roman" w:cs="Times New Roman"/>
+          <w:b/>
+          <w:bCs/>
+          <w:szCs w:val="24"/>
+        </w:rPr>
+        <w:t xml:space="preserve"> tömb mutáció</w:t>
+      </w:r>
+    </w:p>
+    <w:p>
+      <w:pPr>
+        <w:rPr>
+          <w:rFonts w:eastAsia="Times New Roman" w:cs="Times New Roman"/>
+          <w:szCs w:val="24"/>
+        </w:rPr>
+      </w:pPr>
+      <w:hyperlink r:id="rId15" w:history="1">
+        <w:r>
+          <w:rPr>
+            <w:rStyle w:val="Hiperhivatkozs"/>
+            <w:rFonts w:eastAsia="Times New Roman" w:cs="Times New Roman"/>
+            <w:szCs w:val="24"/>
+          </w:rPr>
+          <w:t>https://developer.mozil</w:t>
+        </w:r>
+        <w:r>
+          <w:rPr>
+            <w:rStyle w:val="Hiperhivatkozs"/>
+            <w:rFonts w:eastAsia="Times New Roman" w:cs="Times New Roman"/>
+            <w:szCs w:val="24"/>
+          </w:rPr>
+          <w:t>l</w:t>
+        </w:r>
+        <w:r>
+          <w:rPr>
+            <w:rStyle w:val="Hiperhivatkozs"/>
+            <w:rFonts w:eastAsia="Times New Roman" w:cs="Times New Roman"/>
+            <w:szCs w:val="24"/>
+          </w:rPr>
+          <w:t>a.org/en-US/docs/Web/JavaScript/Reference/Global_Objects/Array/from</w:t>
+        </w:r>
+      </w:hyperlink>
+    </w:p>
+    <w:p>
+      <w:pPr>
+        <w:rPr>
+          <w:rFonts w:eastAsia="Times New Roman" w:cs="Times New Roman"/>
+          <w:b/>
+          <w:bCs/>
+          <w:szCs w:val="24"/>
+        </w:rPr>
+      </w:pPr>
+      <w:proofErr w:type="spellStart"/>
+      <w:r>
+        <w:rPr>
+          <w:rFonts w:eastAsia="Times New Roman" w:cs="Times New Roman"/>
+          <w:b/>
+          <w:bCs/>
+          <w:szCs w:val="24"/>
+        </w:rPr>
+        <w:t>Nodejs</w:t>
+      </w:r>
+      <w:proofErr w:type="spellEnd"/>
+      <w:r>
+        <w:rPr>
+          <w:rFonts w:eastAsia="Times New Roman" w:cs="Times New Roman"/>
+          <w:b/>
+          <w:bCs/>
+          <w:szCs w:val="24"/>
+        </w:rPr>
+        <w:t xml:space="preserve"> -</w:t>
+      </w:r>
+      <w:r>
+        <w:rPr>
+          <w:rFonts w:eastAsia="Times New Roman" w:cs="Times New Roman"/>
+          <w:b/>
+          <w:bCs/>
+          <w:szCs w:val="24"/>
+        </w:rPr>
+        <w:t xml:space="preserve"> </w:t>
+      </w:r>
+      <w:proofErr w:type="spellStart"/>
+      <w:r>
+        <w:rPr>
+          <w:rFonts w:eastAsia="Times New Roman" w:cs="Times New Roman"/>
+          <w:b/>
+          <w:bCs/>
+          <w:szCs w:val="24"/>
+        </w:rPr>
+        <w:t>Dotenv</w:t>
+      </w:r>
+      <w:proofErr w:type="spellEnd"/>
+    </w:p>
+    <w:p>
+      <w:pPr>
+        <w:rPr>
+          <w:rFonts w:eastAsia="Times New Roman" w:cs="Times New Roman"/>
+          <w:szCs w:val="24"/>
+        </w:rPr>
+      </w:pPr>
+      <w:hyperlink r:id="rId16" w:history="1">
         <w:r>
           <w:rPr>
             <w:rStyle w:val="Hiperhivatkozs"/>
@@ -20040,9 +20306,8 @@
           <w:bCs/>
           <w:szCs w:val="24"/>
         </w:rPr>
-        <w:t>Expo-</w:t>
-      </w:r>
-      <w:proofErr w:type="spellStart"/>
+        <w:t>Expo</w:t>
+      </w:r>
       <w:r>
         <w:rPr>
           <w:rFonts w:eastAsia="Times New Roman" w:cs="Times New Roman"/>
@@ -20050,9 +20315,9 @@
           <w:bCs/>
           <w:szCs w:val="24"/>
         </w:rPr>
-        <w:t>constants</w:t>
-      </w:r>
-      <w:proofErr w:type="spellEnd"/>
+        <w:t xml:space="preserve"> – Expo </w:t>
+      </w:r>
+      <w:proofErr w:type="spellStart"/>
       <w:r>
         <w:rPr>
           <w:rFonts w:eastAsia="Times New Roman" w:cs="Times New Roman"/>
@@ -20060,17 +20325,18 @@
           <w:bCs/>
           <w:szCs w:val="24"/>
         </w:rPr>
-        <w:t xml:space="preserve"> használata</w:t>
-      </w:r>
-    </w:p>
-    <w:p>
-      <w:pPr>
-        <w:rPr>
-          <w:rFonts w:eastAsia="Times New Roman" w:cs="Times New Roman"/>
-          <w:szCs w:val="24"/>
-        </w:rPr>
-      </w:pPr>
-      <w:hyperlink r:id="rId14" w:history="1">
+        <w:t>Constants</w:t>
+      </w:r>
+      <w:proofErr w:type="spellEnd"/>
+    </w:p>
+    <w:p>
+      <w:pPr>
+        <w:rPr>
+          <w:rFonts w:eastAsia="Times New Roman" w:cs="Times New Roman"/>
+          <w:szCs w:val="24"/>
+        </w:rPr>
+      </w:pPr>
+      <w:hyperlink r:id="rId17" w:history="1">
         <w:r>
           <w:rPr>
             <w:rStyle w:val="Hiperhivatkozs"/>
@@ -20097,9 +20363,8 @@
           <w:bCs/>
           <w:szCs w:val="24"/>
         </w:rPr>
-        <w:t xml:space="preserve">React </w:t>
-      </w:r>
-      <w:proofErr w:type="spellStart"/>
+        <w:t>Expo</w:t>
+      </w:r>
       <w:r>
         <w:rPr>
           <w:rFonts w:eastAsia="Times New Roman" w:cs="Times New Roman"/>
@@ -20107,9 +20372,8 @@
           <w:bCs/>
           <w:szCs w:val="24"/>
         </w:rPr>
-        <w:t>Native</w:t>
-      </w:r>
-      <w:proofErr w:type="spellEnd"/>
+        <w:t xml:space="preserve"> -</w:t>
+      </w:r>
       <w:r>
         <w:rPr>
           <w:rFonts w:eastAsia="Times New Roman" w:cs="Times New Roman"/>
@@ -20117,24 +20381,35 @@
           <w:bCs/>
           <w:szCs w:val="24"/>
         </w:rPr>
-        <w:t xml:space="preserve"> naptár csomag</w:t>
-      </w:r>
-    </w:p>
-    <w:p>
-      <w:pPr>
-        <w:rPr>
-          <w:rFonts w:eastAsia="Times New Roman" w:cs="Times New Roman"/>
-          <w:szCs w:val="24"/>
-        </w:rPr>
-      </w:pPr>
-      <w:hyperlink r:id="rId15" w:history="1">
+        <w:t xml:space="preserve"> </w:t>
+      </w:r>
+      <w:proofErr w:type="spellStart"/>
+      <w:r>
+        <w:rPr>
+          <w:rFonts w:eastAsia="Times New Roman" w:cs="Times New Roman"/>
+          <w:b/>
+          <w:bCs/>
+          <w:szCs w:val="24"/>
+        </w:rPr>
+        <w:t>Build</w:t>
+      </w:r>
+      <w:proofErr w:type="spellEnd"/>
+    </w:p>
+    <w:p>
+      <w:pPr>
+        <w:rPr>
+          <w:rFonts w:eastAsia="Times New Roman" w:cs="Times New Roman"/>
+          <w:szCs w:val="24"/>
+        </w:rPr>
+      </w:pPr>
+      <w:hyperlink r:id="rId18" w:history="1">
         <w:r>
           <w:rPr>
             <w:rStyle w:val="Hiperhivatkozs"/>
             <w:rFonts w:eastAsia="Times New Roman" w:cs="Times New Roman"/>
             <w:szCs w:val="24"/>
           </w:rPr>
-          <w:t>https://www.npmjs.com/package/react-native-calendars</w:t>
+          <w:t>https://docs.expo.dev/build/introduction/</w:t>
         </w:r>
       </w:hyperlink>
     </w:p>
@@ -20154,9 +20429,8 @@
           <w:bCs/>
           <w:szCs w:val="24"/>
         </w:rPr>
-        <w:t xml:space="preserve">React </w:t>
-      </w:r>
-      <w:proofErr w:type="spellStart"/>
+        <w:t>Ionicons</w:t>
+      </w:r>
       <w:r>
         <w:rPr>
           <w:rFonts w:eastAsia="Times New Roman" w:cs="Times New Roman"/>
@@ -20164,9 +20438,8 @@
           <w:bCs/>
           <w:szCs w:val="24"/>
         </w:rPr>
-        <w:t>Native</w:t>
-      </w:r>
-      <w:proofErr w:type="spellEnd"/>
+        <w:t xml:space="preserve"> -</w:t>
+      </w:r>
       <w:r>
         <w:rPr>
           <w:rFonts w:eastAsia="Times New Roman" w:cs="Times New Roman"/>
@@ -20174,54 +20447,28 @@
           <w:bCs/>
           <w:szCs w:val="24"/>
         </w:rPr>
-        <w:t xml:space="preserve"> navigáció</w:t>
-      </w:r>
-    </w:p>
-    <w:p>
-      <w:pPr>
-        <w:rPr>
-          <w:rFonts w:eastAsia="Times New Roman" w:cs="Times New Roman"/>
-          <w:szCs w:val="24"/>
-        </w:rPr>
-      </w:pPr>
-      <w:hyperlink r:id="rId16" w:history="1">
-        <w:r>
-          <w:rPr>
-            <w:rStyle w:val="Hiperhivatkozs"/>
-            <w:rFonts w:eastAsia="Times New Roman" w:cs="Times New Roman"/>
-            <w:szCs w:val="24"/>
-          </w:rPr>
-          <w:t>https://reactnavigation.org/docs/bottom-tab-navigator/</w:t>
-        </w:r>
-      </w:hyperlink>
-    </w:p>
-    <w:p>
-      <w:pPr>
+        <w:t xml:space="preserve"> </w:t>
+      </w:r>
+      <w:proofErr w:type="spellStart"/>
+      <w:r>
         <w:rPr>
           <w:rFonts w:eastAsia="Times New Roman" w:cs="Times New Roman"/>
           <w:b/>
           <w:bCs/>
           <w:szCs w:val="24"/>
         </w:rPr>
-      </w:pPr>
-      <w:r>
-        <w:rPr>
-          <w:rFonts w:eastAsia="Times New Roman" w:cs="Times New Roman"/>
-          <w:b/>
-          <w:bCs/>
-          <w:szCs w:val="24"/>
-        </w:rPr>
-        <w:t>Ionicons ikonok</w:t>
-      </w:r>
-    </w:p>
-    <w:p>
-      <w:pPr>
-        <w:rPr>
-          <w:rFonts w:eastAsia="Times New Roman" w:cs="Times New Roman"/>
-          <w:szCs w:val="24"/>
-        </w:rPr>
-      </w:pPr>
-      <w:hyperlink r:id="rId17" w:history="1">
+        <w:t>Icons</w:t>
+      </w:r>
+      <w:proofErr w:type="spellEnd"/>
+    </w:p>
+    <w:p>
+      <w:pPr>
+        <w:rPr>
+          <w:rFonts w:eastAsia="Times New Roman" w:cs="Times New Roman"/>
+          <w:szCs w:val="24"/>
+        </w:rPr>
+      </w:pPr>
+      <w:hyperlink r:id="rId19" w:history="1">
         <w:r>
           <w:rPr>
             <w:rStyle w:val="Hiperhivatkozs"/>
@@ -20241,6 +20488,7 @@
           <w:szCs w:val="24"/>
         </w:rPr>
       </w:pPr>
+      <w:proofErr w:type="spellStart"/>
       <w:r>
         <w:rPr>
           <w:rFonts w:eastAsia="Times New Roman" w:cs="Times New Roman"/>
@@ -20248,102 +20496,9 @@
           <w:bCs/>
           <w:szCs w:val="24"/>
         </w:rPr>
-        <w:t>Email küldő szolgáltatás</w:t>
-      </w:r>
-    </w:p>
-    <w:p>
-      <w:pPr>
-        <w:rPr>
-          <w:rFonts w:eastAsia="Times New Roman" w:cs="Times New Roman"/>
-          <w:szCs w:val="24"/>
-        </w:rPr>
-      </w:pPr>
-      <w:hyperlink r:id="rId18" w:history="1">
-        <w:r>
-          <w:rPr>
-            <w:rStyle w:val="Hiperhivatkozs"/>
-            <w:rFonts w:eastAsia="Times New Roman" w:cs="Times New Roman"/>
-            <w:szCs w:val="24"/>
-          </w:rPr>
-          <w:t>https://nodemailer.com/</w:t>
-        </w:r>
-      </w:hyperlink>
-    </w:p>
-    <w:p>
-      <w:pPr>
-        <w:rPr>
-          <w:rFonts w:eastAsia="Times New Roman" w:cs="Times New Roman"/>
-          <w:b/>
-          <w:bCs/>
-          <w:szCs w:val="24"/>
-        </w:rPr>
-      </w:pPr>
-      <w:r>
-        <w:rPr>
-          <w:rFonts w:eastAsia="Times New Roman" w:cs="Times New Roman"/>
-          <w:b/>
-          <w:bCs/>
-          <w:szCs w:val="24"/>
-        </w:rPr>
-        <w:t>Expo projekt összeépítése telepíthető csomaggá</w:t>
-      </w:r>
-    </w:p>
-    <w:p>
-      <w:pPr>
-        <w:rPr>
-          <w:rFonts w:eastAsia="Times New Roman" w:cs="Times New Roman"/>
-          <w:szCs w:val="24"/>
-        </w:rPr>
-      </w:pPr>
-      <w:hyperlink r:id="rId19" w:history="1">
-        <w:r>
-          <w:rPr>
-            <w:rStyle w:val="Hiperhivatkozs"/>
-            <w:rFonts w:eastAsia="Times New Roman" w:cs="Times New Roman"/>
-            <w:szCs w:val="24"/>
-          </w:rPr>
-          <w:t>https://docs.expo.dev/build/introduction/</w:t>
-        </w:r>
-      </w:hyperlink>
-    </w:p>
-    <w:p>
-      <w:pPr>
-        <w:rPr>
-          <w:rFonts w:eastAsia="Times New Roman" w:cs="Times New Roman"/>
-          <w:b/>
-          <w:bCs/>
-          <w:szCs w:val="24"/>
-        </w:rPr>
-      </w:pPr>
-      <w:r>
-        <w:rPr>
-          <w:rFonts w:eastAsia="Times New Roman" w:cs="Times New Roman"/>
-          <w:b/>
-          <w:bCs/>
-          <w:szCs w:val="24"/>
-        </w:rPr>
-        <w:t xml:space="preserve">React </w:t>
-      </w:r>
-      <w:proofErr w:type="spellStart"/>
-      <w:r>
-        <w:rPr>
-          <w:rFonts w:eastAsia="Times New Roman" w:cs="Times New Roman"/>
-          <w:b/>
-          <w:bCs/>
-          <w:szCs w:val="24"/>
-        </w:rPr>
-        <w:t>Native</w:t>
+        <w:t>Nodemailer</w:t>
       </w:r>
       <w:proofErr w:type="spellEnd"/>
-      <w:r>
-        <w:rPr>
-          <w:rFonts w:eastAsia="Times New Roman" w:cs="Times New Roman"/>
-          <w:b/>
-          <w:bCs/>
-          <w:szCs w:val="24"/>
-        </w:rPr>
-        <w:t xml:space="preserve"> kontextus használata</w:t>
-      </w:r>
     </w:p>
     <w:p>
       <w:pPr>
@@ -20359,7 +20514,23 @@
             <w:rFonts w:eastAsia="Times New Roman" w:cs="Times New Roman"/>
             <w:szCs w:val="24"/>
           </w:rPr>
-          <w:t>https://react.dev/reference/react/createContext</w:t>
+          <w:t>https://nodema</w:t>
+        </w:r>
+        <w:r>
+          <w:rPr>
+            <w:rStyle w:val="Hiperhivatkozs"/>
+            <w:rFonts w:eastAsia="Times New Roman" w:cs="Times New Roman"/>
+            <w:szCs w:val="24"/>
+          </w:rPr>
+          <w:t>i</w:t>
+        </w:r>
+        <w:r>
+          <w:rPr>
+            <w:rStyle w:val="Hiperhivatkozs"/>
+            <w:rFonts w:eastAsia="Times New Roman" w:cs="Times New Roman"/>
+            <w:szCs w:val="24"/>
+          </w:rPr>
+          <w:t>ler.com/</w:t>
         </w:r>
       </w:hyperlink>
     </w:p>
@@ -24153,7 +24324,7 @@
     <w:autoRedefine/>
     <w:uiPriority w:val="39"/>
     <w:unhideWhenUsed/>
-    <w:rsid w:val="003F4C8E"/>
+    <w:rsid w:val="00BC797F"/>
     <w:pPr>
       <w:tabs>
         <w:tab w:val="right" w:leader="dot" w:pos="9019"/>
@@ -24168,10 +24339,13 @@
     <w:autoRedefine/>
     <w:uiPriority w:val="39"/>
     <w:unhideWhenUsed/>
-    <w:rsid w:val="00FA1180"/>
+    <w:rsid w:val="00BC797F"/>
     <w:pPr>
-      <w:spacing w:after="100"/>
-      <w:ind w:left="440"/>
+      <w:tabs>
+        <w:tab w:val="right" w:leader="dot" w:pos="9019"/>
+      </w:tabs>
+      <w:spacing w:after="100" w:line="240" w:lineRule="auto"/>
+      <w:ind w:left="442"/>
     </w:pPr>
   </w:style>
   <w:style w:type="paragraph" w:styleId="TJ2">
@@ -24278,6 +24452,18 @@
       <w:b/>
       <w:sz w:val="28"/>
       <w:szCs w:val="28"/>
+    </w:rPr>
+  </w:style>
+  <w:style w:type="character" w:styleId="Mrltotthiperhivatkozs">
+    <w:name w:val="FollowedHyperlink"/>
+    <w:basedOn w:val="Bekezdsalapbettpusa"/>
+    <w:uiPriority w:val="99"/>
+    <w:semiHidden/>
+    <w:unhideWhenUsed/>
+    <w:rsid w:val="009F5D06"/>
+    <w:rPr>
+      <w:color w:val="800080" w:themeColor="followedHyperlink"/>
+      <w:u w:val="single"/>
     </w:rPr>
   </w:style>
 </w:styles>
